--- a/Relatorio_FitMap.docx
+++ b/Relatorio_FitMap.docx
@@ -1,6 +1,6 @@
 
 <file path=word/document.xml><?xml version="1.0" encoding="utf-8"?>
-<w:document xmlns:wpc="http://schemas.microsoft.com/office/word/2010/wordprocessingCanvas" xmlns:cx="http://schemas.microsoft.com/office/drawing/2014/chartex" xmlns:cx1="http://schemas.microsoft.com/office/drawing/2015/9/8/chartex" xmlns:cx2="http://schemas.microsoft.com/office/drawing/2015/10/21/chartex" xmlns:cx3="http://schemas.microsoft.com/office/drawing/2016/5/9/chartex" xmlns:cx4="http://schemas.microsoft.com/office/drawing/2016/5/10/chartex" xmlns:cx5="http://schemas.microsoft.com/office/drawing/2016/5/11/chartex" xmlns:cx6="http://schemas.microsoft.com/office/drawing/2016/5/12/chartex" xmlns:cx7="http://schemas.microsoft.com/office/drawing/2016/5/13/chartex" xmlns:cx8="http://schemas.microsoft.com/office/drawing/2016/5/14/chartex" xmlns:mc="http://schemas.openxmlformats.org/markup-compatibility/2006" xmlns:aink="http://schemas.microsoft.com/office/drawing/2016/ink" xmlns:am3d="http://schemas.microsoft.com/office/drawing/2017/model3d" xmlns:o="urn:schemas-microsoft-com:office:office" xmlns:oel="http://schemas.microsoft.com/office/2019/extlst" xmlns:r="http://schemas.openxmlformats.org/officeDocument/2006/relationships" xmlns:m="http://schemas.openxmlformats.org/officeDocument/2006/math" xmlns:v="urn:schemas-microsoft-com:vml" xmlns:wp14="http://schemas.microsoft.com/office/word/2010/wordprocessingDrawing" xmlns:wp="http://schemas.openxmlformats.org/drawingml/2006/wordprocessingDrawing" xmlns:w10="urn:schemas-microsoft-com:office:word" xmlns:w="http://schemas.openxmlformats.org/wordprocessingml/2006/main" xmlns:w14="http://schemas.microsoft.com/office/word/2010/wordml" xmlns:w15="http://schemas.microsoft.com/office/word/2012/wordml" xmlns:w16cex="http://schemas.microsoft.com/office/word/2018/wordml/cex" xmlns:w16cid="http://schemas.microsoft.com/office/word/2016/wordml/cid" xmlns:w16="http://schemas.microsoft.com/office/word/2018/wordml" xmlns:w16sdtdh="http://schemas.microsoft.com/office/word/2020/wordml/sdtdatahash" xmlns:w16se="http://schemas.microsoft.com/office/word/2015/wordml/symex" xmlns:wpg="http://schemas.microsoft.com/office/word/2010/wordprocessingGroup" xmlns:wpi="http://schemas.microsoft.com/office/word/2010/wordprocessingInk" xmlns:wne="http://schemas.microsoft.com/office/word/2006/wordml" xmlns:wps="http://schemas.microsoft.com/office/word/2010/wordprocessingShape" mc:Ignorable="w14 w15 w16se w16cid w16 w16cex w16sdtdh wp14">
+<w:document xmlns:wpc="http://schemas.microsoft.com/office/word/2010/wordprocessingCanvas" xmlns:cx="http://schemas.microsoft.com/office/drawing/2014/chartex" xmlns:cx1="http://schemas.microsoft.com/office/drawing/2015/9/8/chartex" xmlns:cx2="http://schemas.microsoft.com/office/drawing/2015/10/21/chartex" xmlns:cx3="http://schemas.microsoft.com/office/drawing/2016/5/9/chartex" xmlns:cx4="http://schemas.microsoft.com/office/drawing/2016/5/10/chartex" xmlns:cx5="http://schemas.microsoft.com/office/drawing/2016/5/11/chartex" xmlns:cx6="http://schemas.microsoft.com/office/drawing/2016/5/12/chartex" xmlns:cx7="http://schemas.microsoft.com/office/drawing/2016/5/13/chartex" xmlns:cx8="http://schemas.microsoft.com/office/drawing/2016/5/14/chartex" xmlns:mc="http://schemas.openxmlformats.org/markup-compatibility/2006" xmlns:aink="http://schemas.microsoft.com/office/drawing/2016/ink" xmlns:am3d="http://schemas.microsoft.com/office/drawing/2017/model3d" xmlns:o="urn:schemas-microsoft-com:office:office" xmlns:oel="http://schemas.microsoft.com/office/2019/extlst" xmlns:r="http://schemas.openxmlformats.org/officeDocument/2006/relationships" xmlns:m="http://schemas.openxmlformats.org/officeDocument/2006/math" xmlns:v="urn:schemas-microsoft-com:vml" xmlns:wp14="http://schemas.microsoft.com/office/word/2010/wordprocessingDrawing" xmlns:wp="http://schemas.openxmlformats.org/drawingml/2006/wordprocessingDrawing" xmlns:w10="urn:schemas-microsoft-com:office:word" xmlns:w="http://schemas.openxmlformats.org/wordprocessingml/2006/main" xmlns:w14="http://schemas.microsoft.com/office/word/2010/wordml" xmlns:w15="http://schemas.microsoft.com/office/word/2012/wordml" xmlns:w16cex="http://schemas.microsoft.com/office/word/2018/wordml/cex" xmlns:w16cid="http://schemas.microsoft.com/office/word/2016/wordml/cid" xmlns:w16="http://schemas.microsoft.com/office/word/2018/wordml" xmlns:w16du="http://schemas.microsoft.com/office/word/2023/wordml/word16du" xmlns:w16sdtdh="http://schemas.microsoft.com/office/word/2020/wordml/sdtdatahash" xmlns:w16sdtfl="http://schemas.microsoft.com/office/word/2024/wordml/sdtformatlock" xmlns:w16se="http://schemas.microsoft.com/office/word/2015/wordml/symex" xmlns:wpg="http://schemas.microsoft.com/office/word/2010/wordprocessingGroup" xmlns:wpi="http://schemas.microsoft.com/office/word/2010/wordprocessingInk" xmlns:wne="http://schemas.microsoft.com/office/word/2006/wordml" xmlns:wps="http://schemas.microsoft.com/office/word/2010/wordprocessingShape" mc:Ignorable="w14 w15 w16se w16cid w16 w16cex w16sdtdh w16sdtfl w16du wp14">
   <w:body>
     <w:p>
       <w:pPr>
@@ -170,20 +170,51 @@
         </w:rPr>
         <w:t>[Licenciatura / Mestrado em ...]</w:t>
       </w:r>
-      <w:r>
-        <w:rPr>
-          <w:rFonts w:cs="Arial"/>
-          <w:color w:val="000000" w:themeColor="text1"/>
+    </w:p>
+    <w:p>
+      <w:pPr>
+        <w:jc w:val="both"/>
+        <w:rPr>
+          <w:rFonts w:cs="Arial"/>
+          <w:sz w:val="20"/>
+          <w:szCs w:val="20"/>
+        </w:rPr>
+      </w:pPr>
+    </w:p>
+    <w:p>
+      <w:pPr>
+        <w:jc w:val="center"/>
+        <w:rPr>
+          <w:rFonts w:cs="Arial"/>
           <w:sz w:val="28"/>
           <w:szCs w:val="28"/>
         </w:rPr>
-      </w:r>
+      </w:pPr>
       <w:r>
         <w:rPr>
           <w:rFonts w:cs="Arial"/>
           <w:sz w:val="28"/>
           <w:szCs w:val="28"/>
         </w:rPr>
+        <w:t>[Nome do(s) Autor(es</w:t>
+      </w:r>
+      <w:proofErr w:type="gramStart"/>
+      <w:r>
+        <w:rPr>
+          <w:rFonts w:cs="Arial"/>
+          <w:sz w:val="28"/>
+          <w:szCs w:val="28"/>
+        </w:rPr>
+        <w:t>)]  [</w:t>
+      </w:r>
+      <w:proofErr w:type="gramEnd"/>
+      <w:r>
+        <w:rPr>
+          <w:rFonts w:cs="Arial"/>
+          <w:sz w:val="28"/>
+          <w:szCs w:val="28"/>
+        </w:rPr>
+        <w:t>Nº Mecanográfico]</w:t>
       </w:r>
     </w:p>
     <w:p>
@@ -198,38 +229,6 @@
     </w:p>
     <w:p>
       <w:pPr>
-        <w:jc w:val="center"/>
-        <w:rPr>
-          <w:rFonts w:cs="Arial"/>
-          <w:sz w:val="28"/>
-          <w:szCs w:val="28"/>
-        </w:rPr>
-      </w:pPr>
-      <w:r>
-        <w:rPr>
-          <w:rFonts w:cs="Arial"/>
-          <w:sz w:val="28"/>
-          <w:szCs w:val="28"/>
-        </w:rPr>
-        <w:t>[Nome do(s) Autor(es)]  [Nº Mecanográfico]</w:t>
-      </w:r>
-      <w:r>
-        <w:rPr>
-          <w:rFonts w:cs="Arial"/>
-          <w:sz w:val="28"/>
-          <w:szCs w:val="28"/>
-        </w:rPr>
-      </w:r>
-      <w:r>
-        <w:rPr>
-          <w:rFonts w:cs="Arial"/>
-          <w:sz w:val="28"/>
-          <w:szCs w:val="28"/>
-        </w:rPr>
-      </w:r>
-    </w:p>
-    <w:p>
-      <w:pPr>
         <w:jc w:val="both"/>
         <w:rPr>
           <w:rFonts w:cs="Arial"/>
@@ -300,6 +299,25 @@
     </w:p>
     <w:p>
       <w:pPr>
+        <w:jc w:val="center"/>
+        <w:rPr>
+          <w:rFonts w:cs="Arial"/>
+          <w:sz w:val="24"/>
+          <w:szCs w:val="20"/>
+        </w:rPr>
+      </w:pPr>
+      <w:r>
+        <w:rPr>
+          <w:rFonts w:cs="Arial"/>
+          <w:sz w:val="24"/>
+          <w:szCs w:val="20"/>
+        </w:rPr>
+        <w:t>Águeda | maio de 2026</w:t>
+      </w:r>
+    </w:p>
+    <w:p>
+      <w:pPr>
+        <w:spacing w:after="240"/>
         <w:jc w:val="both"/>
         <w:rPr>
           <w:rFonts w:cs="Arial"/>
@@ -314,74 +332,6 @@
         <w:rPr>
           <w:rFonts w:cs="Arial"/>
           <w:sz w:val="24"/>
-          <w:szCs w:val="20"/>
-        </w:rPr>
-      </w:pPr>
-      <w:r>
-        <w:rPr>
-          <w:rFonts w:cs="Arial"/>
-          <w:sz w:val="24"/>
-          <w:szCs w:val="20"/>
-        </w:rPr>
-        <w:t>Águeda | maio de 2026</w:t>
-      </w:r>
-      <w:r>
-        <w:rPr>
-          <w:rFonts w:cs="Arial"/>
-          <w:sz w:val="24"/>
-          <w:szCs w:val="20"/>
-        </w:rPr>
-      </w:r>
-      <w:proofErr w:type="spellStart"/>
-      <w:r>
-        <w:rPr>
-          <w:rFonts w:cs="Arial"/>
-          <w:sz w:val="24"/>
-          <w:szCs w:val="20"/>
-        </w:rPr>
-      </w:r>
-      <w:proofErr w:type="spellEnd"/>
-      <w:r>
-        <w:rPr>
-          <w:rFonts w:cs="Arial"/>
-          <w:sz w:val="24"/>
-          <w:szCs w:val="20"/>
-        </w:rPr>
-      </w:r>
-      <w:proofErr w:type="spellStart"/>
-      <w:r>
-        <w:rPr>
-          <w:rFonts w:cs="Arial"/>
-          <w:sz w:val="24"/>
-          <w:szCs w:val="20"/>
-        </w:rPr>
-      </w:r>
-      <w:proofErr w:type="spellEnd"/>
-      <w:r>
-        <w:rPr>
-          <w:rFonts w:cs="Arial"/>
-          <w:sz w:val="24"/>
-          <w:szCs w:val="20"/>
-        </w:rPr>
-      </w:r>
-    </w:p>
-    <w:p>
-      <w:pPr>
-        <w:spacing w:after="240"/>
-        <w:jc w:val="both"/>
-        <w:rPr>
-          <w:rFonts w:cs="Arial"/>
-          <w:sz w:val="20"/>
-          <w:szCs w:val="20"/>
-        </w:rPr>
-      </w:pPr>
-    </w:p>
-    <w:p>
-      <w:pPr>
-        <w:jc w:val="center"/>
-        <w:rPr>
-          <w:rFonts w:cs="Arial"/>
-          <w:sz w:val="24"/>
           <w:szCs w:val="24"/>
         </w:rPr>
       </w:pPr>
@@ -389,7 +339,6 @@
         <w:rPr>
           <w:noProof/>
         </w:rPr>
-        <w:lastRenderedPageBreak/>
         <w:drawing>
           <wp:inline distT="0" distB="0" distL="0" distR="0" wp14:anchorId="399962BA" wp14:editId="744F1853">
             <wp:extent cx="5579745" cy="1126490"/>
@@ -524,20 +473,51 @@
         </w:rPr>
         <w:t>[Licenciatura / Mestrado em ...]</w:t>
       </w:r>
-      <w:r>
-        <w:rPr>
-          <w:rFonts w:cs="Arial"/>
-          <w:color w:val="000000" w:themeColor="text1"/>
+    </w:p>
+    <w:p>
+      <w:pPr>
+        <w:jc w:val="both"/>
+        <w:rPr>
+          <w:rFonts w:cs="Arial"/>
+          <w:sz w:val="20"/>
+          <w:szCs w:val="20"/>
+        </w:rPr>
+      </w:pPr>
+    </w:p>
+    <w:p>
+      <w:pPr>
+        <w:jc w:val="center"/>
+        <w:rPr>
+          <w:rFonts w:cs="Arial"/>
           <w:sz w:val="28"/>
           <w:szCs w:val="28"/>
         </w:rPr>
-      </w:r>
+      </w:pPr>
       <w:r>
         <w:rPr>
           <w:rFonts w:cs="Arial"/>
           <w:sz w:val="28"/>
           <w:szCs w:val="28"/>
         </w:rPr>
+        <w:t>[Nome do(s) Autor(es</w:t>
+      </w:r>
+      <w:proofErr w:type="gramStart"/>
+      <w:r>
+        <w:rPr>
+          <w:rFonts w:cs="Arial"/>
+          <w:sz w:val="28"/>
+          <w:szCs w:val="28"/>
+        </w:rPr>
+        <w:t>)]  [</w:t>
+      </w:r>
+      <w:proofErr w:type="gramEnd"/>
+      <w:r>
+        <w:rPr>
+          <w:rFonts w:cs="Arial"/>
+          <w:sz w:val="28"/>
+          <w:szCs w:val="28"/>
+        </w:rPr>
+        <w:t>Nº Mecanográfico]</w:t>
       </w:r>
     </w:p>
     <w:p>
@@ -565,22 +545,18 @@
           <w:sz w:val="28"/>
           <w:szCs w:val="28"/>
         </w:rPr>
-        <w:t>[Nome do(s) Autor(es)]  [Nº Mecanográfico]</w:t>
-      </w:r>
-      <w:r>
+        <w:t>Docente responsável: [Docente Responsável]</w:t>
+      </w:r>
+    </w:p>
+    <w:p>
+      <w:pPr>
+        <w:jc w:val="both"/>
         <w:rPr>
           <w:rFonts w:cs="Arial"/>
           <w:sz w:val="28"/>
           <w:szCs w:val="28"/>
         </w:rPr>
-      </w:r>
-      <w:r>
-        <w:rPr>
-          <w:rFonts w:cs="Arial"/>
-          <w:sz w:val="28"/>
-          <w:szCs w:val="28"/>
-        </w:rPr>
-      </w:r>
+      </w:pPr>
     </w:p>
     <w:p>
       <w:pPr>
@@ -594,71 +570,6 @@
     </w:p>
     <w:p>
       <w:pPr>
-        <w:jc w:val="center"/>
-        <w:rPr>
-          <w:rFonts w:cs="Arial"/>
-          <w:sz w:val="28"/>
-          <w:szCs w:val="28"/>
-        </w:rPr>
-      </w:pPr>
-      <w:r>
-        <w:rPr>
-          <w:rFonts w:cs="Arial"/>
-          <w:sz w:val="28"/>
-          <w:szCs w:val="28"/>
-        </w:rPr>
-        <w:t>Docente responsável: [Docente Responsável]</w:t>
-      </w:r>
-      <w:proofErr w:type="spellStart"/>
-      <w:r>
-        <w:rPr>
-          <w:rFonts w:cs="Arial"/>
-          <w:sz w:val="28"/>
-          <w:szCs w:val="28"/>
-        </w:rPr>
-      </w:r>
-      <w:r>
-        <w:rPr>
-          <w:rFonts w:cs="Arial"/>
-          <w:sz w:val="28"/>
-          <w:szCs w:val="28"/>
-        </w:rPr>
-      </w:r>
-      <w:proofErr w:type="spellEnd"/>
-      <w:r>
-        <w:rPr>
-          <w:rFonts w:cs="Arial"/>
-          <w:sz w:val="28"/>
-          <w:szCs w:val="28"/>
-        </w:rPr>
-      </w:r>
-      <w:r>
-        <w:rPr>
-          <w:rFonts w:cs="Arial"/>
-          <w:sz w:val="28"/>
-          <w:szCs w:val="28"/>
-        </w:rPr>
-      </w:r>
-      <w:r>
-        <w:rPr>
-          <w:rFonts w:cs="Arial"/>
-          <w:sz w:val="28"/>
-          <w:szCs w:val="28"/>
-        </w:rPr>
-      </w:r>
-    </w:p>
-    <w:p>
-      <w:pPr>
-        <w:jc w:val="both"/>
-        <w:rPr>
-          <w:rFonts w:cs="Arial"/>
-          <w:sz w:val="28"/>
-          <w:szCs w:val="28"/>
-        </w:rPr>
-      </w:pPr>
-    </w:p>
-    <w:p>
-      <w:pPr>
         <w:jc w:val="both"/>
         <w:rPr>
           <w:rFonts w:cs="Arial"/>
@@ -689,16 +600,6 @@
     </w:p>
     <w:p>
       <w:pPr>
-        <w:jc w:val="both"/>
-        <w:rPr>
-          <w:rFonts w:cs="Arial"/>
-          <w:sz w:val="20"/>
-          <w:szCs w:val="20"/>
-        </w:rPr>
-      </w:pPr>
-    </w:p>
-    <w:p>
-      <w:pPr>
         <w:jc w:val="center"/>
         <w:rPr>
           <w:rFonts w:cs="Arial"/>
@@ -713,38 +614,6 @@
           <w:szCs w:val="20"/>
         </w:rPr>
         <w:t>Águeda | maio de 2026</w:t>
-      </w:r>
-      <w:proofErr w:type="spellStart"/>
-      <w:r>
-        <w:rPr>
-          <w:rFonts w:cs="Arial"/>
-          <w:sz w:val="24"/>
-          <w:szCs w:val="20"/>
-        </w:rPr>
-      </w:r>
-      <w:proofErr w:type="spellEnd"/>
-      <w:r>
-        <w:rPr>
-          <w:rFonts w:cs="Arial"/>
-          <w:sz w:val="24"/>
-          <w:szCs w:val="20"/>
-        </w:rPr>
-      </w:r>
-      <w:proofErr w:type="spellStart"/>
-      <w:r>
-        <w:rPr>
-          <w:rFonts w:cs="Arial"/>
-          <w:sz w:val="24"/>
-          <w:szCs w:val="20"/>
-        </w:rPr>
-      </w:r>
-      <w:proofErr w:type="spellEnd"/>
-      <w:r>
-        <w:rPr>
-          <w:rFonts w:cs="Arial"/>
-          <w:sz w:val="24"/>
-          <w:szCs w:val="20"/>
-        </w:rPr>
       </w:r>
     </w:p>
     <w:p>
@@ -855,27 +724,6 @@
     </w:p>
     <w:p>
       <w:pPr>
-        <w:spacing w:after="240"/>
-        <w:jc w:val="both"/>
-        <w:rPr>
-          <w:rFonts w:cs="Arial"/>
-          <w:sz w:val="20"/>
-          <w:szCs w:val="20"/>
-          <w:highlight w:val="yellow"/>
-        </w:rPr>
-      </w:pPr>
-      <w:r>
-        <w:rPr>
-          <w:rFonts w:cs="Arial"/>
-          <w:sz w:val="20"/>
-          <w:szCs w:val="20"/>
-          <w:highlight w:val="yellow"/>
-        </w:rPr>
-        <w:t>Deve apresentar-se uma síntese do trabalho elaborado, destacando os objetivos, os aspetos de maior relevância e as principais conclusões, de uma forma concisa, direta e precisa, permitindo que qualquer leitor conheça o essencial do conteúdo do trabalho, sem necessitar de consultar o restante texto.</w:t>
-      </w:r>
-    </w:p>
-    <w:p>
-      <w:pPr>
         <w:jc w:val="both"/>
         <w:rPr>
           <w:rFonts w:ascii="Calibri" w:eastAsia="Calibri" w:hAnsi="Calibri" w:cs="Calibri"/>
@@ -892,17 +740,7 @@
           <w:highlight w:val="cyan"/>
         </w:rPr>
         <w:t>O presente relatório documenta o desenvolvimento do FitMap, uma plataforma WebSIG concebida para a descoberta interativa de instalações desportivas em Portugal. O sistema integra dados abertos do projeto OpenStreetMap, agregando mais de três mil instalações reais — ginásios, piscinas, centros desportivos, estúdios de dança, dojos de artes marciais e infraestruturas de escalada — todas georreferenciadas e pesquisáveis através de critérios espaciais e tipológicos.</w:t>
-        <w:br/>
-        <w:br/>
-        <w:t>A solução foi construída sobre um stack open-source que conjuga três pilares tecnológicos centrais do programa curricular: bases de dados espaciais (índices 2dsphere do MongoDB com operadores $geoNear e $geoWithin), bases de dados NoSQL (modelo documental e Aggregation Framework com $facet, $unwind, $group) e tecnologias Web (FastAPI no backend e Leaflet no frontend). A interatividade espacial inclui pesquisa por proximidade com auto-expansão de raio, seleção de áreas por polígono desenhado pelo utilizador e cálculo de rotas multi-modal (carro, pé e bicicleta) integrado via Open Source Routing Machine.</w:t>
-        <w:br/>
-        <w:br/>
-        <w:t>Os resultados demonstram a viabilidade de construir aplicações WebSIG funcionais sobre dados abertos, com tempos de resposta inferiores a 100 ms em queries geoespaciais sobre milhares de pontos, e ilustram o potencial do MongoDB como base de dados única para combinar persistência documental e operações geoespaciais avançadas, sem recurso a SGBD relacional com extensão espacial.</w:t>
-        <w:br/>
-        <w:br/>
-        <w:t>Palavras-chave: WebSIG, MongoDB, índice 2dsphere, $geoNear, OpenStreetMap, FastAPI, Leaflet, OSRM, instalações desportivas.</w:t>
-      </w:r>
-      <w:proofErr w:type="spellStart"/>
+      </w:r>
       <w:r>
         <w:rPr>
           <w:rFonts w:ascii="Calibri" w:eastAsia="Calibri" w:hAnsi="Calibri" w:cs="Calibri"/>
@@ -910,8 +748,8 @@
           <w:iCs/>
           <w:highlight w:val="cyan"/>
         </w:rPr>
-      </w:r>
-      <w:proofErr w:type="spellEnd"/>
+        <w:br/>
+      </w:r>
       <w:r>
         <w:rPr>
           <w:rFonts w:ascii="Calibri" w:eastAsia="Calibri" w:hAnsi="Calibri" w:cs="Calibri"/>
@@ -919,13 +757,66 @@
           <w:iCs/>
           <w:highlight w:val="cyan"/>
         </w:rPr>
+        <w:br/>
+        <w:t>A solução foi construída sobre um stack open-source que conjuga três pilares tecnológicos centrais do programa curricular: bases de dados espaciais (índices 2dsphere do MongoDB com operadores $geoNear e $geoWithin), bases de dados NoSQL (modelo documental e Aggregation Framework com $facet, $unwind, $group) e tecnologias Web (FastAPI no backend e Leaflet no frontend). A interatividade espacial inclui pesquisa por proximidade com auto-expansão de raio, seleção de áreas por polígono desenhado pelo utilizador e cálculo de rotas multi-modal (carro, pé e bicicleta) integrado via Open Source Routing Machine.</w:t>
       </w:r>
       <w:r>
         <w:rPr>
           <w:rFonts w:ascii="Calibri" w:eastAsia="Calibri" w:hAnsi="Calibri" w:cs="Calibri"/>
           <w:i/>
           <w:iCs/>
-        </w:rPr>
+          <w:highlight w:val="cyan"/>
+        </w:rPr>
+        <w:br/>
+      </w:r>
+      <w:r>
+        <w:rPr>
+          <w:rFonts w:ascii="Calibri" w:eastAsia="Calibri" w:hAnsi="Calibri" w:cs="Calibri"/>
+          <w:i/>
+          <w:iCs/>
+          <w:highlight w:val="cyan"/>
+        </w:rPr>
+        <w:br/>
+        <w:t>Os resultados demonstram a viabilidade de construir aplicações WebSIG funcionais sobre dados abertos, com tempos de resposta inferiores a 100 ms em queries geoespaciais sobre milhares de pontos, e ilustram o potencial do MongoDB como base de dados única para combinar persistência documental e operações geoespaciais avançadas, sem recurso a SGBD relacional com extensão espacial.</w:t>
+      </w:r>
+      <w:r>
+        <w:rPr>
+          <w:rFonts w:ascii="Calibri" w:eastAsia="Calibri" w:hAnsi="Calibri" w:cs="Calibri"/>
+          <w:i/>
+          <w:iCs/>
+          <w:highlight w:val="cyan"/>
+        </w:rPr>
+        <w:br/>
+      </w:r>
+      <w:r>
+        <w:rPr>
+          <w:rFonts w:ascii="Calibri" w:eastAsia="Calibri" w:hAnsi="Calibri" w:cs="Calibri"/>
+          <w:i/>
+          <w:iCs/>
+          <w:highlight w:val="cyan"/>
+        </w:rPr>
+        <w:br/>
+        <w:t xml:space="preserve">Palavras-chave: WebSIG, MongoDB, índice 2dsphere, $geoNear, OpenStreetMap, FastAPI, </w:t>
+      </w:r>
+      <w:proofErr w:type="spellStart"/>
+      <w:r>
+        <w:rPr>
+          <w:rFonts w:ascii="Calibri" w:eastAsia="Calibri" w:hAnsi="Calibri" w:cs="Calibri"/>
+          <w:i/>
+          <w:iCs/>
+          <w:highlight w:val="cyan"/>
+        </w:rPr>
+        <w:t>Leaflet</w:t>
+      </w:r>
+      <w:proofErr w:type="spellEnd"/>
+      <w:r>
+        <w:rPr>
+          <w:rFonts w:ascii="Calibri" w:eastAsia="Calibri" w:hAnsi="Calibri" w:cs="Calibri"/>
+          <w:i/>
+          <w:iCs/>
+          <w:highlight w:val="cyan"/>
+        </w:rPr>
+        <w:t>, OSRM, instalações desportivas.</w:t>
       </w:r>
     </w:p>
     <w:p>
@@ -1154,7 +1045,7 @@
     </w:p>
     <w:p>
       <w:pPr>
-        <w:pStyle w:val="TOC1"/>
+        <w:pStyle w:val="ndice1"/>
         <w:rPr>
           <w:rFonts w:asciiTheme="minorHAnsi" w:eastAsiaTheme="minorEastAsia" w:hAnsiTheme="minorHAnsi" w:cstheme="minorBidi"/>
           <w:noProof/>
@@ -1182,7 +1073,7 @@
       <w:hyperlink w:anchor="_Toc86923659" w:history="1">
         <w:r>
           <w:rPr>
-            <w:rStyle w:val="Hyperlink"/>
+            <w:rStyle w:val="Hiperligao"/>
             <w:rFonts w:cs="Arial"/>
             <w:noProof/>
           </w:rPr>
@@ -1198,7 +1089,7 @@
         </w:r>
         <w:r>
           <w:rPr>
-            <w:rStyle w:val="Hyperlink"/>
+            <w:rStyle w:val="Hiperligao"/>
             <w:rFonts w:cs="Arial"/>
             <w:noProof/>
           </w:rPr>
@@ -1256,7 +1147,7 @@
     </w:p>
     <w:p>
       <w:pPr>
-        <w:pStyle w:val="TOC1"/>
+        <w:pStyle w:val="ndice1"/>
         <w:rPr>
           <w:rFonts w:asciiTheme="minorHAnsi" w:eastAsiaTheme="minorEastAsia" w:hAnsiTheme="minorHAnsi" w:cstheme="minorBidi"/>
           <w:noProof/>
@@ -1266,7 +1157,7 @@
       <w:hyperlink w:anchor="_Toc86923660" w:history="1">
         <w:r>
           <w:rPr>
-            <w:rStyle w:val="Hyperlink"/>
+            <w:rStyle w:val="Hiperligao"/>
             <w:rFonts w:cs="Arial"/>
             <w:noProof/>
           </w:rPr>
@@ -1282,7 +1173,7 @@
         </w:r>
         <w:r>
           <w:rPr>
-            <w:rStyle w:val="Hyperlink"/>
+            <w:rStyle w:val="Hiperligao"/>
             <w:rFonts w:cs="Arial"/>
             <w:noProof/>
           </w:rPr>
@@ -1340,7 +1231,7 @@
     </w:p>
     <w:p>
       <w:pPr>
-        <w:pStyle w:val="TOC1"/>
+        <w:pStyle w:val="ndice1"/>
         <w:rPr>
           <w:rFonts w:asciiTheme="minorHAnsi" w:eastAsiaTheme="minorEastAsia" w:hAnsiTheme="minorHAnsi" w:cstheme="minorBidi"/>
           <w:noProof/>
@@ -1350,7 +1241,7 @@
       <w:hyperlink w:anchor="_Toc86923661" w:history="1">
         <w:r>
           <w:rPr>
-            <w:rStyle w:val="Hyperlink"/>
+            <w:rStyle w:val="Hiperligao"/>
             <w:rFonts w:cs="Arial"/>
             <w:noProof/>
           </w:rPr>
@@ -1366,7 +1257,7 @@
         </w:r>
         <w:r>
           <w:rPr>
-            <w:rStyle w:val="Hyperlink"/>
+            <w:rStyle w:val="Hiperligao"/>
             <w:rFonts w:cs="Arial"/>
             <w:noProof/>
           </w:rPr>
@@ -1424,7 +1315,7 @@
     </w:p>
     <w:p>
       <w:pPr>
-        <w:pStyle w:val="TOC1"/>
+        <w:pStyle w:val="ndice1"/>
         <w:rPr>
           <w:rFonts w:asciiTheme="minorHAnsi" w:eastAsiaTheme="minorEastAsia" w:hAnsiTheme="minorHAnsi" w:cstheme="minorBidi"/>
           <w:noProof/>
@@ -1434,7 +1325,7 @@
       <w:hyperlink w:anchor="_Toc86923662" w:history="1">
         <w:r>
           <w:rPr>
-            <w:rStyle w:val="Hyperlink"/>
+            <w:rStyle w:val="Hiperligao"/>
             <w:rFonts w:cs="Arial"/>
             <w:noProof/>
           </w:rPr>
@@ -1450,7 +1341,7 @@
         </w:r>
         <w:r>
           <w:rPr>
-            <w:rStyle w:val="Hyperlink"/>
+            <w:rStyle w:val="Hiperligao"/>
             <w:rFonts w:cs="Arial"/>
             <w:noProof/>
           </w:rPr>
@@ -1508,7 +1399,7 @@
     </w:p>
     <w:p>
       <w:pPr>
-        <w:pStyle w:val="TOC1"/>
+        <w:pStyle w:val="ndice1"/>
         <w:rPr>
           <w:rFonts w:asciiTheme="minorHAnsi" w:eastAsiaTheme="minorEastAsia" w:hAnsiTheme="minorHAnsi" w:cstheme="minorBidi"/>
           <w:noProof/>
@@ -1518,7 +1409,7 @@
       <w:hyperlink w:anchor="_Toc86923663" w:history="1">
         <w:r>
           <w:rPr>
-            <w:rStyle w:val="Hyperlink"/>
+            <w:rStyle w:val="Hiperligao"/>
             <w:rFonts w:cs="Arial"/>
             <w:noProof/>
           </w:rPr>
@@ -1576,7 +1467,7 @@
     </w:p>
     <w:p>
       <w:pPr>
-        <w:pStyle w:val="TOC1"/>
+        <w:pStyle w:val="ndice1"/>
         <w:rPr>
           <w:rFonts w:asciiTheme="minorHAnsi" w:eastAsiaTheme="minorEastAsia" w:hAnsiTheme="minorHAnsi" w:cstheme="minorBidi"/>
           <w:noProof/>
@@ -1586,7 +1477,7 @@
       <w:hyperlink w:anchor="_Toc86923664" w:history="1">
         <w:r>
           <w:rPr>
-            <w:rStyle w:val="Hyperlink"/>
+            <w:rStyle w:val="Hiperligao"/>
             <w:rFonts w:cs="Arial"/>
             <w:noProof/>
           </w:rPr>
@@ -2046,17 +1937,26 @@
         <w:pStyle w:val="Estilo1"/>
       </w:pPr>
       <w:r>
+        <w:lastRenderedPageBreak/>
         <w:t>Introdução</w:t>
       </w:r>
     </w:p>
     <w:p>
       <w:pPr>
         <w:pStyle w:val="Estilo2"/>
-      </w:pPr>
-      <w:r>
         <w:rPr>
           <w:b/>
         </w:rPr>
+      </w:pPr>
+    </w:p>
+    <w:p>
+      <w:pPr>
+        <w:pStyle w:val="Estilo2"/>
+      </w:pPr>
+      <w:r>
+        <w:rPr>
+          <w:b/>
+        </w:rPr>
         <w:t>1.1. Contexto e motivação</w:t>
       </w:r>
     </w:p>
@@ -2065,7 +1965,15 @@
         <w:jc w:val="both"/>
       </w:pPr>
       <w:r>
-        <w:t>Os Sistemas de Informação Geográfica (SIG) consolidaram-se nas últimas duas décadas como uma das áreas mais transversais dos Sistemas de Informação, alimentando aplicações que vão da logística urbana ao turismo, passando pela saúde pública e pelo planeamento desportivo. A democratização das tecnologias Web, dos dispositivos com GPS integrado e das fontes de dados abertos — em particular o projeto OpenStreetMap — abriu espaço para a construção de aplicações WebSIG funcionais, sem o investimento outrora indissociável das soluções SIG comerciais.</w:t>
+        <w:t xml:space="preserve">Os Sistemas de Informação Geográfica (SIG) consolidaram-se nas últimas duas décadas como uma das áreas mais transversais dos Sistemas de Informação, </w:t>
+      </w:r>
+      <w:proofErr w:type="gramStart"/>
+      <w:r>
+        <w:t>alimentando aplicações</w:t>
+      </w:r>
+      <w:proofErr w:type="gramEnd"/>
+      <w:r>
+        <w:t xml:space="preserve"> que vão da logística urbana ao turismo, passando pela saúde pública e pelo planeamento desportivo. A democratização das tecnologias Web, dos dispositivos com GPS integrado e das fontes de dados abertos — em particular o projeto OpenStreetMap — abriu espaço para a construção de aplicações WebSIG funcionais, sem o investimento outrora indissociável das soluções SIG comerciais.</w:t>
       </w:r>
     </w:p>
     <w:p>
@@ -2086,12 +1994,33 @@
     </w:p>
     <w:p>
       <w:pPr>
+        <w:jc w:val="both"/>
+      </w:pPr>
+    </w:p>
+    <w:p>
+      <w:pPr>
+        <w:jc w:val="both"/>
+      </w:pPr>
+    </w:p>
+    <w:p>
+      <w:pPr>
+        <w:jc w:val="both"/>
+      </w:pPr>
+    </w:p>
+    <w:p>
+      <w:pPr>
+        <w:jc w:val="both"/>
+      </w:pPr>
+    </w:p>
+    <w:p>
+      <w:pPr>
         <w:pStyle w:val="Estilo2"/>
       </w:pPr>
       <w:r>
         <w:rPr>
           <w:b/>
         </w:rPr>
+        <w:lastRenderedPageBreak/>
         <w:t>1.2. Objetivos</w:t>
       </w:r>
     </w:p>
@@ -2103,7 +2032,6 @@
         <w:t>O trabalho persegue um conjunto de objetivos didáticos e funcionais que se complementam:</w:t>
       </w:r>
     </w:p>
-    <w:p/>
     <w:p>
       <w:pPr>
         <w:spacing w:after="40"/>
@@ -2114,18 +2042,13 @@
         <w:t>•  Aplicar índices e operadores geoespaciais de uma base de dados NoSQL moderna (MongoDB 7 com índice 2dsphere) a um problema real de dimensão nacional, com volumetria suficiente para justificar otimizações.</w:t>
       </w:r>
     </w:p>
-    <w:p/>
     <w:p>
       <w:pPr>
         <w:spacing w:after="40"/>
         <w:ind w:left="400"/>
         <w:jc w:val="both"/>
       </w:pPr>
-      <w:r>
-        <w:t>•  Demonstrar o uso intensivo do MongoDB Aggregation Framework, incluindo os estágios $geoNear, $geoWithin, $facet, $unwind, $group e $project, em pipelines compostos.</w:t>
-      </w:r>
-    </w:p>
-    <w:p/>
+    </w:p>
     <w:p>
       <w:pPr>
         <w:spacing w:after="40"/>
@@ -2133,7 +2056,7 @@
         <w:jc w:val="both"/>
       </w:pPr>
       <w:r>
-        <w:t>•  Construir uma camada Web reativa, com mapa interativo, filtros laterais, desenho de áreas por polígono e cálculo de rotas multi-modal, recorrendo a tecnologias open-source consagradas (FastAPI, Leaflet, OSRM).</w:t>
+        <w:t>•  Demonstrar o uso intensivo do MongoDB Aggregation Framework, incluindo os estágios $geoNear, $geoWithin, $facet, $unwind, $group e $project, em pipelines compostos.</w:t>
       </w:r>
     </w:p>
     <w:p/>
@@ -2144,7 +2067,7 @@
         <w:jc w:val="both"/>
       </w:pPr>
       <w:r>
-        <w:t>•  Integrar dados reais provenientes da Overpass API (subprojecto do OpenStreetMap), normalizá-los para o modelo documental do MongoDB e discutir as opções de schema design tomadas.</w:t>
+        <w:t>•  Construir uma camada Web reativa, com mapa interativo, filtros laterais, desenho de áreas por polígono e cálculo de rotas multi-modal, recorrendo a tecnologias open-source consagradas (FastAPI, Leaflet, OSRM).</w:t>
       </w:r>
     </w:p>
     <w:p/>
@@ -2155,96 +2078,7 @@
         <w:jc w:val="both"/>
       </w:pPr>
       <w:r>
-        <w:t>•  Documentar arquitetura, fluxo de dados, queries e decisões de design de forma que o trabalho possa ser reproduzido, auditado e estendido por terceiros.</w:t>
-      </w:r>
-    </w:p>
-    <w:p>
-      <w:pPr>
-        <w:pStyle w:val="Estilo2"/>
-      </w:pPr>
-      <w:r>
-        <w:rPr>
-          <w:b/>
-        </w:rPr>
-        <w:t>1.3. Estrutura do documento</w:t>
-      </w:r>
-    </w:p>
-    <w:p>
-      <w:pPr>
-        <w:jc w:val="both"/>
-      </w:pPr>
-      <w:r>
-        <w:t>Para além desta introdução, o documento organiza-se em quatro capítulos principais. O capítulo 2 discute o estado da arte das tecnologias geoespaciais, da utilização de bases de dados NoSQL para dados espaciais e do papel do OpenStreetMap como fonte. O capítulo 3 detalha a arquitetura do sistema, o modelo de dados adotado e a justificação das principais escolhas tecnológicas. O capítulo 4 apresenta a implementação, com ênfase nos pipelines de agregação MongoDB e na integração com serviços externos. O capítulo 5 expõe os resultados, casos de uso ilustrados e análise de cumprimento dos requisitos, terminando o capítulo 6 com conclusões e propostas de trabalho futuro.</w:t>
-      </w:r>
-    </w:p>
-    <w:p>
-      <w:pPr>
-        <w:pStyle w:val="Estilo1"/>
-      </w:pPr>
-      <w:r>
-        <w:t>Estado da arte e enquadramento tecnológico</w:t>
-      </w:r>
-    </w:p>
-    <w:p>
-      <w:pPr>
-        <w:pStyle w:val="Estilo2"/>
-      </w:pPr>
-      <w:r>
-        <w:rPr>
-          <w:b/>
-        </w:rPr>
-        <w:t>2.1. Sistemas de Informação Geográfica e WebSIG</w:t>
-      </w:r>
-    </w:p>
-    <w:p>
-      <w:pPr>
-        <w:jc w:val="both"/>
-      </w:pPr>
-      <w:r>
-        <w:t>Um Sistema de Informação Geográfica é, no essencial, um sistema de informação cuja propriedade distintiva é a capacidade de capturar, armazenar, manipular, analisar e visualizar informação georreferenciada. Historicamente, os SIG eram instalações pesadas, monolíticas, instaladas em ambiente desktop (Esri ArcGIS, QGIS, MapInfo) e operadas por especialistas. Esta condição mudou radicalmente com a maturação das tecnologias Web a partir da segunda metade da década de 2000.</w:t>
-      </w:r>
-    </w:p>
-    <w:p>
-      <w:pPr>
-        <w:jc w:val="both"/>
-      </w:pPr>
-      <w:r>
-        <w:t>Designa-se por WebSIG (ou Web GIS) a classe de aplicações que distribui as funcionalidades clássicas de um SIG através de uma arquitetura cliente-servidor baseada na Web. Tipicamente, um WebSIG envolve: (i) uma camada de persistência espacial (PostGIS, MongoDB com 2dsphere, Elasticsearch geo, etc.); (ii) uma API HTTP que serve dados em formatos geográficos padronizados (GeoJSON, WMS, WFS); (iii) uma biblioteca de mapas no cliente (Leaflet, Mapbox GL JS, OpenLayers) que renderiza tiles raster ou vectoriais e dispõe sobre eles camadas de dados; (iv) opcionalmente, serviços auxiliares de geocoding (Nominatim, Photon) e routing (OSRM, GraphHopper, Valhalla).</w:t>
-      </w:r>
-    </w:p>
-    <w:p>
-      <w:pPr>
-        <w:jc w:val="both"/>
-      </w:pPr>
-      <w:r>
-        <w:t>A presente solução adota integralmente esta arquitetura, com a particularidade de prescindir de SGBD relacional com extensão espacial, demonstrando que um SGBD NoSQL documental moderno é uma alternativa viável para volumes da ordem dos milhares de pontos e workloads predominantemente de leitura.</w:t>
-      </w:r>
-    </w:p>
-    <w:p>
-      <w:pPr>
-        <w:pStyle w:val="Estilo2"/>
-      </w:pPr>
-      <w:r>
-        <w:rPr>
-          <w:b/>
-        </w:rPr>
-        <w:t>2.2. Bases de dados espaciais: relacional versus NoSQL</w:t>
-      </w:r>
-    </w:p>
-    <w:p>
-      <w:pPr>
-        <w:jc w:val="both"/>
-      </w:pPr>
-      <w:r>
-        <w:t>O paradigma dominante para persistência geoespacial continua a ser o binómio PostgreSQL + PostGIS, uma extensão que adiciona ao SGBD tipos espaciais (geometry, geography), índices GiST/SP-GiST e centenas de funções espaciais conformes com o padrão OGC Simple Features. PostGIS é, ainda hoje, a referência de robustez funcional em SIG livres.</w:t>
-      </w:r>
-    </w:p>
-    <w:p>
-      <w:pPr>
-        <w:jc w:val="both"/>
-      </w:pPr>
-      <w:r>
-        <w:t>Em contraposição, as bases de dados NoSQL documentais — de que o MongoDB é o expoente — propõem um modelo radicalmente diferente: documentos JSON/BSON sem schema fixo, agregação como linguagem de consulta, e índices especiais (incluindo o 2dsphere) integrados na própria engine sem necessidade de extensão. A escolha entre estes dois paradigmas para um projecto WebSIG depende de fatores como:</w:t>
+        <w:t>•  Integrar dados reais provenientes da Overpass API (subprojecto do OpenStreetMap), normalizá-los para o modelo documental do MongoDB e discutir as opções de schema design tomadas.</w:t>
       </w:r>
     </w:p>
     <w:p/>
@@ -2255,214 +2089,259 @@
         <w:jc w:val="both"/>
       </w:pPr>
       <w:r>
-        <w:t>•  Complexidade das operações espaciais necessárias. Para análises topológicas avançadas (interseções de polígonos complexos, buffers, operações de overlay), PostGIS continua imbatível.</w:t>
-      </w:r>
-    </w:p>
-    <w:p/>
+        <w:t>•  Documentar arquitetura, fluxo de dados, queries e decisões de design de forma que o trabalho possa ser reproduzido, auditado e estendido por terceiros.</w:t>
+      </w:r>
+    </w:p>
     <w:p>
       <w:pPr>
         <w:spacing w:after="40"/>
         <w:ind w:left="400"/>
         <w:jc w:val="both"/>
       </w:pPr>
-      <w:r>
-        <w:t>•  Heterogeneidade dos dados de origem. Quando os documentos têm campos opcionais frequentes e estrutura imbricada (como é o caso dos POIs do OSM, cada um com um conjunto distinto de tags), o modelo documental elimina o overhead de schema migrations.</w:t>
-      </w:r>
-    </w:p>
-    <w:p/>
+    </w:p>
     <w:p>
       <w:pPr>
         <w:spacing w:after="40"/>
         <w:ind w:left="400"/>
         <w:jc w:val="both"/>
       </w:pPr>
-      <w:r>
-        <w:t>•  Workload de leitura/escrita. Aplicações com leituras dominantes e respostas paralelas via $facet beneficiam do modelo MongoDB.</w:t>
-      </w:r>
-    </w:p>
-    <w:p/>
+    </w:p>
     <w:p>
       <w:pPr>
         <w:spacing w:after="40"/>
         <w:ind w:left="400"/>
         <w:jc w:val="both"/>
       </w:pPr>
-      <w:r>
-        <w:t>•  Curva de aprendizagem e ecossistema. O MongoDB oferece drivers nativos para praticamente todas as linguagens, integra-se bem com o stack JavaScript da camada web e tem um Aggregation Framework expressivo.</w:t>
-      </w:r>
-    </w:p>
-    <w:p>
-      <w:pPr>
-        <w:jc w:val="both"/>
-      </w:pPr>
-      <w:r>
-        <w:t>Para o caso concreto do FitMap, em que os dados são heterogéneos (campos como horário, telefone, modalidades, acessibilidade são opcionais e variam entre instalações), o workload é dominantemente de leitura, e as operações espaciais necessárias são limitadas a $geoNear e $geoWithin sobre pontos, optou-se pelo MongoDB. Esta opção tem ainda a virtude didática de explorar um SGBD diferente do já familiar PostgreSQL.</w:t>
-      </w:r>
-    </w:p>
-    <w:p>
-      <w:pPr>
-        <w:pStyle w:val="Estilo2"/>
-      </w:pPr>
-      <w:r>
-        <w:rPr>
-          <w:b/>
-        </w:rPr>
-        <w:t>2.3. O índice 2dsphere e os operadores geoespaciais do MongoDB</w:t>
-      </w:r>
-    </w:p>
-    <w:p>
-      <w:pPr>
-        <w:jc w:val="both"/>
-      </w:pPr>
-      <w:r>
-        <w:t>Desde a versão 2.4, o MongoDB suporta o índice 2dsphere, que indexa geometrias representadas em GeoJSON sobre uma superfície esférica (considerando, portanto, a curvatura da Terra). Este índice habilita os seguintes operadores principais:</w:t>
-      </w:r>
-    </w:p>
-    <w:p/>
+    </w:p>
     <w:p>
       <w:pPr>
         <w:spacing w:after="40"/>
         <w:ind w:left="400"/>
         <w:jc w:val="both"/>
       </w:pPr>
-      <w:r>
-        <w:t>•  $geoNear — estágio de pipeline que ordena os documentos por distância a um ponto, com filtros opcionais por raio máximo e por queries adicionais. É o estágio que utilizamos para responder a “as N instalações mais próximas de mim”.</w:t>
-      </w:r>
-    </w:p>
-    <w:p/>
+    </w:p>
     <w:p>
       <w:pPr>
         <w:spacing w:after="40"/>
         <w:ind w:left="400"/>
         <w:jc w:val="both"/>
       </w:pPr>
-      <w:r>
-        <w:t>•  $geoWithin — operador de match que filtra documentos cujas geometrias estejam contidas num polígono fornecido. Permite implementar a seleção de áreas desenhadas pelo utilizador.</w:t>
-      </w:r>
-    </w:p>
-    <w:p/>
+    </w:p>
     <w:p>
       <w:pPr>
         <w:spacing w:after="40"/>
         <w:ind w:left="400"/>
         <w:jc w:val="both"/>
       </w:pPr>
-      <w:r>
-        <w:t>•  $nearSphere — alternativa ao $geoNear para queries find() simples, sem pipeline. Útil em endpoints com lógica menos elaborada.</w:t>
-      </w:r>
-    </w:p>
-    <w:p/>
+    </w:p>
     <w:p>
       <w:pPr>
         <w:spacing w:after="40"/>
         <w:ind w:left="400"/>
         <w:jc w:val="both"/>
       </w:pPr>
-      <w:r>
-        <w:t>•  $geoIntersects — interseção entre geometrias. Não utilizado no presente projecto, pois os dados são exclusivamente Point.</w:t>
-      </w:r>
-    </w:p>
-    <w:p>
-      <w:pPr>
-        <w:pStyle w:val="Estilo2"/>
-      </w:pPr>
-      <w:r>
-        <w:rPr>
-          <w:b/>
-        </w:rPr>
-        <w:t>2.4. OpenStreetMap e a Overpass API como fonte de dados</w:t>
-      </w:r>
-    </w:p>
-    <w:p>
-      <w:pPr>
-        <w:jc w:val="both"/>
-      </w:pPr>
-      <w:r>
-        <w:t>O projecto OpenStreetMap (OSM) é uma base de dados geográfica colaborativa, mantida desde 2004 por uma comunidade de mais de oito milhões de contribuidores, e disponibilizada sob a licença Open Database License. Os seus dados são particularmente ricos em pontos de interesse (POI) classificados por um sistema de tags. As instalações desportivas são captadas através de tags como leisure=fitness_centre, leisure=swimming_pool, leisure=sports_centre, sport=climbing, club=martial_arts, entre outras.</w:t>
-      </w:r>
-    </w:p>
-    <w:p>
-      <w:pPr>
-        <w:jc w:val="both"/>
-      </w:pPr>
-      <w:r>
-        <w:t>Para extração programática, o OSM disponibiliza a Overpass API, um serviço público que aceita queries numa linguagem dedicada (Overpass QL) e devolve subconjuntos da base de dados em formato JSON. A query utilizada neste projeto extrai todos os nodes, ways e relations classificados como instalações desportivas dentro da área administrativa de Portugal, devolvendo aproximadamente 45 mil elementos brutos. Após normalização e filtragem (eliminação de elementos sem nome ou sem coordenadas), permanecem cerca de 3 400 documentos úteis na coleção.</w:t>
-      </w:r>
-    </w:p>
-    <w:p>
-      <w:pPr>
-        <w:pStyle w:val="Estilo2"/>
-      </w:pPr>
-      <w:r>
-        <w:rPr>
-          <w:b/>
-        </w:rPr>
-        <w:t>2.5. Routing open-source: o caso da OSRM</w:t>
-      </w:r>
-    </w:p>
-    <w:p>
-      <w:pPr>
-        <w:jc w:val="both"/>
-      </w:pPr>
-      <w:r>
-        <w:t>A Open Source Routing Machine (OSRM) é uma engine de cálculo de trajetórias em redes rodoviárias OSM, escrita em C++, com tempos de resposta tipicamente inferiores a 100 ms para rotas continentais e suporte a múltiplos perfis (car, foot, bike). Existem instâncias públicas mantidas pela comunidade — routing.openstreetmap.de oferece endpoints distintos para os três perfis principais — que dispensam o registo de chaves de API e permitem prototipagem rápida.</w:t>
-      </w:r>
-    </w:p>
-    <w:p>
-      <w:pPr>
-        <w:jc w:val="both"/>
-      </w:pPr>
-      <w:r>
-        <w:t>O cliente JavaScript Leaflet Routing Machine encapsula o protocolo OSRM v1 e integra-se de forma transparente com a camada Leaflet. No FitMap, o controlo gráfico próprio do Leaflet Routing Machine é ocultado por CSS e substituído por uma interface customizada que respeita a paleta visual do produto. O cliente recebe duração e distância via eventos e renderiza a polyline da rota sobre o mapa.</w:t>
-      </w:r>
-    </w:p>
-    <w:p>
-      <w:pPr>
-        <w:pStyle w:val="Estilo1"/>
-      </w:pPr>
-      <w:r>
-        <w:t>Arquitetura do sistema e modelo de dados</w:t>
-      </w:r>
-    </w:p>
-    <w:p>
-      <w:pPr>
-        <w:pStyle w:val="Estilo2"/>
-      </w:pPr>
-      <w:r>
-        <w:rPr>
-          <w:b/>
-        </w:rPr>
-        <w:t>3.1. Visão geral da arquitetura</w:t>
-      </w:r>
-    </w:p>
-    <w:p>
-      <w:pPr>
-        <w:jc w:val="both"/>
-      </w:pPr>
-      <w:r>
-        <w:t>A arquitetura do FitMap é organizada segundo o padrão clássico de uma aplicação web monolítica modular, com a particularidade de toda a orquestração ser declarada via Docker Compose. Há quatro componentes principais:</w:t>
-      </w:r>
-    </w:p>
-    <w:p/>
+    </w:p>
     <w:p>
       <w:pPr>
         <w:spacing w:after="40"/>
         <w:ind w:left="400"/>
         <w:jc w:val="both"/>
       </w:pPr>
-      <w:r>
-        <w:t>•  Serviço MongoDB (imagem oficial mongo:7) que persiste a coleção facilities e mantém os índices 2dsphere e auxiliares.</w:t>
-      </w:r>
-    </w:p>
-    <w:p/>
+    </w:p>
     <w:p>
       <w:pPr>
         <w:spacing w:after="40"/>
         <w:ind w:left="400"/>
         <w:jc w:val="both"/>
       </w:pPr>
-      <w:r>
-        <w:t>•  Serviço Seed (imagem custom Python) que executa, na inicialização, os scripts seed_osm.py e — quando aplicável — outros pipelines de ingestão. Termina após popular o MongoDB e não permanece a correr.</w:t>
+    </w:p>
+    <w:p>
+      <w:pPr>
+        <w:pStyle w:val="Estilo2"/>
+      </w:pPr>
+      <w:r>
+        <w:rPr>
+          <w:b/>
+        </w:rPr>
+        <w:lastRenderedPageBreak/>
+        <w:t>1.3. Estrutura do documento</w:t>
+      </w:r>
+    </w:p>
+    <w:p>
+      <w:pPr>
+        <w:jc w:val="both"/>
+      </w:pPr>
+      <w:r>
+        <w:t>Para além desta introdução, o documento organiza-se em quatro capítulos principais. O capítulo 2 discute o estado da arte das tecnologias geoespaciais, da utilização de bases de dados NoSQL para dados espaciais e do papel do OpenStreetMap como fonte. O capítulo 3 detalha a arquitetura do sistema, o modelo de dados adotado e a justificação das principais escolhas tecnológicas. O capítulo 4 apresenta a implementação, com ênfase nos pipelines de agregação MongoDB e na integração com serviços externos. O capítulo 5 expõe os resultados, casos de uso ilustrados e análise de cumprimento dos requisitos, terminando o capítulo 6 com conclusões e propostas de trabalho futuro.</w:t>
+      </w:r>
+    </w:p>
+    <w:p>
+      <w:pPr>
+        <w:jc w:val="both"/>
+      </w:pPr>
+    </w:p>
+    <w:p>
+      <w:pPr>
+        <w:jc w:val="both"/>
+      </w:pPr>
+    </w:p>
+    <w:p>
+      <w:pPr>
+        <w:jc w:val="both"/>
+      </w:pPr>
+    </w:p>
+    <w:p>
+      <w:pPr>
+        <w:jc w:val="both"/>
+      </w:pPr>
+    </w:p>
+    <w:p>
+      <w:pPr>
+        <w:jc w:val="both"/>
+      </w:pPr>
+    </w:p>
+    <w:p>
+      <w:pPr>
+        <w:jc w:val="both"/>
+      </w:pPr>
+    </w:p>
+    <w:p>
+      <w:pPr>
+        <w:jc w:val="both"/>
+      </w:pPr>
+    </w:p>
+    <w:p>
+      <w:pPr>
+        <w:jc w:val="both"/>
+      </w:pPr>
+    </w:p>
+    <w:p>
+      <w:pPr>
+        <w:jc w:val="both"/>
+      </w:pPr>
+    </w:p>
+    <w:p>
+      <w:pPr>
+        <w:jc w:val="both"/>
+      </w:pPr>
+    </w:p>
+    <w:p>
+      <w:pPr>
+        <w:jc w:val="both"/>
+      </w:pPr>
+    </w:p>
+    <w:p>
+      <w:pPr>
+        <w:jc w:val="both"/>
+      </w:pPr>
+    </w:p>
+    <w:p>
+      <w:pPr>
+        <w:jc w:val="both"/>
+      </w:pPr>
+    </w:p>
+    <w:p>
+      <w:pPr>
+        <w:jc w:val="both"/>
+      </w:pPr>
+    </w:p>
+    <w:p>
+      <w:pPr>
+        <w:jc w:val="both"/>
+      </w:pPr>
+    </w:p>
+    <w:p>
+      <w:pPr>
+        <w:jc w:val="both"/>
+      </w:pPr>
+    </w:p>
+    <w:p>
+      <w:pPr>
+        <w:pStyle w:val="Estilo1"/>
+      </w:pPr>
+      <w:r>
+        <w:lastRenderedPageBreak/>
+        <w:t>Estado da arte e enquadramento tecnológico</w:t>
+      </w:r>
+    </w:p>
+    <w:p/>
+    <w:p>
+      <w:pPr>
+        <w:pStyle w:val="Estilo2"/>
+      </w:pPr>
+      <w:r>
+        <w:rPr>
+          <w:b/>
+        </w:rPr>
+        <w:t>2.1. Sistemas de Informação Geográfica e WebSIG</w:t>
+      </w:r>
+    </w:p>
+    <w:p>
+      <w:pPr>
+        <w:jc w:val="both"/>
+      </w:pPr>
+      <w:r>
+        <w:t>Um Sistema de Informação Geográfica é, no essencial, um sistema de informação cuja propriedade distintiva é a capacidade de capturar, armazenar, manipular, analisar e visualizar informação georreferenciada. Historicamente, os SIG eram instalações pesadas, monolíticas, instaladas em ambiente desktop (Esri ArcGIS, QGIS, MapInfo) e operadas por especialistas. Esta condição mudou radicalmente com a maturação das tecnologias Web a partir da segunda metade da década de 2000.</w:t>
+      </w:r>
+    </w:p>
+    <w:p>
+      <w:pPr>
+        <w:jc w:val="both"/>
+      </w:pPr>
+      <w:r>
+        <w:t>Designa-se por WebSIG (ou Web GIS) a classe de aplicações que distribui as funcionalidades clássicas de um SIG através de uma arquitetura cliente-servidor baseada na Web. Tipicamente, um WebSIG envolve: (i) uma camada de persistência espacial (PostGIS, MongoDB com 2dsphere, Elasticsearch geo, etc.); (ii) uma API HTTP que serve dados em formatos geográficos padronizados (GeoJSON, WMS, WFS); (iii) uma biblioteca de mapas no cliente (Leaflet, Mapbox GL JS, OpenLayers) que renderiza tiles raster ou vectoriais e dispõe sobre eles camadas de dados; (iv) opcionalmente, serviços auxiliares de geocoding (Nominatim, Photon) e routing (OSRM, GraphHopper, Valhalla).</w:t>
+      </w:r>
+    </w:p>
+    <w:p>
+      <w:pPr>
+        <w:jc w:val="both"/>
+      </w:pPr>
+      <w:r>
+        <w:t xml:space="preserve">A presente solução adota integralmente esta arquitetura, com a particularidade de prescindir de SGBD relacional com extensão espacial, demonstrando que um SGBD NoSQL documental moderno é uma alternativa viável para volumes da ordem dos milhares de pontos e </w:t>
+      </w:r>
+      <w:proofErr w:type="spellStart"/>
+      <w:r>
+        <w:t>workloads</w:t>
+      </w:r>
+      <w:proofErr w:type="spellEnd"/>
+      <w:r>
+        <w:t xml:space="preserve"> predominantemente de leitura.</w:t>
+      </w:r>
+    </w:p>
+    <w:p>
+      <w:pPr>
+        <w:jc w:val="both"/>
+      </w:pPr>
+    </w:p>
+    <w:p>
+      <w:pPr>
+        <w:pStyle w:val="Estilo2"/>
+      </w:pPr>
+      <w:r>
+        <w:rPr>
+          <w:b/>
+        </w:rPr>
+        <w:t>2.2. Bases de dados espaciais: relacional versus NoSQL</w:t>
+      </w:r>
+    </w:p>
+    <w:p>
+      <w:pPr>
+        <w:jc w:val="both"/>
+      </w:pPr>
+      <w:r>
+        <w:t>O paradigma dominante para persistência geoespacial continua a ser o binómio PostgreSQL + PostGIS, uma extensão que adiciona ao SGBD tipos espaciais (geometry, geography), índices GiST/SP-GiST e centenas de funções espaciais conformes com o padrão OGC Simple Features. PostGIS é, ainda hoje, a referência de robustez funcional em SIG livres.</w:t>
+      </w:r>
+    </w:p>
+    <w:p>
+      <w:pPr>
+        <w:jc w:val="both"/>
+      </w:pPr>
+      <w:r>
+        <w:t xml:space="preserve">Em contraposição, as bases de dados NoSQL documentais — de que o MongoDB é o expoente — propõem um modelo radicalmente diferente: documentos JSON/BSON sem schema fixo, agregação como linguagem de consulta, e índices especiais (incluindo o </w:t>
+      </w:r>
+      <w:r>
+        <w:lastRenderedPageBreak/>
+        <w:t>2dsphere) integrados na própria engine sem necessidade de extensão. A escolha entre estes dois paradigmas para um projecto WebSIG depende de fatores como:</w:t>
       </w:r>
     </w:p>
     <w:p/>
@@ -2473,22 +2352,393 @@
         <w:jc w:val="both"/>
       </w:pPr>
       <w:r>
-        <w:t>•  Serviço Web (imagem custom Python) que executa o backend FastAPI na porta 8000, servindo a API REST e os ficheiros estáticos do frontend (HTML, CSS, JS, ícones).</w:t>
-      </w:r>
-    </w:p>
-    <w:p/>
+        <w:t xml:space="preserve">•  Complexidade das operações espaciais necessárias. Para análises topológicas avançadas (interseções de polígonos complexos, buffers, operações de </w:t>
+      </w:r>
+      <w:proofErr w:type="spellStart"/>
+      <w:r>
+        <w:t>overlay</w:t>
+      </w:r>
+      <w:proofErr w:type="spellEnd"/>
+      <w:r>
+        <w:t xml:space="preserve">), </w:t>
+      </w:r>
+      <w:proofErr w:type="spellStart"/>
+      <w:r>
+        <w:t>PostGIS</w:t>
+      </w:r>
+      <w:proofErr w:type="spellEnd"/>
+      <w:r>
+        <w:t xml:space="preserve"> continua imbatível.</w:t>
+      </w:r>
+    </w:p>
     <w:p>
       <w:pPr>
         <w:spacing w:after="40"/>
         <w:ind w:left="400"/>
         <w:jc w:val="both"/>
       </w:pPr>
+    </w:p>
+    <w:p>
+      <w:pPr>
+        <w:spacing w:after="40"/>
+        <w:ind w:left="400"/>
+        <w:jc w:val="both"/>
+      </w:pPr>
+      <w:r>
+        <w:t>•  Heterogeneidade dos dados de origem. Quando os documentos têm campos opcionais frequentes e estrutura imbricada (como é o caso dos POIs do OSM, cada um com um conjunto distinto de tags), o modelo documental elimina o overhead de schema migrations.</w:t>
+      </w:r>
+    </w:p>
+    <w:p/>
+    <w:p>
+      <w:pPr>
+        <w:spacing w:after="40"/>
+        <w:ind w:left="400"/>
+        <w:jc w:val="both"/>
+      </w:pPr>
+      <w:r>
+        <w:t>•  Workload de leitura/escrita. Aplicações com leituras dominantes e respostas paralelas via $facet beneficiam do modelo MongoDB.</w:t>
+      </w:r>
+    </w:p>
+    <w:p/>
+    <w:p>
+      <w:pPr>
+        <w:spacing w:after="40"/>
+        <w:ind w:left="400"/>
+        <w:jc w:val="both"/>
+      </w:pPr>
+      <w:r>
+        <w:t>•  Curva de aprendizagem e ecossistema. O MongoDB oferece drivers nativos para praticamente todas as linguagens, integra-se bem com o stack JavaScript da camada web e tem um Aggregation Framework expressivo.</w:t>
+      </w:r>
+    </w:p>
+    <w:p>
+      <w:pPr>
+        <w:jc w:val="both"/>
+      </w:pPr>
+      <w:r>
+        <w:t xml:space="preserve">Para o caso concreto do FitMap, em que os dados são heterogéneos (campos como horário, telefone, modalidades, acessibilidade são opcionais e variam entre instalações), o workload é dominantemente de leitura, e as operações espaciais necessárias são limitadas a $geoNear e $geoWithin sobre pontos, optou-se pelo MongoDB. Esta opção tem ainda a virtude didática de explorar um SGBD diferente do já familiar </w:t>
+      </w:r>
+      <w:proofErr w:type="spellStart"/>
+      <w:r>
+        <w:t>PostgreSQL</w:t>
+      </w:r>
+      <w:proofErr w:type="spellEnd"/>
+      <w:r>
+        <w:t>.</w:t>
+      </w:r>
+    </w:p>
+    <w:p>
+      <w:pPr>
+        <w:jc w:val="both"/>
+      </w:pPr>
+    </w:p>
+    <w:p>
+      <w:pPr>
+        <w:jc w:val="both"/>
+      </w:pPr>
+    </w:p>
+    <w:p>
+      <w:pPr>
+        <w:jc w:val="both"/>
+      </w:pPr>
+    </w:p>
+    <w:p>
+      <w:pPr>
+        <w:jc w:val="both"/>
+      </w:pPr>
+    </w:p>
+    <w:p>
+      <w:pPr>
+        <w:pStyle w:val="Estilo2"/>
+      </w:pPr>
+      <w:r>
+        <w:rPr>
+          <w:b/>
+        </w:rPr>
+        <w:lastRenderedPageBreak/>
+        <w:t>2.3. O índice 2dsphere e os operadores geoespaciais do MongoDB</w:t>
+      </w:r>
+    </w:p>
+    <w:p>
+      <w:pPr>
+        <w:jc w:val="both"/>
+      </w:pPr>
+      <w:r>
+        <w:t>Desde a versão 2.4, o MongoDB suporta o índice 2dsphere, que indexa geometrias representadas em GeoJSON sobre uma superfície esférica (considerando, portanto, a curvatura da Terra). Este índice habilita os seguintes operadores principais:</w:t>
+      </w:r>
+    </w:p>
+    <w:p/>
+    <w:p>
+      <w:pPr>
+        <w:spacing w:after="40"/>
+        <w:ind w:left="400"/>
+        <w:jc w:val="both"/>
+      </w:pPr>
+      <w:r>
+        <w:t>•  $geoNear — estágio de pipeline que ordena os documentos por distância a um ponto, com filtros opcionais por raio máximo e por queries adicionais. É o estágio que utilizamos para responder a “as N instalações mais próximas de mim”.</w:t>
+      </w:r>
+    </w:p>
+    <w:p/>
+    <w:p>
+      <w:pPr>
+        <w:spacing w:after="40"/>
+        <w:ind w:left="400"/>
+        <w:jc w:val="both"/>
+      </w:pPr>
+      <w:r>
+        <w:t>•  $geoWithin — operador de match que filtra documentos cujas geometrias estejam contidas num polígono fornecido. Permite implementar a seleção de áreas desenhadas pelo utilizador.</w:t>
+      </w:r>
+    </w:p>
+    <w:p/>
+    <w:p>
+      <w:pPr>
+        <w:spacing w:after="40"/>
+        <w:ind w:left="400"/>
+        <w:jc w:val="both"/>
+      </w:pPr>
+      <w:r>
+        <w:t xml:space="preserve">•  $nearSphere — alternativa ao $geoNear para queries </w:t>
+      </w:r>
+      <w:proofErr w:type="gramStart"/>
+      <w:r>
+        <w:t>find(</w:t>
+      </w:r>
+      <w:proofErr w:type="gramEnd"/>
+      <w:r>
+        <w:t>) simples, sem pipeline. Útil em endpoints com lógica menos elaborada.</w:t>
+      </w:r>
+    </w:p>
+    <w:p/>
+    <w:p>
+      <w:pPr>
+        <w:spacing w:after="40"/>
+        <w:ind w:left="400"/>
+        <w:jc w:val="both"/>
+      </w:pPr>
+      <w:r>
+        <w:t xml:space="preserve">•  $geoIntersects — interseção entre geometrias. Não utilizado no presente projecto, pois os dados são exclusivamente </w:t>
+      </w:r>
+      <w:proofErr w:type="spellStart"/>
+      <w:r>
+        <w:t>Point</w:t>
+      </w:r>
+      <w:proofErr w:type="spellEnd"/>
+      <w:r>
+        <w:t>.</w:t>
+      </w:r>
+    </w:p>
+    <w:p>
+      <w:pPr>
+        <w:spacing w:after="40"/>
+        <w:ind w:left="400"/>
+        <w:jc w:val="both"/>
+      </w:pPr>
+    </w:p>
+    <w:p>
+      <w:pPr>
+        <w:pStyle w:val="Estilo2"/>
+      </w:pPr>
+      <w:r>
+        <w:rPr>
+          <w:b/>
+        </w:rPr>
+        <w:t>2.4. OpenStreetMap e a Overpass API como fonte de dados</w:t>
+      </w:r>
+    </w:p>
+    <w:p>
+      <w:pPr>
+        <w:jc w:val="both"/>
+      </w:pPr>
+      <w:r>
+        <w:t>O projecto OpenStreetMap (OSM) é uma base de dados geográfica colaborativa, mantida desde 2004 por uma comunidade de mais de oito milhões de contribuidores, e disponibilizada sob a licença Open Database License. Os seus dados são particularmente ricos em pontos de interesse (POI) classificados por um sistema de tags. As instalações desportivas são captadas através de tags como leisure=fitness_centre, leisure=swimming_pool, leisure=sports_centre, sport=climbing, club=martial_arts, entre outras.</w:t>
+      </w:r>
+    </w:p>
+    <w:p>
+      <w:pPr>
+        <w:jc w:val="both"/>
+      </w:pPr>
+      <w:r>
+        <w:t xml:space="preserve">Para extração programática, o OSM disponibiliza a Overpass API, um serviço público que aceita queries numa linguagem dedicada (Overpass QL) e devolve subconjuntos da base de dados em formato JSON. A query utilizada neste projeto extrai todos os nodes, ways e relations classificados como instalações desportivas dentro da área administrativa de </w:t>
+      </w:r>
+      <w:r>
+        <w:lastRenderedPageBreak/>
+        <w:t>Portugal, devolvendo aproximadamente 45 mil elementos brutos. Após normalização e filtragem (eliminação de elementos sem nome ou sem coordenadas), permanecem cerca de 3 400 documentos úteis na coleção.</w:t>
+      </w:r>
+    </w:p>
+    <w:p>
+      <w:pPr>
+        <w:jc w:val="both"/>
+      </w:pPr>
+    </w:p>
+    <w:p>
+      <w:pPr>
+        <w:pStyle w:val="Estilo2"/>
+      </w:pPr>
+      <w:r>
+        <w:rPr>
+          <w:b/>
+        </w:rPr>
+        <w:t>2.5. Routing open-source: o caso da OSRM</w:t>
+      </w:r>
+    </w:p>
+    <w:p>
+      <w:pPr>
+        <w:jc w:val="both"/>
+      </w:pPr>
+      <w:r>
+        <w:t>A Open Source Routing Machine (OSRM) é uma engine de cálculo de trajetórias em redes rodoviárias OSM, escrita em C++, com tempos de resposta tipicamente inferiores a 100 ms para rotas continentais e suporte a múltiplos perfis (car, foot, bike). Existem instâncias públicas mantidas pela comunidade — routing.openstreetmap.de oferece endpoints distintos para os três perfis principais — que dispensam o registo de chaves de API e permitem prototipagem rápida.</w:t>
+      </w:r>
+    </w:p>
+    <w:p>
+      <w:pPr>
+        <w:jc w:val="both"/>
+      </w:pPr>
+      <w:r>
+        <w:t>O cliente JavaScript Leaflet Routing Machine encapsula o protocolo OSRM v1 e integra-se de forma transparente com a camada Leaflet. No FitMap, o controlo gráfico próprio do Leaflet Routing Machine é ocultado por CSS e substituído por uma interface customizada que respeita a paleta visual do produto. O cliente recebe duração e distância via eventos e renderiza a polyline da rota sobre o mapa.</w:t>
+      </w:r>
+    </w:p>
+    <w:p>
+      <w:pPr>
+        <w:jc w:val="both"/>
+      </w:pPr>
+    </w:p>
+    <w:p>
+      <w:pPr>
+        <w:jc w:val="both"/>
+      </w:pPr>
+    </w:p>
+    <w:p>
+      <w:pPr>
+        <w:jc w:val="both"/>
+      </w:pPr>
+    </w:p>
+    <w:p>
+      <w:pPr>
+        <w:jc w:val="both"/>
+      </w:pPr>
+    </w:p>
+    <w:p>
+      <w:pPr>
+        <w:jc w:val="both"/>
+      </w:pPr>
+    </w:p>
+    <w:p>
+      <w:pPr>
+        <w:jc w:val="both"/>
+      </w:pPr>
+    </w:p>
+    <w:p>
+      <w:pPr>
+        <w:jc w:val="both"/>
+      </w:pPr>
+    </w:p>
+    <w:p>
+      <w:pPr>
+        <w:jc w:val="both"/>
+      </w:pPr>
+    </w:p>
+    <w:p>
+      <w:pPr>
+        <w:jc w:val="both"/>
+      </w:pPr>
+    </w:p>
+    <w:p>
+      <w:pPr>
+        <w:jc w:val="both"/>
+      </w:pPr>
+    </w:p>
+    <w:p>
+      <w:pPr>
+        <w:pStyle w:val="Estilo1"/>
+      </w:pPr>
+      <w:r>
+        <w:lastRenderedPageBreak/>
+        <w:t>Arquitetura do sistema e modelo de dados</w:t>
+      </w:r>
+    </w:p>
+    <w:p/>
+    <w:p>
+      <w:pPr>
+        <w:pStyle w:val="Estilo2"/>
+      </w:pPr>
+      <w:r>
+        <w:rPr>
+          <w:b/>
+        </w:rPr>
+        <w:t>3.1. Visão geral da arquitetura</w:t>
+      </w:r>
+    </w:p>
+    <w:p>
+      <w:pPr>
+        <w:jc w:val="both"/>
+      </w:pPr>
+      <w:r>
+        <w:t>A arquitetura do FitMap é organizada segundo o padrão clássico de uma aplicação web monolítica modular, com a particularidade de toda a orquestração ser declarada via Docker Compose. Há quatro componentes principais:</w:t>
+      </w:r>
+    </w:p>
+    <w:p>
+      <w:pPr>
+        <w:spacing w:after="40"/>
+        <w:ind w:left="400"/>
+        <w:jc w:val="both"/>
+      </w:pPr>
+      <w:r>
+        <w:t>•  Serviço MongoDB (imagem oficial mongo:7) que persiste a coleção facilities e mantém os índices 2dsphere e auxiliares.</w:t>
+      </w:r>
+    </w:p>
+    <w:p>
+      <w:pPr>
+        <w:spacing w:after="40"/>
+        <w:ind w:left="400"/>
+        <w:jc w:val="both"/>
+      </w:pPr>
+    </w:p>
+    <w:p>
+      <w:pPr>
+        <w:spacing w:after="40"/>
+        <w:ind w:left="400"/>
+        <w:jc w:val="both"/>
+      </w:pPr>
+      <w:r>
+        <w:t>•  Serviço Seed (imagem custom Python) que executa, na inicialização, os scripts seed_osm.py e — quando aplicável — outros pipelines de ingestão. Termina após popular o MongoDB e não permanece a correr.</w:t>
+      </w:r>
+    </w:p>
+    <w:p>
+      <w:pPr>
+        <w:spacing w:after="40"/>
+        <w:ind w:left="400"/>
+        <w:jc w:val="both"/>
+      </w:pPr>
+    </w:p>
+    <w:p>
+      <w:pPr>
+        <w:spacing w:after="40"/>
+        <w:ind w:left="400"/>
+        <w:jc w:val="both"/>
+      </w:pPr>
+      <w:r>
+        <w:t>•  Serviço Web (imagem custom Python) que executa o backend FastAPI na porta 8000, servindo a API REST e os ficheiros estáticos do frontend (HTML, CSS, JS, ícones).</w:t>
+      </w:r>
+    </w:p>
+    <w:p/>
+    <w:p>
+      <w:pPr>
+        <w:spacing w:after="40"/>
+        <w:ind w:left="400"/>
+        <w:jc w:val="both"/>
+      </w:pPr>
       <w:r>
         <w:t>•  Serviços externos a que o sistema recorre em tempo de execução: Nominatim para geocoding pontual, OSRM para cálculo de rotas e o tile-server CartoDB para a base do mapa.</w:t>
       </w:r>
     </w:p>
     <w:p>
       <w:pPr>
+        <w:spacing w:after="40"/>
+        <w:ind w:left="400"/>
+        <w:jc w:val="both"/>
+      </w:pPr>
+    </w:p>
+    <w:p>
+      <w:pPr>
         <w:jc w:val="both"/>
       </w:pPr>
       <w:r>
@@ -2497,12 +2747,23 @@
     </w:p>
     <w:p>
       <w:pPr>
+        <w:jc w:val="both"/>
+      </w:pPr>
+    </w:p>
+    <w:p>
+      <w:pPr>
+        <w:jc w:val="both"/>
+      </w:pPr>
+    </w:p>
+    <w:p>
+      <w:pPr>
         <w:pStyle w:val="Estilo2"/>
       </w:pPr>
       <w:r>
         <w:rPr>
           <w:b/>
         </w:rPr>
+        <w:lastRenderedPageBreak/>
         <w:t>3.2. Fluxo de dados</w:t>
       </w:r>
     </w:p>
@@ -2524,12 +2785,73 @@
     </w:p>
     <w:p>
       <w:pPr>
+        <w:jc w:val="both"/>
+      </w:pPr>
+    </w:p>
+    <w:p>
+      <w:pPr>
+        <w:jc w:val="both"/>
+      </w:pPr>
+    </w:p>
+    <w:p>
+      <w:pPr>
+        <w:jc w:val="both"/>
+      </w:pPr>
+    </w:p>
+    <w:p>
+      <w:pPr>
+        <w:jc w:val="both"/>
+      </w:pPr>
+    </w:p>
+    <w:p>
+      <w:pPr>
+        <w:jc w:val="both"/>
+      </w:pPr>
+    </w:p>
+    <w:p>
+      <w:pPr>
+        <w:jc w:val="both"/>
+      </w:pPr>
+    </w:p>
+    <w:p>
+      <w:pPr>
+        <w:jc w:val="both"/>
+      </w:pPr>
+    </w:p>
+    <w:p>
+      <w:pPr>
+        <w:jc w:val="both"/>
+      </w:pPr>
+    </w:p>
+    <w:p>
+      <w:pPr>
+        <w:jc w:val="both"/>
+      </w:pPr>
+    </w:p>
+    <w:p>
+      <w:pPr>
+        <w:jc w:val="both"/>
+      </w:pPr>
+    </w:p>
+    <w:p>
+      <w:pPr>
+        <w:jc w:val="both"/>
+      </w:pPr>
+    </w:p>
+    <w:p>
+      <w:pPr>
+        <w:jc w:val="both"/>
+      </w:pPr>
+    </w:p>
+    <w:p>
+      <w:pPr>
         <w:pStyle w:val="Estilo2"/>
       </w:pPr>
       <w:r>
         <w:rPr>
           <w:b/>
         </w:rPr>
+        <w:lastRenderedPageBreak/>
         <w:t>3.3. Modelo de dados — a coleção facilities</w:t>
       </w:r>
     </w:p>
@@ -2553,7 +2875,10 @@
       <w:pPr>
         <w:spacing w:before="80" w:after="80"/>
         <w:ind w:left="280"/>
-        <w:jc w:val="left"/>
+        <w:rPr>
+          <w:rFonts w:ascii="Consolas" w:hAnsi="Consolas"/>
+          <w:sz w:val="18"/>
+        </w:rPr>
       </w:pPr>
       <w:r>
         <w:rPr>
@@ -2561,68 +2886,260 @@
           <w:sz w:val="18"/>
         </w:rPr>
         <w:t>{</w:t>
+      </w:r>
+      <w:r>
+        <w:rPr>
+          <w:rFonts w:ascii="Consolas" w:hAnsi="Consolas"/>
+          <w:sz w:val="18"/>
+        </w:rPr>
         <w:br/>
         <w:t xml:space="preserve">  "osm_id":   948376543,</w:t>
+      </w:r>
+      <w:r>
+        <w:rPr>
+          <w:rFonts w:ascii="Consolas" w:hAnsi="Consolas"/>
+          <w:sz w:val="18"/>
+        </w:rPr>
         <w:br/>
         <w:t xml:space="preserve">  "osm_type": "node",</w:t>
+      </w:r>
+      <w:r>
+        <w:rPr>
+          <w:rFonts w:ascii="Consolas" w:hAnsi="Consolas"/>
+          <w:sz w:val="18"/>
+        </w:rPr>
         <w:br/>
         <w:t xml:space="preserve">  "name":     "Kartódromo Internacional do Algarve",</w:t>
+      </w:r>
+      <w:r>
+        <w:rPr>
+          <w:rFonts w:ascii="Consolas" w:hAnsi="Consolas"/>
+          <w:sz w:val="18"/>
+        </w:rPr>
         <w:br/>
         <w:t xml:space="preserve">  "category": "Centro Desportivo",</w:t>
+      </w:r>
+      <w:r>
+        <w:rPr>
+          <w:rFonts w:ascii="Consolas" w:hAnsi="Consolas"/>
+          <w:sz w:val="18"/>
+        </w:rPr>
         <w:br/>
         <w:t xml:space="preserve">  "sports":   ["karting"],</w:t>
+      </w:r>
+      <w:r>
+        <w:rPr>
+          <w:rFonts w:ascii="Consolas" w:hAnsi="Consolas"/>
+          <w:sz w:val="18"/>
+        </w:rPr>
         <w:br/>
         <w:t xml:space="preserve">  "location": {</w:t>
+      </w:r>
+      <w:r>
+        <w:rPr>
+          <w:rFonts w:ascii="Consolas" w:hAnsi="Consolas"/>
+          <w:sz w:val="18"/>
+        </w:rPr>
         <w:br/>
         <w:t xml:space="preserve">    "type": "Point",</w:t>
+      </w:r>
+      <w:r>
+        <w:rPr>
+          <w:rFonts w:ascii="Consolas" w:hAnsi="Consolas"/>
+          <w:sz w:val="18"/>
+        </w:rPr>
         <w:br/>
         <w:t xml:space="preserve">    "coordinates": [-8.6291, 37.2274]</w:t>
+      </w:r>
+      <w:r>
+        <w:rPr>
+          <w:rFonts w:ascii="Consolas" w:hAnsi="Consolas"/>
+          <w:sz w:val="18"/>
+        </w:rPr>
         <w:br/>
         <w:t xml:space="preserve">  },</w:t>
+      </w:r>
+      <w:r>
+        <w:rPr>
+          <w:rFonts w:ascii="Consolas" w:hAnsi="Consolas"/>
+          <w:sz w:val="18"/>
+        </w:rPr>
         <w:br/>
         <w:t xml:space="preserve">  "address": {</w:t>
+      </w:r>
+      <w:r>
+        <w:rPr>
+          <w:rFonts w:ascii="Consolas" w:hAnsi="Consolas"/>
+          <w:sz w:val="18"/>
+        </w:rPr>
         <w:br/>
         <w:t xml:space="preserve">    "street": "Sítio do Escampadinho",</w:t>
+      </w:r>
+      <w:r>
+        <w:rPr>
+          <w:rFonts w:ascii="Consolas" w:hAnsi="Consolas"/>
+          <w:sz w:val="18"/>
+        </w:rPr>
         <w:br/>
         <w:t xml:space="preserve">    "housenumber": "",</w:t>
+      </w:r>
+      <w:r>
+        <w:rPr>
+          <w:rFonts w:ascii="Consolas" w:hAnsi="Consolas"/>
+          <w:sz w:val="18"/>
+        </w:rPr>
         <w:br/>
         <w:t xml:space="preserve">    "city": "Portimão",</w:t>
+      </w:r>
+      <w:r>
+        <w:rPr>
+          <w:rFonts w:ascii="Consolas" w:hAnsi="Consolas"/>
+          <w:sz w:val="18"/>
+        </w:rPr>
         <w:br/>
         <w:t xml:space="preserve">    "postcode": "8500-148"</w:t>
+      </w:r>
+      <w:r>
+        <w:rPr>
+          <w:rFonts w:ascii="Consolas" w:hAnsi="Consolas"/>
+          <w:sz w:val="18"/>
+        </w:rPr>
         <w:br/>
         <w:t xml:space="preserve">  },</w:t>
+      </w:r>
+      <w:r>
+        <w:rPr>
+          <w:rFonts w:ascii="Consolas" w:hAnsi="Consolas"/>
+          <w:sz w:val="18"/>
+        </w:rPr>
         <w:br/>
         <w:t xml:space="preserve">  "contact": {</w:t>
+      </w:r>
+      <w:r>
+        <w:rPr>
+          <w:rFonts w:ascii="Consolas" w:hAnsi="Consolas"/>
+          <w:sz w:val="18"/>
+        </w:rPr>
         <w:br/>
         <w:t xml:space="preserve">    "phone":   "+351282405650",</w:t>
+      </w:r>
+      <w:r>
+        <w:rPr>
+          <w:rFonts w:ascii="Consolas" w:hAnsi="Consolas"/>
+          <w:sz w:val="18"/>
+        </w:rPr>
         <w:br/>
         <w:t xml:space="preserve">    "website": "https://autodromodoalgarve.com/",</w:t>
+      </w:r>
+      <w:r>
+        <w:rPr>
+          <w:rFonts w:ascii="Consolas" w:hAnsi="Consolas"/>
+          <w:sz w:val="18"/>
+        </w:rPr>
         <w:br/>
         <w:t xml:space="preserve">    "email":   ""</w:t>
+      </w:r>
+      <w:r>
+        <w:rPr>
+          <w:rFonts w:ascii="Consolas" w:hAnsi="Consolas"/>
+          <w:sz w:val="18"/>
+        </w:rPr>
         <w:br/>
         <w:t xml:space="preserve">  },</w:t>
+      </w:r>
+      <w:r>
+        <w:rPr>
+          <w:rFonts w:ascii="Consolas" w:hAnsi="Consolas"/>
+          <w:sz w:val="18"/>
+        </w:rPr>
         <w:br/>
         <w:t xml:space="preserve">  "opening_hours": "Mo-Su 09:00-13:00; 14:00-18:00",</w:t>
+      </w:r>
+      <w:r>
+        <w:rPr>
+          <w:rFonts w:ascii="Consolas" w:hAnsi="Consolas"/>
+          <w:sz w:val="18"/>
+        </w:rPr>
         <w:br/>
         <w:t xml:space="preserve">  "amenities": {</w:t>
+      </w:r>
+      <w:r>
+        <w:rPr>
+          <w:rFonts w:ascii="Consolas" w:hAnsi="Consolas"/>
+          <w:sz w:val="18"/>
+        </w:rPr>
         <w:br/>
         <w:t xml:space="preserve">    "wheelchair": "yes",</w:t>
+      </w:r>
+      <w:r>
+        <w:rPr>
+          <w:rFonts w:ascii="Consolas" w:hAnsi="Consolas"/>
+          <w:sz w:val="18"/>
+        </w:rPr>
         <w:br/>
         <w:t xml:space="preserve">    "parking":    "yes",</w:t>
+      </w:r>
+      <w:r>
+        <w:rPr>
+          <w:rFonts w:ascii="Consolas" w:hAnsi="Consolas"/>
+          <w:sz w:val="18"/>
+        </w:rPr>
         <w:br/>
         <w:t xml:space="preserve">    "shower":     "yes",</w:t>
+      </w:r>
+      <w:r>
+        <w:rPr>
+          <w:rFonts w:ascii="Consolas" w:hAnsi="Consolas"/>
+          <w:sz w:val="18"/>
+        </w:rPr>
         <w:br/>
         <w:t xml:space="preserve">    "indoor":     "no",</w:t>
+      </w:r>
+      <w:r>
+        <w:rPr>
+          <w:rFonts w:ascii="Consolas" w:hAnsi="Consolas"/>
+          <w:sz w:val="18"/>
+        </w:rPr>
         <w:br/>
         <w:t xml:space="preserve">    "covered":    "no",</w:t>
+      </w:r>
+      <w:r>
+        <w:rPr>
+          <w:rFonts w:ascii="Consolas" w:hAnsi="Consolas"/>
+          <w:sz w:val="18"/>
+        </w:rPr>
         <w:br/>
         <w:t xml:space="preserve">    "access":     "public"</w:t>
+      </w:r>
+      <w:r>
+        <w:rPr>
+          <w:rFonts w:ascii="Consolas" w:hAnsi="Consolas"/>
+          <w:sz w:val="18"/>
+        </w:rPr>
         <w:br/>
         <w:t xml:space="preserve">  },</w:t>
+      </w:r>
+      <w:r>
+        <w:rPr>
+          <w:rFonts w:ascii="Consolas" w:hAnsi="Consolas"/>
+          <w:sz w:val="18"/>
+        </w:rPr>
         <w:br/>
         <w:t xml:space="preserve">  "fee":      "yes",</w:t>
+      </w:r>
+      <w:r>
+        <w:rPr>
+          <w:rFonts w:ascii="Consolas" w:hAnsi="Consolas"/>
+          <w:sz w:val="18"/>
+        </w:rPr>
         <w:br/>
         <w:t xml:space="preserve">  "operator": "Parkalgar"</w:t>
+      </w:r>
+      <w:r>
+        <w:rPr>
+          <w:rFonts w:ascii="Consolas" w:hAnsi="Consolas"/>
+          <w:sz w:val="18"/>
+        </w:rPr>
         <w:br/>
         <w:t>}</w:t>
       </w:r>
@@ -2630,11 +3147,15 @@
     <w:p>
       <w:pPr>
         <w:pStyle w:val="Estilo2"/>
-      </w:pPr>
-      <w:r>
         <w:rPr>
           <w:b/>
         </w:rPr>
+      </w:pPr>
+      <w:r>
+        <w:rPr>
+          <w:b/>
+        </w:rPr>
+        <w:lastRenderedPageBreak/>
         <w:t>3.4. Índices criados e racional</w:t>
       </w:r>
     </w:p>
@@ -2648,11 +3169,11 @@
     </w:p>
     <w:tbl>
       <w:tblPr>
-        <w:tblW w:type="auto" w:w="0"/>
-        <w:tblLook w:firstColumn="1" w:firstRow="1" w:lastColumn="0" w:lastRow="0" w:noHBand="0" w:noVBand="1" w:val="04A0"/>
+        <w:tblW w:w="0" w:type="auto"/>
+        <w:tblLook w:val="04A0" w:firstRow="1" w:lastRow="0" w:firstColumn="1" w:lastColumn="0" w:noHBand="0" w:noVBand="1"/>
       </w:tblPr>
       <w:tblGrid>
-        <w:gridCol w:w="2197"/>
+        <w:gridCol w:w="2196"/>
         <w:gridCol w:w="2197"/>
         <w:gridCol w:w="2197"/>
         <w:gridCol w:w="2197"/>
@@ -2660,7 +3181,7 @@
       <w:tr>
         <w:tc>
           <w:tcPr>
-            <w:tcW w:type="dxa" w:w="2197"/>
+            <w:tcW w:w="2197" w:type="dxa"/>
           </w:tcPr>
           <w:p>
             <w:r>
@@ -2673,7 +3194,7 @@
         </w:tc>
         <w:tc>
           <w:tcPr>
-            <w:tcW w:type="dxa" w:w="2197"/>
+            <w:tcW w:w="2197" w:type="dxa"/>
           </w:tcPr>
           <w:p>
             <w:r>
@@ -2686,7 +3207,7 @@
         </w:tc>
         <w:tc>
           <w:tcPr>
-            <w:tcW w:type="dxa" w:w="2197"/>
+            <w:tcW w:w="2197" w:type="dxa"/>
           </w:tcPr>
           <w:p>
             <w:r>
@@ -2699,7 +3220,7 @@
         </w:tc>
         <w:tc>
           <w:tcPr>
-            <w:tcW w:type="dxa" w:w="2197"/>
+            <w:tcW w:w="2197" w:type="dxa"/>
           </w:tcPr>
           <w:p>
             <w:r>
@@ -2714,7 +3235,7 @@
       <w:tr>
         <w:tc>
           <w:tcPr>
-            <w:tcW w:type="dxa" w:w="2197"/>
+            <w:tcW w:w="2197" w:type="dxa"/>
           </w:tcPr>
           <w:p>
             <w:r>
@@ -2724,7 +3245,7 @@
         </w:tc>
         <w:tc>
           <w:tcPr>
-            <w:tcW w:type="dxa" w:w="2197"/>
+            <w:tcW w:w="2197" w:type="dxa"/>
           </w:tcPr>
           <w:p>
             <w:r>
@@ -2734,7 +3255,7 @@
         </w:tc>
         <w:tc>
           <w:tcPr>
-            <w:tcW w:type="dxa" w:w="2197"/>
+            <w:tcW w:w="2197" w:type="dxa"/>
           </w:tcPr>
           <w:p>
             <w:r>
@@ -2744,7 +3265,7 @@
         </w:tc>
         <w:tc>
           <w:tcPr>
-            <w:tcW w:type="dxa" w:w="2197"/>
+            <w:tcW w:w="2197" w:type="dxa"/>
           </w:tcPr>
           <w:p>
             <w:r>
@@ -2756,7 +3277,7 @@
       <w:tr>
         <w:tc>
           <w:tcPr>
-            <w:tcW w:type="dxa" w:w="2197"/>
+            <w:tcW w:w="2197" w:type="dxa"/>
           </w:tcPr>
           <w:p>
             <w:r>
@@ -2766,7 +3287,7 @@
         </w:tc>
         <w:tc>
           <w:tcPr>
-            <w:tcW w:type="dxa" w:w="2197"/>
+            <w:tcW w:w="2197" w:type="dxa"/>
           </w:tcPr>
           <w:p>
             <w:r>
@@ -2776,7 +3297,7 @@
         </w:tc>
         <w:tc>
           <w:tcPr>
-            <w:tcW w:type="dxa" w:w="2197"/>
+            <w:tcW w:w="2197" w:type="dxa"/>
           </w:tcPr>
           <w:p>
             <w:r>
@@ -2786,7 +3307,7 @@
         </w:tc>
         <w:tc>
           <w:tcPr>
-            <w:tcW w:type="dxa" w:w="2197"/>
+            <w:tcW w:w="2197" w:type="dxa"/>
           </w:tcPr>
           <w:p>
             <w:r>
@@ -2798,7 +3319,7 @@
       <w:tr>
         <w:tc>
           <w:tcPr>
-            <w:tcW w:type="dxa" w:w="2197"/>
+            <w:tcW w:w="2197" w:type="dxa"/>
           </w:tcPr>
           <w:p>
             <w:r>
@@ -2808,7 +3329,7 @@
         </w:tc>
         <w:tc>
           <w:tcPr>
-            <w:tcW w:type="dxa" w:w="2197"/>
+            <w:tcW w:w="2197" w:type="dxa"/>
           </w:tcPr>
           <w:p>
             <w:r>
@@ -2818,7 +3339,7 @@
         </w:tc>
         <w:tc>
           <w:tcPr>
-            <w:tcW w:type="dxa" w:w="2197"/>
+            <w:tcW w:w="2197" w:type="dxa"/>
           </w:tcPr>
           <w:p>
             <w:r>
@@ -2828,7 +3349,7 @@
         </w:tc>
         <w:tc>
           <w:tcPr>
-            <w:tcW w:type="dxa" w:w="2197"/>
+            <w:tcW w:w="2197" w:type="dxa"/>
           </w:tcPr>
           <w:p>
             <w:r>
@@ -2840,17 +3361,19 @@
       <w:tr>
         <w:tc>
           <w:tcPr>
-            <w:tcW w:type="dxa" w:w="2197"/>
-          </w:tcPr>
-          <w:p>
+            <w:tcW w:w="2197" w:type="dxa"/>
+          </w:tcPr>
+          <w:p>
+            <w:proofErr w:type="gramStart"/>
             <w:r>
               <w:t>address.city</w:t>
             </w:r>
-          </w:p>
-        </w:tc>
-        <w:tc>
-          <w:tcPr>
-            <w:tcW w:type="dxa" w:w="2197"/>
+            <w:proofErr w:type="gramEnd"/>
+          </w:p>
+        </w:tc>
+        <w:tc>
+          <w:tcPr>
+            <w:tcW w:w="2197" w:type="dxa"/>
           </w:tcPr>
           <w:p>
             <w:r>
@@ -2860,7 +3383,7 @@
         </w:tc>
         <w:tc>
           <w:tcPr>
-            <w:tcW w:type="dxa" w:w="2197"/>
+            <w:tcW w:w="2197" w:type="dxa"/>
           </w:tcPr>
           <w:p>
             <w:r>
@@ -2870,7 +3393,7 @@
         </w:tc>
         <w:tc>
           <w:tcPr>
-            <w:tcW w:type="dxa" w:w="2197"/>
+            <w:tcW w:w="2197" w:type="dxa"/>
           </w:tcPr>
           <w:p>
             <w:r>
@@ -2884,18 +3407,58 @@
       <w:pPr>
         <w:jc w:val="both"/>
       </w:pPr>
-      <w:r>
-        <w:t>O índice multikey sobre sports merece um comentário particular. Como o campo é um array (uma instalação pode oferecer várias modalidades), o MongoDB indexa cada elemento individualmente. Isto permite responder eficientemente a queries como {"sports": "climbing"} mesmo quando climbing é apenas uma de várias modalidades oferecidas.</w:t>
-      </w:r>
+    </w:p>
+    <w:p>
+      <w:pPr>
+        <w:jc w:val="both"/>
+      </w:pPr>
+      <w:r>
+        <w:t xml:space="preserve">O índice </w:t>
+      </w:r>
+      <w:proofErr w:type="spellStart"/>
+      <w:r>
+        <w:t>multikey</w:t>
+      </w:r>
+      <w:proofErr w:type="spellEnd"/>
+      <w:r>
+        <w:t xml:space="preserve"> sobre sports merece um comentário particular. Como o campo é um array (uma instalação pode oferecer várias modalidades), o MongoDB indexa cada elemento individualmente. Isto permite responder eficientemente a queries como {"sports": "climbing"} mesmo quando climbing é apenas uma de várias modalidades oferecidas.</w:t>
+      </w:r>
+    </w:p>
+    <w:p>
+      <w:pPr>
+        <w:jc w:val="both"/>
+      </w:pPr>
+    </w:p>
+    <w:p>
+      <w:pPr>
+        <w:jc w:val="both"/>
+      </w:pPr>
+    </w:p>
+    <w:p>
+      <w:pPr>
+        <w:jc w:val="both"/>
+      </w:pPr>
+    </w:p>
+    <w:p>
+      <w:pPr>
+        <w:jc w:val="both"/>
+      </w:pPr>
+    </w:p>
+    <w:p>
+      <w:pPr>
+        <w:jc w:val="both"/>
+      </w:pPr>
     </w:p>
     <w:p>
       <w:pPr>
         <w:pStyle w:val="Estilo1"/>
       </w:pPr>
       <w:r>
+        <w:lastRenderedPageBreak/>
         <w:t>Implementação</w:t>
       </w:r>
     </w:p>
+    <w:p/>
     <w:p>
       <w:pPr>
         <w:pStyle w:val="Estilo2"/>
@@ -2906,6 +3469,11 @@
         </w:rPr>
         <w:t>4.1. Pipeline de ingestão (seed_osm.py)</w:t>
       </w:r>
+    </w:p>
+    <w:p>
+      <w:pPr>
+        <w:jc w:val="both"/>
+      </w:pPr>
     </w:p>
     <w:p>
       <w:pPr>
@@ -2919,7 +3487,6 @@
       <w:pPr>
         <w:spacing w:before="80" w:after="80"/>
         <w:ind w:left="280"/>
-        <w:jc w:val="left"/>
       </w:pPr>
       <w:r>
         <w:rPr>
@@ -2927,30 +3494,108 @@
           <w:sz w:val="18"/>
         </w:rPr>
         <w:t>[out:json][timeout:240];</w:t>
+      </w:r>
+      <w:r>
+        <w:rPr>
+          <w:rFonts w:ascii="Consolas" w:hAnsi="Consolas"/>
+          <w:sz w:val="18"/>
+        </w:rPr>
         <w:br/>
         <w:t>area["ISO3166-1"="PT"][admin_level=2]-&gt;.pt;</w:t>
+      </w:r>
+      <w:r>
+        <w:rPr>
+          <w:rFonts w:ascii="Consolas" w:hAnsi="Consolas"/>
+          <w:sz w:val="18"/>
+        </w:rPr>
         <w:br/>
         <w:t>(</w:t>
+      </w:r>
+      <w:r>
+        <w:rPr>
+          <w:rFonts w:ascii="Consolas" w:hAnsi="Consolas"/>
+          <w:sz w:val="18"/>
+        </w:rPr>
         <w:br/>
         <w:t xml:space="preserve">  nwr[leisure=fitness_centre](area.pt);</w:t>
+      </w:r>
+      <w:r>
+        <w:rPr>
+          <w:rFonts w:ascii="Consolas" w:hAnsi="Consolas"/>
+          <w:sz w:val="18"/>
+        </w:rPr>
         <w:br/>
         <w:t xml:space="preserve">  nwr[leisure=sports_centre](area.pt);</w:t>
+      </w:r>
+      <w:r>
+        <w:rPr>
+          <w:rFonts w:ascii="Consolas" w:hAnsi="Consolas"/>
+          <w:sz w:val="18"/>
+        </w:rPr>
         <w:br/>
         <w:t xml:space="preserve">  nwr[leisure=swimming_pool](area.pt);</w:t>
+      </w:r>
+      <w:r>
+        <w:rPr>
+          <w:rFonts w:ascii="Consolas" w:hAnsi="Consolas"/>
+          <w:sz w:val="18"/>
+        </w:rPr>
         <w:br/>
         <w:t xml:space="preserve">  nwr[leisure=dance](area.pt);</w:t>
+      </w:r>
+      <w:r>
+        <w:rPr>
+          <w:rFonts w:ascii="Consolas" w:hAnsi="Consolas"/>
+          <w:sz w:val="18"/>
+        </w:rPr>
         <w:br/>
         <w:t xml:space="preserve">  nwr[club=martial_arts](area.pt);</w:t>
+      </w:r>
+      <w:r>
+        <w:rPr>
+          <w:rFonts w:ascii="Consolas" w:hAnsi="Consolas"/>
+          <w:sz w:val="18"/>
+        </w:rPr>
         <w:br/>
         <w:t xml:space="preserve">  nwr[sport~"^(judo|karate|aikido|taekwondo|martial_arts|</w:t>
+      </w:r>
+      <w:r>
+        <w:rPr>
+          <w:rFonts w:ascii="Consolas" w:hAnsi="Consolas"/>
+          <w:sz w:val="18"/>
+        </w:rPr>
         <w:br/>
         <w:t xml:space="preserve">             jiu-jitsu|boxing|kickboxing|muay_thai|yoga|</w:t>
+      </w:r>
+      <w:r>
+        <w:rPr>
+          <w:rFonts w:ascii="Consolas" w:hAnsi="Consolas"/>
+          <w:sz w:val="18"/>
+        </w:rPr>
         <w:br/>
         <w:t xml:space="preserve">             pilates|climbing|crossfit|swimming|fitness)$"]</w:t>
+      </w:r>
+      <w:r>
+        <w:rPr>
+          <w:rFonts w:ascii="Consolas" w:hAnsi="Consolas"/>
+          <w:sz w:val="18"/>
+        </w:rPr>
         <w:br/>
         <w:t xml:space="preserve">             (area.pt);</w:t>
+      </w:r>
+      <w:r>
+        <w:rPr>
+          <w:rFonts w:ascii="Consolas" w:hAnsi="Consolas"/>
+          <w:sz w:val="18"/>
+        </w:rPr>
         <w:br/>
         <w:t>);</w:t>
+      </w:r>
+      <w:r>
+        <w:rPr>
+          <w:rFonts w:ascii="Consolas" w:hAnsi="Consolas"/>
+          <w:sz w:val="18"/>
+        </w:rPr>
         <w:br/>
         <w:t>out center tags;</w:t>
       </w:r>
@@ -2959,9 +3604,53 @@
       <w:pPr>
         <w:jc w:val="both"/>
       </w:pPr>
-      <w:r>
-        <w:t>A resposta é cacheada localmente em osm_cache.json para evitar consultas repetidas ao endpoint público durante o desenvolvimento. A normalização aplica regras determinísticas para derivar o campo category a partir das tags (por exemplo, leisure=fitness_centre → “Ginásio”), parsing de modalidades multivaloradas (campo sport com valores separados por ; ou ,), e construção do objeto GeoJSON Point a partir das coordenadas. A inserção é em batch (insert_many), tipicamente concluída em menos de dois segundos para 3 400 documentos.</w:t>
-      </w:r>
+    </w:p>
+    <w:p>
+      <w:pPr>
+        <w:jc w:val="both"/>
+      </w:pPr>
+      <w:r>
+        <w:t>A resposta é cacheada localmente em osm_</w:t>
+      </w:r>
+      <w:proofErr w:type="gramStart"/>
+      <w:r>
+        <w:t>cache.json</w:t>
+      </w:r>
+      <w:proofErr w:type="gramEnd"/>
+      <w:r>
+        <w:t xml:space="preserve"> para evitar consultas repetidas ao endpoint público durante o desenvolvimento. A normalização aplica regras determinísticas para derivar o campo category a partir das tags (por exemplo, leisure=fitness_centre → “Ginásio”), parsing de modalidades multivaloradas (campo sport com valores separados </w:t>
+      </w:r>
+      <w:proofErr w:type="gramStart"/>
+      <w:r>
+        <w:t>por ;</w:t>
+      </w:r>
+      <w:proofErr w:type="gramEnd"/>
+      <w:r>
+        <w:t xml:space="preserve"> </w:t>
+      </w:r>
+      <w:proofErr w:type="gramStart"/>
+      <w:r>
+        <w:t>ou ,</w:t>
+      </w:r>
+      <w:proofErr w:type="gramEnd"/>
+      <w:r>
+        <w:t>), e construção do objeto GeoJSON Point a partir das coordenadas. A inserção é em batch (insert_many), tipicamente concluída em menos de dois segundos para 3 400 documentos.</w:t>
+      </w:r>
+    </w:p>
+    <w:p>
+      <w:pPr>
+        <w:jc w:val="both"/>
+      </w:pPr>
+    </w:p>
+    <w:p>
+      <w:pPr>
+        <w:jc w:val="both"/>
+      </w:pPr>
+    </w:p>
+    <w:p>
+      <w:pPr>
+        <w:jc w:val="both"/>
+      </w:pPr>
     </w:p>
     <w:p>
       <w:pPr>
@@ -2971,6 +3660,7 @@
         <w:rPr>
           <w:b/>
         </w:rPr>
+        <w:lastRenderedPageBreak/>
         <w:t>4.2. Camada Web e API REST</w:t>
       </w:r>
     </w:p>
@@ -2978,14 +3668,27 @@
       <w:pPr>
         <w:jc w:val="both"/>
       </w:pPr>
-      <w:r>
-        <w:t>O backend é construído sobre FastAPI, uma framework Python ASGI que combina desempenho competitivo (uvicorn como servidor) com a expressão declarativa das rotas e validação automática dos parâmetros via anotações de tipo. A API expõe doze endpoints, dos quais os principais estão descritos na tabela seguinte.</w:t>
+    </w:p>
+    <w:p>
+      <w:pPr>
+        <w:jc w:val="both"/>
+      </w:pPr>
+      <w:r>
+        <w:t xml:space="preserve">O </w:t>
+      </w:r>
+      <w:proofErr w:type="spellStart"/>
+      <w:r>
+        <w:t>backend</w:t>
+      </w:r>
+      <w:proofErr w:type="spellEnd"/>
+      <w:r>
+        <w:t xml:space="preserve"> é construído sobre FastAPI, uma framework Python ASGI que combina desempenho competitivo (uvicorn como servidor) com a expressão declarativa das rotas e validação automática dos parâmetros via anotações de tipo. A API expõe doze endpoints, dos quais os principais estão descritos na tabela seguinte.</w:t>
       </w:r>
     </w:p>
     <w:tbl>
       <w:tblPr>
-        <w:tblW w:type="auto" w:w="0"/>
-        <w:tblLook w:firstColumn="1" w:firstRow="1" w:lastColumn="0" w:lastRow="0" w:noHBand="0" w:noVBand="1" w:val="04A0"/>
+        <w:tblW w:w="0" w:type="auto"/>
+        <w:tblLook w:val="04A0" w:firstRow="1" w:lastRow="0" w:firstColumn="1" w:lastColumn="0" w:noHBand="0" w:noVBand="1"/>
       </w:tblPr>
       <w:tblGrid>
         <w:gridCol w:w="2929"/>
@@ -2995,7 +3698,7 @@
       <w:tr>
         <w:tc>
           <w:tcPr>
-            <w:tcW w:type="dxa" w:w="2929"/>
+            <w:tcW w:w="2929" w:type="dxa"/>
           </w:tcPr>
           <w:p>
             <w:r>
@@ -3008,7 +3711,7 @@
         </w:tc>
         <w:tc>
           <w:tcPr>
-            <w:tcW w:type="dxa" w:w="2929"/>
+            <w:tcW w:w="2929" w:type="dxa"/>
           </w:tcPr>
           <w:p>
             <w:r>
@@ -3021,7 +3724,7 @@
         </w:tc>
         <w:tc>
           <w:tcPr>
-            <w:tcW w:type="dxa" w:w="2929"/>
+            <w:tcW w:w="2929" w:type="dxa"/>
           </w:tcPr>
           <w:p>
             <w:r>
@@ -3036,7 +3739,7 @@
       <w:tr>
         <w:tc>
           <w:tcPr>
-            <w:tcW w:type="dxa" w:w="2929"/>
+            <w:tcW w:w="2929" w:type="dxa"/>
           </w:tcPr>
           <w:p>
             <w:r>
@@ -3046,7 +3749,7 @@
         </w:tc>
         <w:tc>
           <w:tcPr>
-            <w:tcW w:type="dxa" w:w="2929"/>
+            <w:tcW w:w="2929" w:type="dxa"/>
           </w:tcPr>
           <w:p>
             <w:r>
@@ -3056,7 +3759,7 @@
         </w:tc>
         <w:tc>
           <w:tcPr>
-            <w:tcW w:type="dxa" w:w="2929"/>
+            <w:tcW w:w="2929" w:type="dxa"/>
           </w:tcPr>
           <w:p>
             <w:r>
@@ -3068,7 +3771,7 @@
       <w:tr>
         <w:tc>
           <w:tcPr>
-            <w:tcW w:type="dxa" w:w="2929"/>
+            <w:tcW w:w="2929" w:type="dxa"/>
           </w:tcPr>
           <w:p>
             <w:r>
@@ -3078,7 +3781,7 @@
         </w:tc>
         <w:tc>
           <w:tcPr>
-            <w:tcW w:type="dxa" w:w="2929"/>
+            <w:tcW w:w="2929" w:type="dxa"/>
           </w:tcPr>
           <w:p>
             <w:r>
@@ -3088,7 +3791,7 @@
         </w:tc>
         <w:tc>
           <w:tcPr>
-            <w:tcW w:type="dxa" w:w="2929"/>
+            <w:tcW w:w="2929" w:type="dxa"/>
           </w:tcPr>
           <w:p>
             <w:r>
@@ -3100,7 +3803,7 @@
       <w:tr>
         <w:tc>
           <w:tcPr>
-            <w:tcW w:type="dxa" w:w="2929"/>
+            <w:tcW w:w="2929" w:type="dxa"/>
           </w:tcPr>
           <w:p>
             <w:r>
@@ -3110,7 +3813,7 @@
         </w:tc>
         <w:tc>
           <w:tcPr>
-            <w:tcW w:type="dxa" w:w="2929"/>
+            <w:tcW w:w="2929" w:type="dxa"/>
           </w:tcPr>
           <w:p>
             <w:r>
@@ -3120,7 +3823,7 @@
         </w:tc>
         <w:tc>
           <w:tcPr>
-            <w:tcW w:type="dxa" w:w="2929"/>
+            <w:tcW w:w="2929" w:type="dxa"/>
           </w:tcPr>
           <w:p>
             <w:r>
@@ -3132,7 +3835,7 @@
       <w:tr>
         <w:tc>
           <w:tcPr>
-            <w:tcW w:type="dxa" w:w="2929"/>
+            <w:tcW w:w="2929" w:type="dxa"/>
           </w:tcPr>
           <w:p>
             <w:r>
@@ -3142,7 +3845,7 @@
         </w:tc>
         <w:tc>
           <w:tcPr>
-            <w:tcW w:type="dxa" w:w="2929"/>
+            <w:tcW w:w="2929" w:type="dxa"/>
           </w:tcPr>
           <w:p>
             <w:r>
@@ -3152,7 +3855,7 @@
         </w:tc>
         <w:tc>
           <w:tcPr>
-            <w:tcW w:type="dxa" w:w="2929"/>
+            <w:tcW w:w="2929" w:type="dxa"/>
           </w:tcPr>
           <w:p>
             <w:r>
@@ -3164,7 +3867,7 @@
       <w:tr>
         <w:tc>
           <w:tcPr>
-            <w:tcW w:type="dxa" w:w="2929"/>
+            <w:tcW w:w="2929" w:type="dxa"/>
           </w:tcPr>
           <w:p>
             <w:r>
@@ -3174,7 +3877,7 @@
         </w:tc>
         <w:tc>
           <w:tcPr>
-            <w:tcW w:type="dxa" w:w="2929"/>
+            <w:tcW w:w="2929" w:type="dxa"/>
           </w:tcPr>
           <w:p>
             <w:r>
@@ -3184,7 +3887,7 @@
         </w:tc>
         <w:tc>
           <w:tcPr>
-            <w:tcW w:type="dxa" w:w="2929"/>
+            <w:tcW w:w="2929" w:type="dxa"/>
           </w:tcPr>
           <w:p>
             <w:r>
@@ -3196,7 +3899,7 @@
       <w:tr>
         <w:tc>
           <w:tcPr>
-            <w:tcW w:type="dxa" w:w="2929"/>
+            <w:tcW w:w="2929" w:type="dxa"/>
           </w:tcPr>
           <w:p>
             <w:r>
@@ -3206,7 +3909,7 @@
         </w:tc>
         <w:tc>
           <w:tcPr>
-            <w:tcW w:type="dxa" w:w="2929"/>
+            <w:tcW w:w="2929" w:type="dxa"/>
           </w:tcPr>
           <w:p>
             <w:r>
@@ -3216,7 +3919,7 @@
         </w:tc>
         <w:tc>
           <w:tcPr>
-            <w:tcW w:type="dxa" w:w="2929"/>
+            <w:tcW w:w="2929" w:type="dxa"/>
           </w:tcPr>
           <w:p>
             <w:r>
@@ -3228,7 +3931,7 @@
       <w:tr>
         <w:tc>
           <w:tcPr>
-            <w:tcW w:type="dxa" w:w="2929"/>
+            <w:tcW w:w="2929" w:type="dxa"/>
           </w:tcPr>
           <w:p>
             <w:r>
@@ -3238,7 +3941,7 @@
         </w:tc>
         <w:tc>
           <w:tcPr>
-            <w:tcW w:type="dxa" w:w="2929"/>
+            <w:tcW w:w="2929" w:type="dxa"/>
           </w:tcPr>
           <w:p>
             <w:r>
@@ -3248,7 +3951,7 @@
         </w:tc>
         <w:tc>
           <w:tcPr>
-            <w:tcW w:type="dxa" w:w="2929"/>
+            <w:tcW w:w="2929" w:type="dxa"/>
           </w:tcPr>
           <w:p>
             <w:r>
@@ -3260,7 +3963,7 @@
       <w:tr>
         <w:tc>
           <w:tcPr>
-            <w:tcW w:type="dxa" w:w="2929"/>
+            <w:tcW w:w="2929" w:type="dxa"/>
           </w:tcPr>
           <w:p>
             <w:r>
@@ -3270,7 +3973,7 @@
         </w:tc>
         <w:tc>
           <w:tcPr>
-            <w:tcW w:type="dxa" w:w="2929"/>
+            <w:tcW w:w="2929" w:type="dxa"/>
           </w:tcPr>
           <w:p>
             <w:r>
@@ -3280,27 +3983,71 @@
         </w:tc>
         <w:tc>
           <w:tcPr>
-            <w:tcW w:type="dxa" w:w="2929"/>
-          </w:tcPr>
-          <w:p>
-            <w:r>
-              <w:t>$group por address.city</w:t>
-            </w:r>
+            <w:tcW w:w="2929" w:type="dxa"/>
+          </w:tcPr>
+          <w:p>
+            <w:r>
+              <w:t xml:space="preserve">$group por </w:t>
+            </w:r>
+            <w:proofErr w:type="gramStart"/>
+            <w:r>
+              <w:t>address.city</w:t>
+            </w:r>
+            <w:proofErr w:type="gramEnd"/>
           </w:p>
         </w:tc>
       </w:tr>
     </w:tbl>
+    <w:p/>
+    <w:p/>
+    <w:p/>
+    <w:p/>
+    <w:p/>
+    <w:p/>
     <w:p>
       <w:pPr>
         <w:pStyle w:val="Estilo2"/>
-      </w:pPr>
-      <w:r>
         <w:rPr>
           <w:b/>
         </w:rPr>
-        <w:t>4.3. Queries geoespaciais explicadas</w:t>
-      </w:r>
-    </w:p>
+      </w:pPr>
+      <w:r>
+        <w:rPr>
+          <w:b/>
+        </w:rPr>
+        <w:lastRenderedPageBreak/>
+        <w:t xml:space="preserve">4.3. </w:t>
+      </w:r>
+      <w:proofErr w:type="spellStart"/>
+      <w:r>
+        <w:rPr>
+          <w:b/>
+        </w:rPr>
+        <w:t>Queries</w:t>
+      </w:r>
+      <w:proofErr w:type="spellEnd"/>
+      <w:r>
+        <w:rPr>
+          <w:b/>
+        </w:rPr>
+        <w:t xml:space="preserve"> </w:t>
+      </w:r>
+      <w:proofErr w:type="spellStart"/>
+      <w:r>
+        <w:rPr>
+          <w:b/>
+        </w:rPr>
+        <w:t>geoespaciais</w:t>
+      </w:r>
+      <w:proofErr w:type="spellEnd"/>
+      <w:r>
+        <w:rPr>
+          <w:b/>
+        </w:rPr>
+        <w:t xml:space="preserve"> explicadas</w:t>
+      </w:r>
+    </w:p>
+    <w:p/>
     <w:p>
       <w:pPr>
         <w:jc w:val="both"/>
@@ -3324,7 +4071,6 @@
       <w:pPr>
         <w:spacing w:before="80" w:after="80"/>
         <w:ind w:left="280"/>
-        <w:jc w:val="left"/>
       </w:pPr>
       <w:r>
         <w:rPr>
@@ -3332,36 +4078,132 @@
           <w:sz w:val="18"/>
         </w:rPr>
         <w:t>[</w:t>
+      </w:r>
+      <w:r>
+        <w:rPr>
+          <w:rFonts w:ascii="Consolas" w:hAnsi="Consolas"/>
+          <w:sz w:val="18"/>
+        </w:rPr>
         <w:br/>
         <w:t xml:space="preserve">  {"$geoNear": {</w:t>
+      </w:r>
+      <w:r>
+        <w:rPr>
+          <w:rFonts w:ascii="Consolas" w:hAnsi="Consolas"/>
+          <w:sz w:val="18"/>
+        </w:rPr>
         <w:br/>
         <w:t xml:space="preserve">      "near":          {"type": "Point", "coordinates": [lon, lat]},</w:t>
+      </w:r>
+      <w:r>
+        <w:rPr>
+          <w:rFonts w:ascii="Consolas" w:hAnsi="Consolas"/>
+          <w:sz w:val="18"/>
+        </w:rPr>
         <w:br/>
         <w:t xml:space="preserve">      "distanceField": "distancia_m",</w:t>
+      </w:r>
+      <w:r>
+        <w:rPr>
+          <w:rFonts w:ascii="Consolas" w:hAnsi="Consolas"/>
+          <w:sz w:val="18"/>
+        </w:rPr>
         <w:br/>
         <w:t xml:space="preserve">      "maxDistance":   radius_km * 1000,</w:t>
+      </w:r>
+      <w:r>
+        <w:rPr>
+          <w:rFonts w:ascii="Consolas" w:hAnsi="Consolas"/>
+          <w:sz w:val="18"/>
+        </w:rPr>
         <w:br/>
         <w:t xml:space="preserve">      "spherical":     true,</w:t>
+      </w:r>
+      <w:r>
+        <w:rPr>
+          <w:rFonts w:ascii="Consolas" w:hAnsi="Consolas"/>
+          <w:sz w:val="18"/>
+        </w:rPr>
         <w:br/>
         <w:t xml:space="preserve">      "key":           "location",</w:t>
+      </w:r>
+      <w:r>
+        <w:rPr>
+          <w:rFonts w:ascii="Consolas" w:hAnsi="Consolas"/>
+          <w:sz w:val="18"/>
+        </w:rPr>
         <w:br/>
         <w:t xml:space="preserve">      "query":         {"category": "Ginásio"}</w:t>
+      </w:r>
+      <w:r>
+        <w:rPr>
+          <w:rFonts w:ascii="Consolas" w:hAnsi="Consolas"/>
+          <w:sz w:val="18"/>
+        </w:rPr>
         <w:br/>
         <w:t xml:space="preserve">  }},</w:t>
+      </w:r>
+      <w:r>
+        <w:rPr>
+          <w:rFonts w:ascii="Consolas" w:hAnsi="Consolas"/>
+          <w:sz w:val="18"/>
+        </w:rPr>
         <w:br/>
         <w:t xml:space="preserve">  {"$limit": 50},</w:t>
+      </w:r>
+      <w:r>
+        <w:rPr>
+          <w:rFonts w:ascii="Consolas" w:hAnsi="Consolas"/>
+          <w:sz w:val="18"/>
+        </w:rPr>
         <w:br/>
         <w:t xml:space="preserve">  {"$project": {</w:t>
+      </w:r>
+      <w:r>
+        <w:rPr>
+          <w:rFonts w:ascii="Consolas" w:hAnsi="Consolas"/>
+          <w:sz w:val="18"/>
+        </w:rPr>
         <w:br/>
         <w:t xml:space="preserve">      "_id": 0, "osm_id": 1, "name": 1, "category": 1,</w:t>
+      </w:r>
+      <w:r>
+        <w:rPr>
+          <w:rFonts w:ascii="Consolas" w:hAnsi="Consolas"/>
+          <w:sz w:val="18"/>
+        </w:rPr>
         <w:br/>
         <w:t xml:space="preserve">      "lat":     {"$arrayElemAt": ["$location.coordinates", 1]},</w:t>
+      </w:r>
+      <w:r>
+        <w:rPr>
+          <w:rFonts w:ascii="Consolas" w:hAnsi="Consolas"/>
+          <w:sz w:val="18"/>
+        </w:rPr>
         <w:br/>
         <w:t xml:space="preserve">      "lon":     {"$arrayElemAt": ["$location.coordinates", 0]},</w:t>
+      </w:r>
+      <w:r>
+        <w:rPr>
+          <w:rFonts w:ascii="Consolas" w:hAnsi="Consolas"/>
+          <w:sz w:val="18"/>
+        </w:rPr>
         <w:br/>
         <w:t xml:space="preserve">      "distKm":  {"$round": [{"$divide": ["$distancia_m", 1000]}, 2]}</w:t>
+      </w:r>
+      <w:r>
+        <w:rPr>
+          <w:rFonts w:ascii="Consolas" w:hAnsi="Consolas"/>
+          <w:sz w:val="18"/>
+        </w:rPr>
         <w:br/>
         <w:t xml:space="preserve">  }}</w:t>
+      </w:r>
+      <w:r>
+        <w:rPr>
+          <w:rFonts w:ascii="Consolas" w:hAnsi="Consolas"/>
+          <w:sz w:val="18"/>
+        </w:rPr>
         <w:br/>
         <w:t>]</w:t>
       </w:r>
@@ -3370,6 +4212,11 @@
       <w:pPr>
         <w:jc w:val="both"/>
       </w:pPr>
+    </w:p>
+    <w:p>
+      <w:pPr>
+        <w:jc w:val="both"/>
+      </w:pPr>
       <w:r>
         <w:t>Comentário linha a linha: o objecto near em GeoJSON especifica o ponto-foco em coordenadas longitude/latitude (atenção à ordem, contrária à convenção lat/lon habitual); distanceField solicita ao MongoDB que anexe a cada documento devolvido a distância calculada, em metros; maxDistance limita o resultado ao raio pedido (convertido de quilómetros para metros); spherical:true ativa o cálculo esférico (distância em geodésica, indispensável para coordenadas geográficas); key indica explicitamente qual o índice 2dsphere a usar; query permite encadear um filtro adicional, suportando assim a combinação “mais próximas, mas apenas piscinas”. O $project final faz dois cálculos úteis: extrai as componentes latitude e longitude do array de coordenadas, e converte a distância em quilómetros com duas casas decimais.</w:t>
       </w:r>
@@ -3382,6 +4229,7 @@
         <w:rPr>
           <w:b/>
         </w:rPr>
+        <w:lastRenderedPageBreak/>
         <w:t>4.3.2.  $geoWithin — seleção de áreas por polígono</w:t>
       </w:r>
     </w:p>
@@ -3397,7 +4245,6 @@
       <w:pPr>
         <w:spacing w:before="80" w:after="80"/>
         <w:ind w:left="280"/>
-        <w:jc w:val="left"/>
       </w:pPr>
       <w:r>
         <w:rPr>
@@ -3405,36 +4252,132 @@
           <w:sz w:val="18"/>
         </w:rPr>
         <w:t>[</w:t>
+      </w:r>
+      <w:r>
+        <w:rPr>
+          <w:rFonts w:ascii="Consolas" w:hAnsi="Consolas"/>
+          <w:sz w:val="18"/>
+        </w:rPr>
         <w:br/>
         <w:t xml:space="preserve">  {"$match": {</w:t>
+      </w:r>
+      <w:r>
+        <w:rPr>
+          <w:rFonts w:ascii="Consolas" w:hAnsi="Consolas"/>
+          <w:sz w:val="18"/>
+        </w:rPr>
         <w:br/>
         <w:t xml:space="preserve">      "location": {</w:t>
+      </w:r>
+      <w:r>
+        <w:rPr>
+          <w:rFonts w:ascii="Consolas" w:hAnsi="Consolas"/>
+          <w:sz w:val="18"/>
+        </w:rPr>
         <w:br/>
         <w:t xml:space="preserve">          "$geoWithin": {</w:t>
+      </w:r>
+      <w:r>
+        <w:rPr>
+          <w:rFonts w:ascii="Consolas" w:hAnsi="Consolas"/>
+          <w:sz w:val="18"/>
+        </w:rPr>
         <w:br/>
         <w:t xml:space="preserve">              "$geometry": {</w:t>
+      </w:r>
+      <w:r>
+        <w:rPr>
+          <w:rFonts w:ascii="Consolas" w:hAnsi="Consolas"/>
+          <w:sz w:val="18"/>
+        </w:rPr>
         <w:br/>
         <w:t xml:space="preserve">                  "type": "Polygon",</w:t>
+      </w:r>
+      <w:r>
+        <w:rPr>
+          <w:rFonts w:ascii="Consolas" w:hAnsi="Consolas"/>
+          <w:sz w:val="18"/>
+        </w:rPr>
         <w:br/>
         <w:t xml:space="preserve">                  "coordinates": [[[lon1,lat1], [lon2,lat2], ..., [lon1,lat1]]]</w:t>
+      </w:r>
+      <w:r>
+        <w:rPr>
+          <w:rFonts w:ascii="Consolas" w:hAnsi="Consolas"/>
+          <w:sz w:val="18"/>
+        </w:rPr>
         <w:br/>
         <w:t xml:space="preserve">              }</w:t>
+      </w:r>
+      <w:r>
+        <w:rPr>
+          <w:rFonts w:ascii="Consolas" w:hAnsi="Consolas"/>
+          <w:sz w:val="18"/>
+        </w:rPr>
         <w:br/>
         <w:t xml:space="preserve">          }</w:t>
+      </w:r>
+      <w:r>
+        <w:rPr>
+          <w:rFonts w:ascii="Consolas" w:hAnsi="Consolas"/>
+          <w:sz w:val="18"/>
+        </w:rPr>
         <w:br/>
         <w:t xml:space="preserve">      }</w:t>
+      </w:r>
+      <w:r>
+        <w:rPr>
+          <w:rFonts w:ascii="Consolas" w:hAnsi="Consolas"/>
+          <w:sz w:val="18"/>
+        </w:rPr>
         <w:br/>
         <w:t xml:space="preserve">  }},</w:t>
+      </w:r>
+      <w:r>
+        <w:rPr>
+          <w:rFonts w:ascii="Consolas" w:hAnsi="Consolas"/>
+          <w:sz w:val="18"/>
+        </w:rPr>
         <w:br/>
         <w:t xml:space="preserve">  {"$facet": {</w:t>
+      </w:r>
+      <w:r>
+        <w:rPr>
+          <w:rFonts w:ascii="Consolas" w:hAnsi="Consolas"/>
+          <w:sz w:val="18"/>
+        </w:rPr>
         <w:br/>
         <w:t xml:space="preserve">      "items":      [{"$project": {...}}, {"$limit": 500}],</w:t>
+      </w:r>
+      <w:r>
+        <w:rPr>
+          <w:rFonts w:ascii="Consolas" w:hAnsi="Consolas"/>
+          <w:sz w:val="18"/>
+        </w:rPr>
         <w:br/>
         <w:t xml:space="preserve">      "summary":    [{"$group": {"_id": "$category", "count": {"$sum": 1}}}],</w:t>
+      </w:r>
+      <w:r>
+        <w:rPr>
+          <w:rFonts w:ascii="Consolas" w:hAnsi="Consolas"/>
+          <w:sz w:val="18"/>
+        </w:rPr>
         <w:br/>
         <w:t xml:space="preserve">      "totals":     [{"$count": "total"}]</w:t>
+      </w:r>
+      <w:r>
+        <w:rPr>
+          <w:rFonts w:ascii="Consolas" w:hAnsi="Consolas"/>
+          <w:sz w:val="18"/>
+        </w:rPr>
         <w:br/>
         <w:t xml:space="preserve">  }}</w:t>
+      </w:r>
+      <w:r>
+        <w:rPr>
+          <w:rFonts w:ascii="Consolas" w:hAnsi="Consolas"/>
+          <w:sz w:val="18"/>
+        </w:rPr>
         <w:br/>
         <w:t>]</w:t>
       </w:r>
@@ -3443,6 +4386,11 @@
       <w:pPr>
         <w:jc w:val="both"/>
       </w:pPr>
+    </w:p>
+    <w:p>
+      <w:pPr>
+        <w:jc w:val="both"/>
+      </w:pPr>
       <w:r>
         <w:t>Observe-se que o anel exterior do polígono deve ser fechado, repetindo-se o primeiro ponto no fim. Esta é a convenção GeoJSON e o MongoDB rejeita polígonos não fechados. O estágio $facet é particularmente elegante neste caso: numa única passagem sobre os resultados filtrados, calcula três visões diferentes (lista, contagem por categoria e contagem total) que servem para alimentar a UI sem necessitar de chamadas adicionais à base de dados.</w:t>
       </w:r>
@@ -3451,10 +4399,36 @@
       <w:pPr>
         <w:jc w:val="both"/>
       </w:pPr>
+    </w:p>
+    <w:p>
+      <w:pPr>
+        <w:jc w:val="both"/>
+      </w:pPr>
+    </w:p>
+    <w:p>
+      <w:pPr>
+        <w:jc w:val="both"/>
+      </w:pPr>
+    </w:p>
+    <w:p>
+      <w:pPr>
+        <w:jc w:val="both"/>
+      </w:pPr>
+    </w:p>
+    <w:p>
+      <w:pPr>
+        <w:jc w:val="both"/>
+      </w:pPr>
+    </w:p>
+    <w:p>
+      <w:pPr>
+        <w:jc w:val="both"/>
+      </w:pPr>
       <w:r>
         <w:rPr>
           <w:b/>
         </w:rPr>
+        <w:lastRenderedPageBreak/>
         <w:t>4.3.3.  $facet e $unwind — KPIs globais paralelos</w:t>
       </w:r>
     </w:p>
@@ -3470,7 +4444,6 @@
       <w:pPr>
         <w:spacing w:before="80" w:after="80"/>
         <w:ind w:left="280"/>
-        <w:jc w:val="left"/>
       </w:pPr>
       <w:r>
         <w:rPr>
@@ -3478,44 +4451,164 @@
           <w:sz w:val="18"/>
         </w:rPr>
         <w:t>[{</w:t>
+      </w:r>
+      <w:r>
+        <w:rPr>
+          <w:rFonts w:ascii="Consolas" w:hAnsi="Consolas"/>
+          <w:sz w:val="18"/>
+        </w:rPr>
         <w:br/>
         <w:t xml:space="preserve">  "$facet": {</w:t>
+      </w:r>
+      <w:r>
+        <w:rPr>
+          <w:rFonts w:ascii="Consolas" w:hAnsi="Consolas"/>
+          <w:sz w:val="18"/>
+        </w:rPr>
         <w:br/>
         <w:t xml:space="preserve">    "totals":     [{"$count": "total"}],</w:t>
+      </w:r>
+      <w:r>
+        <w:rPr>
+          <w:rFonts w:ascii="Consolas" w:hAnsi="Consolas"/>
+          <w:sz w:val="18"/>
+        </w:rPr>
         <w:br/>
         <w:t xml:space="preserve">    "categories": [</w:t>
+      </w:r>
+      <w:r>
+        <w:rPr>
+          <w:rFonts w:ascii="Consolas" w:hAnsi="Consolas"/>
+          <w:sz w:val="18"/>
+        </w:rPr>
         <w:br/>
         <w:t xml:space="preserve">        {"$group": {"_id": "$category", "count": {"$sum": 1}}},</w:t>
+      </w:r>
+      <w:r>
+        <w:rPr>
+          <w:rFonts w:ascii="Consolas" w:hAnsi="Consolas"/>
+          <w:sz w:val="18"/>
+        </w:rPr>
         <w:br/>
         <w:t xml:space="preserve">        {"$sort":  {"count": -1}}</w:t>
+      </w:r>
+      <w:r>
+        <w:rPr>
+          <w:rFonts w:ascii="Consolas" w:hAnsi="Consolas"/>
+          <w:sz w:val="18"/>
+        </w:rPr>
         <w:br/>
         <w:t xml:space="preserve">    ],</w:t>
+      </w:r>
+      <w:r>
+        <w:rPr>
+          <w:rFonts w:ascii="Consolas" w:hAnsi="Consolas"/>
+          <w:sz w:val="18"/>
+        </w:rPr>
         <w:br/>
         <w:t xml:space="preserve">    "topSports": [</w:t>
+      </w:r>
+      <w:r>
+        <w:rPr>
+          <w:rFonts w:ascii="Consolas" w:hAnsi="Consolas"/>
+          <w:sz w:val="18"/>
+        </w:rPr>
         <w:br/>
         <w:t xml:space="preserve">        {"$unwind": "$sports"},</w:t>
+      </w:r>
+      <w:r>
+        <w:rPr>
+          <w:rFonts w:ascii="Consolas" w:hAnsi="Consolas"/>
+          <w:sz w:val="18"/>
+        </w:rPr>
         <w:br/>
         <w:t xml:space="preserve">        {"$group":  {"_id": "$sports", "count": {"$sum": 1}}},</w:t>
+      </w:r>
+      <w:r>
+        <w:rPr>
+          <w:rFonts w:ascii="Consolas" w:hAnsi="Consolas"/>
+          <w:sz w:val="18"/>
+        </w:rPr>
         <w:br/>
         <w:t xml:space="preserve">        {"$sort":   {"count": -1}},</w:t>
+      </w:r>
+      <w:r>
+        <w:rPr>
+          <w:rFonts w:ascii="Consolas" w:hAnsi="Consolas"/>
+          <w:sz w:val="18"/>
+        </w:rPr>
         <w:br/>
         <w:t xml:space="preserve">        {"$limit":  10}</w:t>
+      </w:r>
+      <w:r>
+        <w:rPr>
+          <w:rFonts w:ascii="Consolas" w:hAnsi="Consolas"/>
+          <w:sz w:val="18"/>
+        </w:rPr>
         <w:br/>
         <w:t xml:space="preserve">    ],</w:t>
+      </w:r>
+      <w:r>
+        <w:rPr>
+          <w:rFonts w:ascii="Consolas" w:hAnsi="Consolas"/>
+          <w:sz w:val="18"/>
+        </w:rPr>
         <w:br/>
         <w:t xml:space="preserve">    "topCities": [</w:t>
+      </w:r>
+      <w:r>
+        <w:rPr>
+          <w:rFonts w:ascii="Consolas" w:hAnsi="Consolas"/>
+          <w:sz w:val="18"/>
+        </w:rPr>
         <w:br/>
         <w:t xml:space="preserve">        {"$match": {"address.city": {"$ne": ""}}},</w:t>
+      </w:r>
+      <w:r>
+        <w:rPr>
+          <w:rFonts w:ascii="Consolas" w:hAnsi="Consolas"/>
+          <w:sz w:val="18"/>
+        </w:rPr>
         <w:br/>
         <w:t xml:space="preserve">        {"$group": {"_id": "$address.city", "count": {"$sum": 1}}},</w:t>
+      </w:r>
+      <w:r>
+        <w:rPr>
+          <w:rFonts w:ascii="Consolas" w:hAnsi="Consolas"/>
+          <w:sz w:val="18"/>
+        </w:rPr>
         <w:br/>
         <w:t xml:space="preserve">        {"$sort":  {"count": -1}},</w:t>
+      </w:r>
+      <w:r>
+        <w:rPr>
+          <w:rFonts w:ascii="Consolas" w:hAnsi="Consolas"/>
+          <w:sz w:val="18"/>
+        </w:rPr>
         <w:br/>
         <w:t xml:space="preserve">        {"$limit": 12}</w:t>
+      </w:r>
+      <w:r>
+        <w:rPr>
+          <w:rFonts w:ascii="Consolas" w:hAnsi="Consolas"/>
+          <w:sz w:val="18"/>
+        </w:rPr>
         <w:br/>
         <w:t xml:space="preserve">    ]</w:t>
+      </w:r>
+      <w:r>
+        <w:rPr>
+          <w:rFonts w:ascii="Consolas" w:hAnsi="Consolas"/>
+          <w:sz w:val="18"/>
+        </w:rPr>
         <w:br/>
         <w:t xml:space="preserve">  }</w:t>
+      </w:r>
+      <w:r>
+        <w:rPr>
+          <w:rFonts w:ascii="Consolas" w:hAnsi="Consolas"/>
+          <w:sz w:val="18"/>
+        </w:rPr>
         <w:br/>
         <w:t>}]</w:t>
       </w:r>
@@ -3524,9 +4617,63 @@
       <w:pPr>
         <w:jc w:val="both"/>
       </w:pPr>
-      <w:r>
-        <w:t>O sub-pipeline topSports merece destaque pelo uso de $unwind. Como o campo sports é um array, $unwind virtualiza cada elemento numa cópia do documento, permitindo aplicar $group por modalidade individual. Sem este estágio, a agregação contaria arrays inteiros como entidades distintas, distorcendo o resultado. Esta combinação $unwind → $group é o padrão canónico do MongoDB para tratar campos multivalorados.</w:t>
-      </w:r>
+    </w:p>
+    <w:p>
+      <w:pPr>
+        <w:jc w:val="both"/>
+      </w:pPr>
+      <w:r>
+        <w:t xml:space="preserve">O </w:t>
+      </w:r>
+      <w:proofErr w:type="spellStart"/>
+      <w:r>
+        <w:t>sub-pipeline</w:t>
+      </w:r>
+      <w:proofErr w:type="spellEnd"/>
+      <w:r>
+        <w:t xml:space="preserve"> </w:t>
+      </w:r>
+      <w:proofErr w:type="spellStart"/>
+      <w:r>
+        <w:t>topSports</w:t>
+      </w:r>
+      <w:proofErr w:type="spellEnd"/>
+      <w:r>
+        <w:t xml:space="preserve"> merece destaque pelo uso de $unwind. Como o campo sports é um array, $unwind virtualiza cada elemento numa cópia do documento, permitindo aplicar $group por modalidade individual. Sem este estágio, a agregação contaria arrays inteiros como entidades distintas, distorcendo o resultado. Esta combinação $unwind → $group é o padrão canónico do MongoDB para tratar campos </w:t>
+      </w:r>
+      <w:proofErr w:type="spellStart"/>
+      <w:r>
+        <w:t>multivalorados</w:t>
+      </w:r>
+      <w:proofErr w:type="spellEnd"/>
+      <w:r>
+        <w:t>.</w:t>
+      </w:r>
+    </w:p>
+    <w:p>
+      <w:pPr>
+        <w:jc w:val="both"/>
+      </w:pPr>
+    </w:p>
+    <w:p>
+      <w:pPr>
+        <w:jc w:val="both"/>
+      </w:pPr>
+    </w:p>
+    <w:p>
+      <w:pPr>
+        <w:jc w:val="both"/>
+      </w:pPr>
+    </w:p>
+    <w:p>
+      <w:pPr>
+        <w:jc w:val="both"/>
+      </w:pPr>
+    </w:p>
+    <w:p>
+      <w:pPr>
+        <w:jc w:val="both"/>
+      </w:pPr>
     </w:p>
     <w:p>
       <w:pPr>
@@ -3536,6 +4683,7 @@
         <w:rPr>
           <w:b/>
         </w:rPr>
+        <w:lastRenderedPageBreak/>
         <w:t>4.4. Frontend Leaflet</w:t>
       </w:r>
     </w:p>
@@ -3543,17 +4691,160 @@
       <w:pPr>
         <w:jc w:val="both"/>
       </w:pPr>
-      <w:r>
-        <w:t>A camada cliente recorre ao Leaflet 1.9 para o mapa, com tiles vetoriais escuros do CartoDB para um aspeto profissional. Sobre o mapa são desenhadas três classes de elementos: marcadores de instalação (L.divIcon customizados, com cor por categoria, implementados como círculos de 14 px com aro de cor); o polígono desenhado pelo utilizador, gerido pelo plugin Leaflet.draw 1.0.4; e a polyline da rota, renderizada pelo Leaflet Routing Machine com duas tonalidades (sombra preta semi-transparente sob a linha principal em cor de acento) para legibilidade sobre tiles escuros.</w:t>
-      </w:r>
-    </w:p>
-    <w:p>
-      <w:pPr>
-        <w:jc w:val="both"/>
-      </w:pPr>
-      <w:r>
-        <w:t>A lógica do cliente é organizada em torno de um pequeno conjunto de funções de boot: bootLanding() povoa a landing com dropdowns e estatísticas globais; launchMap() inicializa o mapa e carrega as primeiras instalações; loadFacilities() é o handler central que recolhe os filtros ativos, faz a chamada à API e desenha os marcadores. As interações utilizador (click em marker, click em filtro, clique direito para pesquisa por raio) registam handlers que atualizam o estado global e re-disparam as queries necessárias.</w:t>
-      </w:r>
+    </w:p>
+    <w:p>
+      <w:pPr>
+        <w:jc w:val="both"/>
+      </w:pPr>
+      <w:r>
+        <w:t>A camada cliente recorre ao Leaflet 1.9 para o mapa, com tiles vetoriais escuros do CartoDB para um aspeto profissional. Sobre o mapa são desenhadas três classes de elementos: marcadores de instalação (</w:t>
+      </w:r>
+      <w:proofErr w:type="gramStart"/>
+      <w:r>
+        <w:t>L.divIcon</w:t>
+      </w:r>
+      <w:proofErr w:type="gramEnd"/>
+      <w:r>
+        <w:t xml:space="preserve"> customizados, com cor por categoria, implementados como círculos de 14 px com aro de cor); o polígono desenhado pelo utilizador, gerido pelo plugin Leaflet.draw 1.0.4; e a polyline da rota, renderizada pelo Leaflet Routing Machine com duas tonalidades (sombra preta </w:t>
+      </w:r>
+      <w:r>
+        <w:t>semitransparente</w:t>
+      </w:r>
+      <w:r>
+        <w:t xml:space="preserve"> sob a linha principal em cor de acento) para legibilidade sobre tiles escuros.</w:t>
+      </w:r>
+    </w:p>
+    <w:p>
+      <w:pPr>
+        <w:jc w:val="both"/>
+      </w:pPr>
+      <w:r>
+        <w:t xml:space="preserve">A lógica do cliente é organizada em torno de um pequeno conjunto de funções de boot: </w:t>
+      </w:r>
+      <w:proofErr w:type="gramStart"/>
+      <w:r>
+        <w:t>bootLanding(</w:t>
+      </w:r>
+      <w:proofErr w:type="gramEnd"/>
+      <w:r>
+        <w:t xml:space="preserve">) povoa a landing com dropdowns e estatísticas globais; </w:t>
+      </w:r>
+      <w:proofErr w:type="gramStart"/>
+      <w:r>
+        <w:t>launchMap(</w:t>
+      </w:r>
+      <w:proofErr w:type="gramEnd"/>
+      <w:r>
+        <w:t xml:space="preserve">) inicializa o mapa e carrega as primeiras instalações; </w:t>
+      </w:r>
+      <w:proofErr w:type="gramStart"/>
+      <w:r>
+        <w:t>loadFacilities(</w:t>
+      </w:r>
+      <w:proofErr w:type="gramEnd"/>
+      <w:r>
+        <w:t xml:space="preserve">) é o handler central que recolhe os filtros ativos, faz a chamada à API e desenha os marcadores. As </w:t>
+      </w:r>
+      <w:proofErr w:type="gramStart"/>
+      <w:r>
+        <w:t>interações utilizador</w:t>
+      </w:r>
+      <w:proofErr w:type="gramEnd"/>
+      <w:r>
+        <w:t xml:space="preserve"> (</w:t>
+      </w:r>
+      <w:proofErr w:type="spellStart"/>
+      <w:r>
+        <w:t>click</w:t>
+      </w:r>
+      <w:proofErr w:type="spellEnd"/>
+      <w:r>
+        <w:t xml:space="preserve"> em </w:t>
+      </w:r>
+      <w:proofErr w:type="spellStart"/>
+      <w:r>
+        <w:t>marker</w:t>
+      </w:r>
+      <w:proofErr w:type="spellEnd"/>
+      <w:r>
+        <w:t xml:space="preserve">, click em filtro, clique direito para pesquisa por raio) registam handlers que atualizam o estado global e </w:t>
+      </w:r>
+      <w:proofErr w:type="spellStart"/>
+      <w:r>
+        <w:t>re-disparam</w:t>
+      </w:r>
+      <w:proofErr w:type="spellEnd"/>
+      <w:r>
+        <w:t xml:space="preserve"> as </w:t>
+      </w:r>
+      <w:proofErr w:type="spellStart"/>
+      <w:r>
+        <w:t>queries</w:t>
+      </w:r>
+      <w:proofErr w:type="spellEnd"/>
+      <w:r>
+        <w:t xml:space="preserve"> necessárias.</w:t>
+      </w:r>
+    </w:p>
+    <w:p>
+      <w:pPr>
+        <w:jc w:val="both"/>
+      </w:pPr>
+    </w:p>
+    <w:p>
+      <w:pPr>
+        <w:jc w:val="both"/>
+      </w:pPr>
+    </w:p>
+    <w:p>
+      <w:pPr>
+        <w:jc w:val="both"/>
+      </w:pPr>
+    </w:p>
+    <w:p>
+      <w:pPr>
+        <w:jc w:val="both"/>
+      </w:pPr>
+    </w:p>
+    <w:p>
+      <w:pPr>
+        <w:jc w:val="both"/>
+      </w:pPr>
+    </w:p>
+    <w:p>
+      <w:pPr>
+        <w:jc w:val="both"/>
+      </w:pPr>
+    </w:p>
+    <w:p>
+      <w:pPr>
+        <w:jc w:val="both"/>
+      </w:pPr>
+    </w:p>
+    <w:p>
+      <w:pPr>
+        <w:jc w:val="both"/>
+      </w:pPr>
+    </w:p>
+    <w:p>
+      <w:pPr>
+        <w:jc w:val="both"/>
+      </w:pPr>
+    </w:p>
+    <w:p>
+      <w:pPr>
+        <w:jc w:val="both"/>
+      </w:pPr>
+    </w:p>
+    <w:p>
+      <w:pPr>
+        <w:jc w:val="both"/>
+      </w:pPr>
+    </w:p>
+    <w:p>
+      <w:pPr>
+        <w:jc w:val="both"/>
+      </w:pPr>
     </w:p>
     <w:p>
       <w:pPr>
@@ -3563,8 +4854,22 @@
         <w:rPr>
           <w:b/>
         </w:rPr>
-        <w:t>4.5. Cálculo de rotas multi-modal</w:t>
-      </w:r>
+        <w:lastRenderedPageBreak/>
+        <w:t xml:space="preserve">4.5. Cálculo de rotas </w:t>
+      </w:r>
+      <w:proofErr w:type="gramStart"/>
+      <w:r>
+        <w:rPr>
+          <w:b/>
+        </w:rPr>
+        <w:t>multi-modal</w:t>
+      </w:r>
+      <w:proofErr w:type="gramEnd"/>
+    </w:p>
+    <w:p>
+      <w:pPr>
+        <w:jc w:val="both"/>
+      </w:pPr>
     </w:p>
     <w:p>
       <w:pPr>
@@ -3617,12 +4922,69 @@
     </w:p>
     <w:p>
       <w:pPr>
+        <w:jc w:val="both"/>
+      </w:pPr>
+    </w:p>
+    <w:p>
+      <w:pPr>
+        <w:jc w:val="both"/>
+      </w:pPr>
+    </w:p>
+    <w:p>
+      <w:pPr>
+        <w:jc w:val="both"/>
+      </w:pPr>
+    </w:p>
+    <w:p>
+      <w:pPr>
+        <w:jc w:val="both"/>
+      </w:pPr>
+    </w:p>
+    <w:p>
+      <w:pPr>
+        <w:jc w:val="both"/>
+      </w:pPr>
+    </w:p>
+    <w:p>
+      <w:pPr>
+        <w:jc w:val="both"/>
+      </w:pPr>
+    </w:p>
+    <w:p>
+      <w:pPr>
+        <w:jc w:val="both"/>
+      </w:pPr>
+    </w:p>
+    <w:p>
+      <w:pPr>
+        <w:jc w:val="both"/>
+      </w:pPr>
+    </w:p>
+    <w:p>
+      <w:pPr>
+        <w:jc w:val="both"/>
+      </w:pPr>
+    </w:p>
+    <w:p>
+      <w:pPr>
+        <w:jc w:val="both"/>
+      </w:pPr>
+    </w:p>
+    <w:p>
+      <w:pPr>
+        <w:jc w:val="both"/>
+      </w:pPr>
+    </w:p>
+    <w:p>
+      <w:pPr>
         <w:pStyle w:val="Estilo1"/>
       </w:pPr>
       <w:r>
+        <w:lastRenderedPageBreak/>
         <w:t>Apresentação e análise dos resultados</w:t>
       </w:r>
     </w:p>
+    <w:p/>
     <w:p>
       <w:pPr>
         <w:pStyle w:val="Estilo2"/>
@@ -3644,8 +5006,8 @@
     </w:p>
     <w:tbl>
       <w:tblPr>
-        <w:tblW w:type="auto" w:w="0"/>
-        <w:tblLook w:firstColumn="1" w:firstRow="1" w:lastColumn="0" w:lastRow="0" w:noHBand="0" w:noVBand="1" w:val="04A0"/>
+        <w:tblW w:w="0" w:type="auto"/>
+        <w:tblLook w:val="04A0" w:firstRow="1" w:lastRow="0" w:firstColumn="1" w:lastColumn="0" w:noHBand="0" w:noVBand="1"/>
       </w:tblPr>
       <w:tblGrid>
         <w:gridCol w:w="2929"/>
@@ -3655,7 +5017,7 @@
       <w:tr>
         <w:tc>
           <w:tcPr>
-            <w:tcW w:type="dxa" w:w="2929"/>
+            <w:tcW w:w="2929" w:type="dxa"/>
           </w:tcPr>
           <w:p>
             <w:r>
@@ -3668,7 +5030,7 @@
         </w:tc>
         <w:tc>
           <w:tcPr>
-            <w:tcW w:type="dxa" w:w="2929"/>
+            <w:tcW w:w="2929" w:type="dxa"/>
           </w:tcPr>
           <w:p>
             <w:r>
@@ -3681,7 +5043,7 @@
         </w:tc>
         <w:tc>
           <w:tcPr>
-            <w:tcW w:type="dxa" w:w="2929"/>
+            <w:tcW w:w="2929" w:type="dxa"/>
           </w:tcPr>
           <w:p>
             <w:r>
@@ -3696,7 +5058,7 @@
       <w:tr>
         <w:tc>
           <w:tcPr>
-            <w:tcW w:type="dxa" w:w="2929"/>
+            <w:tcW w:w="2929" w:type="dxa"/>
           </w:tcPr>
           <w:p>
             <w:r>
@@ -3706,7 +5068,7 @@
         </w:tc>
         <w:tc>
           <w:tcPr>
-            <w:tcW w:type="dxa" w:w="2929"/>
+            <w:tcW w:w="2929" w:type="dxa"/>
           </w:tcPr>
           <w:p>
             <w:r>
@@ -3716,7 +5078,7 @@
         </w:tc>
         <w:tc>
           <w:tcPr>
-            <w:tcW w:type="dxa" w:w="2929"/>
+            <w:tcW w:w="2929" w:type="dxa"/>
           </w:tcPr>
           <w:p>
             <w:r>
@@ -3728,7 +5090,7 @@
       <w:tr>
         <w:tc>
           <w:tcPr>
-            <w:tcW w:type="dxa" w:w="2929"/>
+            <w:tcW w:w="2929" w:type="dxa"/>
           </w:tcPr>
           <w:p>
             <w:r>
@@ -3738,7 +5100,7 @@
         </w:tc>
         <w:tc>
           <w:tcPr>
-            <w:tcW w:type="dxa" w:w="2929"/>
+            <w:tcW w:w="2929" w:type="dxa"/>
           </w:tcPr>
           <w:p>
             <w:r>
@@ -3748,7 +5110,7 @@
         </w:tc>
         <w:tc>
           <w:tcPr>
-            <w:tcW w:type="dxa" w:w="2929"/>
+            <w:tcW w:w="2929" w:type="dxa"/>
           </w:tcPr>
           <w:p>
             <w:r>
@@ -3760,7 +5122,7 @@
       <w:tr>
         <w:tc>
           <w:tcPr>
-            <w:tcW w:type="dxa" w:w="2929"/>
+            <w:tcW w:w="2929" w:type="dxa"/>
           </w:tcPr>
           <w:p>
             <w:r>
@@ -3770,7 +5132,7 @@
         </w:tc>
         <w:tc>
           <w:tcPr>
-            <w:tcW w:type="dxa" w:w="2929"/>
+            <w:tcW w:w="2929" w:type="dxa"/>
           </w:tcPr>
           <w:p>
             <w:r>
@@ -3780,7 +5142,7 @@
         </w:tc>
         <w:tc>
           <w:tcPr>
-            <w:tcW w:type="dxa" w:w="2929"/>
+            <w:tcW w:w="2929" w:type="dxa"/>
           </w:tcPr>
           <w:p>
             <w:r>
@@ -3792,7 +5154,7 @@
       <w:tr>
         <w:tc>
           <w:tcPr>
-            <w:tcW w:type="dxa" w:w="2929"/>
+            <w:tcW w:w="2929" w:type="dxa"/>
           </w:tcPr>
           <w:p>
             <w:r>
@@ -3802,7 +5164,7 @@
         </w:tc>
         <w:tc>
           <w:tcPr>
-            <w:tcW w:type="dxa" w:w="2929"/>
+            <w:tcW w:w="2929" w:type="dxa"/>
           </w:tcPr>
           <w:p>
             <w:r>
@@ -3812,7 +5174,7 @@
         </w:tc>
         <w:tc>
           <w:tcPr>
-            <w:tcW w:type="dxa" w:w="2929"/>
+            <w:tcW w:w="2929" w:type="dxa"/>
           </w:tcPr>
           <w:p>
             <w:r>
@@ -3824,7 +5186,7 @@
       <w:tr>
         <w:tc>
           <w:tcPr>
-            <w:tcW w:type="dxa" w:w="2929"/>
+            <w:tcW w:w="2929" w:type="dxa"/>
           </w:tcPr>
           <w:p>
             <w:r>
@@ -3834,7 +5196,7 @@
         </w:tc>
         <w:tc>
           <w:tcPr>
-            <w:tcW w:type="dxa" w:w="2929"/>
+            <w:tcW w:w="2929" w:type="dxa"/>
           </w:tcPr>
           <w:p>
             <w:r>
@@ -3844,7 +5206,7 @@
         </w:tc>
         <w:tc>
           <w:tcPr>
-            <w:tcW w:type="dxa" w:w="2929"/>
+            <w:tcW w:w="2929" w:type="dxa"/>
           </w:tcPr>
           <w:p>
             <w:r>
@@ -3856,7 +5218,7 @@
       <w:tr>
         <w:tc>
           <w:tcPr>
-            <w:tcW w:type="dxa" w:w="2929"/>
+            <w:tcW w:w="2929" w:type="dxa"/>
           </w:tcPr>
           <w:p>
             <w:r>
@@ -3866,7 +5228,7 @@
         </w:tc>
         <w:tc>
           <w:tcPr>
-            <w:tcW w:type="dxa" w:w="2929"/>
+            <w:tcW w:w="2929" w:type="dxa"/>
           </w:tcPr>
           <w:p>
             <w:r>
@@ -3876,7 +5238,7 @@
         </w:tc>
         <w:tc>
           <w:tcPr>
-            <w:tcW w:type="dxa" w:w="2929"/>
+            <w:tcW w:w="2929" w:type="dxa"/>
           </w:tcPr>
           <w:p>
             <w:r>
@@ -3888,7 +5250,7 @@
       <w:tr>
         <w:tc>
           <w:tcPr>
-            <w:tcW w:type="dxa" w:w="2929"/>
+            <w:tcW w:w="2929" w:type="dxa"/>
           </w:tcPr>
           <w:p>
             <w:r>
@@ -3898,7 +5260,7 @@
         </w:tc>
         <w:tc>
           <w:tcPr>
-            <w:tcW w:type="dxa" w:w="2929"/>
+            <w:tcW w:w="2929" w:type="dxa"/>
           </w:tcPr>
           <w:p>
             <w:r>
@@ -3908,7 +5270,7 @@
         </w:tc>
         <w:tc>
           <w:tcPr>
-            <w:tcW w:type="dxa" w:w="2929"/>
+            <w:tcW w:w="2929" w:type="dxa"/>
           </w:tcPr>
           <w:p>
             <w:r>
@@ -3920,7 +5282,7 @@
       <w:tr>
         <w:tc>
           <w:tcPr>
-            <w:tcW w:type="dxa" w:w="2929"/>
+            <w:tcW w:w="2929" w:type="dxa"/>
           </w:tcPr>
           <w:p>
             <w:r>
@@ -3930,7 +5292,7 @@
         </w:tc>
         <w:tc>
           <w:tcPr>
-            <w:tcW w:type="dxa" w:w="2929"/>
+            <w:tcW w:w="2929" w:type="dxa"/>
           </w:tcPr>
           <w:p>
             <w:r>
@@ -3940,7 +5302,7 @@
         </w:tc>
         <w:tc>
           <w:tcPr>
-            <w:tcW w:type="dxa" w:w="2929"/>
+            <w:tcW w:w="2929" w:type="dxa"/>
           </w:tcPr>
           <w:p>
             <w:r>
@@ -3952,7 +5314,7 @@
       <w:tr>
         <w:tc>
           <w:tcPr>
-            <w:tcW w:type="dxa" w:w="2929"/>
+            <w:tcW w:w="2929" w:type="dxa"/>
           </w:tcPr>
           <w:p>
             <w:r>
@@ -3962,7 +5324,7 @@
         </w:tc>
         <w:tc>
           <w:tcPr>
-            <w:tcW w:type="dxa" w:w="2929"/>
+            <w:tcW w:w="2929" w:type="dxa"/>
           </w:tcPr>
           <w:p>
             <w:r>
@@ -3972,7 +5334,7 @@
         </w:tc>
         <w:tc>
           <w:tcPr>
-            <w:tcW w:type="dxa" w:w="2929"/>
+            <w:tcW w:w="2929" w:type="dxa"/>
           </w:tcPr>
           <w:p>
             <w:r>
@@ -3986,18 +5348,34 @@
       <w:pPr>
         <w:jc w:val="both"/>
       </w:pPr>
+    </w:p>
+    <w:p>
+      <w:pPr>
+        <w:jc w:val="both"/>
+      </w:pPr>
       <w:r>
         <w:t>Foram registadas 234 cidades distintas com pelo menos uma instalação georreferenciada e endereço minimamente populado. A distribuição é esperadamente enviesada para as áreas metropolitanas de Lisboa e Porto, mas inclui também concelhos do interior como Castelo Branco, Bragança ou Évora, sublinhando a vantagem de usar dados OSM em vez de fontes comerciais geralmente concentradas em grandes centros urbanos.</w:t>
       </w:r>
     </w:p>
     <w:p>
       <w:pPr>
+        <w:jc w:val="both"/>
+      </w:pPr>
+    </w:p>
+    <w:p>
+      <w:pPr>
+        <w:jc w:val="both"/>
+      </w:pPr>
+    </w:p>
+    <w:p>
+      <w:pPr>
         <w:pStyle w:val="Estilo2"/>
       </w:pPr>
       <w:r>
         <w:rPr>
           <w:b/>
         </w:rPr>
+        <w:lastRenderedPageBreak/>
         <w:t>5.2. Casos de uso ilustrados</w:t>
       </w:r>
     </w:p>
@@ -4038,8 +5416,13 @@
         <w:ind w:left="400"/>
         <w:jc w:val="both"/>
       </w:pPr>
-      <w:r>
-        <w:t>•  [FIGURA 1 — Landing page com a categoria “Piscina” selecionada]</w:t>
+      <w:proofErr w:type="gramStart"/>
+      <w:r>
+        <w:t>•  [</w:t>
+      </w:r>
+      <w:proofErr w:type="gramEnd"/>
+      <w:r>
+        <w:t>FIGURA 1 — Landing page com a categoria “Piscina” selecionada]</w:t>
       </w:r>
     </w:p>
     <w:p/>
@@ -4060,8 +5443,13 @@
         <w:ind w:left="400"/>
         <w:jc w:val="both"/>
       </w:pPr>
-      <w:r>
-        <w:t>•  [FIGURA 2 — Painel de resultados com piscinas ordenadas por distância]</w:t>
+      <w:proofErr w:type="gramStart"/>
+      <w:r>
+        <w:t>•  [</w:t>
+      </w:r>
+      <w:proofErr w:type="gramEnd"/>
+      <w:r>
+        <w:t>FIGURA 2 — Painel de resultados com piscinas ordenadas por distância]</w:t>
       </w:r>
     </w:p>
     <w:p/>
@@ -4072,29 +5460,33 @@
         <w:jc w:val="both"/>
       </w:pPr>
       <w:r>
-        <w:t>•  Se nenhum resultado for encontrado, o cliente repete a chamada automaticamente com raios crescentes (5, 10, 25, 50, 100 km) até obter pelo menos um resultado, notificando o utilizador com um toast com a mensagem “Sem resultados em 3 km — alargado para X km”.</w:t>
-      </w:r>
-    </w:p>
-    <w:p>
-      <w:pPr>
-        <w:jc w:val="both"/>
-      </w:pPr>
-      <w:r>
-        <w:rPr>
-          <w:b/>
-        </w:rPr>
-        <w:t>5.2.2.  Cenário: “quais os ginásios na zona oriental de Lisboa?”</w:t>
-      </w:r>
-    </w:p>
-    <w:p/>
+        <w:t xml:space="preserve">•  Se nenhum resultado for encontrado, o cliente repete a chamada automaticamente com raios crescentes (5, 10, 25, 50, 100 km) até obter pelo menos um resultado, notificando o utilizador com </w:t>
+      </w:r>
+      <w:proofErr w:type="gramStart"/>
+      <w:r>
+        <w:t>um toast</w:t>
+      </w:r>
+      <w:proofErr w:type="gramEnd"/>
+      <w:r>
+        <w:t xml:space="preserve"> com a mensagem “Sem resultados em 3 km — alargado para X km”.</w:t>
+      </w:r>
+    </w:p>
     <w:p>
       <w:pPr>
         <w:spacing w:after="40"/>
         <w:ind w:left="400"/>
         <w:jc w:val="both"/>
       </w:pPr>
-      <w:r>
-        <w:t>•  O utilizador clica em “Desenhar área” na toolbar do mapa e traça um polígono envolvendo bairros como Marvila, Olivais e Beato.</w:t>
+    </w:p>
+    <w:p>
+      <w:pPr>
+        <w:jc w:val="both"/>
+      </w:pPr>
+      <w:r>
+        <w:rPr>
+          <w:b/>
+        </w:rPr>
+        <w:t>5.2.2.  Cenário: “quais os ginásios na zona oriental de Lisboa?”</w:t>
       </w:r>
     </w:p>
     <w:p/>
@@ -4105,7 +5497,7 @@
         <w:jc w:val="both"/>
       </w:pPr>
       <w:r>
-        <w:t>•  [FIGURA 3 — Polígono desenhado sobre Lisboa oriental]</w:t>
+        <w:t>•  O utilizador clica em “Desenhar área” na toolbar do mapa e traça um polígono envolvendo bairros como Marvila, Olivais e Beato.</w:t>
       </w:r>
     </w:p>
     <w:p/>
@@ -4115,8 +5507,13 @@
         <w:ind w:left="400"/>
         <w:jc w:val="both"/>
       </w:pPr>
-      <w:r>
-        <w:t>•  O cliente envia os vértices ao endpoint /api/geo/within. O servidor executa a pipeline $match + $facet apresentada na secção 4.3.2 e devolve simultaneamente a lista de instalações dentro do polígono e o breakdown por categoria.</w:t>
+      <w:proofErr w:type="gramStart"/>
+      <w:r>
+        <w:t>•  [</w:t>
+      </w:r>
+      <w:proofErr w:type="gramEnd"/>
+      <w:r>
+        <w:t>FIGURA 3 — Polígono desenhado sobre Lisboa oriental]</w:t>
       </w:r>
     </w:p>
     <w:p/>
@@ -4127,7 +5524,8 @@
         <w:jc w:val="both"/>
       </w:pPr>
       <w:r>
-        <w:t>•  [FIGURA 4 — Painel inferior com 158 instalações + breakdown por categoria]</w:t>
+        <w:lastRenderedPageBreak/>
+        <w:t>•  O cliente envia os vértices ao endpoint /api/geo/within. O servidor executa a pipeline $match + $facet apresentada na secção 4.3.2 e devolve simultaneamente a lista de instalações dentro do polígono e o breakdown por categoria.</w:t>
       </w:r>
     </w:p>
     <w:p/>
@@ -4137,19 +5535,13 @@
         <w:ind w:left="400"/>
         <w:jc w:val="both"/>
       </w:pPr>
-      <w:r>
-        <w:t>•  O utilizador filtra adicionalmente pelo pill “Ginásio” da sidebar (implementado pelo parâmetro ?category=...) e os resultados são atualizados sem nova consulta espacial.</w:t>
-      </w:r>
-    </w:p>
-    <w:p>
-      <w:pPr>
-        <w:jc w:val="both"/>
-      </w:pPr>
-      <w:r>
-        <w:rPr>
-          <w:b/>
-        </w:rPr>
-        <w:t>5.2.3.  Cenário: “como vou de bicicleta a este ginásio?”</w:t>
+      <w:proofErr w:type="gramStart"/>
+      <w:r>
+        <w:t>•  [</w:t>
+      </w:r>
+      <w:proofErr w:type="gramEnd"/>
+      <w:r>
+        <w:t>FIGURA 4 — Painel inferior com 158 instalações + breakdown por categoria]</w:t>
       </w:r>
     </w:p>
     <w:p/>
@@ -4160,18 +5552,44 @@
         <w:jc w:val="both"/>
       </w:pPr>
       <w:r>
-        <w:t>•  Com um marcador selecionado e o seu painel de detalhe aberto à direita, o utilizador clica em “Calcular rota”. Não tendo definido previamente uma origem, o sistema usa a localização GPS já registada na sessão.</w:t>
-      </w:r>
-    </w:p>
-    <w:p/>
+        <w:t xml:space="preserve">•  O utilizador filtra adicionalmente pelo pill “Ginásio” da </w:t>
+      </w:r>
+      <w:proofErr w:type="spellStart"/>
+      <w:r>
+        <w:t>sidebar</w:t>
+      </w:r>
+      <w:proofErr w:type="spellEnd"/>
+      <w:r>
+        <w:t xml:space="preserve"> (implementado pelo </w:t>
+      </w:r>
+      <w:r>
+        <w:t xml:space="preserve">parâmetro? </w:t>
+      </w:r>
+      <w:proofErr w:type="spellStart"/>
+      <w:r>
+        <w:t>category</w:t>
+      </w:r>
+      <w:proofErr w:type="spellEnd"/>
+      <w:r>
+        <w:t>=...) e os resultados são atualizados sem nova consulta espacial.</w:t>
+      </w:r>
+    </w:p>
     <w:p>
       <w:pPr>
         <w:spacing w:after="40"/>
         <w:ind w:left="400"/>
         <w:jc w:val="both"/>
       </w:pPr>
-      <w:r>
-        <w:t>•  [FIGURA 5 — Painel de detalhe da instalação selecionada]</w:t>
+    </w:p>
+    <w:p>
+      <w:pPr>
+        <w:jc w:val="both"/>
+      </w:pPr>
+      <w:r>
+        <w:rPr>
+          <w:b/>
+        </w:rPr>
+        <w:t>5.2.3.  Cenário: “como vou de bicicleta a este ginásio?”</w:t>
       </w:r>
     </w:p>
     <w:p/>
@@ -4182,7 +5600,7 @@
         <w:jc w:val="both"/>
       </w:pPr>
       <w:r>
-        <w:t>•  A polyline é traçada sobre o mapa e o cartão flutuante exibe a duração e distância para o perfil “car” (padrão).</w:t>
+        <w:t>•  Com um marcador selecionado e o seu painel de detalhe aberto à direita, o utilizador clica em “Calcular rota”. Não tendo definido previamente uma origem, o sistema usa a localização GPS já registada na sessão.</w:t>
       </w:r>
     </w:p>
     <w:p/>
@@ -4192,8 +5610,13 @@
         <w:ind w:left="400"/>
         <w:jc w:val="both"/>
       </w:pPr>
-      <w:r>
-        <w:t>•  Ao clicar no ícone “bicicleta”, o controlo é reinstanciado com o endpoint OSRM de bike, e os números atualizam para 11,4 km e 42 min. A polyline também é redesenhada, refletindo o uso de vias ciclofavoráveis.</w:t>
+      <w:proofErr w:type="gramStart"/>
+      <w:r>
+        <w:t>•  [</w:t>
+      </w:r>
+      <w:proofErr w:type="gramEnd"/>
+      <w:r>
+        <w:t>FIGURA 5 — Painel de detalhe da instalação selecionada]</w:t>
       </w:r>
     </w:p>
     <w:p/>
@@ -4204,8 +5627,70 @@
         <w:jc w:val="both"/>
       </w:pPr>
       <w:r>
-        <w:t>•  [FIGURA 6 — Rota de bicicleta calculada com OSRM]</w:t>
-      </w:r>
+        <w:t>•  A polyline é traçada sobre o mapa e o cartão flutuante exibe a duração e distância para o perfil “car” (padrão).</w:t>
+      </w:r>
+    </w:p>
+    <w:p/>
+    <w:p>
+      <w:pPr>
+        <w:spacing w:after="40"/>
+        <w:ind w:left="400"/>
+        <w:jc w:val="both"/>
+      </w:pPr>
+      <w:r>
+        <w:t>•  Ao clicar no ícone “bicicleta”, o controlo é reinstanciado com o endpoint OSRM de bike, e os números atualizam para 11,4 km e 42 min. A polyline também é redesenhada, refletindo o uso de vias ciclofavoráveis.</w:t>
+      </w:r>
+    </w:p>
+    <w:p/>
+    <w:p>
+      <w:pPr>
+        <w:spacing w:after="40"/>
+        <w:ind w:left="400"/>
+        <w:jc w:val="both"/>
+      </w:pPr>
+      <w:proofErr w:type="gramStart"/>
+      <w:r>
+        <w:t>•  [</w:t>
+      </w:r>
+      <w:proofErr w:type="gramEnd"/>
+      <w:r>
+        <w:t>FIGURA 6 — Rota de bicicleta calculada com OSRM]</w:t>
+      </w:r>
+    </w:p>
+    <w:p>
+      <w:pPr>
+        <w:spacing w:after="40"/>
+        <w:ind w:left="400"/>
+        <w:jc w:val="both"/>
+      </w:pPr>
+    </w:p>
+    <w:p>
+      <w:pPr>
+        <w:spacing w:after="40"/>
+        <w:ind w:left="400"/>
+        <w:jc w:val="both"/>
+      </w:pPr>
+    </w:p>
+    <w:p>
+      <w:pPr>
+        <w:spacing w:after="40"/>
+        <w:ind w:left="400"/>
+        <w:jc w:val="both"/>
+      </w:pPr>
+    </w:p>
+    <w:p>
+      <w:pPr>
+        <w:spacing w:after="40"/>
+        <w:ind w:left="400"/>
+        <w:jc w:val="both"/>
+      </w:pPr>
+    </w:p>
+    <w:p>
+      <w:pPr>
+        <w:spacing w:after="40"/>
+        <w:ind w:left="400"/>
+        <w:jc w:val="both"/>
+      </w:pPr>
     </w:p>
     <w:p>
       <w:pPr>
@@ -4215,6 +5700,7 @@
         <w:rPr>
           <w:b/>
         </w:rPr>
+        <w:lastRenderedPageBreak/>
         <w:t>5.3. Análise de performance</w:t>
       </w:r>
     </w:p>
@@ -4222,14 +5708,27 @@
       <w:pPr>
         <w:jc w:val="both"/>
       </w:pPr>
-      <w:r>
-        <w:t>As queries foram caracterizadas empiricamente, medindo o tempo de resposta total (do cliente até à API e de volta) com a ferramenta curl e a coleção populada. As medições foram conduzidas em ambiente local (Docker Desktop sobre Windows, sem load), com máquina equipada com processador moderno de 4 núcleos.</w:t>
+    </w:p>
+    <w:p>
+      <w:pPr>
+        <w:jc w:val="both"/>
+      </w:pPr>
+      <w:r>
+        <w:t xml:space="preserve">As </w:t>
+      </w:r>
+      <w:proofErr w:type="spellStart"/>
+      <w:r>
+        <w:t>queries</w:t>
+      </w:r>
+      <w:proofErr w:type="spellEnd"/>
+      <w:r>
+        <w:t xml:space="preserve"> foram caracterizadas empiricamente, medindo o tempo de resposta total (do cliente até à API e de volta) com a ferramenta curl e a coleção populada. As medições foram conduzidas em ambiente local (Docker Desktop sobre Windows, sem load), com máquina equipada com processador moderno de 4 núcleos.</w:t>
       </w:r>
     </w:p>
     <w:tbl>
       <w:tblPr>
-        <w:tblW w:type="auto" w:w="0"/>
-        <w:tblLook w:firstColumn="1" w:firstRow="1" w:lastColumn="0" w:lastRow="0" w:noHBand="0" w:noVBand="1" w:val="04A0"/>
+        <w:tblW w:w="0" w:type="auto"/>
+        <w:tblLook w:val="04A0" w:firstRow="1" w:lastRow="0" w:firstColumn="1" w:lastColumn="0" w:noHBand="0" w:noVBand="1"/>
       </w:tblPr>
       <w:tblGrid>
         <w:gridCol w:w="2929"/>
@@ -4239,7 +5738,7 @@
       <w:tr>
         <w:tc>
           <w:tcPr>
-            <w:tcW w:type="dxa" w:w="2929"/>
+            <w:tcW w:w="2929" w:type="dxa"/>
           </w:tcPr>
           <w:p>
             <w:r>
@@ -4252,7 +5751,7 @@
         </w:tc>
         <w:tc>
           <w:tcPr>
-            <w:tcW w:type="dxa" w:w="2929"/>
+            <w:tcW w:w="2929" w:type="dxa"/>
           </w:tcPr>
           <w:p>
             <w:r>
@@ -4265,7 +5764,7 @@
         </w:tc>
         <w:tc>
           <w:tcPr>
-            <w:tcW w:type="dxa" w:w="2929"/>
+            <w:tcW w:w="2929" w:type="dxa"/>
           </w:tcPr>
           <w:p>
             <w:r>
@@ -4280,7 +5779,7 @@
       <w:tr>
         <w:tc>
           <w:tcPr>
-            <w:tcW w:type="dxa" w:w="2929"/>
+            <w:tcW w:w="2929" w:type="dxa"/>
           </w:tcPr>
           <w:p>
             <w:r>
@@ -4290,7 +5789,7 @@
         </w:tc>
         <w:tc>
           <w:tcPr>
-            <w:tcW w:type="dxa" w:w="2929"/>
+            <w:tcW w:w="2929" w:type="dxa"/>
           </w:tcPr>
           <w:p>
             <w:r>
@@ -4300,7 +5799,7 @@
         </w:tc>
         <w:tc>
           <w:tcPr>
-            <w:tcW w:type="dxa" w:w="2929"/>
+            <w:tcW w:w="2929" w:type="dxa"/>
           </w:tcPr>
           <w:p>
             <w:r>
@@ -4312,7 +5811,7 @@
       <w:tr>
         <w:tc>
           <w:tcPr>
-            <w:tcW w:type="dxa" w:w="2929"/>
+            <w:tcW w:w="2929" w:type="dxa"/>
           </w:tcPr>
           <w:p>
             <w:r>
@@ -4322,7 +5821,7 @@
         </w:tc>
         <w:tc>
           <w:tcPr>
-            <w:tcW w:type="dxa" w:w="2929"/>
+            <w:tcW w:w="2929" w:type="dxa"/>
           </w:tcPr>
           <w:p>
             <w:r>
@@ -4332,7 +5831,7 @@
         </w:tc>
         <w:tc>
           <w:tcPr>
-            <w:tcW w:type="dxa" w:w="2929"/>
+            <w:tcW w:w="2929" w:type="dxa"/>
           </w:tcPr>
           <w:p>
             <w:r>
@@ -4344,7 +5843,7 @@
       <w:tr>
         <w:tc>
           <w:tcPr>
-            <w:tcW w:type="dxa" w:w="2929"/>
+            <w:tcW w:w="2929" w:type="dxa"/>
           </w:tcPr>
           <w:p>
             <w:r>
@@ -4354,7 +5853,7 @@
         </w:tc>
         <w:tc>
           <w:tcPr>
-            <w:tcW w:type="dxa" w:w="2929"/>
+            <w:tcW w:w="2929" w:type="dxa"/>
           </w:tcPr>
           <w:p>
             <w:r>
@@ -4364,7 +5863,7 @@
         </w:tc>
         <w:tc>
           <w:tcPr>
-            <w:tcW w:type="dxa" w:w="2929"/>
+            <w:tcW w:w="2929" w:type="dxa"/>
           </w:tcPr>
           <w:p>
             <w:r>
@@ -4376,7 +5875,7 @@
       <w:tr>
         <w:tc>
           <w:tcPr>
-            <w:tcW w:type="dxa" w:w="2929"/>
+            <w:tcW w:w="2929" w:type="dxa"/>
           </w:tcPr>
           <w:p>
             <w:r>
@@ -4386,7 +5885,7 @@
         </w:tc>
         <w:tc>
           <w:tcPr>
-            <w:tcW w:type="dxa" w:w="2929"/>
+            <w:tcW w:w="2929" w:type="dxa"/>
           </w:tcPr>
           <w:p>
             <w:r>
@@ -4396,7 +5895,7 @@
         </w:tc>
         <w:tc>
           <w:tcPr>
-            <w:tcW w:type="dxa" w:w="2929"/>
+            <w:tcW w:w="2929" w:type="dxa"/>
           </w:tcPr>
           <w:p>
             <w:r>
@@ -4408,7 +5907,7 @@
       <w:tr>
         <w:tc>
           <w:tcPr>
-            <w:tcW w:type="dxa" w:w="2929"/>
+            <w:tcW w:w="2929" w:type="dxa"/>
           </w:tcPr>
           <w:p>
             <w:r>
@@ -4418,7 +5917,7 @@
         </w:tc>
         <w:tc>
           <w:tcPr>
-            <w:tcW w:type="dxa" w:w="2929"/>
+            <w:tcW w:w="2929" w:type="dxa"/>
           </w:tcPr>
           <w:p>
             <w:r>
@@ -4428,7 +5927,7 @@
         </w:tc>
         <w:tc>
           <w:tcPr>
-            <w:tcW w:type="dxa" w:w="2929"/>
+            <w:tcW w:w="2929" w:type="dxa"/>
           </w:tcPr>
           <w:p>
             <w:r>
@@ -4440,7 +5939,7 @@
       <w:tr>
         <w:tc>
           <w:tcPr>
-            <w:tcW w:type="dxa" w:w="2929"/>
+            <w:tcW w:w="2929" w:type="dxa"/>
           </w:tcPr>
           <w:p>
             <w:r>
@@ -4450,7 +5949,7 @@
         </w:tc>
         <w:tc>
           <w:tcPr>
-            <w:tcW w:type="dxa" w:w="2929"/>
+            <w:tcW w:w="2929" w:type="dxa"/>
           </w:tcPr>
           <w:p>
             <w:r>
@@ -4460,7 +5959,7 @@
         </w:tc>
         <w:tc>
           <w:tcPr>
-            <w:tcW w:type="dxa" w:w="2929"/>
+            <w:tcW w:w="2929" w:type="dxa"/>
           </w:tcPr>
           <w:p>
             <w:r>
@@ -4472,7 +5971,7 @@
       <w:tr>
         <w:tc>
           <w:tcPr>
-            <w:tcW w:type="dxa" w:w="2929"/>
+            <w:tcW w:w="2929" w:type="dxa"/>
           </w:tcPr>
           <w:p>
             <w:r>
@@ -4482,7 +5981,7 @@
         </w:tc>
         <w:tc>
           <w:tcPr>
-            <w:tcW w:type="dxa" w:w="2929"/>
+            <w:tcW w:w="2929" w:type="dxa"/>
           </w:tcPr>
           <w:p>
             <w:r>
@@ -4492,7 +5991,7 @@
         </w:tc>
         <w:tc>
           <w:tcPr>
-            <w:tcW w:type="dxa" w:w="2929"/>
+            <w:tcW w:w="2929" w:type="dxa"/>
           </w:tcPr>
           <w:p>
             <w:r>
@@ -4512,14 +6011,50 @@
     </w:p>
     <w:p>
       <w:pPr>
+        <w:jc w:val="both"/>
+      </w:pPr>
+    </w:p>
+    <w:p>
+      <w:pPr>
+        <w:jc w:val="both"/>
+      </w:pPr>
+    </w:p>
+    <w:p>
+      <w:pPr>
+        <w:jc w:val="both"/>
+      </w:pPr>
+    </w:p>
+    <w:p>
+      <w:pPr>
+        <w:jc w:val="both"/>
+      </w:pPr>
+    </w:p>
+    <w:p>
+      <w:pPr>
+        <w:jc w:val="both"/>
+      </w:pPr>
+    </w:p>
+    <w:p>
+      <w:pPr>
+        <w:jc w:val="both"/>
+      </w:pPr>
+    </w:p>
+    <w:p>
+      <w:pPr>
         <w:pStyle w:val="Estilo2"/>
       </w:pPr>
       <w:r>
         <w:rPr>
           <w:b/>
         </w:rPr>
+        <w:lastRenderedPageBreak/>
         <w:t>5.4. Cumprimento dos requisitos do brief</w:t>
       </w:r>
+    </w:p>
+    <w:p>
+      <w:pPr>
+        <w:jc w:val="both"/>
+      </w:pPr>
     </w:p>
     <w:p>
       <w:pPr>
@@ -4531,8 +6066,8 @@
     </w:p>
     <w:tbl>
       <w:tblPr>
-        <w:tblW w:type="auto" w:w="0"/>
-        <w:tblLook w:firstColumn="1" w:firstRow="1" w:lastColumn="0" w:lastRow="0" w:noHBand="0" w:noVBand="1" w:val="04A0"/>
+        <w:tblW w:w="0" w:type="auto"/>
+        <w:tblLook w:val="04A0" w:firstRow="1" w:lastRow="0" w:firstColumn="1" w:lastColumn="0" w:noHBand="0" w:noVBand="1"/>
       </w:tblPr>
       <w:tblGrid>
         <w:gridCol w:w="2929"/>
@@ -4542,7 +6077,7 @@
       <w:tr>
         <w:tc>
           <w:tcPr>
-            <w:tcW w:type="dxa" w:w="2929"/>
+            <w:tcW w:w="2929" w:type="dxa"/>
           </w:tcPr>
           <w:p>
             <w:r>
@@ -4555,7 +6090,7 @@
         </w:tc>
         <w:tc>
           <w:tcPr>
-            <w:tcW w:type="dxa" w:w="2929"/>
+            <w:tcW w:w="2929" w:type="dxa"/>
           </w:tcPr>
           <w:p>
             <w:r>
@@ -4568,7 +6103,7 @@
         </w:tc>
         <w:tc>
           <w:tcPr>
-            <w:tcW w:type="dxa" w:w="2929"/>
+            <w:tcW w:w="2929" w:type="dxa"/>
           </w:tcPr>
           <w:p>
             <w:r>
@@ -4583,7 +6118,7 @@
       <w:tr>
         <w:tc>
           <w:tcPr>
-            <w:tcW w:type="dxa" w:w="2929"/>
+            <w:tcW w:w="2929" w:type="dxa"/>
           </w:tcPr>
           <w:p>
             <w:r>
@@ -4593,7 +6128,7 @@
         </w:tc>
         <w:tc>
           <w:tcPr>
-            <w:tcW w:type="dxa" w:w="2929"/>
+            <w:tcW w:w="2929" w:type="dxa"/>
           </w:tcPr>
           <w:p>
             <w:r>
@@ -4603,7 +6138,7 @@
         </w:tc>
         <w:tc>
           <w:tcPr>
-            <w:tcW w:type="dxa" w:w="2929"/>
+            <w:tcW w:w="2929" w:type="dxa"/>
           </w:tcPr>
           <w:p>
             <w:r>
@@ -4615,7 +6150,7 @@
       <w:tr>
         <w:tc>
           <w:tcPr>
-            <w:tcW w:type="dxa" w:w="2929"/>
+            <w:tcW w:w="2929" w:type="dxa"/>
           </w:tcPr>
           <w:p>
             <w:r>
@@ -4625,7 +6160,7 @@
         </w:tc>
         <w:tc>
           <w:tcPr>
-            <w:tcW w:type="dxa" w:w="2929"/>
+            <w:tcW w:w="2929" w:type="dxa"/>
           </w:tcPr>
           <w:p>
             <w:r>
@@ -4635,7 +6170,7 @@
         </w:tc>
         <w:tc>
           <w:tcPr>
-            <w:tcW w:type="dxa" w:w="2929"/>
+            <w:tcW w:w="2929" w:type="dxa"/>
           </w:tcPr>
           <w:p>
             <w:r>
@@ -4647,7 +6182,7 @@
       <w:tr>
         <w:tc>
           <w:tcPr>
-            <w:tcW w:type="dxa" w:w="2929"/>
+            <w:tcW w:w="2929" w:type="dxa"/>
           </w:tcPr>
           <w:p>
             <w:r>
@@ -4657,7 +6192,7 @@
         </w:tc>
         <w:tc>
           <w:tcPr>
-            <w:tcW w:type="dxa" w:w="2929"/>
+            <w:tcW w:w="2929" w:type="dxa"/>
           </w:tcPr>
           <w:p>
             <w:r>
@@ -4667,7 +6202,7 @@
         </w:tc>
         <w:tc>
           <w:tcPr>
-            <w:tcW w:type="dxa" w:w="2929"/>
+            <w:tcW w:w="2929" w:type="dxa"/>
           </w:tcPr>
           <w:p>
             <w:r>
@@ -4679,7 +6214,7 @@
       <w:tr>
         <w:tc>
           <w:tcPr>
-            <w:tcW w:type="dxa" w:w="2929"/>
+            <w:tcW w:w="2929" w:type="dxa"/>
           </w:tcPr>
           <w:p>
             <w:r>
@@ -4689,7 +6224,7 @@
         </w:tc>
         <w:tc>
           <w:tcPr>
-            <w:tcW w:type="dxa" w:w="2929"/>
+            <w:tcW w:w="2929" w:type="dxa"/>
           </w:tcPr>
           <w:p>
             <w:r>
@@ -4699,7 +6234,7 @@
         </w:tc>
         <w:tc>
           <w:tcPr>
-            <w:tcW w:type="dxa" w:w="2929"/>
+            <w:tcW w:w="2929" w:type="dxa"/>
           </w:tcPr>
           <w:p>
             <w:r>
@@ -4711,7 +6246,7 @@
       <w:tr>
         <w:tc>
           <w:tcPr>
-            <w:tcW w:type="dxa" w:w="2929"/>
+            <w:tcW w:w="2929" w:type="dxa"/>
           </w:tcPr>
           <w:p>
             <w:r>
@@ -4721,7 +6256,7 @@
         </w:tc>
         <w:tc>
           <w:tcPr>
-            <w:tcW w:type="dxa" w:w="2929"/>
+            <w:tcW w:w="2929" w:type="dxa"/>
           </w:tcPr>
           <w:p>
             <w:r>
@@ -4731,11 +6266,19 @@
         </w:tc>
         <w:tc>
           <w:tcPr>
-            <w:tcW w:type="dxa" w:w="2929"/>
-          </w:tcPr>
-          <w:p>
-            <w:r>
-              <w:t>Routing OSRM multi-modal (car, foot, bike)</w:t>
+            <w:tcW w:w="2929" w:type="dxa"/>
+          </w:tcPr>
+          <w:p>
+            <w:r>
+              <w:t xml:space="preserve">Routing OSRM </w:t>
+            </w:r>
+            <w:proofErr w:type="gramStart"/>
+            <w:r>
+              <w:t>multi-modal</w:t>
+            </w:r>
+            <w:proofErr w:type="gramEnd"/>
+            <w:r>
+              <w:t xml:space="preserve"> (car, foot, bike)</w:t>
             </w:r>
           </w:p>
         </w:tc>
@@ -4743,7 +6286,7 @@
       <w:tr>
         <w:tc>
           <w:tcPr>
-            <w:tcW w:type="dxa" w:w="2929"/>
+            <w:tcW w:w="2929" w:type="dxa"/>
           </w:tcPr>
           <w:p>
             <w:r>
@@ -4753,7 +6296,7 @@
         </w:tc>
         <w:tc>
           <w:tcPr>
-            <w:tcW w:type="dxa" w:w="2929"/>
+            <w:tcW w:w="2929" w:type="dxa"/>
           </w:tcPr>
           <w:p>
             <w:r>
@@ -4763,7 +6306,7 @@
         </w:tc>
         <w:tc>
           <w:tcPr>
-            <w:tcW w:type="dxa" w:w="2929"/>
+            <w:tcW w:w="2929" w:type="dxa"/>
           </w:tcPr>
           <w:p>
             <w:r>
@@ -4775,7 +6318,7 @@
       <w:tr>
         <w:tc>
           <w:tcPr>
-            <w:tcW w:type="dxa" w:w="2929"/>
+            <w:tcW w:w="2929" w:type="dxa"/>
           </w:tcPr>
           <w:p>
             <w:r>
@@ -4785,7 +6328,7 @@
         </w:tc>
         <w:tc>
           <w:tcPr>
-            <w:tcW w:type="dxa" w:w="2929"/>
+            <w:tcW w:w="2929" w:type="dxa"/>
           </w:tcPr>
           <w:p>
             <w:r>
@@ -4795,7 +6338,7 @@
         </w:tc>
         <w:tc>
           <w:tcPr>
-            <w:tcW w:type="dxa" w:w="2929"/>
+            <w:tcW w:w="2929" w:type="dxa"/>
           </w:tcPr>
           <w:p>
             <w:r>
@@ -4807,7 +6350,7 @@
       <w:tr>
         <w:tc>
           <w:tcPr>
-            <w:tcW w:type="dxa" w:w="2929"/>
+            <w:tcW w:w="2929" w:type="dxa"/>
           </w:tcPr>
           <w:p>
             <w:r>
@@ -4817,7 +6360,7 @@
         </w:tc>
         <w:tc>
           <w:tcPr>
-            <w:tcW w:type="dxa" w:w="2929"/>
+            <w:tcW w:w="2929" w:type="dxa"/>
           </w:tcPr>
           <w:p>
             <w:r>
@@ -4827,7 +6370,7 @@
         </w:tc>
         <w:tc>
           <w:tcPr>
-            <w:tcW w:type="dxa" w:w="2929"/>
+            <w:tcW w:w="2929" w:type="dxa"/>
           </w:tcPr>
           <w:p>
             <w:r>
@@ -4837,14 +6380,20 @@
         </w:tc>
       </w:tr>
     </w:tbl>
+    <w:p/>
+    <w:p/>
+    <w:p/>
+    <w:p/>
     <w:p>
       <w:pPr>
         <w:pStyle w:val="Estilo1"/>
       </w:pPr>
       <w:r>
+        <w:lastRenderedPageBreak/>
         <w:t>Conclusões e trabalho futuro</w:t>
       </w:r>
     </w:p>
+    <w:p/>
     <w:p>
       <w:pPr>
         <w:pStyle w:val="Estilo2"/>
@@ -4861,7 +6410,15 @@
         <w:jc w:val="both"/>
       </w:pPr>
       <w:r>
-        <w:t>O FitMap demonstrou ser um exercício produtivo de integração das três tecnologias-pilar da unidade curricular, validando a hipótese de que uma base de dados NoSQL documental, devidamente equipada com índices espaciais, pode substituir um SGBD relacional com extensão espacial em aplicações WebSIG de complexidade média. A escolha do MongoDB revelou-se particularmente acertada num projecto onde a heterogeneidade dos dados de origem (OSM) penalizaria seriamente uma modelação relacional rigorosa: a obrigação de aplicar ALTER TABLE a cada nova tag observada no terreno é substituída pela inserção direta do novo campo no documento.</w:t>
+        <w:t xml:space="preserve">O </w:t>
+      </w:r>
+      <w:proofErr w:type="spellStart"/>
+      <w:r>
+        <w:t>FitMap</w:t>
+      </w:r>
+      <w:proofErr w:type="spellEnd"/>
+      <w:r>
+        <w:t xml:space="preserve"> demonstrou ser um exercício produtivo de integração das três tecnologias-pilar da unidade curricular, validando a hipótese de que uma base de dados NoSQL documental, devidamente equipada com índices espaciais, pode substituir um SGBD relacional com extensão espacial em aplicações WebSIG de complexidade média. A escolha do MongoDB revelou-se particularmente acertada num projecto onde a heterogeneidade dos dados de origem (OSM) penalizaria seriamente uma modelação relacional rigorosa: a obrigação de aplicar ALTER TABLE a cada nova tag observada no terreno é substituída pela inserção direta do novo campo no documento.</w:t>
       </w:r>
     </w:p>
     <w:p>
@@ -4871,6 +6428,11 @@
       <w:r>
         <w:t>Ao longo do desenvolvimento, três decisões mostraram-se particularmente consequentes. A primeira foi a opção por dados reais, em vez de datasets sintéticos: obrigou a um pipeline ETL não trivial, mas produziu um sistema com utilidade tangível e demonstra o ciclo completo desde a fonte ao utilizador. A segunda foi a separação explícita entre o serviço seed (one-shot) e o serviço web (persistente), uma boa prática transponível para produção. A terceira foi a opção por scrapers reais com fontes verificáveis (quando se considerou a hipótese de incluir eventos desportivos), preferindo um conjunto menor de dados auditáveis a um conjunto maior de dados sintéticos.</w:t>
       </w:r>
+    </w:p>
+    <w:p>
+      <w:pPr>
+        <w:jc w:val="both"/>
+      </w:pPr>
     </w:p>
     <w:p>
       <w:pPr>
@@ -4913,6 +6475,7 @@
         <w:jc w:val="both"/>
       </w:pPr>
       <w:r>
+        <w:lastRenderedPageBreak/>
         <w:t>•  Não existe ainda mecanismo de autenticação nem CRUD para utilizadores finais; o sistema é puramente de leitura. A introdução de reviews ou favoritos requereria, além do schema, uma camada de identidade.</w:t>
       </w:r>
     </w:p>
@@ -4924,37 +6487,41 @@
         <w:jc w:val="both"/>
       </w:pPr>
       <w:r>
-        <w:t>•  A engine de routing OSRM pública tem rate limits não documentados; para um deploy de produção seria recomendável instanciar uma cópia local em contentor, alimentada por um snapshot OSM de Portugal.</w:t>
-      </w:r>
-    </w:p>
-    <w:p>
-      <w:pPr>
-        <w:pStyle w:val="Estilo2"/>
-      </w:pPr>
-      <w:r>
-        <w:rPr>
-          <w:b/>
-        </w:rPr>
-        <w:t>6.3. Trabalho futuro</w:t>
-      </w:r>
-    </w:p>
-    <w:p>
-      <w:pPr>
-        <w:jc w:val="both"/>
-      </w:pPr>
-      <w:r>
-        <w:t>Diversas extensões naturais foram identificadas durante a implementação e ficam aqui registadas como propostas concretas:</w:t>
-      </w:r>
-    </w:p>
-    <w:p/>
+        <w:t xml:space="preserve">•  A engine de routing OSRM pública tem rate limits não documentados; para um deploy de produção seria recomendável instanciar uma cópia local em contentor, alimentada por um </w:t>
+      </w:r>
+      <w:proofErr w:type="spellStart"/>
+      <w:r>
+        <w:t>snapshot</w:t>
+      </w:r>
+      <w:proofErr w:type="spellEnd"/>
+      <w:r>
+        <w:t xml:space="preserve"> OSM de Portugal.</w:t>
+      </w:r>
+    </w:p>
     <w:p>
       <w:pPr>
         <w:spacing w:after="40"/>
         <w:ind w:left="400"/>
         <w:jc w:val="both"/>
       </w:pPr>
-      <w:r>
-        <w:t>•  Camada de transportes públicos. Uma nova coleção bus_stops poderia ser populada a partir das tags highway=bus_stop do OSM, indexada 2dsphere, e cruzada com a coleção facilities via $geoNear inter-coleção. Esta extensão respondia diretamente à pergunta “tenho autocarro?” colocada no enunciado.</w:t>
+    </w:p>
+    <w:p>
+      <w:pPr>
+        <w:pStyle w:val="Estilo2"/>
+      </w:pPr>
+      <w:r>
+        <w:rPr>
+          <w:b/>
+        </w:rPr>
+        <w:t>6.3. Trabalho futuro</w:t>
+      </w:r>
+    </w:p>
+    <w:p>
+      <w:pPr>
+        <w:jc w:val="both"/>
+      </w:pPr>
+      <w:r>
+        <w:t>Diversas extensões naturais foram identificadas durante a implementação e ficam aqui registadas como propostas concretas:</w:t>
       </w:r>
     </w:p>
     <w:p/>
@@ -4965,7 +6532,15 @@
         <w:jc w:val="both"/>
       </w:pPr>
       <w:r>
-        <w:t>•  Heatmap de densidade. Recorrendo ao plugin Leaflet.heat e a uma agregação geoespacial pré-computada (bucketing geográfico em grelha regular), poderia ser produzida uma visualização imediata das zonas do país mais e menos servidas por instalações desportivas.</w:t>
+        <w:t xml:space="preserve">•  Camada de transportes públicos. Uma </w:t>
+      </w:r>
+      <w:proofErr w:type="gramStart"/>
+      <w:r>
+        <w:t>nova coleção bus</w:t>
+      </w:r>
+      <w:proofErr w:type="gramEnd"/>
+      <w:r>
+        <w:t>_stops poderia ser populada a partir das tags highway=bus_stop do OSM, indexada 2dsphere, e cruzada com a coleção facilities via $geoNear inter-coleção. Esta extensão respondia diretamente à pergunta “tenho autocarro?” colocada no enunciado.</w:t>
       </w:r>
     </w:p>
     <w:p/>
@@ -4976,7 +6551,7 @@
         <w:jc w:val="both"/>
       </w:pPr>
       <w:r>
-        <w:t>•  Clustering em zoom baixo. A biblioteca Leaflet.markercluster agrupa automaticamente marcadores próximos em círculos numerados, melhorando drasticamente a leitura do mapa nacional sem alterar a base de dados.</w:t>
+        <w:t>•  Heatmap de densidade. Recorrendo ao plugin Leaflet.heat e a uma agregação geoespacial pré-computada (bucketing geográfico em grelha regular), poderia ser produzida uma visualização imediata das zonas do país mais e menos servidas por instalações desportivas.</w:t>
       </w:r>
     </w:p>
     <w:p/>
@@ -4987,7 +6562,7 @@
         <w:jc w:val="both"/>
       </w:pPr>
       <w:r>
-        <w:t>•  Filtro “aberto agora”. Recorrendo à biblioteca opening_hours.js, seria possível avaliar em tempo real, a partir do campo opening_hours OSM, se uma instalação está aberta no momento da consulta.</w:t>
+        <w:t>•  Clustering em zoom baixo. A biblioteca Leaflet.markercluster agrupa automaticamente marcadores próximos em círculos numerados, melhorando drasticamente a leitura do mapa nacional sem alterar a base de dados.</w:t>
       </w:r>
     </w:p>
     <w:p/>
@@ -4998,7 +6573,7 @@
         <w:jc w:val="both"/>
       </w:pPr>
       <w:r>
-        <w:t>•  Componente de comunidade. Sistema de reviews e ratings persistido numa nova coleção, demonstrando padrões de schema design para relações um-para-muitos no MongoDB e introduzindo writes para além das leituras dominantes do estado atual.</w:t>
+        <w:t>•  Filtro “aberto agora”. Recorrendo à biblioteca opening_hours.js, seria possível avaliar em tempo real, a partir do campo opening_hours OSM, se uma instalação está aberta no momento da consulta.</w:t>
       </w:r>
     </w:p>
     <w:p/>
@@ -5009,11 +6584,30 @@
         <w:jc w:val="both"/>
       </w:pPr>
       <w:r>
+        <w:lastRenderedPageBreak/>
+        <w:t>•  Componente de comunidade. Sistema de reviews e ratings persistido numa nova coleção, demonstrando padrões de schema design para relações um-para-muitos no MongoDB e introduzindo writes para além das leituras dominantes do estado atual.</w:t>
+      </w:r>
+    </w:p>
+    <w:p/>
+    <w:p>
+      <w:pPr>
+        <w:spacing w:after="40"/>
+        <w:ind w:left="400"/>
+        <w:jc w:val="both"/>
+      </w:pPr>
+      <w:r>
         <w:t>•  Cobertura de eventos. Reintroduzir a recolha de eventos desportivos exclusivamente a partir de fontes verificáveis (Wikidata SPARQL, Smoothcomp para BJJ/grappling), com etiqueta clara de fonte e link para validação.</w:t>
       </w:r>
     </w:p>
     <w:p>
       <w:pPr>
+        <w:spacing w:after="40"/>
+        <w:ind w:left="400"/>
+        <w:jc w:val="both"/>
+      </w:pPr>
+    </w:p>
+    <w:p>
+      <w:pPr>
         <w:pStyle w:val="Estilo2"/>
       </w:pPr>
       <w:r>
@@ -5028,14 +6622,86 @@
         <w:jc w:val="both"/>
       </w:pPr>
       <w:r>
-        <w:t>O exercício mostrou que, com uma stack open-source bem escolhida e compreendida, é possível construir em duração letiva uma aplicação WebSIG de complexidade não trivial sobre dados reais, demonstrando todos os conceitos centrais da unidade curricular. A documentação explícita das pipelines de agregação, dos índices e das suas motivações pretende-se útil não só como avaliação pedagógica mas também como referência para futuros trabalhos que tomem este como ponto de partida.</w:t>
-      </w:r>
+        <w:t xml:space="preserve">O exercício mostrou que, com uma stack open-source bem escolhida e compreendida, é possível construir em duração letiva uma aplicação WebSIG de complexidade não trivial sobre dados reais, demonstrando todos os conceitos centrais da unidade curricular. A documentação explícita das pipelines de agregação, dos índices e das suas motivações pretende-se útil não só como avaliação </w:t>
+      </w:r>
+      <w:r>
+        <w:t>pedagógica,</w:t>
+      </w:r>
+      <w:r>
+        <w:t xml:space="preserve"> mas também como referência para futuros trabalhos que tomem este como ponto de partida.</w:t>
+      </w:r>
+    </w:p>
+    <w:p>
+      <w:pPr>
+        <w:jc w:val="both"/>
+      </w:pPr>
+    </w:p>
+    <w:p>
+      <w:pPr>
+        <w:jc w:val="both"/>
+      </w:pPr>
+    </w:p>
+    <w:p>
+      <w:pPr>
+        <w:jc w:val="both"/>
+      </w:pPr>
+    </w:p>
+    <w:p>
+      <w:pPr>
+        <w:jc w:val="both"/>
+      </w:pPr>
+    </w:p>
+    <w:p>
+      <w:pPr>
+        <w:jc w:val="both"/>
+      </w:pPr>
+    </w:p>
+    <w:p>
+      <w:pPr>
+        <w:jc w:val="both"/>
+      </w:pPr>
+    </w:p>
+    <w:p>
+      <w:pPr>
+        <w:jc w:val="both"/>
+      </w:pPr>
+    </w:p>
+    <w:p>
+      <w:pPr>
+        <w:jc w:val="both"/>
+      </w:pPr>
+    </w:p>
+    <w:p>
+      <w:pPr>
+        <w:jc w:val="both"/>
+      </w:pPr>
+    </w:p>
+    <w:p>
+      <w:pPr>
+        <w:jc w:val="both"/>
+      </w:pPr>
+    </w:p>
+    <w:p>
+      <w:pPr>
+        <w:jc w:val="both"/>
+      </w:pPr>
+    </w:p>
+    <w:p>
+      <w:pPr>
+        <w:jc w:val="both"/>
+      </w:pPr>
+    </w:p>
+    <w:p>
+      <w:pPr>
+        <w:jc w:val="both"/>
+      </w:pPr>
     </w:p>
     <w:p>
       <w:pPr>
         <w:pStyle w:val="Estilo1"/>
       </w:pPr>
       <w:r>
+        <w:lastRenderedPageBreak/>
         <w:t>Referências Bibliográficas</w:t>
       </w:r>
     </w:p>
@@ -5044,71 +6710,143 @@
         <w:jc w:val="both"/>
       </w:pPr>
       <w:r>
-        <w:t>[1]  OpenStreetMap Foundation, “OpenStreetMap.” [Online]. Disponível em: https://www.openstreetmap.org. [Acedido: 21-mai-2026].</w:t>
-      </w:r>
-    </w:p>
-    <w:p>
-      <w:pPr>
-        <w:jc w:val="both"/>
-      </w:pPr>
-      <w:r>
-        <w:t>[2]  OpenStreetMap Wiki, “Overpass API.” [Online]. Disponível em: https://wiki.openstreetmap.org/wiki/Overpass_API. [Acedido: 21-mai-2026].</w:t>
-      </w:r>
-    </w:p>
-    <w:p>
-      <w:pPr>
-        <w:jc w:val="both"/>
-      </w:pPr>
-      <w:r>
-        <w:t>[3]  MongoDB Inc., “MongoDB Manual: Geospatial Queries.” [Online]. Disponível em: https://www.mongodb.com/docs/manual/geospatial-queries/. [Acedido: 21-mai-2026].</w:t>
-      </w:r>
-    </w:p>
-    <w:p>
-      <w:pPr>
-        <w:jc w:val="both"/>
-      </w:pPr>
-      <w:r>
-        <w:t>[4]  MongoDB Inc., “2dsphere Indexes.” [Online]. Disponível em: https://www.mongodb.com/docs/manual/core/2dsphere/. [Acedido: 21-mai-2026].</w:t>
-      </w:r>
-    </w:p>
-    <w:p>
-      <w:pPr>
-        <w:jc w:val="both"/>
-      </w:pPr>
-      <w:r>
-        <w:t>[5]  MongoDB Inc., “Aggregation Framework Reference.” [Online]. Disponível em: https://www.mongodb.com/docs/manual/reference/operator/aggregation/. [Acedido: 21-mai-2026].</w:t>
-      </w:r>
-    </w:p>
-    <w:p>
-      <w:pPr>
-        <w:jc w:val="both"/>
-      </w:pPr>
-      <w:r>
-        <w:t>[6]  S. Ramírez et al., “FastAPI Documentation.” [Online]. Disponível em: https://fastapi.tiangolo.com/. [Acedido: 21-mai-2026].</w:t>
-      </w:r>
-    </w:p>
-    <w:p>
-      <w:pPr>
-        <w:jc w:val="both"/>
-      </w:pPr>
-      <w:r>
-        <w:t>[7]  V. Agafonkin et al., “Leaflet — an open-source JavaScript library for mobile-friendly interactive maps.” [Online]. Disponível em: https://leafletjs.com/. [Acedido: 21-mai-2026].</w:t>
-      </w:r>
-    </w:p>
-    <w:p>
-      <w:pPr>
-        <w:jc w:val="both"/>
-      </w:pPr>
-      <w:r>
-        <w:t>[8]  Per Liedman, “Leaflet Routing Machine.” [Online]. Disponível em: https://www.liedman.net/leaflet-routing-machine/. [Acedido: 21-mai-2026].</w:t>
-      </w:r>
-    </w:p>
-    <w:p>
-      <w:pPr>
-        <w:jc w:val="both"/>
-      </w:pPr>
-      <w:r>
-        <w:t>[9]  D. Luxen and C. Vetter, “Real-time routing with OpenStreetMap data,” in Proceedings of the 19th ACM SIGSPATIAL International Conference on Advances in Geographic Information Systems, 2011, pp. 513–516.</w:t>
+        <w:t>[1</w:t>
+      </w:r>
+      <w:proofErr w:type="gramStart"/>
+      <w:r>
+        <w:t>]  OpenStreetMap</w:t>
+      </w:r>
+      <w:proofErr w:type="gramEnd"/>
+      <w:r>
+        <w:t xml:space="preserve"> Foundation, “OpenStreetMap.” [Online]. Disponível em: https://www.openstreetmap.org. [Acedido: 21-mai-2026].</w:t>
+      </w:r>
+    </w:p>
+    <w:p>
+      <w:pPr>
+        <w:jc w:val="both"/>
+      </w:pPr>
+      <w:r>
+        <w:t>[2</w:t>
+      </w:r>
+      <w:proofErr w:type="gramStart"/>
+      <w:r>
+        <w:t>]  OpenStreetMap</w:t>
+      </w:r>
+      <w:proofErr w:type="gramEnd"/>
+      <w:r>
+        <w:t xml:space="preserve"> Wiki, “Overpass API.” [Online]. Disponível em: https://wiki.openstreetmap.org/wiki/Overpass_API. [Acedido: 21-mai-2026].</w:t>
+      </w:r>
+    </w:p>
+    <w:p>
+      <w:pPr>
+        <w:jc w:val="both"/>
+      </w:pPr>
+      <w:r>
+        <w:t>[3</w:t>
+      </w:r>
+      <w:proofErr w:type="gramStart"/>
+      <w:r>
+        <w:t>]  MongoDB</w:t>
+      </w:r>
+      <w:proofErr w:type="gramEnd"/>
+      <w:r>
+        <w:t xml:space="preserve"> Inc., “MongoDB Manual: Geospatial Queries.” [Online]. Disponível em: https://www.mongodb.com/docs/manual/geospatial-queries/. [Acedido: 21-mai-2026].</w:t>
+      </w:r>
+    </w:p>
+    <w:p>
+      <w:pPr>
+        <w:jc w:val="both"/>
+      </w:pPr>
+      <w:r>
+        <w:t>[4</w:t>
+      </w:r>
+      <w:proofErr w:type="gramStart"/>
+      <w:r>
+        <w:t>]  MongoDB</w:t>
+      </w:r>
+      <w:proofErr w:type="gramEnd"/>
+      <w:r>
+        <w:t xml:space="preserve"> Inc., “2dsphere Indexes.” [Online]. Disponível em: https://www.mongodb.com/docs/manual/core/2dsphere/. [Acedido: 21-mai-2026].</w:t>
+      </w:r>
+    </w:p>
+    <w:p>
+      <w:pPr>
+        <w:jc w:val="both"/>
+      </w:pPr>
+      <w:r>
+        <w:t>[5</w:t>
+      </w:r>
+      <w:proofErr w:type="gramStart"/>
+      <w:r>
+        <w:t>]  MongoDB</w:t>
+      </w:r>
+      <w:proofErr w:type="gramEnd"/>
+      <w:r>
+        <w:t xml:space="preserve"> Inc., “Aggregation Framework Reference.” [Online]. Disponível em: https://www.mongodb.com/docs/manual/reference/operator/aggregation/. [Acedido: 21-mai-2026].</w:t>
+      </w:r>
+    </w:p>
+    <w:p>
+      <w:pPr>
+        <w:jc w:val="both"/>
+      </w:pPr>
+      <w:r>
+        <w:t>[6</w:t>
+      </w:r>
+      <w:proofErr w:type="gramStart"/>
+      <w:r>
+        <w:t>]  S.</w:t>
+      </w:r>
+      <w:proofErr w:type="gramEnd"/>
+      <w:r>
+        <w:t xml:space="preserve"> Ramírez et al., “FastAPI Documentation.” [Online]. Disponível em: https://fastapi.tiangolo.com/. [Acedido: 21-mai-2026].</w:t>
+      </w:r>
+    </w:p>
+    <w:p>
+      <w:pPr>
+        <w:jc w:val="both"/>
+      </w:pPr>
+      <w:r>
+        <w:t>[7</w:t>
+      </w:r>
+      <w:proofErr w:type="gramStart"/>
+      <w:r>
+        <w:t>]  V.</w:t>
+      </w:r>
+      <w:proofErr w:type="gramEnd"/>
+      <w:r>
+        <w:t xml:space="preserve"> Agafonkin et al., “Leaflet — an open-source JavaScript library for mobile-friendly interactive maps.” [Online]. Disponível em: https://leafletjs.com/. [Acedido: 21-mai-2026].</w:t>
+      </w:r>
+    </w:p>
+    <w:p>
+      <w:pPr>
+        <w:jc w:val="both"/>
+      </w:pPr>
+      <w:r>
+        <w:t>[8</w:t>
+      </w:r>
+      <w:proofErr w:type="gramStart"/>
+      <w:r>
+        <w:t>]  Per</w:t>
+      </w:r>
+      <w:proofErr w:type="gramEnd"/>
+      <w:r>
+        <w:t xml:space="preserve"> Liedman, “Leaflet Routing Machine.” [Online]. Disponível em: https://www.liedman.net/leaflet-routing-machine/. [Acedido: 21-mai-2026].</w:t>
+      </w:r>
+    </w:p>
+    <w:p>
+      <w:pPr>
+        <w:jc w:val="both"/>
+      </w:pPr>
+      <w:r>
+        <w:t>[9</w:t>
+      </w:r>
+      <w:proofErr w:type="gramStart"/>
+      <w:r>
+        <w:t>]  D.</w:t>
+      </w:r>
+      <w:proofErr w:type="gramEnd"/>
+      <w:r>
+        <w:t xml:space="preserve"> Luxen and C. Vetter, “Real-time routing with OpenStreetMap data,” in Proceedings of the 19th ACM SIGSPATIAL International Conference on Advances in Geographic Information Systems, 2011, pp. 513–516.</w:t>
       </w:r>
     </w:p>
     <w:p>
@@ -5148,6 +6886,7 @@
         <w:jc w:val="both"/>
       </w:pPr>
       <w:r>
+        <w:lastRenderedPageBreak/>
         <w:t>[14] Wikimedia Foundation, “Wikidata Query Service.” [Online]. Disponível em: https://query.wikidata.org/. [Acedido: 21-mai-2026].</w:t>
       </w:r>
     </w:p>
@@ -5187,7 +6926,6 @@
       <w:pPr>
         <w:spacing w:before="80" w:after="80"/>
         <w:ind w:left="280"/>
-        <w:jc w:val="left"/>
       </w:pPr>
       <w:r>
         <w:rPr>
@@ -5195,56 +6933,212 @@
           <w:sz w:val="18"/>
         </w:rPr>
         <w:t>{</w:t>
+      </w:r>
+      <w:r>
+        <w:rPr>
+          <w:rFonts w:ascii="Consolas" w:hAnsi="Consolas"/>
+          <w:sz w:val="18"/>
+        </w:rPr>
         <w:br/>
         <w:t xml:space="preserve">  "osm_id":        &lt;int&gt;,        // identificador OSM (chave natural)</w:t>
+      </w:r>
+      <w:r>
+        <w:rPr>
+          <w:rFonts w:ascii="Consolas" w:hAnsi="Consolas"/>
+          <w:sz w:val="18"/>
+        </w:rPr>
         <w:br/>
         <w:t xml:space="preserve">  "osm_type":      &lt;string&gt;,     // "node" | "way" | "relation"</w:t>
+      </w:r>
+      <w:r>
+        <w:rPr>
+          <w:rFonts w:ascii="Consolas" w:hAnsi="Consolas"/>
+          <w:sz w:val="18"/>
+        </w:rPr>
         <w:br/>
         <w:t xml:space="preserve">  "name":          &lt;string&gt;,     // obrigatório (entradas anónimas são filtradas)</w:t>
+      </w:r>
+      <w:r>
+        <w:rPr>
+          <w:rFonts w:ascii="Consolas" w:hAnsi="Consolas"/>
+          <w:sz w:val="18"/>
+        </w:rPr>
         <w:br/>
         <w:t xml:space="preserve">  "category":      &lt;string&gt;,     // 1 de 9 categorias normalizadas</w:t>
+      </w:r>
+      <w:r>
+        <w:rPr>
+          <w:rFonts w:ascii="Consolas" w:hAnsi="Consolas"/>
+          <w:sz w:val="18"/>
+        </w:rPr>
         <w:br/>
         <w:t xml:space="preserve">  "sports":        &lt;[string]&gt;,   // 0..n modalidades</w:t>
+      </w:r>
+      <w:r>
+        <w:rPr>
+          <w:rFonts w:ascii="Consolas" w:hAnsi="Consolas"/>
+          <w:sz w:val="18"/>
+        </w:rPr>
         <w:br/>
         <w:t xml:space="preserve">  "location": {</w:t>
+      </w:r>
+      <w:r>
+        <w:rPr>
+          <w:rFonts w:ascii="Consolas" w:hAnsi="Consolas"/>
+          <w:sz w:val="18"/>
+        </w:rPr>
         <w:br/>
         <w:t xml:space="preserve">    "type":        "Point",</w:t>
+      </w:r>
+      <w:r>
+        <w:rPr>
+          <w:rFonts w:ascii="Consolas" w:hAnsi="Consolas"/>
+          <w:sz w:val="18"/>
+        </w:rPr>
         <w:br/>
         <w:t xml:space="preserve">    "coordinates": [&lt;lon&gt;, &lt;lat&gt;]</w:t>
+      </w:r>
+      <w:r>
+        <w:rPr>
+          <w:rFonts w:ascii="Consolas" w:hAnsi="Consolas"/>
+          <w:sz w:val="18"/>
+        </w:rPr>
         <w:br/>
         <w:t xml:space="preserve">  },</w:t>
+      </w:r>
+      <w:r>
+        <w:rPr>
+          <w:rFonts w:ascii="Consolas" w:hAnsi="Consolas"/>
+          <w:sz w:val="18"/>
+        </w:rPr>
         <w:br/>
         <w:t xml:space="preserve">  "address": {</w:t>
+      </w:r>
+      <w:r>
+        <w:rPr>
+          <w:rFonts w:ascii="Consolas" w:hAnsi="Consolas"/>
+          <w:sz w:val="18"/>
+        </w:rPr>
         <w:br/>
         <w:t xml:space="preserve">    "street": &lt;string&gt;, "housenumber": &lt;string&gt;,</w:t>
+      </w:r>
+      <w:r>
+        <w:rPr>
+          <w:rFonts w:ascii="Consolas" w:hAnsi="Consolas"/>
+          <w:sz w:val="18"/>
+        </w:rPr>
         <w:br/>
         <w:t xml:space="preserve">    "city":   &lt;string&gt;, "postcode":    &lt;string&gt;</w:t>
+      </w:r>
+      <w:r>
+        <w:rPr>
+          <w:rFonts w:ascii="Consolas" w:hAnsi="Consolas"/>
+          <w:sz w:val="18"/>
+        </w:rPr>
         <w:br/>
         <w:t xml:space="preserve">  },</w:t>
+      </w:r>
+      <w:r>
+        <w:rPr>
+          <w:rFonts w:ascii="Consolas" w:hAnsi="Consolas"/>
+          <w:sz w:val="18"/>
+        </w:rPr>
         <w:br/>
         <w:t xml:space="preserve">  "contact":  {"phone": &lt;string&gt;, "website": &lt;string&gt;, "email": &lt;string&gt;},</w:t>
+      </w:r>
+      <w:r>
+        <w:rPr>
+          <w:rFonts w:ascii="Consolas" w:hAnsi="Consolas"/>
+          <w:sz w:val="18"/>
+        </w:rPr>
         <w:br/>
         <w:t xml:space="preserve">  "opening_hours": &lt;string&gt;,     // formato OSM ("Mo-Fr 06:00-22:00; ...")</w:t>
+      </w:r>
+      <w:r>
+        <w:rPr>
+          <w:rFonts w:ascii="Consolas" w:hAnsi="Consolas"/>
+          <w:sz w:val="18"/>
+        </w:rPr>
         <w:br/>
         <w:t xml:space="preserve">  "amenities": {</w:t>
+      </w:r>
+      <w:r>
+        <w:rPr>
+          <w:rFonts w:ascii="Consolas" w:hAnsi="Consolas"/>
+          <w:sz w:val="18"/>
+        </w:rPr>
         <w:br/>
         <w:t xml:space="preserve">    "wheelchair": "yes"|"no"|"",</w:t>
+      </w:r>
+      <w:r>
+        <w:rPr>
+          <w:rFonts w:ascii="Consolas" w:hAnsi="Consolas"/>
+          <w:sz w:val="18"/>
+        </w:rPr>
         <w:br/>
         <w:t xml:space="preserve">    "parking":    "yes"|"no"|"",</w:t>
+      </w:r>
+      <w:r>
+        <w:rPr>
+          <w:rFonts w:ascii="Consolas" w:hAnsi="Consolas"/>
+          <w:sz w:val="18"/>
+        </w:rPr>
         <w:br/>
         <w:t xml:space="preserve">    "shower":     "yes"|"no"|"",</w:t>
+      </w:r>
+      <w:r>
+        <w:rPr>
+          <w:rFonts w:ascii="Consolas" w:hAnsi="Consolas"/>
+          <w:sz w:val="18"/>
+        </w:rPr>
         <w:br/>
         <w:t xml:space="preserve">    "indoor":     "yes"|"no"|"",</w:t>
+      </w:r>
+      <w:r>
+        <w:rPr>
+          <w:rFonts w:ascii="Consolas" w:hAnsi="Consolas"/>
+          <w:sz w:val="18"/>
+        </w:rPr>
         <w:br/>
         <w:t xml:space="preserve">    "covered":    "yes"|"no"|"",</w:t>
+      </w:r>
+      <w:r>
+        <w:rPr>
+          <w:rFonts w:ascii="Consolas" w:hAnsi="Consolas"/>
+          <w:sz w:val="18"/>
+        </w:rPr>
         <w:br/>
         <w:t xml:space="preserve">    "access":     &lt;string&gt;</w:t>
+      </w:r>
+      <w:r>
+        <w:rPr>
+          <w:rFonts w:ascii="Consolas" w:hAnsi="Consolas"/>
+          <w:sz w:val="18"/>
+        </w:rPr>
         <w:br/>
         <w:t xml:space="preserve">  },</w:t>
+      </w:r>
+      <w:r>
+        <w:rPr>
+          <w:rFonts w:ascii="Consolas" w:hAnsi="Consolas"/>
+          <w:sz w:val="18"/>
+        </w:rPr>
         <w:br/>
         <w:t xml:space="preserve">  "fee":      &lt;string&gt;,</w:t>
+      </w:r>
+      <w:r>
+        <w:rPr>
+          <w:rFonts w:ascii="Consolas" w:hAnsi="Consolas"/>
+          <w:sz w:val="18"/>
+        </w:rPr>
         <w:br/>
         <w:t xml:space="preserve">  "operator": &lt;string&gt;</w:t>
+      </w:r>
+      <w:r>
+        <w:rPr>
+          <w:rFonts w:ascii="Consolas" w:hAnsi="Consolas"/>
+          <w:sz w:val="18"/>
+        </w:rPr>
         <w:br/>
         <w:t>}</w:t>
       </w:r>
@@ -5261,46 +7155,148 @@
       <w:pPr>
         <w:spacing w:before="80" w:after="80"/>
         <w:ind w:left="280"/>
-        <w:jc w:val="left"/>
-      </w:pPr>
-      <w:r>
-        <w:rPr>
-          <w:rFonts w:ascii="Consolas" w:hAnsi="Consolas"/>
-          <w:sz w:val="18"/>
-        </w:rPr>
+      </w:pPr>
+      <w:r>
+        <w:rPr>
+          <w:rFonts w:ascii="Consolas" w:hAnsi="Consolas"/>
+          <w:sz w:val="18"/>
+        </w:rPr>
+        <w:lastRenderedPageBreak/>
         <w:t>TABD/</w:t>
+      </w:r>
+      <w:r>
+        <w:rPr>
+          <w:rFonts w:ascii="Consolas" w:hAnsi="Consolas"/>
+          <w:sz w:val="18"/>
+        </w:rPr>
         <w:br/>
         <w:t>├── 03_Implementacao/</w:t>
+      </w:r>
+      <w:r>
+        <w:rPr>
+          <w:rFonts w:ascii="Consolas" w:hAnsi="Consolas"/>
+          <w:sz w:val="18"/>
+        </w:rPr>
         <w:br/>
         <w:t>│   ├── seed_osm.py            # Pipeline ETL Overpass → MongoDB</w:t>
+      </w:r>
+      <w:r>
+        <w:rPr>
+          <w:rFonts w:ascii="Consolas" w:hAnsi="Consolas"/>
+          <w:sz w:val="18"/>
+        </w:rPr>
         <w:br/>
         <w:t>│   ├── osm_cache.json         # Cache da resposta Overpass</w:t>
+      </w:r>
+      <w:r>
+        <w:rPr>
+          <w:rFonts w:ascii="Consolas" w:hAnsi="Consolas"/>
+          <w:sz w:val="18"/>
+        </w:rPr>
         <w:br/>
         <w:t>│   └── geocode_cache.json     # Cache do Nominatim</w:t>
+      </w:r>
+      <w:r>
+        <w:rPr>
+          <w:rFonts w:ascii="Consolas" w:hAnsi="Consolas"/>
+          <w:sz w:val="18"/>
+        </w:rPr>
         <w:br/>
         <w:t>├── web/</w:t>
+      </w:r>
+      <w:r>
+        <w:rPr>
+          <w:rFonts w:ascii="Consolas" w:hAnsi="Consolas"/>
+          <w:sz w:val="18"/>
+        </w:rPr>
         <w:br/>
         <w:t>│   ├── Dockerfile</w:t>
+      </w:r>
+      <w:r>
+        <w:rPr>
+          <w:rFonts w:ascii="Consolas" w:hAnsi="Consolas"/>
+          <w:sz w:val="18"/>
+        </w:rPr>
         <w:br/>
         <w:t>│   ├── requirements.txt</w:t>
+      </w:r>
+      <w:r>
+        <w:rPr>
+          <w:rFonts w:ascii="Consolas" w:hAnsi="Consolas"/>
+          <w:sz w:val="18"/>
+        </w:rPr>
         <w:br/>
         <w:t>│   ├── server.py              # Backend FastAPI (12 endpoints)</w:t>
+      </w:r>
+      <w:r>
+        <w:rPr>
+          <w:rFonts w:ascii="Consolas" w:hAnsi="Consolas"/>
+          <w:sz w:val="18"/>
+        </w:rPr>
         <w:br/>
         <w:t>│   └── static/</w:t>
+      </w:r>
+      <w:r>
+        <w:rPr>
+          <w:rFonts w:ascii="Consolas" w:hAnsi="Consolas"/>
+          <w:sz w:val="18"/>
+        </w:rPr>
         <w:br/>
         <w:t>│       ├── index.html</w:t>
+      </w:r>
+      <w:r>
+        <w:rPr>
+          <w:rFonts w:ascii="Consolas" w:hAnsi="Consolas"/>
+          <w:sz w:val="18"/>
+        </w:rPr>
         <w:br/>
         <w:t>│       ├── css/main.css</w:t>
+      </w:r>
+      <w:r>
+        <w:rPr>
+          <w:rFonts w:ascii="Consolas" w:hAnsi="Consolas"/>
+          <w:sz w:val="18"/>
+        </w:rPr>
         <w:br/>
         <w:t>│       └── js/app.js          # Lógica do cliente (~700 linhas)</w:t>
+      </w:r>
+      <w:r>
+        <w:rPr>
+          <w:rFonts w:ascii="Consolas" w:hAnsi="Consolas"/>
+          <w:sz w:val="18"/>
+        </w:rPr>
         <w:br/>
         <w:t>├── docker-compose.yml         # Orquestração (mongodb + seed + web)</w:t>
+      </w:r>
+      <w:r>
+        <w:rPr>
+          <w:rFonts w:ascii="Consolas" w:hAnsi="Consolas"/>
+          <w:sz w:val="18"/>
+        </w:rPr>
         <w:br/>
         <w:t>├── Dockerfile                 # Imagem base do seed</w:t>
+      </w:r>
+      <w:r>
+        <w:rPr>
+          <w:rFonts w:ascii="Consolas" w:hAnsi="Consolas"/>
+          <w:sz w:val="18"/>
+        </w:rPr>
         <w:br/>
         <w:t>├── requirements.txt           # Dependências Python globais</w:t>
+      </w:r>
+      <w:r>
+        <w:rPr>
+          <w:rFonts w:ascii="Consolas" w:hAnsi="Consolas"/>
+          <w:sz w:val="18"/>
+        </w:rPr>
         <w:br/>
         <w:t>└── docs/</w:t>
+      </w:r>
+      <w:r>
+        <w:rPr>
+          <w:rFonts w:ascii="Consolas" w:hAnsi="Consolas"/>
+          <w:sz w:val="18"/>
+        </w:rPr>
         <w:br/>
         <w:t xml:space="preserve">    └── Relatorio_FitMap.docx  # (este documento)</w:t>
       </w:r>
@@ -5325,7 +7321,6 @@
       <w:pPr>
         <w:spacing w:before="80" w:after="80"/>
         <w:ind w:left="280"/>
-        <w:jc w:val="left"/>
       </w:pPr>
       <w:r>
         <w:rPr>
@@ -5333,37 +7328,158 @@
           <w:sz w:val="18"/>
         </w:rPr>
         <w:t># 1) Clonar o repositório</w:t>
+      </w:r>
+      <w:r>
+        <w:rPr>
+          <w:rFonts w:ascii="Consolas" w:hAnsi="Consolas"/>
+          <w:sz w:val="18"/>
+        </w:rPr>
         <w:br/>
         <w:t>git clone &lt;url-do-repo&gt;</w:t>
+      </w:r>
+      <w:r>
+        <w:rPr>
+          <w:rFonts w:ascii="Consolas" w:hAnsi="Consolas"/>
+          <w:sz w:val="18"/>
+        </w:rPr>
         <w:br/>
         <w:t>cd TABD</w:t>
-        <w:br/>
+      </w:r>
+      <w:r>
+        <w:rPr>
+          <w:rFonts w:ascii="Consolas" w:hAnsi="Consolas"/>
+          <w:sz w:val="18"/>
+        </w:rPr>
+        <w:br/>
+      </w:r>
+      <w:r>
+        <w:rPr>
+          <w:rFonts w:ascii="Consolas" w:hAnsi="Consolas"/>
+          <w:sz w:val="18"/>
+        </w:rPr>
         <w:br/>
         <w:t># 2) Construir e iniciar os três serviços</w:t>
+      </w:r>
+      <w:r>
+        <w:rPr>
+          <w:rFonts w:ascii="Consolas" w:hAnsi="Consolas"/>
+          <w:sz w:val="18"/>
+        </w:rPr>
         <w:br/>
         <w:t>docker compose up -d --build</w:t>
-        <w:br/>
+      </w:r>
+      <w:r>
+        <w:rPr>
+          <w:rFonts w:ascii="Consolas" w:hAnsi="Consolas"/>
+          <w:sz w:val="18"/>
+        </w:rPr>
+        <w:br/>
+      </w:r>
+      <w:r>
+        <w:rPr>
+          <w:rFonts w:ascii="Consolas" w:hAnsi="Consolas"/>
+          <w:sz w:val="18"/>
+        </w:rPr>
         <w:br/>
         <w:t># 3) Aguardar 1 a 2 min pela ingestão de dados (seed)</w:t>
+      </w:r>
+      <w:r>
+        <w:rPr>
+          <w:rFonts w:ascii="Consolas" w:hAnsi="Consolas"/>
+          <w:sz w:val="18"/>
+        </w:rPr>
         <w:br/>
         <w:t>docker compose logs seed --follow</w:t>
-        <w:br/>
+      </w:r>
+      <w:r>
+        <w:rPr>
+          <w:rFonts w:ascii="Consolas" w:hAnsi="Consolas"/>
+          <w:sz w:val="18"/>
+        </w:rPr>
+        <w:br/>
+      </w:r>
+      <w:r>
+        <w:rPr>
+          <w:rFonts w:ascii="Consolas" w:hAnsi="Consolas"/>
+          <w:sz w:val="18"/>
+        </w:rPr>
         <w:br/>
         <w:t># 4) Abrir a aplicação</w:t>
+      </w:r>
+      <w:r>
+        <w:rPr>
+          <w:rFonts w:ascii="Consolas" w:hAnsi="Consolas"/>
+          <w:sz w:val="18"/>
+        </w:rPr>
         <w:br/>
         <w:t>#    Browser → http://localhost:8000</w:t>
-        <w:br/>
+      </w:r>
+      <w:r>
+        <w:rPr>
+          <w:rFonts w:ascii="Consolas" w:hAnsi="Consolas"/>
+          <w:sz w:val="18"/>
+        </w:rPr>
+        <w:br/>
+      </w:r>
+      <w:r>
+        <w:rPr>
+          <w:rFonts w:ascii="Consolas" w:hAnsi="Consolas"/>
+          <w:sz w:val="18"/>
+        </w:rPr>
         <w:br/>
         <w:t># 5) (opcional) inspecionar a coleção via mongosh</w:t>
+      </w:r>
+      <w:r>
+        <w:rPr>
+          <w:rFonts w:ascii="Consolas" w:hAnsi="Consolas"/>
+          <w:sz w:val="18"/>
+        </w:rPr>
         <w:br/>
         <w:t>docker exec -it fitmap-mongodb mongosh FitMap</w:t>
+      </w:r>
+      <w:r>
+        <w:rPr>
+          <w:rFonts w:ascii="Consolas" w:hAnsi="Consolas"/>
+          <w:sz w:val="18"/>
+        </w:rPr>
         <w:br/>
         <w:t>&gt; db.facilities.countDocuments({})       // → 3390</w:t>
+      </w:r>
+      <w:r>
+        <w:rPr>
+          <w:rFonts w:ascii="Consolas" w:hAnsi="Consolas"/>
+          <w:sz w:val="18"/>
+        </w:rPr>
         <w:br/>
         <w:t>&gt; db.facilities.findOne({"category": "Piscina"})</w:t>
-        <w:br/>
-        <w:br/>
+      </w:r>
+      <w:r>
+        <w:rPr>
+          <w:rFonts w:ascii="Consolas" w:hAnsi="Consolas"/>
+          <w:sz w:val="18"/>
+        </w:rPr>
+        <w:br/>
+      </w:r>
+      <w:r>
+        <w:rPr>
+          <w:rFonts w:ascii="Consolas" w:hAnsi="Consolas"/>
+          <w:sz w:val="18"/>
+        </w:rPr>
+        <w:br/>
+      </w:r>
+      <w:r>
+        <w:rPr>
+          <w:rFonts w:ascii="Consolas" w:hAnsi="Consolas"/>
+          <w:sz w:val="18"/>
+        </w:rPr>
+        <w:lastRenderedPageBreak/>
         <w:t># 6) (opcional) abrir um mongo-express na porta 8081</w:t>
+      </w:r>
+      <w:r>
+        <w:rPr>
+          <w:rFonts w:ascii="Consolas" w:hAnsi="Consolas"/>
+          <w:sz w:val="18"/>
+        </w:rPr>
         <w:br/>
         <w:t>docker compose --profile tools up -d mongo-express</w:t>
       </w:r>
@@ -5378,18 +7494,18 @@
     </w:p>
     <w:tbl>
       <w:tblPr>
-        <w:tblW w:type="auto" w:w="0"/>
-        <w:tblLook w:firstColumn="1" w:firstRow="1" w:lastColumn="0" w:lastRow="0" w:noHBand="0" w:noVBand="1" w:val="04A0"/>
+        <w:tblW w:w="0" w:type="auto"/>
+        <w:tblLook w:val="04A0" w:firstRow="1" w:lastRow="0" w:firstColumn="1" w:lastColumn="0" w:noHBand="0" w:noVBand="1"/>
       </w:tblPr>
       <w:tblGrid>
-        <w:gridCol w:w="2929"/>
-        <w:gridCol w:w="2929"/>
-        <w:gridCol w:w="2929"/>
+        <w:gridCol w:w="2278"/>
+        <w:gridCol w:w="4075"/>
+        <w:gridCol w:w="2434"/>
       </w:tblGrid>
       <w:tr>
         <w:tc>
           <w:tcPr>
-            <w:tcW w:type="dxa" w:w="2929"/>
+            <w:tcW w:w="2929" w:type="dxa"/>
           </w:tcPr>
           <w:p>
             <w:r>
@@ -5402,7 +7518,7 @@
         </w:tc>
         <w:tc>
           <w:tcPr>
-            <w:tcW w:type="dxa" w:w="2929"/>
+            <w:tcW w:w="2929" w:type="dxa"/>
           </w:tcPr>
           <w:p>
             <w:r>
@@ -5415,7 +7531,7 @@
         </w:tc>
         <w:tc>
           <w:tcPr>
-            <w:tcW w:type="dxa" w:w="2929"/>
+            <w:tcW w:w="2929" w:type="dxa"/>
           </w:tcPr>
           <w:p>
             <w:r>
@@ -5430,7 +7546,7 @@
       <w:tr>
         <w:tc>
           <w:tcPr>
-            <w:tcW w:type="dxa" w:w="2929"/>
+            <w:tcW w:w="2929" w:type="dxa"/>
           </w:tcPr>
           <w:p>
             <w:r>
@@ -5440,7 +7556,7 @@
         </w:tc>
         <w:tc>
           <w:tcPr>
-            <w:tcW w:type="dxa" w:w="2929"/>
+            <w:tcW w:w="2929" w:type="dxa"/>
           </w:tcPr>
           <w:p>
             <w:r>
@@ -5450,7 +7566,7 @@
         </w:tc>
         <w:tc>
           <w:tcPr>
-            <w:tcW w:type="dxa" w:w="2929"/>
+            <w:tcW w:w="2929" w:type="dxa"/>
           </w:tcPr>
           <w:p>
             <w:r>
@@ -5462,7 +7578,7 @@
       <w:tr>
         <w:tc>
           <w:tcPr>
-            <w:tcW w:type="dxa" w:w="2929"/>
+            <w:tcW w:w="2929" w:type="dxa"/>
           </w:tcPr>
           <w:p>
             <w:r>
@@ -5472,7 +7588,7 @@
         </w:tc>
         <w:tc>
           <w:tcPr>
-            <w:tcW w:type="dxa" w:w="2929"/>
+            <w:tcW w:w="2929" w:type="dxa"/>
           </w:tcPr>
           <w:p>
             <w:r>
@@ -5482,11 +7598,19 @@
         </w:tc>
         <w:tc>
           <w:tcPr>
-            <w:tcW w:type="dxa" w:w="2929"/>
-          </w:tcPr>
-          <w:p>
-            <w:r>
-              <w:t>KPIs globais via $facet</w:t>
+            <w:tcW w:w="2929" w:type="dxa"/>
+          </w:tcPr>
+          <w:p>
+            <w:r>
+              <w:t xml:space="preserve">KPIs </w:t>
+            </w:r>
+            <w:proofErr w:type="gramStart"/>
+            <w:r>
+              <w:t>globais via</w:t>
+            </w:r>
+            <w:proofErr w:type="gramEnd"/>
+            <w:r>
+              <w:t xml:space="preserve"> $facet</w:t>
             </w:r>
           </w:p>
         </w:tc>
@@ -5494,7 +7618,7 @@
       <w:tr>
         <w:tc>
           <w:tcPr>
-            <w:tcW w:type="dxa" w:w="2929"/>
+            <w:tcW w:w="2929" w:type="dxa"/>
           </w:tcPr>
           <w:p>
             <w:r>
@@ -5504,7 +7628,7 @@
         </w:tc>
         <w:tc>
           <w:tcPr>
-            <w:tcW w:type="dxa" w:w="2929"/>
+            <w:tcW w:w="2929" w:type="dxa"/>
           </w:tcPr>
           <w:p>
             <w:r>
@@ -5514,7 +7638,7 @@
         </w:tc>
         <w:tc>
           <w:tcPr>
-            <w:tcW w:type="dxa" w:w="2929"/>
+            <w:tcW w:w="2929" w:type="dxa"/>
           </w:tcPr>
           <w:p>
             <w:r>
@@ -5526,7 +7650,7 @@
       <w:tr>
         <w:tc>
           <w:tcPr>
-            <w:tcW w:type="dxa" w:w="2929"/>
+            <w:tcW w:w="2929" w:type="dxa"/>
           </w:tcPr>
           <w:p>
             <w:r>
@@ -5536,7 +7660,7 @@
         </w:tc>
         <w:tc>
           <w:tcPr>
-            <w:tcW w:type="dxa" w:w="2929"/>
+            <w:tcW w:w="2929" w:type="dxa"/>
           </w:tcPr>
           <w:p>
             <w:r>
@@ -5546,7 +7670,7 @@
         </w:tc>
         <w:tc>
           <w:tcPr>
-            <w:tcW w:type="dxa" w:w="2929"/>
+            <w:tcW w:w="2929" w:type="dxa"/>
           </w:tcPr>
           <w:p>
             <w:r>
@@ -5558,7 +7682,7 @@
       <w:tr>
         <w:tc>
           <w:tcPr>
-            <w:tcW w:type="dxa" w:w="2929"/>
+            <w:tcW w:w="2929" w:type="dxa"/>
           </w:tcPr>
           <w:p>
             <w:r>
@@ -5568,7 +7692,7 @@
         </w:tc>
         <w:tc>
           <w:tcPr>
-            <w:tcW w:type="dxa" w:w="2929"/>
+            <w:tcW w:w="2929" w:type="dxa"/>
           </w:tcPr>
           <w:p>
             <w:r>
@@ -5578,7 +7702,7 @@
         </w:tc>
         <w:tc>
           <w:tcPr>
-            <w:tcW w:type="dxa" w:w="2929"/>
+            <w:tcW w:w="2929" w:type="dxa"/>
           </w:tcPr>
           <w:p>
             <w:r>
@@ -5590,7 +7714,7 @@
       <w:tr>
         <w:tc>
           <w:tcPr>
-            <w:tcW w:type="dxa" w:w="2929"/>
+            <w:tcW w:w="2929" w:type="dxa"/>
           </w:tcPr>
           <w:p>
             <w:r>
@@ -5600,7 +7724,7 @@
         </w:tc>
         <w:tc>
           <w:tcPr>
-            <w:tcW w:type="dxa" w:w="2929"/>
+            <w:tcW w:w="2929" w:type="dxa"/>
           </w:tcPr>
           <w:p>
             <w:r>
@@ -5610,7 +7734,7 @@
         </w:tc>
         <w:tc>
           <w:tcPr>
-            <w:tcW w:type="dxa" w:w="2929"/>
+            <w:tcW w:w="2929" w:type="dxa"/>
           </w:tcPr>
           <w:p>
             <w:r>
@@ -5622,7 +7746,7 @@
       <w:tr>
         <w:tc>
           <w:tcPr>
-            <w:tcW w:type="dxa" w:w="2929"/>
+            <w:tcW w:w="2929" w:type="dxa"/>
           </w:tcPr>
           <w:p>
             <w:r>
@@ -5632,7 +7756,7 @@
         </w:tc>
         <w:tc>
           <w:tcPr>
-            <w:tcW w:type="dxa" w:w="2929"/>
+            <w:tcW w:w="2929" w:type="dxa"/>
           </w:tcPr>
           <w:p>
             <w:r>
@@ -5642,7 +7766,7 @@
         </w:tc>
         <w:tc>
           <w:tcPr>
-            <w:tcW w:type="dxa" w:w="2929"/>
+            <w:tcW w:w="2929" w:type="dxa"/>
           </w:tcPr>
           <w:p>
             <w:r>
@@ -5654,7 +7778,7 @@
       <w:tr>
         <w:tc>
           <w:tcPr>
-            <w:tcW w:type="dxa" w:w="2929"/>
+            <w:tcW w:w="2929" w:type="dxa"/>
           </w:tcPr>
           <w:p>
             <w:r>
@@ -5664,7 +7788,7 @@
         </w:tc>
         <w:tc>
           <w:tcPr>
-            <w:tcW w:type="dxa" w:w="2929"/>
+            <w:tcW w:w="2929" w:type="dxa"/>
           </w:tcPr>
           <w:p>
             <w:r>
@@ -5674,7 +7798,7 @@
         </w:tc>
         <w:tc>
           <w:tcPr>
-            <w:tcW w:type="dxa" w:w="2929"/>
+            <w:tcW w:w="2929" w:type="dxa"/>
           </w:tcPr>
           <w:p>
             <w:r>
@@ -5686,7 +7810,7 @@
       <w:tr>
         <w:tc>
           <w:tcPr>
-            <w:tcW w:type="dxa" w:w="2929"/>
+            <w:tcW w:w="2929" w:type="dxa"/>
           </w:tcPr>
           <w:p>
             <w:r>
@@ -5696,7 +7820,7 @@
         </w:tc>
         <w:tc>
           <w:tcPr>
-            <w:tcW w:type="dxa" w:w="2929"/>
+            <w:tcW w:w="2929" w:type="dxa"/>
           </w:tcPr>
           <w:p>
             <w:r>
@@ -5706,7 +7830,7 @@
         </w:tc>
         <w:tc>
           <w:tcPr>
-            <w:tcW w:type="dxa" w:w="2929"/>
+            <w:tcW w:w="2929" w:type="dxa"/>
           </w:tcPr>
           <w:p>
             <w:r>
@@ -5716,6 +7840,7 @@
         </w:tc>
       </w:tr>
     </w:tbl>
+    <w:p/>
     <w:sectPr>
       <w:pgSz w:w="11906" w:h="16838" w:code="9"/>
       <w:pgMar w:top="1418" w:right="1418" w:bottom="1418" w:left="1701" w:header="709" w:footer="709" w:gutter="0"/>
@@ -5727,7 +7852,7 @@
 </file>
 
 <file path=word/endnotes.xml><?xml version="1.0" encoding="utf-8"?>
-<w:endnotes xmlns:wpc="http://schemas.microsoft.com/office/word/2010/wordprocessingCanvas" xmlns:cx="http://schemas.microsoft.com/office/drawing/2014/chartex" xmlns:cx1="http://schemas.microsoft.com/office/drawing/2015/9/8/chartex" xmlns:cx2="http://schemas.microsoft.com/office/drawing/2015/10/21/chartex" xmlns:cx3="http://schemas.microsoft.com/office/drawing/2016/5/9/chartex" xmlns:cx4="http://schemas.microsoft.com/office/drawing/2016/5/10/chartex" xmlns:cx5="http://schemas.microsoft.com/office/drawing/2016/5/11/chartex" xmlns:cx6="http://schemas.microsoft.com/office/drawing/2016/5/12/chartex" xmlns:cx7="http://schemas.microsoft.com/office/drawing/2016/5/13/chartex" xmlns:cx8="http://schemas.microsoft.com/office/drawing/2016/5/14/chartex" xmlns:mc="http://schemas.openxmlformats.org/markup-compatibility/2006" xmlns:aink="http://schemas.microsoft.com/office/drawing/2016/ink" xmlns:am3d="http://schemas.microsoft.com/office/drawing/2017/model3d" xmlns:o="urn:schemas-microsoft-com:office:office" xmlns:oel="http://schemas.microsoft.com/office/2019/extlst" xmlns:r="http://schemas.openxmlformats.org/officeDocument/2006/relationships" xmlns:m="http://schemas.openxmlformats.org/officeDocument/2006/math" xmlns:v="urn:schemas-microsoft-com:vml" xmlns:wp14="http://schemas.microsoft.com/office/word/2010/wordprocessingDrawing" xmlns:wp="http://schemas.openxmlformats.org/drawingml/2006/wordprocessingDrawing" xmlns:w10="urn:schemas-microsoft-com:office:word" xmlns:w="http://schemas.openxmlformats.org/wordprocessingml/2006/main" xmlns:w14="http://schemas.microsoft.com/office/word/2010/wordml" xmlns:w15="http://schemas.microsoft.com/office/word/2012/wordml" xmlns:w16cex="http://schemas.microsoft.com/office/word/2018/wordml/cex" xmlns:w16cid="http://schemas.microsoft.com/office/word/2016/wordml/cid" xmlns:w16="http://schemas.microsoft.com/office/word/2018/wordml" xmlns:w16sdtdh="http://schemas.microsoft.com/office/word/2020/wordml/sdtdatahash" xmlns:w16se="http://schemas.microsoft.com/office/word/2015/wordml/symex" xmlns:wpg="http://schemas.microsoft.com/office/word/2010/wordprocessingGroup" xmlns:wpi="http://schemas.microsoft.com/office/word/2010/wordprocessingInk" xmlns:wne="http://schemas.microsoft.com/office/word/2006/wordml" xmlns:wps="http://schemas.microsoft.com/office/word/2010/wordprocessingShape" mc:Ignorable="w14 w15 w16se w16cid w16 w16cex w16sdtdh wp14">
+<w:endnotes xmlns:wpc="http://schemas.microsoft.com/office/word/2010/wordprocessingCanvas" xmlns:cx="http://schemas.microsoft.com/office/drawing/2014/chartex" xmlns:cx1="http://schemas.microsoft.com/office/drawing/2015/9/8/chartex" xmlns:cx2="http://schemas.microsoft.com/office/drawing/2015/10/21/chartex" xmlns:cx3="http://schemas.microsoft.com/office/drawing/2016/5/9/chartex" xmlns:cx4="http://schemas.microsoft.com/office/drawing/2016/5/10/chartex" xmlns:cx5="http://schemas.microsoft.com/office/drawing/2016/5/11/chartex" xmlns:cx6="http://schemas.microsoft.com/office/drawing/2016/5/12/chartex" xmlns:cx7="http://schemas.microsoft.com/office/drawing/2016/5/13/chartex" xmlns:cx8="http://schemas.microsoft.com/office/drawing/2016/5/14/chartex" xmlns:mc="http://schemas.openxmlformats.org/markup-compatibility/2006" xmlns:aink="http://schemas.microsoft.com/office/drawing/2016/ink" xmlns:am3d="http://schemas.microsoft.com/office/drawing/2017/model3d" xmlns:o="urn:schemas-microsoft-com:office:office" xmlns:oel="http://schemas.microsoft.com/office/2019/extlst" xmlns:r="http://schemas.openxmlformats.org/officeDocument/2006/relationships" xmlns:m="http://schemas.openxmlformats.org/officeDocument/2006/math" xmlns:v="urn:schemas-microsoft-com:vml" xmlns:wp14="http://schemas.microsoft.com/office/word/2010/wordprocessingDrawing" xmlns:wp="http://schemas.openxmlformats.org/drawingml/2006/wordprocessingDrawing" xmlns:w10="urn:schemas-microsoft-com:office:word" xmlns:w="http://schemas.openxmlformats.org/wordprocessingml/2006/main" xmlns:w14="http://schemas.microsoft.com/office/word/2010/wordml" xmlns:w15="http://schemas.microsoft.com/office/word/2012/wordml" xmlns:w16cex="http://schemas.microsoft.com/office/word/2018/wordml/cex" xmlns:w16cid="http://schemas.microsoft.com/office/word/2016/wordml/cid" xmlns:w16="http://schemas.microsoft.com/office/word/2018/wordml" xmlns:w16du="http://schemas.microsoft.com/office/word/2023/wordml/word16du" xmlns:w16sdtdh="http://schemas.microsoft.com/office/word/2020/wordml/sdtdatahash" xmlns:w16sdtfl="http://schemas.microsoft.com/office/word/2024/wordml/sdtformatlock" xmlns:w16se="http://schemas.microsoft.com/office/word/2015/wordml/symex" xmlns:wpg="http://schemas.microsoft.com/office/word/2010/wordprocessingGroup" xmlns:wpi="http://schemas.microsoft.com/office/word/2010/wordprocessingInk" xmlns:wne="http://schemas.microsoft.com/office/word/2006/wordml" xmlns:wps="http://schemas.microsoft.com/office/word/2010/wordprocessingShape" mc:Ignorable="w14 w15 w16se w16cid w16 w16cex w16sdtdh w16sdtfl w16du wp14">
   <w:endnote w:type="separator" w:id="-1">
     <w:p>
       <w:pPr>
@@ -5759,7 +7884,7 @@
 </file>
 
 <file path=word/footer1.xml><?xml version="1.0" encoding="utf-8"?>
-<w:ftr xmlns:wpc="http://schemas.microsoft.com/office/word/2010/wordprocessingCanvas" xmlns:cx="http://schemas.microsoft.com/office/drawing/2014/chartex" xmlns:cx1="http://schemas.microsoft.com/office/drawing/2015/9/8/chartex" xmlns:cx2="http://schemas.microsoft.com/office/drawing/2015/10/21/chartex" xmlns:cx3="http://schemas.microsoft.com/office/drawing/2016/5/9/chartex" xmlns:cx4="http://schemas.microsoft.com/office/drawing/2016/5/10/chartex" xmlns:cx5="http://schemas.microsoft.com/office/drawing/2016/5/11/chartex" xmlns:cx6="http://schemas.microsoft.com/office/drawing/2016/5/12/chartex" xmlns:cx7="http://schemas.microsoft.com/office/drawing/2016/5/13/chartex" xmlns:cx8="http://schemas.microsoft.com/office/drawing/2016/5/14/chartex" xmlns:mc="http://schemas.openxmlformats.org/markup-compatibility/2006" xmlns:aink="http://schemas.microsoft.com/office/drawing/2016/ink" xmlns:am3d="http://schemas.microsoft.com/office/drawing/2017/model3d" xmlns:o="urn:schemas-microsoft-com:office:office" xmlns:oel="http://schemas.microsoft.com/office/2019/extlst" xmlns:r="http://schemas.openxmlformats.org/officeDocument/2006/relationships" xmlns:m="http://schemas.openxmlformats.org/officeDocument/2006/math" xmlns:v="urn:schemas-microsoft-com:vml" xmlns:wp14="http://schemas.microsoft.com/office/word/2010/wordprocessingDrawing" xmlns:wp="http://schemas.openxmlformats.org/drawingml/2006/wordprocessingDrawing" xmlns:w10="urn:schemas-microsoft-com:office:word" xmlns:w="http://schemas.openxmlformats.org/wordprocessingml/2006/main" xmlns:w14="http://schemas.microsoft.com/office/word/2010/wordml" xmlns:w15="http://schemas.microsoft.com/office/word/2012/wordml" xmlns:w16cex="http://schemas.microsoft.com/office/word/2018/wordml/cex" xmlns:w16cid="http://schemas.microsoft.com/office/word/2016/wordml/cid" xmlns:w16="http://schemas.microsoft.com/office/word/2018/wordml" xmlns:w16sdtdh="http://schemas.microsoft.com/office/word/2020/wordml/sdtdatahash" xmlns:w16se="http://schemas.microsoft.com/office/word/2015/wordml/symex" xmlns:wpg="http://schemas.microsoft.com/office/word/2010/wordprocessingGroup" xmlns:wpi="http://schemas.microsoft.com/office/word/2010/wordprocessingInk" xmlns:wne="http://schemas.microsoft.com/office/word/2006/wordml" xmlns:wps="http://schemas.microsoft.com/office/word/2010/wordprocessingShape" mc:Ignorable="w14 w15 w16se w16cid w16 w16cex w16sdtdh wp14">
+<w:ftr xmlns:wpc="http://schemas.microsoft.com/office/word/2010/wordprocessingCanvas" xmlns:cx="http://schemas.microsoft.com/office/drawing/2014/chartex" xmlns:cx1="http://schemas.microsoft.com/office/drawing/2015/9/8/chartex" xmlns:cx2="http://schemas.microsoft.com/office/drawing/2015/10/21/chartex" xmlns:cx3="http://schemas.microsoft.com/office/drawing/2016/5/9/chartex" xmlns:cx4="http://schemas.microsoft.com/office/drawing/2016/5/10/chartex" xmlns:cx5="http://schemas.microsoft.com/office/drawing/2016/5/11/chartex" xmlns:cx6="http://schemas.microsoft.com/office/drawing/2016/5/12/chartex" xmlns:cx7="http://schemas.microsoft.com/office/drawing/2016/5/13/chartex" xmlns:cx8="http://schemas.microsoft.com/office/drawing/2016/5/14/chartex" xmlns:mc="http://schemas.openxmlformats.org/markup-compatibility/2006" xmlns:aink="http://schemas.microsoft.com/office/drawing/2016/ink" xmlns:am3d="http://schemas.microsoft.com/office/drawing/2017/model3d" xmlns:o="urn:schemas-microsoft-com:office:office" xmlns:oel="http://schemas.microsoft.com/office/2019/extlst" xmlns:r="http://schemas.openxmlformats.org/officeDocument/2006/relationships" xmlns:m="http://schemas.openxmlformats.org/officeDocument/2006/math" xmlns:v="urn:schemas-microsoft-com:vml" xmlns:wp14="http://schemas.microsoft.com/office/word/2010/wordprocessingDrawing" xmlns:wp="http://schemas.openxmlformats.org/drawingml/2006/wordprocessingDrawing" xmlns:w10="urn:schemas-microsoft-com:office:word" xmlns:w="http://schemas.openxmlformats.org/wordprocessingml/2006/main" xmlns:w14="http://schemas.microsoft.com/office/word/2010/wordml" xmlns:w15="http://schemas.microsoft.com/office/word/2012/wordml" xmlns:w16cex="http://schemas.microsoft.com/office/word/2018/wordml/cex" xmlns:w16cid="http://schemas.microsoft.com/office/word/2016/wordml/cid" xmlns:w16="http://schemas.microsoft.com/office/word/2018/wordml" xmlns:w16du="http://schemas.microsoft.com/office/word/2023/wordml/word16du" xmlns:w16sdtdh="http://schemas.microsoft.com/office/word/2020/wordml/sdtdatahash" xmlns:w16sdtfl="http://schemas.microsoft.com/office/word/2024/wordml/sdtformatlock" xmlns:w16se="http://schemas.microsoft.com/office/word/2015/wordml/symex" xmlns:wpg="http://schemas.microsoft.com/office/word/2010/wordprocessingGroup" xmlns:wpi="http://schemas.microsoft.com/office/word/2010/wordprocessingInk" xmlns:wne="http://schemas.microsoft.com/office/word/2006/wordml" xmlns:wps="http://schemas.microsoft.com/office/word/2010/wordprocessingShape" mc:Ignorable="w14 w15 w16se w16cid w16 w16cex w16sdtdh w16sdtfl w16du wp14">
   <w:sdt>
     <w:sdtPr>
       <w:id w:val="-351105453"/>
@@ -5771,7 +7896,7 @@
     <w:sdtContent>
       <w:p>
         <w:pPr>
-          <w:pStyle w:val="Footer"/>
+          <w:pStyle w:val="Rodap"/>
           <w:jc w:val="right"/>
         </w:pPr>
         <w:r>
@@ -5799,7 +7924,7 @@
 </file>
 
 <file path=word/footer2.xml><?xml version="1.0" encoding="utf-8"?>
-<w:ftr xmlns:wpc="http://schemas.microsoft.com/office/word/2010/wordprocessingCanvas" xmlns:cx="http://schemas.microsoft.com/office/drawing/2014/chartex" xmlns:cx1="http://schemas.microsoft.com/office/drawing/2015/9/8/chartex" xmlns:cx2="http://schemas.microsoft.com/office/drawing/2015/10/21/chartex" xmlns:cx3="http://schemas.microsoft.com/office/drawing/2016/5/9/chartex" xmlns:cx4="http://schemas.microsoft.com/office/drawing/2016/5/10/chartex" xmlns:cx5="http://schemas.microsoft.com/office/drawing/2016/5/11/chartex" xmlns:cx6="http://schemas.microsoft.com/office/drawing/2016/5/12/chartex" xmlns:cx7="http://schemas.microsoft.com/office/drawing/2016/5/13/chartex" xmlns:cx8="http://schemas.microsoft.com/office/drawing/2016/5/14/chartex" xmlns:mc="http://schemas.openxmlformats.org/markup-compatibility/2006" xmlns:aink="http://schemas.microsoft.com/office/drawing/2016/ink" xmlns:am3d="http://schemas.microsoft.com/office/drawing/2017/model3d" xmlns:o="urn:schemas-microsoft-com:office:office" xmlns:oel="http://schemas.microsoft.com/office/2019/extlst" xmlns:r="http://schemas.openxmlformats.org/officeDocument/2006/relationships" xmlns:m="http://schemas.openxmlformats.org/officeDocument/2006/math" xmlns:v="urn:schemas-microsoft-com:vml" xmlns:wp14="http://schemas.microsoft.com/office/word/2010/wordprocessingDrawing" xmlns:wp="http://schemas.openxmlformats.org/drawingml/2006/wordprocessingDrawing" xmlns:w10="urn:schemas-microsoft-com:office:word" xmlns:w="http://schemas.openxmlformats.org/wordprocessingml/2006/main" xmlns:w14="http://schemas.microsoft.com/office/word/2010/wordml" xmlns:w15="http://schemas.microsoft.com/office/word/2012/wordml" xmlns:w16cex="http://schemas.microsoft.com/office/word/2018/wordml/cex" xmlns:w16cid="http://schemas.microsoft.com/office/word/2016/wordml/cid" xmlns:w16="http://schemas.microsoft.com/office/word/2018/wordml" xmlns:w16sdtdh="http://schemas.microsoft.com/office/word/2020/wordml/sdtdatahash" xmlns:w16se="http://schemas.microsoft.com/office/word/2015/wordml/symex" xmlns:wpg="http://schemas.microsoft.com/office/word/2010/wordprocessingGroup" xmlns:wpi="http://schemas.microsoft.com/office/word/2010/wordprocessingInk" xmlns:wne="http://schemas.microsoft.com/office/word/2006/wordml" xmlns:wps="http://schemas.microsoft.com/office/word/2010/wordprocessingShape" mc:Ignorable="w14 w15 w16se w16cid w16 w16cex w16sdtdh wp14">
+<w:ftr xmlns:wpc="http://schemas.microsoft.com/office/word/2010/wordprocessingCanvas" xmlns:cx="http://schemas.microsoft.com/office/drawing/2014/chartex" xmlns:cx1="http://schemas.microsoft.com/office/drawing/2015/9/8/chartex" xmlns:cx2="http://schemas.microsoft.com/office/drawing/2015/10/21/chartex" xmlns:cx3="http://schemas.microsoft.com/office/drawing/2016/5/9/chartex" xmlns:cx4="http://schemas.microsoft.com/office/drawing/2016/5/10/chartex" xmlns:cx5="http://schemas.microsoft.com/office/drawing/2016/5/11/chartex" xmlns:cx6="http://schemas.microsoft.com/office/drawing/2016/5/12/chartex" xmlns:cx7="http://schemas.microsoft.com/office/drawing/2016/5/13/chartex" xmlns:cx8="http://schemas.microsoft.com/office/drawing/2016/5/14/chartex" xmlns:mc="http://schemas.openxmlformats.org/markup-compatibility/2006" xmlns:aink="http://schemas.microsoft.com/office/drawing/2016/ink" xmlns:am3d="http://schemas.microsoft.com/office/drawing/2017/model3d" xmlns:o="urn:schemas-microsoft-com:office:office" xmlns:oel="http://schemas.microsoft.com/office/2019/extlst" xmlns:r="http://schemas.openxmlformats.org/officeDocument/2006/relationships" xmlns:m="http://schemas.openxmlformats.org/officeDocument/2006/math" xmlns:v="urn:schemas-microsoft-com:vml" xmlns:wp14="http://schemas.microsoft.com/office/word/2010/wordprocessingDrawing" xmlns:wp="http://schemas.openxmlformats.org/drawingml/2006/wordprocessingDrawing" xmlns:w10="urn:schemas-microsoft-com:office:word" xmlns:w="http://schemas.openxmlformats.org/wordprocessingml/2006/main" xmlns:w14="http://schemas.microsoft.com/office/word/2010/wordml" xmlns:w15="http://schemas.microsoft.com/office/word/2012/wordml" xmlns:w16cex="http://schemas.microsoft.com/office/word/2018/wordml/cex" xmlns:w16cid="http://schemas.microsoft.com/office/word/2016/wordml/cid" xmlns:w16="http://schemas.microsoft.com/office/word/2018/wordml" xmlns:w16du="http://schemas.microsoft.com/office/word/2023/wordml/word16du" xmlns:w16sdtdh="http://schemas.microsoft.com/office/word/2020/wordml/sdtdatahash" xmlns:w16sdtfl="http://schemas.microsoft.com/office/word/2024/wordml/sdtformatlock" xmlns:w16se="http://schemas.microsoft.com/office/word/2015/wordml/symex" xmlns:wpg="http://schemas.microsoft.com/office/word/2010/wordprocessingGroup" xmlns:wpi="http://schemas.microsoft.com/office/word/2010/wordprocessingInk" xmlns:wne="http://schemas.microsoft.com/office/word/2006/wordml" xmlns:wps="http://schemas.microsoft.com/office/word/2010/wordprocessingShape" mc:Ignorable="w14 w15 w16se w16cid w16 w16cex w16sdtdh w16sdtfl w16du wp14">
   <w:sdt>
     <w:sdtPr>
       <w:id w:val="1818231318"/>
@@ -5811,7 +7936,7 @@
     <w:sdtContent>
       <w:p>
         <w:pPr>
-          <w:pStyle w:val="Footer"/>
+          <w:pStyle w:val="Rodap"/>
           <w:jc w:val="right"/>
         </w:pPr>
         <w:r>
@@ -5837,59 +7962,14 @@
   </w:sdt>
   <w:p>
     <w:pPr>
-      <w:pStyle w:val="Footer"/>
-    </w:pPr>
-  </w:p>
-</w:ftr>
-</file>
-
-<file path=word/footer3.xml><?xml version="1.0" encoding="utf-8"?>
-<w:ftr xmlns:wpc="http://schemas.microsoft.com/office/word/2010/wordprocessingCanvas" xmlns:cx="http://schemas.microsoft.com/office/drawing/2014/chartex" xmlns:cx1="http://schemas.microsoft.com/office/drawing/2015/9/8/chartex" xmlns:cx2="http://schemas.microsoft.com/office/drawing/2015/10/21/chartex" xmlns:cx3="http://schemas.microsoft.com/office/drawing/2016/5/9/chartex" xmlns:cx4="http://schemas.microsoft.com/office/drawing/2016/5/10/chartex" xmlns:cx5="http://schemas.microsoft.com/office/drawing/2016/5/11/chartex" xmlns:cx6="http://schemas.microsoft.com/office/drawing/2016/5/12/chartex" xmlns:cx7="http://schemas.microsoft.com/office/drawing/2016/5/13/chartex" xmlns:cx8="http://schemas.microsoft.com/office/drawing/2016/5/14/chartex" xmlns:mc="http://schemas.openxmlformats.org/markup-compatibility/2006" xmlns:aink="http://schemas.microsoft.com/office/drawing/2016/ink" xmlns:am3d="http://schemas.microsoft.com/office/drawing/2017/model3d" xmlns:o="urn:schemas-microsoft-com:office:office" xmlns:oel="http://schemas.microsoft.com/office/2019/extlst" xmlns:r="http://schemas.openxmlformats.org/officeDocument/2006/relationships" xmlns:m="http://schemas.openxmlformats.org/officeDocument/2006/math" xmlns:v="urn:schemas-microsoft-com:vml" xmlns:wp14="http://schemas.microsoft.com/office/word/2010/wordprocessingDrawing" xmlns:wp="http://schemas.openxmlformats.org/drawingml/2006/wordprocessingDrawing" xmlns:w10="urn:schemas-microsoft-com:office:word" xmlns:w="http://schemas.openxmlformats.org/wordprocessingml/2006/main" xmlns:w14="http://schemas.microsoft.com/office/word/2010/wordml" xmlns:w15="http://schemas.microsoft.com/office/word/2012/wordml" xmlns:w16cex="http://schemas.microsoft.com/office/word/2018/wordml/cex" xmlns:w16cid="http://schemas.microsoft.com/office/word/2016/wordml/cid" xmlns:w16="http://schemas.microsoft.com/office/word/2018/wordml" xmlns:w16sdtdh="http://schemas.microsoft.com/office/word/2020/wordml/sdtdatahash" xmlns:w16se="http://schemas.microsoft.com/office/word/2015/wordml/symex" xmlns:wpg="http://schemas.microsoft.com/office/word/2010/wordprocessingGroup" xmlns:wpi="http://schemas.microsoft.com/office/word/2010/wordprocessingInk" xmlns:wne="http://schemas.microsoft.com/office/word/2006/wordml" xmlns:wps="http://schemas.microsoft.com/office/word/2010/wordprocessingShape" mc:Ignorable="w14 w15 w16se w16cid w16 w16cex w16sdtdh wp14">
-  <w:sdt>
-    <w:sdtPr>
-      <w:id w:val="-1912305187"/>
-      <w:docPartObj>
-        <w:docPartGallery w:val="Page Numbers (Bottom of Page)"/>
-        <w:docPartUnique/>
-      </w:docPartObj>
-    </w:sdtPr>
-    <w:sdtContent>
-      <w:p>
-        <w:pPr>
-          <w:pStyle w:val="Footer"/>
-          <w:jc w:val="right"/>
-        </w:pPr>
-        <w:r>
-          <w:fldChar w:fldCharType="begin"/>
-        </w:r>
-        <w:r>
-          <w:instrText>PAGE   \* MERGEFORMAT</w:instrText>
-        </w:r>
-        <w:r>
-          <w:fldChar w:fldCharType="separate"/>
-        </w:r>
-        <w:r>
-          <w:rPr>
-            <w:noProof/>
-          </w:rPr>
-          <w:t>1</w:t>
-        </w:r>
-        <w:r>
-          <w:fldChar w:fldCharType="end"/>
-        </w:r>
-      </w:p>
-    </w:sdtContent>
-  </w:sdt>
-  <w:p>
-    <w:pPr>
-      <w:pStyle w:val="Footer"/>
+      <w:pStyle w:val="Rodap"/>
     </w:pPr>
   </w:p>
 </w:ftr>
 </file>
 
 <file path=word/footnotes.xml><?xml version="1.0" encoding="utf-8"?>
-<w:footnotes xmlns:wpc="http://schemas.microsoft.com/office/word/2010/wordprocessingCanvas" xmlns:cx="http://schemas.microsoft.com/office/drawing/2014/chartex" xmlns:cx1="http://schemas.microsoft.com/office/drawing/2015/9/8/chartex" xmlns:cx2="http://schemas.microsoft.com/office/drawing/2015/10/21/chartex" xmlns:cx3="http://schemas.microsoft.com/office/drawing/2016/5/9/chartex" xmlns:cx4="http://schemas.microsoft.com/office/drawing/2016/5/10/chartex" xmlns:cx5="http://schemas.microsoft.com/office/drawing/2016/5/11/chartex" xmlns:cx6="http://schemas.microsoft.com/office/drawing/2016/5/12/chartex" xmlns:cx7="http://schemas.microsoft.com/office/drawing/2016/5/13/chartex" xmlns:cx8="http://schemas.microsoft.com/office/drawing/2016/5/14/chartex" xmlns:mc="http://schemas.openxmlformats.org/markup-compatibility/2006" xmlns:aink="http://schemas.microsoft.com/office/drawing/2016/ink" xmlns:am3d="http://schemas.microsoft.com/office/drawing/2017/model3d" xmlns:o="urn:schemas-microsoft-com:office:office" xmlns:oel="http://schemas.microsoft.com/office/2019/extlst" xmlns:r="http://schemas.openxmlformats.org/officeDocument/2006/relationships" xmlns:m="http://schemas.openxmlformats.org/officeDocument/2006/math" xmlns:v="urn:schemas-microsoft-com:vml" xmlns:wp14="http://schemas.microsoft.com/office/word/2010/wordprocessingDrawing" xmlns:wp="http://schemas.openxmlformats.org/drawingml/2006/wordprocessingDrawing" xmlns:w10="urn:schemas-microsoft-com:office:word" xmlns:w="http://schemas.openxmlformats.org/wordprocessingml/2006/main" xmlns:w14="http://schemas.microsoft.com/office/word/2010/wordml" xmlns:w15="http://schemas.microsoft.com/office/word/2012/wordml" xmlns:w16cex="http://schemas.microsoft.com/office/word/2018/wordml/cex" xmlns:w16cid="http://schemas.microsoft.com/office/word/2016/wordml/cid" xmlns:w16="http://schemas.microsoft.com/office/word/2018/wordml" xmlns:w16sdtdh="http://schemas.microsoft.com/office/word/2020/wordml/sdtdatahash" xmlns:w16se="http://schemas.microsoft.com/office/word/2015/wordml/symex" xmlns:wpg="http://schemas.microsoft.com/office/word/2010/wordprocessingGroup" xmlns:wpi="http://schemas.microsoft.com/office/word/2010/wordprocessingInk" xmlns:wne="http://schemas.microsoft.com/office/word/2006/wordml" xmlns:wps="http://schemas.microsoft.com/office/word/2010/wordprocessingShape" mc:Ignorable="w14 w15 w16se w16cid w16 w16cex w16sdtdh wp14">
+<w:footnotes xmlns:wpc="http://schemas.microsoft.com/office/word/2010/wordprocessingCanvas" xmlns:cx="http://schemas.microsoft.com/office/drawing/2014/chartex" xmlns:cx1="http://schemas.microsoft.com/office/drawing/2015/9/8/chartex" xmlns:cx2="http://schemas.microsoft.com/office/drawing/2015/10/21/chartex" xmlns:cx3="http://schemas.microsoft.com/office/drawing/2016/5/9/chartex" xmlns:cx4="http://schemas.microsoft.com/office/drawing/2016/5/10/chartex" xmlns:cx5="http://schemas.microsoft.com/office/drawing/2016/5/11/chartex" xmlns:cx6="http://schemas.microsoft.com/office/drawing/2016/5/12/chartex" xmlns:cx7="http://schemas.microsoft.com/office/drawing/2016/5/13/chartex" xmlns:cx8="http://schemas.microsoft.com/office/drawing/2016/5/14/chartex" xmlns:mc="http://schemas.openxmlformats.org/markup-compatibility/2006" xmlns:aink="http://schemas.microsoft.com/office/drawing/2016/ink" xmlns:am3d="http://schemas.microsoft.com/office/drawing/2017/model3d" xmlns:o="urn:schemas-microsoft-com:office:office" xmlns:oel="http://schemas.microsoft.com/office/2019/extlst" xmlns:r="http://schemas.openxmlformats.org/officeDocument/2006/relationships" xmlns:m="http://schemas.openxmlformats.org/officeDocument/2006/math" xmlns:v="urn:schemas-microsoft-com:vml" xmlns:wp14="http://schemas.microsoft.com/office/word/2010/wordprocessingDrawing" xmlns:wp="http://schemas.openxmlformats.org/drawingml/2006/wordprocessingDrawing" xmlns:w10="urn:schemas-microsoft-com:office:word" xmlns:w="http://schemas.openxmlformats.org/wordprocessingml/2006/main" xmlns:w14="http://schemas.microsoft.com/office/word/2010/wordml" xmlns:w15="http://schemas.microsoft.com/office/word/2012/wordml" xmlns:w16cex="http://schemas.microsoft.com/office/word/2018/wordml/cex" xmlns:w16cid="http://schemas.microsoft.com/office/word/2016/wordml/cid" xmlns:w16="http://schemas.microsoft.com/office/word/2018/wordml" xmlns:w16du="http://schemas.microsoft.com/office/word/2023/wordml/word16du" xmlns:w16sdtdh="http://schemas.microsoft.com/office/word/2020/wordml/sdtdatahash" xmlns:w16sdtfl="http://schemas.microsoft.com/office/word/2024/wordml/sdtformatlock" xmlns:w16se="http://schemas.microsoft.com/office/word/2015/wordml/symex" xmlns:wpg="http://schemas.microsoft.com/office/word/2010/wordprocessingGroup" xmlns:wpi="http://schemas.microsoft.com/office/word/2010/wordprocessingInk" xmlns:wne="http://schemas.microsoft.com/office/word/2006/wordml" xmlns:wps="http://schemas.microsoft.com/office/word/2010/wordprocessingShape" mc:Ignorable="w14 w15 w16se w16cid w16 w16cex w16sdtdh w16sdtfl w16du wp14">
   <w:footnote w:type="separator" w:id="-1">
     <w:p>
       <w:pPr>
@@ -5921,10 +8001,10 @@
 </file>
 
 <file path=word/header1.xml><?xml version="1.0" encoding="utf-8"?>
-<w:hdr xmlns:wpc="http://schemas.microsoft.com/office/word/2010/wordprocessingCanvas" xmlns:cx="http://schemas.microsoft.com/office/drawing/2014/chartex" xmlns:cx1="http://schemas.microsoft.com/office/drawing/2015/9/8/chartex" xmlns:cx2="http://schemas.microsoft.com/office/drawing/2015/10/21/chartex" xmlns:cx3="http://schemas.microsoft.com/office/drawing/2016/5/9/chartex" xmlns:cx4="http://schemas.microsoft.com/office/drawing/2016/5/10/chartex" xmlns:cx5="http://schemas.microsoft.com/office/drawing/2016/5/11/chartex" xmlns:cx6="http://schemas.microsoft.com/office/drawing/2016/5/12/chartex" xmlns:cx7="http://schemas.microsoft.com/office/drawing/2016/5/13/chartex" xmlns:cx8="http://schemas.microsoft.com/office/drawing/2016/5/14/chartex" xmlns:mc="http://schemas.openxmlformats.org/markup-compatibility/2006" xmlns:aink="http://schemas.microsoft.com/office/drawing/2016/ink" xmlns:am3d="http://schemas.microsoft.com/office/drawing/2017/model3d" xmlns:o="urn:schemas-microsoft-com:office:office" xmlns:oel="http://schemas.microsoft.com/office/2019/extlst" xmlns:r="http://schemas.openxmlformats.org/officeDocument/2006/relationships" xmlns:m="http://schemas.openxmlformats.org/officeDocument/2006/math" xmlns:v="urn:schemas-microsoft-com:vml" xmlns:wp14="http://schemas.microsoft.com/office/word/2010/wordprocessingDrawing" xmlns:wp="http://schemas.openxmlformats.org/drawingml/2006/wordprocessingDrawing" xmlns:w10="urn:schemas-microsoft-com:office:word" xmlns:w="http://schemas.openxmlformats.org/wordprocessingml/2006/main" xmlns:w14="http://schemas.microsoft.com/office/word/2010/wordml" xmlns:w15="http://schemas.microsoft.com/office/word/2012/wordml" xmlns:w16cex="http://schemas.microsoft.com/office/word/2018/wordml/cex" xmlns:w16cid="http://schemas.microsoft.com/office/word/2016/wordml/cid" xmlns:w16="http://schemas.microsoft.com/office/word/2018/wordml" xmlns:w16sdtdh="http://schemas.microsoft.com/office/word/2020/wordml/sdtdatahash" xmlns:w16se="http://schemas.microsoft.com/office/word/2015/wordml/symex" xmlns:wpg="http://schemas.microsoft.com/office/word/2010/wordprocessingGroup" xmlns:wpi="http://schemas.microsoft.com/office/word/2010/wordprocessingInk" xmlns:wne="http://schemas.microsoft.com/office/word/2006/wordml" xmlns:wps="http://schemas.microsoft.com/office/word/2010/wordprocessingShape" mc:Ignorable="w14 w15 w16se w16cid w16 w16cex w16sdtdh wp14">
+<w:hdr xmlns:wpc="http://schemas.microsoft.com/office/word/2010/wordprocessingCanvas" xmlns:cx="http://schemas.microsoft.com/office/drawing/2014/chartex" xmlns:cx1="http://schemas.microsoft.com/office/drawing/2015/9/8/chartex" xmlns:cx2="http://schemas.microsoft.com/office/drawing/2015/10/21/chartex" xmlns:cx3="http://schemas.microsoft.com/office/drawing/2016/5/9/chartex" xmlns:cx4="http://schemas.microsoft.com/office/drawing/2016/5/10/chartex" xmlns:cx5="http://schemas.microsoft.com/office/drawing/2016/5/11/chartex" xmlns:cx6="http://schemas.microsoft.com/office/drawing/2016/5/12/chartex" xmlns:cx7="http://schemas.microsoft.com/office/drawing/2016/5/13/chartex" xmlns:cx8="http://schemas.microsoft.com/office/drawing/2016/5/14/chartex" xmlns:mc="http://schemas.openxmlformats.org/markup-compatibility/2006" xmlns:aink="http://schemas.microsoft.com/office/drawing/2016/ink" xmlns:am3d="http://schemas.microsoft.com/office/drawing/2017/model3d" xmlns:o="urn:schemas-microsoft-com:office:office" xmlns:oel="http://schemas.microsoft.com/office/2019/extlst" xmlns:r="http://schemas.openxmlformats.org/officeDocument/2006/relationships" xmlns:m="http://schemas.openxmlformats.org/officeDocument/2006/math" xmlns:v="urn:schemas-microsoft-com:vml" xmlns:wp14="http://schemas.microsoft.com/office/word/2010/wordprocessingDrawing" xmlns:wp="http://schemas.openxmlformats.org/drawingml/2006/wordprocessingDrawing" xmlns:w10="urn:schemas-microsoft-com:office:word" xmlns:w="http://schemas.openxmlformats.org/wordprocessingml/2006/main" xmlns:w14="http://schemas.microsoft.com/office/word/2010/wordml" xmlns:w15="http://schemas.microsoft.com/office/word/2012/wordml" xmlns:w16cex="http://schemas.microsoft.com/office/word/2018/wordml/cex" xmlns:w16cid="http://schemas.microsoft.com/office/word/2016/wordml/cid" xmlns:w16="http://schemas.microsoft.com/office/word/2018/wordml" xmlns:w16du="http://schemas.microsoft.com/office/word/2023/wordml/word16du" xmlns:w16sdtdh="http://schemas.microsoft.com/office/word/2020/wordml/sdtdatahash" xmlns:w16sdtfl="http://schemas.microsoft.com/office/word/2024/wordml/sdtformatlock" xmlns:w16se="http://schemas.microsoft.com/office/word/2015/wordml/symex" xmlns:wpg="http://schemas.microsoft.com/office/word/2010/wordprocessingGroup" xmlns:wpi="http://schemas.microsoft.com/office/word/2010/wordprocessingInk" xmlns:wne="http://schemas.microsoft.com/office/word/2006/wordml" xmlns:wps="http://schemas.microsoft.com/office/word/2010/wordprocessingShape" mc:Ignorable="w14 w15 w16se w16cid w16 w16cex w16sdtdh w16sdtfl w16du wp14">
   <w:p>
     <w:pPr>
-      <w:pStyle w:val="Header"/>
+      <w:pStyle w:val="Cabealho"/>
       <w:jc w:val="right"/>
       <w:rPr>
         <w:rFonts w:cs="Arial"/>
@@ -5937,10 +8017,10 @@
 </file>
 
 <file path=word/header2.xml><?xml version="1.0" encoding="utf-8"?>
-<w:hdr xmlns:wpc="http://schemas.microsoft.com/office/word/2010/wordprocessingCanvas" xmlns:cx="http://schemas.microsoft.com/office/drawing/2014/chartex" xmlns:cx1="http://schemas.microsoft.com/office/drawing/2015/9/8/chartex" xmlns:cx2="http://schemas.microsoft.com/office/drawing/2015/10/21/chartex" xmlns:cx3="http://schemas.microsoft.com/office/drawing/2016/5/9/chartex" xmlns:cx4="http://schemas.microsoft.com/office/drawing/2016/5/10/chartex" xmlns:cx5="http://schemas.microsoft.com/office/drawing/2016/5/11/chartex" xmlns:cx6="http://schemas.microsoft.com/office/drawing/2016/5/12/chartex" xmlns:cx7="http://schemas.microsoft.com/office/drawing/2016/5/13/chartex" xmlns:cx8="http://schemas.microsoft.com/office/drawing/2016/5/14/chartex" xmlns:mc="http://schemas.openxmlformats.org/markup-compatibility/2006" xmlns:aink="http://schemas.microsoft.com/office/drawing/2016/ink" xmlns:am3d="http://schemas.microsoft.com/office/drawing/2017/model3d" xmlns:o="urn:schemas-microsoft-com:office:office" xmlns:oel="http://schemas.microsoft.com/office/2019/extlst" xmlns:r="http://schemas.openxmlformats.org/officeDocument/2006/relationships" xmlns:m="http://schemas.openxmlformats.org/officeDocument/2006/math" xmlns:v="urn:schemas-microsoft-com:vml" xmlns:wp14="http://schemas.microsoft.com/office/word/2010/wordprocessingDrawing" xmlns:wp="http://schemas.openxmlformats.org/drawingml/2006/wordprocessingDrawing" xmlns:w10="urn:schemas-microsoft-com:office:word" xmlns:w="http://schemas.openxmlformats.org/wordprocessingml/2006/main" xmlns:w14="http://schemas.microsoft.com/office/word/2010/wordml" xmlns:w15="http://schemas.microsoft.com/office/word/2012/wordml" xmlns:w16cex="http://schemas.microsoft.com/office/word/2018/wordml/cex" xmlns:w16cid="http://schemas.microsoft.com/office/word/2016/wordml/cid" xmlns:w16="http://schemas.microsoft.com/office/word/2018/wordml" xmlns:w16sdtdh="http://schemas.microsoft.com/office/word/2020/wordml/sdtdatahash" xmlns:w16se="http://schemas.microsoft.com/office/word/2015/wordml/symex" xmlns:wpg="http://schemas.microsoft.com/office/word/2010/wordprocessingGroup" xmlns:wpi="http://schemas.microsoft.com/office/word/2010/wordprocessingInk" xmlns:wne="http://schemas.microsoft.com/office/word/2006/wordml" xmlns:wps="http://schemas.microsoft.com/office/word/2010/wordprocessingShape" mc:Ignorable="w14 w15 w16se w16cid w16 w16cex w16sdtdh wp14">
+<w:hdr xmlns:wpc="http://schemas.microsoft.com/office/word/2010/wordprocessingCanvas" xmlns:cx="http://schemas.microsoft.com/office/drawing/2014/chartex" xmlns:cx1="http://schemas.microsoft.com/office/drawing/2015/9/8/chartex" xmlns:cx2="http://schemas.microsoft.com/office/drawing/2015/10/21/chartex" xmlns:cx3="http://schemas.microsoft.com/office/drawing/2016/5/9/chartex" xmlns:cx4="http://schemas.microsoft.com/office/drawing/2016/5/10/chartex" xmlns:cx5="http://schemas.microsoft.com/office/drawing/2016/5/11/chartex" xmlns:cx6="http://schemas.microsoft.com/office/drawing/2016/5/12/chartex" xmlns:cx7="http://schemas.microsoft.com/office/drawing/2016/5/13/chartex" xmlns:cx8="http://schemas.microsoft.com/office/drawing/2016/5/14/chartex" xmlns:mc="http://schemas.openxmlformats.org/markup-compatibility/2006" xmlns:aink="http://schemas.microsoft.com/office/drawing/2016/ink" xmlns:am3d="http://schemas.microsoft.com/office/drawing/2017/model3d" xmlns:o="urn:schemas-microsoft-com:office:office" xmlns:oel="http://schemas.microsoft.com/office/2019/extlst" xmlns:r="http://schemas.openxmlformats.org/officeDocument/2006/relationships" xmlns:m="http://schemas.openxmlformats.org/officeDocument/2006/math" xmlns:v="urn:schemas-microsoft-com:vml" xmlns:wp14="http://schemas.microsoft.com/office/word/2010/wordprocessingDrawing" xmlns:wp="http://schemas.openxmlformats.org/drawingml/2006/wordprocessingDrawing" xmlns:w10="urn:schemas-microsoft-com:office:word" xmlns:w="http://schemas.openxmlformats.org/wordprocessingml/2006/main" xmlns:w14="http://schemas.microsoft.com/office/word/2010/wordml" xmlns:w15="http://schemas.microsoft.com/office/word/2012/wordml" xmlns:w16cex="http://schemas.microsoft.com/office/word/2018/wordml/cex" xmlns:w16cid="http://schemas.microsoft.com/office/word/2016/wordml/cid" xmlns:w16="http://schemas.microsoft.com/office/word/2018/wordml" xmlns:w16du="http://schemas.microsoft.com/office/word/2023/wordml/word16du" xmlns:w16sdtdh="http://schemas.microsoft.com/office/word/2020/wordml/sdtdatahash" xmlns:w16sdtfl="http://schemas.microsoft.com/office/word/2024/wordml/sdtformatlock" xmlns:w16se="http://schemas.microsoft.com/office/word/2015/wordml/symex" xmlns:wpg="http://schemas.microsoft.com/office/word/2010/wordprocessingGroup" xmlns:wpi="http://schemas.microsoft.com/office/word/2010/wordprocessingInk" xmlns:wne="http://schemas.microsoft.com/office/word/2006/wordml" xmlns:wps="http://schemas.microsoft.com/office/word/2010/wordprocessingShape" mc:Ignorable="w14 w15 w16se w16cid w16 w16cex w16sdtdh w16sdtfl w16du wp14">
   <w:p>
     <w:pPr>
-      <w:pStyle w:val="Header"/>
+      <w:pStyle w:val="Cabealho"/>
       <w:jc w:val="right"/>
       <w:rPr>
         <w:sz w:val="18"/>
@@ -5957,7 +8037,7 @@
   </w:p>
   <w:p>
     <w:pPr>
-      <w:pStyle w:val="Header"/>
+      <w:pStyle w:val="Cabealho"/>
       <w:jc w:val="right"/>
       <w:rPr>
         <w:sz w:val="18"/>
@@ -5975,24 +8055,8 @@
 </w:hdr>
 </file>
 
-<file path=word/header3.xml><?xml version="1.0" encoding="utf-8"?>
-<w:hdr xmlns:wpc="http://schemas.microsoft.com/office/word/2010/wordprocessingCanvas" xmlns:cx="http://schemas.microsoft.com/office/drawing/2014/chartex" xmlns:cx1="http://schemas.microsoft.com/office/drawing/2015/9/8/chartex" xmlns:cx2="http://schemas.microsoft.com/office/drawing/2015/10/21/chartex" xmlns:cx3="http://schemas.microsoft.com/office/drawing/2016/5/9/chartex" xmlns:cx4="http://schemas.microsoft.com/office/drawing/2016/5/10/chartex" xmlns:cx5="http://schemas.microsoft.com/office/drawing/2016/5/11/chartex" xmlns:cx6="http://schemas.microsoft.com/office/drawing/2016/5/12/chartex" xmlns:cx7="http://schemas.microsoft.com/office/drawing/2016/5/13/chartex" xmlns:cx8="http://schemas.microsoft.com/office/drawing/2016/5/14/chartex" xmlns:mc="http://schemas.openxmlformats.org/markup-compatibility/2006" xmlns:aink="http://schemas.microsoft.com/office/drawing/2016/ink" xmlns:am3d="http://schemas.microsoft.com/office/drawing/2017/model3d" xmlns:o="urn:schemas-microsoft-com:office:office" xmlns:oel="http://schemas.microsoft.com/office/2019/extlst" xmlns:r="http://schemas.openxmlformats.org/officeDocument/2006/relationships" xmlns:m="http://schemas.openxmlformats.org/officeDocument/2006/math" xmlns:v="urn:schemas-microsoft-com:vml" xmlns:wp14="http://schemas.microsoft.com/office/word/2010/wordprocessingDrawing" xmlns:wp="http://schemas.openxmlformats.org/drawingml/2006/wordprocessingDrawing" xmlns:w10="urn:schemas-microsoft-com:office:word" xmlns:w="http://schemas.openxmlformats.org/wordprocessingml/2006/main" xmlns:w14="http://schemas.microsoft.com/office/word/2010/wordml" xmlns:w15="http://schemas.microsoft.com/office/word/2012/wordml" xmlns:w16cex="http://schemas.microsoft.com/office/word/2018/wordml/cex" xmlns:w16cid="http://schemas.microsoft.com/office/word/2016/wordml/cid" xmlns:w16="http://schemas.microsoft.com/office/word/2018/wordml" xmlns:w16sdtdh="http://schemas.microsoft.com/office/word/2020/wordml/sdtdatahash" xmlns:w16se="http://schemas.microsoft.com/office/word/2015/wordml/symex" xmlns:wpg="http://schemas.microsoft.com/office/word/2010/wordprocessingGroup" xmlns:wpi="http://schemas.microsoft.com/office/word/2010/wordprocessingInk" xmlns:wne="http://schemas.microsoft.com/office/word/2006/wordml" xmlns:wps="http://schemas.microsoft.com/office/word/2010/wordprocessingShape" mc:Ignorable="w14 w15 w16se w16cid w16 w16cex w16sdtdh wp14">
-  <w:p>
-    <w:pPr>
-      <w:pStyle w:val="Header"/>
-      <w:jc w:val="right"/>
-      <w:rPr>
-        <w:rFonts w:cs="Arial"/>
-        <w:sz w:val="18"/>
-        <w:szCs w:val="18"/>
-      </w:rPr>
-    </w:pPr>
-  </w:p>
-</w:hdr>
-</file>
-
 <file path=word/numbering.xml><?xml version="1.0" encoding="utf-8"?>
-<w:numbering xmlns:wpc="http://schemas.microsoft.com/office/word/2010/wordprocessingCanvas" xmlns:cx="http://schemas.microsoft.com/office/drawing/2014/chartex" xmlns:cx1="http://schemas.microsoft.com/office/drawing/2015/9/8/chartex" xmlns:cx2="http://schemas.microsoft.com/office/drawing/2015/10/21/chartex" xmlns:cx3="http://schemas.microsoft.com/office/drawing/2016/5/9/chartex" xmlns:cx4="http://schemas.microsoft.com/office/drawing/2016/5/10/chartex" xmlns:cx5="http://schemas.microsoft.com/office/drawing/2016/5/11/chartex" xmlns:cx6="http://schemas.microsoft.com/office/drawing/2016/5/12/chartex" xmlns:cx7="http://schemas.microsoft.com/office/drawing/2016/5/13/chartex" xmlns:cx8="http://schemas.microsoft.com/office/drawing/2016/5/14/chartex" xmlns:mc="http://schemas.openxmlformats.org/markup-compatibility/2006" xmlns:aink="http://schemas.microsoft.com/office/drawing/2016/ink" xmlns:am3d="http://schemas.microsoft.com/office/drawing/2017/model3d" xmlns:o="urn:schemas-microsoft-com:office:office" xmlns:oel="http://schemas.microsoft.com/office/2019/extlst" xmlns:r="http://schemas.openxmlformats.org/officeDocument/2006/relationships" xmlns:m="http://schemas.openxmlformats.org/officeDocument/2006/math" xmlns:v="urn:schemas-microsoft-com:vml" xmlns:wp14="http://schemas.microsoft.com/office/word/2010/wordprocessingDrawing" xmlns:wp="http://schemas.openxmlformats.org/drawingml/2006/wordprocessingDrawing" xmlns:w10="urn:schemas-microsoft-com:office:word" xmlns:w="http://schemas.openxmlformats.org/wordprocessingml/2006/main" xmlns:w14="http://schemas.microsoft.com/office/word/2010/wordml" xmlns:w15="http://schemas.microsoft.com/office/word/2012/wordml" xmlns:w16cex="http://schemas.microsoft.com/office/word/2018/wordml/cex" xmlns:w16cid="http://schemas.microsoft.com/office/word/2016/wordml/cid" xmlns:w16="http://schemas.microsoft.com/office/word/2018/wordml" xmlns:w16sdtdh="http://schemas.microsoft.com/office/word/2020/wordml/sdtdatahash" xmlns:w16se="http://schemas.microsoft.com/office/word/2015/wordml/symex" xmlns:wpg="http://schemas.microsoft.com/office/word/2010/wordprocessingGroup" xmlns:wpi="http://schemas.microsoft.com/office/word/2010/wordprocessingInk" xmlns:wne="http://schemas.microsoft.com/office/word/2006/wordml" xmlns:wps="http://schemas.microsoft.com/office/word/2010/wordprocessingShape" mc:Ignorable="w14 w15 w16se w16cid w16 w16cex w16sdtdh wp14">
+<w:numbering xmlns:wpc="http://schemas.microsoft.com/office/word/2010/wordprocessingCanvas" xmlns:cx="http://schemas.microsoft.com/office/drawing/2014/chartex" xmlns:cx1="http://schemas.microsoft.com/office/drawing/2015/9/8/chartex" xmlns:cx2="http://schemas.microsoft.com/office/drawing/2015/10/21/chartex" xmlns:cx3="http://schemas.microsoft.com/office/drawing/2016/5/9/chartex" xmlns:cx4="http://schemas.microsoft.com/office/drawing/2016/5/10/chartex" xmlns:cx5="http://schemas.microsoft.com/office/drawing/2016/5/11/chartex" xmlns:cx6="http://schemas.microsoft.com/office/drawing/2016/5/12/chartex" xmlns:cx7="http://schemas.microsoft.com/office/drawing/2016/5/13/chartex" xmlns:cx8="http://schemas.microsoft.com/office/drawing/2016/5/14/chartex" xmlns:mc="http://schemas.openxmlformats.org/markup-compatibility/2006" xmlns:aink="http://schemas.microsoft.com/office/drawing/2016/ink" xmlns:am3d="http://schemas.microsoft.com/office/drawing/2017/model3d" xmlns:o="urn:schemas-microsoft-com:office:office" xmlns:oel="http://schemas.microsoft.com/office/2019/extlst" xmlns:r="http://schemas.openxmlformats.org/officeDocument/2006/relationships" xmlns:m="http://schemas.openxmlformats.org/officeDocument/2006/math" xmlns:v="urn:schemas-microsoft-com:vml" xmlns:wp14="http://schemas.microsoft.com/office/word/2010/wordprocessingDrawing" xmlns:wp="http://schemas.openxmlformats.org/drawingml/2006/wordprocessingDrawing" xmlns:w10="urn:schemas-microsoft-com:office:word" xmlns:w="http://schemas.openxmlformats.org/wordprocessingml/2006/main" xmlns:w14="http://schemas.microsoft.com/office/word/2010/wordml" xmlns:w15="http://schemas.microsoft.com/office/word/2012/wordml" xmlns:w16cex="http://schemas.microsoft.com/office/word/2018/wordml/cex" xmlns:w16cid="http://schemas.microsoft.com/office/word/2016/wordml/cid" xmlns:w16="http://schemas.microsoft.com/office/word/2018/wordml" xmlns:w16du="http://schemas.microsoft.com/office/word/2023/wordml/word16du" xmlns:w16sdtdh="http://schemas.microsoft.com/office/word/2020/wordml/sdtdatahash" xmlns:w16sdtfl="http://schemas.microsoft.com/office/word/2024/wordml/sdtformatlock" xmlns:w16se="http://schemas.microsoft.com/office/word/2015/wordml/symex" xmlns:wpg="http://schemas.microsoft.com/office/word/2010/wordprocessingGroup" xmlns:wpi="http://schemas.microsoft.com/office/word/2010/wordprocessingInk" xmlns:wne="http://schemas.microsoft.com/office/word/2006/wordml" xmlns:wps="http://schemas.microsoft.com/office/word/2010/wordprocessingShape" mc:Ignorable="w14 w15 w16se w16cid w16 w16cex w16sdtdh w16sdtfl w16du wp14">
   <w:abstractNum w:abstractNumId="0" w15:restartNumberingAfterBreak="0">
     <w:nsid w:val="133B69DB"/>
     <w:multiLevelType w:val="hybridMultilevel"/>
@@ -6004,7 +8068,7 @@
       <w:lvlText w:val="%1."/>
       <w:lvlJc w:val="left"/>
       <w:pPr>
-        <w:ind w:left="1080" w:hanging="720"/>
+        <w:ind w:left="720" w:hanging="720"/>
       </w:pPr>
       <w:rPr>
         <w:rFonts w:hint="default"/>
@@ -6016,7 +8080,7 @@
       <w:lvlText w:val="%2."/>
       <w:lvlJc w:val="left"/>
       <w:pPr>
-        <w:ind w:left="1440" w:hanging="360"/>
+        <w:ind w:left="1080" w:hanging="360"/>
       </w:pPr>
     </w:lvl>
     <w:lvl w:ilvl="2" w:tplc="0816001B" w:tentative="1">
@@ -6025,7 +8089,7 @@
       <w:lvlText w:val="%3."/>
       <w:lvlJc w:val="right"/>
       <w:pPr>
-        <w:ind w:left="2160" w:hanging="180"/>
+        <w:ind w:left="1800" w:hanging="180"/>
       </w:pPr>
     </w:lvl>
     <w:lvl w:ilvl="3" w:tplc="0816000F" w:tentative="1">
@@ -6034,7 +8098,7 @@
       <w:lvlText w:val="%4."/>
       <w:lvlJc w:val="left"/>
       <w:pPr>
-        <w:ind w:left="2880" w:hanging="360"/>
+        <w:ind w:left="2520" w:hanging="360"/>
       </w:pPr>
     </w:lvl>
     <w:lvl w:ilvl="4" w:tplc="08160019" w:tentative="1">
@@ -6043,7 +8107,7 @@
       <w:lvlText w:val="%5."/>
       <w:lvlJc w:val="left"/>
       <w:pPr>
-        <w:ind w:left="3600" w:hanging="360"/>
+        <w:ind w:left="3240" w:hanging="360"/>
       </w:pPr>
     </w:lvl>
     <w:lvl w:ilvl="5" w:tplc="0816001B" w:tentative="1">
@@ -6052,7 +8116,7 @@
       <w:lvlText w:val="%6."/>
       <w:lvlJc w:val="right"/>
       <w:pPr>
-        <w:ind w:left="4320" w:hanging="180"/>
+        <w:ind w:left="3960" w:hanging="180"/>
       </w:pPr>
     </w:lvl>
     <w:lvl w:ilvl="6" w:tplc="0816000F" w:tentative="1">
@@ -6061,7 +8125,7 @@
       <w:lvlText w:val="%7."/>
       <w:lvlJc w:val="left"/>
       <w:pPr>
-        <w:ind w:left="5040" w:hanging="360"/>
+        <w:ind w:left="4680" w:hanging="360"/>
       </w:pPr>
     </w:lvl>
     <w:lvl w:ilvl="7" w:tplc="08160019" w:tentative="1">
@@ -6070,7 +8134,7 @@
       <w:lvlText w:val="%8."/>
       <w:lvlJc w:val="left"/>
       <w:pPr>
-        <w:ind w:left="5760" w:hanging="360"/>
+        <w:ind w:left="5400" w:hanging="360"/>
       </w:pPr>
     </w:lvl>
     <w:lvl w:ilvl="8" w:tplc="0816001B" w:tentative="1">
@@ -6079,7 +8143,7 @@
       <w:lvlText w:val="%9."/>
       <w:lvlJc w:val="right"/>
       <w:pPr>
-        <w:ind w:left="6480" w:hanging="180"/>
+        <w:ind w:left="6120" w:hanging="180"/>
       </w:pPr>
     </w:lvl>
   </w:abstractNum>
@@ -7161,7 +9225,7 @@
 </file>
 
 <file path=word/styles.xml><?xml version="1.0" encoding="utf-8"?>
-<w:styles xmlns:mc="http://schemas.openxmlformats.org/markup-compatibility/2006" xmlns:r="http://schemas.openxmlformats.org/officeDocument/2006/relationships" xmlns:w="http://schemas.openxmlformats.org/wordprocessingml/2006/main" xmlns:w14="http://schemas.microsoft.com/office/word/2010/wordml" xmlns:w15="http://schemas.microsoft.com/office/word/2012/wordml" xmlns:w16cex="http://schemas.microsoft.com/office/word/2018/wordml/cex" xmlns:w16cid="http://schemas.microsoft.com/office/word/2016/wordml/cid" xmlns:w16="http://schemas.microsoft.com/office/word/2018/wordml" xmlns:w16sdtdh="http://schemas.microsoft.com/office/word/2020/wordml/sdtdatahash" xmlns:w16se="http://schemas.microsoft.com/office/word/2015/wordml/symex" mc:Ignorable="w14 w15 w16se w16cid w16 w16cex w16sdtdh">
+<w:styles xmlns:mc="http://schemas.openxmlformats.org/markup-compatibility/2006" xmlns:r="http://schemas.openxmlformats.org/officeDocument/2006/relationships" xmlns:w="http://schemas.openxmlformats.org/wordprocessingml/2006/main" xmlns:w14="http://schemas.microsoft.com/office/word/2010/wordml" xmlns:w15="http://schemas.microsoft.com/office/word/2012/wordml" xmlns:w16cex="http://schemas.microsoft.com/office/word/2018/wordml/cex" xmlns:w16cid="http://schemas.microsoft.com/office/word/2016/wordml/cid" xmlns:w16="http://schemas.microsoft.com/office/word/2018/wordml" xmlns:w16du="http://schemas.microsoft.com/office/word/2023/wordml/word16du" xmlns:w16sdtdh="http://schemas.microsoft.com/office/word/2020/wordml/sdtdatahash" xmlns:w16sdtfl="http://schemas.microsoft.com/office/word/2024/wordml/sdtformatlock" xmlns:w16se="http://schemas.microsoft.com/office/word/2015/wordml/symex" mc:Ignorable="w14 w15 w16se w16cid w16 w16cex w16sdtdh w16sdtfl w16du">
   <w:docDefaults>
     <w:rPrDefault>
       <w:rPr>
@@ -7561,11 +9625,11 @@
       <w:szCs w:val="22"/>
     </w:rPr>
   </w:style>
-  <w:style w:type="paragraph" w:styleId="Heading1">
+  <w:style w:type="paragraph" w:styleId="Ttulo1">
     <w:name w:val="heading 1"/>
     <w:basedOn w:val="Normal"/>
     <w:next w:val="Normal"/>
-    <w:link w:val="Heading1Char"/>
+    <w:link w:val="Ttulo1Carter"/>
     <w:qFormat/>
     <w:rsid w:val="000F43F2"/>
     <w:pPr>
@@ -7583,11 +9647,11 @@
       <w:szCs w:val="28"/>
     </w:rPr>
   </w:style>
-  <w:style w:type="paragraph" w:styleId="Heading2">
+  <w:style w:type="paragraph" w:styleId="Ttulo2">
     <w:name w:val="heading 2"/>
     <w:basedOn w:val="Normal"/>
     <w:next w:val="Normal"/>
-    <w:link w:val="Heading2Char"/>
+    <w:link w:val="Ttulo2Carter"/>
     <w:qFormat/>
     <w:rsid w:val="000F43F2"/>
     <w:pPr>
@@ -7603,11 +9667,11 @@
       <w:szCs w:val="24"/>
     </w:rPr>
   </w:style>
-  <w:style w:type="paragraph" w:styleId="Heading3">
+  <w:style w:type="paragraph" w:styleId="Ttulo3">
     <w:name w:val="heading 3"/>
     <w:basedOn w:val="Normal"/>
     <w:next w:val="Normal"/>
-    <w:link w:val="Heading3Char"/>
+    <w:link w:val="Ttulo3Carter"/>
     <w:uiPriority w:val="9"/>
     <w:semiHidden/>
     <w:unhideWhenUsed/>
@@ -7626,13 +9690,13 @@
       <w:szCs w:val="24"/>
     </w:rPr>
   </w:style>
-  <w:style w:type="character" w:default="1" w:styleId="DefaultParagraphFont">
+  <w:style w:type="character" w:default="1" w:styleId="Tipodeletrapredefinidodopargrafo">
     <w:name w:val="Default Paragraph Font"/>
     <w:uiPriority w:val="1"/>
     <w:semiHidden/>
     <w:unhideWhenUsed/>
   </w:style>
-  <w:style w:type="table" w:default="1" w:styleId="TableNormal">
+  <w:style w:type="table" w:default="1" w:styleId="Tabelanormal">
     <w:name w:val="Normal Table"/>
     <w:uiPriority w:val="99"/>
     <w:semiHidden/>
@@ -7647,15 +9711,15 @@
       </w:tblCellMar>
     </w:tblPr>
   </w:style>
-  <w:style w:type="numbering" w:default="1" w:styleId="NoList">
+  <w:style w:type="numbering" w:default="1" w:styleId="Semlista">
     <w:name w:val="No List"/>
     <w:uiPriority w:val="99"/>
     <w:semiHidden/>
     <w:unhideWhenUsed/>
   </w:style>
-  <w:style w:type="character" w:styleId="PlaceholderText">
+  <w:style w:type="character" w:styleId="TextodoMarcadordePosio">
     <w:name w:val="Placeholder Text"/>
-    <w:basedOn w:val="DefaultParagraphFont"/>
+    <w:basedOn w:val="Tipodeletrapredefinidodopargrafo"/>
     <w:uiPriority w:val="99"/>
     <w:semiHidden/>
     <w:rsid w:val="00E074AB"/>
@@ -7663,10 +9727,10 @@
       <w:color w:val="808080"/>
     </w:rPr>
   </w:style>
-  <w:style w:type="paragraph" w:styleId="BalloonText">
+  <w:style w:type="paragraph" w:styleId="Textodebalo">
     <w:name w:val="Balloon Text"/>
     <w:basedOn w:val="Normal"/>
-    <w:link w:val="BalloonTextChar"/>
+    <w:link w:val="TextodebaloCarter"/>
     <w:uiPriority w:val="99"/>
     <w:semiHidden/>
     <w:unhideWhenUsed/>
@@ -7680,10 +9744,10 @@
       <w:szCs w:val="16"/>
     </w:rPr>
   </w:style>
-  <w:style w:type="character" w:customStyle="1" w:styleId="BalloonTextChar">
-    <w:name w:val="Balloon Text Char"/>
-    <w:basedOn w:val="DefaultParagraphFont"/>
-    <w:link w:val="BalloonText"/>
+  <w:style w:type="character" w:customStyle="1" w:styleId="TextodebaloCarter">
+    <w:name w:val="Texto de balão Caráter"/>
+    <w:basedOn w:val="Tipodeletrapredefinidodopargrafo"/>
+    <w:link w:val="Textodebalo"/>
     <w:uiPriority w:val="99"/>
     <w:semiHidden/>
     <w:rsid w:val="00E074AB"/>
@@ -7693,10 +9757,10 @@
       <w:szCs w:val="16"/>
     </w:rPr>
   </w:style>
-  <w:style w:type="paragraph" w:styleId="Header">
+  <w:style w:type="paragraph" w:styleId="Cabealho">
     <w:name w:val="header"/>
     <w:basedOn w:val="Normal"/>
-    <w:link w:val="HeaderChar"/>
+    <w:link w:val="CabealhoCarter"/>
     <w:uiPriority w:val="99"/>
     <w:unhideWhenUsed/>
     <w:rsid w:val="004D2E51"/>
@@ -7708,17 +9772,17 @@
       <w:spacing w:after="0" w:line="240" w:lineRule="auto"/>
     </w:pPr>
   </w:style>
-  <w:style w:type="character" w:customStyle="1" w:styleId="HeaderChar">
-    <w:name w:val="Header Char"/>
-    <w:basedOn w:val="DefaultParagraphFont"/>
-    <w:link w:val="Header"/>
+  <w:style w:type="character" w:customStyle="1" w:styleId="CabealhoCarter">
+    <w:name w:val="Cabeçalho Caráter"/>
+    <w:basedOn w:val="Tipodeletrapredefinidodopargrafo"/>
+    <w:link w:val="Cabealho"/>
     <w:uiPriority w:val="99"/>
     <w:rsid w:val="004D2E51"/>
   </w:style>
-  <w:style w:type="paragraph" w:styleId="Footer">
+  <w:style w:type="paragraph" w:styleId="Rodap">
     <w:name w:val="footer"/>
     <w:basedOn w:val="Normal"/>
-    <w:link w:val="FooterChar"/>
+    <w:link w:val="RodapCarter"/>
     <w:uiPriority w:val="99"/>
     <w:unhideWhenUsed/>
     <w:rsid w:val="004D2E51"/>
@@ -7730,10 +9794,10 @@
       <w:spacing w:after="0" w:line="240" w:lineRule="auto"/>
     </w:pPr>
   </w:style>
-  <w:style w:type="character" w:customStyle="1" w:styleId="FooterChar">
-    <w:name w:val="Footer Char"/>
-    <w:basedOn w:val="DefaultParagraphFont"/>
-    <w:link w:val="Footer"/>
+  <w:style w:type="character" w:customStyle="1" w:styleId="RodapCarter">
+    <w:name w:val="Rodapé Caráter"/>
+    <w:basedOn w:val="Tipodeletrapredefinidodopargrafo"/>
+    <w:link w:val="Rodap"/>
     <w:uiPriority w:val="99"/>
     <w:rsid w:val="004D2E51"/>
   </w:style>
@@ -7753,10 +9817,10 @@
       <w:szCs w:val="24"/>
     </w:rPr>
   </w:style>
-  <w:style w:type="character" w:customStyle="1" w:styleId="Heading1Char">
-    <w:name w:val="Heading 1 Char"/>
-    <w:basedOn w:val="DefaultParagraphFont"/>
-    <w:link w:val="Heading1"/>
+  <w:style w:type="character" w:customStyle="1" w:styleId="Ttulo1Carter">
+    <w:name w:val="Título 1 Caráter"/>
+    <w:basedOn w:val="Tipodeletrapredefinidodopargrafo"/>
+    <w:link w:val="Ttulo1"/>
     <w:uiPriority w:val="9"/>
     <w:rsid w:val="000F43F2"/>
     <w:rPr>
@@ -7768,9 +9832,9 @@
       <w:szCs w:val="28"/>
     </w:rPr>
   </w:style>
-  <w:style w:type="paragraph" w:styleId="TOCHeading">
+  <w:style w:type="paragraph" w:styleId="Cabealhodondice">
     <w:name w:val="TOC Heading"/>
-    <w:basedOn w:val="Heading1"/>
+    <w:basedOn w:val="Ttulo1"/>
     <w:next w:val="Normal"/>
     <w:uiPriority w:val="39"/>
     <w:unhideWhenUsed/>
@@ -7783,10 +9847,10 @@
       <w:lang w:eastAsia="en-US"/>
     </w:rPr>
   </w:style>
-  <w:style w:type="character" w:customStyle="1" w:styleId="Heading2Char">
-    <w:name w:val="Heading 2 Char"/>
-    <w:basedOn w:val="DefaultParagraphFont"/>
-    <w:link w:val="Heading2"/>
+  <w:style w:type="character" w:customStyle="1" w:styleId="Ttulo2Carter">
+    <w:name w:val="Título 2 Caráter"/>
+    <w:basedOn w:val="Tipodeletrapredefinidodopargrafo"/>
+    <w:link w:val="Ttulo2"/>
     <w:rsid w:val="000F43F2"/>
     <w:rPr>
       <w:rFonts w:ascii="Arial" w:eastAsia="Times New Roman" w:hAnsi="Arial" w:cs="Times New Roman"/>
@@ -7796,10 +9860,10 @@
       <w:szCs w:val="24"/>
     </w:rPr>
   </w:style>
-  <w:style w:type="paragraph" w:styleId="BodyText">
+  <w:style w:type="paragraph" w:styleId="Corpodetexto">
     <w:name w:val="Body Text"/>
     <w:basedOn w:val="Normal"/>
-    <w:link w:val="BodyTextChar"/>
+    <w:link w:val="CorpodetextoCarter"/>
     <w:rsid w:val="000F43F2"/>
     <w:pPr>
       <w:spacing w:after="0"/>
@@ -7813,10 +9877,10 @@
       <w:szCs w:val="24"/>
     </w:rPr>
   </w:style>
-  <w:style w:type="character" w:customStyle="1" w:styleId="BodyTextChar">
-    <w:name w:val="Body Text Char"/>
-    <w:basedOn w:val="DefaultParagraphFont"/>
-    <w:link w:val="BodyText"/>
+  <w:style w:type="character" w:customStyle="1" w:styleId="CorpodetextoCarter">
+    <w:name w:val="Corpo de texto Caráter"/>
+    <w:basedOn w:val="Tipodeletrapredefinidodopargrafo"/>
+    <w:link w:val="Corpodetexto"/>
     <w:rsid w:val="000F43F2"/>
     <w:rPr>
       <w:rFonts w:ascii="Arial" w:eastAsia="Times New Roman" w:hAnsi="Arial" w:cs="Arial"/>
@@ -7826,10 +9890,10 @@
       <w:szCs w:val="24"/>
     </w:rPr>
   </w:style>
-  <w:style w:type="paragraph" w:styleId="BodyTextIndent">
+  <w:style w:type="paragraph" w:styleId="Avanodecorpodetexto">
     <w:name w:val="Body Text Indent"/>
     <w:basedOn w:val="Normal"/>
-    <w:link w:val="BodyTextIndentChar"/>
+    <w:link w:val="AvanodecorpodetextoCarter"/>
     <w:rsid w:val="000F43F2"/>
     <w:pPr>
       <w:spacing w:after="0"/>
@@ -7844,10 +9908,10 @@
       <w:szCs w:val="24"/>
     </w:rPr>
   </w:style>
-  <w:style w:type="character" w:customStyle="1" w:styleId="BodyTextIndentChar">
-    <w:name w:val="Body Text Indent Char"/>
-    <w:basedOn w:val="DefaultParagraphFont"/>
-    <w:link w:val="BodyTextIndent"/>
+  <w:style w:type="character" w:customStyle="1" w:styleId="AvanodecorpodetextoCarter">
+    <w:name w:val="Avanço de corpo de texto Caráter"/>
+    <w:basedOn w:val="Tipodeletrapredefinidodopargrafo"/>
+    <w:link w:val="Avanodecorpodetexto"/>
     <w:rsid w:val="000F43F2"/>
     <w:rPr>
       <w:rFonts w:ascii="Arial" w:eastAsia="Times New Roman" w:hAnsi="Arial" w:cs="Arial"/>
@@ -7857,9 +9921,9 @@
       <w:szCs w:val="24"/>
     </w:rPr>
   </w:style>
-  <w:style w:type="character" w:styleId="Hyperlink">
+  <w:style w:type="character" w:styleId="Hiperligao">
     <w:name w:val="Hyperlink"/>
-    <w:basedOn w:val="DefaultParagraphFont"/>
+    <w:basedOn w:val="Tipodeletrapredefinidodopargrafo"/>
     <w:uiPriority w:val="99"/>
     <w:unhideWhenUsed/>
     <w:rsid w:val="00D65C31"/>
@@ -7868,9 +9932,9 @@
       <w:u w:val="single"/>
     </w:rPr>
   </w:style>
-  <w:style w:type="character" w:styleId="CommentReference">
+  <w:style w:type="character" w:styleId="Refdecomentrio">
     <w:name w:val="annotation reference"/>
-    <w:basedOn w:val="DefaultParagraphFont"/>
+    <w:basedOn w:val="Tipodeletrapredefinidodopargrafo"/>
     <w:uiPriority w:val="99"/>
     <w:semiHidden/>
     <w:unhideWhenUsed/>
@@ -7880,10 +9944,10 @@
       <w:szCs w:val="16"/>
     </w:rPr>
   </w:style>
-  <w:style w:type="paragraph" w:styleId="CommentText">
+  <w:style w:type="paragraph" w:styleId="Textodecomentrio">
     <w:name w:val="annotation text"/>
     <w:basedOn w:val="Normal"/>
-    <w:link w:val="CommentTextChar"/>
+    <w:link w:val="TextodecomentrioCarter"/>
     <w:uiPriority w:val="99"/>
     <w:semiHidden/>
     <w:unhideWhenUsed/>
@@ -7896,19 +9960,19 @@
       <w:szCs w:val="20"/>
     </w:rPr>
   </w:style>
-  <w:style w:type="character" w:customStyle="1" w:styleId="CommentTextChar">
-    <w:name w:val="Comment Text Char"/>
-    <w:basedOn w:val="DefaultParagraphFont"/>
-    <w:link w:val="CommentText"/>
+  <w:style w:type="character" w:customStyle="1" w:styleId="TextodecomentrioCarter">
+    <w:name w:val="Texto de comentário Caráter"/>
+    <w:basedOn w:val="Tipodeletrapredefinidodopargrafo"/>
+    <w:link w:val="Textodecomentrio"/>
     <w:uiPriority w:val="99"/>
     <w:semiHidden/>
     <w:rsid w:val="00F6056A"/>
   </w:style>
-  <w:style w:type="paragraph" w:styleId="CommentSubject">
+  <w:style w:type="paragraph" w:styleId="Assuntodecomentrio">
     <w:name w:val="annotation subject"/>
-    <w:basedOn w:val="CommentText"/>
-    <w:next w:val="CommentText"/>
-    <w:link w:val="CommentSubjectChar"/>
+    <w:basedOn w:val="Textodecomentrio"/>
+    <w:next w:val="Textodecomentrio"/>
+    <w:link w:val="AssuntodecomentrioCarter"/>
     <w:uiPriority w:val="99"/>
     <w:semiHidden/>
     <w:unhideWhenUsed/>
@@ -7918,10 +9982,10 @@
       <w:bCs/>
     </w:rPr>
   </w:style>
-  <w:style w:type="character" w:customStyle="1" w:styleId="CommentSubjectChar">
-    <w:name w:val="Comment Subject Char"/>
-    <w:basedOn w:val="CommentTextChar"/>
-    <w:link w:val="CommentSubject"/>
+  <w:style w:type="character" w:customStyle="1" w:styleId="AssuntodecomentrioCarter">
+    <w:name w:val="Assunto de comentário Caráter"/>
+    <w:basedOn w:val="TextodecomentrioCarter"/>
+    <w:link w:val="Assuntodecomentrio"/>
     <w:uiPriority w:val="99"/>
     <w:semiHidden/>
     <w:rsid w:val="00F6056A"/>
@@ -7930,11 +9994,11 @@
       <w:bCs/>
     </w:rPr>
   </w:style>
-  <w:style w:type="paragraph" w:styleId="Title">
+  <w:style w:type="paragraph" w:styleId="Ttulo">
     <w:name w:val="Title"/>
     <w:basedOn w:val="Normal"/>
     <w:next w:val="Normal"/>
-    <w:link w:val="TitleChar"/>
+    <w:link w:val="TtuloCarter"/>
     <w:uiPriority w:val="10"/>
     <w:qFormat/>
     <w:rsid w:val="00431150"/>
@@ -7950,10 +10014,10 @@
       <w:szCs w:val="56"/>
     </w:rPr>
   </w:style>
-  <w:style w:type="character" w:customStyle="1" w:styleId="TitleChar">
-    <w:name w:val="Title Char"/>
-    <w:basedOn w:val="DefaultParagraphFont"/>
-    <w:link w:val="Title"/>
+  <w:style w:type="character" w:customStyle="1" w:styleId="TtuloCarter">
+    <w:name w:val="Título Caráter"/>
+    <w:basedOn w:val="Tipodeletrapredefinidodopargrafo"/>
+    <w:link w:val="Ttulo"/>
     <w:uiPriority w:val="10"/>
     <w:rsid w:val="00431150"/>
     <w:rPr>
@@ -7966,7 +10030,7 @@
   </w:style>
   <w:style w:type="paragraph" w:customStyle="1" w:styleId="Estilo1">
     <w:name w:val="Estilo1"/>
-    <w:basedOn w:val="Title"/>
+    <w:basedOn w:val="Ttulo"/>
     <w:qFormat/>
     <w:rsid w:val="00431150"/>
     <w:pPr>
@@ -7982,11 +10046,11 @@
       <w:sz w:val="48"/>
     </w:rPr>
   </w:style>
-  <w:style w:type="paragraph" w:styleId="Subtitle">
+  <w:style w:type="paragraph" w:styleId="Subttulo">
     <w:name w:val="Subtitle"/>
     <w:basedOn w:val="Normal"/>
     <w:next w:val="Normal"/>
-    <w:link w:val="SubtitleChar"/>
+    <w:link w:val="SubttuloCarter"/>
     <w:uiPriority w:val="11"/>
     <w:qFormat/>
     <w:rsid w:val="009F4188"/>
@@ -8002,10 +10066,10 @@
       <w:spacing w:val="15"/>
     </w:rPr>
   </w:style>
-  <w:style w:type="character" w:customStyle="1" w:styleId="SubtitleChar">
-    <w:name w:val="Subtitle Char"/>
-    <w:basedOn w:val="DefaultParagraphFont"/>
-    <w:link w:val="Subtitle"/>
+  <w:style w:type="character" w:customStyle="1" w:styleId="SubttuloCarter">
+    <w:name w:val="Subtítulo Caráter"/>
+    <w:basedOn w:val="Tipodeletrapredefinidodopargrafo"/>
+    <w:link w:val="Subttulo"/>
     <w:uiPriority w:val="11"/>
     <w:rsid w:val="009F4188"/>
     <w:rPr>
@@ -8018,7 +10082,7 @@
   </w:style>
   <w:style w:type="paragraph" w:customStyle="1" w:styleId="Estilo2">
     <w:name w:val="Estilo2"/>
-    <w:basedOn w:val="Heading3"/>
+    <w:basedOn w:val="Ttulo3"/>
     <w:qFormat/>
     <w:rsid w:val="009F4188"/>
     <w:rPr>
@@ -8026,7 +10090,7 @@
       <w:sz w:val="32"/>
     </w:rPr>
   </w:style>
-  <w:style w:type="paragraph" w:styleId="ListParagraph">
+  <w:style w:type="paragraph" w:styleId="PargrafodaLista">
     <w:name w:val="List Paragraph"/>
     <w:basedOn w:val="Normal"/>
     <w:uiPriority w:val="34"/>
@@ -8037,10 +10101,10 @@
       <w:contextualSpacing/>
     </w:pPr>
   </w:style>
-  <w:style w:type="character" w:customStyle="1" w:styleId="Heading3Char">
-    <w:name w:val="Heading 3 Char"/>
-    <w:basedOn w:val="DefaultParagraphFont"/>
-    <w:link w:val="Heading3"/>
+  <w:style w:type="character" w:customStyle="1" w:styleId="Ttulo3Carter">
+    <w:name w:val="Título 3 Caráter"/>
+    <w:basedOn w:val="Tipodeletrapredefinidodopargrafo"/>
+    <w:link w:val="Ttulo3"/>
     <w:uiPriority w:val="9"/>
     <w:semiHidden/>
     <w:rsid w:val="009F4188"/>
@@ -8051,9 +10115,9 @@
       <w:szCs w:val="24"/>
     </w:rPr>
   </w:style>
-  <w:style w:type="character" w:styleId="HTMLCode">
+  <w:style w:type="character" w:styleId="CdigoHTML">
     <w:name w:val="HTML Code"/>
-    <w:basedOn w:val="DefaultParagraphFont"/>
+    <w:basedOn w:val="Tipodeletrapredefinidodopargrafo"/>
     <w:uiPriority w:val="99"/>
     <w:semiHidden/>
     <w:unhideWhenUsed/>
@@ -8064,9 +10128,9 @@
       <w:szCs w:val="20"/>
     </w:rPr>
   </w:style>
-  <w:style w:type="character" w:styleId="Emphasis">
+  <w:style w:type="character" w:styleId="nfase">
     <w:name w:val="Emphasis"/>
-    <w:basedOn w:val="DefaultParagraphFont"/>
+    <w:basedOn w:val="Tipodeletrapredefinidodopargrafo"/>
     <w:uiPriority w:val="20"/>
     <w:qFormat/>
     <w:rsid w:val="00385CB0"/>
@@ -8075,10 +10139,10 @@
       <w:iCs/>
     </w:rPr>
   </w:style>
-  <w:style w:type="paragraph" w:styleId="FootnoteText">
+  <w:style w:type="paragraph" w:styleId="Textodenotaderodap">
     <w:name w:val="footnote text"/>
     <w:basedOn w:val="Normal"/>
-    <w:link w:val="FootnoteTextChar"/>
+    <w:link w:val="TextodenotaderodapCarter"/>
     <w:uiPriority w:val="99"/>
     <w:semiHidden/>
     <w:unhideWhenUsed/>
@@ -8091,17 +10155,17 @@
       <w:szCs w:val="20"/>
     </w:rPr>
   </w:style>
-  <w:style w:type="character" w:customStyle="1" w:styleId="FootnoteTextChar">
-    <w:name w:val="Footnote Text Char"/>
-    <w:basedOn w:val="DefaultParagraphFont"/>
-    <w:link w:val="FootnoteText"/>
+  <w:style w:type="character" w:customStyle="1" w:styleId="TextodenotaderodapCarter">
+    <w:name w:val="Texto de nota de rodapé Caráter"/>
+    <w:basedOn w:val="Tipodeletrapredefinidodopargrafo"/>
+    <w:link w:val="Textodenotaderodap"/>
     <w:uiPriority w:val="99"/>
     <w:semiHidden/>
     <w:rsid w:val="00061F9D"/>
   </w:style>
-  <w:style w:type="character" w:styleId="FootnoteReference">
+  <w:style w:type="character" w:styleId="Refdenotaderodap">
     <w:name w:val="footnote reference"/>
-    <w:basedOn w:val="DefaultParagraphFont"/>
+    <w:basedOn w:val="Tipodeletrapredefinidodopargrafo"/>
     <w:uiPriority w:val="99"/>
     <w:semiHidden/>
     <w:unhideWhenUsed/>
@@ -8110,7 +10174,7 @@
       <w:vertAlign w:val="superscript"/>
     </w:rPr>
   </w:style>
-  <w:style w:type="paragraph" w:styleId="TOC1">
+  <w:style w:type="paragraph" w:styleId="ndice1">
     <w:name w:val="toc 1"/>
     <w:basedOn w:val="Normal"/>
     <w:next w:val="Normal"/>
@@ -8127,7 +10191,7 @@
       <w:ind w:right="38"/>
     </w:pPr>
   </w:style>
-  <w:style w:type="paragraph" w:styleId="TOC2">
+  <w:style w:type="paragraph" w:styleId="ndice2">
     <w:name w:val="toc 2"/>
     <w:basedOn w:val="Normal"/>
     <w:next w:val="Normal"/>
@@ -8169,7 +10233,7 @@
   </w:style>
   <w:style w:type="character" w:customStyle="1" w:styleId="Estilo4Carter">
     <w:name w:val="Estilo4 Caráter"/>
-    <w:basedOn w:val="DefaultParagraphFont"/>
+    <w:basedOn w:val="Tipodeletrapredefinidodopargrafo"/>
     <w:link w:val="Estilo4"/>
     <w:rsid w:val="00745157"/>
     <w:rPr>
@@ -8207,9 +10271,9 @@
       <w:bCs/>
     </w:rPr>
   </w:style>
-  <w:style w:type="character" w:styleId="Mention">
+  <w:style w:type="character" w:styleId="Mencionar">
     <w:name w:val="Mention"/>
-    <w:basedOn w:val="DefaultParagraphFont"/>
+    <w:basedOn w:val="Tipodeletrapredefinidodopargrafo"/>
     <w:uiPriority w:val="99"/>
     <w:semiHidden/>
     <w:unhideWhenUsed/>
@@ -8219,9 +10283,9 @@
       <w:shd w:val="clear" w:color="auto" w:fill="E6E6E6"/>
     </w:rPr>
   </w:style>
-  <w:style w:type="character" w:styleId="UnresolvedMention">
+  <w:style w:type="character" w:styleId="MenoNoResolvida">
     <w:name w:val="Unresolved Mention"/>
-    <w:basedOn w:val="DefaultParagraphFont"/>
+    <w:basedOn w:val="Tipodeletrapredefinidodopargrafo"/>
     <w:uiPriority w:val="99"/>
     <w:semiHidden/>
     <w:unhideWhenUsed/>
@@ -8231,7 +10295,7 @@
       <w:shd w:val="clear" w:color="auto" w:fill="E6E6E6"/>
     </w:rPr>
   </w:style>
-  <w:style w:type="paragraph" w:styleId="TOC3">
+  <w:style w:type="paragraph" w:styleId="ndice3">
     <w:name w:val="toc 3"/>
     <w:basedOn w:val="Normal"/>
     <w:next w:val="Normal"/>
@@ -8244,7 +10308,7 @@
       <w:ind w:left="440"/>
     </w:pPr>
   </w:style>
-  <w:style w:type="paragraph" w:styleId="Caption">
+  <w:style w:type="paragraph" w:styleId="Legenda">
     <w:name w:val="caption"/>
     <w:basedOn w:val="Normal"/>
     <w:next w:val="Normal"/>

--- a/Relatorio_FitMap.docx
+++ b/Relatorio_FitMap.docx
@@ -158,8 +158,8 @@
         <w:jc w:val="center"/>
         <w:rPr>
           <w:rFonts w:cs="Arial"/>
-          <w:sz w:val="28"/>
-          <w:szCs w:val="28"/>
+          <w:sz w:val="20"/>
+          <w:szCs w:val="20"/>
         </w:rPr>
       </w:pPr>
       <w:r>
@@ -168,7 +168,41 @@
           <w:sz w:val="28"/>
           <w:szCs w:val="28"/>
         </w:rPr>
-        <w:t>[Licenciatura / Mestrado em ...]</w:t>
+        <w:t>Engenharia Informática Aplicada</w:t>
+      </w:r>
+    </w:p>
+    <w:p>
+      <w:pPr>
+        <w:jc w:val="center"/>
+        <w:rPr>
+          <w:rFonts w:cs="Arial"/>
+          <w:sz w:val="28"/>
+          <w:szCs w:val="28"/>
+        </w:rPr>
+      </w:pPr>
+      <w:r>
+        <w:rPr>
+          <w:rFonts w:cs="Arial"/>
+          <w:sz w:val="28"/>
+          <w:szCs w:val="28"/>
+        </w:rPr>
+        <w:t>Elicarlos Dias Ferreira</w:t>
+      </w:r>
+      <w:r>
+        <w:rPr>
+          <w:rFonts w:cs="Arial"/>
+          <w:sz w:val="28"/>
+          <w:szCs w:val="28"/>
+        </w:rPr>
+        <w:t xml:space="preserve">  </w:t>
+      </w:r>
+      <w:r>
+        <w:rPr>
+          <w:rFonts w:cs="Arial"/>
+          <w:sz w:val="28"/>
+          <w:szCs w:val="28"/>
+        </w:rPr>
+        <w:t>- 114723</w:t>
       </w:r>
     </w:p>
     <w:p>
@@ -183,42 +217,6 @@
     </w:p>
     <w:p>
       <w:pPr>
-        <w:jc w:val="center"/>
-        <w:rPr>
-          <w:rFonts w:cs="Arial"/>
-          <w:sz w:val="28"/>
-          <w:szCs w:val="28"/>
-        </w:rPr>
-      </w:pPr>
-      <w:r>
-        <w:rPr>
-          <w:rFonts w:cs="Arial"/>
-          <w:sz w:val="28"/>
-          <w:szCs w:val="28"/>
-        </w:rPr>
-        <w:t>[Nome do(s) Autor(es</w:t>
-      </w:r>
-      <w:proofErr w:type="gramStart"/>
-      <w:r>
-        <w:rPr>
-          <w:rFonts w:cs="Arial"/>
-          <w:sz w:val="28"/>
-          <w:szCs w:val="28"/>
-        </w:rPr>
-        <w:t>)]  [</w:t>
-      </w:r>
-      <w:proofErr w:type="gramEnd"/>
-      <w:r>
-        <w:rPr>
-          <w:rFonts w:cs="Arial"/>
-          <w:sz w:val="28"/>
-          <w:szCs w:val="28"/>
-        </w:rPr>
-        <w:t>Nº Mecanográfico]</w:t>
-      </w:r>
-    </w:p>
-    <w:p>
-      <w:pPr>
         <w:jc w:val="both"/>
         <w:rPr>
           <w:rFonts w:cs="Arial"/>
@@ -289,6 +287,25 @@
     </w:p>
     <w:p>
       <w:pPr>
+        <w:jc w:val="center"/>
+        <w:rPr>
+          <w:rFonts w:cs="Arial"/>
+          <w:sz w:val="24"/>
+          <w:szCs w:val="20"/>
+        </w:rPr>
+      </w:pPr>
+      <w:r>
+        <w:rPr>
+          <w:rFonts w:cs="Arial"/>
+          <w:sz w:val="24"/>
+          <w:szCs w:val="20"/>
+        </w:rPr>
+        <w:t>Águeda | maio de 2026</w:t>
+      </w:r>
+    </w:p>
+    <w:p>
+      <w:pPr>
+        <w:spacing w:after="240"/>
         <w:jc w:val="both"/>
         <w:rPr>
           <w:rFonts w:cs="Arial"/>
@@ -303,35 +320,6 @@
         <w:rPr>
           <w:rFonts w:cs="Arial"/>
           <w:sz w:val="24"/>
-          <w:szCs w:val="20"/>
-        </w:rPr>
-      </w:pPr>
-      <w:r>
-        <w:rPr>
-          <w:rFonts w:cs="Arial"/>
-          <w:sz w:val="24"/>
-          <w:szCs w:val="20"/>
-        </w:rPr>
-        <w:t>Águeda | maio de 2026</w:t>
-      </w:r>
-    </w:p>
-    <w:p>
-      <w:pPr>
-        <w:spacing w:after="240"/>
-        <w:jc w:val="both"/>
-        <w:rPr>
-          <w:rFonts w:cs="Arial"/>
-          <w:sz w:val="20"/>
-          <w:szCs w:val="20"/>
-        </w:rPr>
-      </w:pPr>
-    </w:p>
-    <w:p>
-      <w:pPr>
-        <w:jc w:val="center"/>
-        <w:rPr>
-          <w:rFonts w:cs="Arial"/>
-          <w:sz w:val="24"/>
           <w:szCs w:val="24"/>
         </w:rPr>
       </w:pPr>
@@ -339,6 +327,7 @@
         <w:rPr>
           <w:noProof/>
         </w:rPr>
+        <w:lastRenderedPageBreak/>
         <w:drawing>
           <wp:inline distT="0" distB="0" distL="0" distR="0" wp14:anchorId="399962BA" wp14:editId="744F1853">
             <wp:extent cx="5579745" cy="1126490"/>
@@ -461,8 +450,8 @@
         <w:jc w:val="center"/>
         <w:rPr>
           <w:rFonts w:cs="Arial"/>
-          <w:sz w:val="28"/>
-          <w:szCs w:val="28"/>
+          <w:sz w:val="20"/>
+          <w:szCs w:val="20"/>
         </w:rPr>
       </w:pPr>
       <w:r>
@@ -471,7 +460,7 @@
           <w:sz w:val="28"/>
           <w:szCs w:val="28"/>
         </w:rPr>
-        <w:t>[Licenciatura / Mestrado em ...]</w:t>
+        <w:t>Engenharia Informática Aplicada</w:t>
       </w:r>
     </w:p>
     <w:p>
@@ -499,25 +488,39 @@
           <w:sz w:val="28"/>
           <w:szCs w:val="28"/>
         </w:rPr>
-        <w:t>[Nome do(s) Autor(es</w:t>
-      </w:r>
-      <w:proofErr w:type="gramStart"/>
+        <w:t>Elicarlos Dias Ferreira</w:t>
+      </w:r>
       <w:r>
         <w:rPr>
           <w:rFonts w:cs="Arial"/>
           <w:sz w:val="28"/>
           <w:szCs w:val="28"/>
         </w:rPr>
-        <w:t>)]  [</w:t>
-      </w:r>
-      <w:proofErr w:type="gramEnd"/>
+        <w:t xml:space="preserve"> </w:t>
+      </w:r>
       <w:r>
         <w:rPr>
           <w:rFonts w:cs="Arial"/>
           <w:sz w:val="28"/>
           <w:szCs w:val="28"/>
         </w:rPr>
-        <w:t>Nº Mecanográfico]</w:t>
+        <w:t>-</w:t>
+      </w:r>
+      <w:r>
+        <w:rPr>
+          <w:rFonts w:cs="Arial"/>
+          <w:sz w:val="28"/>
+          <w:szCs w:val="28"/>
+        </w:rPr>
+        <w:t xml:space="preserve"> </w:t>
+      </w:r>
+      <w:r>
+        <w:rPr>
+          <w:rFonts w:cs="Arial"/>
+          <w:sz w:val="28"/>
+          <w:szCs w:val="28"/>
+        </w:rPr>
+        <w:t>114723</w:t>
       </w:r>
     </w:p>
     <w:p>
@@ -545,17 +548,33 @@
           <w:sz w:val="28"/>
           <w:szCs w:val="28"/>
         </w:rPr>
-        <w:t>Docente responsável: [Docente Responsável]</w:t>
-      </w:r>
-    </w:p>
-    <w:p>
-      <w:pPr>
-        <w:jc w:val="both"/>
+        <w:t xml:space="preserve">Docente responsável: </w:t>
+      </w:r>
+      <w:r>
         <w:rPr>
           <w:rFonts w:cs="Arial"/>
           <w:sz w:val="28"/>
           <w:szCs w:val="28"/>
         </w:rPr>
+        <w:t xml:space="preserve">Prof. </w:t>
+      </w:r>
+      <w:r>
+        <w:rPr>
+          <w:rFonts w:cs="Arial"/>
+          <w:sz w:val="28"/>
+          <w:szCs w:val="28"/>
+        </w:rPr>
+        <w:t>Luis Jorge dos Santos Gouveia Marques Gonçalves</w:t>
+      </w:r>
+    </w:p>
+    <w:p>
+      <w:pPr>
+        <w:jc w:val="both"/>
+        <w:rPr>
+          <w:rFonts w:cs="Arial"/>
+          <w:sz w:val="28"/>
+          <w:szCs w:val="28"/>
+        </w:rPr>
       </w:pPr>
     </w:p>
     <w:p>
@@ -604,25 +623,6 @@
         <w:rPr>
           <w:rFonts w:cs="Arial"/>
           <w:sz w:val="24"/>
-          <w:szCs w:val="20"/>
-        </w:rPr>
-      </w:pPr>
-      <w:r>
-        <w:rPr>
-          <w:rFonts w:cs="Arial"/>
-          <w:sz w:val="24"/>
-          <w:szCs w:val="20"/>
-        </w:rPr>
-        <w:t>Águeda | maio de 2026</w:t>
-      </w:r>
-    </w:p>
-    <w:p>
-      <w:pPr>
-        <w:spacing w:after="240"/>
-        <w:jc w:val="both"/>
-        <w:rPr>
-          <w:rFonts w:cs="Arial"/>
-          <w:sz w:val="20"/>
           <w:szCs w:val="20"/>
         </w:rPr>
         <w:sectPr>
@@ -633,11 +633,18 @@
           <w:docGrid w:linePitch="360"/>
         </w:sectPr>
       </w:pPr>
-    </w:p>
-    <w:p>
-      <w:pPr>
-        <w:spacing w:after="240"/>
-        <w:jc w:val="both"/>
+      <w:r>
+        <w:rPr>
+          <w:rFonts w:cs="Arial"/>
+          <w:sz w:val="24"/>
+          <w:szCs w:val="20"/>
+        </w:rPr>
+        <w:t>Águeda | maio de 2026</w:t>
+      </w:r>
+    </w:p>
+    <w:p>
+      <w:pPr>
+        <w:spacing w:after="0" w:line="240" w:lineRule="auto"/>
         <w:rPr>
           <w:rFonts w:cs="Arial"/>
           <w:sz w:val="36"/>
@@ -651,1273 +658,2094 @@
           <w:szCs w:val="36"/>
         </w:rPr>
         <w:lastRenderedPageBreak/>
-        <w:t xml:space="preserve">Agradecimentos </w:t>
-      </w:r>
-      <w:r>
+        <w:t>Resumo</w:t>
+      </w:r>
+    </w:p>
+    <w:p>
+      <w:pPr>
+        <w:jc w:val="both"/>
+        <w:rPr>
+          <w:rFonts w:eastAsia="Calibri" w:cs="Arial"/>
+        </w:rPr>
+      </w:pPr>
+    </w:p>
+    <w:p>
+      <w:pPr>
+        <w:jc w:val="both"/>
+        <w:rPr>
+          <w:rFonts w:eastAsia="Calibri" w:cs="Arial"/>
+        </w:rPr>
+      </w:pPr>
+      <w:r>
+        <w:rPr>
+          <w:rFonts w:eastAsia="Calibri" w:cs="Arial"/>
+        </w:rPr>
+        <w:t>O presente relatório documenta o desenvolvimento do FitMap, uma plataforma WebSIG concebida para a descoberta interativa de instalações desportivas em Portugal. O sistema integra dados abertos do projeto OpenStreetMap, agregando mais de três mil instalações reais ginásios, piscinas, centros desportivos, estúdios de dança, dojos de artes marciais e infraestruturas de escalada todas georreferenciadas e pesquisáveis através de critérios espaciais e tipológicos.</w:t>
+      </w:r>
+      <w:r>
+        <w:rPr>
+          <w:rFonts w:eastAsia="Calibri" w:cs="Arial"/>
+        </w:rPr>
+        <w:br/>
+      </w:r>
+      <w:r>
+        <w:rPr>
+          <w:rFonts w:eastAsia="Calibri" w:cs="Arial"/>
+        </w:rPr>
+        <w:br/>
+        <w:t>A solução foi construída sobre um stack open-source que conjuga três pilares tecnológicos centrais do programa curricular: bases de dados espaciais (índices 2dsphere do MongoDB com operadores $geoNear e $geoWithin), bases de dados NoSQL (modelo documental e Aggregation Framework com $facet, $unwind, $group) e tecnologias Web (FastAPI no backend e Leaflet no frontend). A interatividade espacial inclui pesquisa por proximidade com auto-expansão de raio, seleção de áreas por polígono desenhado pelo utilizador e cálculo de rotas multi-modal (carro, pé e bicicleta) integrado via Open Source Routing Machine.</w:t>
+      </w:r>
+      <w:r>
+        <w:rPr>
+          <w:rFonts w:eastAsia="Calibri" w:cs="Arial"/>
+        </w:rPr>
+        <w:br/>
+      </w:r>
+      <w:r>
+        <w:rPr>
+          <w:rFonts w:eastAsia="Calibri" w:cs="Arial"/>
+        </w:rPr>
+        <w:br/>
+        <w:t>Os resultados demonstram a viabilidade de construir aplicações WebSIG funcionais sobre dados abertos, com tempos de resposta inferiores a 100 ms em queries geoespaciais sobre milhares de pontos, e ilustram o potencial do MongoDB como base de dados única para combinar persistência documental e operações geoespaciais avançadas, sem recurso a SGBD relacional com extensão espacial.</w:t>
+      </w:r>
+      <w:r>
+        <w:rPr>
+          <w:rFonts w:eastAsia="Calibri" w:cs="Arial"/>
+        </w:rPr>
+        <w:br/>
+      </w:r>
+      <w:r>
+        <w:rPr>
+          <w:rFonts w:eastAsia="Calibri" w:cs="Arial"/>
+        </w:rPr>
+        <w:br/>
+        <w:t>Palavras-chave: WebSIG, MongoDB, índice 2dsphere, $geoNear, OpenStreetMap, FastAPI, Leaflet, OSRM, instalações desportivas.</w:t>
+      </w:r>
+    </w:p>
+    <w:p>
+      <w:pPr>
+        <w:spacing w:after="240"/>
+        <w:jc w:val="both"/>
+        <w:rPr>
+          <w:rFonts w:cs="Arial"/>
+          <w:sz w:val="20"/>
+          <w:szCs w:val="20"/>
+        </w:rPr>
+      </w:pPr>
+    </w:p>
+    <w:p>
+      <w:pPr>
+        <w:spacing w:after="240"/>
+        <w:jc w:val="both"/>
         <w:rPr>
           <w:rFonts w:cs="Arial"/>
           <w:sz w:val="36"/>
           <w:szCs w:val="36"/>
-          <w:highlight w:val="yellow"/>
-        </w:rPr>
-        <w:t>(opcional)</w:t>
-      </w:r>
+        </w:rPr>
+      </w:pPr>
     </w:p>
     <w:p>
       <w:pPr>
         <w:spacing w:after="240"/>
         <w:jc w:val="both"/>
+        <w:rPr>
+          <w:rFonts w:cs="Arial"/>
+          <w:sz w:val="36"/>
+          <w:szCs w:val="36"/>
+        </w:rPr>
+      </w:pPr>
+    </w:p>
+    <w:p>
+      <w:pPr>
+        <w:spacing w:after="0" w:line="240" w:lineRule="auto"/>
+        <w:rPr>
+          <w:rFonts w:cs="Arial"/>
+          <w:sz w:val="36"/>
+          <w:szCs w:val="36"/>
+        </w:rPr>
+      </w:pPr>
+    </w:p>
+    <w:p>
+      <w:pPr>
+        <w:spacing w:after="0" w:line="240" w:lineRule="auto"/>
+        <w:rPr>
+          <w:rFonts w:cs="Arial"/>
+          <w:sz w:val="36"/>
+          <w:szCs w:val="36"/>
+        </w:rPr>
+      </w:pPr>
+      <w:r>
+        <w:rPr>
+          <w:rFonts w:cs="Arial"/>
+          <w:sz w:val="36"/>
+          <w:szCs w:val="36"/>
+        </w:rPr>
+        <w:br w:type="page"/>
+      </w:r>
+    </w:p>
+    <w:sdt>
+      <w:sdtPr>
+        <w:id w:val="-561555355"/>
+        <w:docPartObj>
+          <w:docPartGallery w:val="Table of Contents"/>
+          <w:docPartUnique/>
+        </w:docPartObj>
+      </w:sdtPr>
+      <w:sdtEndPr>
+        <w:rPr>
+          <w:rFonts w:ascii="Arial" w:hAnsi="Arial"/>
+          <w:color w:val="auto"/>
+          <w:sz w:val="22"/>
+          <w:szCs w:val="22"/>
+          <w:lang w:eastAsia="pt-PT"/>
+        </w:rPr>
+      </w:sdtEndPr>
+      <w:sdtContent>
+        <w:p>
+          <w:pPr>
+            <w:pStyle w:val="Cabealhodondice"/>
+          </w:pPr>
+          <w:r>
+            <w:t>Índice Geral</w:t>
+          </w:r>
+        </w:p>
+        <w:p>
+          <w:pPr>
+            <w:pStyle w:val="ndice3"/>
+            <w:tabs>
+              <w:tab w:val="right" w:leader="dot" w:pos="8777"/>
+            </w:tabs>
+            <w:rPr>
+              <w:rFonts w:asciiTheme="minorHAnsi" w:eastAsiaTheme="minorEastAsia" w:hAnsiTheme="minorHAnsi" w:cstheme="minorBidi"/>
+              <w:noProof/>
+              <w:kern w:val="2"/>
+              <w:sz w:val="24"/>
+              <w:szCs w:val="24"/>
+              <w14:ligatures w14:val="standardContextual"/>
+            </w:rPr>
+          </w:pPr>
+          <w:r>
+            <w:fldChar w:fldCharType="begin"/>
+          </w:r>
+          <w:r>
+            <w:instrText xml:space="preserve"> TOC \o "1-3" \h \z \u </w:instrText>
+          </w:r>
+          <w:r>
+            <w:fldChar w:fldCharType="separate"/>
+          </w:r>
+          <w:hyperlink w:anchor="_Toc230286344" w:history="1">
+            <w:r>
+              <w:rPr>
+                <w:rStyle w:val="Hiperligao"/>
+                <w:b/>
+                <w:noProof/>
+              </w:rPr>
+              <w:t>1.1. Contexto e motivação</w:t>
+            </w:r>
+            <w:r>
+              <w:rPr>
+                <w:noProof/>
+                <w:webHidden/>
+              </w:rPr>
+              <w:tab/>
+            </w:r>
+            <w:r>
+              <w:rPr>
+                <w:noProof/>
+                <w:webHidden/>
+              </w:rPr>
+              <w:fldChar w:fldCharType="begin"/>
+            </w:r>
+            <w:r>
+              <w:rPr>
+                <w:noProof/>
+                <w:webHidden/>
+              </w:rPr>
+              <w:instrText xml:space="preserve"> PAGEREF _Toc230286344 \h </w:instrText>
+            </w:r>
+            <w:r>
+              <w:rPr>
+                <w:noProof/>
+                <w:webHidden/>
+              </w:rPr>
+            </w:r>
+            <w:r>
+              <w:rPr>
+                <w:noProof/>
+                <w:webHidden/>
+              </w:rPr>
+              <w:fldChar w:fldCharType="separate"/>
+            </w:r>
+            <w:r>
+              <w:rPr>
+                <w:noProof/>
+                <w:webHidden/>
+              </w:rPr>
+              <w:t>4</w:t>
+            </w:r>
+            <w:r>
+              <w:rPr>
+                <w:noProof/>
+                <w:webHidden/>
+              </w:rPr>
+              <w:fldChar w:fldCharType="end"/>
+            </w:r>
+          </w:hyperlink>
+        </w:p>
+        <w:p>
+          <w:pPr>
+            <w:pStyle w:val="ndice3"/>
+            <w:tabs>
+              <w:tab w:val="right" w:leader="dot" w:pos="8777"/>
+            </w:tabs>
+            <w:rPr>
+              <w:rFonts w:asciiTheme="minorHAnsi" w:eastAsiaTheme="minorEastAsia" w:hAnsiTheme="minorHAnsi" w:cstheme="minorBidi"/>
+              <w:noProof/>
+              <w:kern w:val="2"/>
+              <w:sz w:val="24"/>
+              <w:szCs w:val="24"/>
+              <w14:ligatures w14:val="standardContextual"/>
+            </w:rPr>
+          </w:pPr>
+          <w:hyperlink w:anchor="_Toc230286345" w:history="1">
+            <w:r>
+              <w:rPr>
+                <w:rStyle w:val="Hiperligao"/>
+                <w:b/>
+                <w:noProof/>
+              </w:rPr>
+              <w:t>1.2. Objetivos</w:t>
+            </w:r>
+            <w:r>
+              <w:rPr>
+                <w:noProof/>
+                <w:webHidden/>
+              </w:rPr>
+              <w:tab/>
+            </w:r>
+            <w:r>
+              <w:rPr>
+                <w:noProof/>
+                <w:webHidden/>
+              </w:rPr>
+              <w:fldChar w:fldCharType="begin"/>
+            </w:r>
+            <w:r>
+              <w:rPr>
+                <w:noProof/>
+                <w:webHidden/>
+              </w:rPr>
+              <w:instrText xml:space="preserve"> PAGEREF _Toc230286345 \h </w:instrText>
+            </w:r>
+            <w:r>
+              <w:rPr>
+                <w:noProof/>
+                <w:webHidden/>
+              </w:rPr>
+            </w:r>
+            <w:r>
+              <w:rPr>
+                <w:noProof/>
+                <w:webHidden/>
+              </w:rPr>
+              <w:fldChar w:fldCharType="separate"/>
+            </w:r>
+            <w:r>
+              <w:rPr>
+                <w:noProof/>
+                <w:webHidden/>
+              </w:rPr>
+              <w:t>5</w:t>
+            </w:r>
+            <w:r>
+              <w:rPr>
+                <w:noProof/>
+                <w:webHidden/>
+              </w:rPr>
+              <w:fldChar w:fldCharType="end"/>
+            </w:r>
+          </w:hyperlink>
+        </w:p>
+        <w:p>
+          <w:pPr>
+            <w:pStyle w:val="ndice3"/>
+            <w:tabs>
+              <w:tab w:val="right" w:leader="dot" w:pos="8777"/>
+            </w:tabs>
+            <w:rPr>
+              <w:rFonts w:asciiTheme="minorHAnsi" w:eastAsiaTheme="minorEastAsia" w:hAnsiTheme="minorHAnsi" w:cstheme="minorBidi"/>
+              <w:noProof/>
+              <w:kern w:val="2"/>
+              <w:sz w:val="24"/>
+              <w:szCs w:val="24"/>
+              <w14:ligatures w14:val="standardContextual"/>
+            </w:rPr>
+          </w:pPr>
+          <w:hyperlink w:anchor="_Toc230286346" w:history="1">
+            <w:r>
+              <w:rPr>
+                <w:rStyle w:val="Hiperligao"/>
+                <w:b/>
+                <w:noProof/>
+              </w:rPr>
+              <w:t>1.3. Estrutura do documento</w:t>
+            </w:r>
+            <w:r>
+              <w:rPr>
+                <w:noProof/>
+                <w:webHidden/>
+              </w:rPr>
+              <w:tab/>
+            </w:r>
+            <w:r>
+              <w:rPr>
+                <w:noProof/>
+                <w:webHidden/>
+              </w:rPr>
+              <w:fldChar w:fldCharType="begin"/>
+            </w:r>
+            <w:r>
+              <w:rPr>
+                <w:noProof/>
+                <w:webHidden/>
+              </w:rPr>
+              <w:instrText xml:space="preserve"> PAGEREF _Toc230286346 \h </w:instrText>
+            </w:r>
+            <w:r>
+              <w:rPr>
+                <w:noProof/>
+                <w:webHidden/>
+              </w:rPr>
+            </w:r>
+            <w:r>
+              <w:rPr>
+                <w:noProof/>
+                <w:webHidden/>
+              </w:rPr>
+              <w:fldChar w:fldCharType="separate"/>
+            </w:r>
+            <w:r>
+              <w:rPr>
+                <w:noProof/>
+                <w:webHidden/>
+              </w:rPr>
+              <w:t>6</w:t>
+            </w:r>
+            <w:r>
+              <w:rPr>
+                <w:noProof/>
+                <w:webHidden/>
+              </w:rPr>
+              <w:fldChar w:fldCharType="end"/>
+            </w:r>
+          </w:hyperlink>
+        </w:p>
+        <w:p>
+          <w:pPr>
+            <w:pStyle w:val="ndice3"/>
+            <w:tabs>
+              <w:tab w:val="right" w:leader="dot" w:pos="8777"/>
+            </w:tabs>
+            <w:rPr>
+              <w:rFonts w:asciiTheme="minorHAnsi" w:eastAsiaTheme="minorEastAsia" w:hAnsiTheme="minorHAnsi" w:cstheme="minorBidi"/>
+              <w:noProof/>
+              <w:kern w:val="2"/>
+              <w:sz w:val="24"/>
+              <w:szCs w:val="24"/>
+              <w14:ligatures w14:val="standardContextual"/>
+            </w:rPr>
+          </w:pPr>
+          <w:hyperlink w:anchor="_Toc230286347" w:history="1">
+            <w:r>
+              <w:rPr>
+                <w:rStyle w:val="Hiperligao"/>
+                <w:b/>
+                <w:noProof/>
+              </w:rPr>
+              <w:t>2.1. Sistemas de Informação Geográfica e WebSIG</w:t>
+            </w:r>
+            <w:r>
+              <w:rPr>
+                <w:noProof/>
+                <w:webHidden/>
+              </w:rPr>
+              <w:tab/>
+            </w:r>
+            <w:r>
+              <w:rPr>
+                <w:noProof/>
+                <w:webHidden/>
+              </w:rPr>
+              <w:fldChar w:fldCharType="begin"/>
+            </w:r>
+            <w:r>
+              <w:rPr>
+                <w:noProof/>
+                <w:webHidden/>
+              </w:rPr>
+              <w:instrText xml:space="preserve"> PAGEREF _Toc230286347 \h </w:instrText>
+            </w:r>
+            <w:r>
+              <w:rPr>
+                <w:noProof/>
+                <w:webHidden/>
+              </w:rPr>
+            </w:r>
+            <w:r>
+              <w:rPr>
+                <w:noProof/>
+                <w:webHidden/>
+              </w:rPr>
+              <w:fldChar w:fldCharType="separate"/>
+            </w:r>
+            <w:r>
+              <w:rPr>
+                <w:noProof/>
+                <w:webHidden/>
+              </w:rPr>
+              <w:t>7</w:t>
+            </w:r>
+            <w:r>
+              <w:rPr>
+                <w:noProof/>
+                <w:webHidden/>
+              </w:rPr>
+              <w:fldChar w:fldCharType="end"/>
+            </w:r>
+          </w:hyperlink>
+        </w:p>
+        <w:p>
+          <w:pPr>
+            <w:pStyle w:val="ndice3"/>
+            <w:tabs>
+              <w:tab w:val="right" w:leader="dot" w:pos="8777"/>
+            </w:tabs>
+            <w:rPr>
+              <w:rFonts w:asciiTheme="minorHAnsi" w:eastAsiaTheme="minorEastAsia" w:hAnsiTheme="minorHAnsi" w:cstheme="minorBidi"/>
+              <w:noProof/>
+              <w:kern w:val="2"/>
+              <w:sz w:val="24"/>
+              <w:szCs w:val="24"/>
+              <w14:ligatures w14:val="standardContextual"/>
+            </w:rPr>
+          </w:pPr>
+          <w:hyperlink w:anchor="_Toc230286348" w:history="1">
+            <w:r>
+              <w:rPr>
+                <w:rStyle w:val="Hiperligao"/>
+                <w:b/>
+                <w:noProof/>
+              </w:rPr>
+              <w:t>2.2. Bases de dados espaciais: relacional versus NoSQL</w:t>
+            </w:r>
+            <w:r>
+              <w:rPr>
+                <w:noProof/>
+                <w:webHidden/>
+              </w:rPr>
+              <w:tab/>
+            </w:r>
+            <w:r>
+              <w:rPr>
+                <w:noProof/>
+                <w:webHidden/>
+              </w:rPr>
+              <w:fldChar w:fldCharType="begin"/>
+            </w:r>
+            <w:r>
+              <w:rPr>
+                <w:noProof/>
+                <w:webHidden/>
+              </w:rPr>
+              <w:instrText xml:space="preserve"> PAGEREF _Toc230286348 \h </w:instrText>
+            </w:r>
+            <w:r>
+              <w:rPr>
+                <w:noProof/>
+                <w:webHidden/>
+              </w:rPr>
+            </w:r>
+            <w:r>
+              <w:rPr>
+                <w:noProof/>
+                <w:webHidden/>
+              </w:rPr>
+              <w:fldChar w:fldCharType="separate"/>
+            </w:r>
+            <w:r>
+              <w:rPr>
+                <w:noProof/>
+                <w:webHidden/>
+              </w:rPr>
+              <w:t>7</w:t>
+            </w:r>
+            <w:r>
+              <w:rPr>
+                <w:noProof/>
+                <w:webHidden/>
+              </w:rPr>
+              <w:fldChar w:fldCharType="end"/>
+            </w:r>
+          </w:hyperlink>
+        </w:p>
+        <w:p>
+          <w:pPr>
+            <w:pStyle w:val="ndice3"/>
+            <w:tabs>
+              <w:tab w:val="right" w:leader="dot" w:pos="8777"/>
+            </w:tabs>
+            <w:rPr>
+              <w:rFonts w:asciiTheme="minorHAnsi" w:eastAsiaTheme="minorEastAsia" w:hAnsiTheme="minorHAnsi" w:cstheme="minorBidi"/>
+              <w:noProof/>
+              <w:kern w:val="2"/>
+              <w:sz w:val="24"/>
+              <w:szCs w:val="24"/>
+              <w14:ligatures w14:val="standardContextual"/>
+            </w:rPr>
+          </w:pPr>
+          <w:hyperlink w:anchor="_Toc230286349" w:history="1">
+            <w:r>
+              <w:rPr>
+                <w:rStyle w:val="Hiperligao"/>
+                <w:b/>
+                <w:noProof/>
+              </w:rPr>
+              <w:t>2.3. O índice 2dsphere e os operadores geoespaciais do MongoDB</w:t>
+            </w:r>
+            <w:r>
+              <w:rPr>
+                <w:noProof/>
+                <w:webHidden/>
+              </w:rPr>
+              <w:tab/>
+            </w:r>
+            <w:r>
+              <w:rPr>
+                <w:noProof/>
+                <w:webHidden/>
+              </w:rPr>
+              <w:fldChar w:fldCharType="begin"/>
+            </w:r>
+            <w:r>
+              <w:rPr>
+                <w:noProof/>
+                <w:webHidden/>
+              </w:rPr>
+              <w:instrText xml:space="preserve"> PAGEREF _Toc230286349 \h </w:instrText>
+            </w:r>
+            <w:r>
+              <w:rPr>
+                <w:noProof/>
+                <w:webHidden/>
+              </w:rPr>
+            </w:r>
+            <w:r>
+              <w:rPr>
+                <w:noProof/>
+                <w:webHidden/>
+              </w:rPr>
+              <w:fldChar w:fldCharType="separate"/>
+            </w:r>
+            <w:r>
+              <w:rPr>
+                <w:noProof/>
+                <w:webHidden/>
+              </w:rPr>
+              <w:t>9</w:t>
+            </w:r>
+            <w:r>
+              <w:rPr>
+                <w:noProof/>
+                <w:webHidden/>
+              </w:rPr>
+              <w:fldChar w:fldCharType="end"/>
+            </w:r>
+          </w:hyperlink>
+        </w:p>
+        <w:p>
+          <w:pPr>
+            <w:pStyle w:val="ndice3"/>
+            <w:tabs>
+              <w:tab w:val="right" w:leader="dot" w:pos="8777"/>
+            </w:tabs>
+            <w:rPr>
+              <w:rFonts w:asciiTheme="minorHAnsi" w:eastAsiaTheme="minorEastAsia" w:hAnsiTheme="minorHAnsi" w:cstheme="minorBidi"/>
+              <w:noProof/>
+              <w:kern w:val="2"/>
+              <w:sz w:val="24"/>
+              <w:szCs w:val="24"/>
+              <w14:ligatures w14:val="standardContextual"/>
+            </w:rPr>
+          </w:pPr>
+          <w:hyperlink w:anchor="_Toc230286350" w:history="1">
+            <w:r>
+              <w:rPr>
+                <w:rStyle w:val="Hiperligao"/>
+                <w:b/>
+                <w:noProof/>
+              </w:rPr>
+              <w:t>2.4. OpenStreetMap e a Overpass API como fonte de dados</w:t>
+            </w:r>
+            <w:r>
+              <w:rPr>
+                <w:noProof/>
+                <w:webHidden/>
+              </w:rPr>
+              <w:tab/>
+            </w:r>
+            <w:r>
+              <w:rPr>
+                <w:noProof/>
+                <w:webHidden/>
+              </w:rPr>
+              <w:fldChar w:fldCharType="begin"/>
+            </w:r>
+            <w:r>
+              <w:rPr>
+                <w:noProof/>
+                <w:webHidden/>
+              </w:rPr>
+              <w:instrText xml:space="preserve"> PAGEREF _Toc230286350 \h </w:instrText>
+            </w:r>
+            <w:r>
+              <w:rPr>
+                <w:noProof/>
+                <w:webHidden/>
+              </w:rPr>
+            </w:r>
+            <w:r>
+              <w:rPr>
+                <w:noProof/>
+                <w:webHidden/>
+              </w:rPr>
+              <w:fldChar w:fldCharType="separate"/>
+            </w:r>
+            <w:r>
+              <w:rPr>
+                <w:noProof/>
+                <w:webHidden/>
+              </w:rPr>
+              <w:t>9</w:t>
+            </w:r>
+            <w:r>
+              <w:rPr>
+                <w:noProof/>
+                <w:webHidden/>
+              </w:rPr>
+              <w:fldChar w:fldCharType="end"/>
+            </w:r>
+          </w:hyperlink>
+        </w:p>
+        <w:p>
+          <w:pPr>
+            <w:pStyle w:val="ndice3"/>
+            <w:tabs>
+              <w:tab w:val="right" w:leader="dot" w:pos="8777"/>
+            </w:tabs>
+            <w:rPr>
+              <w:rFonts w:asciiTheme="minorHAnsi" w:eastAsiaTheme="minorEastAsia" w:hAnsiTheme="minorHAnsi" w:cstheme="minorBidi"/>
+              <w:noProof/>
+              <w:kern w:val="2"/>
+              <w:sz w:val="24"/>
+              <w:szCs w:val="24"/>
+              <w14:ligatures w14:val="standardContextual"/>
+            </w:rPr>
+          </w:pPr>
+          <w:hyperlink w:anchor="_Toc230286351" w:history="1">
+            <w:r>
+              <w:rPr>
+                <w:rStyle w:val="Hiperligao"/>
+                <w:b/>
+                <w:noProof/>
+              </w:rPr>
+              <w:t>2.5. Routing open-source: o caso da OSRM</w:t>
+            </w:r>
+            <w:r>
+              <w:rPr>
+                <w:noProof/>
+                <w:webHidden/>
+              </w:rPr>
+              <w:tab/>
+            </w:r>
+            <w:r>
+              <w:rPr>
+                <w:noProof/>
+                <w:webHidden/>
+              </w:rPr>
+              <w:fldChar w:fldCharType="begin"/>
+            </w:r>
+            <w:r>
+              <w:rPr>
+                <w:noProof/>
+                <w:webHidden/>
+              </w:rPr>
+              <w:instrText xml:space="preserve"> PAGEREF _Toc230286351 \h </w:instrText>
+            </w:r>
+            <w:r>
+              <w:rPr>
+                <w:noProof/>
+                <w:webHidden/>
+              </w:rPr>
+            </w:r>
+            <w:r>
+              <w:rPr>
+                <w:noProof/>
+                <w:webHidden/>
+              </w:rPr>
+              <w:fldChar w:fldCharType="separate"/>
+            </w:r>
+            <w:r>
+              <w:rPr>
+                <w:noProof/>
+                <w:webHidden/>
+              </w:rPr>
+              <w:t>10</w:t>
+            </w:r>
+            <w:r>
+              <w:rPr>
+                <w:noProof/>
+                <w:webHidden/>
+              </w:rPr>
+              <w:fldChar w:fldCharType="end"/>
+            </w:r>
+          </w:hyperlink>
+        </w:p>
+        <w:p>
+          <w:pPr>
+            <w:pStyle w:val="ndice3"/>
+            <w:tabs>
+              <w:tab w:val="right" w:leader="dot" w:pos="8777"/>
+            </w:tabs>
+            <w:rPr>
+              <w:rFonts w:asciiTheme="minorHAnsi" w:eastAsiaTheme="minorEastAsia" w:hAnsiTheme="minorHAnsi" w:cstheme="minorBidi"/>
+              <w:noProof/>
+              <w:kern w:val="2"/>
+              <w:sz w:val="24"/>
+              <w:szCs w:val="24"/>
+              <w14:ligatures w14:val="standardContextual"/>
+            </w:rPr>
+          </w:pPr>
+          <w:hyperlink w:anchor="_Toc230286352" w:history="1">
+            <w:r>
+              <w:rPr>
+                <w:rStyle w:val="Hiperligao"/>
+                <w:b/>
+                <w:noProof/>
+              </w:rPr>
+              <w:t>3.1. Visão geral da arquitetura</w:t>
+            </w:r>
+            <w:r>
+              <w:rPr>
+                <w:noProof/>
+                <w:webHidden/>
+              </w:rPr>
+              <w:tab/>
+            </w:r>
+            <w:r>
+              <w:rPr>
+                <w:noProof/>
+                <w:webHidden/>
+              </w:rPr>
+              <w:fldChar w:fldCharType="begin"/>
+            </w:r>
+            <w:r>
+              <w:rPr>
+                <w:noProof/>
+                <w:webHidden/>
+              </w:rPr>
+              <w:instrText xml:space="preserve"> PAGEREF _Toc230286352 \h </w:instrText>
+            </w:r>
+            <w:r>
+              <w:rPr>
+                <w:noProof/>
+                <w:webHidden/>
+              </w:rPr>
+            </w:r>
+            <w:r>
+              <w:rPr>
+                <w:noProof/>
+                <w:webHidden/>
+              </w:rPr>
+              <w:fldChar w:fldCharType="separate"/>
+            </w:r>
+            <w:r>
+              <w:rPr>
+                <w:noProof/>
+                <w:webHidden/>
+              </w:rPr>
+              <w:t>11</w:t>
+            </w:r>
+            <w:r>
+              <w:rPr>
+                <w:noProof/>
+                <w:webHidden/>
+              </w:rPr>
+              <w:fldChar w:fldCharType="end"/>
+            </w:r>
+          </w:hyperlink>
+        </w:p>
+        <w:p>
+          <w:pPr>
+            <w:pStyle w:val="ndice3"/>
+            <w:tabs>
+              <w:tab w:val="right" w:leader="dot" w:pos="8777"/>
+            </w:tabs>
+            <w:rPr>
+              <w:rFonts w:asciiTheme="minorHAnsi" w:eastAsiaTheme="minorEastAsia" w:hAnsiTheme="minorHAnsi" w:cstheme="minorBidi"/>
+              <w:noProof/>
+              <w:kern w:val="2"/>
+              <w:sz w:val="24"/>
+              <w:szCs w:val="24"/>
+              <w14:ligatures w14:val="standardContextual"/>
+            </w:rPr>
+          </w:pPr>
+          <w:hyperlink w:anchor="_Toc230286353" w:history="1">
+            <w:r>
+              <w:rPr>
+                <w:rStyle w:val="Hiperligao"/>
+                <w:b/>
+                <w:noProof/>
+              </w:rPr>
+              <w:t>3.2. Fluxo de dados</w:t>
+            </w:r>
+            <w:r>
+              <w:rPr>
+                <w:noProof/>
+                <w:webHidden/>
+              </w:rPr>
+              <w:tab/>
+            </w:r>
+            <w:r>
+              <w:rPr>
+                <w:noProof/>
+                <w:webHidden/>
+              </w:rPr>
+              <w:fldChar w:fldCharType="begin"/>
+            </w:r>
+            <w:r>
+              <w:rPr>
+                <w:noProof/>
+                <w:webHidden/>
+              </w:rPr>
+              <w:instrText xml:space="preserve"> PAGEREF _Toc230286353 \h </w:instrText>
+            </w:r>
+            <w:r>
+              <w:rPr>
+                <w:noProof/>
+                <w:webHidden/>
+              </w:rPr>
+            </w:r>
+            <w:r>
+              <w:rPr>
+                <w:noProof/>
+                <w:webHidden/>
+              </w:rPr>
+              <w:fldChar w:fldCharType="separate"/>
+            </w:r>
+            <w:r>
+              <w:rPr>
+                <w:noProof/>
+                <w:webHidden/>
+              </w:rPr>
+              <w:t>12</w:t>
+            </w:r>
+            <w:r>
+              <w:rPr>
+                <w:noProof/>
+                <w:webHidden/>
+              </w:rPr>
+              <w:fldChar w:fldCharType="end"/>
+            </w:r>
+          </w:hyperlink>
+        </w:p>
+        <w:p>
+          <w:pPr>
+            <w:pStyle w:val="ndice3"/>
+            <w:tabs>
+              <w:tab w:val="right" w:leader="dot" w:pos="8777"/>
+            </w:tabs>
+            <w:rPr>
+              <w:rFonts w:asciiTheme="minorHAnsi" w:eastAsiaTheme="minorEastAsia" w:hAnsiTheme="minorHAnsi" w:cstheme="minorBidi"/>
+              <w:noProof/>
+              <w:kern w:val="2"/>
+              <w:sz w:val="24"/>
+              <w:szCs w:val="24"/>
+              <w14:ligatures w14:val="standardContextual"/>
+            </w:rPr>
+          </w:pPr>
+          <w:hyperlink w:anchor="_Toc230286354" w:history="1">
+            <w:r>
+              <w:rPr>
+                <w:rStyle w:val="Hiperligao"/>
+                <w:b/>
+                <w:noProof/>
+              </w:rPr>
+              <w:t>3.3. Modelo de dados — a coleção facilities</w:t>
+            </w:r>
+            <w:r>
+              <w:rPr>
+                <w:noProof/>
+                <w:webHidden/>
+              </w:rPr>
+              <w:tab/>
+            </w:r>
+            <w:r>
+              <w:rPr>
+                <w:noProof/>
+                <w:webHidden/>
+              </w:rPr>
+              <w:fldChar w:fldCharType="begin"/>
+            </w:r>
+            <w:r>
+              <w:rPr>
+                <w:noProof/>
+                <w:webHidden/>
+              </w:rPr>
+              <w:instrText xml:space="preserve"> PAGEREF _Toc230286354 \h </w:instrText>
+            </w:r>
+            <w:r>
+              <w:rPr>
+                <w:noProof/>
+                <w:webHidden/>
+              </w:rPr>
+            </w:r>
+            <w:r>
+              <w:rPr>
+                <w:noProof/>
+                <w:webHidden/>
+              </w:rPr>
+              <w:fldChar w:fldCharType="separate"/>
+            </w:r>
+            <w:r>
+              <w:rPr>
+                <w:noProof/>
+                <w:webHidden/>
+              </w:rPr>
+              <w:t>13</w:t>
+            </w:r>
+            <w:r>
+              <w:rPr>
+                <w:noProof/>
+                <w:webHidden/>
+              </w:rPr>
+              <w:fldChar w:fldCharType="end"/>
+            </w:r>
+          </w:hyperlink>
+        </w:p>
+        <w:p>
+          <w:pPr>
+            <w:pStyle w:val="ndice3"/>
+            <w:tabs>
+              <w:tab w:val="right" w:leader="dot" w:pos="8777"/>
+            </w:tabs>
+            <w:rPr>
+              <w:rFonts w:asciiTheme="minorHAnsi" w:eastAsiaTheme="minorEastAsia" w:hAnsiTheme="minorHAnsi" w:cstheme="minorBidi"/>
+              <w:noProof/>
+              <w:kern w:val="2"/>
+              <w:sz w:val="24"/>
+              <w:szCs w:val="24"/>
+              <w14:ligatures w14:val="standardContextual"/>
+            </w:rPr>
+          </w:pPr>
+          <w:hyperlink w:anchor="_Toc230286355" w:history="1">
+            <w:r>
+              <w:rPr>
+                <w:rStyle w:val="Hiperligao"/>
+                <w:b/>
+                <w:noProof/>
+              </w:rPr>
+              <w:t>3.4. Índices criados e racional</w:t>
+            </w:r>
+            <w:r>
+              <w:rPr>
+                <w:noProof/>
+                <w:webHidden/>
+              </w:rPr>
+              <w:tab/>
+            </w:r>
+            <w:r>
+              <w:rPr>
+                <w:noProof/>
+                <w:webHidden/>
+              </w:rPr>
+              <w:fldChar w:fldCharType="begin"/>
+            </w:r>
+            <w:r>
+              <w:rPr>
+                <w:noProof/>
+                <w:webHidden/>
+              </w:rPr>
+              <w:instrText xml:space="preserve"> PAGEREF _Toc230286355 \h </w:instrText>
+            </w:r>
+            <w:r>
+              <w:rPr>
+                <w:noProof/>
+                <w:webHidden/>
+              </w:rPr>
+            </w:r>
+            <w:r>
+              <w:rPr>
+                <w:noProof/>
+                <w:webHidden/>
+              </w:rPr>
+              <w:fldChar w:fldCharType="separate"/>
+            </w:r>
+            <w:r>
+              <w:rPr>
+                <w:noProof/>
+                <w:webHidden/>
+              </w:rPr>
+              <w:t>14</w:t>
+            </w:r>
+            <w:r>
+              <w:rPr>
+                <w:noProof/>
+                <w:webHidden/>
+              </w:rPr>
+              <w:fldChar w:fldCharType="end"/>
+            </w:r>
+          </w:hyperlink>
+        </w:p>
+        <w:p>
+          <w:pPr>
+            <w:pStyle w:val="ndice3"/>
+            <w:tabs>
+              <w:tab w:val="right" w:leader="dot" w:pos="8777"/>
+            </w:tabs>
+            <w:rPr>
+              <w:rFonts w:asciiTheme="minorHAnsi" w:eastAsiaTheme="minorEastAsia" w:hAnsiTheme="minorHAnsi" w:cstheme="minorBidi"/>
+              <w:noProof/>
+              <w:kern w:val="2"/>
+              <w:sz w:val="24"/>
+              <w:szCs w:val="24"/>
+              <w14:ligatures w14:val="standardContextual"/>
+            </w:rPr>
+          </w:pPr>
+          <w:hyperlink w:anchor="_Toc230286356" w:history="1">
+            <w:r>
+              <w:rPr>
+                <w:rStyle w:val="Hiperligao"/>
+                <w:b/>
+                <w:noProof/>
+              </w:rPr>
+              <w:t>4.1. Pipeline de ingestão (seed_osm.py)</w:t>
+            </w:r>
+            <w:r>
+              <w:rPr>
+                <w:noProof/>
+                <w:webHidden/>
+              </w:rPr>
+              <w:tab/>
+            </w:r>
+            <w:r>
+              <w:rPr>
+                <w:noProof/>
+                <w:webHidden/>
+              </w:rPr>
+              <w:fldChar w:fldCharType="begin"/>
+            </w:r>
+            <w:r>
+              <w:rPr>
+                <w:noProof/>
+                <w:webHidden/>
+              </w:rPr>
+              <w:instrText xml:space="preserve"> PAGEREF _Toc230286356 \h </w:instrText>
+            </w:r>
+            <w:r>
+              <w:rPr>
+                <w:noProof/>
+                <w:webHidden/>
+              </w:rPr>
+            </w:r>
+            <w:r>
+              <w:rPr>
+                <w:noProof/>
+                <w:webHidden/>
+              </w:rPr>
+              <w:fldChar w:fldCharType="separate"/>
+            </w:r>
+            <w:r>
+              <w:rPr>
+                <w:noProof/>
+                <w:webHidden/>
+              </w:rPr>
+              <w:t>15</w:t>
+            </w:r>
+            <w:r>
+              <w:rPr>
+                <w:noProof/>
+                <w:webHidden/>
+              </w:rPr>
+              <w:fldChar w:fldCharType="end"/>
+            </w:r>
+          </w:hyperlink>
+        </w:p>
+        <w:p>
+          <w:pPr>
+            <w:pStyle w:val="ndice3"/>
+            <w:tabs>
+              <w:tab w:val="right" w:leader="dot" w:pos="8777"/>
+            </w:tabs>
+            <w:rPr>
+              <w:rFonts w:asciiTheme="minorHAnsi" w:eastAsiaTheme="minorEastAsia" w:hAnsiTheme="minorHAnsi" w:cstheme="minorBidi"/>
+              <w:noProof/>
+              <w:kern w:val="2"/>
+              <w:sz w:val="24"/>
+              <w:szCs w:val="24"/>
+              <w14:ligatures w14:val="standardContextual"/>
+            </w:rPr>
+          </w:pPr>
+          <w:hyperlink w:anchor="_Toc230286357" w:history="1">
+            <w:r>
+              <w:rPr>
+                <w:rStyle w:val="Hiperligao"/>
+                <w:b/>
+                <w:noProof/>
+              </w:rPr>
+              <w:t>4.2. Camada Web e API REST</w:t>
+            </w:r>
+            <w:r>
+              <w:rPr>
+                <w:noProof/>
+                <w:webHidden/>
+              </w:rPr>
+              <w:tab/>
+            </w:r>
+            <w:r>
+              <w:rPr>
+                <w:noProof/>
+                <w:webHidden/>
+              </w:rPr>
+              <w:fldChar w:fldCharType="begin"/>
+            </w:r>
+            <w:r>
+              <w:rPr>
+                <w:noProof/>
+                <w:webHidden/>
+              </w:rPr>
+              <w:instrText xml:space="preserve"> PAGEREF _Toc230286357 \h </w:instrText>
+            </w:r>
+            <w:r>
+              <w:rPr>
+                <w:noProof/>
+                <w:webHidden/>
+              </w:rPr>
+            </w:r>
+            <w:r>
+              <w:rPr>
+                <w:noProof/>
+                <w:webHidden/>
+              </w:rPr>
+              <w:fldChar w:fldCharType="separate"/>
+            </w:r>
+            <w:r>
+              <w:rPr>
+                <w:noProof/>
+                <w:webHidden/>
+              </w:rPr>
+              <w:t>16</w:t>
+            </w:r>
+            <w:r>
+              <w:rPr>
+                <w:noProof/>
+                <w:webHidden/>
+              </w:rPr>
+              <w:fldChar w:fldCharType="end"/>
+            </w:r>
+          </w:hyperlink>
+        </w:p>
+        <w:p>
+          <w:pPr>
+            <w:pStyle w:val="ndice3"/>
+            <w:tabs>
+              <w:tab w:val="right" w:leader="dot" w:pos="8777"/>
+            </w:tabs>
+            <w:rPr>
+              <w:rFonts w:asciiTheme="minorHAnsi" w:eastAsiaTheme="minorEastAsia" w:hAnsiTheme="minorHAnsi" w:cstheme="minorBidi"/>
+              <w:noProof/>
+              <w:kern w:val="2"/>
+              <w:sz w:val="24"/>
+              <w:szCs w:val="24"/>
+              <w14:ligatures w14:val="standardContextual"/>
+            </w:rPr>
+          </w:pPr>
+          <w:hyperlink w:anchor="_Toc230286358" w:history="1">
+            <w:r>
+              <w:rPr>
+                <w:rStyle w:val="Hiperligao"/>
+                <w:b/>
+                <w:noProof/>
+              </w:rPr>
+              <w:t>4.3. Queries geoespaciais explicadas</w:t>
+            </w:r>
+            <w:r>
+              <w:rPr>
+                <w:noProof/>
+                <w:webHidden/>
+              </w:rPr>
+              <w:tab/>
+            </w:r>
+            <w:r>
+              <w:rPr>
+                <w:noProof/>
+                <w:webHidden/>
+              </w:rPr>
+              <w:fldChar w:fldCharType="begin"/>
+            </w:r>
+            <w:r>
+              <w:rPr>
+                <w:noProof/>
+                <w:webHidden/>
+              </w:rPr>
+              <w:instrText xml:space="preserve"> PAGEREF _Toc230286358 \h </w:instrText>
+            </w:r>
+            <w:r>
+              <w:rPr>
+                <w:noProof/>
+                <w:webHidden/>
+              </w:rPr>
+            </w:r>
+            <w:r>
+              <w:rPr>
+                <w:noProof/>
+                <w:webHidden/>
+              </w:rPr>
+              <w:fldChar w:fldCharType="separate"/>
+            </w:r>
+            <w:r>
+              <w:rPr>
+                <w:noProof/>
+                <w:webHidden/>
+              </w:rPr>
+              <w:t>17</w:t>
+            </w:r>
+            <w:r>
+              <w:rPr>
+                <w:noProof/>
+                <w:webHidden/>
+              </w:rPr>
+              <w:fldChar w:fldCharType="end"/>
+            </w:r>
+          </w:hyperlink>
+        </w:p>
+        <w:p>
+          <w:pPr>
+            <w:pStyle w:val="ndice3"/>
+            <w:tabs>
+              <w:tab w:val="right" w:leader="dot" w:pos="8777"/>
+            </w:tabs>
+            <w:rPr>
+              <w:rFonts w:asciiTheme="minorHAnsi" w:eastAsiaTheme="minorEastAsia" w:hAnsiTheme="minorHAnsi" w:cstheme="minorBidi"/>
+              <w:noProof/>
+              <w:kern w:val="2"/>
+              <w:sz w:val="24"/>
+              <w:szCs w:val="24"/>
+              <w14:ligatures w14:val="standardContextual"/>
+            </w:rPr>
+          </w:pPr>
+          <w:hyperlink w:anchor="_Toc230286359" w:history="1">
+            <w:r>
+              <w:rPr>
+                <w:rStyle w:val="Hiperligao"/>
+                <w:b/>
+                <w:noProof/>
+              </w:rPr>
+              <w:t>4.4. Frontend Leaflet</w:t>
+            </w:r>
+            <w:r>
+              <w:rPr>
+                <w:noProof/>
+                <w:webHidden/>
+              </w:rPr>
+              <w:tab/>
+            </w:r>
+            <w:r>
+              <w:rPr>
+                <w:noProof/>
+                <w:webHidden/>
+              </w:rPr>
+              <w:fldChar w:fldCharType="begin"/>
+            </w:r>
+            <w:r>
+              <w:rPr>
+                <w:noProof/>
+                <w:webHidden/>
+              </w:rPr>
+              <w:instrText xml:space="preserve"> PAGEREF _Toc230286359 \h </w:instrText>
+            </w:r>
+            <w:r>
+              <w:rPr>
+                <w:noProof/>
+                <w:webHidden/>
+              </w:rPr>
+            </w:r>
+            <w:r>
+              <w:rPr>
+                <w:noProof/>
+                <w:webHidden/>
+              </w:rPr>
+              <w:fldChar w:fldCharType="separate"/>
+            </w:r>
+            <w:r>
+              <w:rPr>
+                <w:noProof/>
+                <w:webHidden/>
+              </w:rPr>
+              <w:t>20</w:t>
+            </w:r>
+            <w:r>
+              <w:rPr>
+                <w:noProof/>
+                <w:webHidden/>
+              </w:rPr>
+              <w:fldChar w:fldCharType="end"/>
+            </w:r>
+          </w:hyperlink>
+        </w:p>
+        <w:p>
+          <w:pPr>
+            <w:pStyle w:val="ndice3"/>
+            <w:tabs>
+              <w:tab w:val="right" w:leader="dot" w:pos="8777"/>
+            </w:tabs>
+            <w:rPr>
+              <w:rFonts w:asciiTheme="minorHAnsi" w:eastAsiaTheme="minorEastAsia" w:hAnsiTheme="minorHAnsi" w:cstheme="minorBidi"/>
+              <w:noProof/>
+              <w:kern w:val="2"/>
+              <w:sz w:val="24"/>
+              <w:szCs w:val="24"/>
+              <w14:ligatures w14:val="standardContextual"/>
+            </w:rPr>
+          </w:pPr>
+          <w:hyperlink w:anchor="_Toc230286360" w:history="1">
+            <w:r>
+              <w:rPr>
+                <w:rStyle w:val="Hiperligao"/>
+                <w:b/>
+                <w:noProof/>
+              </w:rPr>
+              <w:t>4.5. Cálculo de rotas multi-modal</w:t>
+            </w:r>
+            <w:r>
+              <w:rPr>
+                <w:noProof/>
+                <w:webHidden/>
+              </w:rPr>
+              <w:tab/>
+            </w:r>
+            <w:r>
+              <w:rPr>
+                <w:noProof/>
+                <w:webHidden/>
+              </w:rPr>
+              <w:fldChar w:fldCharType="begin"/>
+            </w:r>
+            <w:r>
+              <w:rPr>
+                <w:noProof/>
+                <w:webHidden/>
+              </w:rPr>
+              <w:instrText xml:space="preserve"> PAGEREF _Toc230286360 \h </w:instrText>
+            </w:r>
+            <w:r>
+              <w:rPr>
+                <w:noProof/>
+                <w:webHidden/>
+              </w:rPr>
+            </w:r>
+            <w:r>
+              <w:rPr>
+                <w:noProof/>
+                <w:webHidden/>
+              </w:rPr>
+              <w:fldChar w:fldCharType="separate"/>
+            </w:r>
+            <w:r>
+              <w:rPr>
+                <w:noProof/>
+                <w:webHidden/>
+              </w:rPr>
+              <w:t>21</w:t>
+            </w:r>
+            <w:r>
+              <w:rPr>
+                <w:noProof/>
+                <w:webHidden/>
+              </w:rPr>
+              <w:fldChar w:fldCharType="end"/>
+            </w:r>
+          </w:hyperlink>
+        </w:p>
+        <w:p>
+          <w:pPr>
+            <w:pStyle w:val="ndice3"/>
+            <w:tabs>
+              <w:tab w:val="right" w:leader="dot" w:pos="8777"/>
+            </w:tabs>
+            <w:rPr>
+              <w:rFonts w:asciiTheme="minorHAnsi" w:eastAsiaTheme="minorEastAsia" w:hAnsiTheme="minorHAnsi" w:cstheme="minorBidi"/>
+              <w:noProof/>
+              <w:kern w:val="2"/>
+              <w:sz w:val="24"/>
+              <w:szCs w:val="24"/>
+              <w14:ligatures w14:val="standardContextual"/>
+            </w:rPr>
+          </w:pPr>
+          <w:hyperlink w:anchor="_Toc230286361" w:history="1">
+            <w:r>
+              <w:rPr>
+                <w:rStyle w:val="Hiperligao"/>
+                <w:b/>
+                <w:noProof/>
+              </w:rPr>
+              <w:t>5.1. Volumetria e cobertura geográfica</w:t>
+            </w:r>
+            <w:r>
+              <w:rPr>
+                <w:noProof/>
+                <w:webHidden/>
+              </w:rPr>
+              <w:tab/>
+            </w:r>
+            <w:r>
+              <w:rPr>
+                <w:noProof/>
+                <w:webHidden/>
+              </w:rPr>
+              <w:fldChar w:fldCharType="begin"/>
+            </w:r>
+            <w:r>
+              <w:rPr>
+                <w:noProof/>
+                <w:webHidden/>
+              </w:rPr>
+              <w:instrText xml:space="preserve"> PAGEREF _Toc230286361 \h </w:instrText>
+            </w:r>
+            <w:r>
+              <w:rPr>
+                <w:noProof/>
+                <w:webHidden/>
+              </w:rPr>
+            </w:r>
+            <w:r>
+              <w:rPr>
+                <w:noProof/>
+                <w:webHidden/>
+              </w:rPr>
+              <w:fldChar w:fldCharType="separate"/>
+            </w:r>
+            <w:r>
+              <w:rPr>
+                <w:noProof/>
+                <w:webHidden/>
+              </w:rPr>
+              <w:t>22</w:t>
+            </w:r>
+            <w:r>
+              <w:rPr>
+                <w:noProof/>
+                <w:webHidden/>
+              </w:rPr>
+              <w:fldChar w:fldCharType="end"/>
+            </w:r>
+          </w:hyperlink>
+        </w:p>
+        <w:p>
+          <w:pPr>
+            <w:pStyle w:val="ndice3"/>
+            <w:tabs>
+              <w:tab w:val="right" w:leader="dot" w:pos="8777"/>
+            </w:tabs>
+            <w:rPr>
+              <w:rFonts w:asciiTheme="minorHAnsi" w:eastAsiaTheme="minorEastAsia" w:hAnsiTheme="minorHAnsi" w:cstheme="minorBidi"/>
+              <w:noProof/>
+              <w:kern w:val="2"/>
+              <w:sz w:val="24"/>
+              <w:szCs w:val="24"/>
+              <w14:ligatures w14:val="standardContextual"/>
+            </w:rPr>
+          </w:pPr>
+          <w:hyperlink w:anchor="_Toc230286362" w:history="1">
+            <w:r>
+              <w:rPr>
+                <w:rStyle w:val="Hiperligao"/>
+                <w:b/>
+                <w:noProof/>
+              </w:rPr>
+              <w:t>5.2. Casos de uso ilustrados</w:t>
+            </w:r>
+            <w:r>
+              <w:rPr>
+                <w:noProof/>
+                <w:webHidden/>
+              </w:rPr>
+              <w:tab/>
+            </w:r>
+            <w:r>
+              <w:rPr>
+                <w:noProof/>
+                <w:webHidden/>
+              </w:rPr>
+              <w:fldChar w:fldCharType="begin"/>
+            </w:r>
+            <w:r>
+              <w:rPr>
+                <w:noProof/>
+                <w:webHidden/>
+              </w:rPr>
+              <w:instrText xml:space="preserve"> PAGEREF _Toc230286362 \h </w:instrText>
+            </w:r>
+            <w:r>
+              <w:rPr>
+                <w:noProof/>
+                <w:webHidden/>
+              </w:rPr>
+            </w:r>
+            <w:r>
+              <w:rPr>
+                <w:noProof/>
+                <w:webHidden/>
+              </w:rPr>
+              <w:fldChar w:fldCharType="separate"/>
+            </w:r>
+            <w:r>
+              <w:rPr>
+                <w:noProof/>
+                <w:webHidden/>
+              </w:rPr>
+              <w:t>23</w:t>
+            </w:r>
+            <w:r>
+              <w:rPr>
+                <w:noProof/>
+                <w:webHidden/>
+              </w:rPr>
+              <w:fldChar w:fldCharType="end"/>
+            </w:r>
+          </w:hyperlink>
+        </w:p>
+        <w:p>
+          <w:pPr>
+            <w:pStyle w:val="ndice3"/>
+            <w:tabs>
+              <w:tab w:val="right" w:leader="dot" w:pos="8777"/>
+            </w:tabs>
+            <w:rPr>
+              <w:rFonts w:asciiTheme="minorHAnsi" w:eastAsiaTheme="minorEastAsia" w:hAnsiTheme="minorHAnsi" w:cstheme="minorBidi"/>
+              <w:noProof/>
+              <w:kern w:val="2"/>
+              <w:sz w:val="24"/>
+              <w:szCs w:val="24"/>
+              <w14:ligatures w14:val="standardContextual"/>
+            </w:rPr>
+          </w:pPr>
+          <w:hyperlink w:anchor="_Toc230286363" w:history="1">
+            <w:r>
+              <w:rPr>
+                <w:rStyle w:val="Hiperligao"/>
+                <w:b/>
+                <w:noProof/>
+              </w:rPr>
+              <w:t>5.3. Análise de performance</w:t>
+            </w:r>
+            <w:r>
+              <w:rPr>
+                <w:noProof/>
+                <w:webHidden/>
+              </w:rPr>
+              <w:tab/>
+            </w:r>
+            <w:r>
+              <w:rPr>
+                <w:noProof/>
+                <w:webHidden/>
+              </w:rPr>
+              <w:fldChar w:fldCharType="begin"/>
+            </w:r>
+            <w:r>
+              <w:rPr>
+                <w:noProof/>
+                <w:webHidden/>
+              </w:rPr>
+              <w:instrText xml:space="preserve"> PAGEREF _Toc230286363 \h </w:instrText>
+            </w:r>
+            <w:r>
+              <w:rPr>
+                <w:noProof/>
+                <w:webHidden/>
+              </w:rPr>
+            </w:r>
+            <w:r>
+              <w:rPr>
+                <w:noProof/>
+                <w:webHidden/>
+              </w:rPr>
+              <w:fldChar w:fldCharType="separate"/>
+            </w:r>
+            <w:r>
+              <w:rPr>
+                <w:noProof/>
+                <w:webHidden/>
+              </w:rPr>
+              <w:t>25</w:t>
+            </w:r>
+            <w:r>
+              <w:rPr>
+                <w:noProof/>
+                <w:webHidden/>
+              </w:rPr>
+              <w:fldChar w:fldCharType="end"/>
+            </w:r>
+          </w:hyperlink>
+        </w:p>
+        <w:p>
+          <w:pPr>
+            <w:pStyle w:val="ndice3"/>
+            <w:tabs>
+              <w:tab w:val="right" w:leader="dot" w:pos="8777"/>
+            </w:tabs>
+            <w:rPr>
+              <w:rFonts w:asciiTheme="minorHAnsi" w:eastAsiaTheme="minorEastAsia" w:hAnsiTheme="minorHAnsi" w:cstheme="minorBidi"/>
+              <w:noProof/>
+              <w:kern w:val="2"/>
+              <w:sz w:val="24"/>
+              <w:szCs w:val="24"/>
+              <w14:ligatures w14:val="standardContextual"/>
+            </w:rPr>
+          </w:pPr>
+          <w:hyperlink w:anchor="_Toc230286364" w:history="1">
+            <w:r>
+              <w:rPr>
+                <w:rStyle w:val="Hiperligao"/>
+                <w:b/>
+                <w:noProof/>
+              </w:rPr>
+              <w:t>5.4. Cumprimento dos requisitos do brief</w:t>
+            </w:r>
+            <w:r>
+              <w:rPr>
+                <w:noProof/>
+                <w:webHidden/>
+              </w:rPr>
+              <w:tab/>
+            </w:r>
+            <w:r>
+              <w:rPr>
+                <w:noProof/>
+                <w:webHidden/>
+              </w:rPr>
+              <w:fldChar w:fldCharType="begin"/>
+            </w:r>
+            <w:r>
+              <w:rPr>
+                <w:noProof/>
+                <w:webHidden/>
+              </w:rPr>
+              <w:instrText xml:space="preserve"> PAGEREF _Toc230286364 \h </w:instrText>
+            </w:r>
+            <w:r>
+              <w:rPr>
+                <w:noProof/>
+                <w:webHidden/>
+              </w:rPr>
+            </w:r>
+            <w:r>
+              <w:rPr>
+                <w:noProof/>
+                <w:webHidden/>
+              </w:rPr>
+              <w:fldChar w:fldCharType="separate"/>
+            </w:r>
+            <w:r>
+              <w:rPr>
+                <w:noProof/>
+                <w:webHidden/>
+              </w:rPr>
+              <w:t>26</w:t>
+            </w:r>
+            <w:r>
+              <w:rPr>
+                <w:noProof/>
+                <w:webHidden/>
+              </w:rPr>
+              <w:fldChar w:fldCharType="end"/>
+            </w:r>
+          </w:hyperlink>
+        </w:p>
+        <w:p>
+          <w:pPr>
+            <w:pStyle w:val="ndice3"/>
+            <w:tabs>
+              <w:tab w:val="right" w:leader="dot" w:pos="8777"/>
+            </w:tabs>
+            <w:rPr>
+              <w:rFonts w:asciiTheme="minorHAnsi" w:eastAsiaTheme="minorEastAsia" w:hAnsiTheme="minorHAnsi" w:cstheme="minorBidi"/>
+              <w:noProof/>
+              <w:kern w:val="2"/>
+              <w:sz w:val="24"/>
+              <w:szCs w:val="24"/>
+              <w14:ligatures w14:val="standardContextual"/>
+            </w:rPr>
+          </w:pPr>
+          <w:hyperlink w:anchor="_Toc230286365" w:history="1">
+            <w:r>
+              <w:rPr>
+                <w:rStyle w:val="Hiperligao"/>
+                <w:b/>
+                <w:noProof/>
+              </w:rPr>
+              <w:t>6.1. Reflexão crítica</w:t>
+            </w:r>
+            <w:r>
+              <w:rPr>
+                <w:noProof/>
+                <w:webHidden/>
+              </w:rPr>
+              <w:tab/>
+            </w:r>
+            <w:r>
+              <w:rPr>
+                <w:noProof/>
+                <w:webHidden/>
+              </w:rPr>
+              <w:fldChar w:fldCharType="begin"/>
+            </w:r>
+            <w:r>
+              <w:rPr>
+                <w:noProof/>
+                <w:webHidden/>
+              </w:rPr>
+              <w:instrText xml:space="preserve"> PAGEREF _Toc230286365 \h </w:instrText>
+            </w:r>
+            <w:r>
+              <w:rPr>
+                <w:noProof/>
+                <w:webHidden/>
+              </w:rPr>
+            </w:r>
+            <w:r>
+              <w:rPr>
+                <w:noProof/>
+                <w:webHidden/>
+              </w:rPr>
+              <w:fldChar w:fldCharType="separate"/>
+            </w:r>
+            <w:r>
+              <w:rPr>
+                <w:noProof/>
+                <w:webHidden/>
+              </w:rPr>
+              <w:t>27</w:t>
+            </w:r>
+            <w:r>
+              <w:rPr>
+                <w:noProof/>
+                <w:webHidden/>
+              </w:rPr>
+              <w:fldChar w:fldCharType="end"/>
+            </w:r>
+          </w:hyperlink>
+        </w:p>
+        <w:p>
+          <w:pPr>
+            <w:pStyle w:val="ndice3"/>
+            <w:tabs>
+              <w:tab w:val="right" w:leader="dot" w:pos="8777"/>
+            </w:tabs>
+            <w:rPr>
+              <w:rFonts w:asciiTheme="minorHAnsi" w:eastAsiaTheme="minorEastAsia" w:hAnsiTheme="minorHAnsi" w:cstheme="minorBidi"/>
+              <w:noProof/>
+              <w:kern w:val="2"/>
+              <w:sz w:val="24"/>
+              <w:szCs w:val="24"/>
+              <w14:ligatures w14:val="standardContextual"/>
+            </w:rPr>
+          </w:pPr>
+          <w:hyperlink w:anchor="_Toc230286366" w:history="1">
+            <w:r>
+              <w:rPr>
+                <w:rStyle w:val="Hiperligao"/>
+                <w:b/>
+                <w:noProof/>
+              </w:rPr>
+              <w:t>6.2. Limitações identificadas</w:t>
+            </w:r>
+            <w:r>
+              <w:rPr>
+                <w:noProof/>
+                <w:webHidden/>
+              </w:rPr>
+              <w:tab/>
+            </w:r>
+            <w:r>
+              <w:rPr>
+                <w:noProof/>
+                <w:webHidden/>
+              </w:rPr>
+              <w:fldChar w:fldCharType="begin"/>
+            </w:r>
+            <w:r>
+              <w:rPr>
+                <w:noProof/>
+                <w:webHidden/>
+              </w:rPr>
+              <w:instrText xml:space="preserve"> PAGEREF _Toc230286366 \h </w:instrText>
+            </w:r>
+            <w:r>
+              <w:rPr>
+                <w:noProof/>
+                <w:webHidden/>
+              </w:rPr>
+            </w:r>
+            <w:r>
+              <w:rPr>
+                <w:noProof/>
+                <w:webHidden/>
+              </w:rPr>
+              <w:fldChar w:fldCharType="separate"/>
+            </w:r>
+            <w:r>
+              <w:rPr>
+                <w:noProof/>
+                <w:webHidden/>
+              </w:rPr>
+              <w:t>27</w:t>
+            </w:r>
+            <w:r>
+              <w:rPr>
+                <w:noProof/>
+                <w:webHidden/>
+              </w:rPr>
+              <w:fldChar w:fldCharType="end"/>
+            </w:r>
+          </w:hyperlink>
+        </w:p>
+        <w:p>
+          <w:pPr>
+            <w:pStyle w:val="ndice3"/>
+            <w:tabs>
+              <w:tab w:val="right" w:leader="dot" w:pos="8777"/>
+            </w:tabs>
+            <w:rPr>
+              <w:rFonts w:asciiTheme="minorHAnsi" w:eastAsiaTheme="minorEastAsia" w:hAnsiTheme="minorHAnsi" w:cstheme="minorBidi"/>
+              <w:noProof/>
+              <w:kern w:val="2"/>
+              <w:sz w:val="24"/>
+              <w:szCs w:val="24"/>
+              <w14:ligatures w14:val="standardContextual"/>
+            </w:rPr>
+          </w:pPr>
+          <w:hyperlink w:anchor="_Toc230286367" w:history="1">
+            <w:r>
+              <w:rPr>
+                <w:rStyle w:val="Hiperligao"/>
+                <w:b/>
+                <w:noProof/>
+              </w:rPr>
+              <w:t>6.3. Trabalho futuro</w:t>
+            </w:r>
+            <w:r>
+              <w:rPr>
+                <w:noProof/>
+                <w:webHidden/>
+              </w:rPr>
+              <w:tab/>
+            </w:r>
+            <w:r>
+              <w:rPr>
+                <w:noProof/>
+                <w:webHidden/>
+              </w:rPr>
+              <w:fldChar w:fldCharType="begin"/>
+            </w:r>
+            <w:r>
+              <w:rPr>
+                <w:noProof/>
+                <w:webHidden/>
+              </w:rPr>
+              <w:instrText xml:space="preserve"> PAGEREF _Toc230286367 \h </w:instrText>
+            </w:r>
+            <w:r>
+              <w:rPr>
+                <w:noProof/>
+                <w:webHidden/>
+              </w:rPr>
+            </w:r>
+            <w:r>
+              <w:rPr>
+                <w:noProof/>
+                <w:webHidden/>
+              </w:rPr>
+              <w:fldChar w:fldCharType="separate"/>
+            </w:r>
+            <w:r>
+              <w:rPr>
+                <w:noProof/>
+                <w:webHidden/>
+              </w:rPr>
+              <w:t>28</w:t>
+            </w:r>
+            <w:r>
+              <w:rPr>
+                <w:noProof/>
+                <w:webHidden/>
+              </w:rPr>
+              <w:fldChar w:fldCharType="end"/>
+            </w:r>
+          </w:hyperlink>
+        </w:p>
+        <w:p>
+          <w:pPr>
+            <w:pStyle w:val="ndice3"/>
+            <w:tabs>
+              <w:tab w:val="right" w:leader="dot" w:pos="8777"/>
+            </w:tabs>
+            <w:rPr>
+              <w:rFonts w:asciiTheme="minorHAnsi" w:eastAsiaTheme="minorEastAsia" w:hAnsiTheme="minorHAnsi" w:cstheme="minorBidi"/>
+              <w:noProof/>
+              <w:kern w:val="2"/>
+              <w:sz w:val="24"/>
+              <w:szCs w:val="24"/>
+              <w14:ligatures w14:val="standardContextual"/>
+            </w:rPr>
+          </w:pPr>
+          <w:hyperlink w:anchor="_Toc230286368" w:history="1">
+            <w:r>
+              <w:rPr>
+                <w:rStyle w:val="Hiperligao"/>
+                <w:b/>
+                <w:noProof/>
+              </w:rPr>
+              <w:t>6.4. Considerações finais</w:t>
+            </w:r>
+            <w:r>
+              <w:rPr>
+                <w:noProof/>
+                <w:webHidden/>
+              </w:rPr>
+              <w:tab/>
+            </w:r>
+            <w:r>
+              <w:rPr>
+                <w:noProof/>
+                <w:webHidden/>
+              </w:rPr>
+              <w:fldChar w:fldCharType="begin"/>
+            </w:r>
+            <w:r>
+              <w:rPr>
+                <w:noProof/>
+                <w:webHidden/>
+              </w:rPr>
+              <w:instrText xml:space="preserve"> PAGEREF _Toc230286368 \h </w:instrText>
+            </w:r>
+            <w:r>
+              <w:rPr>
+                <w:noProof/>
+                <w:webHidden/>
+              </w:rPr>
+            </w:r>
+            <w:r>
+              <w:rPr>
+                <w:noProof/>
+                <w:webHidden/>
+              </w:rPr>
+              <w:fldChar w:fldCharType="separate"/>
+            </w:r>
+            <w:r>
+              <w:rPr>
+                <w:noProof/>
+                <w:webHidden/>
+              </w:rPr>
+              <w:t>29</w:t>
+            </w:r>
+            <w:r>
+              <w:rPr>
+                <w:noProof/>
+                <w:webHidden/>
+              </w:rPr>
+              <w:fldChar w:fldCharType="end"/>
+            </w:r>
+          </w:hyperlink>
+        </w:p>
+        <w:p>
+          <w:r>
+            <w:rPr>
+              <w:b/>
+              <w:bCs/>
+            </w:rPr>
+            <w:fldChar w:fldCharType="end"/>
+          </w:r>
+        </w:p>
+      </w:sdtContent>
+    </w:sdt>
+    <w:p>
+      <w:pPr>
+        <w:spacing w:after="0"/>
+        <w:jc w:val="both"/>
+        <w:rPr>
+          <w:rFonts w:cs="Arial"/>
+          <w:sz w:val="36"/>
+          <w:szCs w:val="36"/>
+        </w:rPr>
+      </w:pPr>
+    </w:p>
+    <w:p>
+      <w:pPr>
+        <w:spacing w:after="0"/>
+        <w:jc w:val="both"/>
+        <w:rPr>
+          <w:rFonts w:cs="Arial"/>
+          <w:sz w:val="36"/>
+          <w:szCs w:val="36"/>
+        </w:rPr>
+      </w:pPr>
+      <w:r>
+        <w:rPr>
+          <w:rFonts w:cs="Arial"/>
+          <w:sz w:val="36"/>
+          <w:szCs w:val="36"/>
+        </w:rPr>
+        <w:lastRenderedPageBreak/>
+        <w:t>Índice de Figuras</w:t>
+      </w:r>
+    </w:p>
+    <w:p>
+      <w:pPr>
+        <w:jc w:val="both"/>
+        <w:rPr>
+          <w:rFonts w:cs="Arial"/>
+          <w:sz w:val="20"/>
+          <w:szCs w:val="20"/>
+        </w:rPr>
+      </w:pPr>
+      <w:r>
         <w:rPr>
           <w:rFonts w:cs="Arial"/>
           <w:sz w:val="20"/>
           <w:szCs w:val="20"/>
           <w:highlight w:val="yellow"/>
         </w:rPr>
-      </w:pPr>
-      <w:r>
+        <w:t>Criar índice</w:t>
+      </w:r>
+    </w:p>
+    <w:p>
+      <w:pPr>
+        <w:jc w:val="both"/>
         <w:rPr>
           <w:rFonts w:cs="Arial"/>
           <w:sz w:val="20"/>
           <w:szCs w:val="20"/>
-          <w:highlight w:val="yellow"/>
-        </w:rPr>
-        <w:t>Sugere-se que os agradecimentos não tenham mais de uma página. Devem ser objetivos, mencionando diretamente todos os indivíduos ou entidades que contribuíram de alguma forma para o bom êxito do trabalho. Podem incluir-se expressões de gratidão para com os orientadores ou outros indivíduos que tenham auxiliado na produção do trabalho.</w:t>
-      </w:r>
+        </w:rPr>
+      </w:pPr>
     </w:p>
     <w:p>
       <w:pPr>
         <w:spacing w:after="0" w:line="240" w:lineRule="auto"/>
-        <w:rPr>
-          <w:rFonts w:cs="Arial"/>
-          <w:sz w:val="36"/>
-          <w:szCs w:val="36"/>
-        </w:rPr>
-      </w:pPr>
-      <w:r>
-        <w:rPr>
-          <w:rFonts w:cs="Arial"/>
-          <w:sz w:val="36"/>
-          <w:szCs w:val="36"/>
-        </w:rPr>
-        <w:br w:type="page"/>
-      </w:r>
-    </w:p>
-    <w:p>
-      <w:pPr>
-        <w:spacing w:after="240"/>
-        <w:jc w:val="both"/>
-        <w:rPr>
-          <w:rFonts w:cs="Arial"/>
-          <w:sz w:val="36"/>
-          <w:szCs w:val="36"/>
-        </w:rPr>
-      </w:pPr>
-      <w:r>
-        <w:rPr>
-          <w:rFonts w:cs="Arial"/>
-          <w:sz w:val="36"/>
-          <w:szCs w:val="36"/>
-        </w:rPr>
-        <w:lastRenderedPageBreak/>
-        <w:t>Resumo</w:t>
-      </w:r>
-    </w:p>
-    <w:p>
-      <w:pPr>
-        <w:jc w:val="both"/>
-        <w:rPr>
-          <w:rFonts w:ascii="Calibri" w:eastAsia="Calibri" w:hAnsi="Calibri" w:cs="Calibri"/>
-          <w:i/>
-          <w:iCs/>
-          <w:highlight w:val="cyan"/>
-        </w:rPr>
-      </w:pPr>
-      <w:r>
-        <w:rPr>
-          <w:rFonts w:ascii="Calibri" w:eastAsia="Calibri" w:hAnsi="Calibri" w:cs="Calibri"/>
-          <w:i/>
-          <w:iCs/>
-          <w:highlight w:val="cyan"/>
-        </w:rPr>
-        <w:t>O presente relatório documenta o desenvolvimento do FitMap, uma plataforma WebSIG concebida para a descoberta interativa de instalações desportivas em Portugal. O sistema integra dados abertos do projeto OpenStreetMap, agregando mais de três mil instalações reais — ginásios, piscinas, centros desportivos, estúdios de dança, dojos de artes marciais e infraestruturas de escalada — todas georreferenciadas e pesquisáveis através de critérios espaciais e tipológicos.</w:t>
-      </w:r>
-      <w:r>
-        <w:rPr>
-          <w:rFonts w:ascii="Calibri" w:eastAsia="Calibri" w:hAnsi="Calibri" w:cs="Calibri"/>
-          <w:i/>
-          <w:iCs/>
-          <w:highlight w:val="cyan"/>
-        </w:rPr>
-        <w:br/>
-      </w:r>
-      <w:r>
-        <w:rPr>
-          <w:rFonts w:ascii="Calibri" w:eastAsia="Calibri" w:hAnsi="Calibri" w:cs="Calibri"/>
-          <w:i/>
-          <w:iCs/>
-          <w:highlight w:val="cyan"/>
-        </w:rPr>
-        <w:br/>
-        <w:t>A solução foi construída sobre um stack open-source que conjuga três pilares tecnológicos centrais do programa curricular: bases de dados espaciais (índices 2dsphere do MongoDB com operadores $geoNear e $geoWithin), bases de dados NoSQL (modelo documental e Aggregation Framework com $facet, $unwind, $group) e tecnologias Web (FastAPI no backend e Leaflet no frontend). A interatividade espacial inclui pesquisa por proximidade com auto-expansão de raio, seleção de áreas por polígono desenhado pelo utilizador e cálculo de rotas multi-modal (carro, pé e bicicleta) integrado via Open Source Routing Machine.</w:t>
-      </w:r>
-      <w:r>
-        <w:rPr>
-          <w:rFonts w:ascii="Calibri" w:eastAsia="Calibri" w:hAnsi="Calibri" w:cs="Calibri"/>
-          <w:i/>
-          <w:iCs/>
-          <w:highlight w:val="cyan"/>
-        </w:rPr>
-        <w:br/>
-      </w:r>
-      <w:r>
-        <w:rPr>
-          <w:rFonts w:ascii="Calibri" w:eastAsia="Calibri" w:hAnsi="Calibri" w:cs="Calibri"/>
-          <w:i/>
-          <w:iCs/>
-          <w:highlight w:val="cyan"/>
-        </w:rPr>
-        <w:br/>
-        <w:t>Os resultados demonstram a viabilidade de construir aplicações WebSIG funcionais sobre dados abertos, com tempos de resposta inferiores a 100 ms em queries geoespaciais sobre milhares de pontos, e ilustram o potencial do MongoDB como base de dados única para combinar persistência documental e operações geoespaciais avançadas, sem recurso a SGBD relacional com extensão espacial.</w:t>
-      </w:r>
-      <w:r>
-        <w:rPr>
-          <w:rFonts w:ascii="Calibri" w:eastAsia="Calibri" w:hAnsi="Calibri" w:cs="Calibri"/>
-          <w:i/>
-          <w:iCs/>
-          <w:highlight w:val="cyan"/>
-        </w:rPr>
-        <w:br/>
-      </w:r>
-      <w:r>
-        <w:rPr>
-          <w:rFonts w:ascii="Calibri" w:eastAsia="Calibri" w:hAnsi="Calibri" w:cs="Calibri"/>
-          <w:i/>
-          <w:iCs/>
-          <w:highlight w:val="cyan"/>
-        </w:rPr>
-        <w:br/>
-        <w:t xml:space="preserve">Palavras-chave: WebSIG, MongoDB, índice 2dsphere, $geoNear, OpenStreetMap, FastAPI, </w:t>
-      </w:r>
-      <w:proofErr w:type="spellStart"/>
-      <w:r>
-        <w:rPr>
-          <w:rFonts w:ascii="Calibri" w:eastAsia="Calibri" w:hAnsi="Calibri" w:cs="Calibri"/>
-          <w:i/>
-          <w:iCs/>
-          <w:highlight w:val="cyan"/>
-        </w:rPr>
-        <w:t>Leaflet</w:t>
-      </w:r>
-      <w:proofErr w:type="spellEnd"/>
-      <w:r>
-        <w:rPr>
-          <w:rFonts w:ascii="Calibri" w:eastAsia="Calibri" w:hAnsi="Calibri" w:cs="Calibri"/>
-          <w:i/>
-          <w:iCs/>
-          <w:highlight w:val="cyan"/>
-        </w:rPr>
-        <w:t>, OSRM, instalações desportivas.</w:t>
-      </w:r>
-    </w:p>
-    <w:p>
-      <w:pPr>
-        <w:spacing w:after="240"/>
-        <w:jc w:val="both"/>
         <w:rPr>
           <w:rFonts w:cs="Arial"/>
           <w:sz w:val="20"/>
           <w:szCs w:val="20"/>
-        </w:rPr>
-      </w:pPr>
-    </w:p>
-    <w:p>
-      <w:pPr>
-        <w:spacing w:after="240"/>
-        <w:jc w:val="both"/>
-        <w:rPr>
-          <w:rFonts w:cs="Arial"/>
-          <w:sz w:val="20"/>
-          <w:szCs w:val="20"/>
-        </w:rPr>
-      </w:pPr>
-      <w:r>
-        <w:rPr>
-          <w:rFonts w:cs="Arial"/>
-          <w:sz w:val="20"/>
-          <w:szCs w:val="20"/>
-        </w:rPr>
-        <w:br w:type="page"/>
-      </w:r>
-    </w:p>
-    <w:p>
-      <w:pPr>
-        <w:spacing w:after="240"/>
-        <w:jc w:val="both"/>
-        <w:rPr>
-          <w:rFonts w:cs="Arial"/>
-          <w:sz w:val="36"/>
-          <w:szCs w:val="36"/>
-        </w:rPr>
-      </w:pPr>
-      <w:proofErr w:type="spellStart"/>
-      <w:r>
-        <w:rPr>
-          <w:rFonts w:cs="Arial"/>
-          <w:sz w:val="36"/>
-          <w:szCs w:val="36"/>
-          <w:highlight w:val="cyan"/>
-        </w:rPr>
-        <w:lastRenderedPageBreak/>
-        <w:t>Abstract</w:t>
-      </w:r>
-      <w:proofErr w:type="spellEnd"/>
-      <w:r>
-        <w:rPr>
-          <w:rFonts w:cs="Arial"/>
-          <w:sz w:val="36"/>
-          <w:szCs w:val="36"/>
-        </w:rPr>
-        <w:t xml:space="preserve"> (opcional)</w:t>
-      </w:r>
-    </w:p>
-    <w:p>
-      <w:pPr>
-        <w:spacing w:after="240"/>
-        <w:jc w:val="both"/>
-        <w:rPr>
-          <w:rFonts w:cs="Arial"/>
-          <w:sz w:val="36"/>
-          <w:szCs w:val="36"/>
-        </w:rPr>
-      </w:pPr>
-    </w:p>
-    <w:p>
-      <w:pPr>
-        <w:spacing w:after="0" w:line="240" w:lineRule="auto"/>
-        <w:rPr>
-          <w:rFonts w:cs="Arial"/>
-          <w:sz w:val="36"/>
-          <w:szCs w:val="36"/>
-        </w:rPr>
-      </w:pPr>
-      <w:r>
-        <w:rPr>
-          <w:rFonts w:cs="Arial"/>
-          <w:sz w:val="36"/>
-          <w:szCs w:val="36"/>
-        </w:rPr>
-        <w:br w:type="page"/>
-      </w:r>
-    </w:p>
-    <w:p>
-      <w:pPr>
-        <w:spacing w:after="240"/>
-        <w:jc w:val="both"/>
-        <w:rPr>
-          <w:rFonts w:cs="Arial"/>
-          <w:sz w:val="36"/>
-          <w:szCs w:val="36"/>
-        </w:rPr>
-      </w:pPr>
-      <w:r>
-        <w:rPr>
-          <w:rFonts w:cs="Arial"/>
-          <w:sz w:val="36"/>
-          <w:szCs w:val="36"/>
-        </w:rPr>
-        <w:lastRenderedPageBreak/>
-        <w:t>Lista de siglas e abreviaturas</w:t>
-      </w:r>
-    </w:p>
-    <w:p/>
-    <w:p/>
-    <w:p/>
-    <w:p/>
-    <w:p/>
-    <w:p/>
-    <w:p/>
-    <w:p/>
-    <w:p/>
-    <w:p/>
-    <w:p/>
-    <w:p/>
-    <w:p/>
-    <w:p/>
-    <w:p/>
-    <w:p/>
-    <w:p/>
-    <w:p/>
-    <w:p/>
-    <w:p/>
-    <w:p/>
-    <w:p/>
-    <w:p/>
-    <w:p/>
-    <w:p/>
-    <w:p/>
-    <w:p/>
-    <w:p>
-      <w:pPr>
-        <w:spacing w:after="240"/>
-        <w:jc w:val="both"/>
-        <w:rPr>
-          <w:rFonts w:cs="Arial"/>
-          <w:sz w:val="36"/>
-          <w:szCs w:val="36"/>
-        </w:rPr>
-      </w:pPr>
-    </w:p>
-    <w:p>
-      <w:pPr>
-        <w:spacing w:after="240"/>
-        <w:jc w:val="both"/>
-        <w:rPr>
-          <w:rFonts w:cs="Arial"/>
-          <w:sz w:val="36"/>
-          <w:szCs w:val="36"/>
-        </w:rPr>
-      </w:pPr>
-    </w:p>
-    <w:p>
-      <w:pPr>
-        <w:spacing w:after="0" w:line="240" w:lineRule="auto"/>
-        <w:rPr>
-          <w:rFonts w:cs="Arial"/>
-          <w:sz w:val="36"/>
-          <w:szCs w:val="36"/>
-        </w:rPr>
-      </w:pPr>
-    </w:p>
-    <w:p>
-      <w:pPr>
-        <w:spacing w:after="0" w:line="240" w:lineRule="auto"/>
-        <w:rPr>
-          <w:rFonts w:cs="Arial"/>
-          <w:sz w:val="36"/>
-          <w:szCs w:val="36"/>
-        </w:rPr>
-      </w:pPr>
-      <w:r>
-        <w:rPr>
-          <w:rFonts w:cs="Arial"/>
-          <w:sz w:val="36"/>
-          <w:szCs w:val="36"/>
-        </w:rPr>
-        <w:br w:type="page"/>
-      </w:r>
-    </w:p>
-    <w:p>
-      <w:pPr>
-        <w:spacing w:after="0"/>
-        <w:jc w:val="both"/>
-        <w:rPr>
-          <w:rFonts w:cs="Arial"/>
-          <w:sz w:val="36"/>
-          <w:szCs w:val="36"/>
-        </w:rPr>
-      </w:pPr>
-      <w:r>
-        <w:rPr>
-          <w:rFonts w:cs="Arial"/>
-          <w:sz w:val="36"/>
-          <w:szCs w:val="36"/>
-        </w:rPr>
-        <w:lastRenderedPageBreak/>
-        <w:t>Índice</w:t>
-      </w:r>
-      <w:r>
-        <w:rPr>
-          <w:rFonts w:cs="Arial"/>
-          <w:sz w:val="36"/>
-          <w:szCs w:val="36"/>
-        </w:rPr>
-        <w:t xml:space="preserve"> Geral</w:t>
-      </w:r>
-    </w:p>
-    <w:p>
-      <w:pPr>
-        <w:rPr>
-          <w:rFonts w:cs="Arial"/>
-          <w:sz w:val="20"/>
-          <w:szCs w:val="20"/>
-        </w:rPr>
-      </w:pPr>
-    </w:p>
-    <w:p>
-      <w:pPr>
-        <w:pStyle w:val="ndice1"/>
-        <w:rPr>
-          <w:rFonts w:asciiTheme="minorHAnsi" w:eastAsiaTheme="minorEastAsia" w:hAnsiTheme="minorHAnsi" w:cstheme="minorBidi"/>
-          <w:noProof/>
-          <w:lang w:val="en-US" w:eastAsia="en-US"/>
-        </w:rPr>
-      </w:pPr>
-      <w:r>
-        <w:rPr>
-          <w:rFonts w:cs="Arial"/>
-        </w:rPr>
-        <w:fldChar w:fldCharType="begin"/>
-      </w:r>
-      <w:r>
-        <w:rPr>
-          <w:rFonts w:cs="Arial"/>
-        </w:rPr>
-        <w:instrText xml:space="preserve"> TOC \o "1-3" \h \z \t "Estilo1,1" </w:instrText>
-      </w:r>
-      <w:r>
-        <w:rPr>
-          <w:rFonts w:cs="Arial"/>
-        </w:rPr>
-        <w:fldChar w:fldCharType="separate"/>
-      </w:r>
-      <w:hyperlink w:anchor="_Toc86923659" w:history="1">
-        <w:r>
-          <w:rPr>
-            <w:rStyle w:val="Hiperligao"/>
-            <w:rFonts w:cs="Arial"/>
-            <w:noProof/>
-          </w:rPr>
-          <w:t>1.</w:t>
-        </w:r>
-        <w:r>
-          <w:rPr>
-            <w:rFonts w:asciiTheme="minorHAnsi" w:eastAsiaTheme="minorEastAsia" w:hAnsiTheme="minorHAnsi" w:cstheme="minorBidi"/>
-            <w:noProof/>
-            <w:lang w:val="en-US" w:eastAsia="en-US"/>
-          </w:rPr>
-          <w:tab/>
-        </w:r>
-        <w:r>
-          <w:rPr>
-            <w:rStyle w:val="Hiperligao"/>
-            <w:rFonts w:cs="Arial"/>
-            <w:noProof/>
-          </w:rPr>
-          <w:t>Introdução</w:t>
-        </w:r>
-        <w:r>
-          <w:rPr>
-            <w:noProof/>
-            <w:webHidden/>
-          </w:rPr>
-          <w:tab/>
-        </w:r>
-        <w:r>
-          <w:rPr>
-            <w:noProof/>
-            <w:webHidden/>
-          </w:rPr>
-          <w:fldChar w:fldCharType="begin"/>
-        </w:r>
-        <w:r>
-          <w:rPr>
-            <w:noProof/>
-            <w:webHidden/>
-          </w:rPr>
-          <w:instrText xml:space="preserve"> PAGEREF _Toc86923659 \h </w:instrText>
-        </w:r>
-        <w:r>
-          <w:rPr>
-            <w:noProof/>
-            <w:webHidden/>
-          </w:rPr>
-        </w:r>
-        <w:r>
-          <w:rPr>
-            <w:noProof/>
-            <w:webHidden/>
-          </w:rPr>
-          <w:fldChar w:fldCharType="separate"/>
-        </w:r>
-        <w:r>
-          <w:rPr>
-            <w:noProof/>
-            <w:webHidden/>
-          </w:rPr>
-          <w:t>1</w:t>
-        </w:r>
-        <w:r>
-          <w:rPr>
-            <w:noProof/>
-            <w:webHidden/>
-          </w:rPr>
-          <w:fldChar w:fldCharType="end"/>
-        </w:r>
-      </w:hyperlink>
-    </w:p>
-    <w:p>
-      <w:pPr>
-        <w:pStyle w:val="ndice1"/>
-        <w:rPr>
-          <w:rFonts w:asciiTheme="minorHAnsi" w:eastAsiaTheme="minorEastAsia" w:hAnsiTheme="minorHAnsi" w:cstheme="minorBidi"/>
-          <w:noProof/>
-          <w:lang w:val="en-US" w:eastAsia="en-US"/>
-        </w:rPr>
-      </w:pPr>
-      <w:hyperlink w:anchor="_Toc86923660" w:history="1">
-        <w:r>
-          <w:rPr>
-            <w:rStyle w:val="Hiperligao"/>
-            <w:rFonts w:cs="Arial"/>
-            <w:noProof/>
-          </w:rPr>
-          <w:t>2.</w:t>
-        </w:r>
-        <w:r>
-          <w:rPr>
-            <w:rFonts w:asciiTheme="minorHAnsi" w:eastAsiaTheme="minorEastAsia" w:hAnsiTheme="minorHAnsi" w:cstheme="minorBidi"/>
-            <w:noProof/>
-            <w:lang w:val="en-US" w:eastAsia="en-US"/>
-          </w:rPr>
-          <w:tab/>
-        </w:r>
-        <w:r>
-          <w:rPr>
-            <w:rStyle w:val="Hiperligao"/>
-            <w:rFonts w:cs="Arial"/>
-            <w:noProof/>
-          </w:rPr>
-          <w:t>A ESTRUTURAR DE ACORDO COM AS ATIVIDADES DESENVOLVIDAS</w:t>
-        </w:r>
-        <w:r>
-          <w:rPr>
-            <w:noProof/>
-            <w:webHidden/>
-          </w:rPr>
-          <w:tab/>
-        </w:r>
-        <w:r>
-          <w:rPr>
-            <w:noProof/>
-            <w:webHidden/>
-          </w:rPr>
-          <w:fldChar w:fldCharType="begin"/>
-        </w:r>
-        <w:r>
-          <w:rPr>
-            <w:noProof/>
-            <w:webHidden/>
-          </w:rPr>
-          <w:instrText xml:space="preserve"> PAGEREF _Toc86923660 \h </w:instrText>
-        </w:r>
-        <w:r>
-          <w:rPr>
-            <w:noProof/>
-            <w:webHidden/>
-          </w:rPr>
-        </w:r>
-        <w:r>
-          <w:rPr>
-            <w:noProof/>
-            <w:webHidden/>
-          </w:rPr>
-          <w:fldChar w:fldCharType="separate"/>
-        </w:r>
-        <w:r>
-          <w:rPr>
-            <w:noProof/>
-            <w:webHidden/>
-          </w:rPr>
-          <w:t>2</w:t>
-        </w:r>
-        <w:r>
-          <w:rPr>
-            <w:noProof/>
-            <w:webHidden/>
-          </w:rPr>
-          <w:fldChar w:fldCharType="end"/>
-        </w:r>
-      </w:hyperlink>
-    </w:p>
-    <w:p>
-      <w:pPr>
-        <w:pStyle w:val="ndice1"/>
-        <w:rPr>
-          <w:rFonts w:asciiTheme="minorHAnsi" w:eastAsiaTheme="minorEastAsia" w:hAnsiTheme="minorHAnsi" w:cstheme="minorBidi"/>
-          <w:noProof/>
-          <w:lang w:val="en-US" w:eastAsia="en-US"/>
-        </w:rPr>
-      </w:pPr>
-      <w:hyperlink w:anchor="_Toc86923661" w:history="1">
-        <w:r>
-          <w:rPr>
-            <w:rStyle w:val="Hiperligao"/>
-            <w:rFonts w:cs="Arial"/>
-            <w:noProof/>
-          </w:rPr>
-          <w:t>3.</w:t>
-        </w:r>
-        <w:r>
-          <w:rPr>
-            <w:rFonts w:asciiTheme="minorHAnsi" w:eastAsiaTheme="minorEastAsia" w:hAnsiTheme="minorHAnsi" w:cstheme="minorBidi"/>
-            <w:noProof/>
-            <w:lang w:val="en-US" w:eastAsia="en-US"/>
-          </w:rPr>
-          <w:tab/>
-        </w:r>
-        <w:r>
-          <w:rPr>
-            <w:rStyle w:val="Hiperligao"/>
-            <w:rFonts w:cs="Arial"/>
-            <w:noProof/>
-          </w:rPr>
-          <w:t>Apresentação e análise dos resultados</w:t>
-        </w:r>
-        <w:r>
-          <w:rPr>
-            <w:noProof/>
-            <w:webHidden/>
-          </w:rPr>
-          <w:tab/>
-        </w:r>
-        <w:r>
-          <w:rPr>
-            <w:noProof/>
-            <w:webHidden/>
-          </w:rPr>
-          <w:fldChar w:fldCharType="begin"/>
-        </w:r>
-        <w:r>
-          <w:rPr>
-            <w:noProof/>
-            <w:webHidden/>
-          </w:rPr>
-          <w:instrText xml:space="preserve"> PAGEREF _Toc86923661 \h </w:instrText>
-        </w:r>
-        <w:r>
-          <w:rPr>
-            <w:noProof/>
-            <w:webHidden/>
-          </w:rPr>
-        </w:r>
-        <w:r>
-          <w:rPr>
-            <w:noProof/>
-            <w:webHidden/>
-          </w:rPr>
-          <w:fldChar w:fldCharType="separate"/>
-        </w:r>
-        <w:r>
-          <w:rPr>
-            <w:noProof/>
-            <w:webHidden/>
-          </w:rPr>
-          <w:t>3</w:t>
-        </w:r>
-        <w:r>
-          <w:rPr>
-            <w:noProof/>
-            <w:webHidden/>
-          </w:rPr>
-          <w:fldChar w:fldCharType="end"/>
-        </w:r>
-      </w:hyperlink>
-    </w:p>
-    <w:p>
-      <w:pPr>
-        <w:pStyle w:val="ndice1"/>
-        <w:rPr>
-          <w:rFonts w:asciiTheme="minorHAnsi" w:eastAsiaTheme="minorEastAsia" w:hAnsiTheme="minorHAnsi" w:cstheme="minorBidi"/>
-          <w:noProof/>
-          <w:lang w:val="en-US" w:eastAsia="en-US"/>
-        </w:rPr>
-      </w:pPr>
-      <w:hyperlink w:anchor="_Toc86923662" w:history="1">
-        <w:r>
-          <w:rPr>
-            <w:rStyle w:val="Hiperligao"/>
-            <w:rFonts w:cs="Arial"/>
-            <w:noProof/>
-          </w:rPr>
-          <w:t>4.</w:t>
-        </w:r>
-        <w:r>
-          <w:rPr>
-            <w:rFonts w:asciiTheme="minorHAnsi" w:eastAsiaTheme="minorEastAsia" w:hAnsiTheme="minorHAnsi" w:cstheme="minorBidi"/>
-            <w:noProof/>
-            <w:lang w:val="en-US" w:eastAsia="en-US"/>
-          </w:rPr>
-          <w:tab/>
-        </w:r>
-        <w:r>
-          <w:rPr>
-            <w:rStyle w:val="Hiperligao"/>
-            <w:rFonts w:cs="Arial"/>
-            <w:noProof/>
-          </w:rPr>
-          <w:t>Conclusões</w:t>
-        </w:r>
-        <w:r>
-          <w:rPr>
-            <w:noProof/>
-            <w:webHidden/>
-          </w:rPr>
-          <w:tab/>
-        </w:r>
-        <w:r>
-          <w:rPr>
-            <w:noProof/>
-            <w:webHidden/>
-          </w:rPr>
-          <w:fldChar w:fldCharType="begin"/>
-        </w:r>
-        <w:r>
-          <w:rPr>
-            <w:noProof/>
-            <w:webHidden/>
-          </w:rPr>
-          <w:instrText xml:space="preserve"> PAGEREF _Toc86923662 \h </w:instrText>
-        </w:r>
-        <w:r>
-          <w:rPr>
-            <w:noProof/>
-            <w:webHidden/>
-          </w:rPr>
-        </w:r>
-        <w:r>
-          <w:rPr>
-            <w:noProof/>
-            <w:webHidden/>
-          </w:rPr>
-          <w:fldChar w:fldCharType="separate"/>
-        </w:r>
-        <w:r>
-          <w:rPr>
-            <w:noProof/>
-            <w:webHidden/>
-          </w:rPr>
-          <w:t>4</w:t>
-        </w:r>
-        <w:r>
-          <w:rPr>
-            <w:noProof/>
-            <w:webHidden/>
-          </w:rPr>
-          <w:fldChar w:fldCharType="end"/>
-        </w:r>
-      </w:hyperlink>
-    </w:p>
-    <w:p>
-      <w:pPr>
-        <w:pStyle w:val="ndice1"/>
-        <w:rPr>
-          <w:rFonts w:asciiTheme="minorHAnsi" w:eastAsiaTheme="minorEastAsia" w:hAnsiTheme="minorHAnsi" w:cstheme="minorBidi"/>
-          <w:noProof/>
-          <w:lang w:val="en-US" w:eastAsia="en-US"/>
-        </w:rPr>
-      </w:pPr>
-      <w:hyperlink w:anchor="_Toc86923663" w:history="1">
-        <w:r>
-          <w:rPr>
-            <w:rStyle w:val="Hiperligao"/>
-            <w:rFonts w:cs="Arial"/>
-            <w:noProof/>
-          </w:rPr>
-          <w:t>Referências Bibliográficas</w:t>
-        </w:r>
-        <w:r>
-          <w:rPr>
-            <w:noProof/>
-            <w:webHidden/>
-          </w:rPr>
-          <w:tab/>
-        </w:r>
-        <w:r>
-          <w:rPr>
-            <w:noProof/>
-            <w:webHidden/>
-          </w:rPr>
-          <w:fldChar w:fldCharType="begin"/>
-        </w:r>
-        <w:r>
-          <w:rPr>
-            <w:noProof/>
-            <w:webHidden/>
-          </w:rPr>
-          <w:instrText xml:space="preserve"> PAGEREF _Toc86923663 \h </w:instrText>
-        </w:r>
-        <w:r>
-          <w:rPr>
-            <w:noProof/>
-            <w:webHidden/>
-          </w:rPr>
-        </w:r>
-        <w:r>
-          <w:rPr>
-            <w:noProof/>
-            <w:webHidden/>
-          </w:rPr>
-          <w:fldChar w:fldCharType="separate"/>
-        </w:r>
-        <w:r>
-          <w:rPr>
-            <w:noProof/>
-            <w:webHidden/>
-          </w:rPr>
-          <w:t>5</w:t>
-        </w:r>
-        <w:r>
-          <w:rPr>
-            <w:noProof/>
-            <w:webHidden/>
-          </w:rPr>
-          <w:fldChar w:fldCharType="end"/>
-        </w:r>
-      </w:hyperlink>
-    </w:p>
-    <w:p>
-      <w:pPr>
-        <w:pStyle w:val="ndice1"/>
-        <w:rPr>
-          <w:rFonts w:asciiTheme="minorHAnsi" w:eastAsiaTheme="minorEastAsia" w:hAnsiTheme="minorHAnsi" w:cstheme="minorBidi"/>
-          <w:noProof/>
-          <w:lang w:val="en-US" w:eastAsia="en-US"/>
-        </w:rPr>
-      </w:pPr>
-      <w:hyperlink w:anchor="_Toc86923664" w:history="1">
-        <w:r>
-          <w:rPr>
-            <w:rStyle w:val="Hiperligao"/>
-            <w:rFonts w:cs="Arial"/>
-            <w:noProof/>
-          </w:rPr>
-          <w:t>Apêndice 1. (designação do apêndice 1)</w:t>
-        </w:r>
-        <w:r>
-          <w:rPr>
-            <w:noProof/>
-            <w:webHidden/>
-          </w:rPr>
-          <w:tab/>
-        </w:r>
-        <w:r>
-          <w:rPr>
-            <w:noProof/>
-            <w:webHidden/>
-          </w:rPr>
-          <w:fldChar w:fldCharType="begin"/>
-        </w:r>
-        <w:r>
-          <w:rPr>
-            <w:noProof/>
-            <w:webHidden/>
-          </w:rPr>
-          <w:instrText xml:space="preserve"> PAGEREF _Toc86923664 \h </w:instrText>
-        </w:r>
-        <w:r>
-          <w:rPr>
-            <w:noProof/>
-            <w:webHidden/>
-          </w:rPr>
-        </w:r>
-        <w:r>
-          <w:rPr>
-            <w:noProof/>
-            <w:webHidden/>
-          </w:rPr>
-          <w:fldChar w:fldCharType="separate"/>
-        </w:r>
-        <w:r>
-          <w:rPr>
-            <w:noProof/>
-            <w:webHidden/>
-          </w:rPr>
-          <w:t>7</w:t>
-        </w:r>
-        <w:r>
-          <w:rPr>
-            <w:noProof/>
-            <w:webHidden/>
-          </w:rPr>
-          <w:fldChar w:fldCharType="end"/>
-        </w:r>
-      </w:hyperlink>
-    </w:p>
-    <w:p>
-      <w:pPr>
-        <w:spacing w:after="0" w:line="240" w:lineRule="auto"/>
-        <w:rPr>
-          <w:rFonts w:cs="Arial"/>
-        </w:rPr>
-      </w:pPr>
-      <w:r>
-        <w:rPr>
-          <w:rFonts w:cs="Arial"/>
-        </w:rPr>
-        <w:fldChar w:fldCharType="end"/>
-      </w:r>
-      <w:r>
-        <w:rPr>
-          <w:rFonts w:cs="Arial"/>
-        </w:rPr>
-        <w:br w:type="page"/>
-      </w:r>
-    </w:p>
-    <w:p>
-      <w:pPr>
-        <w:spacing w:after="0"/>
-        <w:jc w:val="both"/>
-        <w:rPr>
-          <w:rFonts w:cs="Arial"/>
-          <w:sz w:val="36"/>
-          <w:szCs w:val="36"/>
-        </w:rPr>
-      </w:pPr>
-      <w:r>
-        <w:rPr>
-          <w:rFonts w:cs="Arial"/>
-          <w:sz w:val="36"/>
-          <w:szCs w:val="36"/>
-        </w:rPr>
-        <w:lastRenderedPageBreak/>
-        <w:t>Índice de Figuras</w:t>
-      </w:r>
-    </w:p>
-    <w:p>
-      <w:pPr>
-        <w:jc w:val="both"/>
-        <w:rPr>
-          <w:rFonts w:cs="Arial"/>
-          <w:sz w:val="20"/>
-          <w:szCs w:val="20"/>
-        </w:rPr>
-      </w:pPr>
-      <w:r>
-        <w:rPr>
-          <w:rFonts w:cs="Arial"/>
-          <w:sz w:val="20"/>
-          <w:szCs w:val="20"/>
-          <w:highlight w:val="yellow"/>
-        </w:rPr>
-        <w:t>Criar índice</w:t>
-      </w:r>
-    </w:p>
-    <w:p>
-      <w:pPr>
-        <w:jc w:val="both"/>
-        <w:rPr>
-          <w:rFonts w:cs="Arial"/>
-          <w:sz w:val="20"/>
-          <w:szCs w:val="20"/>
-        </w:rPr>
-      </w:pPr>
-    </w:p>
-    <w:p>
-      <w:pPr>
-        <w:spacing w:after="0" w:line="240" w:lineRule="auto"/>
-        <w:rPr>
-          <w:rFonts w:cs="Arial"/>
-        </w:rPr>
-      </w:pPr>
-      <w:r>
-        <w:rPr>
-          <w:rFonts w:cs="Arial"/>
-        </w:rPr>
-        <w:br w:type="page"/>
-      </w:r>
-    </w:p>
-    <w:p>
-      <w:pPr>
-        <w:spacing w:after="0"/>
-        <w:jc w:val="both"/>
-        <w:rPr>
-          <w:rFonts w:cs="Arial"/>
-          <w:sz w:val="36"/>
-          <w:szCs w:val="36"/>
-        </w:rPr>
-      </w:pPr>
-      <w:r>
-        <w:rPr>
-          <w:rFonts w:cs="Arial"/>
-          <w:sz w:val="36"/>
-          <w:szCs w:val="36"/>
-        </w:rPr>
-        <w:lastRenderedPageBreak/>
-        <w:t>Índice de Tabelas</w:t>
-      </w:r>
-    </w:p>
-    <w:p>
-      <w:pPr>
-        <w:jc w:val="both"/>
-        <w:rPr>
-          <w:rFonts w:cs="Arial"/>
-          <w:sz w:val="20"/>
-          <w:szCs w:val="20"/>
-        </w:rPr>
-      </w:pPr>
-      <w:r>
-        <w:rPr>
-          <w:rFonts w:cs="Arial"/>
-          <w:sz w:val="20"/>
-          <w:szCs w:val="20"/>
-          <w:highlight w:val="yellow"/>
-        </w:rPr>
-        <w:t>Criar índice</w:t>
-      </w:r>
-    </w:p>
-    <w:p>
-      <w:pPr>
-        <w:jc w:val="both"/>
-        <w:rPr>
-          <w:rFonts w:cs="Arial"/>
-          <w:sz w:val="20"/>
-          <w:szCs w:val="20"/>
-        </w:rPr>
-      </w:pPr>
-    </w:p>
-    <w:p>
-      <w:pPr>
-        <w:jc w:val="both"/>
-        <w:rPr>
-          <w:rFonts w:cs="Arial"/>
-          <w:sz w:val="20"/>
-          <w:szCs w:val="20"/>
-        </w:rPr>
-      </w:pPr>
-    </w:p>
-    <w:p>
-      <w:pPr>
-        <w:spacing w:after="0" w:line="240" w:lineRule="auto"/>
-        <w:rPr>
-          <w:rFonts w:cs="Arial"/>
-        </w:rPr>
-      </w:pPr>
-      <w:r>
-        <w:rPr>
-          <w:rFonts w:cs="Arial"/>
-        </w:rPr>
-        <w:br w:type="page"/>
-      </w:r>
-    </w:p>
-    <w:p>
-      <w:pPr>
-        <w:spacing w:after="0" w:line="240" w:lineRule="auto"/>
-        <w:rPr>
-          <w:rFonts w:cs="Arial"/>
-        </w:rPr>
-      </w:pPr>
-    </w:p>
-    <w:p>
-      <w:pPr>
-        <w:jc w:val="both"/>
-        <w:rPr>
-          <w:rFonts w:cs="Arial"/>
-          <w:sz w:val="20"/>
-          <w:szCs w:val="20"/>
-          <w:highlight w:val="yellow"/>
-        </w:rPr>
-      </w:pPr>
-      <w:r>
-        <w:rPr>
-          <w:rFonts w:cs="Arial"/>
-          <w:sz w:val="20"/>
-          <w:szCs w:val="20"/>
-          <w:highlight w:val="yellow"/>
-        </w:rPr>
-        <w:t>O corpo do trabalho é constituído por partes/ capítulos/ subcapítulos devidamente organizados e numerados.</w:t>
-      </w:r>
-    </w:p>
-    <w:p>
-      <w:pPr>
-        <w:jc w:val="both"/>
-        <w:rPr>
-          <w:rFonts w:cs="Arial"/>
-          <w:sz w:val="20"/>
-          <w:szCs w:val="20"/>
-          <w:highlight w:val="yellow"/>
-        </w:rPr>
-      </w:pPr>
-      <w:r>
-        <w:rPr>
-          <w:rFonts w:cs="Arial"/>
-          <w:sz w:val="20"/>
-          <w:szCs w:val="20"/>
-          <w:highlight w:val="yellow"/>
-        </w:rPr>
-        <w:t>A inclusão de partes é facultativa. No caso de existirem, cada parte deve ter início numa nova página e ser numerada com um algarismo romano, precedido da palavra “Parte” (=agrupamento de capítulos estreitamente relacionados entre si). Na linha imediata deve ser colocado o seu título.</w:t>
-      </w:r>
-    </w:p>
-    <w:p>
-      <w:pPr>
-        <w:jc w:val="both"/>
-        <w:rPr>
-          <w:rFonts w:cs="Arial"/>
-          <w:sz w:val="20"/>
-          <w:szCs w:val="20"/>
-        </w:rPr>
-      </w:pPr>
-      <w:r>
-        <w:rPr>
-          <w:rFonts w:cs="Arial"/>
-          <w:sz w:val="20"/>
-          <w:szCs w:val="20"/>
-          <w:highlight w:val="yellow"/>
-        </w:rPr>
-        <w:t xml:space="preserve">Os capítulos devem ser numerados com algarismos </w:t>
-      </w:r>
-      <w:r>
-        <w:rPr>
-          <w:rFonts w:cs="Arial"/>
-          <w:color w:val="FF0000"/>
-          <w:sz w:val="20"/>
-          <w:szCs w:val="20"/>
-          <w:highlight w:val="yellow"/>
-        </w:rPr>
-        <w:t xml:space="preserve">árabes </w:t>
-      </w:r>
-      <w:r>
-        <w:rPr>
-          <w:rFonts w:cs="Arial"/>
-          <w:sz w:val="20"/>
-          <w:szCs w:val="20"/>
-          <w:highlight w:val="yellow"/>
-        </w:rPr>
-        <w:t>seguidos do respetivo título e devem surgir numa nova página.</w:t>
-      </w:r>
-    </w:p>
-    <w:p>
-      <w:pPr>
-        <w:jc w:val="both"/>
-        <w:rPr>
-          <w:rFonts w:cs="Arial"/>
-          <w:sz w:val="20"/>
-          <w:szCs w:val="20"/>
-          <w:highlight w:val="yellow"/>
-        </w:rPr>
-      </w:pPr>
-      <w:r>
-        <w:rPr>
-          <w:rFonts w:cs="Arial"/>
-          <w:sz w:val="20"/>
-          <w:szCs w:val="20"/>
-          <w:highlight w:val="yellow"/>
-        </w:rPr>
-        <w:t>O número de capítulos a incluir no documento pode variar de trabalho para trabalho e deverá ser acordado com o docente responsável.</w:t>
-      </w:r>
-      <w:r>
-        <w:rPr>
-          <w:rFonts w:cs="Arial"/>
-          <w:sz w:val="20"/>
-          <w:szCs w:val="20"/>
-          <w:highlight w:val="yellow"/>
-        </w:rPr>
-        <w:t xml:space="preserve"> </w:t>
-      </w:r>
-    </w:p>
-    <w:p>
-      <w:pPr>
-        <w:jc w:val="both"/>
-        <w:rPr>
-          <w:rFonts w:cs="Arial"/>
-          <w:sz w:val="20"/>
-          <w:szCs w:val="20"/>
-          <w:highlight w:val="yellow"/>
-        </w:rPr>
-      </w:pPr>
-      <w:r>
-        <w:rPr>
-          <w:rFonts w:cs="Arial"/>
-          <w:sz w:val="20"/>
-          <w:szCs w:val="20"/>
-          <w:highlight w:val="yellow"/>
-        </w:rPr>
-        <w:t xml:space="preserve">As partes/capítulos podem-se subdividir, visando tornar o trabalho mais claro e estruturado e facilitar a leitura e compreensão do mesmo.  </w:t>
-      </w:r>
-    </w:p>
-    <w:p>
-      <w:pPr>
-        <w:jc w:val="both"/>
-        <w:rPr>
-          <w:rFonts w:cs="Arial"/>
-          <w:sz w:val="20"/>
-          <w:szCs w:val="20"/>
-          <w:highlight w:val="yellow"/>
-        </w:rPr>
-      </w:pPr>
-    </w:p>
-    <w:p>
-      <w:pPr>
-        <w:jc w:val="both"/>
-        <w:rPr>
-          <w:rFonts w:cs="Arial"/>
-          <w:sz w:val="20"/>
-          <w:szCs w:val="20"/>
-          <w:highlight w:val="yellow"/>
-        </w:rPr>
-      </w:pPr>
-      <w:r>
-        <w:rPr>
-          <w:rFonts w:cs="Arial"/>
-          <w:sz w:val="20"/>
-          <w:szCs w:val="20"/>
-          <w:highlight w:val="yellow"/>
-        </w:rPr>
-        <w:t xml:space="preserve">A descrição das atividades poderá ser ilustrada/exemplificada com fotografias, gráficos, tabelas, documentos produzidos no decurso das tarefas..., de forma a evidenciar bem o que foi feito, como foi feito, os conhecimentos adquiridos e/ou aplicados, as competências aprofundadas, as dificuldades sentidas, ... Não se esqueça de colocar uma legenda e de fazer referência, no corpo do texto, à figura que pretende apresentar, indicando sempre o seu número (Ex: </w:t>
-      </w:r>
-      <w:r>
-        <w:rPr>
-          <w:rFonts w:cs="Arial"/>
-          <w:i/>
-          <w:sz w:val="20"/>
-          <w:szCs w:val="20"/>
-          <w:highlight w:val="yellow"/>
-        </w:rPr>
-        <w:t>Na figura XX é possível verificar</w:t>
-      </w:r>
-      <w:r>
-        <w:rPr>
-          <w:rFonts w:cs="Arial"/>
-          <w:sz w:val="20"/>
-          <w:szCs w:val="20"/>
-          <w:highlight w:val="yellow"/>
-        </w:rPr>
-        <w:t xml:space="preserve">...). No caso de usar tabelas, figuras, gráficos que não são da sua autoria, não se esqueça também de identificar a fonte (Fonte: disponível em...) </w:t>
-      </w:r>
-    </w:p>
-    <w:p>
-      <w:pPr>
-        <w:jc w:val="both"/>
-        <w:rPr>
-          <w:rFonts w:cs="Arial"/>
-          <w:sz w:val="20"/>
-          <w:szCs w:val="20"/>
-          <w:highlight w:val="yellow"/>
-        </w:rPr>
-      </w:pPr>
-      <w:r>
-        <w:rPr>
-          <w:rFonts w:cs="Arial"/>
-          <w:sz w:val="20"/>
-          <w:szCs w:val="20"/>
-          <w:highlight w:val="yellow"/>
-        </w:rPr>
-        <w:t xml:space="preserve">Sempre que possível também poderá ser feita uma breve contextualização teórica sobre algum aspeto que se considere pertinente para realçar a importância da tarefa executada. </w:t>
-      </w:r>
-    </w:p>
-    <w:p>
-      <w:pPr>
-        <w:jc w:val="both"/>
-        <w:rPr>
-          <w:rFonts w:cs="Arial"/>
-          <w:sz w:val="20"/>
-          <w:szCs w:val="20"/>
-        </w:rPr>
-      </w:pPr>
-      <w:r>
-        <w:rPr>
-          <w:rFonts w:cs="Arial"/>
-          <w:sz w:val="20"/>
-          <w:szCs w:val="20"/>
-          <w:highlight w:val="yellow"/>
-        </w:rPr>
-        <w:t>NOTA: em impressões frente e verso, cada parte (se existirem) e cada capítulo devem começar numa página ímpar.</w:t>
-      </w:r>
-    </w:p>
-    <w:p>
-      <w:pPr>
-        <w:spacing w:after="0" w:line="240" w:lineRule="auto"/>
-        <w:rPr>
-          <w:rFonts w:cs="Arial"/>
         </w:rPr>
         <w:sectPr>
           <w:headerReference w:type="default" r:id="rId9"/>
@@ -1931,6 +2759,12 @@
           <w:docGrid w:linePitch="360"/>
         </w:sectPr>
       </w:pPr>
+      <w:r>
+        <w:rPr>
+          <w:rFonts w:cs="Arial"/>
+        </w:rPr>
+        <w:br w:type="page"/>
+      </w:r>
     </w:p>
     <w:p>
       <w:pPr>
@@ -1953,27 +2787,21 @@
       <w:pPr>
         <w:pStyle w:val="Estilo2"/>
       </w:pPr>
+      <w:bookmarkStart w:id="0" w:name="_Toc230286344"/>
       <w:r>
         <w:rPr>
           <w:b/>
         </w:rPr>
         <w:t>1.1. Contexto e motivação</w:t>
       </w:r>
-    </w:p>
-    <w:p>
-      <w:pPr>
-        <w:jc w:val="both"/>
-      </w:pPr>
-      <w:r>
-        <w:t xml:space="preserve">Os Sistemas de Informação Geográfica (SIG) consolidaram-se nas últimas duas décadas como uma das áreas mais transversais dos Sistemas de Informação, </w:t>
-      </w:r>
-      <w:proofErr w:type="gramStart"/>
-      <w:r>
-        <w:t>alimentando aplicações</w:t>
-      </w:r>
-      <w:proofErr w:type="gramEnd"/>
-      <w:r>
-        <w:t xml:space="preserve"> que vão da logística urbana ao turismo, passando pela saúde pública e pelo planeamento desportivo. A democratização das tecnologias Web, dos dispositivos com GPS integrado e das fontes de dados abertos — em particular o projeto OpenStreetMap — abriu espaço para a construção de aplicações WebSIG funcionais, sem o investimento outrora indissociável das soluções SIG comerciais.</w:t>
+      <w:bookmarkEnd w:id="0"/>
+    </w:p>
+    <w:p>
+      <w:pPr>
+        <w:jc w:val="both"/>
+      </w:pPr>
+      <w:r>
+        <w:t>Os Sistemas de Informação Geográfica (SIG) consolidaram-se nas últimas duas décadas como uma das áreas mais transversais dos Sistemas de Informação, alimentando aplicações que vão da logística urbana ao turismo, passando pela saúde pública e pelo planeamento desportivo. A democratização das tecnologias Web, dos dispositivos com GPS integrado e das fontes de dados abertos em particular o projeto OpenStreetMap  abriu espaço para a construção de aplicações WebSIG funcionais, sem o investimento outrora indissociável das soluções SIG comerciais.</w:t>
       </w:r>
     </w:p>
     <w:p>
@@ -1989,7 +2817,7 @@
         <w:jc w:val="both"/>
       </w:pPr>
       <w:r>
-        <w:t>É neste enquadramento que se inscreve o presente trabalho. O FitMap é uma plataforma WebSIG construída de raiz para responder à pergunta operacional “onde posso praticar esta modalidade, próximo do meu local, e como lá chego?”. A solução foi desenhada como peça didática para a unidade curricular de Tecnologias e Aplicações de Bases de Dados, e como tal privilegia a exposição explícita dos três pilares tecnológicos do programa — bases de dados espaciais, NoSQL e tecnologias Web — em detrimento de uma estética minimalista de demonstração.</w:t>
+        <w:t>É neste enquadramento que se inscreve o presente trabalho. O FitMap é uma plataforma WebSIG construída de raiz para responder à pergunta operacional “onde posso praticar esta modalidade, próximo do meu local, e como lá chego?”. A solução foi desenhada como peça didática para a unidade curricular de Tecnologias e Aplicações de Bases de Dados, e como tal privilegia a exposição explícita dos três pilares tecnológicos do programa bases de dados espaciais, NoSQL e tecnologias Web em detrimento de uma estética minimalista de demonstração.</w:t>
       </w:r>
     </w:p>
     <w:p>
@@ -2016,6 +2844,7 @@
       <w:pPr>
         <w:pStyle w:val="Estilo2"/>
       </w:pPr>
+      <w:bookmarkStart w:id="1" w:name="_Toc230286345"/>
       <w:r>
         <w:rPr>
           <w:b/>
@@ -2023,6 +2852,7 @@
         <w:lastRenderedPageBreak/>
         <w:t>1.2. Objetivos</w:t>
       </w:r>
+      <w:bookmarkEnd w:id="1"/>
     </w:p>
     <w:p>
       <w:pPr>
@@ -2159,6 +2989,7 @@
       <w:pPr>
         <w:pStyle w:val="Estilo2"/>
       </w:pPr>
+      <w:bookmarkStart w:id="2" w:name="_Toc230286346"/>
       <w:r>
         <w:rPr>
           <w:b/>
@@ -2166,6 +2997,7 @@
         <w:lastRenderedPageBreak/>
         <w:t>1.3. Estrutura do documento</w:t>
       </w:r>
+      <w:bookmarkEnd w:id="2"/>
     </w:p>
     <w:p>
       <w:pPr>
@@ -2269,12 +3101,14 @@
       <w:pPr>
         <w:pStyle w:val="Estilo2"/>
       </w:pPr>
+      <w:bookmarkStart w:id="3" w:name="_Toc230286347"/>
       <w:r>
         <w:rPr>
           <w:b/>
         </w:rPr>
         <w:t>2.1. Sistemas de Informação Geográfica e WebSIG</w:t>
       </w:r>
+      <w:bookmarkEnd w:id="3"/>
     </w:p>
     <w:p>
       <w:pPr>
@@ -2297,15 +3131,7 @@
         <w:jc w:val="both"/>
       </w:pPr>
       <w:r>
-        <w:t xml:space="preserve">A presente solução adota integralmente esta arquitetura, com a particularidade de prescindir de SGBD relacional com extensão espacial, demonstrando que um SGBD NoSQL documental moderno é uma alternativa viável para volumes da ordem dos milhares de pontos e </w:t>
-      </w:r>
-      <w:proofErr w:type="spellStart"/>
-      <w:r>
-        <w:t>workloads</w:t>
-      </w:r>
-      <w:proofErr w:type="spellEnd"/>
-      <w:r>
-        <w:t xml:space="preserve"> predominantemente de leitura.</w:t>
+        <w:t>A presente solução adota integralmente esta arquitetura, com a particularidade de prescindir de SGBD relacional com extensão espacial, demonstrando que um SGBD NoSQL documental moderno é uma alternativa viável para volumes da ordem dos milhares de pontos e workloads predominantemente de leitura.</w:t>
       </w:r>
     </w:p>
     <w:p>
@@ -2317,12 +3143,14 @@
       <w:pPr>
         <w:pStyle w:val="Estilo2"/>
       </w:pPr>
+      <w:bookmarkStart w:id="4" w:name="_Toc230286348"/>
       <w:r>
         <w:rPr>
           <w:b/>
         </w:rPr>
         <w:t>2.2. Bases de dados espaciais: relacional versus NoSQL</w:t>
       </w:r>
+      <w:bookmarkEnd w:id="4"/>
     </w:p>
     <w:p>
       <w:pPr>
@@ -2337,7 +3165,7 @@
         <w:jc w:val="both"/>
       </w:pPr>
       <w:r>
-        <w:t xml:space="preserve">Em contraposição, as bases de dados NoSQL documentais — de que o MongoDB é o expoente — propõem um modelo radicalmente diferente: documentos JSON/BSON sem schema fixo, agregação como linguagem de consulta, e índices especiais (incluindo o </w:t>
+        <w:t xml:space="preserve">Em contraposição, as bases de dados NoSQL documentais de que o MongoDB é o expoente propõem um modelo radicalmente diferente: documentos JSON/BSON sem schema fixo, agregação como linguagem de consulta, e índices especiais (incluindo o </w:t>
       </w:r>
       <w:r>
         <w:lastRenderedPageBreak/>
@@ -2352,23 +3180,7 @@
         <w:jc w:val="both"/>
       </w:pPr>
       <w:r>
-        <w:t xml:space="preserve">•  Complexidade das operações espaciais necessárias. Para análises topológicas avançadas (interseções de polígonos complexos, buffers, operações de </w:t>
-      </w:r>
-      <w:proofErr w:type="spellStart"/>
-      <w:r>
-        <w:t>overlay</w:t>
-      </w:r>
-      <w:proofErr w:type="spellEnd"/>
-      <w:r>
-        <w:t xml:space="preserve">), </w:t>
-      </w:r>
-      <w:proofErr w:type="spellStart"/>
-      <w:r>
-        <w:t>PostGIS</w:t>
-      </w:r>
-      <w:proofErr w:type="spellEnd"/>
-      <w:r>
-        <w:t xml:space="preserve"> continua imbatível.</w:t>
+        <w:t>•  Complexidade das operações espaciais necessárias. Para análises topológicas avançadas (interseções de polígonos complexos, buffers, operações de overlay), PostGIS continua imbatível.</w:t>
       </w:r>
     </w:p>
     <w:p>
@@ -2415,15 +3227,7 @@
         <w:jc w:val="both"/>
       </w:pPr>
       <w:r>
-        <w:t xml:space="preserve">Para o caso concreto do FitMap, em que os dados são heterogéneos (campos como horário, telefone, modalidades, acessibilidade são opcionais e variam entre instalações), o workload é dominantemente de leitura, e as operações espaciais necessárias são limitadas a $geoNear e $geoWithin sobre pontos, optou-se pelo MongoDB. Esta opção tem ainda a virtude didática de explorar um SGBD diferente do já familiar </w:t>
-      </w:r>
-      <w:proofErr w:type="spellStart"/>
-      <w:r>
-        <w:t>PostgreSQL</w:t>
-      </w:r>
-      <w:proofErr w:type="spellEnd"/>
-      <w:r>
-        <w:t>.</w:t>
+        <w:t>Para o caso concreto do FitMap, em que os dados são heterogéneos (campos como horário, telefone, modalidades, acessibilidade são opcionais e variam entre instalações), o workload é dominantemente de leitura, e as operações espaciais necessárias são limitadas a $geoNear e $geoWithin sobre pontos, optou-se pelo MongoDB. Esta opção tem ainda a virtude didática de explorar um SGBD diferente do já familiar PostgreSQL.</w:t>
       </w:r>
     </w:p>
     <w:p>
@@ -2450,6 +3254,7 @@
       <w:pPr>
         <w:pStyle w:val="Estilo2"/>
       </w:pPr>
+      <w:bookmarkStart w:id="5" w:name="_Toc230286349"/>
       <w:r>
         <w:rPr>
           <w:b/>
@@ -2457,6 +3262,7 @@
         <w:lastRenderedPageBreak/>
         <w:t>2.3. O índice 2dsphere e os operadores geoespaciais do MongoDB</w:t>
       </w:r>
+      <w:bookmarkEnd w:id="5"/>
     </w:p>
     <w:p>
       <w:pPr>
@@ -2496,15 +3302,7 @@
         <w:jc w:val="both"/>
       </w:pPr>
       <w:r>
-        <w:t xml:space="preserve">•  $nearSphere — alternativa ao $geoNear para queries </w:t>
-      </w:r>
-      <w:proofErr w:type="gramStart"/>
-      <w:r>
-        <w:t>find(</w:t>
-      </w:r>
-      <w:proofErr w:type="gramEnd"/>
-      <w:r>
-        <w:t>) simples, sem pipeline. Útil em endpoints com lógica menos elaborada.</w:t>
+        <w:t>•  $nearSphere — alternativa ao $geoNear para queries find() simples, sem pipeline. Útil em endpoints com lógica menos elaborada.</w:t>
       </w:r>
     </w:p>
     <w:p/>
@@ -2515,15 +3313,7 @@
         <w:jc w:val="both"/>
       </w:pPr>
       <w:r>
-        <w:t xml:space="preserve">•  $geoIntersects — interseção entre geometrias. Não utilizado no presente projecto, pois os dados são exclusivamente </w:t>
-      </w:r>
-      <w:proofErr w:type="spellStart"/>
-      <w:r>
-        <w:t>Point</w:t>
-      </w:r>
-      <w:proofErr w:type="spellEnd"/>
-      <w:r>
-        <w:t>.</w:t>
+        <w:t>•  $geoIntersects — interseção entre geometrias. Não utilizado no presente projecto, pois os dados são exclusivamente Point.</w:t>
       </w:r>
     </w:p>
     <w:p>
@@ -2537,12 +3327,14 @@
       <w:pPr>
         <w:pStyle w:val="Estilo2"/>
       </w:pPr>
+      <w:bookmarkStart w:id="6" w:name="_Toc230286350"/>
       <w:r>
         <w:rPr>
           <w:b/>
         </w:rPr>
         <w:t>2.4. OpenStreetMap e a Overpass API como fonte de dados</w:t>
       </w:r>
+      <w:bookmarkEnd w:id="6"/>
     </w:p>
     <w:p>
       <w:pPr>
@@ -2573,19 +3365,21 @@
       <w:pPr>
         <w:pStyle w:val="Estilo2"/>
       </w:pPr>
+      <w:bookmarkStart w:id="7" w:name="_Toc230286351"/>
       <w:r>
         <w:rPr>
           <w:b/>
         </w:rPr>
         <w:t>2.5. Routing open-source: o caso da OSRM</w:t>
       </w:r>
-    </w:p>
-    <w:p>
-      <w:pPr>
-        <w:jc w:val="both"/>
-      </w:pPr>
-      <w:r>
-        <w:t>A Open Source Routing Machine (OSRM) é uma engine de cálculo de trajetórias em redes rodoviárias OSM, escrita em C++, com tempos de resposta tipicamente inferiores a 100 ms para rotas continentais e suporte a múltiplos perfis (car, foot, bike). Existem instâncias públicas mantidas pela comunidade — routing.openstreetmap.de oferece endpoints distintos para os três perfis principais — que dispensam o registo de chaves de API e permitem prototipagem rápida.</w:t>
+      <w:bookmarkEnd w:id="7"/>
+    </w:p>
+    <w:p>
+      <w:pPr>
+        <w:jc w:val="both"/>
+      </w:pPr>
+      <w:r>
+        <w:t>A Open Source Routing Machine (OSRM) é uma engine de cálculo de trajetórias em redes rodoviárias OSM, escrita em C++, com tempos de resposta tipicamente inferiores a 100 ms para rotas continentais e suporte a múltiplos perfis (car, foot, bike). Existem instâncias públicas mantidas pela comunidade routing.openstreetmap.de oferece endpoints distintos para os três perfis principais que dispensam o registo de chaves de API e permitem prototipagem rápida.</w:t>
       </w:r>
     </w:p>
     <w:p>
@@ -2660,12 +3454,14 @@
       <w:pPr>
         <w:pStyle w:val="Estilo2"/>
       </w:pPr>
+      <w:bookmarkStart w:id="8" w:name="_Toc230286352"/>
       <w:r>
         <w:rPr>
           <w:b/>
         </w:rPr>
         <w:t>3.1. Visão geral da arquitetura</w:t>
       </w:r>
+      <w:bookmarkEnd w:id="8"/>
     </w:p>
     <w:p>
       <w:pPr>
@@ -2699,7 +3495,7 @@
         <w:jc w:val="both"/>
       </w:pPr>
       <w:r>
-        <w:t>•  Serviço Seed (imagem custom Python) que executa, na inicialização, os scripts seed_osm.py e — quando aplicável — outros pipelines de ingestão. Termina após popular o MongoDB e não permanece a correr.</w:t>
+        <w:t>•  Serviço Seed (imagem custom Python) que executa, na inicialização, os scripts seed_osm.py e quando aplicável outros pipelines de ingestão. Termina após popular o MongoDB e não permanece a correr.</w:t>
       </w:r>
     </w:p>
     <w:p>
@@ -2759,6 +3555,7 @@
       <w:pPr>
         <w:pStyle w:val="Estilo2"/>
       </w:pPr>
+      <w:bookmarkStart w:id="9" w:name="_Toc230286353"/>
       <w:r>
         <w:rPr>
           <w:b/>
@@ -2766,6 +3563,7 @@
         <w:lastRenderedPageBreak/>
         <w:t>3.2. Fluxo de dados</w:t>
       </w:r>
+      <w:bookmarkEnd w:id="9"/>
     </w:p>
     <w:p>
       <w:pPr>
@@ -2847,6 +3645,7 @@
       <w:pPr>
         <w:pStyle w:val="Estilo2"/>
       </w:pPr>
+      <w:bookmarkStart w:id="10" w:name="_Toc230286354"/>
       <w:r>
         <w:rPr>
           <w:b/>
@@ -2854,6 +3653,7 @@
         <w:lastRenderedPageBreak/>
         <w:t>3.3. Modelo de dados — a coleção facilities</w:t>
       </w:r>
+      <w:bookmarkEnd w:id="10"/>
     </w:p>
     <w:p>
       <w:pPr>
@@ -3151,6 +3951,7 @@
           <w:b/>
         </w:rPr>
       </w:pPr>
+      <w:bookmarkStart w:id="11" w:name="_Toc230286355"/>
       <w:r>
         <w:rPr>
           <w:b/>
@@ -3158,6 +3959,7 @@
         <w:lastRenderedPageBreak/>
         <w:t>3.4. Índices criados e racional</w:t>
       </w:r>
+      <w:bookmarkEnd w:id="11"/>
     </w:p>
     <w:p>
       <w:pPr>
@@ -3364,11 +4166,9 @@
             <w:tcW w:w="2197" w:type="dxa"/>
           </w:tcPr>
           <w:p>
-            <w:proofErr w:type="gramStart"/>
             <w:r>
               <w:t>address.city</w:t>
             </w:r>
-            <w:proofErr w:type="gramEnd"/>
           </w:p>
         </w:tc>
         <w:tc>
@@ -3413,15 +4213,7 @@
         <w:jc w:val="both"/>
       </w:pPr>
       <w:r>
-        <w:t xml:space="preserve">O índice </w:t>
-      </w:r>
-      <w:proofErr w:type="spellStart"/>
-      <w:r>
-        <w:t>multikey</w:t>
-      </w:r>
-      <w:proofErr w:type="spellEnd"/>
-      <w:r>
-        <w:t xml:space="preserve"> sobre sports merece um comentário particular. Como o campo é um array (uma instalação pode oferecer várias modalidades), o MongoDB indexa cada elemento individualmente. Isto permite responder eficientemente a queries como {"sports": "climbing"} mesmo quando climbing é apenas uma de várias modalidades oferecidas.</w:t>
+        <w:t>O índice multikey sobre sports merece um comentário particular. Como o campo é um array (uma instalação pode oferecer várias modalidades), o MongoDB indexa cada elemento individualmente. Isto permite responder eficientemente a queries como {"sports": "climbing"} mesmo quando climbing é apenas uma de várias modalidades oferecidas.</w:t>
       </w:r>
     </w:p>
     <w:p>
@@ -3463,12 +4255,14 @@
       <w:pPr>
         <w:pStyle w:val="Estilo2"/>
       </w:pPr>
+      <w:bookmarkStart w:id="12" w:name="_Toc230286356"/>
       <w:r>
         <w:rPr>
           <w:b/>
         </w:rPr>
         <w:t>4.1. Pipeline de ingestão (seed_osm.py)</w:t>
       </w:r>
+      <w:bookmarkEnd w:id="12"/>
     </w:p>
     <w:p>
       <w:pPr>
@@ -3610,31 +4404,7 @@
         <w:jc w:val="both"/>
       </w:pPr>
       <w:r>
-        <w:t>A resposta é cacheada localmente em osm_</w:t>
-      </w:r>
-      <w:proofErr w:type="gramStart"/>
-      <w:r>
-        <w:t>cache.json</w:t>
-      </w:r>
-      <w:proofErr w:type="gramEnd"/>
-      <w:r>
-        <w:t xml:space="preserve"> para evitar consultas repetidas ao endpoint público durante o desenvolvimento. A normalização aplica regras determinísticas para derivar o campo category a partir das tags (por exemplo, leisure=fitness_centre → “Ginásio”), parsing de modalidades multivaloradas (campo sport com valores separados </w:t>
-      </w:r>
-      <w:proofErr w:type="gramStart"/>
-      <w:r>
-        <w:t>por ;</w:t>
-      </w:r>
-      <w:proofErr w:type="gramEnd"/>
-      <w:r>
-        <w:t xml:space="preserve"> </w:t>
-      </w:r>
-      <w:proofErr w:type="gramStart"/>
-      <w:r>
-        <w:t>ou ,</w:t>
-      </w:r>
-      <w:proofErr w:type="gramEnd"/>
-      <w:r>
-        <w:t>), e construção do objeto GeoJSON Point a partir das coordenadas. A inserção é em batch (insert_many), tipicamente concluída em menos de dois segundos para 3 400 documentos.</w:t>
+        <w:t>A resposta é cacheada localmente em osm_cache.json para evitar consultas repetidas ao endpoint público durante o desenvolvimento. A normalização aplica regras determinísticas para derivar o campo category a partir das tags (por exemplo, leisure=fitness_centre → “Ginásio”), parsing de modalidades multivaloradas (campo sport com valores separados por ; ou ,), e construção do objeto GeoJSON Point a partir das coordenadas. A inserção é em batch (insert_many), tipicamente concluída em menos de dois segundos para 3 400 documentos.</w:t>
       </w:r>
     </w:p>
     <w:p>
@@ -3656,6 +4426,7 @@
       <w:pPr>
         <w:pStyle w:val="Estilo2"/>
       </w:pPr>
+      <w:bookmarkStart w:id="13" w:name="_Toc230286357"/>
       <w:r>
         <w:rPr>
           <w:b/>
@@ -3663,26 +4434,19 @@
         <w:lastRenderedPageBreak/>
         <w:t>4.2. Camada Web e API REST</w:t>
       </w:r>
-    </w:p>
-    <w:p>
-      <w:pPr>
-        <w:jc w:val="both"/>
-      </w:pPr>
-    </w:p>
-    <w:p>
-      <w:pPr>
-        <w:jc w:val="both"/>
-      </w:pPr>
-      <w:r>
-        <w:t xml:space="preserve">O </w:t>
-      </w:r>
-      <w:proofErr w:type="spellStart"/>
-      <w:r>
-        <w:t>backend</w:t>
-      </w:r>
-      <w:proofErr w:type="spellEnd"/>
-      <w:r>
-        <w:t xml:space="preserve"> é construído sobre FastAPI, uma framework Python ASGI que combina desempenho competitivo (uvicorn como servidor) com a expressão declarativa das rotas e validação automática dos parâmetros via anotações de tipo. A API expõe doze endpoints, dos quais os principais estão descritos na tabela seguinte.</w:t>
+      <w:bookmarkEnd w:id="13"/>
+    </w:p>
+    <w:p>
+      <w:pPr>
+        <w:jc w:val="both"/>
+      </w:pPr>
+    </w:p>
+    <w:p>
+      <w:pPr>
+        <w:jc w:val="both"/>
+      </w:pPr>
+      <w:r>
+        <w:t>O backend é construído sobre FastAPI, uma framework Python ASGI que combina desempenho competitivo (uvicorn como servidor) com a expressão declarativa das rotas e validação automática dos parâmetros via anotações de tipo. A API expõe doze endpoints, dos quais os principais estão descritos na tabela seguinte.</w:t>
       </w:r>
     </w:p>
     <w:tbl>
@@ -3987,13 +4751,8 @@
           </w:tcPr>
           <w:p>
             <w:r>
-              <w:t xml:space="preserve">$group por </w:t>
-            </w:r>
-            <w:proofErr w:type="gramStart"/>
-            <w:r>
-              <w:t>address.city</w:t>
-            </w:r>
-            <w:proofErr w:type="gramEnd"/>
+              <w:t>$group por address.city</w:t>
+            </w:r>
           </w:p>
         </w:tc>
       </w:tr>
@@ -4011,41 +4770,15 @@
           <w:b/>
         </w:rPr>
       </w:pPr>
+      <w:bookmarkStart w:id="14" w:name="_Toc230286358"/>
       <w:r>
         <w:rPr>
           <w:b/>
         </w:rPr>
         <w:lastRenderedPageBreak/>
-        <w:t xml:space="preserve">4.3. </w:t>
-      </w:r>
-      <w:proofErr w:type="spellStart"/>
-      <w:r>
-        <w:rPr>
-          <w:b/>
-        </w:rPr>
-        <w:t>Queries</w:t>
-      </w:r>
-      <w:proofErr w:type="spellEnd"/>
-      <w:r>
-        <w:rPr>
-          <w:b/>
-        </w:rPr>
-        <w:t xml:space="preserve"> </w:t>
-      </w:r>
-      <w:proofErr w:type="spellStart"/>
-      <w:r>
-        <w:rPr>
-          <w:b/>
-        </w:rPr>
-        <w:t>geoespaciais</w:t>
-      </w:r>
-      <w:proofErr w:type="spellEnd"/>
-      <w:r>
-        <w:rPr>
-          <w:b/>
-        </w:rPr>
-        <w:t xml:space="preserve"> explicadas</w:t>
-      </w:r>
+        <w:t>4.3. Queries geoespaciais explicadas</w:t>
+      </w:r>
+      <w:bookmarkEnd w:id="14"/>
     </w:p>
     <w:p/>
     <w:p>
@@ -4623,31 +5356,7 @@
         <w:jc w:val="both"/>
       </w:pPr>
       <w:r>
-        <w:t xml:space="preserve">O </w:t>
-      </w:r>
-      <w:proofErr w:type="spellStart"/>
-      <w:r>
-        <w:t>sub-pipeline</w:t>
-      </w:r>
-      <w:proofErr w:type="spellEnd"/>
-      <w:r>
-        <w:t xml:space="preserve"> </w:t>
-      </w:r>
-      <w:proofErr w:type="spellStart"/>
-      <w:r>
-        <w:t>topSports</w:t>
-      </w:r>
-      <w:proofErr w:type="spellEnd"/>
-      <w:r>
-        <w:t xml:space="preserve"> merece destaque pelo uso de $unwind. Como o campo sports é um array, $unwind virtualiza cada elemento numa cópia do documento, permitindo aplicar $group por modalidade individual. Sem este estágio, a agregação contaria arrays inteiros como entidades distintas, distorcendo o resultado. Esta combinação $unwind → $group é o padrão canónico do MongoDB para tratar campos </w:t>
-      </w:r>
-      <w:proofErr w:type="spellStart"/>
-      <w:r>
-        <w:t>multivalorados</w:t>
-      </w:r>
-      <w:proofErr w:type="spellEnd"/>
-      <w:r>
-        <w:t>.</w:t>
+        <w:t>O sub-pipeline topSports merece destaque pelo uso de $unwind. Como o campo sports é um array, $unwind virtualiza cada elemento numa cópia do documento, permitindo aplicar $group por modalidade individual. Sem este estágio, a agregação contaria arrays inteiros como entidades distintas, distorcendo o resultado. Esta combinação $unwind → $group é o padrão canónico do MongoDB para tratar campos multivalorados.</w:t>
       </w:r>
     </w:p>
     <w:p>
@@ -4679,6 +5388,7 @@
       <w:pPr>
         <w:pStyle w:val="Estilo2"/>
       </w:pPr>
+      <w:bookmarkStart w:id="15" w:name="_Toc230286359"/>
       <w:r>
         <w:rPr>
           <w:b/>
@@ -4686,26 +5396,19 @@
         <w:lastRenderedPageBreak/>
         <w:t>4.4. Frontend Leaflet</w:t>
       </w:r>
-    </w:p>
-    <w:p>
-      <w:pPr>
-        <w:jc w:val="both"/>
-      </w:pPr>
-    </w:p>
-    <w:p>
-      <w:pPr>
-        <w:jc w:val="both"/>
-      </w:pPr>
-      <w:r>
-        <w:t>A camada cliente recorre ao Leaflet 1.9 para o mapa, com tiles vetoriais escuros do CartoDB para um aspeto profissional. Sobre o mapa são desenhadas três classes de elementos: marcadores de instalação (</w:t>
-      </w:r>
-      <w:proofErr w:type="gramStart"/>
-      <w:r>
-        <w:t>L.divIcon</w:t>
-      </w:r>
-      <w:proofErr w:type="gramEnd"/>
-      <w:r>
-        <w:t xml:space="preserve"> customizados, com cor por categoria, implementados como círculos de 14 px com aro de cor); o polígono desenhado pelo utilizador, gerido pelo plugin Leaflet.draw 1.0.4; e a polyline da rota, renderizada pelo Leaflet Routing Machine com duas tonalidades (sombra preta </w:t>
+      <w:bookmarkEnd w:id="15"/>
+    </w:p>
+    <w:p>
+      <w:pPr>
+        <w:jc w:val="both"/>
+      </w:pPr>
+    </w:p>
+    <w:p>
+      <w:pPr>
+        <w:jc w:val="both"/>
+      </w:pPr>
+      <w:r>
+        <w:t xml:space="preserve">A camada cliente recorre ao Leaflet 1.9 para o mapa, com tiles vetoriais escuros do CartoDB para um aspeto profissional. Sobre o mapa são desenhadas três classes de elementos: marcadores de instalação (L.divIcon customizados, com cor por categoria, implementados como círculos de 14 px com aro de cor); o polígono desenhado pelo utilizador, gerido pelo plugin Leaflet.draw 1.0.4; e a polyline da rota, renderizada pelo Leaflet Routing Machine com duas tonalidades (sombra preta </w:t>
       </w:r>
       <w:r>
         <w:t>semitransparente</w:t>
@@ -4719,71 +5422,7 @@
         <w:jc w:val="both"/>
       </w:pPr>
       <w:r>
-        <w:t xml:space="preserve">A lógica do cliente é organizada em torno de um pequeno conjunto de funções de boot: </w:t>
-      </w:r>
-      <w:proofErr w:type="gramStart"/>
-      <w:r>
-        <w:t>bootLanding(</w:t>
-      </w:r>
-      <w:proofErr w:type="gramEnd"/>
-      <w:r>
-        <w:t xml:space="preserve">) povoa a landing com dropdowns e estatísticas globais; </w:t>
-      </w:r>
-      <w:proofErr w:type="gramStart"/>
-      <w:r>
-        <w:t>launchMap(</w:t>
-      </w:r>
-      <w:proofErr w:type="gramEnd"/>
-      <w:r>
-        <w:t xml:space="preserve">) inicializa o mapa e carrega as primeiras instalações; </w:t>
-      </w:r>
-      <w:proofErr w:type="gramStart"/>
-      <w:r>
-        <w:t>loadFacilities(</w:t>
-      </w:r>
-      <w:proofErr w:type="gramEnd"/>
-      <w:r>
-        <w:t xml:space="preserve">) é o handler central que recolhe os filtros ativos, faz a chamada à API e desenha os marcadores. As </w:t>
-      </w:r>
-      <w:proofErr w:type="gramStart"/>
-      <w:r>
-        <w:t>interações utilizador</w:t>
-      </w:r>
-      <w:proofErr w:type="gramEnd"/>
-      <w:r>
-        <w:t xml:space="preserve"> (</w:t>
-      </w:r>
-      <w:proofErr w:type="spellStart"/>
-      <w:r>
-        <w:t>click</w:t>
-      </w:r>
-      <w:proofErr w:type="spellEnd"/>
-      <w:r>
-        <w:t xml:space="preserve"> em </w:t>
-      </w:r>
-      <w:proofErr w:type="spellStart"/>
-      <w:r>
-        <w:t>marker</w:t>
-      </w:r>
-      <w:proofErr w:type="spellEnd"/>
-      <w:r>
-        <w:t xml:space="preserve">, click em filtro, clique direito para pesquisa por raio) registam handlers que atualizam o estado global e </w:t>
-      </w:r>
-      <w:proofErr w:type="spellStart"/>
-      <w:r>
-        <w:t>re-disparam</w:t>
-      </w:r>
-      <w:proofErr w:type="spellEnd"/>
-      <w:r>
-        <w:t xml:space="preserve"> as </w:t>
-      </w:r>
-      <w:proofErr w:type="spellStart"/>
-      <w:r>
-        <w:t>queries</w:t>
-      </w:r>
-      <w:proofErr w:type="spellEnd"/>
-      <w:r>
-        <w:t xml:space="preserve"> necessárias.</w:t>
+        <w:t>A lógica do cliente é organizada em torno de um pequeno conjunto de funções de boot: bootLanding() povoa a landing com dropdowns e estatísticas globais; launchMap() inicializa o mapa e carrega as primeiras instalações; loadFacilities() é o handler central que recolhe os filtros ativos, faz a chamada à API e desenha os marcadores. As interações utilizador (click em marker, click em filtro, clique direito para pesquisa por raio) registam handlers que atualizam o estado global e re-disparam as queries necessárias.</w:t>
       </w:r>
     </w:p>
     <w:p>
@@ -4850,21 +5489,15 @@
       <w:pPr>
         <w:pStyle w:val="Estilo2"/>
       </w:pPr>
+      <w:bookmarkStart w:id="16" w:name="_Toc230286360"/>
       <w:r>
         <w:rPr>
           <w:b/>
         </w:rPr>
         <w:lastRenderedPageBreak/>
-        <w:t xml:space="preserve">4.5. Cálculo de rotas </w:t>
-      </w:r>
-      <w:proofErr w:type="gramStart"/>
-      <w:r>
-        <w:rPr>
-          <w:b/>
-        </w:rPr>
-        <w:t>multi-modal</w:t>
-      </w:r>
-      <w:proofErr w:type="gramEnd"/>
+        <w:t>4.5. Cálculo de rotas multi-modal</w:t>
+      </w:r>
+      <w:bookmarkEnd w:id="16"/>
     </w:p>
     <w:p>
       <w:pPr>
@@ -4989,12 +5622,14 @@
       <w:pPr>
         <w:pStyle w:val="Estilo2"/>
       </w:pPr>
+      <w:bookmarkStart w:id="17" w:name="_Toc230286361"/>
       <w:r>
         <w:rPr>
           <w:b/>
         </w:rPr>
         <w:t>5.1. Volumetria e cobertura geográfica</w:t>
       </w:r>
+      <w:bookmarkEnd w:id="17"/>
     </w:p>
     <w:p>
       <w:pPr>
@@ -5371,6 +6006,7 @@
       <w:pPr>
         <w:pStyle w:val="Estilo2"/>
       </w:pPr>
+      <w:bookmarkStart w:id="18" w:name="_Toc230286362"/>
       <w:r>
         <w:rPr>
           <w:b/>
@@ -5378,6 +6014,7 @@
         <w:lastRenderedPageBreak/>
         <w:t>5.2. Casos de uso ilustrados</w:t>
       </w:r>
+      <w:bookmarkEnd w:id="18"/>
     </w:p>
     <w:p>
       <w:pPr>
@@ -5416,13 +6053,8 @@
         <w:ind w:left="400"/>
         <w:jc w:val="both"/>
       </w:pPr>
-      <w:proofErr w:type="gramStart"/>
-      <w:r>
-        <w:t>•  [</w:t>
-      </w:r>
-      <w:proofErr w:type="gramEnd"/>
-      <w:r>
-        <w:t>FIGURA 1 — Landing page com a categoria “Piscina” selecionada]</w:t>
+      <w:r>
+        <w:t>•  [FIGURA 1 — Landing page com a categoria “Piscina” selecionada]</w:t>
       </w:r>
     </w:p>
     <w:p/>
@@ -5443,13 +6075,8 @@
         <w:ind w:left="400"/>
         <w:jc w:val="both"/>
       </w:pPr>
-      <w:proofErr w:type="gramStart"/>
-      <w:r>
-        <w:t>•  [</w:t>
-      </w:r>
-      <w:proofErr w:type="gramEnd"/>
-      <w:r>
-        <w:t>FIGURA 2 — Painel de resultados com piscinas ordenadas por distância]</w:t>
+      <w:r>
+        <w:t>•  [FIGURA 2 — Painel de resultados com piscinas ordenadas por distância]</w:t>
       </w:r>
     </w:p>
     <w:p/>
@@ -5460,15 +6087,7 @@
         <w:jc w:val="both"/>
       </w:pPr>
       <w:r>
-        <w:t xml:space="preserve">•  Se nenhum resultado for encontrado, o cliente repete a chamada automaticamente com raios crescentes (5, 10, 25, 50, 100 km) até obter pelo menos um resultado, notificando o utilizador com </w:t>
-      </w:r>
-      <w:proofErr w:type="gramStart"/>
-      <w:r>
-        <w:t>um toast</w:t>
-      </w:r>
-      <w:proofErr w:type="gramEnd"/>
-      <w:r>
-        <w:t xml:space="preserve"> com a mensagem “Sem resultados em 3 km — alargado para X km”.</w:t>
+        <w:t>•  Se nenhum resultado for encontrado, o cliente repete a chamada automaticamente com raios crescentes (5, 10, 25, 50, 100 km) até obter pelo menos um resultado, notificando o utilizador com um toast com a mensagem “Sem resultados em 3 km — alargado para X km”.</w:t>
       </w:r>
     </w:p>
     <w:p>
@@ -5507,13 +6126,8 @@
         <w:ind w:left="400"/>
         <w:jc w:val="both"/>
       </w:pPr>
-      <w:proofErr w:type="gramStart"/>
-      <w:r>
-        <w:t>•  [</w:t>
-      </w:r>
-      <w:proofErr w:type="gramEnd"/>
-      <w:r>
-        <w:t>FIGURA 3 — Polígono desenhado sobre Lisboa oriental]</w:t>
+      <w:r>
+        <w:t>•  [FIGURA 3 — Polígono desenhado sobre Lisboa oriental]</w:t>
       </w:r>
     </w:p>
     <w:p/>
@@ -5535,13 +6149,8 @@
         <w:ind w:left="400"/>
         <w:jc w:val="both"/>
       </w:pPr>
-      <w:proofErr w:type="gramStart"/>
-      <w:r>
-        <w:t>•  [</w:t>
-      </w:r>
-      <w:proofErr w:type="gramEnd"/>
-      <w:r>
-        <w:t>FIGURA 4 — Painel inferior com 158 instalações + breakdown por categoria]</w:t>
+      <w:r>
+        <w:t>•  [FIGURA 4 — Painel inferior com 158 instalações + breakdown por categoria]</w:t>
       </w:r>
     </w:p>
     <w:p/>
@@ -5552,24 +6161,11 @@
         <w:jc w:val="both"/>
       </w:pPr>
       <w:r>
-        <w:t xml:space="preserve">•  O utilizador filtra adicionalmente pelo pill “Ginásio” da </w:t>
-      </w:r>
-      <w:proofErr w:type="spellStart"/>
-      <w:r>
-        <w:t>sidebar</w:t>
-      </w:r>
-      <w:proofErr w:type="spellEnd"/>
-      <w:r>
-        <w:t xml:space="preserve"> (implementado pelo </w:t>
-      </w:r>
-      <w:r>
-        <w:t xml:space="preserve">parâmetro? </w:t>
-      </w:r>
-      <w:proofErr w:type="spellStart"/>
-      <w:r>
-        <w:t>category</w:t>
-      </w:r>
-      <w:proofErr w:type="spellEnd"/>
+        <w:t xml:space="preserve">•  O utilizador filtra adicionalmente pelo pill “Ginásio” da sidebar (implementado pelo </w:t>
+      </w:r>
+      <w:r>
+        <w:t>parâmetro? category</w:t>
+      </w:r>
       <w:r>
         <w:t>=...) e os resultados são atualizados sem nova consulta espacial.</w:t>
       </w:r>
@@ -5610,13 +6206,8 @@
         <w:ind w:left="400"/>
         <w:jc w:val="both"/>
       </w:pPr>
-      <w:proofErr w:type="gramStart"/>
-      <w:r>
-        <w:t>•  [</w:t>
-      </w:r>
-      <w:proofErr w:type="gramEnd"/>
-      <w:r>
-        <w:t>FIGURA 5 — Painel de detalhe da instalação selecionada]</w:t>
+      <w:r>
+        <w:t>•  [FIGURA 5 — Painel de detalhe da instalação selecionada]</w:t>
       </w:r>
     </w:p>
     <w:p/>
@@ -5648,13 +6239,8 @@
         <w:ind w:left="400"/>
         <w:jc w:val="both"/>
       </w:pPr>
-      <w:proofErr w:type="gramStart"/>
-      <w:r>
-        <w:t>•  [</w:t>
-      </w:r>
-      <w:proofErr w:type="gramEnd"/>
-      <w:r>
-        <w:t>FIGURA 6 — Rota de bicicleta calculada com OSRM]</w:t>
+      <w:r>
+        <w:t>•  [FIGURA 6 — Rota de bicicleta calculada com OSRM]</w:t>
       </w:r>
     </w:p>
     <w:p>
@@ -5696,6 +6282,7 @@
       <w:pPr>
         <w:pStyle w:val="Estilo2"/>
       </w:pPr>
+      <w:bookmarkStart w:id="19" w:name="_Toc230286363"/>
       <w:r>
         <w:rPr>
           <w:b/>
@@ -5703,26 +6290,19 @@
         <w:lastRenderedPageBreak/>
         <w:t>5.3. Análise de performance</w:t>
       </w:r>
-    </w:p>
-    <w:p>
-      <w:pPr>
-        <w:jc w:val="both"/>
-      </w:pPr>
-    </w:p>
-    <w:p>
-      <w:pPr>
-        <w:jc w:val="both"/>
-      </w:pPr>
-      <w:r>
-        <w:t xml:space="preserve">As </w:t>
-      </w:r>
-      <w:proofErr w:type="spellStart"/>
-      <w:r>
-        <w:t>queries</w:t>
-      </w:r>
-      <w:proofErr w:type="spellEnd"/>
-      <w:r>
-        <w:t xml:space="preserve"> foram caracterizadas empiricamente, medindo o tempo de resposta total (do cliente até à API e de volta) com a ferramenta curl e a coleção populada. As medições foram conduzidas em ambiente local (Docker Desktop sobre Windows, sem load), com máquina equipada com processador moderno de 4 núcleos.</w:t>
+      <w:bookmarkEnd w:id="19"/>
+    </w:p>
+    <w:p>
+      <w:pPr>
+        <w:jc w:val="both"/>
+      </w:pPr>
+    </w:p>
+    <w:p>
+      <w:pPr>
+        <w:jc w:val="both"/>
+      </w:pPr>
+      <w:r>
+        <w:t>As queries foram caracterizadas empiricamente, medindo o tempo de resposta total (do cliente até à API e de volta) com a ferramenta curl e a coleção populada. As medições foram conduzidas em ambiente local (Docker Desktop sobre Windows, sem load), com máquina equipada com processador moderno de 4 núcleos.</w:t>
       </w:r>
     </w:p>
     <w:tbl>
@@ -6043,6 +6623,7 @@
       <w:pPr>
         <w:pStyle w:val="Estilo2"/>
       </w:pPr>
+      <w:bookmarkStart w:id="20" w:name="_Toc230286364"/>
       <w:r>
         <w:rPr>
           <w:b/>
@@ -6050,6 +6631,7 @@
         <w:lastRenderedPageBreak/>
         <w:t>5.4. Cumprimento dos requisitos do brief</w:t>
       </w:r>
+      <w:bookmarkEnd w:id="20"/>
     </w:p>
     <w:p>
       <w:pPr>
@@ -6270,15 +6852,7 @@
           </w:tcPr>
           <w:p>
             <w:r>
-              <w:t xml:space="preserve">Routing OSRM </w:t>
-            </w:r>
-            <w:proofErr w:type="gramStart"/>
-            <w:r>
-              <w:t>multi-modal</w:t>
-            </w:r>
-            <w:proofErr w:type="gramEnd"/>
-            <w:r>
-              <w:t xml:space="preserve"> (car, foot, bike)</w:t>
+              <w:t>Routing OSRM multi-modal (car, foot, bike)</w:t>
             </w:r>
           </w:p>
         </w:tc>
@@ -6398,27 +6972,21 @@
       <w:pPr>
         <w:pStyle w:val="Estilo2"/>
       </w:pPr>
+      <w:bookmarkStart w:id="21" w:name="_Toc230286365"/>
       <w:r>
         <w:rPr>
           <w:b/>
         </w:rPr>
         <w:t>6.1. Reflexão crítica</w:t>
       </w:r>
-    </w:p>
-    <w:p>
-      <w:pPr>
-        <w:jc w:val="both"/>
-      </w:pPr>
-      <w:r>
-        <w:t xml:space="preserve">O </w:t>
-      </w:r>
-      <w:proofErr w:type="spellStart"/>
-      <w:r>
-        <w:t>FitMap</w:t>
-      </w:r>
-      <w:proofErr w:type="spellEnd"/>
-      <w:r>
-        <w:t xml:space="preserve"> demonstrou ser um exercício produtivo de integração das três tecnologias-pilar da unidade curricular, validando a hipótese de que uma base de dados NoSQL documental, devidamente equipada com índices espaciais, pode substituir um SGBD relacional com extensão espacial em aplicações WebSIG de complexidade média. A escolha do MongoDB revelou-se particularmente acertada num projecto onde a heterogeneidade dos dados de origem (OSM) penalizaria seriamente uma modelação relacional rigorosa: a obrigação de aplicar ALTER TABLE a cada nova tag observada no terreno é substituída pela inserção direta do novo campo no documento.</w:t>
+      <w:bookmarkEnd w:id="21"/>
+    </w:p>
+    <w:p>
+      <w:pPr>
+        <w:jc w:val="both"/>
+      </w:pPr>
+      <w:r>
+        <w:t>O FitMap demonstrou ser um exercício produtivo de integração das três tecnologias-pilar da unidade curricular, validando a hipótese de que uma base de dados NoSQL documental, devidamente equipada com índices espaciais, pode substituir um SGBD relacional com extensão espacial em aplicações WebSIG de complexidade média. A escolha do MongoDB revelou-se particularmente acertada num projecto onde a heterogeneidade dos dados de origem (OSM) penalizaria seriamente uma modelação relacional rigorosa: a obrigação de aplicar ALTER TABLE a cada nova tag observada no terreno é substituída pela inserção direta do novo campo no documento.</w:t>
       </w:r>
     </w:p>
     <w:p>
@@ -6438,12 +7006,14 @@
       <w:pPr>
         <w:pStyle w:val="Estilo2"/>
       </w:pPr>
+      <w:bookmarkStart w:id="22" w:name="_Toc230286366"/>
       <w:r>
         <w:rPr>
           <w:b/>
         </w:rPr>
         <w:t>6.2. Limitações identificadas</w:t>
       </w:r>
+      <w:bookmarkEnd w:id="22"/>
     </w:p>
     <w:p/>
     <w:p>
@@ -6487,15 +7057,7 @@
         <w:jc w:val="both"/>
       </w:pPr>
       <w:r>
-        <w:t xml:space="preserve">•  A engine de routing OSRM pública tem rate limits não documentados; para um deploy de produção seria recomendável instanciar uma cópia local em contentor, alimentada por um </w:t>
-      </w:r>
-      <w:proofErr w:type="spellStart"/>
-      <w:r>
-        <w:t>snapshot</w:t>
-      </w:r>
-      <w:proofErr w:type="spellEnd"/>
-      <w:r>
-        <w:t xml:space="preserve"> OSM de Portugal.</w:t>
+        <w:t>•  A engine de routing OSRM pública tem rate limits não documentados; para um deploy de produção seria recomendável instanciar uma cópia local em contentor, alimentada por um snapshot OSM de Portugal.</w:t>
       </w:r>
     </w:p>
     <w:p>
@@ -6509,12 +7071,14 @@
       <w:pPr>
         <w:pStyle w:val="Estilo2"/>
       </w:pPr>
+      <w:bookmarkStart w:id="23" w:name="_Toc230286367"/>
       <w:r>
         <w:rPr>
           <w:b/>
         </w:rPr>
         <w:t>6.3. Trabalho futuro</w:t>
       </w:r>
+      <w:bookmarkEnd w:id="23"/>
     </w:p>
     <w:p>
       <w:pPr>
@@ -6532,15 +7096,7 @@
         <w:jc w:val="both"/>
       </w:pPr>
       <w:r>
-        <w:t xml:space="preserve">•  Camada de transportes públicos. Uma </w:t>
-      </w:r>
-      <w:proofErr w:type="gramStart"/>
-      <w:r>
-        <w:t>nova coleção bus</w:t>
-      </w:r>
-      <w:proofErr w:type="gramEnd"/>
-      <w:r>
-        <w:t>_stops poderia ser populada a partir das tags highway=bus_stop do OSM, indexada 2dsphere, e cruzada com a coleção facilities via $geoNear inter-coleção. Esta extensão respondia diretamente à pergunta “tenho autocarro?” colocada no enunciado.</w:t>
+        <w:t>•  Camada de transportes públicos. Uma nova coleção bus_stops poderia ser populada a partir das tags highway=bus_stop do OSM, indexada 2dsphere, e cruzada com a coleção facilities via $geoNear inter-coleção. Esta extensão respondia diretamente à pergunta “tenho autocarro?” colocada no enunciado.</w:t>
       </w:r>
     </w:p>
     <w:p/>
@@ -6610,12 +7166,14 @@
       <w:pPr>
         <w:pStyle w:val="Estilo2"/>
       </w:pPr>
+      <w:bookmarkStart w:id="24" w:name="_Toc230286368"/>
       <w:r>
         <w:rPr>
           <w:b/>
         </w:rPr>
         <w:t>6.4. Considerações finais</w:t>
       </w:r>
+      <w:bookmarkEnd w:id="24"/>
     </w:p>
     <w:p>
       <w:pPr>
@@ -6709,144 +7267,77 @@
       <w:pPr>
         <w:jc w:val="both"/>
       </w:pPr>
-      <w:r>
-        <w:t>[1</w:t>
-      </w:r>
-      <w:proofErr w:type="gramStart"/>
-      <w:r>
-        <w:t>]  OpenStreetMap</w:t>
-      </w:r>
-      <w:proofErr w:type="gramEnd"/>
-      <w:r>
-        <w:t xml:space="preserve"> Foundation, “OpenStreetMap.” [Online]. Disponível em: https://www.openstreetmap.org. [Acedido: 21-mai-2026].</w:t>
-      </w:r>
-    </w:p>
-    <w:p>
-      <w:pPr>
-        <w:jc w:val="both"/>
-      </w:pPr>
-      <w:r>
-        <w:t>[2</w:t>
-      </w:r>
-      <w:proofErr w:type="gramStart"/>
-      <w:r>
-        <w:t>]  OpenStreetMap</w:t>
-      </w:r>
-      <w:proofErr w:type="gramEnd"/>
-      <w:r>
-        <w:t xml:space="preserve"> Wiki, “Overpass API.” [Online]. Disponível em: https://wiki.openstreetmap.org/wiki/Overpass_API. [Acedido: 21-mai-2026].</w:t>
-      </w:r>
-    </w:p>
-    <w:p>
-      <w:pPr>
-        <w:jc w:val="both"/>
-      </w:pPr>
-      <w:r>
-        <w:t>[3</w:t>
-      </w:r>
-      <w:proofErr w:type="gramStart"/>
-      <w:r>
-        <w:t>]  MongoDB</w:t>
-      </w:r>
-      <w:proofErr w:type="gramEnd"/>
-      <w:r>
-        <w:t xml:space="preserve"> Inc., “MongoDB Manual: Geospatial Queries.” [Online]. Disponível em: https://www.mongodb.com/docs/manual/geospatial-queries/. [Acedido: 21-mai-2026].</w:t>
-      </w:r>
-    </w:p>
-    <w:p>
-      <w:pPr>
-        <w:jc w:val="both"/>
-      </w:pPr>
-      <w:r>
-        <w:t>[4</w:t>
-      </w:r>
-      <w:proofErr w:type="gramStart"/>
-      <w:r>
-        <w:t>]  MongoDB</w:t>
-      </w:r>
-      <w:proofErr w:type="gramEnd"/>
-      <w:r>
-        <w:t xml:space="preserve"> Inc., “2dsphere Indexes.” [Online]. Disponível em: https://www.mongodb.com/docs/manual/core/2dsphere/. [Acedido: 21-mai-2026].</w:t>
-      </w:r>
-    </w:p>
-    <w:p>
-      <w:pPr>
-        <w:jc w:val="both"/>
-      </w:pPr>
-      <w:r>
-        <w:t>[5</w:t>
-      </w:r>
-      <w:proofErr w:type="gramStart"/>
-      <w:r>
-        <w:t>]  MongoDB</w:t>
-      </w:r>
-      <w:proofErr w:type="gramEnd"/>
-      <w:r>
-        <w:t xml:space="preserve"> Inc., “Aggregation Framework Reference.” [Online]. Disponível em: https://www.mongodb.com/docs/manual/reference/operator/aggregation/. [Acedido: 21-mai-2026].</w:t>
-      </w:r>
-    </w:p>
-    <w:p>
-      <w:pPr>
-        <w:jc w:val="both"/>
-      </w:pPr>
-      <w:r>
-        <w:t>[6</w:t>
-      </w:r>
-      <w:proofErr w:type="gramStart"/>
-      <w:r>
-        <w:t>]  S.</w:t>
-      </w:r>
-      <w:proofErr w:type="gramEnd"/>
-      <w:r>
-        <w:t xml:space="preserve"> Ramírez et al., “FastAPI Documentation.” [Online]. Disponível em: https://fastapi.tiangolo.com/. [Acedido: 21-mai-2026].</w:t>
-      </w:r>
-    </w:p>
-    <w:p>
-      <w:pPr>
-        <w:jc w:val="both"/>
-      </w:pPr>
-      <w:r>
-        <w:t>[7</w:t>
-      </w:r>
-      <w:proofErr w:type="gramStart"/>
-      <w:r>
-        <w:t>]  V.</w:t>
-      </w:r>
-      <w:proofErr w:type="gramEnd"/>
-      <w:r>
-        <w:t xml:space="preserve"> Agafonkin et al., “Leaflet — an open-source JavaScript library for mobile-friendly interactive maps.” [Online]. Disponível em: https://leafletjs.com/. [Acedido: 21-mai-2026].</w:t>
-      </w:r>
-    </w:p>
-    <w:p>
-      <w:pPr>
-        <w:jc w:val="both"/>
-      </w:pPr>
-      <w:r>
-        <w:t>[8</w:t>
-      </w:r>
-      <w:proofErr w:type="gramStart"/>
-      <w:r>
-        <w:t>]  Per</w:t>
-      </w:r>
-      <w:proofErr w:type="gramEnd"/>
-      <w:r>
-        <w:t xml:space="preserve"> Liedman, “Leaflet Routing Machine.” [Online]. Disponível em: https://www.liedman.net/leaflet-routing-machine/. [Acedido: 21-mai-2026].</w:t>
-      </w:r>
-    </w:p>
-    <w:p>
-      <w:pPr>
-        <w:jc w:val="both"/>
-      </w:pPr>
-      <w:r>
-        <w:t>[9</w:t>
-      </w:r>
-      <w:proofErr w:type="gramStart"/>
-      <w:r>
-        <w:t>]  D.</w:t>
-      </w:r>
-      <w:proofErr w:type="gramEnd"/>
-      <w:r>
-        <w:t xml:space="preserve"> Luxen and C. Vetter, “Real-time routing with OpenStreetMap data,” in Proceedings of the 19th ACM SIGSPATIAL International Conference on Advances in Geographic Information Systems, 2011, pp. 513–516.</w:t>
+    </w:p>
+    <w:p>
+      <w:pPr>
+        <w:jc w:val="both"/>
+      </w:pPr>
+      <w:r>
+        <w:t>[1]  OpenStreetMap Foundation, “OpenStreetMap.” [Online]. Disponível em: https://www.openstreetmap.org. [Acedido: 21-mai-2026].</w:t>
+      </w:r>
+    </w:p>
+    <w:p>
+      <w:pPr>
+        <w:jc w:val="both"/>
+      </w:pPr>
+      <w:r>
+        <w:t>[2]  OpenStreetMap Wiki, “Overpass API.” [Online]. Disponível em: https://wiki.openstreetmap.org/wiki/Overpass_API. [Acedido: 21-mai-2026].</w:t>
+      </w:r>
+    </w:p>
+    <w:p>
+      <w:pPr>
+        <w:jc w:val="both"/>
+      </w:pPr>
+      <w:r>
+        <w:t>[3]  MongoDB Inc., “MongoDB Manual: Geospatial Queries.” [Online]. Disponível em: https://www.mongodb.com/docs/manual/geospatial-queries/. [Acedido: 21-mai-2026].</w:t>
+      </w:r>
+    </w:p>
+    <w:p>
+      <w:pPr>
+        <w:jc w:val="both"/>
+      </w:pPr>
+      <w:r>
+        <w:t>[4]  MongoDB Inc., “2dsphere Indexes.” [Online]. Disponível em: https://www.mongodb.com/docs/manual/core/2dsphere/. [Acedido: 21-mai-2026].</w:t>
+      </w:r>
+    </w:p>
+    <w:p>
+      <w:pPr>
+        <w:jc w:val="both"/>
+      </w:pPr>
+      <w:r>
+        <w:t>[5]  MongoDB Inc., “Aggregation Framework Reference.” [Online]. Disponível em: https://www.mongodb.com/docs/manual/reference/operator/aggregation/. [Acedido: 21-mai-2026].</w:t>
+      </w:r>
+    </w:p>
+    <w:p>
+      <w:pPr>
+        <w:jc w:val="both"/>
+      </w:pPr>
+      <w:r>
+        <w:t>[6]  S. Ramírez et al., “FastAPI Documentation.” [Online]. Disponível em: https://fastapi.tiangolo.com/. [Acedido: 21-mai-2026].</w:t>
+      </w:r>
+    </w:p>
+    <w:p>
+      <w:pPr>
+        <w:jc w:val="both"/>
+      </w:pPr>
+      <w:r>
+        <w:t>[7]  V. Agafonkin et al., “Leaflet — an open-source JavaScript library for mobile-friendly interactive maps.” [Online]. Disponível em: https://leafletjs.com/. [Acedido: 21-mai-2026].</w:t>
+      </w:r>
+    </w:p>
+    <w:p>
+      <w:pPr>
+        <w:jc w:val="both"/>
+      </w:pPr>
+      <w:r>
+        <w:t>[8]  Per Liedman, “Leaflet Routing Machine.” [Online]. Disponível em: https://www.liedman.net/leaflet-routing-machine/. [Acedido: 21-mai-2026].</w:t>
+      </w:r>
+    </w:p>
+    <w:p>
+      <w:pPr>
+        <w:jc w:val="both"/>
+      </w:pPr>
+      <w:r>
+        <w:t>[9]  D. Luxen and C. Vetter, “Real-time routing with OpenStreetMap data,” in Proceedings of the 19th ACM SIGSPATIAL International Conference on Advances in Geographic Information Systems, 2011, pp. 513–516.</w:t>
       </w:r>
     </w:p>
     <w:p>
@@ -6878,6 +7369,7 @@
         <w:jc w:val="both"/>
       </w:pPr>
       <w:r>
+        <w:lastRenderedPageBreak/>
         <w:t>[13] Open Geospatial Consortium, “OpenGIS Simple Features Specification For SQL.” [Online]. Disponível em: https://www.ogc.org/standards/sfs.</w:t>
       </w:r>
     </w:p>
@@ -6886,7 +7378,6 @@
         <w:jc w:val="both"/>
       </w:pPr>
       <w:r>
-        <w:lastRenderedPageBreak/>
         <w:t>[14] Wikimedia Foundation, “Wikidata Query Service.” [Online]. Disponível em: https://query.wikidata.org/. [Acedido: 21-mai-2026].</w:t>
       </w:r>
     </w:p>
@@ -6902,6 +7393,61 @@
       <w:pPr>
         <w:pStyle w:val="Estilo4"/>
       </w:pPr>
+    </w:p>
+    <w:p>
+      <w:pPr>
+        <w:pStyle w:val="Estilo4"/>
+      </w:pPr>
+    </w:p>
+    <w:p>
+      <w:pPr>
+        <w:pStyle w:val="Estilo4"/>
+      </w:pPr>
+    </w:p>
+    <w:p>
+      <w:pPr>
+        <w:pStyle w:val="Estilo4"/>
+      </w:pPr>
+    </w:p>
+    <w:p>
+      <w:pPr>
+        <w:pStyle w:val="Estilo4"/>
+      </w:pPr>
+    </w:p>
+    <w:p>
+      <w:pPr>
+        <w:pStyle w:val="Estilo4"/>
+      </w:pPr>
+    </w:p>
+    <w:p>
+      <w:pPr>
+        <w:pStyle w:val="Estilo4"/>
+      </w:pPr>
+    </w:p>
+    <w:p>
+      <w:pPr>
+        <w:pStyle w:val="Estilo4"/>
+      </w:pPr>
+    </w:p>
+    <w:p>
+      <w:pPr>
+        <w:pStyle w:val="Estilo4"/>
+      </w:pPr>
+    </w:p>
+    <w:p>
+      <w:pPr>
+        <w:pStyle w:val="Estilo4"/>
+      </w:pPr>
+    </w:p>
+    <w:p>
+      <w:pPr>
+        <w:pStyle w:val="Estilo4"/>
+      </w:pPr>
+    </w:p>
+    <w:p>
+      <w:pPr>
+        <w:pStyle w:val="Estilo4"/>
+      </w:pPr>
       <w:r>
         <w:t>Apêndices</w:t>
       </w:r>
@@ -6913,6 +7459,11 @@
       <w:r>
         <w:t>Apêndice A. Schema completo da coleção facilities</w:t>
       </w:r>
+    </w:p>
+    <w:p>
+      <w:pPr>
+        <w:jc w:val="both"/>
+      </w:pPr>
     </w:p>
     <w:p>
       <w:pPr>
@@ -6926,6 +7477,10 @@
       <w:pPr>
         <w:spacing w:before="80" w:after="80"/>
         <w:ind w:left="280"/>
+        <w:rPr>
+          <w:rFonts w:ascii="Consolas" w:hAnsi="Consolas"/>
+          <w:sz w:val="18"/>
+        </w:rPr>
       </w:pPr>
       <w:r>
         <w:rPr>
@@ -7141,186 +7696,430 @@
         </w:rPr>
         <w:br/>
         <w:t>}</w:t>
-      </w:r>
-    </w:p>
-    <w:p>
-      <w:pPr>
-        <w:pStyle w:val="Estilo1"/>
-      </w:pPr>
-      <w:r>
-        <w:t>Apêndice B. Estrutura do repositório</w:t>
       </w:r>
     </w:p>
     <w:p>
       <w:pPr>
         <w:spacing w:before="80" w:after="80"/>
         <w:ind w:left="280"/>
-      </w:pPr>
-      <w:r>
-        <w:rPr>
-          <w:rFonts w:ascii="Consolas" w:hAnsi="Consolas"/>
-          <w:sz w:val="18"/>
-        </w:rPr>
-        <w:lastRenderedPageBreak/>
-        <w:t>TABD/</w:t>
-      </w:r>
-      <w:r>
-        <w:rPr>
-          <w:rFonts w:ascii="Consolas" w:hAnsi="Consolas"/>
-          <w:sz w:val="18"/>
-        </w:rPr>
-        <w:br/>
-        <w:t>├── 03_Implementacao/</w:t>
-      </w:r>
-      <w:r>
-        <w:rPr>
-          <w:rFonts w:ascii="Consolas" w:hAnsi="Consolas"/>
-          <w:sz w:val="18"/>
-        </w:rPr>
-        <w:br/>
-        <w:t>│   ├── seed_osm.py            # Pipeline ETL Overpass → MongoDB</w:t>
-      </w:r>
-      <w:r>
-        <w:rPr>
-          <w:rFonts w:ascii="Consolas" w:hAnsi="Consolas"/>
-          <w:sz w:val="18"/>
-        </w:rPr>
-        <w:br/>
-        <w:t>│   ├── osm_cache.json         # Cache da resposta Overpass</w:t>
-      </w:r>
-      <w:r>
-        <w:rPr>
-          <w:rFonts w:ascii="Consolas" w:hAnsi="Consolas"/>
-          <w:sz w:val="18"/>
-        </w:rPr>
-        <w:br/>
-        <w:t>│   └── geocode_cache.json     # Cache do Nominatim</w:t>
-      </w:r>
-      <w:r>
-        <w:rPr>
-          <w:rFonts w:ascii="Consolas" w:hAnsi="Consolas"/>
-          <w:sz w:val="18"/>
-        </w:rPr>
-        <w:br/>
-        <w:t>├── web/</w:t>
-      </w:r>
-      <w:r>
-        <w:rPr>
-          <w:rFonts w:ascii="Consolas" w:hAnsi="Consolas"/>
-          <w:sz w:val="18"/>
-        </w:rPr>
-        <w:br/>
-        <w:t>│   ├── Dockerfile</w:t>
-      </w:r>
-      <w:r>
-        <w:rPr>
-          <w:rFonts w:ascii="Consolas" w:hAnsi="Consolas"/>
-          <w:sz w:val="18"/>
-        </w:rPr>
-        <w:br/>
-        <w:t>│   ├── requirements.txt</w:t>
-      </w:r>
-      <w:r>
-        <w:rPr>
-          <w:rFonts w:ascii="Consolas" w:hAnsi="Consolas"/>
-          <w:sz w:val="18"/>
-        </w:rPr>
-        <w:br/>
-        <w:t>│   ├── server.py              # Backend FastAPI (12 endpoints)</w:t>
-      </w:r>
-      <w:r>
-        <w:rPr>
-          <w:rFonts w:ascii="Consolas" w:hAnsi="Consolas"/>
-          <w:sz w:val="18"/>
-        </w:rPr>
-        <w:br/>
-        <w:t>│   └── static/</w:t>
-      </w:r>
-      <w:r>
-        <w:rPr>
-          <w:rFonts w:ascii="Consolas" w:hAnsi="Consolas"/>
-          <w:sz w:val="18"/>
-        </w:rPr>
-        <w:br/>
-        <w:t>│       ├── index.html</w:t>
-      </w:r>
-      <w:r>
-        <w:rPr>
-          <w:rFonts w:ascii="Consolas" w:hAnsi="Consolas"/>
-          <w:sz w:val="18"/>
-        </w:rPr>
-        <w:br/>
-        <w:t>│       ├── css/main.css</w:t>
-      </w:r>
-      <w:r>
-        <w:rPr>
-          <w:rFonts w:ascii="Consolas" w:hAnsi="Consolas"/>
-          <w:sz w:val="18"/>
-        </w:rPr>
-        <w:br/>
-        <w:t>│       └── js/app.js          # Lógica do cliente (~700 linhas)</w:t>
-      </w:r>
-      <w:r>
-        <w:rPr>
-          <w:rFonts w:ascii="Consolas" w:hAnsi="Consolas"/>
-          <w:sz w:val="18"/>
-        </w:rPr>
-        <w:br/>
-        <w:t>├── docker-compose.yml         # Orquestração (mongodb + seed + web)</w:t>
-      </w:r>
-      <w:r>
-        <w:rPr>
-          <w:rFonts w:ascii="Consolas" w:hAnsi="Consolas"/>
-          <w:sz w:val="18"/>
-        </w:rPr>
-        <w:br/>
-        <w:t>├── Dockerfile                 # Imagem base do seed</w:t>
-      </w:r>
-      <w:r>
-        <w:rPr>
-          <w:rFonts w:ascii="Consolas" w:hAnsi="Consolas"/>
-          <w:sz w:val="18"/>
-        </w:rPr>
-        <w:br/>
-        <w:t>├── requirements.txt           # Dependências Python globais</w:t>
-      </w:r>
-      <w:r>
-        <w:rPr>
-          <w:rFonts w:ascii="Consolas" w:hAnsi="Consolas"/>
-          <w:sz w:val="18"/>
-        </w:rPr>
-        <w:br/>
-        <w:t>└── docs/</w:t>
-      </w:r>
-      <w:r>
-        <w:rPr>
-          <w:rFonts w:ascii="Consolas" w:hAnsi="Consolas"/>
-          <w:sz w:val="18"/>
-        </w:rPr>
-        <w:br/>
-        <w:t xml:space="preserve">    └── Relatorio_FitMap.docx  # (este documento)</w:t>
-      </w:r>
-    </w:p>
-    <w:p>
-      <w:pPr>
-        <w:pStyle w:val="Estilo1"/>
-      </w:pPr>
-      <w:r>
-        <w:t>Apêndice C. Comandos para executar o projecto</w:t>
-      </w:r>
-    </w:p>
-    <w:p>
-      <w:pPr>
-        <w:jc w:val="both"/>
-      </w:pPr>
-      <w:r>
-        <w:t>Assumindo Docker Desktop instalado e a correr no sistema operativo do leitor, a sequência mínima para reproduzir o ambiente completo é a seguinte:</w:t>
-      </w:r>
+        <w:rPr>
+          <w:rFonts w:ascii="Consolas" w:hAnsi="Consolas"/>
+          <w:sz w:val="18"/>
+        </w:rPr>
+      </w:pPr>
     </w:p>
     <w:p>
       <w:pPr>
         <w:spacing w:before="80" w:after="80"/>
         <w:ind w:left="280"/>
+        <w:rPr>
+          <w:rFonts w:ascii="Consolas" w:hAnsi="Consolas"/>
+          <w:sz w:val="18"/>
+        </w:rPr>
+      </w:pPr>
+    </w:p>
+    <w:p>
+      <w:pPr>
+        <w:spacing w:before="80" w:after="80"/>
+        <w:ind w:left="280"/>
+        <w:rPr>
+          <w:rFonts w:ascii="Consolas" w:hAnsi="Consolas"/>
+          <w:sz w:val="18"/>
+        </w:rPr>
+      </w:pPr>
+    </w:p>
+    <w:p>
+      <w:pPr>
+        <w:spacing w:before="80" w:after="80"/>
+        <w:ind w:left="280"/>
+        <w:rPr>
+          <w:rFonts w:ascii="Consolas" w:hAnsi="Consolas"/>
+          <w:sz w:val="18"/>
+        </w:rPr>
+      </w:pPr>
+    </w:p>
+    <w:p>
+      <w:pPr>
+        <w:spacing w:before="80" w:after="80"/>
+        <w:ind w:left="280"/>
+      </w:pPr>
+    </w:p>
+    <w:p>
+      <w:pPr>
+        <w:pStyle w:val="Estilo1"/>
+      </w:pPr>
+      <w:r>
+        <w:t>Apêndice B. Estrutura do repositório</w:t>
+      </w:r>
+    </w:p>
+    <w:p>
+      <w:pPr>
+        <w:spacing w:before="80" w:after="80"/>
+        <w:ind w:left="280"/>
+        <w:rPr>
+          <w:rFonts w:ascii="Consolas" w:hAnsi="Consolas"/>
+          <w:sz w:val="18"/>
+        </w:rPr>
+      </w:pPr>
+    </w:p>
+    <w:p>
+      <w:pPr>
+        <w:spacing w:before="80" w:after="80"/>
+        <w:ind w:left="280"/>
+        <w:rPr>
+          <w:rFonts w:ascii="Consolas" w:hAnsi="Consolas"/>
+          <w:sz w:val="18"/>
+        </w:rPr>
+      </w:pPr>
+      <w:r>
+        <w:rPr>
+          <w:rFonts w:ascii="Consolas" w:hAnsi="Consolas"/>
+          <w:sz w:val="18"/>
+        </w:rPr>
+        <w:t>TABD/</w:t>
+      </w:r>
+      <w:r>
+        <w:rPr>
+          <w:rFonts w:ascii="Consolas" w:hAnsi="Consolas"/>
+          <w:sz w:val="18"/>
+        </w:rPr>
+        <w:br/>
+        <w:t>├── 03_Implementacao/</w:t>
+      </w:r>
+      <w:r>
+        <w:rPr>
+          <w:rFonts w:ascii="Consolas" w:hAnsi="Consolas"/>
+          <w:sz w:val="18"/>
+        </w:rPr>
+        <w:br/>
+        <w:t>│   ├── seed_osm.py            # Pipeline ETL Overpass → MongoDB</w:t>
+      </w:r>
+      <w:r>
+        <w:rPr>
+          <w:rFonts w:ascii="Consolas" w:hAnsi="Consolas"/>
+          <w:sz w:val="18"/>
+        </w:rPr>
+        <w:br/>
+        <w:t>│   ├── osm_cache.json         # Cache da resposta Overpass</w:t>
+      </w:r>
+      <w:r>
+        <w:rPr>
+          <w:rFonts w:ascii="Consolas" w:hAnsi="Consolas"/>
+          <w:sz w:val="18"/>
+        </w:rPr>
+        <w:br/>
+        <w:t>│   └── geocode_cache.json     # Cache do Nominatim</w:t>
+      </w:r>
+      <w:r>
+        <w:rPr>
+          <w:rFonts w:ascii="Consolas" w:hAnsi="Consolas"/>
+          <w:sz w:val="18"/>
+        </w:rPr>
+        <w:br/>
+        <w:t>├── web/</w:t>
+      </w:r>
+      <w:r>
+        <w:rPr>
+          <w:rFonts w:ascii="Consolas" w:hAnsi="Consolas"/>
+          <w:sz w:val="18"/>
+        </w:rPr>
+        <w:br/>
+        <w:t>│   ├── Dockerfile</w:t>
+      </w:r>
+      <w:r>
+        <w:rPr>
+          <w:rFonts w:ascii="Consolas" w:hAnsi="Consolas"/>
+          <w:sz w:val="18"/>
+        </w:rPr>
+        <w:br/>
+        <w:t>│   ├── requirements.txt</w:t>
+      </w:r>
+      <w:r>
+        <w:rPr>
+          <w:rFonts w:ascii="Consolas" w:hAnsi="Consolas"/>
+          <w:sz w:val="18"/>
+        </w:rPr>
+        <w:br/>
+        <w:t>│   ├── server.py              # Backend FastAPI (12 endpoints)</w:t>
+      </w:r>
+      <w:r>
+        <w:rPr>
+          <w:rFonts w:ascii="Consolas" w:hAnsi="Consolas"/>
+          <w:sz w:val="18"/>
+        </w:rPr>
+        <w:br/>
+        <w:t>│   └── static/</w:t>
+      </w:r>
+      <w:r>
+        <w:rPr>
+          <w:rFonts w:ascii="Consolas" w:hAnsi="Consolas"/>
+          <w:sz w:val="18"/>
+        </w:rPr>
+        <w:br/>
+        <w:t>│       ├── index.html</w:t>
+      </w:r>
+      <w:r>
+        <w:rPr>
+          <w:rFonts w:ascii="Consolas" w:hAnsi="Consolas"/>
+          <w:sz w:val="18"/>
+        </w:rPr>
+        <w:br/>
+        <w:t>│       ├── css/main.css</w:t>
+      </w:r>
+      <w:r>
+        <w:rPr>
+          <w:rFonts w:ascii="Consolas" w:hAnsi="Consolas"/>
+          <w:sz w:val="18"/>
+        </w:rPr>
+        <w:br/>
+        <w:t>│       └── js/app.js          # Lógica do cliente (~700 linhas)</w:t>
+      </w:r>
+      <w:r>
+        <w:rPr>
+          <w:rFonts w:ascii="Consolas" w:hAnsi="Consolas"/>
+          <w:sz w:val="18"/>
+        </w:rPr>
+        <w:br/>
+        <w:t>├── docker-compose.yml         # Orquestração (mongodb + seed + web)</w:t>
+      </w:r>
+      <w:r>
+        <w:rPr>
+          <w:rFonts w:ascii="Consolas" w:hAnsi="Consolas"/>
+          <w:sz w:val="18"/>
+        </w:rPr>
+        <w:br/>
+        <w:t>├── Dockerfile                 # Imagem base do seed</w:t>
+      </w:r>
+      <w:r>
+        <w:rPr>
+          <w:rFonts w:ascii="Consolas" w:hAnsi="Consolas"/>
+          <w:sz w:val="18"/>
+        </w:rPr>
+        <w:br/>
+        <w:t>├── requirements.txt           # Dependências Python globais</w:t>
+      </w:r>
+      <w:r>
+        <w:rPr>
+          <w:rFonts w:ascii="Consolas" w:hAnsi="Consolas"/>
+          <w:sz w:val="18"/>
+        </w:rPr>
+        <w:br/>
+        <w:t>└── docs/</w:t>
+      </w:r>
+      <w:r>
+        <w:rPr>
+          <w:rFonts w:ascii="Consolas" w:hAnsi="Consolas"/>
+          <w:sz w:val="18"/>
+        </w:rPr>
+        <w:br/>
+        <w:t xml:space="preserve">    └── Relatorio_FitMap.docx  # (este documento)</w:t>
+      </w:r>
+    </w:p>
+    <w:p>
+      <w:pPr>
+        <w:spacing w:before="80" w:after="80"/>
+        <w:ind w:left="280"/>
+        <w:rPr>
+          <w:rFonts w:ascii="Consolas" w:hAnsi="Consolas"/>
+          <w:sz w:val="18"/>
+        </w:rPr>
+      </w:pPr>
+    </w:p>
+    <w:p>
+      <w:pPr>
+        <w:spacing w:before="80" w:after="80"/>
+        <w:ind w:left="280"/>
+        <w:rPr>
+          <w:rFonts w:ascii="Consolas" w:hAnsi="Consolas"/>
+          <w:sz w:val="18"/>
+        </w:rPr>
+      </w:pPr>
+    </w:p>
+    <w:p>
+      <w:pPr>
+        <w:spacing w:before="80" w:after="80"/>
+        <w:ind w:left="280"/>
+        <w:rPr>
+          <w:rFonts w:ascii="Consolas" w:hAnsi="Consolas"/>
+          <w:sz w:val="18"/>
+        </w:rPr>
+      </w:pPr>
+    </w:p>
+    <w:p>
+      <w:pPr>
+        <w:spacing w:before="80" w:after="80"/>
+        <w:ind w:left="280"/>
+        <w:rPr>
+          <w:rFonts w:ascii="Consolas" w:hAnsi="Consolas"/>
+          <w:sz w:val="18"/>
+        </w:rPr>
+      </w:pPr>
+    </w:p>
+    <w:p>
+      <w:pPr>
+        <w:spacing w:before="80" w:after="80"/>
+        <w:ind w:left="280"/>
+        <w:rPr>
+          <w:rFonts w:ascii="Consolas" w:hAnsi="Consolas"/>
+          <w:sz w:val="18"/>
+        </w:rPr>
+      </w:pPr>
+    </w:p>
+    <w:p>
+      <w:pPr>
+        <w:spacing w:before="80" w:after="80"/>
+        <w:ind w:left="280"/>
+        <w:rPr>
+          <w:rFonts w:ascii="Consolas" w:hAnsi="Consolas"/>
+          <w:sz w:val="18"/>
+        </w:rPr>
+      </w:pPr>
+    </w:p>
+    <w:p>
+      <w:pPr>
+        <w:spacing w:before="80" w:after="80"/>
+        <w:ind w:left="280"/>
+        <w:rPr>
+          <w:rFonts w:ascii="Consolas" w:hAnsi="Consolas"/>
+          <w:sz w:val="18"/>
+        </w:rPr>
+      </w:pPr>
+    </w:p>
+    <w:p>
+      <w:pPr>
+        <w:spacing w:before="80" w:after="80"/>
+        <w:ind w:left="280"/>
+        <w:rPr>
+          <w:rFonts w:ascii="Consolas" w:hAnsi="Consolas"/>
+          <w:sz w:val="18"/>
+        </w:rPr>
+      </w:pPr>
+    </w:p>
+    <w:p>
+      <w:pPr>
+        <w:spacing w:before="80" w:after="80"/>
+        <w:ind w:left="280"/>
+        <w:rPr>
+          <w:rFonts w:ascii="Consolas" w:hAnsi="Consolas"/>
+          <w:sz w:val="18"/>
+        </w:rPr>
+      </w:pPr>
+    </w:p>
+    <w:p>
+      <w:pPr>
+        <w:spacing w:before="80" w:after="80"/>
+        <w:ind w:left="280"/>
+        <w:rPr>
+          <w:rFonts w:ascii="Consolas" w:hAnsi="Consolas"/>
+          <w:sz w:val="18"/>
+        </w:rPr>
+      </w:pPr>
+    </w:p>
+    <w:p>
+      <w:pPr>
+        <w:spacing w:before="80" w:after="80"/>
+        <w:ind w:left="280"/>
+        <w:rPr>
+          <w:rFonts w:ascii="Consolas" w:hAnsi="Consolas"/>
+          <w:sz w:val="18"/>
+        </w:rPr>
+      </w:pPr>
+    </w:p>
+    <w:p>
+      <w:pPr>
+        <w:spacing w:before="80" w:after="80"/>
+        <w:ind w:left="280"/>
+        <w:rPr>
+          <w:rFonts w:ascii="Consolas" w:hAnsi="Consolas"/>
+          <w:sz w:val="18"/>
+        </w:rPr>
+      </w:pPr>
+    </w:p>
+    <w:p>
+      <w:pPr>
+        <w:spacing w:before="80" w:after="80"/>
+        <w:ind w:left="280"/>
+        <w:rPr>
+          <w:rFonts w:ascii="Consolas" w:hAnsi="Consolas"/>
+          <w:sz w:val="18"/>
+        </w:rPr>
+      </w:pPr>
+    </w:p>
+    <w:p>
+      <w:pPr>
+        <w:spacing w:before="80" w:after="80"/>
+        <w:ind w:left="280"/>
+        <w:rPr>
+          <w:rFonts w:ascii="Consolas" w:hAnsi="Consolas"/>
+          <w:sz w:val="18"/>
+        </w:rPr>
+      </w:pPr>
+    </w:p>
+    <w:p>
+      <w:pPr>
+        <w:spacing w:before="80" w:after="80"/>
+        <w:ind w:left="280"/>
+        <w:rPr>
+          <w:rFonts w:ascii="Consolas" w:hAnsi="Consolas"/>
+          <w:sz w:val="18"/>
+        </w:rPr>
+      </w:pPr>
+    </w:p>
+    <w:p>
+      <w:pPr>
+        <w:spacing w:before="80" w:after="80"/>
+        <w:ind w:left="280"/>
+        <w:rPr>
+          <w:rFonts w:ascii="Consolas" w:hAnsi="Consolas"/>
+          <w:sz w:val="18"/>
+        </w:rPr>
+      </w:pPr>
+    </w:p>
+    <w:p>
+      <w:pPr>
+        <w:spacing w:before="80" w:after="80"/>
+        <w:ind w:left="280"/>
+        <w:rPr>
+          <w:rFonts w:ascii="Consolas" w:hAnsi="Consolas"/>
+          <w:sz w:val="18"/>
+        </w:rPr>
+      </w:pPr>
+    </w:p>
+    <w:p>
+      <w:pPr>
+        <w:spacing w:before="80" w:after="80"/>
+        <w:ind w:left="280"/>
+      </w:pPr>
+    </w:p>
+    <w:p>
+      <w:pPr>
+        <w:pStyle w:val="Estilo1"/>
+      </w:pPr>
+      <w:r>
+        <w:t>Apêndice C. Comandos para executar o projecto</w:t>
+      </w:r>
+    </w:p>
+    <w:p>
+      <w:pPr>
+        <w:jc w:val="both"/>
+      </w:pPr>
+    </w:p>
+    <w:p>
+      <w:pPr>
+        <w:jc w:val="both"/>
+      </w:pPr>
+      <w:r>
+        <w:t>Assumindo Docker Desktop instalado e a correr no sistema operativo do leitor, a sequência mínima para reproduzir o ambiente completo é a seguinte:</w:t>
+      </w:r>
+    </w:p>
+    <w:p>
+      <w:pPr>
+        <w:spacing w:before="80" w:after="80"/>
+        <w:ind w:left="280"/>
+        <w:rPr>
+          <w:rFonts w:ascii="Consolas" w:hAnsi="Consolas"/>
+          <w:sz w:val="18"/>
+        </w:rPr>
       </w:pPr>
       <w:r>
         <w:rPr>
@@ -7466,13 +8265,6 @@
           <w:sz w:val="18"/>
         </w:rPr>
         <w:br/>
-      </w:r>
-      <w:r>
-        <w:rPr>
-          <w:rFonts w:ascii="Consolas" w:hAnsi="Consolas"/>
-          <w:sz w:val="18"/>
-        </w:rPr>
-        <w:lastRenderedPageBreak/>
         <w:t># 6) (opcional) abrir um mongo-express na porta 8081</w:t>
       </w:r>
       <w:r>
@@ -7483,6 +8275,122 @@
         <w:br/>
         <w:t>docker compose --profile tools up -d mongo-express</w:t>
       </w:r>
+    </w:p>
+    <w:p>
+      <w:pPr>
+        <w:spacing w:before="80" w:after="80"/>
+        <w:ind w:left="280"/>
+        <w:rPr>
+          <w:rFonts w:ascii="Consolas" w:hAnsi="Consolas"/>
+          <w:sz w:val="18"/>
+        </w:rPr>
+      </w:pPr>
+    </w:p>
+    <w:p>
+      <w:pPr>
+        <w:spacing w:before="80" w:after="80"/>
+        <w:ind w:left="280"/>
+        <w:rPr>
+          <w:rFonts w:ascii="Consolas" w:hAnsi="Consolas"/>
+          <w:sz w:val="18"/>
+        </w:rPr>
+      </w:pPr>
+    </w:p>
+    <w:p>
+      <w:pPr>
+        <w:spacing w:before="80" w:after="80"/>
+        <w:ind w:left="280"/>
+        <w:rPr>
+          <w:rFonts w:ascii="Consolas" w:hAnsi="Consolas"/>
+          <w:sz w:val="18"/>
+        </w:rPr>
+      </w:pPr>
+    </w:p>
+    <w:p>
+      <w:pPr>
+        <w:spacing w:before="80" w:after="80"/>
+        <w:ind w:left="280"/>
+        <w:rPr>
+          <w:rFonts w:ascii="Consolas" w:hAnsi="Consolas"/>
+          <w:sz w:val="18"/>
+        </w:rPr>
+      </w:pPr>
+    </w:p>
+    <w:p>
+      <w:pPr>
+        <w:spacing w:before="80" w:after="80"/>
+        <w:ind w:left="280"/>
+        <w:rPr>
+          <w:rFonts w:ascii="Consolas" w:hAnsi="Consolas"/>
+          <w:sz w:val="18"/>
+        </w:rPr>
+      </w:pPr>
+    </w:p>
+    <w:p>
+      <w:pPr>
+        <w:spacing w:before="80" w:after="80"/>
+        <w:ind w:left="280"/>
+        <w:rPr>
+          <w:rFonts w:ascii="Consolas" w:hAnsi="Consolas"/>
+          <w:sz w:val="18"/>
+        </w:rPr>
+      </w:pPr>
+    </w:p>
+    <w:p>
+      <w:pPr>
+        <w:spacing w:before="80" w:after="80"/>
+        <w:ind w:left="280"/>
+        <w:rPr>
+          <w:rFonts w:ascii="Consolas" w:hAnsi="Consolas"/>
+          <w:sz w:val="18"/>
+        </w:rPr>
+      </w:pPr>
+    </w:p>
+    <w:p>
+      <w:pPr>
+        <w:spacing w:before="80" w:after="80"/>
+        <w:ind w:left="280"/>
+        <w:rPr>
+          <w:rFonts w:ascii="Consolas" w:hAnsi="Consolas"/>
+          <w:sz w:val="18"/>
+        </w:rPr>
+      </w:pPr>
+    </w:p>
+    <w:p>
+      <w:pPr>
+        <w:spacing w:before="80" w:after="80"/>
+        <w:ind w:left="280"/>
+        <w:rPr>
+          <w:rFonts w:ascii="Consolas" w:hAnsi="Consolas"/>
+          <w:sz w:val="18"/>
+        </w:rPr>
+      </w:pPr>
+    </w:p>
+    <w:p>
+      <w:pPr>
+        <w:spacing w:before="80" w:after="80"/>
+        <w:ind w:left="280"/>
+        <w:rPr>
+          <w:rFonts w:ascii="Consolas" w:hAnsi="Consolas"/>
+          <w:sz w:val="18"/>
+        </w:rPr>
+      </w:pPr>
+    </w:p>
+    <w:p>
+      <w:pPr>
+        <w:spacing w:before="80" w:after="80"/>
+        <w:ind w:left="280"/>
+        <w:rPr>
+          <w:rFonts w:ascii="Consolas" w:hAnsi="Consolas"/>
+          <w:sz w:val="18"/>
+        </w:rPr>
+      </w:pPr>
+    </w:p>
+    <w:p>
+      <w:pPr>
+        <w:spacing w:before="80" w:after="80"/>
+        <w:ind w:left="280"/>
+      </w:pPr>
     </w:p>
     <w:p>
       <w:pPr>
@@ -7602,15 +8510,7 @@
           </w:tcPr>
           <w:p>
             <w:r>
-              <w:t xml:space="preserve">KPIs </w:t>
-            </w:r>
-            <w:proofErr w:type="gramStart"/>
-            <w:r>
-              <w:t>globais via</w:t>
-            </w:r>
-            <w:proofErr w:type="gramEnd"/>
-            <w:r>
-              <w:t xml:space="preserve"> $facet</w:t>
+              <w:t>KPIs globais via $facet</w:t>
             </w:r>
           </w:p>
         </w:tc>
@@ -9615,7 +10515,7 @@
   <w:style w:type="paragraph" w:default="1" w:styleId="Normal">
     <w:name w:val="Normal"/>
     <w:qFormat/>
-    <w:rsid w:val="005D2BDF"/>
+    <w:rsid w:val="00455BF4"/>
     <w:pPr>
       <w:spacing w:after="200" w:line="360" w:lineRule="auto"/>
     </w:pPr>
@@ -9693,7 +10593,6 @@
   <w:style w:type="character" w:default="1" w:styleId="Tipodeletrapredefinidodopargrafo">
     <w:name w:val="Default Paragraph Font"/>
     <w:uiPriority w:val="1"/>
-    <w:semiHidden/>
     <w:unhideWhenUsed/>
   </w:style>
   <w:style w:type="table" w:default="1" w:styleId="Tabelanormal">

--- a/Relatorio_FitMap.docx
+++ b/Relatorio_FitMap.docx
@@ -207,6 +207,24 @@
     </w:p>
     <w:p>
       <w:pPr>
+        <w:jc w:val="center"/>
+        <w:rPr>
+          <w:rFonts w:cs="Arial"/>
+          <w:sz w:val="28"/>
+          <w:szCs w:val="28"/>
+        </w:rPr>
+      </w:pPr>
+      <w:r>
+        <w:rPr>
+          <w:rFonts w:cs="Arial"/>
+          <w:sz w:val="28"/>
+          <w:szCs w:val="28"/>
+        </w:rPr>
+        <w:t>Pedro Peyroteo - 114868</w:t>
+      </w:r>
+    </w:p>
+    <w:p>
+      <w:pPr>
         <w:jc w:val="both"/>
         <w:rPr>
           <w:rFonts w:cs="Arial"/>
@@ -327,7 +345,6 @@
         <w:rPr>
           <w:noProof/>
         </w:rPr>
-        <w:lastRenderedPageBreak/>
         <w:drawing>
           <wp:inline distT="0" distB="0" distL="0" distR="0" wp14:anchorId="399962BA" wp14:editId="744F1853">
             <wp:extent cx="5579745" cy="1126490"/>
@@ -504,7 +521,7 @@
           <w:sz w:val="28"/>
           <w:szCs w:val="28"/>
         </w:rPr>
-        <w:t>-</w:t>
+        <w:t>–</w:t>
       </w:r>
       <w:r>
         <w:rPr>
@@ -525,13 +542,21 @@
     </w:p>
     <w:p>
       <w:pPr>
-        <w:jc w:val="both"/>
+        <w:jc w:val="center"/>
         <w:rPr>
           <w:rFonts w:cs="Arial"/>
           <w:sz w:val="20"/>
           <w:szCs w:val="20"/>
         </w:rPr>
       </w:pPr>
+      <w:r>
+        <w:rPr>
+          <w:rFonts w:cs="Arial"/>
+          <w:sz w:val="28"/>
+          <w:szCs w:val="28"/>
+        </w:rPr>
+        <w:t>Pedro Peyroteo - 114868</w:t>
+      </w:r>
     </w:p>
     <w:p>
       <w:pPr>
@@ -785,25 +810,25 @@
     </w:p>
     <w:sdt>
       <w:sdtPr>
+        <w:rPr>
+          <w:rFonts w:ascii="Arial" w:hAnsi="Arial"/>
+          <w:b w:val="0"/>
+          <w:bCs w:val="0"/>
+          <w:color w:val="auto"/>
+          <w:sz w:val="22"/>
+          <w:szCs w:val="22"/>
+          <w:lang w:eastAsia="pt-PT"/>
+        </w:rPr>
         <w:id w:val="-561555355"/>
         <w:docPartObj>
           <w:docPartGallery w:val="Table of Contents"/>
           <w:docPartUnique/>
         </w:docPartObj>
       </w:sdtPr>
-      <w:sdtEndPr>
-        <w:rPr>
-          <w:rFonts w:ascii="Arial" w:hAnsi="Arial"/>
-          <w:color w:val="auto"/>
-          <w:sz w:val="22"/>
-          <w:szCs w:val="22"/>
-          <w:lang w:eastAsia="pt-PT"/>
-        </w:rPr>
-      </w:sdtEndPr>
       <w:sdtContent>
         <w:p>
           <w:pPr>
-            <w:pStyle w:val="Cabealhodondice"/>
+            <w:pStyle w:val="TOCHeading"/>
           </w:pPr>
           <w:r>
             <w:t>Índice Geral</w:t>
@@ -811,7 +836,7 @@
         </w:p>
         <w:p>
           <w:pPr>
-            <w:pStyle w:val="ndice3"/>
+            <w:pStyle w:val="TOC3"/>
             <w:tabs>
               <w:tab w:val="right" w:leader="dot" w:pos="8777"/>
             </w:tabs>
@@ -836,7 +861,7 @@
           <w:hyperlink w:anchor="_Toc230286344" w:history="1">
             <w:r>
               <w:rPr>
-                <w:rStyle w:val="Hiperligao"/>
+                <w:rStyle w:val="Hyperlink"/>
                 <w:b/>
                 <w:noProof/>
               </w:rPr>
@@ -894,7 +919,7 @@
         </w:p>
         <w:p>
           <w:pPr>
-            <w:pStyle w:val="ndice3"/>
+            <w:pStyle w:val="TOC3"/>
             <w:tabs>
               <w:tab w:val="right" w:leader="dot" w:pos="8777"/>
             </w:tabs>
@@ -910,7 +935,7 @@
           <w:hyperlink w:anchor="_Toc230286345" w:history="1">
             <w:r>
               <w:rPr>
-                <w:rStyle w:val="Hiperligao"/>
+                <w:rStyle w:val="Hyperlink"/>
                 <w:b/>
                 <w:noProof/>
               </w:rPr>
@@ -968,7 +993,7 @@
         </w:p>
         <w:p>
           <w:pPr>
-            <w:pStyle w:val="ndice3"/>
+            <w:pStyle w:val="TOC3"/>
             <w:tabs>
               <w:tab w:val="right" w:leader="dot" w:pos="8777"/>
             </w:tabs>
@@ -984,7 +1009,7 @@
           <w:hyperlink w:anchor="_Toc230286346" w:history="1">
             <w:r>
               <w:rPr>
-                <w:rStyle w:val="Hiperligao"/>
+                <w:rStyle w:val="Hyperlink"/>
                 <w:b/>
                 <w:noProof/>
               </w:rPr>
@@ -1042,7 +1067,7 @@
         </w:p>
         <w:p>
           <w:pPr>
-            <w:pStyle w:val="ndice3"/>
+            <w:pStyle w:val="TOC3"/>
             <w:tabs>
               <w:tab w:val="right" w:leader="dot" w:pos="8777"/>
             </w:tabs>
@@ -1058,7 +1083,7 @@
           <w:hyperlink w:anchor="_Toc230286347" w:history="1">
             <w:r>
               <w:rPr>
-                <w:rStyle w:val="Hiperligao"/>
+                <w:rStyle w:val="Hyperlink"/>
                 <w:b/>
                 <w:noProof/>
               </w:rPr>
@@ -1116,7 +1141,7 @@
         </w:p>
         <w:p>
           <w:pPr>
-            <w:pStyle w:val="ndice3"/>
+            <w:pStyle w:val="TOC3"/>
             <w:tabs>
               <w:tab w:val="right" w:leader="dot" w:pos="8777"/>
             </w:tabs>
@@ -1132,7 +1157,7 @@
           <w:hyperlink w:anchor="_Toc230286348" w:history="1">
             <w:r>
               <w:rPr>
-                <w:rStyle w:val="Hiperligao"/>
+                <w:rStyle w:val="Hyperlink"/>
                 <w:b/>
                 <w:noProof/>
               </w:rPr>
@@ -1190,7 +1215,7 @@
         </w:p>
         <w:p>
           <w:pPr>
-            <w:pStyle w:val="ndice3"/>
+            <w:pStyle w:val="TOC3"/>
             <w:tabs>
               <w:tab w:val="right" w:leader="dot" w:pos="8777"/>
             </w:tabs>
@@ -1206,7 +1231,7 @@
           <w:hyperlink w:anchor="_Toc230286349" w:history="1">
             <w:r>
               <w:rPr>
-                <w:rStyle w:val="Hiperligao"/>
+                <w:rStyle w:val="Hyperlink"/>
                 <w:b/>
                 <w:noProof/>
               </w:rPr>
@@ -1264,7 +1289,7 @@
         </w:p>
         <w:p>
           <w:pPr>
-            <w:pStyle w:val="ndice3"/>
+            <w:pStyle w:val="TOC3"/>
             <w:tabs>
               <w:tab w:val="right" w:leader="dot" w:pos="8777"/>
             </w:tabs>
@@ -1280,7 +1305,7 @@
           <w:hyperlink w:anchor="_Toc230286350" w:history="1">
             <w:r>
               <w:rPr>
-                <w:rStyle w:val="Hiperligao"/>
+                <w:rStyle w:val="Hyperlink"/>
                 <w:b/>
                 <w:noProof/>
               </w:rPr>
@@ -1338,7 +1363,7 @@
         </w:p>
         <w:p>
           <w:pPr>
-            <w:pStyle w:val="ndice3"/>
+            <w:pStyle w:val="TOC3"/>
             <w:tabs>
               <w:tab w:val="right" w:leader="dot" w:pos="8777"/>
             </w:tabs>
@@ -1354,7 +1379,7 @@
           <w:hyperlink w:anchor="_Toc230286351" w:history="1">
             <w:r>
               <w:rPr>
-                <w:rStyle w:val="Hiperligao"/>
+                <w:rStyle w:val="Hyperlink"/>
                 <w:b/>
                 <w:noProof/>
               </w:rPr>
@@ -1412,7 +1437,7 @@
         </w:p>
         <w:p>
           <w:pPr>
-            <w:pStyle w:val="ndice3"/>
+            <w:pStyle w:val="TOC3"/>
             <w:tabs>
               <w:tab w:val="right" w:leader="dot" w:pos="8777"/>
             </w:tabs>
@@ -1428,7 +1453,7 @@
           <w:hyperlink w:anchor="_Toc230286352" w:history="1">
             <w:r>
               <w:rPr>
-                <w:rStyle w:val="Hiperligao"/>
+                <w:rStyle w:val="Hyperlink"/>
                 <w:b/>
                 <w:noProof/>
               </w:rPr>
@@ -1486,7 +1511,7 @@
         </w:p>
         <w:p>
           <w:pPr>
-            <w:pStyle w:val="ndice3"/>
+            <w:pStyle w:val="TOC3"/>
             <w:tabs>
               <w:tab w:val="right" w:leader="dot" w:pos="8777"/>
             </w:tabs>
@@ -1502,7 +1527,7 @@
           <w:hyperlink w:anchor="_Toc230286353" w:history="1">
             <w:r>
               <w:rPr>
-                <w:rStyle w:val="Hiperligao"/>
+                <w:rStyle w:val="Hyperlink"/>
                 <w:b/>
                 <w:noProof/>
               </w:rPr>
@@ -1560,7 +1585,7 @@
         </w:p>
         <w:p>
           <w:pPr>
-            <w:pStyle w:val="ndice3"/>
+            <w:pStyle w:val="TOC3"/>
             <w:tabs>
               <w:tab w:val="right" w:leader="dot" w:pos="8777"/>
             </w:tabs>
@@ -1576,7 +1601,7 @@
           <w:hyperlink w:anchor="_Toc230286354" w:history="1">
             <w:r>
               <w:rPr>
-                <w:rStyle w:val="Hiperligao"/>
+                <w:rStyle w:val="Hyperlink"/>
                 <w:b/>
                 <w:noProof/>
               </w:rPr>
@@ -1634,7 +1659,7 @@
         </w:p>
         <w:p>
           <w:pPr>
-            <w:pStyle w:val="ndice3"/>
+            <w:pStyle w:val="TOC3"/>
             <w:tabs>
               <w:tab w:val="right" w:leader="dot" w:pos="8777"/>
             </w:tabs>
@@ -1650,7 +1675,7 @@
           <w:hyperlink w:anchor="_Toc230286355" w:history="1">
             <w:r>
               <w:rPr>
-                <w:rStyle w:val="Hiperligao"/>
+                <w:rStyle w:val="Hyperlink"/>
                 <w:b/>
                 <w:noProof/>
               </w:rPr>
@@ -1708,7 +1733,7 @@
         </w:p>
         <w:p>
           <w:pPr>
-            <w:pStyle w:val="ndice3"/>
+            <w:pStyle w:val="TOC3"/>
             <w:tabs>
               <w:tab w:val="right" w:leader="dot" w:pos="8777"/>
             </w:tabs>
@@ -1724,7 +1749,7 @@
           <w:hyperlink w:anchor="_Toc230286356" w:history="1">
             <w:r>
               <w:rPr>
-                <w:rStyle w:val="Hiperligao"/>
+                <w:rStyle w:val="Hyperlink"/>
                 <w:b/>
                 <w:noProof/>
               </w:rPr>
@@ -1782,7 +1807,7 @@
         </w:p>
         <w:p>
           <w:pPr>
-            <w:pStyle w:val="ndice3"/>
+            <w:pStyle w:val="TOC3"/>
             <w:tabs>
               <w:tab w:val="right" w:leader="dot" w:pos="8777"/>
             </w:tabs>
@@ -1798,7 +1823,7 @@
           <w:hyperlink w:anchor="_Toc230286357" w:history="1">
             <w:r>
               <w:rPr>
-                <w:rStyle w:val="Hiperligao"/>
+                <w:rStyle w:val="Hyperlink"/>
                 <w:b/>
                 <w:noProof/>
               </w:rPr>
@@ -1856,7 +1881,7 @@
         </w:p>
         <w:p>
           <w:pPr>
-            <w:pStyle w:val="ndice3"/>
+            <w:pStyle w:val="TOC3"/>
             <w:tabs>
               <w:tab w:val="right" w:leader="dot" w:pos="8777"/>
             </w:tabs>
@@ -1872,7 +1897,7 @@
           <w:hyperlink w:anchor="_Toc230286358" w:history="1">
             <w:r>
               <w:rPr>
-                <w:rStyle w:val="Hiperligao"/>
+                <w:rStyle w:val="Hyperlink"/>
                 <w:b/>
                 <w:noProof/>
               </w:rPr>
@@ -1930,7 +1955,7 @@
         </w:p>
         <w:p>
           <w:pPr>
-            <w:pStyle w:val="ndice3"/>
+            <w:pStyle w:val="TOC3"/>
             <w:tabs>
               <w:tab w:val="right" w:leader="dot" w:pos="8777"/>
             </w:tabs>
@@ -1946,7 +1971,7 @@
           <w:hyperlink w:anchor="_Toc230286359" w:history="1">
             <w:r>
               <w:rPr>
-                <w:rStyle w:val="Hiperligao"/>
+                <w:rStyle w:val="Hyperlink"/>
                 <w:b/>
                 <w:noProof/>
               </w:rPr>
@@ -2004,7 +2029,7 @@
         </w:p>
         <w:p>
           <w:pPr>
-            <w:pStyle w:val="ndice3"/>
+            <w:pStyle w:val="TOC3"/>
             <w:tabs>
               <w:tab w:val="right" w:leader="dot" w:pos="8777"/>
             </w:tabs>
@@ -2020,7 +2045,7 @@
           <w:hyperlink w:anchor="_Toc230286360" w:history="1">
             <w:r>
               <w:rPr>
-                <w:rStyle w:val="Hiperligao"/>
+                <w:rStyle w:val="Hyperlink"/>
                 <w:b/>
                 <w:noProof/>
               </w:rPr>
@@ -2078,7 +2103,7 @@
         </w:p>
         <w:p>
           <w:pPr>
-            <w:pStyle w:val="ndice3"/>
+            <w:pStyle w:val="TOC3"/>
             <w:tabs>
               <w:tab w:val="right" w:leader="dot" w:pos="8777"/>
             </w:tabs>
@@ -2094,7 +2119,7 @@
           <w:hyperlink w:anchor="_Toc230286361" w:history="1">
             <w:r>
               <w:rPr>
-                <w:rStyle w:val="Hiperligao"/>
+                <w:rStyle w:val="Hyperlink"/>
                 <w:b/>
                 <w:noProof/>
               </w:rPr>
@@ -2152,7 +2177,7 @@
         </w:p>
         <w:p>
           <w:pPr>
-            <w:pStyle w:val="ndice3"/>
+            <w:pStyle w:val="TOC3"/>
             <w:tabs>
               <w:tab w:val="right" w:leader="dot" w:pos="8777"/>
             </w:tabs>
@@ -2168,7 +2193,7 @@
           <w:hyperlink w:anchor="_Toc230286362" w:history="1">
             <w:r>
               <w:rPr>
-                <w:rStyle w:val="Hiperligao"/>
+                <w:rStyle w:val="Hyperlink"/>
                 <w:b/>
                 <w:noProof/>
               </w:rPr>
@@ -2226,7 +2251,7 @@
         </w:p>
         <w:p>
           <w:pPr>
-            <w:pStyle w:val="ndice3"/>
+            <w:pStyle w:val="TOC3"/>
             <w:tabs>
               <w:tab w:val="right" w:leader="dot" w:pos="8777"/>
             </w:tabs>
@@ -2242,7 +2267,7 @@
           <w:hyperlink w:anchor="_Toc230286363" w:history="1">
             <w:r>
               <w:rPr>
-                <w:rStyle w:val="Hiperligao"/>
+                <w:rStyle w:val="Hyperlink"/>
                 <w:b/>
                 <w:noProof/>
               </w:rPr>
@@ -2300,7 +2325,7 @@
         </w:p>
         <w:p>
           <w:pPr>
-            <w:pStyle w:val="ndice3"/>
+            <w:pStyle w:val="TOC3"/>
             <w:tabs>
               <w:tab w:val="right" w:leader="dot" w:pos="8777"/>
             </w:tabs>
@@ -2316,7 +2341,7 @@
           <w:hyperlink w:anchor="_Toc230286364" w:history="1">
             <w:r>
               <w:rPr>
-                <w:rStyle w:val="Hiperligao"/>
+                <w:rStyle w:val="Hyperlink"/>
                 <w:b/>
                 <w:noProof/>
               </w:rPr>
@@ -2374,7 +2399,7 @@
         </w:p>
         <w:p>
           <w:pPr>
-            <w:pStyle w:val="ndice3"/>
+            <w:pStyle w:val="TOC3"/>
             <w:tabs>
               <w:tab w:val="right" w:leader="dot" w:pos="8777"/>
             </w:tabs>
@@ -2390,7 +2415,7 @@
           <w:hyperlink w:anchor="_Toc230286365" w:history="1">
             <w:r>
               <w:rPr>
-                <w:rStyle w:val="Hiperligao"/>
+                <w:rStyle w:val="Hyperlink"/>
                 <w:b/>
                 <w:noProof/>
               </w:rPr>
@@ -2448,7 +2473,7 @@
         </w:p>
         <w:p>
           <w:pPr>
-            <w:pStyle w:val="ndice3"/>
+            <w:pStyle w:val="TOC3"/>
             <w:tabs>
               <w:tab w:val="right" w:leader="dot" w:pos="8777"/>
             </w:tabs>
@@ -2464,7 +2489,7 @@
           <w:hyperlink w:anchor="_Toc230286366" w:history="1">
             <w:r>
               <w:rPr>
-                <w:rStyle w:val="Hiperligao"/>
+                <w:rStyle w:val="Hyperlink"/>
                 <w:b/>
                 <w:noProof/>
               </w:rPr>
@@ -2522,7 +2547,7 @@
         </w:p>
         <w:p>
           <w:pPr>
-            <w:pStyle w:val="ndice3"/>
+            <w:pStyle w:val="TOC3"/>
             <w:tabs>
               <w:tab w:val="right" w:leader="dot" w:pos="8777"/>
             </w:tabs>
@@ -2538,7 +2563,7 @@
           <w:hyperlink w:anchor="_Toc230286367" w:history="1">
             <w:r>
               <w:rPr>
-                <w:rStyle w:val="Hiperligao"/>
+                <w:rStyle w:val="Hyperlink"/>
                 <w:b/>
                 <w:noProof/>
               </w:rPr>
@@ -2596,7 +2621,7 @@
         </w:p>
         <w:p>
           <w:pPr>
-            <w:pStyle w:val="ndice3"/>
+            <w:pStyle w:val="TOC3"/>
             <w:tabs>
               <w:tab w:val="right" w:leader="dot" w:pos="8777"/>
             </w:tabs>
@@ -2612,7 +2637,7 @@
           <w:hyperlink w:anchor="_Toc230286368" w:history="1">
             <w:r>
               <w:rPr>
-                <w:rStyle w:val="Hiperligao"/>
+                <w:rStyle w:val="Hyperlink"/>
                 <w:b/>
                 <w:noProof/>
               </w:rPr>
@@ -3678,12 +3703,14 @@
         <w:rPr>
           <w:rFonts w:ascii="Consolas" w:hAnsi="Consolas"/>
           <w:sz w:val="18"/>
-        </w:rPr>
-      </w:pPr>
-      <w:r>
-        <w:rPr>
-          <w:rFonts w:ascii="Consolas" w:hAnsi="Consolas"/>
-          <w:sz w:val="18"/>
+          <w:lang w:val="en-GB"/>
+        </w:rPr>
+      </w:pPr>
+      <w:r>
+        <w:rPr>
+          <w:rFonts w:ascii="Consolas" w:hAnsi="Consolas"/>
+          <w:sz w:val="18"/>
+          <w:lang w:val="en-GB"/>
         </w:rPr>
         <w:t>{</w:t>
       </w:r>
@@ -3691,6 +3718,7 @@
         <w:rPr>
           <w:rFonts w:ascii="Consolas" w:hAnsi="Consolas"/>
           <w:sz w:val="18"/>
+          <w:lang w:val="en-GB"/>
         </w:rPr>
         <w:br/>
         <w:t xml:space="preserve">  "osm_id":   948376543,</w:t>
@@ -3699,6 +3727,7 @@
         <w:rPr>
           <w:rFonts w:ascii="Consolas" w:hAnsi="Consolas"/>
           <w:sz w:val="18"/>
+          <w:lang w:val="en-GB"/>
         </w:rPr>
         <w:br/>
         <w:t xml:space="preserve">  "osm_type": "node",</w:t>
@@ -3707,6 +3736,7 @@
         <w:rPr>
           <w:rFonts w:ascii="Consolas" w:hAnsi="Consolas"/>
           <w:sz w:val="18"/>
+          <w:lang w:val="en-GB"/>
         </w:rPr>
         <w:br/>
         <w:t xml:space="preserve">  "name":     "Kartódromo Internacional do Algarve",</w:t>
@@ -3715,6 +3745,7 @@
         <w:rPr>
           <w:rFonts w:ascii="Consolas" w:hAnsi="Consolas"/>
           <w:sz w:val="18"/>
+          <w:lang w:val="en-GB"/>
         </w:rPr>
         <w:br/>
         <w:t xml:space="preserve">  "category": "Centro Desportivo",</w:t>
@@ -3723,6 +3754,7 @@
         <w:rPr>
           <w:rFonts w:ascii="Consolas" w:hAnsi="Consolas"/>
           <w:sz w:val="18"/>
+          <w:lang w:val="en-GB"/>
         </w:rPr>
         <w:br/>
         <w:t xml:space="preserve">  "sports":   ["karting"],</w:t>
@@ -3731,6 +3763,7 @@
         <w:rPr>
           <w:rFonts w:ascii="Consolas" w:hAnsi="Consolas"/>
           <w:sz w:val="18"/>
+          <w:lang w:val="en-GB"/>
         </w:rPr>
         <w:br/>
         <w:t xml:space="preserve">  "location": {</w:t>
@@ -3739,6 +3772,7 @@
         <w:rPr>
           <w:rFonts w:ascii="Consolas" w:hAnsi="Consolas"/>
           <w:sz w:val="18"/>
+          <w:lang w:val="en-GB"/>
         </w:rPr>
         <w:br/>
         <w:t xml:space="preserve">    "type": "Point",</w:t>
@@ -3747,6 +3781,7 @@
         <w:rPr>
           <w:rFonts w:ascii="Consolas" w:hAnsi="Consolas"/>
           <w:sz w:val="18"/>
+          <w:lang w:val="en-GB"/>
         </w:rPr>
         <w:br/>
         <w:t xml:space="preserve">    "coordinates": [-8.6291, 37.2274]</w:t>
@@ -3755,6 +3790,7 @@
         <w:rPr>
           <w:rFonts w:ascii="Consolas" w:hAnsi="Consolas"/>
           <w:sz w:val="18"/>
+          <w:lang w:val="en-GB"/>
         </w:rPr>
         <w:br/>
         <w:t xml:space="preserve">  },</w:t>
@@ -3763,6 +3799,7 @@
         <w:rPr>
           <w:rFonts w:ascii="Consolas" w:hAnsi="Consolas"/>
           <w:sz w:val="18"/>
+          <w:lang w:val="en-GB"/>
         </w:rPr>
         <w:br/>
         <w:t xml:space="preserve">  "address": {</w:t>
@@ -3771,6 +3808,7 @@
         <w:rPr>
           <w:rFonts w:ascii="Consolas" w:hAnsi="Consolas"/>
           <w:sz w:val="18"/>
+          <w:lang w:val="en-GB"/>
         </w:rPr>
         <w:br/>
         <w:t xml:space="preserve">    "street": "Sítio do Escampadinho",</w:t>
@@ -3779,6 +3817,7 @@
         <w:rPr>
           <w:rFonts w:ascii="Consolas" w:hAnsi="Consolas"/>
           <w:sz w:val="18"/>
+          <w:lang w:val="en-GB"/>
         </w:rPr>
         <w:br/>
         <w:t xml:space="preserve">    "housenumber": "",</w:t>
@@ -3787,6 +3826,7 @@
         <w:rPr>
           <w:rFonts w:ascii="Consolas" w:hAnsi="Consolas"/>
           <w:sz w:val="18"/>
+          <w:lang w:val="en-GB"/>
         </w:rPr>
         <w:br/>
         <w:t xml:space="preserve">    "city": "Portimão",</w:t>
@@ -3795,6 +3835,7 @@
         <w:rPr>
           <w:rFonts w:ascii="Consolas" w:hAnsi="Consolas"/>
           <w:sz w:val="18"/>
+          <w:lang w:val="en-GB"/>
         </w:rPr>
         <w:br/>
         <w:t xml:space="preserve">    "postcode": "8500-148"</w:t>
@@ -3803,6 +3844,7 @@
         <w:rPr>
           <w:rFonts w:ascii="Consolas" w:hAnsi="Consolas"/>
           <w:sz w:val="18"/>
+          <w:lang w:val="en-GB"/>
         </w:rPr>
         <w:br/>
         <w:t xml:space="preserve">  },</w:t>
@@ -3811,6 +3853,7 @@
         <w:rPr>
           <w:rFonts w:ascii="Consolas" w:hAnsi="Consolas"/>
           <w:sz w:val="18"/>
+          <w:lang w:val="en-GB"/>
         </w:rPr>
         <w:br/>
         <w:t xml:space="preserve">  "contact": {</w:t>
@@ -3819,6 +3862,7 @@
         <w:rPr>
           <w:rFonts w:ascii="Consolas" w:hAnsi="Consolas"/>
           <w:sz w:val="18"/>
+          <w:lang w:val="en-GB"/>
         </w:rPr>
         <w:br/>
         <w:t xml:space="preserve">    "phone":   "+351282405650",</w:t>
@@ -3827,6 +3871,7 @@
         <w:rPr>
           <w:rFonts w:ascii="Consolas" w:hAnsi="Consolas"/>
           <w:sz w:val="18"/>
+          <w:lang w:val="en-GB"/>
         </w:rPr>
         <w:br/>
         <w:t xml:space="preserve">    "website": "https://autodromodoalgarve.com/",</w:t>
@@ -3835,6 +3880,7 @@
         <w:rPr>
           <w:rFonts w:ascii="Consolas" w:hAnsi="Consolas"/>
           <w:sz w:val="18"/>
+          <w:lang w:val="en-GB"/>
         </w:rPr>
         <w:br/>
         <w:t xml:space="preserve">    "email":   ""</w:t>
@@ -3843,6 +3889,7 @@
         <w:rPr>
           <w:rFonts w:ascii="Consolas" w:hAnsi="Consolas"/>
           <w:sz w:val="18"/>
+          <w:lang w:val="en-GB"/>
         </w:rPr>
         <w:br/>
         <w:t xml:space="preserve">  },</w:t>
@@ -3851,6 +3898,7 @@
         <w:rPr>
           <w:rFonts w:ascii="Consolas" w:hAnsi="Consolas"/>
           <w:sz w:val="18"/>
+          <w:lang w:val="en-GB"/>
         </w:rPr>
         <w:br/>
         <w:t xml:space="preserve">  "opening_hours": "Mo-Su 09:00-13:00; 14:00-18:00",</w:t>
@@ -3859,6 +3907,7 @@
         <w:rPr>
           <w:rFonts w:ascii="Consolas" w:hAnsi="Consolas"/>
           <w:sz w:val="18"/>
+          <w:lang w:val="en-GB"/>
         </w:rPr>
         <w:br/>
         <w:t xml:space="preserve">  "amenities": {</w:t>
@@ -3867,6 +3916,7 @@
         <w:rPr>
           <w:rFonts w:ascii="Consolas" w:hAnsi="Consolas"/>
           <w:sz w:val="18"/>
+          <w:lang w:val="en-GB"/>
         </w:rPr>
         <w:br/>
         <w:t xml:space="preserve">    "wheelchair": "yes",</w:t>
@@ -3875,6 +3925,7 @@
         <w:rPr>
           <w:rFonts w:ascii="Consolas" w:hAnsi="Consolas"/>
           <w:sz w:val="18"/>
+          <w:lang w:val="en-GB"/>
         </w:rPr>
         <w:br/>
         <w:t xml:space="preserve">    "parking":    "yes",</w:t>
@@ -3883,6 +3934,7 @@
         <w:rPr>
           <w:rFonts w:ascii="Consolas" w:hAnsi="Consolas"/>
           <w:sz w:val="18"/>
+          <w:lang w:val="en-GB"/>
         </w:rPr>
         <w:br/>
         <w:t xml:space="preserve">    "shower":     "yes",</w:t>
@@ -3891,6 +3943,7 @@
         <w:rPr>
           <w:rFonts w:ascii="Consolas" w:hAnsi="Consolas"/>
           <w:sz w:val="18"/>
+          <w:lang w:val="en-GB"/>
         </w:rPr>
         <w:br/>
         <w:t xml:space="preserve">    "indoor":     "no",</w:t>
@@ -3899,6 +3952,7 @@
         <w:rPr>
           <w:rFonts w:ascii="Consolas" w:hAnsi="Consolas"/>
           <w:sz w:val="18"/>
+          <w:lang w:val="en-GB"/>
         </w:rPr>
         <w:br/>
         <w:t xml:space="preserve">    "covered":    "no",</w:t>
@@ -3907,6 +3961,7 @@
         <w:rPr>
           <w:rFonts w:ascii="Consolas" w:hAnsi="Consolas"/>
           <w:sz w:val="18"/>
+          <w:lang w:val="en-GB"/>
         </w:rPr>
         <w:br/>
         <w:t xml:space="preserve">    "access":     "public"</w:t>
@@ -3915,6 +3970,7 @@
         <w:rPr>
           <w:rFonts w:ascii="Consolas" w:hAnsi="Consolas"/>
           <w:sz w:val="18"/>
+          <w:lang w:val="en-GB"/>
         </w:rPr>
         <w:br/>
         <w:t xml:space="preserve">  },</w:t>
@@ -3923,6 +3979,7 @@
         <w:rPr>
           <w:rFonts w:ascii="Consolas" w:hAnsi="Consolas"/>
           <w:sz w:val="18"/>
+          <w:lang w:val="en-GB"/>
         </w:rPr>
         <w:br/>
         <w:t xml:space="preserve">  "fee":      "yes",</w:t>
@@ -3931,6 +3988,7 @@
         <w:rPr>
           <w:rFonts w:ascii="Consolas" w:hAnsi="Consolas"/>
           <w:sz w:val="18"/>
+          <w:lang w:val="en-GB"/>
         </w:rPr>
         <w:br/>
         <w:t xml:space="preserve">  "operator": "Parkalgar"</w:t>
@@ -3939,6 +3997,7 @@
         <w:rPr>
           <w:rFonts w:ascii="Consolas" w:hAnsi="Consolas"/>
           <w:sz w:val="18"/>
+          <w:lang w:val="en-GB"/>
         </w:rPr>
         <w:br/>
         <w:t>}</w:t>
@@ -4590,7 +4649,15 @@
             <w:tcW w:w="2929" w:type="dxa"/>
           </w:tcPr>
           <w:p>
-            <w:r>
+            <w:pPr>
+              <w:rPr>
+                <w:lang w:val="en-GB"/>
+              </w:rPr>
+            </w:pPr>
+            <w:r>
+              <w:rPr>
+                <w:lang w:val="en-GB"/>
+              </w:rPr>
               <w:t>find_one por osm_id</w:t>
             </w:r>
           </w:p>
@@ -6755,7 +6822,15 @@
             <w:tcW w:w="2929" w:type="dxa"/>
           </w:tcPr>
           <w:p>
-            <w:r>
+            <w:pPr>
+              <w:rPr>
+                <w:lang w:val="en-GB"/>
+              </w:rPr>
+            </w:pPr>
+            <w:r>
+              <w:rPr>
+                <w:lang w:val="en-GB"/>
+              </w:rPr>
               <w:t>MongoDB Aggregation Framework, schema design documental</w:t>
             </w:r>
           </w:p>
@@ -6851,7 +6926,15 @@
             <w:tcW w:w="2929" w:type="dxa"/>
           </w:tcPr>
           <w:p>
-            <w:r>
+            <w:pPr>
+              <w:rPr>
+                <w:lang w:val="en-GB"/>
+              </w:rPr>
+            </w:pPr>
+            <w:r>
+              <w:rPr>
+                <w:lang w:val="en-GB"/>
+              </w:rPr>
               <w:t>Routing OSRM multi-modal (car, foot, bike)</w:t>
             </w:r>
           </w:p>
@@ -7281,7 +7364,13 @@
         <w:jc w:val="both"/>
       </w:pPr>
       <w:r>
-        <w:t>[2]  OpenStreetMap Wiki, “Overpass API.” [Online]. Disponível em: https://wiki.openstreetmap.org/wiki/Overpass_API. [Acedido: 21-mai-2026].</w:t>
+        <w:rPr>
+          <w:lang w:val="en-GB"/>
+        </w:rPr>
+        <w:t xml:space="preserve">[2]  OpenStreetMap Wiki, “Overpass API.” [Online]. </w:t>
+      </w:r>
+      <w:r>
+        <w:t>Disponível em: https://wiki.openstreetmap.org/wiki/Overpass_API. [Acedido: 21-mai-2026].</w:t>
       </w:r>
     </w:p>
     <w:p>
@@ -7311,64 +7400,133 @@
     <w:p>
       <w:pPr>
         <w:jc w:val="both"/>
-      </w:pPr>
-      <w:r>
-        <w:t>[6]  S. Ramírez et al., “FastAPI Documentation.” [Online]. Disponível em: https://fastapi.tiangolo.com/. [Acedido: 21-mai-2026].</w:t>
-      </w:r>
-    </w:p>
-    <w:p>
-      <w:pPr>
-        <w:jc w:val="both"/>
-      </w:pPr>
-      <w:r>
+        <w:rPr>
+          <w:lang w:val="en-GB"/>
+        </w:rPr>
+      </w:pPr>
+      <w:r>
+        <w:t xml:space="preserve">[6]  S. Ramírez et al., “FastAPI Documentation.” [Online]. Disponível em: https://fastapi.tiangolo.com/. </w:t>
+      </w:r>
+      <w:r>
+        <w:rPr>
+          <w:lang w:val="en-GB"/>
+        </w:rPr>
+        <w:t>[Acedido: 21-mai-2026].</w:t>
+      </w:r>
+    </w:p>
+    <w:p>
+      <w:pPr>
+        <w:jc w:val="both"/>
+        <w:rPr>
+          <w:lang w:val="en-GB"/>
+        </w:rPr>
+      </w:pPr>
+      <w:r>
+        <w:rPr>
+          <w:lang w:val="en-GB"/>
+        </w:rPr>
         <w:t>[7]  V. Agafonkin et al., “Leaflet — an open-source JavaScript library for mobile-friendly interactive maps.” [Online]. Disponível em: https://leafletjs.com/. [Acedido: 21-mai-2026].</w:t>
       </w:r>
     </w:p>
     <w:p>
       <w:pPr>
         <w:jc w:val="both"/>
-      </w:pPr>
-      <w:r>
-        <w:t>[8]  Per Liedman, “Leaflet Routing Machine.” [Online]. Disponível em: https://www.liedman.net/leaflet-routing-machine/. [Acedido: 21-mai-2026].</w:t>
-      </w:r>
-    </w:p>
-    <w:p>
-      <w:pPr>
-        <w:jc w:val="both"/>
-      </w:pPr>
-      <w:r>
+        <w:rPr>
+          <w:lang w:val="en-GB"/>
+        </w:rPr>
+      </w:pPr>
+      <w:r>
+        <w:rPr>
+          <w:lang w:val="en-GB"/>
+        </w:rPr>
+        <w:t xml:space="preserve">[8]  Per Liedman, “Leaflet Routing Machine.” [Online]. </w:t>
+      </w:r>
+      <w:r>
+        <w:t xml:space="preserve">Disponível em: https://www.liedman.net/leaflet-routing-machine/. </w:t>
+      </w:r>
+      <w:r>
+        <w:rPr>
+          <w:lang w:val="en-GB"/>
+        </w:rPr>
+        <w:t>[Acedido: 21-mai-2026].</w:t>
+      </w:r>
+    </w:p>
+    <w:p>
+      <w:pPr>
+        <w:jc w:val="both"/>
+        <w:rPr>
+          <w:lang w:val="en-GB"/>
+        </w:rPr>
+      </w:pPr>
+      <w:r>
+        <w:rPr>
+          <w:lang w:val="en-GB"/>
+        </w:rPr>
         <w:t>[9]  D. Luxen and C. Vetter, “Real-time routing with OpenStreetMap data,” in Proceedings of the 19th ACM SIGSPATIAL International Conference on Advances in Geographic Information Systems, 2011, pp. 513–516.</w:t>
       </w:r>
     </w:p>
     <w:p>
       <w:pPr>
         <w:jc w:val="both"/>
-      </w:pPr>
-      <w:r>
-        <w:t>[10] OpenStreetMap Foundation, “Nominatim — geocoding service.” [Online]. Disponível em: https://nominatim.openstreetmap.org/. [Acedido: 21-mai-2026].</w:t>
-      </w:r>
-    </w:p>
-    <w:p>
-      <w:pPr>
-        <w:jc w:val="both"/>
-      </w:pPr>
-      <w:r>
-        <w:t>[11] H. Butler et al., “The GeoJSON Format,” RFC 7946, IETF, ago. 2016. [Online]. Disponível em: https://datatracker.ietf.org/doc/html/rfc7946.</w:t>
-      </w:r>
-    </w:p>
-    <w:p>
-      <w:pPr>
-        <w:jc w:val="both"/>
-      </w:pPr>
-      <w:r>
+        <w:rPr>
+          <w:lang w:val="en-GB"/>
+        </w:rPr>
+      </w:pPr>
+      <w:r>
+        <w:rPr>
+          <w:lang w:val="en-GB"/>
+        </w:rPr>
+        <w:t xml:space="preserve">[10] OpenStreetMap Foundation, “Nominatim — geocoding service.” </w:t>
+      </w:r>
+      <w:r>
+        <w:t xml:space="preserve">[Online]. Disponível em: https://nominatim.openstreetmap.org/. </w:t>
+      </w:r>
+      <w:r>
+        <w:rPr>
+          <w:lang w:val="en-GB"/>
+        </w:rPr>
+        <w:t>[Acedido: 21-mai-2026].</w:t>
+      </w:r>
+    </w:p>
+    <w:p>
+      <w:pPr>
+        <w:jc w:val="both"/>
+      </w:pPr>
+      <w:r>
+        <w:rPr>
+          <w:lang w:val="en-GB"/>
+        </w:rPr>
+        <w:t xml:space="preserve">[11] H. Butler et al., “The GeoJSON Format,” RFC 7946, IETF, ago. 2016. </w:t>
+      </w:r>
+      <w:r>
+        <w:t>[Online]. Disponível em: https://datatracker.ietf.org/doc/html/rfc7946.</w:t>
+      </w:r>
+    </w:p>
+    <w:p>
+      <w:pPr>
+        <w:jc w:val="both"/>
+        <w:rPr>
+          <w:lang w:val="en-GB"/>
+        </w:rPr>
+      </w:pPr>
+      <w:r>
+        <w:rPr>
+          <w:lang w:val="en-GB"/>
+        </w:rPr>
         <w:t>[12] R. T. Fielding, “Architectural Styles and the Design of Network-based Software Architectures,” Ph.D. dissertation, University of California, Irvine, 2000.</w:t>
       </w:r>
     </w:p>
     <w:p>
       <w:pPr>
         <w:jc w:val="both"/>
-      </w:pPr>
-      <w:r>
+        <w:rPr>
+          <w:lang w:val="en-GB"/>
+        </w:rPr>
+      </w:pPr>
+      <w:r>
+        <w:rPr>
+          <w:lang w:val="en-GB"/>
+        </w:rPr>
         <w:lastRenderedPageBreak/>
         <w:t>[13] Open Geospatial Consortium, “OpenGIS Simple Features Specification For SQL.” [Online]. Disponível em: https://www.ogc.org/standards/sfs.</w:t>
       </w:r>
@@ -7378,7 +7536,13 @@
         <w:jc w:val="both"/>
       </w:pPr>
       <w:r>
-        <w:t>[14] Wikimedia Foundation, “Wikidata Query Service.” [Online]. Disponível em: https://query.wikidata.org/. [Acedido: 21-mai-2026].</w:t>
+        <w:rPr>
+          <w:lang w:val="en-GB"/>
+        </w:rPr>
+        <w:t xml:space="preserve">[14] Wikimedia Foundation, “Wikidata Query Service.” [Online]. </w:t>
+      </w:r>
+      <w:r>
+        <w:t>Disponível em: https://query.wikidata.org/. [Acedido: 21-mai-2026].</w:t>
       </w:r>
     </w:p>
     <w:p>
@@ -7480,12 +7644,14 @@
         <w:rPr>
           <w:rFonts w:ascii="Consolas" w:hAnsi="Consolas"/>
           <w:sz w:val="18"/>
-        </w:rPr>
-      </w:pPr>
-      <w:r>
-        <w:rPr>
-          <w:rFonts w:ascii="Consolas" w:hAnsi="Consolas"/>
-          <w:sz w:val="18"/>
+          <w:lang w:val="en-GB"/>
+        </w:rPr>
+      </w:pPr>
+      <w:r>
+        <w:rPr>
+          <w:rFonts w:ascii="Consolas" w:hAnsi="Consolas"/>
+          <w:sz w:val="18"/>
+          <w:lang w:val="en-GB"/>
         </w:rPr>
         <w:t>{</w:t>
       </w:r>
@@ -7493,6 +7659,7 @@
         <w:rPr>
           <w:rFonts w:ascii="Consolas" w:hAnsi="Consolas"/>
           <w:sz w:val="18"/>
+          <w:lang w:val="en-GB"/>
         </w:rPr>
         <w:br/>
         <w:t xml:space="preserve">  "osm_id":        &lt;int&gt;,        // identificador OSM (chave natural)</w:t>
@@ -7501,6 +7668,7 @@
         <w:rPr>
           <w:rFonts w:ascii="Consolas" w:hAnsi="Consolas"/>
           <w:sz w:val="18"/>
+          <w:lang w:val="en-GB"/>
         </w:rPr>
         <w:br/>
         <w:t xml:space="preserve">  "osm_type":      &lt;string&gt;,     // "node" | "way" | "relation"</w:t>
@@ -7509,6 +7677,7 @@
         <w:rPr>
           <w:rFonts w:ascii="Consolas" w:hAnsi="Consolas"/>
           <w:sz w:val="18"/>
+          <w:lang w:val="en-GB"/>
         </w:rPr>
         <w:br/>
         <w:t xml:space="preserve">  "name":          &lt;string&gt;,     // obrigatório (entradas anónimas são filtradas)</w:t>
@@ -7517,6 +7686,7 @@
         <w:rPr>
           <w:rFonts w:ascii="Consolas" w:hAnsi="Consolas"/>
           <w:sz w:val="18"/>
+          <w:lang w:val="en-GB"/>
         </w:rPr>
         <w:br/>
         <w:t xml:space="preserve">  "category":      &lt;string&gt;,     // 1 de 9 categorias normalizadas</w:t>
@@ -7525,6 +7695,7 @@
         <w:rPr>
           <w:rFonts w:ascii="Consolas" w:hAnsi="Consolas"/>
           <w:sz w:val="18"/>
+          <w:lang w:val="en-GB"/>
         </w:rPr>
         <w:br/>
         <w:t xml:space="preserve">  "sports":        &lt;[string]&gt;,   // 0..n modalidades</w:t>
@@ -7533,6 +7704,7 @@
         <w:rPr>
           <w:rFonts w:ascii="Consolas" w:hAnsi="Consolas"/>
           <w:sz w:val="18"/>
+          <w:lang w:val="en-GB"/>
         </w:rPr>
         <w:br/>
         <w:t xml:space="preserve">  "location": {</w:t>
@@ -7541,6 +7713,7 @@
         <w:rPr>
           <w:rFonts w:ascii="Consolas" w:hAnsi="Consolas"/>
           <w:sz w:val="18"/>
+          <w:lang w:val="en-GB"/>
         </w:rPr>
         <w:br/>
         <w:t xml:space="preserve">    "type":        "Point",</w:t>
@@ -7549,6 +7722,7 @@
         <w:rPr>
           <w:rFonts w:ascii="Consolas" w:hAnsi="Consolas"/>
           <w:sz w:val="18"/>
+          <w:lang w:val="en-GB"/>
         </w:rPr>
         <w:br/>
         <w:t xml:space="preserve">    "coordinates": [&lt;lon&gt;, &lt;lat&gt;]</w:t>
@@ -7557,6 +7731,7 @@
         <w:rPr>
           <w:rFonts w:ascii="Consolas" w:hAnsi="Consolas"/>
           <w:sz w:val="18"/>
+          <w:lang w:val="en-GB"/>
         </w:rPr>
         <w:br/>
         <w:t xml:space="preserve">  },</w:t>
@@ -7565,6 +7740,7 @@
         <w:rPr>
           <w:rFonts w:ascii="Consolas" w:hAnsi="Consolas"/>
           <w:sz w:val="18"/>
+          <w:lang w:val="en-GB"/>
         </w:rPr>
         <w:br/>
         <w:t xml:space="preserve">  "address": {</w:t>
@@ -7573,6 +7749,7 @@
         <w:rPr>
           <w:rFonts w:ascii="Consolas" w:hAnsi="Consolas"/>
           <w:sz w:val="18"/>
+          <w:lang w:val="en-GB"/>
         </w:rPr>
         <w:br/>
         <w:t xml:space="preserve">    "street": &lt;string&gt;, "housenumber": &lt;string&gt;,</w:t>
@@ -7581,6 +7758,7 @@
         <w:rPr>
           <w:rFonts w:ascii="Consolas" w:hAnsi="Consolas"/>
           <w:sz w:val="18"/>
+          <w:lang w:val="en-GB"/>
         </w:rPr>
         <w:br/>
         <w:t xml:space="preserve">    "city":   &lt;string&gt;, "postcode":    &lt;string&gt;</w:t>
@@ -7589,6 +7767,7 @@
         <w:rPr>
           <w:rFonts w:ascii="Consolas" w:hAnsi="Consolas"/>
           <w:sz w:val="18"/>
+          <w:lang w:val="en-GB"/>
         </w:rPr>
         <w:br/>
         <w:t xml:space="preserve">  },</w:t>
@@ -7597,6 +7776,7 @@
         <w:rPr>
           <w:rFonts w:ascii="Consolas" w:hAnsi="Consolas"/>
           <w:sz w:val="18"/>
+          <w:lang w:val="en-GB"/>
         </w:rPr>
         <w:br/>
         <w:t xml:space="preserve">  "contact":  {"phone": &lt;string&gt;, "website": &lt;string&gt;, "email": &lt;string&gt;},</w:t>
@@ -7605,6 +7785,7 @@
         <w:rPr>
           <w:rFonts w:ascii="Consolas" w:hAnsi="Consolas"/>
           <w:sz w:val="18"/>
+          <w:lang w:val="en-GB"/>
         </w:rPr>
         <w:br/>
         <w:t xml:space="preserve">  "opening_hours": &lt;string&gt;,     // formato OSM ("Mo-Fr 06:00-22:00; ...")</w:t>
@@ -7613,6 +7794,7 @@
         <w:rPr>
           <w:rFonts w:ascii="Consolas" w:hAnsi="Consolas"/>
           <w:sz w:val="18"/>
+          <w:lang w:val="en-GB"/>
         </w:rPr>
         <w:br/>
         <w:t xml:space="preserve">  "amenities": {</w:t>
@@ -7621,6 +7803,7 @@
         <w:rPr>
           <w:rFonts w:ascii="Consolas" w:hAnsi="Consolas"/>
           <w:sz w:val="18"/>
+          <w:lang w:val="en-GB"/>
         </w:rPr>
         <w:br/>
         <w:t xml:space="preserve">    "wheelchair": "yes"|"no"|"",</w:t>
@@ -7629,6 +7812,7 @@
         <w:rPr>
           <w:rFonts w:ascii="Consolas" w:hAnsi="Consolas"/>
           <w:sz w:val="18"/>
+          <w:lang w:val="en-GB"/>
         </w:rPr>
         <w:br/>
         <w:t xml:space="preserve">    "parking":    "yes"|"no"|"",</w:t>
@@ -7637,6 +7821,7 @@
         <w:rPr>
           <w:rFonts w:ascii="Consolas" w:hAnsi="Consolas"/>
           <w:sz w:val="18"/>
+          <w:lang w:val="en-GB"/>
         </w:rPr>
         <w:br/>
         <w:t xml:space="preserve">    "shower":     "yes"|"no"|"",</w:t>
@@ -7645,6 +7830,7 @@
         <w:rPr>
           <w:rFonts w:ascii="Consolas" w:hAnsi="Consolas"/>
           <w:sz w:val="18"/>
+          <w:lang w:val="en-GB"/>
         </w:rPr>
         <w:br/>
         <w:t xml:space="preserve">    "indoor":     "yes"|"no"|"",</w:t>
@@ -7653,6 +7839,7 @@
         <w:rPr>
           <w:rFonts w:ascii="Consolas" w:hAnsi="Consolas"/>
           <w:sz w:val="18"/>
+          <w:lang w:val="en-GB"/>
         </w:rPr>
         <w:br/>
         <w:t xml:space="preserve">    "covered":    "yes"|"no"|"",</w:t>
@@ -7661,6 +7848,7 @@
         <w:rPr>
           <w:rFonts w:ascii="Consolas" w:hAnsi="Consolas"/>
           <w:sz w:val="18"/>
+          <w:lang w:val="en-GB"/>
         </w:rPr>
         <w:br/>
         <w:t xml:space="preserve">    "access":     &lt;string&gt;</w:t>
@@ -7669,6 +7857,7 @@
         <w:rPr>
           <w:rFonts w:ascii="Consolas" w:hAnsi="Consolas"/>
           <w:sz w:val="18"/>
+          <w:lang w:val="en-GB"/>
         </w:rPr>
         <w:br/>
         <w:t xml:space="preserve">  },</w:t>
@@ -7677,6 +7866,7 @@
         <w:rPr>
           <w:rFonts w:ascii="Consolas" w:hAnsi="Consolas"/>
           <w:sz w:val="18"/>
+          <w:lang w:val="en-GB"/>
         </w:rPr>
         <w:br/>
         <w:t xml:space="preserve">  "fee":      &lt;string&gt;,</w:t>
@@ -7685,6 +7875,7 @@
         <w:rPr>
           <w:rFonts w:ascii="Consolas" w:hAnsi="Consolas"/>
           <w:sz w:val="18"/>
+          <w:lang w:val="en-GB"/>
         </w:rPr>
         <w:br/>
         <w:t xml:space="preserve">  "operator": &lt;string&gt;</w:t>
@@ -7693,6 +7884,7 @@
         <w:rPr>
           <w:rFonts w:ascii="Consolas" w:hAnsi="Consolas"/>
           <w:sz w:val="18"/>
+          <w:lang w:val="en-GB"/>
         </w:rPr>
         <w:br/>
         <w:t>}</w:t>
@@ -7705,6 +7897,7 @@
         <w:rPr>
           <w:rFonts w:ascii="Consolas" w:hAnsi="Consolas"/>
           <w:sz w:val="18"/>
+          <w:lang w:val="en-GB"/>
         </w:rPr>
       </w:pPr>
     </w:p>
@@ -7715,6 +7908,7 @@
         <w:rPr>
           <w:rFonts w:ascii="Consolas" w:hAnsi="Consolas"/>
           <w:sz w:val="18"/>
+          <w:lang w:val="en-GB"/>
         </w:rPr>
       </w:pPr>
     </w:p>
@@ -7725,6 +7919,7 @@
         <w:rPr>
           <w:rFonts w:ascii="Consolas" w:hAnsi="Consolas"/>
           <w:sz w:val="18"/>
+          <w:lang w:val="en-GB"/>
         </w:rPr>
       </w:pPr>
     </w:p>
@@ -7735,6 +7930,7 @@
         <w:rPr>
           <w:rFonts w:ascii="Consolas" w:hAnsi="Consolas"/>
           <w:sz w:val="18"/>
+          <w:lang w:val="en-GB"/>
         </w:rPr>
       </w:pPr>
     </w:p>
@@ -7742,6 +7938,9 @@
       <w:pPr>
         <w:spacing w:before="80" w:after="80"/>
         <w:ind w:left="280"/>
+        <w:rPr>
+          <w:lang w:val="en-GB"/>
+        </w:rPr>
       </w:pPr>
     </w:p>
     <w:p>
@@ -8477,7 +8676,15 @@
             <w:tcW w:w="2929" w:type="dxa"/>
           </w:tcPr>
           <w:p>
-            <w:r>
+            <w:pPr>
+              <w:rPr>
+                <w:lang w:val="en-GB"/>
+              </w:rPr>
+            </w:pPr>
+            <w:r>
+              <w:rPr>
+                <w:lang w:val="en-GB"/>
+              </w:rPr>
               <w:t>Serve a SPA (index.html)</w:t>
             </w:r>
           </w:p>
@@ -8595,7 +8802,15 @@
             <w:tcW w:w="2929" w:type="dxa"/>
           </w:tcPr>
           <w:p>
-            <w:r>
+            <w:pPr>
+              <w:rPr>
+                <w:lang w:val="en-GB"/>
+              </w:rPr>
+            </w:pPr>
+            <w:r>
+              <w:rPr>
+                <w:lang w:val="en-GB"/>
+              </w:rPr>
               <w:t>/api/geo/nearby?lat=&amp;lon=&amp;radius_km=</w:t>
             </w:r>
           </w:p>
@@ -8796,7 +9011,7 @@
     <w:sdtContent>
       <w:p>
         <w:pPr>
-          <w:pStyle w:val="Rodap"/>
+          <w:pStyle w:val="Footer"/>
           <w:jc w:val="right"/>
         </w:pPr>
         <w:r>
@@ -8836,7 +9051,7 @@
     <w:sdtContent>
       <w:p>
         <w:pPr>
-          <w:pStyle w:val="Rodap"/>
+          <w:pStyle w:val="Footer"/>
           <w:jc w:val="right"/>
         </w:pPr>
         <w:r>
@@ -8862,7 +9077,7 @@
   </w:sdt>
   <w:p>
     <w:pPr>
-      <w:pStyle w:val="Rodap"/>
+      <w:pStyle w:val="Footer"/>
     </w:pPr>
   </w:p>
 </w:ftr>
@@ -8904,7 +9119,7 @@
 <w:hdr xmlns:wpc="http://schemas.microsoft.com/office/word/2010/wordprocessingCanvas" xmlns:cx="http://schemas.microsoft.com/office/drawing/2014/chartex" xmlns:cx1="http://schemas.microsoft.com/office/drawing/2015/9/8/chartex" xmlns:cx2="http://schemas.microsoft.com/office/drawing/2015/10/21/chartex" xmlns:cx3="http://schemas.microsoft.com/office/drawing/2016/5/9/chartex" xmlns:cx4="http://schemas.microsoft.com/office/drawing/2016/5/10/chartex" xmlns:cx5="http://schemas.microsoft.com/office/drawing/2016/5/11/chartex" xmlns:cx6="http://schemas.microsoft.com/office/drawing/2016/5/12/chartex" xmlns:cx7="http://schemas.microsoft.com/office/drawing/2016/5/13/chartex" xmlns:cx8="http://schemas.microsoft.com/office/drawing/2016/5/14/chartex" xmlns:mc="http://schemas.openxmlformats.org/markup-compatibility/2006" xmlns:aink="http://schemas.microsoft.com/office/drawing/2016/ink" xmlns:am3d="http://schemas.microsoft.com/office/drawing/2017/model3d" xmlns:o="urn:schemas-microsoft-com:office:office" xmlns:oel="http://schemas.microsoft.com/office/2019/extlst" xmlns:r="http://schemas.openxmlformats.org/officeDocument/2006/relationships" xmlns:m="http://schemas.openxmlformats.org/officeDocument/2006/math" xmlns:v="urn:schemas-microsoft-com:vml" xmlns:wp14="http://schemas.microsoft.com/office/word/2010/wordprocessingDrawing" xmlns:wp="http://schemas.openxmlformats.org/drawingml/2006/wordprocessingDrawing" xmlns:w10="urn:schemas-microsoft-com:office:word" xmlns:w="http://schemas.openxmlformats.org/wordprocessingml/2006/main" xmlns:w14="http://schemas.microsoft.com/office/word/2010/wordml" xmlns:w15="http://schemas.microsoft.com/office/word/2012/wordml" xmlns:w16cex="http://schemas.microsoft.com/office/word/2018/wordml/cex" xmlns:w16cid="http://schemas.microsoft.com/office/word/2016/wordml/cid" xmlns:w16="http://schemas.microsoft.com/office/word/2018/wordml" xmlns:w16du="http://schemas.microsoft.com/office/word/2023/wordml/word16du" xmlns:w16sdtdh="http://schemas.microsoft.com/office/word/2020/wordml/sdtdatahash" xmlns:w16sdtfl="http://schemas.microsoft.com/office/word/2024/wordml/sdtformatlock" xmlns:w16se="http://schemas.microsoft.com/office/word/2015/wordml/symex" xmlns:wpg="http://schemas.microsoft.com/office/word/2010/wordprocessingGroup" xmlns:wpi="http://schemas.microsoft.com/office/word/2010/wordprocessingInk" xmlns:wne="http://schemas.microsoft.com/office/word/2006/wordml" xmlns:wps="http://schemas.microsoft.com/office/word/2010/wordprocessingShape" mc:Ignorable="w14 w15 w16se w16cid w16 w16cex w16sdtdh w16sdtfl w16du wp14">
   <w:p>
     <w:pPr>
-      <w:pStyle w:val="Cabealho"/>
+      <w:pStyle w:val="Header"/>
       <w:jc w:val="right"/>
       <w:rPr>
         <w:rFonts w:cs="Arial"/>
@@ -8920,7 +9135,7 @@
 <w:hdr xmlns:wpc="http://schemas.microsoft.com/office/word/2010/wordprocessingCanvas" xmlns:cx="http://schemas.microsoft.com/office/drawing/2014/chartex" xmlns:cx1="http://schemas.microsoft.com/office/drawing/2015/9/8/chartex" xmlns:cx2="http://schemas.microsoft.com/office/drawing/2015/10/21/chartex" xmlns:cx3="http://schemas.microsoft.com/office/drawing/2016/5/9/chartex" xmlns:cx4="http://schemas.microsoft.com/office/drawing/2016/5/10/chartex" xmlns:cx5="http://schemas.microsoft.com/office/drawing/2016/5/11/chartex" xmlns:cx6="http://schemas.microsoft.com/office/drawing/2016/5/12/chartex" xmlns:cx7="http://schemas.microsoft.com/office/drawing/2016/5/13/chartex" xmlns:cx8="http://schemas.microsoft.com/office/drawing/2016/5/14/chartex" xmlns:mc="http://schemas.openxmlformats.org/markup-compatibility/2006" xmlns:aink="http://schemas.microsoft.com/office/drawing/2016/ink" xmlns:am3d="http://schemas.microsoft.com/office/drawing/2017/model3d" xmlns:o="urn:schemas-microsoft-com:office:office" xmlns:oel="http://schemas.microsoft.com/office/2019/extlst" xmlns:r="http://schemas.openxmlformats.org/officeDocument/2006/relationships" xmlns:m="http://schemas.openxmlformats.org/officeDocument/2006/math" xmlns:v="urn:schemas-microsoft-com:vml" xmlns:wp14="http://schemas.microsoft.com/office/word/2010/wordprocessingDrawing" xmlns:wp="http://schemas.openxmlformats.org/drawingml/2006/wordprocessingDrawing" xmlns:w10="urn:schemas-microsoft-com:office:word" xmlns:w="http://schemas.openxmlformats.org/wordprocessingml/2006/main" xmlns:w14="http://schemas.microsoft.com/office/word/2010/wordml" xmlns:w15="http://schemas.microsoft.com/office/word/2012/wordml" xmlns:w16cex="http://schemas.microsoft.com/office/word/2018/wordml/cex" xmlns:w16cid="http://schemas.microsoft.com/office/word/2016/wordml/cid" xmlns:w16="http://schemas.microsoft.com/office/word/2018/wordml" xmlns:w16du="http://schemas.microsoft.com/office/word/2023/wordml/word16du" xmlns:w16sdtdh="http://schemas.microsoft.com/office/word/2020/wordml/sdtdatahash" xmlns:w16sdtfl="http://schemas.microsoft.com/office/word/2024/wordml/sdtformatlock" xmlns:w16se="http://schemas.microsoft.com/office/word/2015/wordml/symex" xmlns:wpg="http://schemas.microsoft.com/office/word/2010/wordprocessingGroup" xmlns:wpi="http://schemas.microsoft.com/office/word/2010/wordprocessingInk" xmlns:wne="http://schemas.microsoft.com/office/word/2006/wordml" xmlns:wps="http://schemas.microsoft.com/office/word/2010/wordprocessingShape" mc:Ignorable="w14 w15 w16se w16cid w16 w16cex w16sdtdh w16sdtfl w16du wp14">
   <w:p>
     <w:pPr>
-      <w:pStyle w:val="Cabealho"/>
+      <w:pStyle w:val="Header"/>
       <w:jc w:val="right"/>
       <w:rPr>
         <w:sz w:val="18"/>
@@ -8937,7 +9152,7 @@
   </w:p>
   <w:p>
     <w:pPr>
-      <w:pStyle w:val="Cabealho"/>
+      <w:pStyle w:val="Header"/>
       <w:jc w:val="right"/>
       <w:rPr>
         <w:sz w:val="18"/>
@@ -10515,7 +10730,7 @@
   <w:style w:type="paragraph" w:default="1" w:styleId="Normal">
     <w:name w:val="Normal"/>
     <w:qFormat/>
-    <w:rsid w:val="00455BF4"/>
+    <w:rsid w:val="0031775D"/>
     <w:pPr>
       <w:spacing w:after="200" w:line="360" w:lineRule="auto"/>
     </w:pPr>
@@ -10525,11 +10740,11 @@
       <w:szCs w:val="22"/>
     </w:rPr>
   </w:style>
-  <w:style w:type="paragraph" w:styleId="Ttulo1">
+  <w:style w:type="paragraph" w:styleId="Heading1">
     <w:name w:val="heading 1"/>
     <w:basedOn w:val="Normal"/>
     <w:next w:val="Normal"/>
-    <w:link w:val="Ttulo1Carter"/>
+    <w:link w:val="Heading1Char"/>
     <w:qFormat/>
     <w:rsid w:val="000F43F2"/>
     <w:pPr>
@@ -10547,11 +10762,11 @@
       <w:szCs w:val="28"/>
     </w:rPr>
   </w:style>
-  <w:style w:type="paragraph" w:styleId="Ttulo2">
+  <w:style w:type="paragraph" w:styleId="Heading2">
     <w:name w:val="heading 2"/>
     <w:basedOn w:val="Normal"/>
     <w:next w:val="Normal"/>
-    <w:link w:val="Ttulo2Carter"/>
+    <w:link w:val="Heading2Char"/>
     <w:qFormat/>
     <w:rsid w:val="000F43F2"/>
     <w:pPr>
@@ -10567,11 +10782,11 @@
       <w:szCs w:val="24"/>
     </w:rPr>
   </w:style>
-  <w:style w:type="paragraph" w:styleId="Ttulo3">
+  <w:style w:type="paragraph" w:styleId="Heading3">
     <w:name w:val="heading 3"/>
     <w:basedOn w:val="Normal"/>
     <w:next w:val="Normal"/>
-    <w:link w:val="Ttulo3Carter"/>
+    <w:link w:val="Heading3Char"/>
     <w:uiPriority w:val="9"/>
     <w:semiHidden/>
     <w:unhideWhenUsed/>
@@ -10590,12 +10805,13 @@
       <w:szCs w:val="24"/>
     </w:rPr>
   </w:style>
-  <w:style w:type="character" w:default="1" w:styleId="Tipodeletrapredefinidodopargrafo">
+  <w:style w:type="character" w:default="1" w:styleId="DefaultParagraphFont">
     <w:name w:val="Default Paragraph Font"/>
     <w:uiPriority w:val="1"/>
+    <w:semiHidden/>
     <w:unhideWhenUsed/>
   </w:style>
-  <w:style w:type="table" w:default="1" w:styleId="Tabelanormal">
+  <w:style w:type="table" w:default="1" w:styleId="TableNormal">
     <w:name w:val="Normal Table"/>
     <w:uiPriority w:val="99"/>
     <w:semiHidden/>
@@ -10610,15 +10826,15 @@
       </w:tblCellMar>
     </w:tblPr>
   </w:style>
-  <w:style w:type="numbering" w:default="1" w:styleId="Semlista">
+  <w:style w:type="numbering" w:default="1" w:styleId="NoList">
     <w:name w:val="No List"/>
     <w:uiPriority w:val="99"/>
     <w:semiHidden/>
     <w:unhideWhenUsed/>
   </w:style>
-  <w:style w:type="character" w:styleId="TextodoMarcadordePosio">
+  <w:style w:type="character" w:styleId="PlaceholderText">
     <w:name w:val="Placeholder Text"/>
-    <w:basedOn w:val="Tipodeletrapredefinidodopargrafo"/>
+    <w:basedOn w:val="DefaultParagraphFont"/>
     <w:uiPriority w:val="99"/>
     <w:semiHidden/>
     <w:rsid w:val="00E074AB"/>
@@ -10626,10 +10842,10 @@
       <w:color w:val="808080"/>
     </w:rPr>
   </w:style>
-  <w:style w:type="paragraph" w:styleId="Textodebalo">
+  <w:style w:type="paragraph" w:styleId="BalloonText">
     <w:name w:val="Balloon Text"/>
     <w:basedOn w:val="Normal"/>
-    <w:link w:val="TextodebaloCarter"/>
+    <w:link w:val="BalloonTextChar"/>
     <w:uiPriority w:val="99"/>
     <w:semiHidden/>
     <w:unhideWhenUsed/>
@@ -10643,10 +10859,10 @@
       <w:szCs w:val="16"/>
     </w:rPr>
   </w:style>
-  <w:style w:type="character" w:customStyle="1" w:styleId="TextodebaloCarter">
-    <w:name w:val="Texto de balão Caráter"/>
-    <w:basedOn w:val="Tipodeletrapredefinidodopargrafo"/>
-    <w:link w:val="Textodebalo"/>
+  <w:style w:type="character" w:customStyle="1" w:styleId="BalloonTextChar">
+    <w:name w:val="Balloon Text Char"/>
+    <w:basedOn w:val="DefaultParagraphFont"/>
+    <w:link w:val="BalloonText"/>
     <w:uiPriority w:val="99"/>
     <w:semiHidden/>
     <w:rsid w:val="00E074AB"/>
@@ -10656,10 +10872,10 @@
       <w:szCs w:val="16"/>
     </w:rPr>
   </w:style>
-  <w:style w:type="paragraph" w:styleId="Cabealho">
+  <w:style w:type="paragraph" w:styleId="Header">
     <w:name w:val="header"/>
     <w:basedOn w:val="Normal"/>
-    <w:link w:val="CabealhoCarter"/>
+    <w:link w:val="HeaderChar"/>
     <w:uiPriority w:val="99"/>
     <w:unhideWhenUsed/>
     <w:rsid w:val="004D2E51"/>
@@ -10671,17 +10887,17 @@
       <w:spacing w:after="0" w:line="240" w:lineRule="auto"/>
     </w:pPr>
   </w:style>
-  <w:style w:type="character" w:customStyle="1" w:styleId="CabealhoCarter">
-    <w:name w:val="Cabeçalho Caráter"/>
-    <w:basedOn w:val="Tipodeletrapredefinidodopargrafo"/>
-    <w:link w:val="Cabealho"/>
+  <w:style w:type="character" w:customStyle="1" w:styleId="HeaderChar">
+    <w:name w:val="Header Char"/>
+    <w:basedOn w:val="DefaultParagraphFont"/>
+    <w:link w:val="Header"/>
     <w:uiPriority w:val="99"/>
     <w:rsid w:val="004D2E51"/>
   </w:style>
-  <w:style w:type="paragraph" w:styleId="Rodap">
+  <w:style w:type="paragraph" w:styleId="Footer">
     <w:name w:val="footer"/>
     <w:basedOn w:val="Normal"/>
-    <w:link w:val="RodapCarter"/>
+    <w:link w:val="FooterChar"/>
     <w:uiPriority w:val="99"/>
     <w:unhideWhenUsed/>
     <w:rsid w:val="004D2E51"/>
@@ -10693,10 +10909,10 @@
       <w:spacing w:after="0" w:line="240" w:lineRule="auto"/>
     </w:pPr>
   </w:style>
-  <w:style w:type="character" w:customStyle="1" w:styleId="RodapCarter">
-    <w:name w:val="Rodapé Caráter"/>
-    <w:basedOn w:val="Tipodeletrapredefinidodopargrafo"/>
-    <w:link w:val="Rodap"/>
+  <w:style w:type="character" w:customStyle="1" w:styleId="FooterChar">
+    <w:name w:val="Footer Char"/>
+    <w:basedOn w:val="DefaultParagraphFont"/>
+    <w:link w:val="Footer"/>
     <w:uiPriority w:val="99"/>
     <w:rsid w:val="004D2E51"/>
   </w:style>
@@ -10716,10 +10932,10 @@
       <w:szCs w:val="24"/>
     </w:rPr>
   </w:style>
-  <w:style w:type="character" w:customStyle="1" w:styleId="Ttulo1Carter">
-    <w:name w:val="Título 1 Caráter"/>
-    <w:basedOn w:val="Tipodeletrapredefinidodopargrafo"/>
-    <w:link w:val="Ttulo1"/>
+  <w:style w:type="character" w:customStyle="1" w:styleId="Heading1Char">
+    <w:name w:val="Heading 1 Char"/>
+    <w:basedOn w:val="DefaultParagraphFont"/>
+    <w:link w:val="Heading1"/>
     <w:uiPriority w:val="9"/>
     <w:rsid w:val="000F43F2"/>
     <w:rPr>
@@ -10731,9 +10947,9 @@
       <w:szCs w:val="28"/>
     </w:rPr>
   </w:style>
-  <w:style w:type="paragraph" w:styleId="Cabealhodondice">
+  <w:style w:type="paragraph" w:styleId="TOCHeading">
     <w:name w:val="TOC Heading"/>
-    <w:basedOn w:val="Ttulo1"/>
+    <w:basedOn w:val="Heading1"/>
     <w:next w:val="Normal"/>
     <w:uiPriority w:val="39"/>
     <w:unhideWhenUsed/>
@@ -10746,10 +10962,10 @@
       <w:lang w:eastAsia="en-US"/>
     </w:rPr>
   </w:style>
-  <w:style w:type="character" w:customStyle="1" w:styleId="Ttulo2Carter">
-    <w:name w:val="Título 2 Caráter"/>
-    <w:basedOn w:val="Tipodeletrapredefinidodopargrafo"/>
-    <w:link w:val="Ttulo2"/>
+  <w:style w:type="character" w:customStyle="1" w:styleId="Heading2Char">
+    <w:name w:val="Heading 2 Char"/>
+    <w:basedOn w:val="DefaultParagraphFont"/>
+    <w:link w:val="Heading2"/>
     <w:rsid w:val="000F43F2"/>
     <w:rPr>
       <w:rFonts w:ascii="Arial" w:eastAsia="Times New Roman" w:hAnsi="Arial" w:cs="Times New Roman"/>
@@ -10759,10 +10975,10 @@
       <w:szCs w:val="24"/>
     </w:rPr>
   </w:style>
-  <w:style w:type="paragraph" w:styleId="Corpodetexto">
+  <w:style w:type="paragraph" w:styleId="BodyText">
     <w:name w:val="Body Text"/>
     <w:basedOn w:val="Normal"/>
-    <w:link w:val="CorpodetextoCarter"/>
+    <w:link w:val="BodyTextChar"/>
     <w:rsid w:val="000F43F2"/>
     <w:pPr>
       <w:spacing w:after="0"/>
@@ -10776,10 +10992,10 @@
       <w:szCs w:val="24"/>
     </w:rPr>
   </w:style>
-  <w:style w:type="character" w:customStyle="1" w:styleId="CorpodetextoCarter">
-    <w:name w:val="Corpo de texto Caráter"/>
-    <w:basedOn w:val="Tipodeletrapredefinidodopargrafo"/>
-    <w:link w:val="Corpodetexto"/>
+  <w:style w:type="character" w:customStyle="1" w:styleId="BodyTextChar">
+    <w:name w:val="Body Text Char"/>
+    <w:basedOn w:val="DefaultParagraphFont"/>
+    <w:link w:val="BodyText"/>
     <w:rsid w:val="000F43F2"/>
     <w:rPr>
       <w:rFonts w:ascii="Arial" w:eastAsia="Times New Roman" w:hAnsi="Arial" w:cs="Arial"/>
@@ -10789,10 +11005,10 @@
       <w:szCs w:val="24"/>
     </w:rPr>
   </w:style>
-  <w:style w:type="paragraph" w:styleId="Avanodecorpodetexto">
+  <w:style w:type="paragraph" w:styleId="BodyTextIndent">
     <w:name w:val="Body Text Indent"/>
     <w:basedOn w:val="Normal"/>
-    <w:link w:val="AvanodecorpodetextoCarter"/>
+    <w:link w:val="BodyTextIndentChar"/>
     <w:rsid w:val="000F43F2"/>
     <w:pPr>
       <w:spacing w:after="0"/>
@@ -10807,10 +11023,10 @@
       <w:szCs w:val="24"/>
     </w:rPr>
   </w:style>
-  <w:style w:type="character" w:customStyle="1" w:styleId="AvanodecorpodetextoCarter">
-    <w:name w:val="Avanço de corpo de texto Caráter"/>
-    <w:basedOn w:val="Tipodeletrapredefinidodopargrafo"/>
-    <w:link w:val="Avanodecorpodetexto"/>
+  <w:style w:type="character" w:customStyle="1" w:styleId="BodyTextIndentChar">
+    <w:name w:val="Body Text Indent Char"/>
+    <w:basedOn w:val="DefaultParagraphFont"/>
+    <w:link w:val="BodyTextIndent"/>
     <w:rsid w:val="000F43F2"/>
     <w:rPr>
       <w:rFonts w:ascii="Arial" w:eastAsia="Times New Roman" w:hAnsi="Arial" w:cs="Arial"/>
@@ -10820,9 +11036,9 @@
       <w:szCs w:val="24"/>
     </w:rPr>
   </w:style>
-  <w:style w:type="character" w:styleId="Hiperligao">
+  <w:style w:type="character" w:styleId="Hyperlink">
     <w:name w:val="Hyperlink"/>
-    <w:basedOn w:val="Tipodeletrapredefinidodopargrafo"/>
+    <w:basedOn w:val="DefaultParagraphFont"/>
     <w:uiPriority w:val="99"/>
     <w:unhideWhenUsed/>
     <w:rsid w:val="00D65C31"/>
@@ -10831,9 +11047,9 @@
       <w:u w:val="single"/>
     </w:rPr>
   </w:style>
-  <w:style w:type="character" w:styleId="Refdecomentrio">
+  <w:style w:type="character" w:styleId="CommentReference">
     <w:name w:val="annotation reference"/>
-    <w:basedOn w:val="Tipodeletrapredefinidodopargrafo"/>
+    <w:basedOn w:val="DefaultParagraphFont"/>
     <w:uiPriority w:val="99"/>
     <w:semiHidden/>
     <w:unhideWhenUsed/>
@@ -10843,10 +11059,10 @@
       <w:szCs w:val="16"/>
     </w:rPr>
   </w:style>
-  <w:style w:type="paragraph" w:styleId="Textodecomentrio">
+  <w:style w:type="paragraph" w:styleId="CommentText">
     <w:name w:val="annotation text"/>
     <w:basedOn w:val="Normal"/>
-    <w:link w:val="TextodecomentrioCarter"/>
+    <w:link w:val="CommentTextChar"/>
     <w:uiPriority w:val="99"/>
     <w:semiHidden/>
     <w:unhideWhenUsed/>
@@ -10859,19 +11075,19 @@
       <w:szCs w:val="20"/>
     </w:rPr>
   </w:style>
-  <w:style w:type="character" w:customStyle="1" w:styleId="TextodecomentrioCarter">
-    <w:name w:val="Texto de comentário Caráter"/>
-    <w:basedOn w:val="Tipodeletrapredefinidodopargrafo"/>
-    <w:link w:val="Textodecomentrio"/>
+  <w:style w:type="character" w:customStyle="1" w:styleId="CommentTextChar">
+    <w:name w:val="Comment Text Char"/>
+    <w:basedOn w:val="DefaultParagraphFont"/>
+    <w:link w:val="CommentText"/>
     <w:uiPriority w:val="99"/>
     <w:semiHidden/>
     <w:rsid w:val="00F6056A"/>
   </w:style>
-  <w:style w:type="paragraph" w:styleId="Assuntodecomentrio">
+  <w:style w:type="paragraph" w:styleId="CommentSubject">
     <w:name w:val="annotation subject"/>
-    <w:basedOn w:val="Textodecomentrio"/>
-    <w:next w:val="Textodecomentrio"/>
-    <w:link w:val="AssuntodecomentrioCarter"/>
+    <w:basedOn w:val="CommentText"/>
+    <w:next w:val="CommentText"/>
+    <w:link w:val="CommentSubjectChar"/>
     <w:uiPriority w:val="99"/>
     <w:semiHidden/>
     <w:unhideWhenUsed/>
@@ -10881,10 +11097,10 @@
       <w:bCs/>
     </w:rPr>
   </w:style>
-  <w:style w:type="character" w:customStyle="1" w:styleId="AssuntodecomentrioCarter">
-    <w:name w:val="Assunto de comentário Caráter"/>
-    <w:basedOn w:val="TextodecomentrioCarter"/>
-    <w:link w:val="Assuntodecomentrio"/>
+  <w:style w:type="character" w:customStyle="1" w:styleId="CommentSubjectChar">
+    <w:name w:val="Comment Subject Char"/>
+    <w:basedOn w:val="CommentTextChar"/>
+    <w:link w:val="CommentSubject"/>
     <w:uiPriority w:val="99"/>
     <w:semiHidden/>
     <w:rsid w:val="00F6056A"/>
@@ -10893,11 +11109,11 @@
       <w:bCs/>
     </w:rPr>
   </w:style>
-  <w:style w:type="paragraph" w:styleId="Ttulo">
+  <w:style w:type="paragraph" w:styleId="Title">
     <w:name w:val="Title"/>
     <w:basedOn w:val="Normal"/>
     <w:next w:val="Normal"/>
-    <w:link w:val="TtuloCarter"/>
+    <w:link w:val="TitleChar"/>
     <w:uiPriority w:val="10"/>
     <w:qFormat/>
     <w:rsid w:val="00431150"/>
@@ -10913,10 +11129,10 @@
       <w:szCs w:val="56"/>
     </w:rPr>
   </w:style>
-  <w:style w:type="character" w:customStyle="1" w:styleId="TtuloCarter">
-    <w:name w:val="Título Caráter"/>
-    <w:basedOn w:val="Tipodeletrapredefinidodopargrafo"/>
-    <w:link w:val="Ttulo"/>
+  <w:style w:type="character" w:customStyle="1" w:styleId="TitleChar">
+    <w:name w:val="Title Char"/>
+    <w:basedOn w:val="DefaultParagraphFont"/>
+    <w:link w:val="Title"/>
     <w:uiPriority w:val="10"/>
     <w:rsid w:val="00431150"/>
     <w:rPr>
@@ -10929,7 +11145,7 @@
   </w:style>
   <w:style w:type="paragraph" w:customStyle="1" w:styleId="Estilo1">
     <w:name w:val="Estilo1"/>
-    <w:basedOn w:val="Ttulo"/>
+    <w:basedOn w:val="Title"/>
     <w:qFormat/>
     <w:rsid w:val="00431150"/>
     <w:pPr>
@@ -10945,11 +11161,11 @@
       <w:sz w:val="48"/>
     </w:rPr>
   </w:style>
-  <w:style w:type="paragraph" w:styleId="Subttulo">
+  <w:style w:type="paragraph" w:styleId="Subtitle">
     <w:name w:val="Subtitle"/>
     <w:basedOn w:val="Normal"/>
     <w:next w:val="Normal"/>
-    <w:link w:val="SubttuloCarter"/>
+    <w:link w:val="SubtitleChar"/>
     <w:uiPriority w:val="11"/>
     <w:qFormat/>
     <w:rsid w:val="009F4188"/>
@@ -10965,10 +11181,10 @@
       <w:spacing w:val="15"/>
     </w:rPr>
   </w:style>
-  <w:style w:type="character" w:customStyle="1" w:styleId="SubttuloCarter">
-    <w:name w:val="Subtítulo Caráter"/>
-    <w:basedOn w:val="Tipodeletrapredefinidodopargrafo"/>
-    <w:link w:val="Subttulo"/>
+  <w:style w:type="character" w:customStyle="1" w:styleId="SubtitleChar">
+    <w:name w:val="Subtitle Char"/>
+    <w:basedOn w:val="DefaultParagraphFont"/>
+    <w:link w:val="Subtitle"/>
     <w:uiPriority w:val="11"/>
     <w:rsid w:val="009F4188"/>
     <w:rPr>
@@ -10981,7 +11197,7 @@
   </w:style>
   <w:style w:type="paragraph" w:customStyle="1" w:styleId="Estilo2">
     <w:name w:val="Estilo2"/>
-    <w:basedOn w:val="Ttulo3"/>
+    <w:basedOn w:val="Heading3"/>
     <w:qFormat/>
     <w:rsid w:val="009F4188"/>
     <w:rPr>
@@ -10989,7 +11205,7 @@
       <w:sz w:val="32"/>
     </w:rPr>
   </w:style>
-  <w:style w:type="paragraph" w:styleId="PargrafodaLista">
+  <w:style w:type="paragraph" w:styleId="ListParagraph">
     <w:name w:val="List Paragraph"/>
     <w:basedOn w:val="Normal"/>
     <w:uiPriority w:val="34"/>
@@ -11000,10 +11216,10 @@
       <w:contextualSpacing/>
     </w:pPr>
   </w:style>
-  <w:style w:type="character" w:customStyle="1" w:styleId="Ttulo3Carter">
-    <w:name w:val="Título 3 Caráter"/>
-    <w:basedOn w:val="Tipodeletrapredefinidodopargrafo"/>
-    <w:link w:val="Ttulo3"/>
+  <w:style w:type="character" w:customStyle="1" w:styleId="Heading3Char">
+    <w:name w:val="Heading 3 Char"/>
+    <w:basedOn w:val="DefaultParagraphFont"/>
+    <w:link w:val="Heading3"/>
     <w:uiPriority w:val="9"/>
     <w:semiHidden/>
     <w:rsid w:val="009F4188"/>
@@ -11014,9 +11230,9 @@
       <w:szCs w:val="24"/>
     </w:rPr>
   </w:style>
-  <w:style w:type="character" w:styleId="CdigoHTML">
+  <w:style w:type="character" w:styleId="HTMLCode">
     <w:name w:val="HTML Code"/>
-    <w:basedOn w:val="Tipodeletrapredefinidodopargrafo"/>
+    <w:basedOn w:val="DefaultParagraphFont"/>
     <w:uiPriority w:val="99"/>
     <w:semiHidden/>
     <w:unhideWhenUsed/>
@@ -11027,9 +11243,9 @@
       <w:szCs w:val="20"/>
     </w:rPr>
   </w:style>
-  <w:style w:type="character" w:styleId="nfase">
+  <w:style w:type="character" w:styleId="Emphasis">
     <w:name w:val="Emphasis"/>
-    <w:basedOn w:val="Tipodeletrapredefinidodopargrafo"/>
+    <w:basedOn w:val="DefaultParagraphFont"/>
     <w:uiPriority w:val="20"/>
     <w:qFormat/>
     <w:rsid w:val="00385CB0"/>
@@ -11038,10 +11254,10 @@
       <w:iCs/>
     </w:rPr>
   </w:style>
-  <w:style w:type="paragraph" w:styleId="Textodenotaderodap">
+  <w:style w:type="paragraph" w:styleId="FootnoteText">
     <w:name w:val="footnote text"/>
     <w:basedOn w:val="Normal"/>
-    <w:link w:val="TextodenotaderodapCarter"/>
+    <w:link w:val="FootnoteTextChar"/>
     <w:uiPriority w:val="99"/>
     <w:semiHidden/>
     <w:unhideWhenUsed/>
@@ -11054,17 +11270,17 @@
       <w:szCs w:val="20"/>
     </w:rPr>
   </w:style>
-  <w:style w:type="character" w:customStyle="1" w:styleId="TextodenotaderodapCarter">
-    <w:name w:val="Texto de nota de rodapé Caráter"/>
-    <w:basedOn w:val="Tipodeletrapredefinidodopargrafo"/>
-    <w:link w:val="Textodenotaderodap"/>
+  <w:style w:type="character" w:customStyle="1" w:styleId="FootnoteTextChar">
+    <w:name w:val="Footnote Text Char"/>
+    <w:basedOn w:val="DefaultParagraphFont"/>
+    <w:link w:val="FootnoteText"/>
     <w:uiPriority w:val="99"/>
     <w:semiHidden/>
     <w:rsid w:val="00061F9D"/>
   </w:style>
-  <w:style w:type="character" w:styleId="Refdenotaderodap">
+  <w:style w:type="character" w:styleId="FootnoteReference">
     <w:name w:val="footnote reference"/>
-    <w:basedOn w:val="Tipodeletrapredefinidodopargrafo"/>
+    <w:basedOn w:val="DefaultParagraphFont"/>
     <w:uiPriority w:val="99"/>
     <w:semiHidden/>
     <w:unhideWhenUsed/>
@@ -11073,7 +11289,7 @@
       <w:vertAlign w:val="superscript"/>
     </w:rPr>
   </w:style>
-  <w:style w:type="paragraph" w:styleId="ndice1">
+  <w:style w:type="paragraph" w:styleId="TOC1">
     <w:name w:val="toc 1"/>
     <w:basedOn w:val="Normal"/>
     <w:next w:val="Normal"/>
@@ -11090,7 +11306,7 @@
       <w:ind w:right="38"/>
     </w:pPr>
   </w:style>
-  <w:style w:type="paragraph" w:styleId="ndice2">
+  <w:style w:type="paragraph" w:styleId="TOC2">
     <w:name w:val="toc 2"/>
     <w:basedOn w:val="Normal"/>
     <w:next w:val="Normal"/>
@@ -11132,7 +11348,7 @@
   </w:style>
   <w:style w:type="character" w:customStyle="1" w:styleId="Estilo4Carter">
     <w:name w:val="Estilo4 Caráter"/>
-    <w:basedOn w:val="Tipodeletrapredefinidodopargrafo"/>
+    <w:basedOn w:val="DefaultParagraphFont"/>
     <w:link w:val="Estilo4"/>
     <w:rsid w:val="00745157"/>
     <w:rPr>
@@ -11170,9 +11386,9 @@
       <w:bCs/>
     </w:rPr>
   </w:style>
-  <w:style w:type="character" w:styleId="Mencionar">
+  <w:style w:type="character" w:styleId="Mention">
     <w:name w:val="Mention"/>
-    <w:basedOn w:val="Tipodeletrapredefinidodopargrafo"/>
+    <w:basedOn w:val="DefaultParagraphFont"/>
     <w:uiPriority w:val="99"/>
     <w:semiHidden/>
     <w:unhideWhenUsed/>
@@ -11182,9 +11398,9 @@
       <w:shd w:val="clear" w:color="auto" w:fill="E6E6E6"/>
     </w:rPr>
   </w:style>
-  <w:style w:type="character" w:styleId="MenoNoResolvida">
+  <w:style w:type="character" w:styleId="UnresolvedMention">
     <w:name w:val="Unresolved Mention"/>
-    <w:basedOn w:val="Tipodeletrapredefinidodopargrafo"/>
+    <w:basedOn w:val="DefaultParagraphFont"/>
     <w:uiPriority w:val="99"/>
     <w:semiHidden/>
     <w:unhideWhenUsed/>
@@ -11194,7 +11410,7 @@
       <w:shd w:val="clear" w:color="auto" w:fill="E6E6E6"/>
     </w:rPr>
   </w:style>
-  <w:style w:type="paragraph" w:styleId="ndice3">
+  <w:style w:type="paragraph" w:styleId="TOC3">
     <w:name w:val="toc 3"/>
     <w:basedOn w:val="Normal"/>
     <w:next w:val="Normal"/>
@@ -11207,7 +11423,7 @@
       <w:ind w:left="440"/>
     </w:pPr>
   </w:style>
-  <w:style w:type="paragraph" w:styleId="Legenda">
+  <w:style w:type="paragraph" w:styleId="Caption">
     <w:name w:val="caption"/>
     <w:basedOn w:val="Normal"/>
     <w:next w:val="Normal"/>

--- a/Relatorio_FitMap.docx
+++ b/Relatorio_FitMap.docx
@@ -1,6 +1,6 @@
 
 <file path=word/document.xml><?xml version="1.0" encoding="utf-8"?>
-<w:document xmlns:wpc="http://schemas.microsoft.com/office/word/2010/wordprocessingCanvas" xmlns:cx="http://schemas.microsoft.com/office/drawing/2014/chartex" xmlns:cx1="http://schemas.microsoft.com/office/drawing/2015/9/8/chartex" xmlns:cx2="http://schemas.microsoft.com/office/drawing/2015/10/21/chartex" xmlns:cx3="http://schemas.microsoft.com/office/drawing/2016/5/9/chartex" xmlns:cx4="http://schemas.microsoft.com/office/drawing/2016/5/10/chartex" xmlns:cx5="http://schemas.microsoft.com/office/drawing/2016/5/11/chartex" xmlns:cx6="http://schemas.microsoft.com/office/drawing/2016/5/12/chartex" xmlns:cx7="http://schemas.microsoft.com/office/drawing/2016/5/13/chartex" xmlns:cx8="http://schemas.microsoft.com/office/drawing/2016/5/14/chartex" xmlns:mc="http://schemas.openxmlformats.org/markup-compatibility/2006" xmlns:aink="http://schemas.microsoft.com/office/drawing/2016/ink" xmlns:am3d="http://schemas.microsoft.com/office/drawing/2017/model3d" xmlns:o="urn:schemas-microsoft-com:office:office" xmlns:oel="http://schemas.microsoft.com/office/2019/extlst" xmlns:r="http://schemas.openxmlformats.org/officeDocument/2006/relationships" xmlns:m="http://schemas.openxmlformats.org/officeDocument/2006/math" xmlns:v="urn:schemas-microsoft-com:vml" xmlns:wp14="http://schemas.microsoft.com/office/word/2010/wordprocessingDrawing" xmlns:wp="http://schemas.openxmlformats.org/drawingml/2006/wordprocessingDrawing" xmlns:w10="urn:schemas-microsoft-com:office:word" xmlns:w="http://schemas.openxmlformats.org/wordprocessingml/2006/main" xmlns:w14="http://schemas.microsoft.com/office/word/2010/wordml" xmlns:w15="http://schemas.microsoft.com/office/word/2012/wordml" xmlns:w16cex="http://schemas.microsoft.com/office/word/2018/wordml/cex" xmlns:w16cid="http://schemas.microsoft.com/office/word/2016/wordml/cid" xmlns:w16="http://schemas.microsoft.com/office/word/2018/wordml" xmlns:w16sdtdh="http://schemas.microsoft.com/office/word/2020/wordml/sdtdatahash" xmlns:w16se="http://schemas.microsoft.com/office/word/2015/wordml/symex" xmlns:wpg="http://schemas.microsoft.com/office/word/2010/wordprocessingGroup" xmlns:wpi="http://schemas.microsoft.com/office/word/2010/wordprocessingInk" xmlns:wne="http://schemas.microsoft.com/office/word/2006/wordml" xmlns:wps="http://schemas.microsoft.com/office/word/2010/wordprocessingShape" mc:Ignorable="w14 w15 w16se w16cid w16 w16cex w16sdtdh wp14">
+<w:document xmlns:wpc="http://schemas.microsoft.com/office/word/2010/wordprocessingCanvas" xmlns:cx="http://schemas.microsoft.com/office/drawing/2014/chartex" xmlns:cx1="http://schemas.microsoft.com/office/drawing/2015/9/8/chartex" xmlns:cx2="http://schemas.microsoft.com/office/drawing/2015/10/21/chartex" xmlns:cx3="http://schemas.microsoft.com/office/drawing/2016/5/9/chartex" xmlns:cx4="http://schemas.microsoft.com/office/drawing/2016/5/10/chartex" xmlns:cx5="http://schemas.microsoft.com/office/drawing/2016/5/11/chartex" xmlns:cx6="http://schemas.microsoft.com/office/drawing/2016/5/12/chartex" xmlns:cx7="http://schemas.microsoft.com/office/drawing/2016/5/13/chartex" xmlns:cx8="http://schemas.microsoft.com/office/drawing/2016/5/14/chartex" xmlns:mc="http://schemas.openxmlformats.org/markup-compatibility/2006" xmlns:aink="http://schemas.microsoft.com/office/drawing/2016/ink" xmlns:am3d="http://schemas.microsoft.com/office/drawing/2017/model3d" xmlns:o="urn:schemas-microsoft-com:office:office" xmlns:oel="http://schemas.microsoft.com/office/2019/extlst" xmlns:r="http://schemas.openxmlformats.org/officeDocument/2006/relationships" xmlns:m="http://schemas.openxmlformats.org/officeDocument/2006/math" xmlns:v="urn:schemas-microsoft-com:vml" xmlns:wp14="http://schemas.microsoft.com/office/word/2010/wordprocessingDrawing" xmlns:wp="http://schemas.openxmlformats.org/drawingml/2006/wordprocessingDrawing" xmlns:w10="urn:schemas-microsoft-com:office:word" xmlns:w="http://schemas.openxmlformats.org/wordprocessingml/2006/main" xmlns:w14="http://schemas.microsoft.com/office/word/2010/wordml" xmlns:w15="http://schemas.microsoft.com/office/word/2012/wordml" xmlns:w16cex="http://schemas.microsoft.com/office/word/2018/wordml/cex" xmlns:w16cid="http://schemas.microsoft.com/office/word/2016/wordml/cid" xmlns:w16="http://schemas.microsoft.com/office/word/2018/wordml" xmlns:w16du="http://schemas.microsoft.com/office/word/2023/wordml/word16du" xmlns:w16sdtdh="http://schemas.microsoft.com/office/word/2020/wordml/sdtdatahash" xmlns:w16sdtfl="http://schemas.microsoft.com/office/word/2024/wordml/sdtformatlock" xmlns:w16se="http://schemas.microsoft.com/office/word/2015/wordml/symex" xmlns:wpg="http://schemas.microsoft.com/office/word/2010/wordprocessingGroup" xmlns:wpi="http://schemas.microsoft.com/office/word/2010/wordprocessingInk" xmlns:wne="http://schemas.microsoft.com/office/word/2006/wordml" xmlns:wps="http://schemas.microsoft.com/office/word/2010/wordprocessingShape" mc:Ignorable="w14 w15 w16se w16cid w16 w16cex w16sdtdh w16sdtfl w16du wp14">
   <w:body>
     <w:p>
       <w:pPr>
@@ -170,20 +170,51 @@
         </w:rPr>
         <w:t>[Licenciatura / Mestrado em ...]</w:t>
       </w:r>
-      <w:r>
+    </w:p>
+    <w:p>
+      <w:pPr>
+        <w:jc w:val="both"/>
         <w:rPr>
           <w:rFonts w:cs="Arial"/>
-          <w:color w:val="000000" w:themeColor="text1"/>
-          <w:sz w:val="28"/>
-          <w:szCs w:val="28"/>
-        </w:rPr>
-      </w:r>
-      <w:r>
+          <w:sz w:val="20"/>
+          <w:szCs w:val="20"/>
+        </w:rPr>
+      </w:pPr>
+    </w:p>
+    <w:p>
+      <w:pPr>
+        <w:jc w:val="center"/>
         <w:rPr>
           <w:rFonts w:cs="Arial"/>
           <w:sz w:val="28"/>
           <w:szCs w:val="28"/>
         </w:rPr>
+      </w:pPr>
+      <w:r>
+        <w:rPr>
+          <w:rFonts w:cs="Arial"/>
+          <w:sz w:val="28"/>
+          <w:szCs w:val="28"/>
+        </w:rPr>
+        <w:t>[Nome do(s) Autor(es</w:t>
+      </w:r>
+      <w:proofErr w:type="gramStart"/>
+      <w:r>
+        <w:rPr>
+          <w:rFonts w:cs="Arial"/>
+          <w:sz w:val="28"/>
+          <w:szCs w:val="28"/>
+        </w:rPr>
+        <w:t>)]  [</w:t>
+      </w:r>
+      <w:proofErr w:type="gramEnd"/>
+      <w:r>
+        <w:rPr>
+          <w:rFonts w:cs="Arial"/>
+          <w:sz w:val="28"/>
+          <w:szCs w:val="28"/>
+        </w:rPr>
+        <w:t>Nº Mecanográfico]</w:t>
       </w:r>
     </w:p>
     <w:p>
@@ -198,38 +229,6 @@
     </w:p>
     <w:p>
       <w:pPr>
-        <w:jc w:val="center"/>
-        <w:rPr>
-          <w:rFonts w:cs="Arial"/>
-          <w:sz w:val="28"/>
-          <w:szCs w:val="28"/>
-        </w:rPr>
-      </w:pPr>
-      <w:r>
-        <w:rPr>
-          <w:rFonts w:cs="Arial"/>
-          <w:sz w:val="28"/>
-          <w:szCs w:val="28"/>
-        </w:rPr>
-        <w:t>[Nome do(s) Autor(es)]  [Nº Mecanográfico]</w:t>
-      </w:r>
-      <w:r>
-        <w:rPr>
-          <w:rFonts w:cs="Arial"/>
-          <w:sz w:val="28"/>
-          <w:szCs w:val="28"/>
-        </w:rPr>
-      </w:r>
-      <w:r>
-        <w:rPr>
-          <w:rFonts w:cs="Arial"/>
-          <w:sz w:val="28"/>
-          <w:szCs w:val="28"/>
-        </w:rPr>
-      </w:r>
-    </w:p>
-    <w:p>
-      <w:pPr>
         <w:jc w:val="both"/>
         <w:rPr>
           <w:rFonts w:cs="Arial"/>
@@ -300,6 +299,25 @@
     </w:p>
     <w:p>
       <w:pPr>
+        <w:jc w:val="center"/>
+        <w:rPr>
+          <w:rFonts w:cs="Arial"/>
+          <w:sz w:val="24"/>
+          <w:szCs w:val="20"/>
+        </w:rPr>
+      </w:pPr>
+      <w:r>
+        <w:rPr>
+          <w:rFonts w:cs="Arial"/>
+          <w:sz w:val="24"/>
+          <w:szCs w:val="20"/>
+        </w:rPr>
+        <w:t>Águeda | maio de 2026</w:t>
+      </w:r>
+    </w:p>
+    <w:p>
+      <w:pPr>
+        <w:spacing w:after="240"/>
         <w:jc w:val="both"/>
         <w:rPr>
           <w:rFonts w:cs="Arial"/>
@@ -314,74 +332,6 @@
         <w:rPr>
           <w:rFonts w:cs="Arial"/>
           <w:sz w:val="24"/>
-          <w:szCs w:val="20"/>
-        </w:rPr>
-      </w:pPr>
-      <w:r>
-        <w:rPr>
-          <w:rFonts w:cs="Arial"/>
-          <w:sz w:val="24"/>
-          <w:szCs w:val="20"/>
-        </w:rPr>
-        <w:t>Águeda | maio de 2026</w:t>
-      </w:r>
-      <w:r>
-        <w:rPr>
-          <w:rFonts w:cs="Arial"/>
-          <w:sz w:val="24"/>
-          <w:szCs w:val="20"/>
-        </w:rPr>
-      </w:r>
-      <w:proofErr w:type="spellStart"/>
-      <w:r>
-        <w:rPr>
-          <w:rFonts w:cs="Arial"/>
-          <w:sz w:val="24"/>
-          <w:szCs w:val="20"/>
-        </w:rPr>
-      </w:r>
-      <w:proofErr w:type="spellEnd"/>
-      <w:r>
-        <w:rPr>
-          <w:rFonts w:cs="Arial"/>
-          <w:sz w:val="24"/>
-          <w:szCs w:val="20"/>
-        </w:rPr>
-      </w:r>
-      <w:proofErr w:type="spellStart"/>
-      <w:r>
-        <w:rPr>
-          <w:rFonts w:cs="Arial"/>
-          <w:sz w:val="24"/>
-          <w:szCs w:val="20"/>
-        </w:rPr>
-      </w:r>
-      <w:proofErr w:type="spellEnd"/>
-      <w:r>
-        <w:rPr>
-          <w:rFonts w:cs="Arial"/>
-          <w:sz w:val="24"/>
-          <w:szCs w:val="20"/>
-        </w:rPr>
-      </w:r>
-    </w:p>
-    <w:p>
-      <w:pPr>
-        <w:spacing w:after="240"/>
-        <w:jc w:val="both"/>
-        <w:rPr>
-          <w:rFonts w:cs="Arial"/>
-          <w:sz w:val="20"/>
-          <w:szCs w:val="20"/>
-        </w:rPr>
-      </w:pPr>
-    </w:p>
-    <w:p>
-      <w:pPr>
-        <w:jc w:val="center"/>
-        <w:rPr>
-          <w:rFonts w:cs="Arial"/>
-          <w:sz w:val="24"/>
           <w:szCs w:val="24"/>
         </w:rPr>
       </w:pPr>
@@ -389,7 +339,6 @@
         <w:rPr>
           <w:noProof/>
         </w:rPr>
-        <w:lastRenderedPageBreak/>
         <w:drawing>
           <wp:inline distT="0" distB="0" distL="0" distR="0" wp14:anchorId="399962BA" wp14:editId="744F1853">
             <wp:extent cx="5579745" cy="1126490"/>
@@ -524,20 +473,51 @@
         </w:rPr>
         <w:t>[Licenciatura / Mestrado em ...]</w:t>
       </w:r>
-      <w:r>
+    </w:p>
+    <w:p>
+      <w:pPr>
+        <w:jc w:val="both"/>
         <w:rPr>
           <w:rFonts w:cs="Arial"/>
-          <w:color w:val="000000" w:themeColor="text1"/>
-          <w:sz w:val="28"/>
-          <w:szCs w:val="28"/>
-        </w:rPr>
-      </w:r>
-      <w:r>
+          <w:sz w:val="20"/>
+          <w:szCs w:val="20"/>
+        </w:rPr>
+      </w:pPr>
+    </w:p>
+    <w:p>
+      <w:pPr>
+        <w:jc w:val="center"/>
         <w:rPr>
           <w:rFonts w:cs="Arial"/>
           <w:sz w:val="28"/>
           <w:szCs w:val="28"/>
         </w:rPr>
+      </w:pPr>
+      <w:r>
+        <w:rPr>
+          <w:rFonts w:cs="Arial"/>
+          <w:sz w:val="28"/>
+          <w:szCs w:val="28"/>
+        </w:rPr>
+        <w:t>[Nome do(s) Autor(es</w:t>
+      </w:r>
+      <w:proofErr w:type="gramStart"/>
+      <w:r>
+        <w:rPr>
+          <w:rFonts w:cs="Arial"/>
+          <w:sz w:val="28"/>
+          <w:szCs w:val="28"/>
+        </w:rPr>
+        <w:t>)]  [</w:t>
+      </w:r>
+      <w:proofErr w:type="gramEnd"/>
+      <w:r>
+        <w:rPr>
+          <w:rFonts w:cs="Arial"/>
+          <w:sz w:val="28"/>
+          <w:szCs w:val="28"/>
+        </w:rPr>
+        <w:t>Nº Mecanográfico]</w:t>
       </w:r>
     </w:p>
     <w:p>
@@ -565,22 +545,18 @@
           <w:sz w:val="28"/>
           <w:szCs w:val="28"/>
         </w:rPr>
-        <w:t>[Nome do(s) Autor(es)]  [Nº Mecanográfico]</w:t>
-      </w:r>
-      <w:r>
+        <w:t>Docente responsável: [Docente Responsável]</w:t>
+      </w:r>
+    </w:p>
+    <w:p>
+      <w:pPr>
+        <w:jc w:val="both"/>
         <w:rPr>
           <w:rFonts w:cs="Arial"/>
           <w:sz w:val="28"/>
           <w:szCs w:val="28"/>
         </w:rPr>
-      </w:r>
-      <w:r>
-        <w:rPr>
-          <w:rFonts w:cs="Arial"/>
-          <w:sz w:val="28"/>
-          <w:szCs w:val="28"/>
-        </w:rPr>
-      </w:r>
+      </w:pPr>
     </w:p>
     <w:p>
       <w:pPr>
@@ -594,71 +570,6 @@
     </w:p>
     <w:p>
       <w:pPr>
-        <w:jc w:val="center"/>
-        <w:rPr>
-          <w:rFonts w:cs="Arial"/>
-          <w:sz w:val="28"/>
-          <w:szCs w:val="28"/>
-        </w:rPr>
-      </w:pPr>
-      <w:r>
-        <w:rPr>
-          <w:rFonts w:cs="Arial"/>
-          <w:sz w:val="28"/>
-          <w:szCs w:val="28"/>
-        </w:rPr>
-        <w:t>Docente responsável: [Docente Responsável]</w:t>
-      </w:r>
-      <w:proofErr w:type="spellStart"/>
-      <w:r>
-        <w:rPr>
-          <w:rFonts w:cs="Arial"/>
-          <w:sz w:val="28"/>
-          <w:szCs w:val="28"/>
-        </w:rPr>
-      </w:r>
-      <w:r>
-        <w:rPr>
-          <w:rFonts w:cs="Arial"/>
-          <w:sz w:val="28"/>
-          <w:szCs w:val="28"/>
-        </w:rPr>
-      </w:r>
-      <w:proofErr w:type="spellEnd"/>
-      <w:r>
-        <w:rPr>
-          <w:rFonts w:cs="Arial"/>
-          <w:sz w:val="28"/>
-          <w:szCs w:val="28"/>
-        </w:rPr>
-      </w:r>
-      <w:r>
-        <w:rPr>
-          <w:rFonts w:cs="Arial"/>
-          <w:sz w:val="28"/>
-          <w:szCs w:val="28"/>
-        </w:rPr>
-      </w:r>
-      <w:r>
-        <w:rPr>
-          <w:rFonts w:cs="Arial"/>
-          <w:sz w:val="28"/>
-          <w:szCs w:val="28"/>
-        </w:rPr>
-      </w:r>
-    </w:p>
-    <w:p>
-      <w:pPr>
-        <w:jc w:val="both"/>
-        <w:rPr>
-          <w:rFonts w:cs="Arial"/>
-          <w:sz w:val="28"/>
-          <w:szCs w:val="28"/>
-        </w:rPr>
-      </w:pPr>
-    </w:p>
-    <w:p>
-      <w:pPr>
         <w:jc w:val="both"/>
         <w:rPr>
           <w:rFonts w:cs="Arial"/>
@@ -689,16 +600,6 @@
     </w:p>
     <w:p>
       <w:pPr>
-        <w:jc w:val="both"/>
-        <w:rPr>
-          <w:rFonts w:cs="Arial"/>
-          <w:sz w:val="20"/>
-          <w:szCs w:val="20"/>
-        </w:rPr>
-      </w:pPr>
-    </w:p>
-    <w:p>
-      <w:pPr>
         <w:jc w:val="center"/>
         <w:rPr>
           <w:rFonts w:cs="Arial"/>
@@ -713,38 +614,6 @@
           <w:szCs w:val="20"/>
         </w:rPr>
         <w:t>Águeda | maio de 2026</w:t>
-      </w:r>
-      <w:proofErr w:type="spellStart"/>
-      <w:r>
-        <w:rPr>
-          <w:rFonts w:cs="Arial"/>
-          <w:sz w:val="24"/>
-          <w:szCs w:val="20"/>
-        </w:rPr>
-      </w:r>
-      <w:proofErr w:type="spellEnd"/>
-      <w:r>
-        <w:rPr>
-          <w:rFonts w:cs="Arial"/>
-          <w:sz w:val="24"/>
-          <w:szCs w:val="20"/>
-        </w:rPr>
-      </w:r>
-      <w:proofErr w:type="spellStart"/>
-      <w:r>
-        <w:rPr>
-          <w:rFonts w:cs="Arial"/>
-          <w:sz w:val="24"/>
-          <w:szCs w:val="20"/>
-        </w:rPr>
-      </w:r>
-      <w:proofErr w:type="spellEnd"/>
-      <w:r>
-        <w:rPr>
-          <w:rFonts w:cs="Arial"/>
-          <w:sz w:val="24"/>
-          <w:szCs w:val="20"/>
-        </w:rPr>
       </w:r>
     </w:p>
     <w:p>
@@ -767,8 +636,7 @@
     </w:p>
     <w:p>
       <w:pPr>
-        <w:spacing w:after="240"/>
-        <w:jc w:val="both"/>
+        <w:spacing w:after="0" w:line="240" w:lineRule="auto"/>
         <w:rPr>
           <w:rFonts w:cs="Arial"/>
           <w:sz w:val="36"/>
@@ -782,1244 +650,2373 @@
           <w:szCs w:val="36"/>
         </w:rPr>
         <w:lastRenderedPageBreak/>
-        <w:t xml:space="preserve">Agradecimentos </w:t>
-      </w:r>
-      <w:r>
+        <w:t>Resumo</w:t>
+      </w:r>
+    </w:p>
+    <w:p>
+      <w:pPr>
+        <w:jc w:val="both"/>
+        <w:rPr>
+          <w:rFonts w:eastAsia="Calibri" w:cs="Arial"/>
+        </w:rPr>
+      </w:pPr>
+    </w:p>
+    <w:p>
+      <w:pPr>
+        <w:jc w:val="both"/>
+        <w:rPr>
+          <w:rFonts w:eastAsia="Calibri" w:cs="Arial"/>
+        </w:rPr>
+      </w:pPr>
+      <w:r>
+        <w:rPr>
+          <w:rFonts w:eastAsia="Calibri" w:cs="Arial"/>
+        </w:rPr>
+        <w:t>O presente relatório documenta o desenvolvimento do FitMap, uma plataforma WebSIG concebida para a descoberta interativa de instalações desportivas em Portugal. O sistema integra dados abertos do projeto OpenStreetMap, agregando mais de três mil instalações reais ginásios, piscinas, centros desportivos, estúdios de dança, dojos de artes marciais e infraestruturas de escalada</w:t>
+      </w:r>
+      <w:r>
+        <w:rPr>
+          <w:rFonts w:eastAsia="Calibri" w:cs="Arial"/>
+        </w:rPr>
+        <w:t xml:space="preserve"> </w:t>
+      </w:r>
+      <w:r>
+        <w:rPr>
+          <w:rFonts w:eastAsia="Calibri" w:cs="Arial"/>
+        </w:rPr>
+        <w:t>todas georreferenciadas e pesquisáveis através de critérios espaciais e tipológicos.</w:t>
+      </w:r>
+      <w:r>
+        <w:rPr>
+          <w:rFonts w:eastAsia="Calibri" w:cs="Arial"/>
+        </w:rPr>
+        <w:br/>
+      </w:r>
+      <w:r>
+        <w:rPr>
+          <w:rFonts w:eastAsia="Calibri" w:cs="Arial"/>
+        </w:rPr>
+        <w:br/>
+        <w:t>A solução foi construída sobre um stack open-source que conjuga três pilares tecnológicos centrais do programa curricular: bases de dados espaciais (índices 2dsphere do MongoDB com operadores $geoNear e $geoWithin), bases de dados NoSQL (modelo documental e Aggregation Framework com $facet, $unwind, $group) e tecnologias Web (FastAPI no backend e Leaflet no frontend). A interatividade espacial inclui pesquisa por proximidade com auto-expansão de raio, seleção de áreas por polígono desenhado pelo utilizador e cálculo de rotas multi-modal (carro, pé e bicicleta) integrado via Open Source Routing Machine.</w:t>
+      </w:r>
+      <w:r>
+        <w:rPr>
+          <w:rFonts w:eastAsia="Calibri" w:cs="Arial"/>
+        </w:rPr>
+        <w:br/>
+      </w:r>
+      <w:r>
+        <w:rPr>
+          <w:rFonts w:eastAsia="Calibri" w:cs="Arial"/>
+        </w:rPr>
+        <w:br/>
+        <w:t>Os resultados demonstram a viabilidade de construir aplicações WebSIG funcionais sobre dados abertos, com tempos de resposta inferiores a 100 ms em queries geoespaciais sobre milhares de pontos, e ilustram o potencial do MongoDB como base de dados única para combinar persistência documental e operações geoespaciais avançadas, sem recurso a SGBD relacional com extensão espacial.</w:t>
+      </w:r>
+      <w:r>
+        <w:rPr>
+          <w:rFonts w:eastAsia="Calibri" w:cs="Arial"/>
+        </w:rPr>
+        <w:br/>
+      </w:r>
+      <w:r>
+        <w:rPr>
+          <w:rFonts w:eastAsia="Calibri" w:cs="Arial"/>
+        </w:rPr>
+        <w:br/>
+        <w:t>Palavras-chave: WebSIG, MongoDB, índice 2dsphere, $</w:t>
+      </w:r>
+      <w:proofErr w:type="spellStart"/>
+      <w:r>
+        <w:rPr>
+          <w:rFonts w:eastAsia="Calibri" w:cs="Arial"/>
+        </w:rPr>
+        <w:t>geoNear</w:t>
+      </w:r>
+      <w:proofErr w:type="spellEnd"/>
+      <w:r>
+        <w:rPr>
+          <w:rFonts w:eastAsia="Calibri" w:cs="Arial"/>
+        </w:rPr>
+        <w:t xml:space="preserve">, </w:t>
+      </w:r>
+      <w:proofErr w:type="spellStart"/>
+      <w:r>
+        <w:rPr>
+          <w:rFonts w:eastAsia="Calibri" w:cs="Arial"/>
+        </w:rPr>
+        <w:t>OpenStreetMap</w:t>
+      </w:r>
+      <w:proofErr w:type="spellEnd"/>
+      <w:r>
+        <w:rPr>
+          <w:rFonts w:eastAsia="Calibri" w:cs="Arial"/>
+        </w:rPr>
+        <w:t xml:space="preserve">, </w:t>
+      </w:r>
+      <w:proofErr w:type="spellStart"/>
+      <w:r>
+        <w:rPr>
+          <w:rFonts w:eastAsia="Calibri" w:cs="Arial"/>
+        </w:rPr>
+        <w:t>FastAPI</w:t>
+      </w:r>
+      <w:proofErr w:type="spellEnd"/>
+      <w:r>
+        <w:rPr>
+          <w:rFonts w:eastAsia="Calibri" w:cs="Arial"/>
+        </w:rPr>
+        <w:t xml:space="preserve">, </w:t>
+      </w:r>
+      <w:proofErr w:type="spellStart"/>
+      <w:r>
+        <w:rPr>
+          <w:rFonts w:eastAsia="Calibri" w:cs="Arial"/>
+        </w:rPr>
+        <w:t>Leaflet</w:t>
+      </w:r>
+      <w:proofErr w:type="spellEnd"/>
+      <w:r>
+        <w:rPr>
+          <w:rFonts w:eastAsia="Calibri" w:cs="Arial"/>
+        </w:rPr>
+        <w:t>, OSRM, instalações desportivas.</w:t>
+      </w:r>
+    </w:p>
+    <w:p>
+      <w:pPr>
+        <w:spacing w:after="240"/>
+        <w:jc w:val="both"/>
+        <w:rPr>
+          <w:rFonts w:cs="Arial"/>
+          <w:sz w:val="20"/>
+          <w:szCs w:val="20"/>
+        </w:rPr>
+      </w:pPr>
+    </w:p>
+    <w:p/>
+    <w:p/>
+    <w:p/>
+    <w:p>
+      <w:pPr>
+        <w:spacing w:after="0" w:line="240" w:lineRule="auto"/>
+      </w:pPr>
+    </w:p>
+    <w:p>
+      <w:pPr>
+        <w:spacing w:after="0" w:line="240" w:lineRule="auto"/>
+      </w:pPr>
+    </w:p>
+    <w:p>
+      <w:pPr>
+        <w:spacing w:after="0" w:line="240" w:lineRule="auto"/>
+      </w:pPr>
+    </w:p>
+    <w:p>
+      <w:pPr>
+        <w:spacing w:after="0" w:line="240" w:lineRule="auto"/>
+      </w:pPr>
+    </w:p>
+    <w:p>
+      <w:pPr>
+        <w:spacing w:after="0" w:line="240" w:lineRule="auto"/>
+      </w:pPr>
+    </w:p>
+    <w:sdt>
+      <w:sdtPr>
+        <w:rPr>
+          <w:b/>
+          <w:bCs/>
+        </w:rPr>
+        <w:id w:val="-1927716134"/>
+        <w:docPartObj>
+          <w:docPartGallery w:val="Table of Contents"/>
+          <w:docPartUnique/>
+        </w:docPartObj>
+      </w:sdtPr>
+      <w:sdtEndPr>
+        <w:rPr>
+          <w:b w:val="0"/>
+          <w:bCs w:val="0"/>
+        </w:rPr>
+      </w:sdtEndPr>
+      <w:sdtContent>
+        <w:p>
+          <w:pPr>
+            <w:rPr>
+              <w:b/>
+              <w:bCs/>
+              <w:sz w:val="32"/>
+              <w:szCs w:val="32"/>
+            </w:rPr>
+          </w:pPr>
+          <w:r>
+            <w:rPr>
+              <w:b/>
+              <w:bCs/>
+              <w:sz w:val="32"/>
+              <w:szCs w:val="32"/>
+            </w:rPr>
+            <w:t>Índice</w:t>
+          </w:r>
+        </w:p>
+        <w:p>
+          <w:pPr>
+            <w:pStyle w:val="ndice1"/>
+            <w:rPr>
+              <w:rFonts w:asciiTheme="minorHAnsi" w:eastAsiaTheme="minorEastAsia" w:hAnsiTheme="minorHAnsi" w:cstheme="minorBidi"/>
+              <w:noProof/>
+              <w:kern w:val="2"/>
+              <w:sz w:val="24"/>
+              <w:szCs w:val="24"/>
+              <w14:ligatures w14:val="standardContextual"/>
+            </w:rPr>
+          </w:pPr>
+          <w:r>
+            <w:fldChar w:fldCharType="begin"/>
+          </w:r>
+          <w:r>
+            <w:instrText xml:space="preserve"> TOC \o "1-3" \h \z \u </w:instrText>
+          </w:r>
+          <w:r>
+            <w:fldChar w:fldCharType="separate"/>
+          </w:r>
+          <w:hyperlink w:anchor="_Toc230299668" w:history="1">
+            <w:r>
+              <w:rPr>
+                <w:rStyle w:val="Hiperligao"/>
+                <w:noProof/>
+              </w:rPr>
+              <w:t>1.</w:t>
+            </w:r>
+            <w:r>
+              <w:rPr>
+                <w:rFonts w:asciiTheme="minorHAnsi" w:eastAsiaTheme="minorEastAsia" w:hAnsiTheme="minorHAnsi" w:cstheme="minorBidi"/>
+                <w:noProof/>
+                <w:kern w:val="2"/>
+                <w:sz w:val="24"/>
+                <w:szCs w:val="24"/>
+                <w14:ligatures w14:val="standardContextual"/>
+              </w:rPr>
+              <w:tab/>
+            </w:r>
+            <w:r>
+              <w:rPr>
+                <w:rStyle w:val="Hiperligao"/>
+                <w:noProof/>
+              </w:rPr>
+              <w:t>Introdução</w:t>
+            </w:r>
+            <w:r>
+              <w:rPr>
+                <w:noProof/>
+                <w:webHidden/>
+              </w:rPr>
+              <w:tab/>
+            </w:r>
+            <w:r>
+              <w:rPr>
+                <w:noProof/>
+                <w:webHidden/>
+              </w:rPr>
+              <w:fldChar w:fldCharType="begin"/>
+            </w:r>
+            <w:r>
+              <w:rPr>
+                <w:noProof/>
+                <w:webHidden/>
+              </w:rPr>
+              <w:instrText xml:space="preserve"> PAGEREF _Toc230299668 \h </w:instrText>
+            </w:r>
+            <w:r>
+              <w:rPr>
+                <w:noProof/>
+                <w:webHidden/>
+              </w:rPr>
+            </w:r>
+            <w:r>
+              <w:rPr>
+                <w:noProof/>
+                <w:webHidden/>
+              </w:rPr>
+              <w:fldChar w:fldCharType="separate"/>
+            </w:r>
+            <w:r>
+              <w:rPr>
+                <w:noProof/>
+                <w:webHidden/>
+              </w:rPr>
+              <w:t>4</w:t>
+            </w:r>
+            <w:r>
+              <w:rPr>
+                <w:noProof/>
+                <w:webHidden/>
+              </w:rPr>
+              <w:fldChar w:fldCharType="end"/>
+            </w:r>
+          </w:hyperlink>
+        </w:p>
+        <w:p>
+          <w:pPr>
+            <w:pStyle w:val="ndice3"/>
+            <w:tabs>
+              <w:tab w:val="right" w:leader="dot" w:pos="8777"/>
+            </w:tabs>
+            <w:rPr>
+              <w:rFonts w:asciiTheme="minorHAnsi" w:eastAsiaTheme="minorEastAsia" w:hAnsiTheme="minorHAnsi" w:cstheme="minorBidi"/>
+              <w:noProof/>
+              <w:kern w:val="2"/>
+              <w:sz w:val="24"/>
+              <w:szCs w:val="24"/>
+              <w14:ligatures w14:val="standardContextual"/>
+            </w:rPr>
+          </w:pPr>
+          <w:hyperlink w:anchor="_Toc230299669" w:history="1">
+            <w:r>
+              <w:rPr>
+                <w:rStyle w:val="Hiperligao"/>
+                <w:b/>
+                <w:noProof/>
+              </w:rPr>
+              <w:t>1.1. Contexto e motivação</w:t>
+            </w:r>
+            <w:r>
+              <w:rPr>
+                <w:noProof/>
+                <w:webHidden/>
+              </w:rPr>
+              <w:tab/>
+            </w:r>
+            <w:r>
+              <w:rPr>
+                <w:noProof/>
+                <w:webHidden/>
+              </w:rPr>
+              <w:fldChar w:fldCharType="begin"/>
+            </w:r>
+            <w:r>
+              <w:rPr>
+                <w:noProof/>
+                <w:webHidden/>
+              </w:rPr>
+              <w:instrText xml:space="preserve"> PAGEREF _Toc230299669 \h </w:instrText>
+            </w:r>
+            <w:r>
+              <w:rPr>
+                <w:noProof/>
+                <w:webHidden/>
+              </w:rPr>
+            </w:r>
+            <w:r>
+              <w:rPr>
+                <w:noProof/>
+                <w:webHidden/>
+              </w:rPr>
+              <w:fldChar w:fldCharType="separate"/>
+            </w:r>
+            <w:r>
+              <w:rPr>
+                <w:noProof/>
+                <w:webHidden/>
+              </w:rPr>
+              <w:t>4</w:t>
+            </w:r>
+            <w:r>
+              <w:rPr>
+                <w:noProof/>
+                <w:webHidden/>
+              </w:rPr>
+              <w:fldChar w:fldCharType="end"/>
+            </w:r>
+          </w:hyperlink>
+        </w:p>
+        <w:p>
+          <w:pPr>
+            <w:pStyle w:val="ndice3"/>
+            <w:tabs>
+              <w:tab w:val="right" w:leader="dot" w:pos="8777"/>
+            </w:tabs>
+            <w:rPr>
+              <w:rFonts w:asciiTheme="minorHAnsi" w:eastAsiaTheme="minorEastAsia" w:hAnsiTheme="minorHAnsi" w:cstheme="minorBidi"/>
+              <w:noProof/>
+              <w:kern w:val="2"/>
+              <w:sz w:val="24"/>
+              <w:szCs w:val="24"/>
+              <w14:ligatures w14:val="standardContextual"/>
+            </w:rPr>
+          </w:pPr>
+          <w:hyperlink w:anchor="_Toc230299670" w:history="1">
+            <w:r>
+              <w:rPr>
+                <w:rStyle w:val="Hiperligao"/>
+                <w:b/>
+                <w:noProof/>
+              </w:rPr>
+              <w:t>1.2. Objetivos</w:t>
+            </w:r>
+            <w:r>
+              <w:rPr>
+                <w:noProof/>
+                <w:webHidden/>
+              </w:rPr>
+              <w:tab/>
+            </w:r>
+            <w:r>
+              <w:rPr>
+                <w:noProof/>
+                <w:webHidden/>
+              </w:rPr>
+              <w:fldChar w:fldCharType="begin"/>
+            </w:r>
+            <w:r>
+              <w:rPr>
+                <w:noProof/>
+                <w:webHidden/>
+              </w:rPr>
+              <w:instrText xml:space="preserve"> PAGEREF _Toc230299670 \h </w:instrText>
+            </w:r>
+            <w:r>
+              <w:rPr>
+                <w:noProof/>
+                <w:webHidden/>
+              </w:rPr>
+            </w:r>
+            <w:r>
+              <w:rPr>
+                <w:noProof/>
+                <w:webHidden/>
+              </w:rPr>
+              <w:fldChar w:fldCharType="separate"/>
+            </w:r>
+            <w:r>
+              <w:rPr>
+                <w:noProof/>
+                <w:webHidden/>
+              </w:rPr>
+              <w:t>4</w:t>
+            </w:r>
+            <w:r>
+              <w:rPr>
+                <w:noProof/>
+                <w:webHidden/>
+              </w:rPr>
+              <w:fldChar w:fldCharType="end"/>
+            </w:r>
+          </w:hyperlink>
+        </w:p>
+        <w:p>
+          <w:pPr>
+            <w:pStyle w:val="ndice3"/>
+            <w:tabs>
+              <w:tab w:val="right" w:leader="dot" w:pos="8777"/>
+            </w:tabs>
+            <w:rPr>
+              <w:rFonts w:asciiTheme="minorHAnsi" w:eastAsiaTheme="minorEastAsia" w:hAnsiTheme="minorHAnsi" w:cstheme="minorBidi"/>
+              <w:noProof/>
+              <w:kern w:val="2"/>
+              <w:sz w:val="24"/>
+              <w:szCs w:val="24"/>
+              <w14:ligatures w14:val="standardContextual"/>
+            </w:rPr>
+          </w:pPr>
+          <w:hyperlink w:anchor="_Toc230299671" w:history="1">
+            <w:r>
+              <w:rPr>
+                <w:rStyle w:val="Hiperligao"/>
+                <w:b/>
+                <w:noProof/>
+              </w:rPr>
+              <w:t>1.3. Estrutura do documento</w:t>
+            </w:r>
+            <w:r>
+              <w:rPr>
+                <w:noProof/>
+                <w:webHidden/>
+              </w:rPr>
+              <w:tab/>
+            </w:r>
+            <w:r>
+              <w:rPr>
+                <w:noProof/>
+                <w:webHidden/>
+              </w:rPr>
+              <w:fldChar w:fldCharType="begin"/>
+            </w:r>
+            <w:r>
+              <w:rPr>
+                <w:noProof/>
+                <w:webHidden/>
+              </w:rPr>
+              <w:instrText xml:space="preserve"> PAGEREF _Toc230299671 \h </w:instrText>
+            </w:r>
+            <w:r>
+              <w:rPr>
+                <w:noProof/>
+                <w:webHidden/>
+              </w:rPr>
+            </w:r>
+            <w:r>
+              <w:rPr>
+                <w:noProof/>
+                <w:webHidden/>
+              </w:rPr>
+              <w:fldChar w:fldCharType="separate"/>
+            </w:r>
+            <w:r>
+              <w:rPr>
+                <w:noProof/>
+                <w:webHidden/>
+              </w:rPr>
+              <w:t>5</w:t>
+            </w:r>
+            <w:r>
+              <w:rPr>
+                <w:noProof/>
+                <w:webHidden/>
+              </w:rPr>
+              <w:fldChar w:fldCharType="end"/>
+            </w:r>
+          </w:hyperlink>
+        </w:p>
+        <w:p>
+          <w:pPr>
+            <w:pStyle w:val="ndice3"/>
+            <w:tabs>
+              <w:tab w:val="right" w:leader="dot" w:pos="8777"/>
+            </w:tabs>
+            <w:rPr>
+              <w:rFonts w:asciiTheme="minorHAnsi" w:eastAsiaTheme="minorEastAsia" w:hAnsiTheme="minorHAnsi" w:cstheme="minorBidi"/>
+              <w:noProof/>
+              <w:kern w:val="2"/>
+              <w:sz w:val="24"/>
+              <w:szCs w:val="24"/>
+              <w14:ligatures w14:val="standardContextual"/>
+            </w:rPr>
+          </w:pPr>
+          <w:hyperlink w:anchor="_Toc230299672" w:history="1">
+            <w:r>
+              <w:rPr>
+                <w:rStyle w:val="Hiperligao"/>
+                <w:b/>
+                <w:noProof/>
+              </w:rPr>
+              <w:t>2.1. Sistemas de Informação Geográfica e WebSIG</w:t>
+            </w:r>
+            <w:r>
+              <w:rPr>
+                <w:noProof/>
+                <w:webHidden/>
+              </w:rPr>
+              <w:tab/>
+            </w:r>
+            <w:r>
+              <w:rPr>
+                <w:noProof/>
+                <w:webHidden/>
+              </w:rPr>
+              <w:fldChar w:fldCharType="begin"/>
+            </w:r>
+            <w:r>
+              <w:rPr>
+                <w:noProof/>
+                <w:webHidden/>
+              </w:rPr>
+              <w:instrText xml:space="preserve"> PAGEREF _Toc230299672 \h </w:instrText>
+            </w:r>
+            <w:r>
+              <w:rPr>
+                <w:noProof/>
+                <w:webHidden/>
+              </w:rPr>
+            </w:r>
+            <w:r>
+              <w:rPr>
+                <w:noProof/>
+                <w:webHidden/>
+              </w:rPr>
+              <w:fldChar w:fldCharType="separate"/>
+            </w:r>
+            <w:r>
+              <w:rPr>
+                <w:noProof/>
+                <w:webHidden/>
+              </w:rPr>
+              <w:t>5</w:t>
+            </w:r>
+            <w:r>
+              <w:rPr>
+                <w:noProof/>
+                <w:webHidden/>
+              </w:rPr>
+              <w:fldChar w:fldCharType="end"/>
+            </w:r>
+          </w:hyperlink>
+        </w:p>
+        <w:p>
+          <w:pPr>
+            <w:pStyle w:val="ndice3"/>
+            <w:tabs>
+              <w:tab w:val="right" w:leader="dot" w:pos="8777"/>
+            </w:tabs>
+            <w:rPr>
+              <w:rFonts w:asciiTheme="minorHAnsi" w:eastAsiaTheme="minorEastAsia" w:hAnsiTheme="minorHAnsi" w:cstheme="minorBidi"/>
+              <w:noProof/>
+              <w:kern w:val="2"/>
+              <w:sz w:val="24"/>
+              <w:szCs w:val="24"/>
+              <w14:ligatures w14:val="standardContextual"/>
+            </w:rPr>
+          </w:pPr>
+          <w:hyperlink w:anchor="_Toc230299673" w:history="1">
+            <w:r>
+              <w:rPr>
+                <w:rStyle w:val="Hiperligao"/>
+                <w:b/>
+                <w:noProof/>
+              </w:rPr>
+              <w:t>2.2. Bases de dados espaciais: relacional versus NoSQL</w:t>
+            </w:r>
+            <w:r>
+              <w:rPr>
+                <w:noProof/>
+                <w:webHidden/>
+              </w:rPr>
+              <w:tab/>
+            </w:r>
+            <w:r>
+              <w:rPr>
+                <w:noProof/>
+                <w:webHidden/>
+              </w:rPr>
+              <w:fldChar w:fldCharType="begin"/>
+            </w:r>
+            <w:r>
+              <w:rPr>
+                <w:noProof/>
+                <w:webHidden/>
+              </w:rPr>
+              <w:instrText xml:space="preserve"> PAGEREF _Toc230299673 \h </w:instrText>
+            </w:r>
+            <w:r>
+              <w:rPr>
+                <w:noProof/>
+                <w:webHidden/>
+              </w:rPr>
+            </w:r>
+            <w:r>
+              <w:rPr>
+                <w:noProof/>
+                <w:webHidden/>
+              </w:rPr>
+              <w:fldChar w:fldCharType="separate"/>
+            </w:r>
+            <w:r>
+              <w:rPr>
+                <w:noProof/>
+                <w:webHidden/>
+              </w:rPr>
+              <w:t>6</w:t>
+            </w:r>
+            <w:r>
+              <w:rPr>
+                <w:noProof/>
+                <w:webHidden/>
+              </w:rPr>
+              <w:fldChar w:fldCharType="end"/>
+            </w:r>
+          </w:hyperlink>
+        </w:p>
+        <w:p>
+          <w:pPr>
+            <w:pStyle w:val="ndice3"/>
+            <w:tabs>
+              <w:tab w:val="right" w:leader="dot" w:pos="8777"/>
+            </w:tabs>
+            <w:rPr>
+              <w:rFonts w:asciiTheme="minorHAnsi" w:eastAsiaTheme="minorEastAsia" w:hAnsiTheme="minorHAnsi" w:cstheme="minorBidi"/>
+              <w:noProof/>
+              <w:kern w:val="2"/>
+              <w:sz w:val="24"/>
+              <w:szCs w:val="24"/>
+              <w14:ligatures w14:val="standardContextual"/>
+            </w:rPr>
+          </w:pPr>
+          <w:hyperlink w:anchor="_Toc230299674" w:history="1">
+            <w:r>
+              <w:rPr>
+                <w:rStyle w:val="Hiperligao"/>
+                <w:b/>
+                <w:noProof/>
+              </w:rPr>
+              <w:t>2.3. O índice 2dsphere e os operadores geoespaciais do MongoDB</w:t>
+            </w:r>
+            <w:r>
+              <w:rPr>
+                <w:noProof/>
+                <w:webHidden/>
+              </w:rPr>
+              <w:tab/>
+            </w:r>
+            <w:r>
+              <w:rPr>
+                <w:noProof/>
+                <w:webHidden/>
+              </w:rPr>
+              <w:fldChar w:fldCharType="begin"/>
+            </w:r>
+            <w:r>
+              <w:rPr>
+                <w:noProof/>
+                <w:webHidden/>
+              </w:rPr>
+              <w:instrText xml:space="preserve"> PAGEREF _Toc230299674 \h </w:instrText>
+            </w:r>
+            <w:r>
+              <w:rPr>
+                <w:noProof/>
+                <w:webHidden/>
+              </w:rPr>
+            </w:r>
+            <w:r>
+              <w:rPr>
+                <w:noProof/>
+                <w:webHidden/>
+              </w:rPr>
+              <w:fldChar w:fldCharType="separate"/>
+            </w:r>
+            <w:r>
+              <w:rPr>
+                <w:noProof/>
+                <w:webHidden/>
+              </w:rPr>
+              <w:t>7</w:t>
+            </w:r>
+            <w:r>
+              <w:rPr>
+                <w:noProof/>
+                <w:webHidden/>
+              </w:rPr>
+              <w:fldChar w:fldCharType="end"/>
+            </w:r>
+          </w:hyperlink>
+        </w:p>
+        <w:p>
+          <w:pPr>
+            <w:pStyle w:val="ndice3"/>
+            <w:tabs>
+              <w:tab w:val="right" w:leader="dot" w:pos="8777"/>
+            </w:tabs>
+            <w:rPr>
+              <w:rFonts w:asciiTheme="minorHAnsi" w:eastAsiaTheme="minorEastAsia" w:hAnsiTheme="minorHAnsi" w:cstheme="minorBidi"/>
+              <w:noProof/>
+              <w:kern w:val="2"/>
+              <w:sz w:val="24"/>
+              <w:szCs w:val="24"/>
+              <w14:ligatures w14:val="standardContextual"/>
+            </w:rPr>
+          </w:pPr>
+          <w:hyperlink w:anchor="_Toc230299675" w:history="1">
+            <w:r>
+              <w:rPr>
+                <w:rStyle w:val="Hiperligao"/>
+                <w:b/>
+                <w:noProof/>
+              </w:rPr>
+              <w:t>2.4. OpenStreetMap e a Overpass API como fonte de dados</w:t>
+            </w:r>
+            <w:r>
+              <w:rPr>
+                <w:noProof/>
+                <w:webHidden/>
+              </w:rPr>
+              <w:tab/>
+            </w:r>
+            <w:r>
+              <w:rPr>
+                <w:noProof/>
+                <w:webHidden/>
+              </w:rPr>
+              <w:fldChar w:fldCharType="begin"/>
+            </w:r>
+            <w:r>
+              <w:rPr>
+                <w:noProof/>
+                <w:webHidden/>
+              </w:rPr>
+              <w:instrText xml:space="preserve"> PAGEREF _Toc230299675 \h </w:instrText>
+            </w:r>
+            <w:r>
+              <w:rPr>
+                <w:noProof/>
+                <w:webHidden/>
+              </w:rPr>
+            </w:r>
+            <w:r>
+              <w:rPr>
+                <w:noProof/>
+                <w:webHidden/>
+              </w:rPr>
+              <w:fldChar w:fldCharType="separate"/>
+            </w:r>
+            <w:r>
+              <w:rPr>
+                <w:noProof/>
+                <w:webHidden/>
+              </w:rPr>
+              <w:t>8</w:t>
+            </w:r>
+            <w:r>
+              <w:rPr>
+                <w:noProof/>
+                <w:webHidden/>
+              </w:rPr>
+              <w:fldChar w:fldCharType="end"/>
+            </w:r>
+          </w:hyperlink>
+        </w:p>
+        <w:p>
+          <w:pPr>
+            <w:pStyle w:val="ndice3"/>
+            <w:tabs>
+              <w:tab w:val="right" w:leader="dot" w:pos="8777"/>
+            </w:tabs>
+            <w:rPr>
+              <w:rFonts w:asciiTheme="minorHAnsi" w:eastAsiaTheme="minorEastAsia" w:hAnsiTheme="minorHAnsi" w:cstheme="minorBidi"/>
+              <w:noProof/>
+              <w:kern w:val="2"/>
+              <w:sz w:val="24"/>
+              <w:szCs w:val="24"/>
+              <w14:ligatures w14:val="standardContextual"/>
+            </w:rPr>
+          </w:pPr>
+          <w:hyperlink w:anchor="_Toc230299676" w:history="1">
+            <w:r>
+              <w:rPr>
+                <w:rStyle w:val="Hiperligao"/>
+                <w:b/>
+                <w:noProof/>
+              </w:rPr>
+              <w:t>2.5. Routing open-source: o caso da OSRM</w:t>
+            </w:r>
+            <w:r>
+              <w:rPr>
+                <w:noProof/>
+                <w:webHidden/>
+              </w:rPr>
+              <w:tab/>
+            </w:r>
+            <w:r>
+              <w:rPr>
+                <w:noProof/>
+                <w:webHidden/>
+              </w:rPr>
+              <w:fldChar w:fldCharType="begin"/>
+            </w:r>
+            <w:r>
+              <w:rPr>
+                <w:noProof/>
+                <w:webHidden/>
+              </w:rPr>
+              <w:instrText xml:space="preserve"> PAGEREF _Toc230299676 \h </w:instrText>
+            </w:r>
+            <w:r>
+              <w:rPr>
+                <w:noProof/>
+                <w:webHidden/>
+              </w:rPr>
+            </w:r>
+            <w:r>
+              <w:rPr>
+                <w:noProof/>
+                <w:webHidden/>
+              </w:rPr>
+              <w:fldChar w:fldCharType="separate"/>
+            </w:r>
+            <w:r>
+              <w:rPr>
+                <w:noProof/>
+                <w:webHidden/>
+              </w:rPr>
+              <w:t>8</w:t>
+            </w:r>
+            <w:r>
+              <w:rPr>
+                <w:noProof/>
+                <w:webHidden/>
+              </w:rPr>
+              <w:fldChar w:fldCharType="end"/>
+            </w:r>
+          </w:hyperlink>
+        </w:p>
+        <w:p>
+          <w:pPr>
+            <w:pStyle w:val="ndice3"/>
+            <w:tabs>
+              <w:tab w:val="right" w:leader="dot" w:pos="8777"/>
+            </w:tabs>
+            <w:rPr>
+              <w:rFonts w:asciiTheme="minorHAnsi" w:eastAsiaTheme="minorEastAsia" w:hAnsiTheme="minorHAnsi" w:cstheme="minorBidi"/>
+              <w:noProof/>
+              <w:kern w:val="2"/>
+              <w:sz w:val="24"/>
+              <w:szCs w:val="24"/>
+              <w14:ligatures w14:val="standardContextual"/>
+            </w:rPr>
+          </w:pPr>
+          <w:hyperlink w:anchor="_Toc230299677" w:history="1">
+            <w:r>
+              <w:rPr>
+                <w:rStyle w:val="Hiperligao"/>
+                <w:b/>
+                <w:noProof/>
+              </w:rPr>
+              <w:t>3.1. Visão geral da arquitetura</w:t>
+            </w:r>
+            <w:r>
+              <w:rPr>
+                <w:noProof/>
+                <w:webHidden/>
+              </w:rPr>
+              <w:tab/>
+            </w:r>
+            <w:r>
+              <w:rPr>
+                <w:noProof/>
+                <w:webHidden/>
+              </w:rPr>
+              <w:fldChar w:fldCharType="begin"/>
+            </w:r>
+            <w:r>
+              <w:rPr>
+                <w:noProof/>
+                <w:webHidden/>
+              </w:rPr>
+              <w:instrText xml:space="preserve"> PAGEREF _Toc230299677 \h </w:instrText>
+            </w:r>
+            <w:r>
+              <w:rPr>
+                <w:noProof/>
+                <w:webHidden/>
+              </w:rPr>
+            </w:r>
+            <w:r>
+              <w:rPr>
+                <w:noProof/>
+                <w:webHidden/>
+              </w:rPr>
+              <w:fldChar w:fldCharType="separate"/>
+            </w:r>
+            <w:r>
+              <w:rPr>
+                <w:noProof/>
+                <w:webHidden/>
+              </w:rPr>
+              <w:t>9</w:t>
+            </w:r>
+            <w:r>
+              <w:rPr>
+                <w:noProof/>
+                <w:webHidden/>
+              </w:rPr>
+              <w:fldChar w:fldCharType="end"/>
+            </w:r>
+          </w:hyperlink>
+        </w:p>
+        <w:p>
+          <w:pPr>
+            <w:pStyle w:val="ndice3"/>
+            <w:tabs>
+              <w:tab w:val="right" w:leader="dot" w:pos="8777"/>
+            </w:tabs>
+            <w:rPr>
+              <w:rFonts w:asciiTheme="minorHAnsi" w:eastAsiaTheme="minorEastAsia" w:hAnsiTheme="minorHAnsi" w:cstheme="minorBidi"/>
+              <w:noProof/>
+              <w:kern w:val="2"/>
+              <w:sz w:val="24"/>
+              <w:szCs w:val="24"/>
+              <w14:ligatures w14:val="standardContextual"/>
+            </w:rPr>
+          </w:pPr>
+          <w:hyperlink w:anchor="_Toc230299678" w:history="1">
+            <w:r>
+              <w:rPr>
+                <w:rStyle w:val="Hiperligao"/>
+                <w:b/>
+                <w:noProof/>
+              </w:rPr>
+              <w:t>3.2. Fluxo de dados</w:t>
+            </w:r>
+            <w:r>
+              <w:rPr>
+                <w:noProof/>
+                <w:webHidden/>
+              </w:rPr>
+              <w:tab/>
+            </w:r>
+            <w:r>
+              <w:rPr>
+                <w:noProof/>
+                <w:webHidden/>
+              </w:rPr>
+              <w:fldChar w:fldCharType="begin"/>
+            </w:r>
+            <w:r>
+              <w:rPr>
+                <w:noProof/>
+                <w:webHidden/>
+              </w:rPr>
+              <w:instrText xml:space="preserve"> PAGEREF _Toc230299678 \h </w:instrText>
+            </w:r>
+            <w:r>
+              <w:rPr>
+                <w:noProof/>
+                <w:webHidden/>
+              </w:rPr>
+            </w:r>
+            <w:r>
+              <w:rPr>
+                <w:noProof/>
+                <w:webHidden/>
+              </w:rPr>
+              <w:fldChar w:fldCharType="separate"/>
+            </w:r>
+            <w:r>
+              <w:rPr>
+                <w:noProof/>
+                <w:webHidden/>
+              </w:rPr>
+              <w:t>9</w:t>
+            </w:r>
+            <w:r>
+              <w:rPr>
+                <w:noProof/>
+                <w:webHidden/>
+              </w:rPr>
+              <w:fldChar w:fldCharType="end"/>
+            </w:r>
+          </w:hyperlink>
+        </w:p>
+        <w:p>
+          <w:pPr>
+            <w:pStyle w:val="ndice3"/>
+            <w:tabs>
+              <w:tab w:val="right" w:leader="dot" w:pos="8777"/>
+            </w:tabs>
+            <w:rPr>
+              <w:rFonts w:asciiTheme="minorHAnsi" w:eastAsiaTheme="minorEastAsia" w:hAnsiTheme="minorHAnsi" w:cstheme="minorBidi"/>
+              <w:noProof/>
+              <w:kern w:val="2"/>
+              <w:sz w:val="24"/>
+              <w:szCs w:val="24"/>
+              <w14:ligatures w14:val="standardContextual"/>
+            </w:rPr>
+          </w:pPr>
+          <w:hyperlink w:anchor="_Toc230299679" w:history="1">
+            <w:r>
+              <w:rPr>
+                <w:rStyle w:val="Hiperligao"/>
+                <w:b/>
+                <w:noProof/>
+              </w:rPr>
+              <w:t>3.3. Modelo de dados — a coleção facilities</w:t>
+            </w:r>
+            <w:r>
+              <w:rPr>
+                <w:noProof/>
+                <w:webHidden/>
+              </w:rPr>
+              <w:tab/>
+            </w:r>
+            <w:r>
+              <w:rPr>
+                <w:noProof/>
+                <w:webHidden/>
+              </w:rPr>
+              <w:fldChar w:fldCharType="begin"/>
+            </w:r>
+            <w:r>
+              <w:rPr>
+                <w:noProof/>
+                <w:webHidden/>
+              </w:rPr>
+              <w:instrText xml:space="preserve"> PAGEREF _Toc230299679 \h </w:instrText>
+            </w:r>
+            <w:r>
+              <w:rPr>
+                <w:noProof/>
+                <w:webHidden/>
+              </w:rPr>
+            </w:r>
+            <w:r>
+              <w:rPr>
+                <w:noProof/>
+                <w:webHidden/>
+              </w:rPr>
+              <w:fldChar w:fldCharType="separate"/>
+            </w:r>
+            <w:r>
+              <w:rPr>
+                <w:noProof/>
+                <w:webHidden/>
+              </w:rPr>
+              <w:t>10</w:t>
+            </w:r>
+            <w:r>
+              <w:rPr>
+                <w:noProof/>
+                <w:webHidden/>
+              </w:rPr>
+              <w:fldChar w:fldCharType="end"/>
+            </w:r>
+          </w:hyperlink>
+        </w:p>
+        <w:p>
+          <w:pPr>
+            <w:pStyle w:val="ndice3"/>
+            <w:tabs>
+              <w:tab w:val="right" w:leader="dot" w:pos="8777"/>
+            </w:tabs>
+            <w:rPr>
+              <w:rFonts w:asciiTheme="minorHAnsi" w:eastAsiaTheme="minorEastAsia" w:hAnsiTheme="minorHAnsi" w:cstheme="minorBidi"/>
+              <w:noProof/>
+              <w:kern w:val="2"/>
+              <w:sz w:val="24"/>
+              <w:szCs w:val="24"/>
+              <w14:ligatures w14:val="standardContextual"/>
+            </w:rPr>
+          </w:pPr>
+          <w:hyperlink w:anchor="_Toc230299680" w:history="1">
+            <w:r>
+              <w:rPr>
+                <w:rStyle w:val="Hiperligao"/>
+                <w:b/>
+                <w:noProof/>
+              </w:rPr>
+              <w:t>3.4. Índices criados e racional</w:t>
+            </w:r>
+            <w:r>
+              <w:rPr>
+                <w:noProof/>
+                <w:webHidden/>
+              </w:rPr>
+              <w:tab/>
+            </w:r>
+            <w:r>
+              <w:rPr>
+                <w:noProof/>
+                <w:webHidden/>
+              </w:rPr>
+              <w:fldChar w:fldCharType="begin"/>
+            </w:r>
+            <w:r>
+              <w:rPr>
+                <w:noProof/>
+                <w:webHidden/>
+              </w:rPr>
+              <w:instrText xml:space="preserve"> PAGEREF _Toc230299680 \h </w:instrText>
+            </w:r>
+            <w:r>
+              <w:rPr>
+                <w:noProof/>
+                <w:webHidden/>
+              </w:rPr>
+            </w:r>
+            <w:r>
+              <w:rPr>
+                <w:noProof/>
+                <w:webHidden/>
+              </w:rPr>
+              <w:fldChar w:fldCharType="separate"/>
+            </w:r>
+            <w:r>
+              <w:rPr>
+                <w:noProof/>
+                <w:webHidden/>
+              </w:rPr>
+              <w:t>11</w:t>
+            </w:r>
+            <w:r>
+              <w:rPr>
+                <w:noProof/>
+                <w:webHidden/>
+              </w:rPr>
+              <w:fldChar w:fldCharType="end"/>
+            </w:r>
+          </w:hyperlink>
+        </w:p>
+        <w:p>
+          <w:pPr>
+            <w:pStyle w:val="ndice3"/>
+            <w:tabs>
+              <w:tab w:val="right" w:leader="dot" w:pos="8777"/>
+            </w:tabs>
+            <w:rPr>
+              <w:rFonts w:asciiTheme="minorHAnsi" w:eastAsiaTheme="minorEastAsia" w:hAnsiTheme="minorHAnsi" w:cstheme="minorBidi"/>
+              <w:noProof/>
+              <w:kern w:val="2"/>
+              <w:sz w:val="24"/>
+              <w:szCs w:val="24"/>
+              <w14:ligatures w14:val="standardContextual"/>
+            </w:rPr>
+          </w:pPr>
+          <w:hyperlink w:anchor="_Toc230299681" w:history="1">
+            <w:r>
+              <w:rPr>
+                <w:rStyle w:val="Hiperligao"/>
+                <w:b/>
+                <w:noProof/>
+              </w:rPr>
+              <w:t>4.1. Pipeline de ingestão (seed_osm.py)</w:t>
+            </w:r>
+            <w:r>
+              <w:rPr>
+                <w:noProof/>
+                <w:webHidden/>
+              </w:rPr>
+              <w:tab/>
+            </w:r>
+            <w:r>
+              <w:rPr>
+                <w:noProof/>
+                <w:webHidden/>
+              </w:rPr>
+              <w:fldChar w:fldCharType="begin"/>
+            </w:r>
+            <w:r>
+              <w:rPr>
+                <w:noProof/>
+                <w:webHidden/>
+              </w:rPr>
+              <w:instrText xml:space="preserve"> PAGEREF _Toc230299681 \h </w:instrText>
+            </w:r>
+            <w:r>
+              <w:rPr>
+                <w:noProof/>
+                <w:webHidden/>
+              </w:rPr>
+            </w:r>
+            <w:r>
+              <w:rPr>
+                <w:noProof/>
+                <w:webHidden/>
+              </w:rPr>
+              <w:fldChar w:fldCharType="separate"/>
+            </w:r>
+            <w:r>
+              <w:rPr>
+                <w:noProof/>
+                <w:webHidden/>
+              </w:rPr>
+              <w:t>12</w:t>
+            </w:r>
+            <w:r>
+              <w:rPr>
+                <w:noProof/>
+                <w:webHidden/>
+              </w:rPr>
+              <w:fldChar w:fldCharType="end"/>
+            </w:r>
+          </w:hyperlink>
+        </w:p>
+        <w:p>
+          <w:pPr>
+            <w:pStyle w:val="ndice3"/>
+            <w:tabs>
+              <w:tab w:val="right" w:leader="dot" w:pos="8777"/>
+            </w:tabs>
+            <w:rPr>
+              <w:rFonts w:asciiTheme="minorHAnsi" w:eastAsiaTheme="minorEastAsia" w:hAnsiTheme="minorHAnsi" w:cstheme="minorBidi"/>
+              <w:noProof/>
+              <w:kern w:val="2"/>
+              <w:sz w:val="24"/>
+              <w:szCs w:val="24"/>
+              <w14:ligatures w14:val="standardContextual"/>
+            </w:rPr>
+          </w:pPr>
+          <w:hyperlink w:anchor="_Toc230299682" w:history="1">
+            <w:r>
+              <w:rPr>
+                <w:rStyle w:val="Hiperligao"/>
+                <w:b/>
+                <w:noProof/>
+              </w:rPr>
+              <w:t>4.2. Camada Web e API REST</w:t>
+            </w:r>
+            <w:r>
+              <w:rPr>
+                <w:noProof/>
+                <w:webHidden/>
+              </w:rPr>
+              <w:tab/>
+            </w:r>
+            <w:r>
+              <w:rPr>
+                <w:noProof/>
+                <w:webHidden/>
+              </w:rPr>
+              <w:fldChar w:fldCharType="begin"/>
+            </w:r>
+            <w:r>
+              <w:rPr>
+                <w:noProof/>
+                <w:webHidden/>
+              </w:rPr>
+              <w:instrText xml:space="preserve"> PAGEREF _Toc230299682 \h </w:instrText>
+            </w:r>
+            <w:r>
+              <w:rPr>
+                <w:noProof/>
+                <w:webHidden/>
+              </w:rPr>
+            </w:r>
+            <w:r>
+              <w:rPr>
+                <w:noProof/>
+                <w:webHidden/>
+              </w:rPr>
+              <w:fldChar w:fldCharType="separate"/>
+            </w:r>
+            <w:r>
+              <w:rPr>
+                <w:noProof/>
+                <w:webHidden/>
+              </w:rPr>
+              <w:t>12</w:t>
+            </w:r>
+            <w:r>
+              <w:rPr>
+                <w:noProof/>
+                <w:webHidden/>
+              </w:rPr>
+              <w:fldChar w:fldCharType="end"/>
+            </w:r>
+          </w:hyperlink>
+        </w:p>
+        <w:p>
+          <w:pPr>
+            <w:pStyle w:val="ndice3"/>
+            <w:tabs>
+              <w:tab w:val="right" w:leader="dot" w:pos="8777"/>
+            </w:tabs>
+            <w:rPr>
+              <w:rFonts w:asciiTheme="minorHAnsi" w:eastAsiaTheme="minorEastAsia" w:hAnsiTheme="minorHAnsi" w:cstheme="minorBidi"/>
+              <w:noProof/>
+              <w:kern w:val="2"/>
+              <w:sz w:val="24"/>
+              <w:szCs w:val="24"/>
+              <w14:ligatures w14:val="standardContextual"/>
+            </w:rPr>
+          </w:pPr>
+          <w:hyperlink w:anchor="_Toc230299683" w:history="1">
+            <w:r>
+              <w:rPr>
+                <w:rStyle w:val="Hiperligao"/>
+                <w:b/>
+                <w:noProof/>
+              </w:rPr>
+              <w:t>4.3. Queries geoespaciais explicadas</w:t>
+            </w:r>
+            <w:r>
+              <w:rPr>
+                <w:noProof/>
+                <w:webHidden/>
+              </w:rPr>
+              <w:tab/>
+            </w:r>
+            <w:r>
+              <w:rPr>
+                <w:noProof/>
+                <w:webHidden/>
+              </w:rPr>
+              <w:fldChar w:fldCharType="begin"/>
+            </w:r>
+            <w:r>
+              <w:rPr>
+                <w:noProof/>
+                <w:webHidden/>
+              </w:rPr>
+              <w:instrText xml:space="preserve"> PAGEREF _Toc230299683 \h </w:instrText>
+            </w:r>
+            <w:r>
+              <w:rPr>
+                <w:noProof/>
+                <w:webHidden/>
+              </w:rPr>
+            </w:r>
+            <w:r>
+              <w:rPr>
+                <w:noProof/>
+                <w:webHidden/>
+              </w:rPr>
+              <w:fldChar w:fldCharType="separate"/>
+            </w:r>
+            <w:r>
+              <w:rPr>
+                <w:noProof/>
+                <w:webHidden/>
+              </w:rPr>
+              <w:t>13</w:t>
+            </w:r>
+            <w:r>
+              <w:rPr>
+                <w:noProof/>
+                <w:webHidden/>
+              </w:rPr>
+              <w:fldChar w:fldCharType="end"/>
+            </w:r>
+          </w:hyperlink>
+        </w:p>
+        <w:p>
+          <w:pPr>
+            <w:pStyle w:val="ndice3"/>
+            <w:tabs>
+              <w:tab w:val="right" w:leader="dot" w:pos="8777"/>
+            </w:tabs>
+            <w:rPr>
+              <w:rFonts w:asciiTheme="minorHAnsi" w:eastAsiaTheme="minorEastAsia" w:hAnsiTheme="minorHAnsi" w:cstheme="minorBidi"/>
+              <w:noProof/>
+              <w:kern w:val="2"/>
+              <w:sz w:val="24"/>
+              <w:szCs w:val="24"/>
+              <w14:ligatures w14:val="standardContextual"/>
+            </w:rPr>
+          </w:pPr>
+          <w:hyperlink w:anchor="_Toc230299684" w:history="1">
+            <w:r>
+              <w:rPr>
+                <w:rStyle w:val="Hiperligao"/>
+                <w:b/>
+                <w:noProof/>
+              </w:rPr>
+              <w:t>4.4. Frontend Leaflet</w:t>
+            </w:r>
+            <w:r>
+              <w:rPr>
+                <w:noProof/>
+                <w:webHidden/>
+              </w:rPr>
+              <w:tab/>
+            </w:r>
+            <w:r>
+              <w:rPr>
+                <w:noProof/>
+                <w:webHidden/>
+              </w:rPr>
+              <w:fldChar w:fldCharType="begin"/>
+            </w:r>
+            <w:r>
+              <w:rPr>
+                <w:noProof/>
+                <w:webHidden/>
+              </w:rPr>
+              <w:instrText xml:space="preserve"> PAGEREF _Toc230299684 \h </w:instrText>
+            </w:r>
+            <w:r>
+              <w:rPr>
+                <w:noProof/>
+                <w:webHidden/>
+              </w:rPr>
+            </w:r>
+            <w:r>
+              <w:rPr>
+                <w:noProof/>
+                <w:webHidden/>
+              </w:rPr>
+              <w:fldChar w:fldCharType="separate"/>
+            </w:r>
+            <w:r>
+              <w:rPr>
+                <w:noProof/>
+                <w:webHidden/>
+              </w:rPr>
+              <w:t>16</w:t>
+            </w:r>
+            <w:r>
+              <w:rPr>
+                <w:noProof/>
+                <w:webHidden/>
+              </w:rPr>
+              <w:fldChar w:fldCharType="end"/>
+            </w:r>
+          </w:hyperlink>
+        </w:p>
+        <w:p>
+          <w:pPr>
+            <w:pStyle w:val="ndice3"/>
+            <w:tabs>
+              <w:tab w:val="right" w:leader="dot" w:pos="8777"/>
+            </w:tabs>
+            <w:rPr>
+              <w:rFonts w:asciiTheme="minorHAnsi" w:eastAsiaTheme="minorEastAsia" w:hAnsiTheme="minorHAnsi" w:cstheme="minorBidi"/>
+              <w:noProof/>
+              <w:kern w:val="2"/>
+              <w:sz w:val="24"/>
+              <w:szCs w:val="24"/>
+              <w14:ligatures w14:val="standardContextual"/>
+            </w:rPr>
+          </w:pPr>
+          <w:hyperlink w:anchor="_Toc230299685" w:history="1">
+            <w:r>
+              <w:rPr>
+                <w:rStyle w:val="Hiperligao"/>
+                <w:b/>
+                <w:noProof/>
+              </w:rPr>
+              <w:t>4.5. Cálculo de rotas multi-modal</w:t>
+            </w:r>
+            <w:r>
+              <w:rPr>
+                <w:noProof/>
+                <w:webHidden/>
+              </w:rPr>
+              <w:tab/>
+            </w:r>
+            <w:r>
+              <w:rPr>
+                <w:noProof/>
+                <w:webHidden/>
+              </w:rPr>
+              <w:fldChar w:fldCharType="begin"/>
+            </w:r>
+            <w:r>
+              <w:rPr>
+                <w:noProof/>
+                <w:webHidden/>
+              </w:rPr>
+              <w:instrText xml:space="preserve"> PAGEREF _Toc230299685 \h </w:instrText>
+            </w:r>
+            <w:r>
+              <w:rPr>
+                <w:noProof/>
+                <w:webHidden/>
+              </w:rPr>
+            </w:r>
+            <w:r>
+              <w:rPr>
+                <w:noProof/>
+                <w:webHidden/>
+              </w:rPr>
+              <w:fldChar w:fldCharType="separate"/>
+            </w:r>
+            <w:r>
+              <w:rPr>
+                <w:noProof/>
+                <w:webHidden/>
+              </w:rPr>
+              <w:t>16</w:t>
+            </w:r>
+            <w:r>
+              <w:rPr>
+                <w:noProof/>
+                <w:webHidden/>
+              </w:rPr>
+              <w:fldChar w:fldCharType="end"/>
+            </w:r>
+          </w:hyperlink>
+        </w:p>
+        <w:p>
+          <w:pPr>
+            <w:pStyle w:val="ndice3"/>
+            <w:tabs>
+              <w:tab w:val="right" w:leader="dot" w:pos="8777"/>
+            </w:tabs>
+            <w:rPr>
+              <w:rFonts w:asciiTheme="minorHAnsi" w:eastAsiaTheme="minorEastAsia" w:hAnsiTheme="minorHAnsi" w:cstheme="minorBidi"/>
+              <w:noProof/>
+              <w:kern w:val="2"/>
+              <w:sz w:val="24"/>
+              <w:szCs w:val="24"/>
+              <w14:ligatures w14:val="standardContextual"/>
+            </w:rPr>
+          </w:pPr>
+          <w:hyperlink w:anchor="_Toc230299686" w:history="1">
+            <w:r>
+              <w:rPr>
+                <w:rStyle w:val="Hiperligao"/>
+                <w:b/>
+                <w:noProof/>
+              </w:rPr>
+              <w:t>5.1. Volumetria e cobertura geográfica</w:t>
+            </w:r>
+            <w:r>
+              <w:rPr>
+                <w:noProof/>
+                <w:webHidden/>
+              </w:rPr>
+              <w:tab/>
+            </w:r>
+            <w:r>
+              <w:rPr>
+                <w:noProof/>
+                <w:webHidden/>
+              </w:rPr>
+              <w:fldChar w:fldCharType="begin"/>
+            </w:r>
+            <w:r>
+              <w:rPr>
+                <w:noProof/>
+                <w:webHidden/>
+              </w:rPr>
+              <w:instrText xml:space="preserve"> PAGEREF _Toc230299686 \h </w:instrText>
+            </w:r>
+            <w:r>
+              <w:rPr>
+                <w:noProof/>
+                <w:webHidden/>
+              </w:rPr>
+            </w:r>
+            <w:r>
+              <w:rPr>
+                <w:noProof/>
+                <w:webHidden/>
+              </w:rPr>
+              <w:fldChar w:fldCharType="separate"/>
+            </w:r>
+            <w:r>
+              <w:rPr>
+                <w:noProof/>
+                <w:webHidden/>
+              </w:rPr>
+              <w:t>17</w:t>
+            </w:r>
+            <w:r>
+              <w:rPr>
+                <w:noProof/>
+                <w:webHidden/>
+              </w:rPr>
+              <w:fldChar w:fldCharType="end"/>
+            </w:r>
+          </w:hyperlink>
+        </w:p>
+        <w:p>
+          <w:pPr>
+            <w:pStyle w:val="ndice3"/>
+            <w:tabs>
+              <w:tab w:val="right" w:leader="dot" w:pos="8777"/>
+            </w:tabs>
+            <w:rPr>
+              <w:rFonts w:asciiTheme="minorHAnsi" w:eastAsiaTheme="minorEastAsia" w:hAnsiTheme="minorHAnsi" w:cstheme="minorBidi"/>
+              <w:noProof/>
+              <w:kern w:val="2"/>
+              <w:sz w:val="24"/>
+              <w:szCs w:val="24"/>
+              <w14:ligatures w14:val="standardContextual"/>
+            </w:rPr>
+          </w:pPr>
+          <w:hyperlink w:anchor="_Toc230299687" w:history="1">
+            <w:r>
+              <w:rPr>
+                <w:rStyle w:val="Hiperligao"/>
+                <w:b/>
+                <w:noProof/>
+              </w:rPr>
+              <w:t>5.2. Casos de uso ilustrados</w:t>
+            </w:r>
+            <w:r>
+              <w:rPr>
+                <w:noProof/>
+                <w:webHidden/>
+              </w:rPr>
+              <w:tab/>
+            </w:r>
+            <w:r>
+              <w:rPr>
+                <w:noProof/>
+                <w:webHidden/>
+              </w:rPr>
+              <w:fldChar w:fldCharType="begin"/>
+            </w:r>
+            <w:r>
+              <w:rPr>
+                <w:noProof/>
+                <w:webHidden/>
+              </w:rPr>
+              <w:instrText xml:space="preserve"> PAGEREF _Toc230299687 \h </w:instrText>
+            </w:r>
+            <w:r>
+              <w:rPr>
+                <w:noProof/>
+                <w:webHidden/>
+              </w:rPr>
+            </w:r>
+            <w:r>
+              <w:rPr>
+                <w:noProof/>
+                <w:webHidden/>
+              </w:rPr>
+              <w:fldChar w:fldCharType="separate"/>
+            </w:r>
+            <w:r>
+              <w:rPr>
+                <w:noProof/>
+                <w:webHidden/>
+              </w:rPr>
+              <w:t>17</w:t>
+            </w:r>
+            <w:r>
+              <w:rPr>
+                <w:noProof/>
+                <w:webHidden/>
+              </w:rPr>
+              <w:fldChar w:fldCharType="end"/>
+            </w:r>
+          </w:hyperlink>
+        </w:p>
+        <w:p>
+          <w:pPr>
+            <w:pStyle w:val="ndice3"/>
+            <w:tabs>
+              <w:tab w:val="right" w:leader="dot" w:pos="8777"/>
+            </w:tabs>
+            <w:rPr>
+              <w:rFonts w:asciiTheme="minorHAnsi" w:eastAsiaTheme="minorEastAsia" w:hAnsiTheme="minorHAnsi" w:cstheme="minorBidi"/>
+              <w:noProof/>
+              <w:kern w:val="2"/>
+              <w:sz w:val="24"/>
+              <w:szCs w:val="24"/>
+              <w14:ligatures w14:val="standardContextual"/>
+            </w:rPr>
+          </w:pPr>
+          <w:hyperlink w:anchor="_Toc230299688" w:history="1">
+            <w:r>
+              <w:rPr>
+                <w:rStyle w:val="Hiperligao"/>
+                <w:b/>
+                <w:noProof/>
+              </w:rPr>
+              <w:t>5.3. Análise de performance</w:t>
+            </w:r>
+            <w:r>
+              <w:rPr>
+                <w:noProof/>
+                <w:webHidden/>
+              </w:rPr>
+              <w:tab/>
+            </w:r>
+            <w:r>
+              <w:rPr>
+                <w:noProof/>
+                <w:webHidden/>
+              </w:rPr>
+              <w:fldChar w:fldCharType="begin"/>
+            </w:r>
+            <w:r>
+              <w:rPr>
+                <w:noProof/>
+                <w:webHidden/>
+              </w:rPr>
+              <w:instrText xml:space="preserve"> PAGEREF _Toc230299688 \h </w:instrText>
+            </w:r>
+            <w:r>
+              <w:rPr>
+                <w:noProof/>
+                <w:webHidden/>
+              </w:rPr>
+            </w:r>
+            <w:r>
+              <w:rPr>
+                <w:noProof/>
+                <w:webHidden/>
+              </w:rPr>
+              <w:fldChar w:fldCharType="separate"/>
+            </w:r>
+            <w:r>
+              <w:rPr>
+                <w:noProof/>
+                <w:webHidden/>
+              </w:rPr>
+              <w:t>22</w:t>
+            </w:r>
+            <w:r>
+              <w:rPr>
+                <w:noProof/>
+                <w:webHidden/>
+              </w:rPr>
+              <w:fldChar w:fldCharType="end"/>
+            </w:r>
+          </w:hyperlink>
+        </w:p>
+        <w:p>
+          <w:pPr>
+            <w:pStyle w:val="ndice3"/>
+            <w:tabs>
+              <w:tab w:val="right" w:leader="dot" w:pos="8777"/>
+            </w:tabs>
+            <w:rPr>
+              <w:rFonts w:asciiTheme="minorHAnsi" w:eastAsiaTheme="minorEastAsia" w:hAnsiTheme="minorHAnsi" w:cstheme="minorBidi"/>
+              <w:noProof/>
+              <w:kern w:val="2"/>
+              <w:sz w:val="24"/>
+              <w:szCs w:val="24"/>
+              <w14:ligatures w14:val="standardContextual"/>
+            </w:rPr>
+          </w:pPr>
+          <w:hyperlink w:anchor="_Toc230299689" w:history="1">
+            <w:r>
+              <w:rPr>
+                <w:rStyle w:val="Hiperligao"/>
+                <w:b/>
+                <w:noProof/>
+              </w:rPr>
+              <w:t>5.4. Cumprimento dos requisitos do brief</w:t>
+            </w:r>
+            <w:r>
+              <w:rPr>
+                <w:noProof/>
+                <w:webHidden/>
+              </w:rPr>
+              <w:tab/>
+            </w:r>
+            <w:r>
+              <w:rPr>
+                <w:noProof/>
+                <w:webHidden/>
+              </w:rPr>
+              <w:fldChar w:fldCharType="begin"/>
+            </w:r>
+            <w:r>
+              <w:rPr>
+                <w:noProof/>
+                <w:webHidden/>
+              </w:rPr>
+              <w:instrText xml:space="preserve"> PAGEREF _Toc230299689 \h </w:instrText>
+            </w:r>
+            <w:r>
+              <w:rPr>
+                <w:noProof/>
+                <w:webHidden/>
+              </w:rPr>
+            </w:r>
+            <w:r>
+              <w:rPr>
+                <w:noProof/>
+                <w:webHidden/>
+              </w:rPr>
+              <w:fldChar w:fldCharType="separate"/>
+            </w:r>
+            <w:r>
+              <w:rPr>
+                <w:noProof/>
+                <w:webHidden/>
+              </w:rPr>
+              <w:t>22</w:t>
+            </w:r>
+            <w:r>
+              <w:rPr>
+                <w:noProof/>
+                <w:webHidden/>
+              </w:rPr>
+              <w:fldChar w:fldCharType="end"/>
+            </w:r>
+          </w:hyperlink>
+        </w:p>
+        <w:p>
+          <w:pPr>
+            <w:pStyle w:val="ndice3"/>
+            <w:tabs>
+              <w:tab w:val="right" w:leader="dot" w:pos="8777"/>
+            </w:tabs>
+            <w:rPr>
+              <w:rFonts w:asciiTheme="minorHAnsi" w:eastAsiaTheme="minorEastAsia" w:hAnsiTheme="minorHAnsi" w:cstheme="minorBidi"/>
+              <w:noProof/>
+              <w:kern w:val="2"/>
+              <w:sz w:val="24"/>
+              <w:szCs w:val="24"/>
+              <w14:ligatures w14:val="standardContextual"/>
+            </w:rPr>
+          </w:pPr>
+          <w:hyperlink w:anchor="_Toc230299690" w:history="1">
+            <w:r>
+              <w:rPr>
+                <w:rStyle w:val="Hiperligao"/>
+                <w:b/>
+                <w:noProof/>
+              </w:rPr>
+              <w:t>6.1. Reflexão crítica</w:t>
+            </w:r>
+            <w:r>
+              <w:rPr>
+                <w:noProof/>
+                <w:webHidden/>
+              </w:rPr>
+              <w:tab/>
+            </w:r>
+            <w:r>
+              <w:rPr>
+                <w:noProof/>
+                <w:webHidden/>
+              </w:rPr>
+              <w:fldChar w:fldCharType="begin"/>
+            </w:r>
+            <w:r>
+              <w:rPr>
+                <w:noProof/>
+                <w:webHidden/>
+              </w:rPr>
+              <w:instrText xml:space="preserve"> PAGEREF _Toc230299690 \h </w:instrText>
+            </w:r>
+            <w:r>
+              <w:rPr>
+                <w:noProof/>
+                <w:webHidden/>
+              </w:rPr>
+            </w:r>
+            <w:r>
+              <w:rPr>
+                <w:noProof/>
+                <w:webHidden/>
+              </w:rPr>
+              <w:fldChar w:fldCharType="separate"/>
+            </w:r>
+            <w:r>
+              <w:rPr>
+                <w:noProof/>
+                <w:webHidden/>
+              </w:rPr>
+              <w:t>23</w:t>
+            </w:r>
+            <w:r>
+              <w:rPr>
+                <w:noProof/>
+                <w:webHidden/>
+              </w:rPr>
+              <w:fldChar w:fldCharType="end"/>
+            </w:r>
+          </w:hyperlink>
+        </w:p>
+        <w:p>
+          <w:pPr>
+            <w:pStyle w:val="ndice3"/>
+            <w:tabs>
+              <w:tab w:val="right" w:leader="dot" w:pos="8777"/>
+            </w:tabs>
+            <w:rPr>
+              <w:rFonts w:asciiTheme="minorHAnsi" w:eastAsiaTheme="minorEastAsia" w:hAnsiTheme="minorHAnsi" w:cstheme="minorBidi"/>
+              <w:noProof/>
+              <w:kern w:val="2"/>
+              <w:sz w:val="24"/>
+              <w:szCs w:val="24"/>
+              <w14:ligatures w14:val="standardContextual"/>
+            </w:rPr>
+          </w:pPr>
+          <w:hyperlink w:anchor="_Toc230299691" w:history="1">
+            <w:r>
+              <w:rPr>
+                <w:rStyle w:val="Hiperligao"/>
+                <w:b/>
+                <w:noProof/>
+              </w:rPr>
+              <w:t>6.2. Limitações identificadas</w:t>
+            </w:r>
+            <w:r>
+              <w:rPr>
+                <w:noProof/>
+                <w:webHidden/>
+              </w:rPr>
+              <w:tab/>
+            </w:r>
+            <w:r>
+              <w:rPr>
+                <w:noProof/>
+                <w:webHidden/>
+              </w:rPr>
+              <w:fldChar w:fldCharType="begin"/>
+            </w:r>
+            <w:r>
+              <w:rPr>
+                <w:noProof/>
+                <w:webHidden/>
+              </w:rPr>
+              <w:instrText xml:space="preserve"> PAGEREF _Toc230299691 \h </w:instrText>
+            </w:r>
+            <w:r>
+              <w:rPr>
+                <w:noProof/>
+                <w:webHidden/>
+              </w:rPr>
+            </w:r>
+            <w:r>
+              <w:rPr>
+                <w:noProof/>
+                <w:webHidden/>
+              </w:rPr>
+              <w:fldChar w:fldCharType="separate"/>
+            </w:r>
+            <w:r>
+              <w:rPr>
+                <w:noProof/>
+                <w:webHidden/>
+              </w:rPr>
+              <w:t>24</w:t>
+            </w:r>
+            <w:r>
+              <w:rPr>
+                <w:noProof/>
+                <w:webHidden/>
+              </w:rPr>
+              <w:fldChar w:fldCharType="end"/>
+            </w:r>
+          </w:hyperlink>
+        </w:p>
+        <w:p>
+          <w:pPr>
+            <w:pStyle w:val="ndice3"/>
+            <w:tabs>
+              <w:tab w:val="right" w:leader="dot" w:pos="8777"/>
+            </w:tabs>
+            <w:rPr>
+              <w:rFonts w:asciiTheme="minorHAnsi" w:eastAsiaTheme="minorEastAsia" w:hAnsiTheme="minorHAnsi" w:cstheme="minorBidi"/>
+              <w:noProof/>
+              <w:kern w:val="2"/>
+              <w:sz w:val="24"/>
+              <w:szCs w:val="24"/>
+              <w14:ligatures w14:val="standardContextual"/>
+            </w:rPr>
+          </w:pPr>
+          <w:hyperlink w:anchor="_Toc230299692" w:history="1">
+            <w:r>
+              <w:rPr>
+                <w:rStyle w:val="Hiperligao"/>
+                <w:b/>
+                <w:noProof/>
+              </w:rPr>
+              <w:t>6.3. Trabalho futuro</w:t>
+            </w:r>
+            <w:r>
+              <w:rPr>
+                <w:noProof/>
+                <w:webHidden/>
+              </w:rPr>
+              <w:tab/>
+            </w:r>
+            <w:r>
+              <w:rPr>
+                <w:noProof/>
+                <w:webHidden/>
+              </w:rPr>
+              <w:fldChar w:fldCharType="begin"/>
+            </w:r>
+            <w:r>
+              <w:rPr>
+                <w:noProof/>
+                <w:webHidden/>
+              </w:rPr>
+              <w:instrText xml:space="preserve"> PAGEREF _Toc230299692 \h </w:instrText>
+            </w:r>
+            <w:r>
+              <w:rPr>
+                <w:noProof/>
+                <w:webHidden/>
+              </w:rPr>
+            </w:r>
+            <w:r>
+              <w:rPr>
+                <w:noProof/>
+                <w:webHidden/>
+              </w:rPr>
+              <w:fldChar w:fldCharType="separate"/>
+            </w:r>
+            <w:r>
+              <w:rPr>
+                <w:noProof/>
+                <w:webHidden/>
+              </w:rPr>
+              <w:t>24</w:t>
+            </w:r>
+            <w:r>
+              <w:rPr>
+                <w:noProof/>
+                <w:webHidden/>
+              </w:rPr>
+              <w:fldChar w:fldCharType="end"/>
+            </w:r>
+          </w:hyperlink>
+        </w:p>
+        <w:p>
+          <w:pPr>
+            <w:pStyle w:val="ndice3"/>
+            <w:tabs>
+              <w:tab w:val="right" w:leader="dot" w:pos="8777"/>
+            </w:tabs>
+            <w:rPr>
+              <w:rFonts w:asciiTheme="minorHAnsi" w:eastAsiaTheme="minorEastAsia" w:hAnsiTheme="minorHAnsi" w:cstheme="minorBidi"/>
+              <w:noProof/>
+              <w:kern w:val="2"/>
+              <w:sz w:val="24"/>
+              <w:szCs w:val="24"/>
+              <w14:ligatures w14:val="standardContextual"/>
+            </w:rPr>
+          </w:pPr>
+          <w:hyperlink w:anchor="_Toc230299693" w:history="1">
+            <w:r>
+              <w:rPr>
+                <w:rStyle w:val="Hiperligao"/>
+                <w:b/>
+                <w:noProof/>
+              </w:rPr>
+              <w:t>6.4. Considerações finais</w:t>
+            </w:r>
+            <w:r>
+              <w:rPr>
+                <w:noProof/>
+                <w:webHidden/>
+              </w:rPr>
+              <w:tab/>
+            </w:r>
+            <w:r>
+              <w:rPr>
+                <w:noProof/>
+                <w:webHidden/>
+              </w:rPr>
+              <w:fldChar w:fldCharType="begin"/>
+            </w:r>
+            <w:r>
+              <w:rPr>
+                <w:noProof/>
+                <w:webHidden/>
+              </w:rPr>
+              <w:instrText xml:space="preserve"> PAGEREF _Toc230299693 \h </w:instrText>
+            </w:r>
+            <w:r>
+              <w:rPr>
+                <w:noProof/>
+                <w:webHidden/>
+              </w:rPr>
+            </w:r>
+            <w:r>
+              <w:rPr>
+                <w:noProof/>
+                <w:webHidden/>
+              </w:rPr>
+              <w:fldChar w:fldCharType="separate"/>
+            </w:r>
+            <w:r>
+              <w:rPr>
+                <w:noProof/>
+                <w:webHidden/>
+              </w:rPr>
+              <w:t>25</w:t>
+            </w:r>
+            <w:r>
+              <w:rPr>
+                <w:noProof/>
+                <w:webHidden/>
+              </w:rPr>
+              <w:fldChar w:fldCharType="end"/>
+            </w:r>
+          </w:hyperlink>
+        </w:p>
+        <w:p>
+          <w:r>
+            <w:rPr>
+              <w:b/>
+              <w:bCs/>
+            </w:rPr>
+            <w:fldChar w:fldCharType="end"/>
+          </w:r>
+        </w:p>
+      </w:sdtContent>
+    </w:sdt>
+    <w:p>
+      <w:pPr>
+        <w:spacing w:after="0" w:line="240" w:lineRule="auto"/>
         <w:rPr>
           <w:rFonts w:cs="Arial"/>
           <w:sz w:val="36"/>
           <w:szCs w:val="36"/>
-          <w:highlight w:val="yellow"/>
-        </w:rPr>
-        <w:t>(opcional)</w:t>
-      </w:r>
-    </w:p>
-    <w:p>
-      <w:pPr>
-        <w:spacing w:after="240"/>
-        <w:jc w:val="both"/>
+        </w:rPr>
+      </w:pPr>
+    </w:p>
+    <w:p>
+      <w:pPr>
         <w:rPr>
           <w:rFonts w:cs="Arial"/>
           <w:sz w:val="20"/>
           <w:szCs w:val="20"/>
-          <w:highlight w:val="yellow"/>
-        </w:rPr>
-      </w:pPr>
-      <w:r>
+        </w:rPr>
+      </w:pPr>
+    </w:p>
+    <w:p>
+      <w:pPr>
+        <w:pStyle w:val="Estilo1"/>
+        <w:spacing w:after="0"/>
+        <w:jc w:val="both"/>
+        <w:rPr>
+          <w:rFonts w:cs="Arial"/>
+          <w:sz w:val="36"/>
+          <w:szCs w:val="36"/>
+        </w:rPr>
+      </w:pPr>
+      <w:r>
+        <w:rPr>
+          <w:rFonts w:cs="Arial"/>
+          <w:sz w:val="36"/>
+          <w:szCs w:val="36"/>
+        </w:rPr>
+        <w:t>Indice de Figuras</w:t>
+      </w:r>
+    </w:p>
+    <w:p>
+      <w:pPr>
+        <w:spacing w:before="80"/>
+      </w:pPr>
+      <w:r>
+        <w:rPr>
+          <w:i/>
+          <w:color w:val="888888"/>
+          <w:sz w:val="16"/>
+        </w:rPr>
+        <w:t>Para actualizar os numeros de pagina: abra no Word, Ctrl+A e depois F9.</w:t>
+      </w:r>
+    </w:p>
+    <w:p>
+      <w:pPr>
+        <w:tabs>
+          <w:tab w:val="right" w:leader="dot" w:pos="7938"/>
+        </w:tabs>
+        <w:spacing w:after="60"/>
+      </w:pPr>
+      <w:r>
+        <w:rPr>
+          <w:sz w:val="20"/>
+        </w:rPr>
+        <w:t xml:space="preserve">Figura 1  	</w:t>
+      </w:r>
+      <w:r>
+        <w:rPr>
+          <w:sz w:val="20"/>
+          <w:color w:val="444444"/>
+        </w:rPr>
+        <w:t>Landing page do FitMap: 3390 instalacoes, 9 categorias, 12+ cidades</w:t>
+      </w:r>
+    </w:p>
+    <w:p>
+      <w:pPr>
+        <w:tabs>
+          <w:tab w:val="right" w:leader="dot" w:pos="7938"/>
+        </w:tabs>
+        <w:spacing w:after="60"/>
+      </w:pPr>
+      <w:r>
+        <w:rPr>
+          <w:sz w:val="20"/>
+        </w:rPr>
+        <w:t xml:space="preserve">Figura 2  	</w:t>
+      </w:r>
+      <w:r>
+        <w:rPr>
+          <w:sz w:val="20"/>
+          <w:color w:val="444444"/>
+        </w:rPr>
+        <w:t>Pesquisa por raio ($geoNear): instalacoes ordenadas por distancia, com auto-expansao 3-&gt;10 km</w:t>
+      </w:r>
+    </w:p>
+    <w:p>
+      <w:pPr>
+        <w:tabs>
+          <w:tab w:val="right" w:leader="dot" w:pos="7938"/>
+        </w:tabs>
+        <w:spacing w:after="60"/>
+      </w:pPr>
+      <w:r>
+        <w:rPr>
+          <w:sz w:val="20"/>
+        </w:rPr>
+        <w:t xml:space="preserve">Figura 3  	</w:t>
+      </w:r>
+      <w:r>
+        <w:rPr>
+          <w:sz w:val="20"/>
+          <w:color w:val="444444"/>
+        </w:rPr>
+        <w:t>Mapa de Lisboa filtrado por Ginasios (69 instalacoes visiveis na cidade)</w:t>
+      </w:r>
+    </w:p>
+    <w:p>
+      <w:pPr>
+        <w:tabs>
+          <w:tab w:val="right" w:leader="dot" w:pos="7938"/>
+        </w:tabs>
+        <w:spacing w:after="60"/>
+      </w:pPr>
+      <w:r>
+        <w:rPr>
+          <w:sz w:val="20"/>
+        </w:rPr>
+        <w:t xml:space="preserve">Figura 4  	</w:t>
+      </w:r>
+      <w:r>
+        <w:rPr>
+          <w:sz w:val="20"/>
+          <w:color w:val="444444"/>
+        </w:rPr>
+        <w:t>Vista nacional: mais de 3000 instalacoes georreferenciadas em todo o territorio</w:t>
+      </w:r>
+    </w:p>
+    <w:p>
+      <w:pPr>
+        <w:tabs>
+          <w:tab w:val="right" w:leader="dot" w:pos="7938"/>
+        </w:tabs>
+        <w:spacing w:after="60"/>
+      </w:pPr>
+      <w:r>
+        <w:rPr>
+          <w:sz w:val="20"/>
+        </w:rPr>
+        <w:t xml:space="preserve">Figura 5  	</w:t>
+      </w:r>
+      <w:r>
+        <w:rPr>
+          <w:sz w:val="20"/>
+          <w:color w:val="444444"/>
+        </w:rPr>
+        <w:t>Painel de detalhe: modalidades, acessibilidade e eventos proximos</w:t>
+      </w:r>
+    </w:p>
+    <w:p>
+      <w:pPr>
+        <w:tabs>
+          <w:tab w:val="right" w:leader="dot" w:pos="7938"/>
+        </w:tabs>
+        <w:spacing w:after="60"/>
+      </w:pPr>
+      <w:r>
+        <w:rPr>
+          <w:sz w:val="20"/>
+        </w:rPr>
+        <w:t xml:space="preserve">Figura 6  	</w:t>
+      </w:r>
+      <w:r>
+        <w:rPr>
+          <w:sz w:val="20"/>
+          <w:color w:val="444444"/>
+        </w:rPr>
+        <w:t>Rota calculada via OSRM e painel de eventos desportivos proximos</w:t>
+      </w:r>
+    </w:p>
+    <w:p>
+      <w:pPr>
+        <w:jc w:val="both"/>
         <w:rPr>
           <w:rFonts w:cs="Arial"/>
           <w:sz w:val="20"/>
           <w:szCs w:val="20"/>
-          <w:highlight w:val="yellow"/>
-        </w:rPr>
-        <w:t>Sugere-se que os agradecimentos não tenham mais de uma página. Devem ser objetivos, mencionando diretamente todos os indivíduos ou entidades que contribuíram de alguma forma para o bom êxito do trabalho. Podem incluir-se expressões de gratidão para com os orientadores ou outros indivíduos que tenham auxiliado na produção do trabalho.</w:t>
-      </w:r>
+        </w:rPr>
+      </w:pPr>
     </w:p>
     <w:p>
       <w:pPr>
         <w:spacing w:after="0" w:line="240" w:lineRule="auto"/>
         <w:rPr>
           <w:rFonts w:cs="Arial"/>
-          <w:sz w:val="36"/>
-          <w:szCs w:val="36"/>
         </w:rPr>
       </w:pPr>
       <w:r>
         <w:rPr>
           <w:rFonts w:cs="Arial"/>
-          <w:sz w:val="36"/>
-          <w:szCs w:val="36"/>
         </w:rPr>
         <w:br w:type="page"/>
-      </w:r>
-    </w:p>
-    <w:p>
-      <w:pPr>
-        <w:spacing w:after="240"/>
-        <w:jc w:val="both"/>
-        <w:rPr>
-          <w:rFonts w:cs="Arial"/>
-          <w:sz w:val="36"/>
-          <w:szCs w:val="36"/>
-        </w:rPr>
-      </w:pPr>
-      <w:r>
-        <w:rPr>
-          <w:rFonts w:cs="Arial"/>
-          <w:sz w:val="36"/>
-          <w:szCs w:val="36"/>
-        </w:rPr>
-        <w:lastRenderedPageBreak/>
-        <w:t>Resumo</w:t>
-      </w:r>
-    </w:p>
-    <w:p>
-      <w:pPr>
-        <w:spacing w:after="240"/>
-        <w:jc w:val="both"/>
-        <w:rPr>
-          <w:rFonts w:cs="Arial"/>
-          <w:sz w:val="20"/>
-          <w:szCs w:val="20"/>
-          <w:highlight w:val="yellow"/>
-        </w:rPr>
-      </w:pPr>
-      <w:r>
-        <w:rPr>
-          <w:rFonts w:cs="Arial"/>
-          <w:sz w:val="20"/>
-          <w:szCs w:val="20"/>
-          <w:highlight w:val="yellow"/>
-        </w:rPr>
-        <w:t>Deve apresentar-se uma síntese do trabalho elaborado, destacando os objetivos, os aspetos de maior relevância e as principais conclusões, de uma forma concisa, direta e precisa, permitindo que qualquer leitor conheça o essencial do conteúdo do trabalho, sem necessitar de consultar o restante texto.</w:t>
-      </w:r>
-    </w:p>
-    <w:p>
-      <w:pPr>
-        <w:jc w:val="both"/>
-        <w:rPr>
-          <w:rFonts w:ascii="Calibri" w:eastAsia="Calibri" w:hAnsi="Calibri" w:cs="Calibri"/>
-          <w:i/>
-          <w:iCs/>
-          <w:highlight w:val="cyan"/>
-        </w:rPr>
-      </w:pPr>
-      <w:r>
-        <w:rPr>
-          <w:rFonts w:ascii="Calibri" w:eastAsia="Calibri" w:hAnsi="Calibri" w:cs="Calibri"/>
-          <w:i/>
-          <w:iCs/>
-          <w:highlight w:val="cyan"/>
-        </w:rPr>
-        <w:t>O presente relatório documenta o desenvolvimento do FitMap, uma plataforma WebSIG concebida para a descoberta interativa de instalações desportivas em Portugal. O sistema integra dados abertos do projeto OpenStreetMap, agregando mais de três mil instalações reais — ginásios, piscinas, centros desportivos, estúdios de dança, dojos de artes marciais e infraestruturas de escalada — todas georreferenciadas e pesquisáveis através de critérios espaciais e tipológicos.</w:t>
-        <w:br/>
-        <w:br/>
-        <w:t>A solução foi construída sobre um stack open-source que conjuga três pilares tecnológicos centrais do programa curricular: bases de dados espaciais (índices 2dsphere do MongoDB com operadores $geoNear e $geoWithin), bases de dados NoSQL (modelo documental e Aggregation Framework com $facet, $unwind, $group) e tecnologias Web (FastAPI no backend e Leaflet no frontend). A interatividade espacial inclui pesquisa por proximidade com auto-expansão de raio, seleção de áreas por polígono desenhado pelo utilizador e cálculo de rotas multi-modal (carro, pé e bicicleta) integrado via Open Source Routing Machine.</w:t>
-        <w:br/>
-        <w:br/>
-        <w:t>Os resultados demonstram a viabilidade de construir aplicações WebSIG funcionais sobre dados abertos, com tempos de resposta inferiores a 100 ms em queries geoespaciais sobre milhares de pontos, e ilustram o potencial do MongoDB como base de dados única para combinar persistência documental e operações geoespaciais avançadas, sem recurso a SGBD relacional com extensão espacial.</w:t>
-        <w:br/>
-        <w:br/>
-        <w:t>Palavras-chave: WebSIG, MongoDB, índice 2dsphere, $geoNear, OpenStreetMap, FastAPI, Leaflet, OSRM, instalações desportivas.</w:t>
-      </w:r>
-      <w:proofErr w:type="spellStart"/>
-      <w:r>
-        <w:rPr>
-          <w:rFonts w:ascii="Calibri" w:eastAsia="Calibri" w:hAnsi="Calibri" w:cs="Calibri"/>
-          <w:i/>
-          <w:iCs/>
-          <w:highlight w:val="cyan"/>
-        </w:rPr>
-      </w:r>
-      <w:proofErr w:type="spellEnd"/>
-      <w:r>
-        <w:rPr>
-          <w:rFonts w:ascii="Calibri" w:eastAsia="Calibri" w:hAnsi="Calibri" w:cs="Calibri"/>
-          <w:i/>
-          <w:iCs/>
-          <w:highlight w:val="cyan"/>
-        </w:rPr>
-      </w:r>
-      <w:r>
-        <w:rPr>
-          <w:rFonts w:ascii="Calibri" w:eastAsia="Calibri" w:hAnsi="Calibri" w:cs="Calibri"/>
-          <w:i/>
-          <w:iCs/>
-        </w:rPr>
-      </w:r>
-    </w:p>
-    <w:p>
-      <w:pPr>
-        <w:spacing w:after="240"/>
-        <w:jc w:val="both"/>
-        <w:rPr>
-          <w:rFonts w:cs="Arial"/>
-          <w:sz w:val="20"/>
-          <w:szCs w:val="20"/>
-        </w:rPr>
-      </w:pPr>
-    </w:p>
-    <w:p>
-      <w:pPr>
-        <w:spacing w:after="240"/>
-        <w:jc w:val="both"/>
-        <w:rPr>
-          <w:rFonts w:cs="Arial"/>
-          <w:sz w:val="20"/>
-          <w:szCs w:val="20"/>
-        </w:rPr>
-      </w:pPr>
-      <w:r>
-        <w:rPr>
-          <w:rFonts w:cs="Arial"/>
-          <w:sz w:val="20"/>
-          <w:szCs w:val="20"/>
-        </w:rPr>
-        <w:br w:type="page"/>
-      </w:r>
-    </w:p>
-    <w:p>
-      <w:pPr>
-        <w:spacing w:after="240"/>
-        <w:jc w:val="both"/>
-        <w:rPr>
-          <w:rFonts w:cs="Arial"/>
-          <w:sz w:val="36"/>
-          <w:szCs w:val="36"/>
-        </w:rPr>
-      </w:pPr>
-      <w:proofErr w:type="spellStart"/>
-      <w:r>
-        <w:rPr>
-          <w:rFonts w:cs="Arial"/>
-          <w:sz w:val="36"/>
-          <w:szCs w:val="36"/>
-          <w:highlight w:val="cyan"/>
-        </w:rPr>
-        <w:lastRenderedPageBreak/>
-        <w:t>Abstract</w:t>
-      </w:r>
-      <w:proofErr w:type="spellEnd"/>
-      <w:r>
-        <w:rPr>
-          <w:rFonts w:cs="Arial"/>
-          <w:sz w:val="36"/>
-          <w:szCs w:val="36"/>
-        </w:rPr>
-        <w:t xml:space="preserve"> (opcional)</w:t>
-      </w:r>
-    </w:p>
-    <w:p>
-      <w:pPr>
-        <w:spacing w:after="240"/>
-        <w:jc w:val="both"/>
-        <w:rPr>
-          <w:rFonts w:cs="Arial"/>
-          <w:sz w:val="36"/>
-          <w:szCs w:val="36"/>
-        </w:rPr>
-      </w:pPr>
-    </w:p>
-    <w:p>
-      <w:pPr>
-        <w:spacing w:after="0" w:line="240" w:lineRule="auto"/>
-        <w:rPr>
-          <w:rFonts w:cs="Arial"/>
-          <w:sz w:val="36"/>
-          <w:szCs w:val="36"/>
-        </w:rPr>
-      </w:pPr>
-      <w:r>
-        <w:rPr>
-          <w:rFonts w:cs="Arial"/>
-          <w:sz w:val="36"/>
-          <w:szCs w:val="36"/>
-        </w:rPr>
-        <w:br w:type="page"/>
-      </w:r>
-    </w:p>
-    <w:p>
-      <w:pPr>
-        <w:spacing w:after="240"/>
-        <w:jc w:val="both"/>
-        <w:rPr>
-          <w:rFonts w:cs="Arial"/>
-          <w:sz w:val="36"/>
-          <w:szCs w:val="36"/>
-        </w:rPr>
-      </w:pPr>
-      <w:r>
-        <w:rPr>
-          <w:rFonts w:cs="Arial"/>
-          <w:sz w:val="36"/>
-          <w:szCs w:val="36"/>
-        </w:rPr>
-        <w:lastRenderedPageBreak/>
-        <w:t>Lista de siglas e abreviaturas</w:t>
-      </w:r>
-    </w:p>
-    <w:p/>
-    <w:p/>
-    <w:p/>
-    <w:p/>
-    <w:p/>
-    <w:p/>
-    <w:p/>
-    <w:p/>
-    <w:p/>
-    <w:p/>
-    <w:p/>
-    <w:p/>
-    <w:p/>
-    <w:p/>
-    <w:p/>
-    <w:p/>
-    <w:p/>
-    <w:p/>
-    <w:p/>
-    <w:p/>
-    <w:p/>
-    <w:p/>
-    <w:p/>
-    <w:p/>
-    <w:p/>
-    <w:p/>
-    <w:p/>
-    <w:p>
-      <w:pPr>
-        <w:spacing w:after="240"/>
-        <w:jc w:val="both"/>
-        <w:rPr>
-          <w:rFonts w:cs="Arial"/>
-          <w:sz w:val="36"/>
-          <w:szCs w:val="36"/>
-        </w:rPr>
-      </w:pPr>
-    </w:p>
-    <w:p>
-      <w:pPr>
-        <w:spacing w:after="240"/>
-        <w:jc w:val="both"/>
-        <w:rPr>
-          <w:rFonts w:cs="Arial"/>
-          <w:sz w:val="36"/>
-          <w:szCs w:val="36"/>
-        </w:rPr>
-      </w:pPr>
-    </w:p>
-    <w:p>
-      <w:pPr>
-        <w:spacing w:after="0" w:line="240" w:lineRule="auto"/>
-        <w:rPr>
-          <w:rFonts w:cs="Arial"/>
-          <w:sz w:val="36"/>
-          <w:szCs w:val="36"/>
-        </w:rPr>
-      </w:pPr>
-    </w:p>
-    <w:p>
-      <w:pPr>
-        <w:spacing w:after="0" w:line="240" w:lineRule="auto"/>
-        <w:rPr>
-          <w:rFonts w:cs="Arial"/>
-          <w:sz w:val="36"/>
-          <w:szCs w:val="36"/>
-        </w:rPr>
-      </w:pPr>
-      <w:r>
-        <w:rPr>
-          <w:rFonts w:cs="Arial"/>
-          <w:sz w:val="36"/>
-          <w:szCs w:val="36"/>
-        </w:rPr>
-        <w:br w:type="page"/>
-      </w:r>
-    </w:p>
-    <w:p>
-      <w:pPr>
-        <w:spacing w:after="0"/>
-        <w:jc w:val="both"/>
-        <w:rPr>
-          <w:rFonts w:cs="Arial"/>
-          <w:sz w:val="36"/>
-          <w:szCs w:val="36"/>
-        </w:rPr>
-      </w:pPr>
-      <w:r>
-        <w:rPr>
-          <w:rFonts w:cs="Arial"/>
-          <w:sz w:val="36"/>
-          <w:szCs w:val="36"/>
-        </w:rPr>
-        <w:lastRenderedPageBreak/>
-        <w:t>Índice</w:t>
-      </w:r>
-      <w:r>
-        <w:rPr>
-          <w:rFonts w:cs="Arial"/>
-          <w:sz w:val="36"/>
-          <w:szCs w:val="36"/>
-        </w:rPr>
-        <w:t xml:space="preserve"> Geral</w:t>
-      </w:r>
-    </w:p>
-    <w:p>
-      <w:pPr>
-        <w:rPr>
-          <w:rFonts w:cs="Arial"/>
-          <w:sz w:val="20"/>
-          <w:szCs w:val="20"/>
-        </w:rPr>
-      </w:pPr>
-    </w:p>
-    <w:p>
-      <w:pPr>
-        <w:pStyle w:val="TOC1"/>
-        <w:rPr>
-          <w:rFonts w:asciiTheme="minorHAnsi" w:eastAsiaTheme="minorEastAsia" w:hAnsiTheme="minorHAnsi" w:cstheme="minorBidi"/>
-          <w:noProof/>
-          <w:lang w:val="en-US" w:eastAsia="en-US"/>
-        </w:rPr>
-      </w:pPr>
-      <w:r>
-        <w:rPr>
-          <w:rFonts w:cs="Arial"/>
-        </w:rPr>
-        <w:fldChar w:fldCharType="begin"/>
-      </w:r>
-      <w:r>
-        <w:rPr>
-          <w:rFonts w:cs="Arial"/>
-        </w:rPr>
-        <w:instrText xml:space="preserve"> TOC \o "1-3" \h \z \t "Estilo1,1" </w:instrText>
-      </w:r>
-      <w:r>
-        <w:rPr>
-          <w:rFonts w:cs="Arial"/>
-        </w:rPr>
-        <w:fldChar w:fldCharType="separate"/>
-      </w:r>
-      <w:hyperlink w:anchor="_Toc86923659" w:history="1">
-        <w:r>
-          <w:rPr>
-            <w:rStyle w:val="Hyperlink"/>
-            <w:rFonts w:cs="Arial"/>
-            <w:noProof/>
-          </w:rPr>
-          <w:t>1.</w:t>
-        </w:r>
-        <w:r>
-          <w:rPr>
-            <w:rFonts w:asciiTheme="minorHAnsi" w:eastAsiaTheme="minorEastAsia" w:hAnsiTheme="minorHAnsi" w:cstheme="minorBidi"/>
-            <w:noProof/>
-            <w:lang w:val="en-US" w:eastAsia="en-US"/>
-          </w:rPr>
-          <w:tab/>
-        </w:r>
-        <w:r>
-          <w:rPr>
-            <w:rStyle w:val="Hyperlink"/>
-            <w:rFonts w:cs="Arial"/>
-            <w:noProof/>
-          </w:rPr>
-          <w:t>Introdução</w:t>
-        </w:r>
-        <w:r>
-          <w:rPr>
-            <w:noProof/>
-            <w:webHidden/>
-          </w:rPr>
-          <w:tab/>
-        </w:r>
-        <w:r>
-          <w:rPr>
-            <w:noProof/>
-            <w:webHidden/>
-          </w:rPr>
-          <w:fldChar w:fldCharType="begin"/>
-        </w:r>
-        <w:r>
-          <w:rPr>
-            <w:noProof/>
-            <w:webHidden/>
-          </w:rPr>
-          <w:instrText xml:space="preserve"> PAGEREF _Toc86923659 \h </w:instrText>
-        </w:r>
-        <w:r>
-          <w:rPr>
-            <w:noProof/>
-            <w:webHidden/>
-          </w:rPr>
-        </w:r>
-        <w:r>
-          <w:rPr>
-            <w:noProof/>
-            <w:webHidden/>
-          </w:rPr>
-          <w:fldChar w:fldCharType="separate"/>
-        </w:r>
-        <w:r>
-          <w:rPr>
-            <w:noProof/>
-            <w:webHidden/>
-          </w:rPr>
-          <w:t>1</w:t>
-        </w:r>
-        <w:r>
-          <w:rPr>
-            <w:noProof/>
-            <w:webHidden/>
-          </w:rPr>
-          <w:fldChar w:fldCharType="end"/>
-        </w:r>
-      </w:hyperlink>
-    </w:p>
-    <w:p>
-      <w:pPr>
-        <w:pStyle w:val="TOC1"/>
-        <w:rPr>
-          <w:rFonts w:asciiTheme="minorHAnsi" w:eastAsiaTheme="minorEastAsia" w:hAnsiTheme="minorHAnsi" w:cstheme="minorBidi"/>
-          <w:noProof/>
-          <w:lang w:val="en-US" w:eastAsia="en-US"/>
-        </w:rPr>
-      </w:pPr>
-      <w:hyperlink w:anchor="_Toc86923660" w:history="1">
-        <w:r>
-          <w:rPr>
-            <w:rStyle w:val="Hyperlink"/>
-            <w:rFonts w:cs="Arial"/>
-            <w:noProof/>
-          </w:rPr>
-          <w:t>2.</w:t>
-        </w:r>
-        <w:r>
-          <w:rPr>
-            <w:rFonts w:asciiTheme="minorHAnsi" w:eastAsiaTheme="minorEastAsia" w:hAnsiTheme="minorHAnsi" w:cstheme="minorBidi"/>
-            <w:noProof/>
-            <w:lang w:val="en-US" w:eastAsia="en-US"/>
-          </w:rPr>
-          <w:tab/>
-        </w:r>
-        <w:r>
-          <w:rPr>
-            <w:rStyle w:val="Hyperlink"/>
-            <w:rFonts w:cs="Arial"/>
-            <w:noProof/>
-          </w:rPr>
-          <w:t>A ESTRUTURAR DE ACORDO COM AS ATIVIDADES DESENVOLVIDAS</w:t>
-        </w:r>
-        <w:r>
-          <w:rPr>
-            <w:noProof/>
-            <w:webHidden/>
-          </w:rPr>
-          <w:tab/>
-        </w:r>
-        <w:r>
-          <w:rPr>
-            <w:noProof/>
-            <w:webHidden/>
-          </w:rPr>
-          <w:fldChar w:fldCharType="begin"/>
-        </w:r>
-        <w:r>
-          <w:rPr>
-            <w:noProof/>
-            <w:webHidden/>
-          </w:rPr>
-          <w:instrText xml:space="preserve"> PAGEREF _Toc86923660 \h </w:instrText>
-        </w:r>
-        <w:r>
-          <w:rPr>
-            <w:noProof/>
-            <w:webHidden/>
-          </w:rPr>
-        </w:r>
-        <w:r>
-          <w:rPr>
-            <w:noProof/>
-            <w:webHidden/>
-          </w:rPr>
-          <w:fldChar w:fldCharType="separate"/>
-        </w:r>
-        <w:r>
-          <w:rPr>
-            <w:noProof/>
-            <w:webHidden/>
-          </w:rPr>
-          <w:t>2</w:t>
-        </w:r>
-        <w:r>
-          <w:rPr>
-            <w:noProof/>
-            <w:webHidden/>
-          </w:rPr>
-          <w:fldChar w:fldCharType="end"/>
-        </w:r>
-      </w:hyperlink>
-    </w:p>
-    <w:p>
-      <w:pPr>
-        <w:pStyle w:val="TOC1"/>
-        <w:rPr>
-          <w:rFonts w:asciiTheme="minorHAnsi" w:eastAsiaTheme="minorEastAsia" w:hAnsiTheme="minorHAnsi" w:cstheme="minorBidi"/>
-          <w:noProof/>
-          <w:lang w:val="en-US" w:eastAsia="en-US"/>
-        </w:rPr>
-      </w:pPr>
-      <w:hyperlink w:anchor="_Toc86923661" w:history="1">
-        <w:r>
-          <w:rPr>
-            <w:rStyle w:val="Hyperlink"/>
-            <w:rFonts w:cs="Arial"/>
-            <w:noProof/>
-          </w:rPr>
-          <w:t>3.</w:t>
-        </w:r>
-        <w:r>
-          <w:rPr>
-            <w:rFonts w:asciiTheme="minorHAnsi" w:eastAsiaTheme="minorEastAsia" w:hAnsiTheme="minorHAnsi" w:cstheme="minorBidi"/>
-            <w:noProof/>
-            <w:lang w:val="en-US" w:eastAsia="en-US"/>
-          </w:rPr>
-          <w:tab/>
-        </w:r>
-        <w:r>
-          <w:rPr>
-            <w:rStyle w:val="Hyperlink"/>
-            <w:rFonts w:cs="Arial"/>
-            <w:noProof/>
-          </w:rPr>
-          <w:t>Apresentação e análise dos resultados</w:t>
-        </w:r>
-        <w:r>
-          <w:rPr>
-            <w:noProof/>
-            <w:webHidden/>
-          </w:rPr>
-          <w:tab/>
-        </w:r>
-        <w:r>
-          <w:rPr>
-            <w:noProof/>
-            <w:webHidden/>
-          </w:rPr>
-          <w:fldChar w:fldCharType="begin"/>
-        </w:r>
-        <w:r>
-          <w:rPr>
-            <w:noProof/>
-            <w:webHidden/>
-          </w:rPr>
-          <w:instrText xml:space="preserve"> PAGEREF _Toc86923661 \h </w:instrText>
-        </w:r>
-        <w:r>
-          <w:rPr>
-            <w:noProof/>
-            <w:webHidden/>
-          </w:rPr>
-        </w:r>
-        <w:r>
-          <w:rPr>
-            <w:noProof/>
-            <w:webHidden/>
-          </w:rPr>
-          <w:fldChar w:fldCharType="separate"/>
-        </w:r>
-        <w:r>
-          <w:rPr>
-            <w:noProof/>
-            <w:webHidden/>
-          </w:rPr>
-          <w:t>3</w:t>
-        </w:r>
-        <w:r>
-          <w:rPr>
-            <w:noProof/>
-            <w:webHidden/>
-          </w:rPr>
-          <w:fldChar w:fldCharType="end"/>
-        </w:r>
-      </w:hyperlink>
-    </w:p>
-    <w:p>
-      <w:pPr>
-        <w:pStyle w:val="TOC1"/>
-        <w:rPr>
-          <w:rFonts w:asciiTheme="minorHAnsi" w:eastAsiaTheme="minorEastAsia" w:hAnsiTheme="minorHAnsi" w:cstheme="minorBidi"/>
-          <w:noProof/>
-          <w:lang w:val="en-US" w:eastAsia="en-US"/>
-        </w:rPr>
-      </w:pPr>
-      <w:hyperlink w:anchor="_Toc86923662" w:history="1">
-        <w:r>
-          <w:rPr>
-            <w:rStyle w:val="Hyperlink"/>
-            <w:rFonts w:cs="Arial"/>
-            <w:noProof/>
-          </w:rPr>
-          <w:t>4.</w:t>
-        </w:r>
-        <w:r>
-          <w:rPr>
-            <w:rFonts w:asciiTheme="minorHAnsi" w:eastAsiaTheme="minorEastAsia" w:hAnsiTheme="minorHAnsi" w:cstheme="minorBidi"/>
-            <w:noProof/>
-            <w:lang w:val="en-US" w:eastAsia="en-US"/>
-          </w:rPr>
-          <w:tab/>
-        </w:r>
-        <w:r>
-          <w:rPr>
-            <w:rStyle w:val="Hyperlink"/>
-            <w:rFonts w:cs="Arial"/>
-            <w:noProof/>
-          </w:rPr>
-          <w:t>Conclusões</w:t>
-        </w:r>
-        <w:r>
-          <w:rPr>
-            <w:noProof/>
-            <w:webHidden/>
-          </w:rPr>
-          <w:tab/>
-        </w:r>
-        <w:r>
-          <w:rPr>
-            <w:noProof/>
-            <w:webHidden/>
-          </w:rPr>
-          <w:fldChar w:fldCharType="begin"/>
-        </w:r>
-        <w:r>
-          <w:rPr>
-            <w:noProof/>
-            <w:webHidden/>
-          </w:rPr>
-          <w:instrText xml:space="preserve"> PAGEREF _Toc86923662 \h </w:instrText>
-        </w:r>
-        <w:r>
-          <w:rPr>
-            <w:noProof/>
-            <w:webHidden/>
-          </w:rPr>
-        </w:r>
-        <w:r>
-          <w:rPr>
-            <w:noProof/>
-            <w:webHidden/>
-          </w:rPr>
-          <w:fldChar w:fldCharType="separate"/>
-        </w:r>
-        <w:r>
-          <w:rPr>
-            <w:noProof/>
-            <w:webHidden/>
-          </w:rPr>
-          <w:t>4</w:t>
-        </w:r>
-        <w:r>
-          <w:rPr>
-            <w:noProof/>
-            <w:webHidden/>
-          </w:rPr>
-          <w:fldChar w:fldCharType="end"/>
-        </w:r>
-      </w:hyperlink>
-    </w:p>
-    <w:p>
-      <w:pPr>
-        <w:pStyle w:val="TOC1"/>
-        <w:rPr>
-          <w:rFonts w:asciiTheme="minorHAnsi" w:eastAsiaTheme="minorEastAsia" w:hAnsiTheme="minorHAnsi" w:cstheme="minorBidi"/>
-          <w:noProof/>
-          <w:lang w:val="en-US" w:eastAsia="en-US"/>
-        </w:rPr>
-      </w:pPr>
-      <w:hyperlink w:anchor="_Toc86923663" w:history="1">
-        <w:r>
-          <w:rPr>
-            <w:rStyle w:val="Hyperlink"/>
-            <w:rFonts w:cs="Arial"/>
-            <w:noProof/>
-          </w:rPr>
-          <w:t>Referências Bibliográficas</w:t>
-        </w:r>
-        <w:r>
-          <w:rPr>
-            <w:noProof/>
-            <w:webHidden/>
-          </w:rPr>
-          <w:tab/>
-        </w:r>
-        <w:r>
-          <w:rPr>
-            <w:noProof/>
-            <w:webHidden/>
-          </w:rPr>
-          <w:fldChar w:fldCharType="begin"/>
-        </w:r>
-        <w:r>
-          <w:rPr>
-            <w:noProof/>
-            <w:webHidden/>
-          </w:rPr>
-          <w:instrText xml:space="preserve"> PAGEREF _Toc86923663 \h </w:instrText>
-        </w:r>
-        <w:r>
-          <w:rPr>
-            <w:noProof/>
-            <w:webHidden/>
-          </w:rPr>
-        </w:r>
-        <w:r>
-          <w:rPr>
-            <w:noProof/>
-            <w:webHidden/>
-          </w:rPr>
-          <w:fldChar w:fldCharType="separate"/>
-        </w:r>
-        <w:r>
-          <w:rPr>
-            <w:noProof/>
-            <w:webHidden/>
-          </w:rPr>
-          <w:t>5</w:t>
-        </w:r>
-        <w:r>
-          <w:rPr>
-            <w:noProof/>
-            <w:webHidden/>
-          </w:rPr>
-          <w:fldChar w:fldCharType="end"/>
-        </w:r>
-      </w:hyperlink>
-    </w:p>
-    <w:p>
-      <w:pPr>
-        <w:pStyle w:val="TOC1"/>
-        <w:rPr>
-          <w:rFonts w:asciiTheme="minorHAnsi" w:eastAsiaTheme="minorEastAsia" w:hAnsiTheme="minorHAnsi" w:cstheme="minorBidi"/>
-          <w:noProof/>
-          <w:lang w:val="en-US" w:eastAsia="en-US"/>
-        </w:rPr>
-      </w:pPr>
-      <w:hyperlink w:anchor="_Toc86923664" w:history="1">
-        <w:r>
-          <w:rPr>
-            <w:rStyle w:val="Hyperlink"/>
-            <w:rFonts w:cs="Arial"/>
-            <w:noProof/>
-          </w:rPr>
-          <w:t>Apêndice 1. (designação do apêndice 1)</w:t>
-        </w:r>
-        <w:r>
-          <w:rPr>
-            <w:noProof/>
-            <w:webHidden/>
-          </w:rPr>
-          <w:tab/>
-        </w:r>
-        <w:r>
-          <w:rPr>
-            <w:noProof/>
-            <w:webHidden/>
-          </w:rPr>
-          <w:fldChar w:fldCharType="begin"/>
-        </w:r>
-        <w:r>
-          <w:rPr>
-            <w:noProof/>
-            <w:webHidden/>
-          </w:rPr>
-          <w:instrText xml:space="preserve"> PAGEREF _Toc86923664 \h </w:instrText>
-        </w:r>
-        <w:r>
-          <w:rPr>
-            <w:noProof/>
-            <w:webHidden/>
-          </w:rPr>
-        </w:r>
-        <w:r>
-          <w:rPr>
-            <w:noProof/>
-            <w:webHidden/>
-          </w:rPr>
-          <w:fldChar w:fldCharType="separate"/>
-        </w:r>
-        <w:r>
-          <w:rPr>
-            <w:noProof/>
-            <w:webHidden/>
-          </w:rPr>
-          <w:t>7</w:t>
-        </w:r>
-        <w:r>
-          <w:rPr>
-            <w:noProof/>
-            <w:webHidden/>
-          </w:rPr>
-          <w:fldChar w:fldCharType="end"/>
-        </w:r>
-      </w:hyperlink>
-    </w:p>
-    <w:p>
-      <w:pPr>
-        <w:spacing w:after="0" w:line="240" w:lineRule="auto"/>
-        <w:rPr>
-          <w:rFonts w:cs="Arial"/>
-        </w:rPr>
-      </w:pPr>
-      <w:r>
-        <w:rPr>
-          <w:rFonts w:cs="Arial"/>
-        </w:rPr>
-        <w:fldChar w:fldCharType="end"/>
-      </w:r>
-      <w:r>
-        <w:rPr>
-          <w:rFonts w:cs="Arial"/>
-        </w:rPr>
-        <w:br w:type="page"/>
-      </w:r>
-    </w:p>
-    <w:p>
-      <w:pPr>
-        <w:spacing w:after="0"/>
-        <w:jc w:val="both"/>
-        <w:rPr>
-          <w:rFonts w:cs="Arial"/>
-          <w:sz w:val="36"/>
-          <w:szCs w:val="36"/>
-        </w:rPr>
-      </w:pPr>
-      <w:r>
-        <w:rPr>
-          <w:rFonts w:cs="Arial"/>
-          <w:sz w:val="36"/>
-          <w:szCs w:val="36"/>
-        </w:rPr>
-        <w:lastRenderedPageBreak/>
-        <w:t>Índice de Figuras</w:t>
-      </w:r>
-    </w:p>
-    <w:p>
-      <w:pPr>
-        <w:jc w:val="both"/>
-        <w:rPr>
-          <w:rFonts w:cs="Arial"/>
-          <w:sz w:val="20"/>
-          <w:szCs w:val="20"/>
-        </w:rPr>
-      </w:pPr>
-      <w:r>
-        <w:rPr>
-          <w:rFonts w:cs="Arial"/>
-          <w:sz w:val="20"/>
-          <w:szCs w:val="20"/>
-          <w:highlight w:val="yellow"/>
-        </w:rPr>
-        <w:t>Criar índice</w:t>
-      </w:r>
-    </w:p>
-    <w:p>
-      <w:pPr>
-        <w:jc w:val="both"/>
-        <w:rPr>
-          <w:rFonts w:cs="Arial"/>
-          <w:sz w:val="20"/>
-          <w:szCs w:val="20"/>
-        </w:rPr>
-      </w:pPr>
-    </w:p>
-    <w:p>
-      <w:pPr>
-        <w:spacing w:after="0" w:line="240" w:lineRule="auto"/>
-        <w:rPr>
-          <w:rFonts w:cs="Arial"/>
-        </w:rPr>
-      </w:pPr>
-      <w:r>
-        <w:rPr>
-          <w:rFonts w:cs="Arial"/>
-        </w:rPr>
-        <w:br w:type="page"/>
-      </w:r>
-    </w:p>
-    <w:p>
-      <w:pPr>
-        <w:spacing w:after="0"/>
-        <w:jc w:val="both"/>
-        <w:rPr>
-          <w:rFonts w:cs="Arial"/>
-          <w:sz w:val="36"/>
-          <w:szCs w:val="36"/>
-        </w:rPr>
-      </w:pPr>
-      <w:r>
-        <w:rPr>
-          <w:rFonts w:cs="Arial"/>
-          <w:sz w:val="36"/>
-          <w:szCs w:val="36"/>
-        </w:rPr>
-        <w:lastRenderedPageBreak/>
-        <w:t>Índice de Tabelas</w:t>
-      </w:r>
-    </w:p>
-    <w:p>
-      <w:pPr>
-        <w:jc w:val="both"/>
-        <w:rPr>
-          <w:rFonts w:cs="Arial"/>
-          <w:sz w:val="20"/>
-          <w:szCs w:val="20"/>
-        </w:rPr>
-      </w:pPr>
-      <w:r>
-        <w:rPr>
-          <w:rFonts w:cs="Arial"/>
-          <w:sz w:val="20"/>
-          <w:szCs w:val="20"/>
-          <w:highlight w:val="yellow"/>
-        </w:rPr>
-        <w:t>Criar índice</w:t>
-      </w:r>
-    </w:p>
-    <w:p>
-      <w:pPr>
-        <w:jc w:val="both"/>
-        <w:rPr>
-          <w:rFonts w:cs="Arial"/>
-          <w:sz w:val="20"/>
-          <w:szCs w:val="20"/>
-        </w:rPr>
-      </w:pPr>
-    </w:p>
-    <w:p>
-      <w:pPr>
-        <w:jc w:val="both"/>
-        <w:rPr>
-          <w:rFonts w:cs="Arial"/>
-          <w:sz w:val="20"/>
-          <w:szCs w:val="20"/>
-        </w:rPr>
-      </w:pPr>
-    </w:p>
-    <w:p>
-      <w:pPr>
-        <w:spacing w:after="0" w:line="240" w:lineRule="auto"/>
-        <w:rPr>
-          <w:rFonts w:cs="Arial"/>
-        </w:rPr>
-      </w:pPr>
-      <w:r>
-        <w:rPr>
-          <w:rFonts w:cs="Arial"/>
-        </w:rPr>
-        <w:br w:type="page"/>
-      </w:r>
-    </w:p>
-    <w:p>
-      <w:pPr>
-        <w:spacing w:after="0" w:line="240" w:lineRule="auto"/>
-        <w:rPr>
-          <w:rFonts w:cs="Arial"/>
-        </w:rPr>
-      </w:pPr>
-    </w:p>
-    <w:p>
-      <w:pPr>
-        <w:jc w:val="both"/>
-        <w:rPr>
-          <w:rFonts w:cs="Arial"/>
-          <w:sz w:val="20"/>
-          <w:szCs w:val="20"/>
-          <w:highlight w:val="yellow"/>
-        </w:rPr>
-      </w:pPr>
-      <w:r>
-        <w:rPr>
-          <w:rFonts w:cs="Arial"/>
-          <w:sz w:val="20"/>
-          <w:szCs w:val="20"/>
-          <w:highlight w:val="yellow"/>
-        </w:rPr>
-        <w:t>O corpo do trabalho é constituído por partes/ capítulos/ subcapítulos devidamente organizados e numerados.</w:t>
-      </w:r>
-    </w:p>
-    <w:p>
-      <w:pPr>
-        <w:jc w:val="both"/>
-        <w:rPr>
-          <w:rFonts w:cs="Arial"/>
-          <w:sz w:val="20"/>
-          <w:szCs w:val="20"/>
-          <w:highlight w:val="yellow"/>
-        </w:rPr>
-      </w:pPr>
-      <w:r>
-        <w:rPr>
-          <w:rFonts w:cs="Arial"/>
-          <w:sz w:val="20"/>
-          <w:szCs w:val="20"/>
-          <w:highlight w:val="yellow"/>
-        </w:rPr>
-        <w:t>A inclusão de partes é facultativa. No caso de existirem, cada parte deve ter início numa nova página e ser numerada com um algarismo romano, precedido da palavra “Parte” (=agrupamento de capítulos estreitamente relacionados entre si). Na linha imediata deve ser colocado o seu título.</w:t>
-      </w:r>
-    </w:p>
-    <w:p>
-      <w:pPr>
-        <w:jc w:val="both"/>
-        <w:rPr>
-          <w:rFonts w:cs="Arial"/>
-          <w:sz w:val="20"/>
-          <w:szCs w:val="20"/>
-        </w:rPr>
-      </w:pPr>
-      <w:r>
-        <w:rPr>
-          <w:rFonts w:cs="Arial"/>
-          <w:sz w:val="20"/>
-          <w:szCs w:val="20"/>
-          <w:highlight w:val="yellow"/>
-        </w:rPr>
-        <w:t xml:space="preserve">Os capítulos devem ser numerados com algarismos </w:t>
-      </w:r>
-      <w:r>
-        <w:rPr>
-          <w:rFonts w:cs="Arial"/>
-          <w:color w:val="FF0000"/>
-          <w:sz w:val="20"/>
-          <w:szCs w:val="20"/>
-          <w:highlight w:val="yellow"/>
-        </w:rPr>
-        <w:t xml:space="preserve">árabes </w:t>
-      </w:r>
-      <w:r>
-        <w:rPr>
-          <w:rFonts w:cs="Arial"/>
-          <w:sz w:val="20"/>
-          <w:szCs w:val="20"/>
-          <w:highlight w:val="yellow"/>
-        </w:rPr>
-        <w:t>seguidos do respetivo título e devem surgir numa nova página.</w:t>
-      </w:r>
-    </w:p>
-    <w:p>
-      <w:pPr>
-        <w:jc w:val="both"/>
-        <w:rPr>
-          <w:rFonts w:cs="Arial"/>
-          <w:sz w:val="20"/>
-          <w:szCs w:val="20"/>
-          <w:highlight w:val="yellow"/>
-        </w:rPr>
-      </w:pPr>
-      <w:r>
-        <w:rPr>
-          <w:rFonts w:cs="Arial"/>
-          <w:sz w:val="20"/>
-          <w:szCs w:val="20"/>
-          <w:highlight w:val="yellow"/>
-        </w:rPr>
-        <w:t>O número de capítulos a incluir no documento pode variar de trabalho para trabalho e deverá ser acordado com o docente responsável.</w:t>
-      </w:r>
-      <w:r>
-        <w:rPr>
-          <w:rFonts w:cs="Arial"/>
-          <w:sz w:val="20"/>
-          <w:szCs w:val="20"/>
-          <w:highlight w:val="yellow"/>
-        </w:rPr>
-        <w:t xml:space="preserve"> </w:t>
-      </w:r>
-    </w:p>
-    <w:p>
-      <w:pPr>
-        <w:jc w:val="both"/>
-        <w:rPr>
-          <w:rFonts w:cs="Arial"/>
-          <w:sz w:val="20"/>
-          <w:szCs w:val="20"/>
-          <w:highlight w:val="yellow"/>
-        </w:rPr>
-      </w:pPr>
-      <w:r>
-        <w:rPr>
-          <w:rFonts w:cs="Arial"/>
-          <w:sz w:val="20"/>
-          <w:szCs w:val="20"/>
-          <w:highlight w:val="yellow"/>
-        </w:rPr>
-        <w:t xml:space="preserve">As partes/capítulos podem-se subdividir, visando tornar o trabalho mais claro e estruturado e facilitar a leitura e compreensão do mesmo.  </w:t>
-      </w:r>
-    </w:p>
-    <w:p>
-      <w:pPr>
-        <w:jc w:val="both"/>
-        <w:rPr>
-          <w:rFonts w:cs="Arial"/>
-          <w:sz w:val="20"/>
-          <w:szCs w:val="20"/>
-          <w:highlight w:val="yellow"/>
-        </w:rPr>
-      </w:pPr>
-    </w:p>
-    <w:p>
-      <w:pPr>
-        <w:jc w:val="both"/>
-        <w:rPr>
-          <w:rFonts w:cs="Arial"/>
-          <w:sz w:val="20"/>
-          <w:szCs w:val="20"/>
-          <w:highlight w:val="yellow"/>
-        </w:rPr>
-      </w:pPr>
-      <w:r>
-        <w:rPr>
-          <w:rFonts w:cs="Arial"/>
-          <w:sz w:val="20"/>
-          <w:szCs w:val="20"/>
-          <w:highlight w:val="yellow"/>
-        </w:rPr>
-        <w:t xml:space="preserve">A descrição das atividades poderá ser ilustrada/exemplificada com fotografias, gráficos, tabelas, documentos produzidos no decurso das tarefas..., de forma a evidenciar bem o que foi feito, como foi feito, os conhecimentos adquiridos e/ou aplicados, as competências aprofundadas, as dificuldades sentidas, ... Não se esqueça de colocar uma legenda e de fazer referência, no corpo do texto, à figura que pretende apresentar, indicando sempre o seu número (Ex: </w:t>
-      </w:r>
-      <w:r>
-        <w:rPr>
-          <w:rFonts w:cs="Arial"/>
-          <w:i/>
-          <w:sz w:val="20"/>
-          <w:szCs w:val="20"/>
-          <w:highlight w:val="yellow"/>
-        </w:rPr>
-        <w:t>Na figura XX é possível verificar</w:t>
-      </w:r>
-      <w:r>
-        <w:rPr>
-          <w:rFonts w:cs="Arial"/>
-          <w:sz w:val="20"/>
-          <w:szCs w:val="20"/>
-          <w:highlight w:val="yellow"/>
-        </w:rPr>
-        <w:t xml:space="preserve">...). No caso de usar tabelas, figuras, gráficos que não são da sua autoria, não se esqueça também de identificar a fonte (Fonte: disponível em...) </w:t>
-      </w:r>
-    </w:p>
-    <w:p>
-      <w:pPr>
-        <w:jc w:val="both"/>
-        <w:rPr>
-          <w:rFonts w:cs="Arial"/>
-          <w:sz w:val="20"/>
-          <w:szCs w:val="20"/>
-          <w:highlight w:val="yellow"/>
-        </w:rPr>
-      </w:pPr>
-      <w:r>
-        <w:rPr>
-          <w:rFonts w:cs="Arial"/>
-          <w:sz w:val="20"/>
-          <w:szCs w:val="20"/>
-          <w:highlight w:val="yellow"/>
-        </w:rPr>
-        <w:t xml:space="preserve">Sempre que possível também poderá ser feita uma breve contextualização teórica sobre algum aspeto que se considere pertinente para realçar a importância da tarefa executada. </w:t>
-      </w:r>
-    </w:p>
-    <w:p>
-      <w:pPr>
-        <w:jc w:val="both"/>
-        <w:rPr>
-          <w:rFonts w:cs="Arial"/>
-          <w:sz w:val="20"/>
-          <w:szCs w:val="20"/>
-        </w:rPr>
-      </w:pPr>
-      <w:r>
-        <w:rPr>
-          <w:rFonts w:cs="Arial"/>
-          <w:sz w:val="20"/>
-          <w:szCs w:val="20"/>
-          <w:highlight w:val="yellow"/>
-        </w:rPr>
-        <w:t>NOTA: em impressões frente e verso, cada parte (se existirem) e cada capítulo devem começar numa página ímpar.</w:t>
       </w:r>
     </w:p>
     <w:p>
@@ -2043,29 +3040,43 @@
     </w:p>
     <w:p>
       <w:pPr>
-        <w:pStyle w:val="Estilo1"/>
-      </w:pPr>
-      <w:r>
+        <w:pStyle w:val="Ttulo1"/>
+        <w:jc w:val="left"/>
+      </w:pPr>
+      <w:bookmarkStart w:id="0" w:name="_Toc230299668"/>
+      <w:r>
+        <w:lastRenderedPageBreak/>
         <w:t>Introdução</w:t>
       </w:r>
+      <w:bookmarkEnd w:id="0"/>
     </w:p>
     <w:p>
       <w:pPr>
         <w:pStyle w:val="Estilo2"/>
       </w:pPr>
+      <w:bookmarkStart w:id="1" w:name="_Toc230299669"/>
       <w:r>
         <w:rPr>
           <w:b/>
         </w:rPr>
         <w:t>1.1. Contexto e motivação</w:t>
       </w:r>
-    </w:p>
-    <w:p>
-      <w:pPr>
-        <w:jc w:val="both"/>
-      </w:pPr>
-      <w:r>
-        <w:t>Os Sistemas de Informação Geográfica (SIG) consolidaram-se nas últimas duas décadas como uma das áreas mais transversais dos Sistemas de Informação, alimentando aplicações que vão da logística urbana ao turismo, passando pela saúde pública e pelo planeamento desportivo. A democratização das tecnologias Web, dos dispositivos com GPS integrado e das fontes de dados abertos — em particular o projeto OpenStreetMap — abriu espaço para a construção de aplicações WebSIG funcionais, sem o investimento outrora indissociável das soluções SIG comerciais.</w:t>
+      <w:bookmarkEnd w:id="1"/>
+    </w:p>
+    <w:p>
+      <w:pPr>
+        <w:jc w:val="both"/>
+      </w:pPr>
+      <w:r>
+        <w:t xml:space="preserve">Os Sistemas de Informação Geográfica (SIG) consolidaram-se nas últimas duas décadas como uma das áreas mais transversais dos Sistemas de Informação, </w:t>
+      </w:r>
+      <w:proofErr w:type="gramStart"/>
+      <w:r>
+        <w:t>alimentando aplicações</w:t>
+      </w:r>
+      <w:proofErr w:type="gramEnd"/>
+      <w:r>
+        <w:t xml:space="preserve"> que vão da logística urbana ao turismo, passando pela saúde pública e pelo planeamento desportivo. A democratização das tecnologias Web, dos dispositivos com GPS integrado e das fontes de dados abertos — em particular o projeto OpenStreetMap — abriu espaço para a construção de aplicações WebSIG funcionais, sem o investimento outrora indissociável das soluções SIG comerciais.</w:t>
       </w:r>
     </w:p>
     <w:p>
@@ -2088,12 +3099,14 @@
       <w:pPr>
         <w:pStyle w:val="Estilo2"/>
       </w:pPr>
+      <w:bookmarkStart w:id="2" w:name="_Toc230299670"/>
       <w:r>
         <w:rPr>
           <w:b/>
         </w:rPr>
         <w:t>1.2. Objetivos</w:t>
       </w:r>
+      <w:bookmarkEnd w:id="2"/>
     </w:p>
     <w:p>
       <w:pPr>
@@ -2162,12 +3175,14 @@
       <w:pPr>
         <w:pStyle w:val="Estilo2"/>
       </w:pPr>
+      <w:bookmarkStart w:id="3" w:name="_Toc230299671"/>
       <w:r>
         <w:rPr>
           <w:b/>
         </w:rPr>
         <w:t>1.3. Estrutura do documento</w:t>
       </w:r>
+      <w:bookmarkEnd w:id="3"/>
     </w:p>
     <w:p>
       <w:pPr>
@@ -2189,19 +3204,25 @@
       <w:pPr>
         <w:pStyle w:val="Estilo2"/>
       </w:pPr>
+      <w:bookmarkStart w:id="4" w:name="_Toc230299672"/>
       <w:r>
         <w:rPr>
           <w:b/>
         </w:rPr>
         <w:t>2.1. Sistemas de Informação Geográfica e WebSIG</w:t>
       </w:r>
-    </w:p>
-    <w:p>
-      <w:pPr>
-        <w:jc w:val="both"/>
-      </w:pPr>
-      <w:r>
-        <w:t>Um Sistema de Informação Geográfica é, no essencial, um sistema de informação cuja propriedade distintiva é a capacidade de capturar, armazenar, manipular, analisar e visualizar informação georreferenciada. Historicamente, os SIG eram instalações pesadas, monolíticas, instaladas em ambiente desktop (Esri ArcGIS, QGIS, MapInfo) e operadas por especialistas. Esta condição mudou radicalmente com a maturação das tecnologias Web a partir da segunda metade da década de 2000.</w:t>
+      <w:bookmarkEnd w:id="4"/>
+    </w:p>
+    <w:p>
+      <w:pPr>
+        <w:jc w:val="both"/>
+      </w:pPr>
+      <w:r>
+        <w:t xml:space="preserve">Um Sistema de Informação Geográfica é, no essencial, um sistema de informação cuja propriedade distintiva é a capacidade de capturar, armazenar, manipular, analisar e visualizar informação georreferenciada. Historicamente, os SIG eram instalações pesadas, monolíticas, instaladas em ambiente desktop (Esri ArcGIS, QGIS, MapInfo) e operadas por </w:t>
+      </w:r>
+      <w:r>
+        <w:lastRenderedPageBreak/>
+        <w:t>especialistas. Esta condição mudou radicalmente com a maturação das tecnologias Web a partir da segunda metade da década de 2000.</w:t>
       </w:r>
     </w:p>
     <w:p>
@@ -2224,12 +3245,14 @@
       <w:pPr>
         <w:pStyle w:val="Estilo2"/>
       </w:pPr>
+      <w:bookmarkStart w:id="5" w:name="_Toc230299673"/>
       <w:r>
         <w:rPr>
           <w:b/>
         </w:rPr>
         <w:t>2.2. Bases de dados espaciais: relacional versus NoSQL</w:t>
       </w:r>
+      <w:bookmarkEnd w:id="5"/>
     </w:p>
     <w:p>
       <w:pPr>
@@ -2266,7 +3289,11 @@
         <w:jc w:val="both"/>
       </w:pPr>
       <w:r>
-        <w:t>•  Heterogeneidade dos dados de origem. Quando os documentos têm campos opcionais frequentes e estrutura imbricada (como é o caso dos POIs do OSM, cada um com um conjunto distinto de tags), o modelo documental elimina o overhead de schema migrations.</w:t>
+        <w:t xml:space="preserve">•  Heterogeneidade dos dados de origem. Quando os documentos têm campos opcionais frequentes e estrutura imbricada (como é o caso dos POIs do OSM, cada </w:t>
+      </w:r>
+      <w:r>
+        <w:lastRenderedPageBreak/>
+        <w:t>um com um conjunto distinto de tags), o modelo documental elimina o overhead de schema migrations.</w:t>
       </w:r>
     </w:p>
     <w:p/>
@@ -2303,12 +3330,14 @@
       <w:pPr>
         <w:pStyle w:val="Estilo2"/>
       </w:pPr>
+      <w:bookmarkStart w:id="6" w:name="_Toc230299674"/>
       <w:r>
         <w:rPr>
           <w:b/>
         </w:rPr>
         <w:t>2.3. O índice 2dsphere e os operadores geoespaciais do MongoDB</w:t>
       </w:r>
+      <w:bookmarkEnd w:id="6"/>
     </w:p>
     <w:p>
       <w:pPr>
@@ -2348,7 +3377,15 @@
         <w:jc w:val="both"/>
       </w:pPr>
       <w:r>
-        <w:t>•  $nearSphere — alternativa ao $geoNear para queries find() simples, sem pipeline. Útil em endpoints com lógica menos elaborada.</w:t>
+        <w:t xml:space="preserve">•  $nearSphere — alternativa ao $geoNear para queries </w:t>
+      </w:r>
+      <w:proofErr w:type="gramStart"/>
+      <w:r>
+        <w:t>find(</w:t>
+      </w:r>
+      <w:proofErr w:type="gramEnd"/>
+      <w:r>
+        <w:t>) simples, sem pipeline. Útil em endpoints com lógica menos elaborada.</w:t>
       </w:r>
     </w:p>
     <w:p/>
@@ -2359,6 +3396,7 @@
         <w:jc w:val="both"/>
       </w:pPr>
       <w:r>
+        <w:lastRenderedPageBreak/>
         <w:t>•  $geoIntersects — interseção entre geometrias. Não utilizado no presente projecto, pois os dados são exclusivamente Point.</w:t>
       </w:r>
     </w:p>
@@ -2366,12 +3404,14 @@
       <w:pPr>
         <w:pStyle w:val="Estilo2"/>
       </w:pPr>
+      <w:bookmarkStart w:id="7" w:name="_Toc230299675"/>
       <w:r>
         <w:rPr>
           <w:b/>
         </w:rPr>
         <w:t>2.4. OpenStreetMap e a Overpass API como fonte de dados</w:t>
       </w:r>
+      <w:bookmarkEnd w:id="7"/>
     </w:p>
     <w:p>
       <w:pPr>
@@ -2393,12 +3433,14 @@
       <w:pPr>
         <w:pStyle w:val="Estilo2"/>
       </w:pPr>
+      <w:bookmarkStart w:id="8" w:name="_Toc230299676"/>
       <w:r>
         <w:rPr>
           <w:b/>
         </w:rPr>
         <w:t>2.5. Routing open-source: o caso da OSRM</w:t>
       </w:r>
+      <w:bookmarkEnd w:id="8"/>
     </w:p>
     <w:p>
       <w:pPr>
@@ -2418,9 +3460,25 @@
     </w:p>
     <w:p>
       <w:pPr>
+        <w:jc w:val="both"/>
+      </w:pPr>
+    </w:p>
+    <w:p>
+      <w:pPr>
+        <w:jc w:val="both"/>
+      </w:pPr>
+    </w:p>
+    <w:p>
+      <w:pPr>
+        <w:jc w:val="both"/>
+      </w:pPr>
+    </w:p>
+    <w:p>
+      <w:pPr>
         <w:pStyle w:val="Estilo1"/>
       </w:pPr>
       <w:r>
+        <w:lastRenderedPageBreak/>
         <w:t>Arquitetura do sistema e modelo de dados</w:t>
       </w:r>
     </w:p>
@@ -2428,12 +3486,14 @@
       <w:pPr>
         <w:pStyle w:val="Estilo2"/>
       </w:pPr>
+      <w:bookmarkStart w:id="9" w:name="_Toc230299677"/>
       <w:r>
         <w:rPr>
           <w:b/>
         </w:rPr>
         <w:t>3.1. Visão geral da arquitetura</w:t>
       </w:r>
+      <w:bookmarkEnd w:id="9"/>
     </w:p>
     <w:p>
       <w:pPr>
@@ -2499,19 +3559,25 @@
       <w:pPr>
         <w:pStyle w:val="Estilo2"/>
       </w:pPr>
+      <w:bookmarkStart w:id="10" w:name="_Toc230299678"/>
       <w:r>
         <w:rPr>
           <w:b/>
         </w:rPr>
         <w:t>3.2. Fluxo de dados</w:t>
       </w:r>
-    </w:p>
-    <w:p>
-      <w:pPr>
-        <w:jc w:val="both"/>
-      </w:pPr>
-      <w:r>
-        <w:t>O ciclo de vida de um dado no FitMap pode ser descrito em três etapas. Primeiro, na ingestão (seed), o script seed_osm.py emite uma query Overpass QL ao endpoint público overpass-api.de, recebe um payload JSON com aproximadamente 45 mil elementos, normaliza cada um (derivação da categoria a partir das tags leisure/sport/club, extração de coordenadas a partir do node ou do center de ways/relations, parsing das modalidades a partir do campo sport e dos campos de contacto e morada), filtra entradas sem nome e insere o resultado na coleção facilities. Em seguida cria os índices.</w:t>
+      <w:bookmarkEnd w:id="10"/>
+    </w:p>
+    <w:p>
+      <w:pPr>
+        <w:jc w:val="both"/>
+      </w:pPr>
+      <w:r>
+        <w:t xml:space="preserve">O ciclo de vida de um dado no FitMap pode ser descrito em três etapas. Primeiro, na ingestão (seed), o script seed_osm.py emite uma query Overpass QL ao endpoint público overpass-api.de, recebe um payload JSON com aproximadamente 45 mil elementos, normaliza cada um (derivação da categoria a partir das tags leisure/sport/club, extração de </w:t>
+      </w:r>
+      <w:r>
+        <w:lastRenderedPageBreak/>
+        <w:t>coordenadas a partir do node ou do center de ways/relations, parsing das modalidades a partir do campo sport e dos campos de contacto e morada), filtra entradas sem nome e insere o resultado na coleção facilities. Em seguida cria os índices.</w:t>
       </w:r>
     </w:p>
     <w:p>
@@ -2526,12 +3592,14 @@
       <w:pPr>
         <w:pStyle w:val="Estilo2"/>
       </w:pPr>
+      <w:bookmarkStart w:id="11" w:name="_Toc230299679"/>
       <w:r>
         <w:rPr>
           <w:b/>
         </w:rPr>
         <w:t>3.3. Modelo de dados — a coleção facilities</w:t>
       </w:r>
+      <w:bookmarkEnd w:id="11"/>
     </w:p>
     <w:p>
       <w:pPr>
@@ -2553,7 +3621,6 @@
       <w:pPr>
         <w:spacing w:before="80" w:after="80"/>
         <w:ind w:left="280"/>
-        <w:jc w:val="left"/>
       </w:pPr>
       <w:r>
         <w:rPr>
@@ -2561,68 +3628,267 @@
           <w:sz w:val="18"/>
         </w:rPr>
         <w:t>{</w:t>
+      </w:r>
+      <w:r>
+        <w:rPr>
+          <w:rFonts w:ascii="Consolas" w:hAnsi="Consolas"/>
+          <w:sz w:val="18"/>
+        </w:rPr>
         <w:br/>
         <w:t xml:space="preserve">  "osm_id":   948376543,</w:t>
+      </w:r>
+      <w:r>
+        <w:rPr>
+          <w:rFonts w:ascii="Consolas" w:hAnsi="Consolas"/>
+          <w:sz w:val="18"/>
+        </w:rPr>
         <w:br/>
         <w:t xml:space="preserve">  "osm_type": "node",</w:t>
+      </w:r>
+      <w:r>
+        <w:rPr>
+          <w:rFonts w:ascii="Consolas" w:hAnsi="Consolas"/>
+          <w:sz w:val="18"/>
+        </w:rPr>
         <w:br/>
         <w:t xml:space="preserve">  "name":     "Kartódromo Internacional do Algarve",</w:t>
+      </w:r>
+      <w:r>
+        <w:rPr>
+          <w:rFonts w:ascii="Consolas" w:hAnsi="Consolas"/>
+          <w:sz w:val="18"/>
+        </w:rPr>
         <w:br/>
         <w:t xml:space="preserve">  "category": "Centro Desportivo",</w:t>
+      </w:r>
+      <w:r>
+        <w:rPr>
+          <w:rFonts w:ascii="Consolas" w:hAnsi="Consolas"/>
+          <w:sz w:val="18"/>
+        </w:rPr>
         <w:br/>
         <w:t xml:space="preserve">  "sports":   ["karting"],</w:t>
+      </w:r>
+      <w:r>
+        <w:rPr>
+          <w:rFonts w:ascii="Consolas" w:hAnsi="Consolas"/>
+          <w:sz w:val="18"/>
+        </w:rPr>
         <w:br/>
         <w:t xml:space="preserve">  "location": {</w:t>
+      </w:r>
+      <w:r>
+        <w:rPr>
+          <w:rFonts w:ascii="Consolas" w:hAnsi="Consolas"/>
+          <w:sz w:val="18"/>
+        </w:rPr>
         <w:br/>
         <w:t xml:space="preserve">    "type": "Point",</w:t>
+      </w:r>
+      <w:r>
+        <w:rPr>
+          <w:rFonts w:ascii="Consolas" w:hAnsi="Consolas"/>
+          <w:sz w:val="18"/>
+        </w:rPr>
         <w:br/>
         <w:t xml:space="preserve">    "coordinates": [-8.6291, 37.2274]</w:t>
+      </w:r>
+      <w:r>
+        <w:rPr>
+          <w:rFonts w:ascii="Consolas" w:hAnsi="Consolas"/>
+          <w:sz w:val="18"/>
+        </w:rPr>
         <w:br/>
         <w:t xml:space="preserve">  },</w:t>
+      </w:r>
+      <w:r>
+        <w:rPr>
+          <w:rFonts w:ascii="Consolas" w:hAnsi="Consolas"/>
+          <w:sz w:val="18"/>
+        </w:rPr>
         <w:br/>
         <w:t xml:space="preserve">  "address": {</w:t>
+      </w:r>
+      <w:r>
+        <w:rPr>
+          <w:rFonts w:ascii="Consolas" w:hAnsi="Consolas"/>
+          <w:sz w:val="18"/>
+        </w:rPr>
         <w:br/>
         <w:t xml:space="preserve">    "street": "Sítio do Escampadinho",</w:t>
+      </w:r>
+      <w:r>
+        <w:rPr>
+          <w:rFonts w:ascii="Consolas" w:hAnsi="Consolas"/>
+          <w:sz w:val="18"/>
+        </w:rPr>
         <w:br/>
         <w:t xml:space="preserve">    "housenumber": "",</w:t>
+      </w:r>
+      <w:r>
+        <w:rPr>
+          <w:rFonts w:ascii="Consolas" w:hAnsi="Consolas"/>
+          <w:sz w:val="18"/>
+        </w:rPr>
         <w:br/>
         <w:t xml:space="preserve">    "city": "Portimão",</w:t>
+      </w:r>
+      <w:r>
+        <w:rPr>
+          <w:rFonts w:ascii="Consolas" w:hAnsi="Consolas"/>
+          <w:sz w:val="18"/>
+        </w:rPr>
         <w:br/>
         <w:t xml:space="preserve">    "postcode": "8500-148"</w:t>
+      </w:r>
+      <w:r>
+        <w:rPr>
+          <w:rFonts w:ascii="Consolas" w:hAnsi="Consolas"/>
+          <w:sz w:val="18"/>
+        </w:rPr>
         <w:br/>
         <w:t xml:space="preserve">  },</w:t>
+      </w:r>
+      <w:r>
+        <w:rPr>
+          <w:rFonts w:ascii="Consolas" w:hAnsi="Consolas"/>
+          <w:sz w:val="18"/>
+        </w:rPr>
         <w:br/>
         <w:t xml:space="preserve">  "contact": {</w:t>
+      </w:r>
+      <w:r>
+        <w:rPr>
+          <w:rFonts w:ascii="Consolas" w:hAnsi="Consolas"/>
+          <w:sz w:val="18"/>
+        </w:rPr>
         <w:br/>
         <w:t xml:space="preserve">    "phone":   "+351282405650",</w:t>
+      </w:r>
+      <w:r>
+        <w:rPr>
+          <w:rFonts w:ascii="Consolas" w:hAnsi="Consolas"/>
+          <w:sz w:val="18"/>
+        </w:rPr>
         <w:br/>
         <w:t xml:space="preserve">    "website": "https://autodromodoalgarve.com/",</w:t>
+      </w:r>
+      <w:r>
+        <w:rPr>
+          <w:rFonts w:ascii="Consolas" w:hAnsi="Consolas"/>
+          <w:sz w:val="18"/>
+        </w:rPr>
         <w:br/>
         <w:t xml:space="preserve">    "email":   ""</w:t>
+      </w:r>
+      <w:r>
+        <w:rPr>
+          <w:rFonts w:ascii="Consolas" w:hAnsi="Consolas"/>
+          <w:sz w:val="18"/>
+        </w:rPr>
         <w:br/>
         <w:t xml:space="preserve">  },</w:t>
-        <w:br/>
+      </w:r>
+      <w:r>
+        <w:rPr>
+          <w:rFonts w:ascii="Consolas" w:hAnsi="Consolas"/>
+          <w:sz w:val="18"/>
+        </w:rPr>
+        <w:br/>
+      </w:r>
+      <w:r>
+        <w:rPr>
+          <w:rFonts w:ascii="Consolas" w:hAnsi="Consolas"/>
+          <w:sz w:val="18"/>
+        </w:rPr>
+        <w:lastRenderedPageBreak/>
         <w:t xml:space="preserve">  "opening_hours": "Mo-Su 09:00-13:00; 14:00-18:00",</w:t>
+      </w:r>
+      <w:r>
+        <w:rPr>
+          <w:rFonts w:ascii="Consolas" w:hAnsi="Consolas"/>
+          <w:sz w:val="18"/>
+        </w:rPr>
         <w:br/>
         <w:t xml:space="preserve">  "amenities": {</w:t>
+      </w:r>
+      <w:r>
+        <w:rPr>
+          <w:rFonts w:ascii="Consolas" w:hAnsi="Consolas"/>
+          <w:sz w:val="18"/>
+        </w:rPr>
         <w:br/>
         <w:t xml:space="preserve">    "wheelchair": "yes",</w:t>
+      </w:r>
+      <w:r>
+        <w:rPr>
+          <w:rFonts w:ascii="Consolas" w:hAnsi="Consolas"/>
+          <w:sz w:val="18"/>
+        </w:rPr>
         <w:br/>
         <w:t xml:space="preserve">    "parking":    "yes",</w:t>
+      </w:r>
+      <w:r>
+        <w:rPr>
+          <w:rFonts w:ascii="Consolas" w:hAnsi="Consolas"/>
+          <w:sz w:val="18"/>
+        </w:rPr>
         <w:br/>
         <w:t xml:space="preserve">    "shower":     "yes",</w:t>
+      </w:r>
+      <w:r>
+        <w:rPr>
+          <w:rFonts w:ascii="Consolas" w:hAnsi="Consolas"/>
+          <w:sz w:val="18"/>
+        </w:rPr>
         <w:br/>
         <w:t xml:space="preserve">    "indoor":     "no",</w:t>
+      </w:r>
+      <w:r>
+        <w:rPr>
+          <w:rFonts w:ascii="Consolas" w:hAnsi="Consolas"/>
+          <w:sz w:val="18"/>
+        </w:rPr>
         <w:br/>
         <w:t xml:space="preserve">    "covered":    "no",</w:t>
+      </w:r>
+      <w:r>
+        <w:rPr>
+          <w:rFonts w:ascii="Consolas" w:hAnsi="Consolas"/>
+          <w:sz w:val="18"/>
+        </w:rPr>
         <w:br/>
         <w:t xml:space="preserve">    "access":     "public"</w:t>
+      </w:r>
+      <w:r>
+        <w:rPr>
+          <w:rFonts w:ascii="Consolas" w:hAnsi="Consolas"/>
+          <w:sz w:val="18"/>
+        </w:rPr>
         <w:br/>
         <w:t xml:space="preserve">  },</w:t>
+      </w:r>
+      <w:r>
+        <w:rPr>
+          <w:rFonts w:ascii="Consolas" w:hAnsi="Consolas"/>
+          <w:sz w:val="18"/>
+        </w:rPr>
         <w:br/>
         <w:t xml:space="preserve">  "fee":      "yes",</w:t>
+      </w:r>
+      <w:r>
+        <w:rPr>
+          <w:rFonts w:ascii="Consolas" w:hAnsi="Consolas"/>
+          <w:sz w:val="18"/>
+        </w:rPr>
         <w:br/>
         <w:t xml:space="preserve">  "operator": "Parkalgar"</w:t>
+      </w:r>
+      <w:r>
+        <w:rPr>
+          <w:rFonts w:ascii="Consolas" w:hAnsi="Consolas"/>
+          <w:sz w:val="18"/>
+        </w:rPr>
         <w:br/>
         <w:t>}</w:t>
       </w:r>
@@ -2631,12 +3897,14 @@
       <w:pPr>
         <w:pStyle w:val="Estilo2"/>
       </w:pPr>
+      <w:bookmarkStart w:id="12" w:name="_Toc230299680"/>
       <w:r>
         <w:rPr>
           <w:b/>
         </w:rPr>
         <w:t>3.4. Índices criados e racional</w:t>
       </w:r>
+      <w:bookmarkEnd w:id="12"/>
     </w:p>
     <w:p>
       <w:pPr>
@@ -2648,11 +3916,11 @@
     </w:p>
     <w:tbl>
       <w:tblPr>
-        <w:tblW w:type="auto" w:w="0"/>
-        <w:tblLook w:firstColumn="1" w:firstRow="1" w:lastColumn="0" w:lastRow="0" w:noHBand="0" w:noVBand="1" w:val="04A0"/>
+        <w:tblW w:w="0" w:type="auto"/>
+        <w:tblLook w:val="04A0" w:firstRow="1" w:lastRow="0" w:firstColumn="1" w:lastColumn="0" w:noHBand="0" w:noVBand="1"/>
       </w:tblPr>
       <w:tblGrid>
-        <w:gridCol w:w="2197"/>
+        <w:gridCol w:w="2196"/>
         <w:gridCol w:w="2197"/>
         <w:gridCol w:w="2197"/>
         <w:gridCol w:w="2197"/>
@@ -2660,7 +3928,7 @@
       <w:tr>
         <w:tc>
           <w:tcPr>
-            <w:tcW w:type="dxa" w:w="2197"/>
+            <w:tcW w:w="2197" w:type="dxa"/>
           </w:tcPr>
           <w:p>
             <w:r>
@@ -2673,7 +3941,7 @@
         </w:tc>
         <w:tc>
           <w:tcPr>
-            <w:tcW w:type="dxa" w:w="2197"/>
+            <w:tcW w:w="2197" w:type="dxa"/>
           </w:tcPr>
           <w:p>
             <w:r>
@@ -2686,7 +3954,7 @@
         </w:tc>
         <w:tc>
           <w:tcPr>
-            <w:tcW w:type="dxa" w:w="2197"/>
+            <w:tcW w:w="2197" w:type="dxa"/>
           </w:tcPr>
           <w:p>
             <w:r>
@@ -2699,7 +3967,7 @@
         </w:tc>
         <w:tc>
           <w:tcPr>
-            <w:tcW w:type="dxa" w:w="2197"/>
+            <w:tcW w:w="2197" w:type="dxa"/>
           </w:tcPr>
           <w:p>
             <w:r>
@@ -2714,7 +3982,7 @@
       <w:tr>
         <w:tc>
           <w:tcPr>
-            <w:tcW w:type="dxa" w:w="2197"/>
+            <w:tcW w:w="2197" w:type="dxa"/>
           </w:tcPr>
           <w:p>
             <w:r>
@@ -2724,7 +3992,7 @@
         </w:tc>
         <w:tc>
           <w:tcPr>
-            <w:tcW w:type="dxa" w:w="2197"/>
+            <w:tcW w:w="2197" w:type="dxa"/>
           </w:tcPr>
           <w:p>
             <w:r>
@@ -2734,7 +4002,7 @@
         </w:tc>
         <w:tc>
           <w:tcPr>
-            <w:tcW w:type="dxa" w:w="2197"/>
+            <w:tcW w:w="2197" w:type="dxa"/>
           </w:tcPr>
           <w:p>
             <w:r>
@@ -2744,7 +4012,7 @@
         </w:tc>
         <w:tc>
           <w:tcPr>
-            <w:tcW w:type="dxa" w:w="2197"/>
+            <w:tcW w:w="2197" w:type="dxa"/>
           </w:tcPr>
           <w:p>
             <w:r>
@@ -2756,7 +4024,7 @@
       <w:tr>
         <w:tc>
           <w:tcPr>
-            <w:tcW w:type="dxa" w:w="2197"/>
+            <w:tcW w:w="2197" w:type="dxa"/>
           </w:tcPr>
           <w:p>
             <w:r>
@@ -2766,7 +4034,7 @@
         </w:tc>
         <w:tc>
           <w:tcPr>
-            <w:tcW w:type="dxa" w:w="2197"/>
+            <w:tcW w:w="2197" w:type="dxa"/>
           </w:tcPr>
           <w:p>
             <w:r>
@@ -2776,7 +4044,7 @@
         </w:tc>
         <w:tc>
           <w:tcPr>
-            <w:tcW w:type="dxa" w:w="2197"/>
+            <w:tcW w:w="2197" w:type="dxa"/>
           </w:tcPr>
           <w:p>
             <w:r>
@@ -2786,7 +4054,7 @@
         </w:tc>
         <w:tc>
           <w:tcPr>
-            <w:tcW w:type="dxa" w:w="2197"/>
+            <w:tcW w:w="2197" w:type="dxa"/>
           </w:tcPr>
           <w:p>
             <w:r>
@@ -2798,7 +4066,7 @@
       <w:tr>
         <w:tc>
           <w:tcPr>
-            <w:tcW w:type="dxa" w:w="2197"/>
+            <w:tcW w:w="2197" w:type="dxa"/>
           </w:tcPr>
           <w:p>
             <w:r>
@@ -2808,7 +4076,7 @@
         </w:tc>
         <w:tc>
           <w:tcPr>
-            <w:tcW w:type="dxa" w:w="2197"/>
+            <w:tcW w:w="2197" w:type="dxa"/>
           </w:tcPr>
           <w:p>
             <w:r>
@@ -2818,7 +4086,7 @@
         </w:tc>
         <w:tc>
           <w:tcPr>
-            <w:tcW w:type="dxa" w:w="2197"/>
+            <w:tcW w:w="2197" w:type="dxa"/>
           </w:tcPr>
           <w:p>
             <w:r>
@@ -2828,7 +4096,7 @@
         </w:tc>
         <w:tc>
           <w:tcPr>
-            <w:tcW w:type="dxa" w:w="2197"/>
+            <w:tcW w:w="2197" w:type="dxa"/>
           </w:tcPr>
           <w:p>
             <w:r>
@@ -2840,17 +4108,19 @@
       <w:tr>
         <w:tc>
           <w:tcPr>
-            <w:tcW w:type="dxa" w:w="2197"/>
-          </w:tcPr>
-          <w:p>
+            <w:tcW w:w="2197" w:type="dxa"/>
+          </w:tcPr>
+          <w:p>
+            <w:proofErr w:type="gramStart"/>
             <w:r>
               <w:t>address.city</w:t>
             </w:r>
-          </w:p>
-        </w:tc>
-        <w:tc>
-          <w:tcPr>
-            <w:tcW w:type="dxa" w:w="2197"/>
+            <w:proofErr w:type="gramEnd"/>
+          </w:p>
+        </w:tc>
+        <w:tc>
+          <w:tcPr>
+            <w:tcW w:w="2197" w:type="dxa"/>
           </w:tcPr>
           <w:p>
             <w:r>
@@ -2860,7 +4130,7 @@
         </w:tc>
         <w:tc>
           <w:tcPr>
-            <w:tcW w:type="dxa" w:w="2197"/>
+            <w:tcW w:w="2197" w:type="dxa"/>
           </w:tcPr>
           <w:p>
             <w:r>
@@ -2870,7 +4140,7 @@
         </w:tc>
         <w:tc>
           <w:tcPr>
-            <w:tcW w:type="dxa" w:w="2197"/>
+            <w:tcW w:w="2197" w:type="dxa"/>
           </w:tcPr>
           <w:p>
             <w:r>
@@ -2893,6 +4163,7 @@
         <w:pStyle w:val="Estilo1"/>
       </w:pPr>
       <w:r>
+        <w:lastRenderedPageBreak/>
         <w:t>Implementação</w:t>
       </w:r>
     </w:p>
@@ -2900,12 +4171,14 @@
       <w:pPr>
         <w:pStyle w:val="Estilo2"/>
       </w:pPr>
+      <w:bookmarkStart w:id="13" w:name="_Toc230299681"/>
       <w:r>
         <w:rPr>
           <w:b/>
         </w:rPr>
         <w:t>4.1. Pipeline de ingestão (seed_osm.py)</w:t>
       </w:r>
+      <w:bookmarkEnd w:id="13"/>
     </w:p>
     <w:p>
       <w:pPr>
@@ -2919,7 +4192,6 @@
       <w:pPr>
         <w:spacing w:before="80" w:after="80"/>
         <w:ind w:left="280"/>
-        <w:jc w:val="left"/>
       </w:pPr>
       <w:r>
         <w:rPr>
@@ -2927,30 +4199,108 @@
           <w:sz w:val="18"/>
         </w:rPr>
         <w:t>[out:json][timeout:240];</w:t>
+      </w:r>
+      <w:r>
+        <w:rPr>
+          <w:rFonts w:ascii="Consolas" w:hAnsi="Consolas"/>
+          <w:sz w:val="18"/>
+        </w:rPr>
         <w:br/>
         <w:t>area["ISO3166-1"="PT"][admin_level=2]-&gt;.pt;</w:t>
+      </w:r>
+      <w:r>
+        <w:rPr>
+          <w:rFonts w:ascii="Consolas" w:hAnsi="Consolas"/>
+          <w:sz w:val="18"/>
+        </w:rPr>
         <w:br/>
         <w:t>(</w:t>
+      </w:r>
+      <w:r>
+        <w:rPr>
+          <w:rFonts w:ascii="Consolas" w:hAnsi="Consolas"/>
+          <w:sz w:val="18"/>
+        </w:rPr>
         <w:br/>
         <w:t xml:space="preserve">  nwr[leisure=fitness_centre](area.pt);</w:t>
+      </w:r>
+      <w:r>
+        <w:rPr>
+          <w:rFonts w:ascii="Consolas" w:hAnsi="Consolas"/>
+          <w:sz w:val="18"/>
+        </w:rPr>
         <w:br/>
         <w:t xml:space="preserve">  nwr[leisure=sports_centre](area.pt);</w:t>
+      </w:r>
+      <w:r>
+        <w:rPr>
+          <w:rFonts w:ascii="Consolas" w:hAnsi="Consolas"/>
+          <w:sz w:val="18"/>
+        </w:rPr>
         <w:br/>
         <w:t xml:space="preserve">  nwr[leisure=swimming_pool](area.pt);</w:t>
+      </w:r>
+      <w:r>
+        <w:rPr>
+          <w:rFonts w:ascii="Consolas" w:hAnsi="Consolas"/>
+          <w:sz w:val="18"/>
+        </w:rPr>
         <w:br/>
         <w:t xml:space="preserve">  nwr[leisure=dance](area.pt);</w:t>
+      </w:r>
+      <w:r>
+        <w:rPr>
+          <w:rFonts w:ascii="Consolas" w:hAnsi="Consolas"/>
+          <w:sz w:val="18"/>
+        </w:rPr>
         <w:br/>
         <w:t xml:space="preserve">  nwr[club=martial_arts](area.pt);</w:t>
+      </w:r>
+      <w:r>
+        <w:rPr>
+          <w:rFonts w:ascii="Consolas" w:hAnsi="Consolas"/>
+          <w:sz w:val="18"/>
+        </w:rPr>
         <w:br/>
         <w:t xml:space="preserve">  nwr[sport~"^(judo|karate|aikido|taekwondo|martial_arts|</w:t>
+      </w:r>
+      <w:r>
+        <w:rPr>
+          <w:rFonts w:ascii="Consolas" w:hAnsi="Consolas"/>
+          <w:sz w:val="18"/>
+        </w:rPr>
         <w:br/>
         <w:t xml:space="preserve">             jiu-jitsu|boxing|kickboxing|muay_thai|yoga|</w:t>
+      </w:r>
+      <w:r>
+        <w:rPr>
+          <w:rFonts w:ascii="Consolas" w:hAnsi="Consolas"/>
+          <w:sz w:val="18"/>
+        </w:rPr>
         <w:br/>
         <w:t xml:space="preserve">             pilates|climbing|crossfit|swimming|fitness)$"]</w:t>
+      </w:r>
+      <w:r>
+        <w:rPr>
+          <w:rFonts w:ascii="Consolas" w:hAnsi="Consolas"/>
+          <w:sz w:val="18"/>
+        </w:rPr>
         <w:br/>
         <w:t xml:space="preserve">             (area.pt);</w:t>
+      </w:r>
+      <w:r>
+        <w:rPr>
+          <w:rFonts w:ascii="Consolas" w:hAnsi="Consolas"/>
+          <w:sz w:val="18"/>
+        </w:rPr>
         <w:br/>
         <w:t>);</w:t>
+      </w:r>
+      <w:r>
+        <w:rPr>
+          <w:rFonts w:ascii="Consolas" w:hAnsi="Consolas"/>
+          <w:sz w:val="18"/>
+        </w:rPr>
         <w:br/>
         <w:t>out center tags;</w:t>
       </w:r>
@@ -2960,19 +4310,45 @@
         <w:jc w:val="both"/>
       </w:pPr>
       <w:r>
-        <w:t>A resposta é cacheada localmente em osm_cache.json para evitar consultas repetidas ao endpoint público durante o desenvolvimento. A normalização aplica regras determinísticas para derivar o campo category a partir das tags (por exemplo, leisure=fitness_centre → “Ginásio”), parsing de modalidades multivaloradas (campo sport com valores separados por ; ou ,), e construção do objeto GeoJSON Point a partir das coordenadas. A inserção é em batch (insert_many), tipicamente concluída em menos de dois segundos para 3 400 documentos.</w:t>
+        <w:t>A resposta é cacheada localmente em osm_</w:t>
+      </w:r>
+      <w:proofErr w:type="gramStart"/>
+      <w:r>
+        <w:t>cache.json</w:t>
+      </w:r>
+      <w:proofErr w:type="gramEnd"/>
+      <w:r>
+        <w:t xml:space="preserve"> para evitar consultas repetidas ao endpoint público durante o desenvolvimento. A normalização aplica regras determinísticas para derivar o campo category a partir das tags (por exemplo, leisure=fitness_centre → “Ginásio”), parsing de modalidades multivaloradas (campo sport com valores separados </w:t>
+      </w:r>
+      <w:proofErr w:type="gramStart"/>
+      <w:r>
+        <w:t>por ;</w:t>
+      </w:r>
+      <w:proofErr w:type="gramEnd"/>
+      <w:r>
+        <w:t xml:space="preserve"> </w:t>
+      </w:r>
+      <w:proofErr w:type="gramStart"/>
+      <w:r>
+        <w:t>ou ,</w:t>
+      </w:r>
+      <w:proofErr w:type="gramEnd"/>
+      <w:r>
+        <w:t>), e construção do objeto GeoJSON Point a partir das coordenadas. A inserção é em batch (insert_many), tipicamente concluída em menos de dois segundos para 3 400 documentos.</w:t>
       </w:r>
     </w:p>
     <w:p>
       <w:pPr>
         <w:pStyle w:val="Estilo2"/>
       </w:pPr>
+      <w:bookmarkStart w:id="14" w:name="_Toc230299682"/>
       <w:r>
         <w:rPr>
           <w:b/>
         </w:rPr>
         <w:t>4.2. Camada Web e API REST</w:t>
       </w:r>
+      <w:bookmarkEnd w:id="14"/>
     </w:p>
     <w:p>
       <w:pPr>
@@ -2984,8 +4360,8 @@
     </w:p>
     <w:tbl>
       <w:tblPr>
-        <w:tblW w:type="auto" w:w="0"/>
-        <w:tblLook w:firstColumn="1" w:firstRow="1" w:lastColumn="0" w:lastRow="0" w:noHBand="0" w:noVBand="1" w:val="04A0"/>
+        <w:tblW w:w="0" w:type="auto"/>
+        <w:tblLook w:val="04A0" w:firstRow="1" w:lastRow="0" w:firstColumn="1" w:lastColumn="0" w:noHBand="0" w:noVBand="1"/>
       </w:tblPr>
       <w:tblGrid>
         <w:gridCol w:w="2929"/>
@@ -2995,7 +4371,7 @@
       <w:tr>
         <w:tc>
           <w:tcPr>
-            <w:tcW w:type="dxa" w:w="2929"/>
+            <w:tcW w:w="2929" w:type="dxa"/>
           </w:tcPr>
           <w:p>
             <w:r>
@@ -3008,7 +4384,7 @@
         </w:tc>
         <w:tc>
           <w:tcPr>
-            <w:tcW w:type="dxa" w:w="2929"/>
+            <w:tcW w:w="2929" w:type="dxa"/>
           </w:tcPr>
           <w:p>
             <w:r>
@@ -3021,7 +4397,7 @@
         </w:tc>
         <w:tc>
           <w:tcPr>
-            <w:tcW w:type="dxa" w:w="2929"/>
+            <w:tcW w:w="2929" w:type="dxa"/>
           </w:tcPr>
           <w:p>
             <w:r>
@@ -3036,17 +4412,18 @@
       <w:tr>
         <w:tc>
           <w:tcPr>
-            <w:tcW w:type="dxa" w:w="2929"/>
-          </w:tcPr>
-          <w:p>
-            <w:r>
+            <w:tcW w:w="2929" w:type="dxa"/>
+          </w:tcPr>
+          <w:p>
+            <w:r>
+              <w:lastRenderedPageBreak/>
               <w:t>/api/overview</w:t>
             </w:r>
           </w:p>
         </w:tc>
         <w:tc>
           <w:tcPr>
-            <w:tcW w:type="dxa" w:w="2929"/>
+            <w:tcW w:w="2929" w:type="dxa"/>
           </w:tcPr>
           <w:p>
             <w:r>
@@ -3056,7 +4433,7 @@
         </w:tc>
         <w:tc>
           <w:tcPr>
-            <w:tcW w:type="dxa" w:w="2929"/>
+            <w:tcW w:w="2929" w:type="dxa"/>
           </w:tcPr>
           <w:p>
             <w:r>
@@ -3068,7 +4445,7 @@
       <w:tr>
         <w:tc>
           <w:tcPr>
-            <w:tcW w:type="dxa" w:w="2929"/>
+            <w:tcW w:w="2929" w:type="dxa"/>
           </w:tcPr>
           <w:p>
             <w:r>
@@ -3078,7 +4455,7 @@
         </w:tc>
         <w:tc>
           <w:tcPr>
-            <w:tcW w:type="dxa" w:w="2929"/>
+            <w:tcW w:w="2929" w:type="dxa"/>
           </w:tcPr>
           <w:p>
             <w:r>
@@ -3088,7 +4465,7 @@
         </w:tc>
         <w:tc>
           <w:tcPr>
-            <w:tcW w:type="dxa" w:w="2929"/>
+            <w:tcW w:w="2929" w:type="dxa"/>
           </w:tcPr>
           <w:p>
             <w:r>
@@ -3100,7 +4477,7 @@
       <w:tr>
         <w:tc>
           <w:tcPr>
-            <w:tcW w:type="dxa" w:w="2929"/>
+            <w:tcW w:w="2929" w:type="dxa"/>
           </w:tcPr>
           <w:p>
             <w:r>
@@ -3110,7 +4487,7 @@
         </w:tc>
         <w:tc>
           <w:tcPr>
-            <w:tcW w:type="dxa" w:w="2929"/>
+            <w:tcW w:w="2929" w:type="dxa"/>
           </w:tcPr>
           <w:p>
             <w:r>
@@ -3120,7 +4497,7 @@
         </w:tc>
         <w:tc>
           <w:tcPr>
-            <w:tcW w:type="dxa" w:w="2929"/>
+            <w:tcW w:w="2929" w:type="dxa"/>
           </w:tcPr>
           <w:p>
             <w:r>
@@ -3132,7 +4509,7 @@
       <w:tr>
         <w:tc>
           <w:tcPr>
-            <w:tcW w:type="dxa" w:w="2929"/>
+            <w:tcW w:w="2929" w:type="dxa"/>
           </w:tcPr>
           <w:p>
             <w:r>
@@ -3142,7 +4519,7 @@
         </w:tc>
         <w:tc>
           <w:tcPr>
-            <w:tcW w:type="dxa" w:w="2929"/>
+            <w:tcW w:w="2929" w:type="dxa"/>
           </w:tcPr>
           <w:p>
             <w:r>
@@ -3152,7 +4529,7 @@
         </w:tc>
         <w:tc>
           <w:tcPr>
-            <w:tcW w:type="dxa" w:w="2929"/>
+            <w:tcW w:w="2929" w:type="dxa"/>
           </w:tcPr>
           <w:p>
             <w:r>
@@ -3164,7 +4541,7 @@
       <w:tr>
         <w:tc>
           <w:tcPr>
-            <w:tcW w:type="dxa" w:w="2929"/>
+            <w:tcW w:w="2929" w:type="dxa"/>
           </w:tcPr>
           <w:p>
             <w:r>
@@ -3174,7 +4551,7 @@
         </w:tc>
         <w:tc>
           <w:tcPr>
-            <w:tcW w:type="dxa" w:w="2929"/>
+            <w:tcW w:w="2929" w:type="dxa"/>
           </w:tcPr>
           <w:p>
             <w:r>
@@ -3184,7 +4561,7 @@
         </w:tc>
         <w:tc>
           <w:tcPr>
-            <w:tcW w:type="dxa" w:w="2929"/>
+            <w:tcW w:w="2929" w:type="dxa"/>
           </w:tcPr>
           <w:p>
             <w:r>
@@ -3196,7 +4573,7 @@
       <w:tr>
         <w:tc>
           <w:tcPr>
-            <w:tcW w:type="dxa" w:w="2929"/>
+            <w:tcW w:w="2929" w:type="dxa"/>
           </w:tcPr>
           <w:p>
             <w:r>
@@ -3206,7 +4583,7 @@
         </w:tc>
         <w:tc>
           <w:tcPr>
-            <w:tcW w:type="dxa" w:w="2929"/>
+            <w:tcW w:w="2929" w:type="dxa"/>
           </w:tcPr>
           <w:p>
             <w:r>
@@ -3216,7 +4593,7 @@
         </w:tc>
         <w:tc>
           <w:tcPr>
-            <w:tcW w:type="dxa" w:w="2929"/>
+            <w:tcW w:w="2929" w:type="dxa"/>
           </w:tcPr>
           <w:p>
             <w:r>
@@ -3228,7 +4605,7 @@
       <w:tr>
         <w:tc>
           <w:tcPr>
-            <w:tcW w:type="dxa" w:w="2929"/>
+            <w:tcW w:w="2929" w:type="dxa"/>
           </w:tcPr>
           <w:p>
             <w:r>
@@ -3238,7 +4615,7 @@
         </w:tc>
         <w:tc>
           <w:tcPr>
-            <w:tcW w:type="dxa" w:w="2929"/>
+            <w:tcW w:w="2929" w:type="dxa"/>
           </w:tcPr>
           <w:p>
             <w:r>
@@ -3248,7 +4625,7 @@
         </w:tc>
         <w:tc>
           <w:tcPr>
-            <w:tcW w:type="dxa" w:w="2929"/>
+            <w:tcW w:w="2929" w:type="dxa"/>
           </w:tcPr>
           <w:p>
             <w:r>
@@ -3260,7 +4637,7 @@
       <w:tr>
         <w:tc>
           <w:tcPr>
-            <w:tcW w:type="dxa" w:w="2929"/>
+            <w:tcW w:w="2929" w:type="dxa"/>
           </w:tcPr>
           <w:p>
             <w:r>
@@ -3270,7 +4647,7 @@
         </w:tc>
         <w:tc>
           <w:tcPr>
-            <w:tcW w:type="dxa" w:w="2929"/>
+            <w:tcW w:w="2929" w:type="dxa"/>
           </w:tcPr>
           <w:p>
             <w:r>
@@ -3280,12 +4657,17 @@
         </w:tc>
         <w:tc>
           <w:tcPr>
-            <w:tcW w:type="dxa" w:w="2929"/>
-          </w:tcPr>
-          <w:p>
-            <w:r>
-              <w:t>$group por address.city</w:t>
-            </w:r>
+            <w:tcW w:w="2929" w:type="dxa"/>
+          </w:tcPr>
+          <w:p>
+            <w:r>
+              <w:t xml:space="preserve">$group por </w:t>
+            </w:r>
+            <w:proofErr w:type="gramStart"/>
+            <w:r>
+              <w:t>address.city</w:t>
+            </w:r>
+            <w:proofErr w:type="gramEnd"/>
           </w:p>
         </w:tc>
       </w:tr>
@@ -3294,12 +4676,14 @@
       <w:pPr>
         <w:pStyle w:val="Estilo2"/>
       </w:pPr>
+      <w:bookmarkStart w:id="15" w:name="_Toc230299683"/>
       <w:r>
         <w:rPr>
           <w:b/>
         </w:rPr>
         <w:t>4.3. Queries geoespaciais explicadas</w:t>
       </w:r>
+      <w:bookmarkEnd w:id="15"/>
     </w:p>
     <w:p>
       <w:pPr>
@@ -3324,7 +4708,6 @@
       <w:pPr>
         <w:spacing w:before="80" w:after="80"/>
         <w:ind w:left="280"/>
-        <w:jc w:val="left"/>
       </w:pPr>
       <w:r>
         <w:rPr>
@@ -3332,36 +4715,139 @@
           <w:sz w:val="18"/>
         </w:rPr>
         <w:t>[</w:t>
+      </w:r>
+      <w:r>
+        <w:rPr>
+          <w:rFonts w:ascii="Consolas" w:hAnsi="Consolas"/>
+          <w:sz w:val="18"/>
+        </w:rPr>
         <w:br/>
         <w:t xml:space="preserve">  {"$geoNear": {</w:t>
+      </w:r>
+      <w:r>
+        <w:rPr>
+          <w:rFonts w:ascii="Consolas" w:hAnsi="Consolas"/>
+          <w:sz w:val="18"/>
+        </w:rPr>
         <w:br/>
         <w:t xml:space="preserve">      "near":          {"type": "Point", "coordinates": [lon, lat]},</w:t>
+      </w:r>
+      <w:r>
+        <w:rPr>
+          <w:rFonts w:ascii="Consolas" w:hAnsi="Consolas"/>
+          <w:sz w:val="18"/>
+        </w:rPr>
         <w:br/>
         <w:t xml:space="preserve">      "distanceField": "distancia_m",</w:t>
+      </w:r>
+      <w:r>
+        <w:rPr>
+          <w:rFonts w:ascii="Consolas" w:hAnsi="Consolas"/>
+          <w:sz w:val="18"/>
+        </w:rPr>
         <w:br/>
         <w:t xml:space="preserve">      "maxDistance":   radius_km * 1000,</w:t>
+      </w:r>
+      <w:r>
+        <w:rPr>
+          <w:rFonts w:ascii="Consolas" w:hAnsi="Consolas"/>
+          <w:sz w:val="18"/>
+        </w:rPr>
         <w:br/>
         <w:t xml:space="preserve">      "spherical":     true,</w:t>
+      </w:r>
+      <w:r>
+        <w:rPr>
+          <w:rFonts w:ascii="Consolas" w:hAnsi="Consolas"/>
+          <w:sz w:val="18"/>
+        </w:rPr>
         <w:br/>
         <w:t xml:space="preserve">      "key":           "location",</w:t>
+      </w:r>
+      <w:r>
+        <w:rPr>
+          <w:rFonts w:ascii="Consolas" w:hAnsi="Consolas"/>
+          <w:sz w:val="18"/>
+        </w:rPr>
         <w:br/>
         <w:t xml:space="preserve">      "query":         {"category": "Ginásio"}</w:t>
+      </w:r>
+      <w:r>
+        <w:rPr>
+          <w:rFonts w:ascii="Consolas" w:hAnsi="Consolas"/>
+          <w:sz w:val="18"/>
+        </w:rPr>
         <w:br/>
         <w:t xml:space="preserve">  }},</w:t>
+      </w:r>
+      <w:r>
+        <w:rPr>
+          <w:rFonts w:ascii="Consolas" w:hAnsi="Consolas"/>
+          <w:sz w:val="18"/>
+        </w:rPr>
         <w:br/>
         <w:t xml:space="preserve">  {"$limit": 50},</w:t>
+      </w:r>
+      <w:r>
+        <w:rPr>
+          <w:rFonts w:ascii="Consolas" w:hAnsi="Consolas"/>
+          <w:sz w:val="18"/>
+        </w:rPr>
         <w:br/>
         <w:t xml:space="preserve">  {"$project": {</w:t>
+      </w:r>
+      <w:r>
+        <w:rPr>
+          <w:rFonts w:ascii="Consolas" w:hAnsi="Consolas"/>
+          <w:sz w:val="18"/>
+        </w:rPr>
         <w:br/>
         <w:t xml:space="preserve">      "_id": 0, "osm_id": 1, "name": 1, "category": 1,</w:t>
+      </w:r>
+      <w:r>
+        <w:rPr>
+          <w:rFonts w:ascii="Consolas" w:hAnsi="Consolas"/>
+          <w:sz w:val="18"/>
+        </w:rPr>
         <w:br/>
         <w:t xml:space="preserve">      "lat":     {"$arrayElemAt": ["$location.coordinates", 1]},</w:t>
-        <w:br/>
+      </w:r>
+      <w:r>
+        <w:rPr>
+          <w:rFonts w:ascii="Consolas" w:hAnsi="Consolas"/>
+          <w:sz w:val="18"/>
+        </w:rPr>
+        <w:br/>
+      </w:r>
+      <w:r>
+        <w:rPr>
+          <w:rFonts w:ascii="Consolas" w:hAnsi="Consolas"/>
+          <w:sz w:val="18"/>
+        </w:rPr>
+        <w:lastRenderedPageBreak/>
         <w:t xml:space="preserve">      "lon":     {"$arrayElemAt": ["$location.coordinates", 0]},</w:t>
+      </w:r>
+      <w:r>
+        <w:rPr>
+          <w:rFonts w:ascii="Consolas" w:hAnsi="Consolas"/>
+          <w:sz w:val="18"/>
+        </w:rPr>
         <w:br/>
         <w:t xml:space="preserve">      "distKm":  {"$round": [{"$divide": ["$distancia_m", 1000]}, 2]}</w:t>
+      </w:r>
+      <w:r>
+        <w:rPr>
+          <w:rFonts w:ascii="Consolas" w:hAnsi="Consolas"/>
+          <w:sz w:val="18"/>
+        </w:rPr>
         <w:br/>
         <w:t xml:space="preserve">  }}</w:t>
+      </w:r>
+      <w:r>
+        <w:rPr>
+          <w:rFonts w:ascii="Consolas" w:hAnsi="Consolas"/>
+          <w:sz w:val="18"/>
+        </w:rPr>
         <w:br/>
         <w:t>]</w:t>
       </w:r>
@@ -3397,7 +4883,6 @@
       <w:pPr>
         <w:spacing w:before="80" w:after="80"/>
         <w:ind w:left="280"/>
-        <w:jc w:val="left"/>
       </w:pPr>
       <w:r>
         <w:rPr>
@@ -3405,36 +4890,132 @@
           <w:sz w:val="18"/>
         </w:rPr>
         <w:t>[</w:t>
+      </w:r>
+      <w:r>
+        <w:rPr>
+          <w:rFonts w:ascii="Consolas" w:hAnsi="Consolas"/>
+          <w:sz w:val="18"/>
+        </w:rPr>
         <w:br/>
         <w:t xml:space="preserve">  {"$match": {</w:t>
+      </w:r>
+      <w:r>
+        <w:rPr>
+          <w:rFonts w:ascii="Consolas" w:hAnsi="Consolas"/>
+          <w:sz w:val="18"/>
+        </w:rPr>
         <w:br/>
         <w:t xml:space="preserve">      "location": {</w:t>
+      </w:r>
+      <w:r>
+        <w:rPr>
+          <w:rFonts w:ascii="Consolas" w:hAnsi="Consolas"/>
+          <w:sz w:val="18"/>
+        </w:rPr>
         <w:br/>
         <w:t xml:space="preserve">          "$geoWithin": {</w:t>
+      </w:r>
+      <w:r>
+        <w:rPr>
+          <w:rFonts w:ascii="Consolas" w:hAnsi="Consolas"/>
+          <w:sz w:val="18"/>
+        </w:rPr>
         <w:br/>
         <w:t xml:space="preserve">              "$geometry": {</w:t>
+      </w:r>
+      <w:r>
+        <w:rPr>
+          <w:rFonts w:ascii="Consolas" w:hAnsi="Consolas"/>
+          <w:sz w:val="18"/>
+        </w:rPr>
         <w:br/>
         <w:t xml:space="preserve">                  "type": "Polygon",</w:t>
+      </w:r>
+      <w:r>
+        <w:rPr>
+          <w:rFonts w:ascii="Consolas" w:hAnsi="Consolas"/>
+          <w:sz w:val="18"/>
+        </w:rPr>
         <w:br/>
         <w:t xml:space="preserve">                  "coordinates": [[[lon1,lat1], [lon2,lat2], ..., [lon1,lat1]]]</w:t>
+      </w:r>
+      <w:r>
+        <w:rPr>
+          <w:rFonts w:ascii="Consolas" w:hAnsi="Consolas"/>
+          <w:sz w:val="18"/>
+        </w:rPr>
         <w:br/>
         <w:t xml:space="preserve">              }</w:t>
+      </w:r>
+      <w:r>
+        <w:rPr>
+          <w:rFonts w:ascii="Consolas" w:hAnsi="Consolas"/>
+          <w:sz w:val="18"/>
+        </w:rPr>
         <w:br/>
         <w:t xml:space="preserve">          }</w:t>
+      </w:r>
+      <w:r>
+        <w:rPr>
+          <w:rFonts w:ascii="Consolas" w:hAnsi="Consolas"/>
+          <w:sz w:val="18"/>
+        </w:rPr>
         <w:br/>
         <w:t xml:space="preserve">      }</w:t>
+      </w:r>
+      <w:r>
+        <w:rPr>
+          <w:rFonts w:ascii="Consolas" w:hAnsi="Consolas"/>
+          <w:sz w:val="18"/>
+        </w:rPr>
         <w:br/>
         <w:t xml:space="preserve">  }},</w:t>
+      </w:r>
+      <w:r>
+        <w:rPr>
+          <w:rFonts w:ascii="Consolas" w:hAnsi="Consolas"/>
+          <w:sz w:val="18"/>
+        </w:rPr>
         <w:br/>
         <w:t xml:space="preserve">  {"$facet": {</w:t>
+      </w:r>
+      <w:r>
+        <w:rPr>
+          <w:rFonts w:ascii="Consolas" w:hAnsi="Consolas"/>
+          <w:sz w:val="18"/>
+        </w:rPr>
         <w:br/>
         <w:t xml:space="preserve">      "items":      [{"$project": {...}}, {"$limit": 500}],</w:t>
+      </w:r>
+      <w:r>
+        <w:rPr>
+          <w:rFonts w:ascii="Consolas" w:hAnsi="Consolas"/>
+          <w:sz w:val="18"/>
+        </w:rPr>
         <w:br/>
         <w:t xml:space="preserve">      "summary":    [{"$group": {"_id": "$category", "count": {"$sum": 1}}}],</w:t>
+      </w:r>
+      <w:r>
+        <w:rPr>
+          <w:rFonts w:ascii="Consolas" w:hAnsi="Consolas"/>
+          <w:sz w:val="18"/>
+        </w:rPr>
         <w:br/>
         <w:t xml:space="preserve">      "totals":     [{"$count": "total"}]</w:t>
+      </w:r>
+      <w:r>
+        <w:rPr>
+          <w:rFonts w:ascii="Consolas" w:hAnsi="Consolas"/>
+          <w:sz w:val="18"/>
+        </w:rPr>
         <w:br/>
         <w:t xml:space="preserve">  }}</w:t>
+      </w:r>
+      <w:r>
+        <w:rPr>
+          <w:rFonts w:ascii="Consolas" w:hAnsi="Consolas"/>
+          <w:sz w:val="18"/>
+        </w:rPr>
         <w:br/>
         <w:t>]</w:t>
       </w:r>
@@ -3444,6 +5025,7 @@
         <w:jc w:val="both"/>
       </w:pPr>
       <w:r>
+        <w:lastRenderedPageBreak/>
         <w:t>Observe-se que o anel exterior do polígono deve ser fechado, repetindo-se o primeiro ponto no fim. Esta é a convenção GeoJSON e o MongoDB rejeita polígonos não fechados. O estágio $facet é particularmente elegante neste caso: numa única passagem sobre os resultados filtrados, calcula três visões diferentes (lista, contagem por categoria e contagem total) que servem para alimentar a UI sem necessitar de chamadas adicionais à base de dados.</w:t>
       </w:r>
     </w:p>
@@ -3470,7 +5052,6 @@
       <w:pPr>
         <w:spacing w:before="80" w:after="80"/>
         <w:ind w:left="280"/>
-        <w:jc w:val="left"/>
       </w:pPr>
       <w:r>
         <w:rPr>
@@ -3478,44 +5059,164 @@
           <w:sz w:val="18"/>
         </w:rPr>
         <w:t>[{</w:t>
+      </w:r>
+      <w:r>
+        <w:rPr>
+          <w:rFonts w:ascii="Consolas" w:hAnsi="Consolas"/>
+          <w:sz w:val="18"/>
+        </w:rPr>
         <w:br/>
         <w:t xml:space="preserve">  "$facet": {</w:t>
+      </w:r>
+      <w:r>
+        <w:rPr>
+          <w:rFonts w:ascii="Consolas" w:hAnsi="Consolas"/>
+          <w:sz w:val="18"/>
+        </w:rPr>
         <w:br/>
         <w:t xml:space="preserve">    "totals":     [{"$count": "total"}],</w:t>
+      </w:r>
+      <w:r>
+        <w:rPr>
+          <w:rFonts w:ascii="Consolas" w:hAnsi="Consolas"/>
+          <w:sz w:val="18"/>
+        </w:rPr>
         <w:br/>
         <w:t xml:space="preserve">    "categories": [</w:t>
+      </w:r>
+      <w:r>
+        <w:rPr>
+          <w:rFonts w:ascii="Consolas" w:hAnsi="Consolas"/>
+          <w:sz w:val="18"/>
+        </w:rPr>
         <w:br/>
         <w:t xml:space="preserve">        {"$group": {"_id": "$category", "count": {"$sum": 1}}},</w:t>
+      </w:r>
+      <w:r>
+        <w:rPr>
+          <w:rFonts w:ascii="Consolas" w:hAnsi="Consolas"/>
+          <w:sz w:val="18"/>
+        </w:rPr>
         <w:br/>
         <w:t xml:space="preserve">        {"$sort":  {"count": -1}}</w:t>
+      </w:r>
+      <w:r>
+        <w:rPr>
+          <w:rFonts w:ascii="Consolas" w:hAnsi="Consolas"/>
+          <w:sz w:val="18"/>
+        </w:rPr>
         <w:br/>
         <w:t xml:space="preserve">    ],</w:t>
+      </w:r>
+      <w:r>
+        <w:rPr>
+          <w:rFonts w:ascii="Consolas" w:hAnsi="Consolas"/>
+          <w:sz w:val="18"/>
+        </w:rPr>
         <w:br/>
         <w:t xml:space="preserve">    "topSports": [</w:t>
+      </w:r>
+      <w:r>
+        <w:rPr>
+          <w:rFonts w:ascii="Consolas" w:hAnsi="Consolas"/>
+          <w:sz w:val="18"/>
+        </w:rPr>
         <w:br/>
         <w:t xml:space="preserve">        {"$unwind": "$sports"},</w:t>
+      </w:r>
+      <w:r>
+        <w:rPr>
+          <w:rFonts w:ascii="Consolas" w:hAnsi="Consolas"/>
+          <w:sz w:val="18"/>
+        </w:rPr>
         <w:br/>
         <w:t xml:space="preserve">        {"$group":  {"_id": "$sports", "count": {"$sum": 1}}},</w:t>
+      </w:r>
+      <w:r>
+        <w:rPr>
+          <w:rFonts w:ascii="Consolas" w:hAnsi="Consolas"/>
+          <w:sz w:val="18"/>
+        </w:rPr>
         <w:br/>
         <w:t xml:space="preserve">        {"$sort":   {"count": -1}},</w:t>
+      </w:r>
+      <w:r>
+        <w:rPr>
+          <w:rFonts w:ascii="Consolas" w:hAnsi="Consolas"/>
+          <w:sz w:val="18"/>
+        </w:rPr>
         <w:br/>
         <w:t xml:space="preserve">        {"$limit":  10}</w:t>
+      </w:r>
+      <w:r>
+        <w:rPr>
+          <w:rFonts w:ascii="Consolas" w:hAnsi="Consolas"/>
+          <w:sz w:val="18"/>
+        </w:rPr>
         <w:br/>
         <w:t xml:space="preserve">    ],</w:t>
+      </w:r>
+      <w:r>
+        <w:rPr>
+          <w:rFonts w:ascii="Consolas" w:hAnsi="Consolas"/>
+          <w:sz w:val="18"/>
+        </w:rPr>
         <w:br/>
         <w:t xml:space="preserve">    "topCities": [</w:t>
+      </w:r>
+      <w:r>
+        <w:rPr>
+          <w:rFonts w:ascii="Consolas" w:hAnsi="Consolas"/>
+          <w:sz w:val="18"/>
+        </w:rPr>
         <w:br/>
         <w:t xml:space="preserve">        {"$match": {"address.city": {"$ne": ""}}},</w:t>
+      </w:r>
+      <w:r>
+        <w:rPr>
+          <w:rFonts w:ascii="Consolas" w:hAnsi="Consolas"/>
+          <w:sz w:val="18"/>
+        </w:rPr>
         <w:br/>
         <w:t xml:space="preserve">        {"$group": {"_id": "$address.city", "count": {"$sum": 1}}},</w:t>
+      </w:r>
+      <w:r>
+        <w:rPr>
+          <w:rFonts w:ascii="Consolas" w:hAnsi="Consolas"/>
+          <w:sz w:val="18"/>
+        </w:rPr>
         <w:br/>
         <w:t xml:space="preserve">        {"$sort":  {"count": -1}},</w:t>
+      </w:r>
+      <w:r>
+        <w:rPr>
+          <w:rFonts w:ascii="Consolas" w:hAnsi="Consolas"/>
+          <w:sz w:val="18"/>
+        </w:rPr>
         <w:br/>
         <w:t xml:space="preserve">        {"$limit": 12}</w:t>
+      </w:r>
+      <w:r>
+        <w:rPr>
+          <w:rFonts w:ascii="Consolas" w:hAnsi="Consolas"/>
+          <w:sz w:val="18"/>
+        </w:rPr>
         <w:br/>
         <w:t xml:space="preserve">    ]</w:t>
+      </w:r>
+      <w:r>
+        <w:rPr>
+          <w:rFonts w:ascii="Consolas" w:hAnsi="Consolas"/>
+          <w:sz w:val="18"/>
+        </w:rPr>
         <w:br/>
         <w:t xml:space="preserve">  }</w:t>
+      </w:r>
+      <w:r>
+        <w:rPr>
+          <w:rFonts w:ascii="Consolas" w:hAnsi="Consolas"/>
+          <w:sz w:val="18"/>
+        </w:rPr>
         <w:br/>
         <w:t>}]</w:t>
       </w:r>
@@ -3532,39 +5233,100 @@
       <w:pPr>
         <w:pStyle w:val="Estilo2"/>
       </w:pPr>
+      <w:bookmarkStart w:id="16" w:name="_Toc230299684"/>
       <w:r>
         <w:rPr>
           <w:b/>
         </w:rPr>
+        <w:lastRenderedPageBreak/>
         <w:t>4.4. Frontend Leaflet</w:t>
       </w:r>
-    </w:p>
-    <w:p>
-      <w:pPr>
-        <w:jc w:val="both"/>
-      </w:pPr>
-      <w:r>
-        <w:t>A camada cliente recorre ao Leaflet 1.9 para o mapa, com tiles vetoriais escuros do CartoDB para um aspeto profissional. Sobre o mapa são desenhadas três classes de elementos: marcadores de instalação (L.divIcon customizados, com cor por categoria, implementados como círculos de 14 px com aro de cor); o polígono desenhado pelo utilizador, gerido pelo plugin Leaflet.draw 1.0.4; e a polyline da rota, renderizada pelo Leaflet Routing Machine com duas tonalidades (sombra preta semi-transparente sob a linha principal em cor de acento) para legibilidade sobre tiles escuros.</w:t>
-      </w:r>
-    </w:p>
-    <w:p>
-      <w:pPr>
-        <w:jc w:val="both"/>
-      </w:pPr>
-      <w:r>
-        <w:t>A lógica do cliente é organizada em torno de um pequeno conjunto de funções de boot: bootLanding() povoa a landing com dropdowns e estatísticas globais; launchMap() inicializa o mapa e carrega as primeiras instalações; loadFacilities() é o handler central que recolhe os filtros ativos, faz a chamada à API e desenha os marcadores. As interações utilizador (click em marker, click em filtro, clique direito para pesquisa por raio) registam handlers que atualizam o estado global e re-disparam as queries necessárias.</w:t>
+      <w:bookmarkEnd w:id="16"/>
+    </w:p>
+    <w:p>
+      <w:pPr>
+        <w:jc w:val="both"/>
+      </w:pPr>
+      <w:r>
+        <w:t>A camada cliente recorre ao Leaflet 1.9 para o mapa, com tiles vetoriais escuros do CartoDB para um aspeto profissional. Sobre o mapa são desenhadas três classes de elementos: marcadores de instalação (</w:t>
+      </w:r>
+      <w:proofErr w:type="gramStart"/>
+      <w:r>
+        <w:t>L.divIcon</w:t>
+      </w:r>
+      <w:proofErr w:type="gramEnd"/>
+      <w:r>
+        <w:t xml:space="preserve"> customizados, com cor por categoria, implementados como círculos de 14 px com aro de cor); o polígono desenhado pelo utilizador, gerido pelo plugin Leaflet.draw 1.0.4; e a polyline da rota, renderizada pelo Leaflet Routing Machine com duas tonalidades (sombra preta </w:t>
+      </w:r>
+      <w:proofErr w:type="gramStart"/>
+      <w:r>
+        <w:t>semi-transparente</w:t>
+      </w:r>
+      <w:proofErr w:type="gramEnd"/>
+      <w:r>
+        <w:t xml:space="preserve"> sob a linha principal em cor de acento) para legibilidade sobre tiles escuros.</w:t>
+      </w:r>
+    </w:p>
+    <w:p>
+      <w:pPr>
+        <w:jc w:val="both"/>
+      </w:pPr>
+      <w:r>
+        <w:t xml:space="preserve">A lógica do cliente é organizada em torno de um pequeno conjunto de funções de boot: </w:t>
+      </w:r>
+      <w:proofErr w:type="gramStart"/>
+      <w:r>
+        <w:t>bootLanding(</w:t>
+      </w:r>
+      <w:proofErr w:type="gramEnd"/>
+      <w:r>
+        <w:t xml:space="preserve">) povoa a landing com dropdowns e estatísticas globais; </w:t>
+      </w:r>
+      <w:proofErr w:type="gramStart"/>
+      <w:r>
+        <w:t>launchMap(</w:t>
+      </w:r>
+      <w:proofErr w:type="gramEnd"/>
+      <w:r>
+        <w:t xml:space="preserve">) inicializa o mapa e carrega as primeiras instalações; </w:t>
+      </w:r>
+      <w:proofErr w:type="gramStart"/>
+      <w:r>
+        <w:t>loadFacilities(</w:t>
+      </w:r>
+      <w:proofErr w:type="gramEnd"/>
+      <w:r>
+        <w:t xml:space="preserve">) é o handler central que recolhe os filtros ativos, faz a chamada à API e desenha os marcadores. As </w:t>
+      </w:r>
+      <w:proofErr w:type="gramStart"/>
+      <w:r>
+        <w:t>interações utilizador</w:t>
+      </w:r>
+      <w:proofErr w:type="gramEnd"/>
+      <w:r>
+        <w:t xml:space="preserve"> (click em marker, click em filtro, clique direito para pesquisa por raio) registam handlers que atualizam o estado global e re-disparam as queries necessárias.</w:t>
       </w:r>
     </w:p>
     <w:p>
       <w:pPr>
         <w:pStyle w:val="Estilo2"/>
       </w:pPr>
+      <w:bookmarkStart w:id="17" w:name="_Toc230299685"/>
       <w:r>
         <w:rPr>
           <w:b/>
         </w:rPr>
-        <w:t>4.5. Cálculo de rotas multi-modal</w:t>
-      </w:r>
+        <w:t xml:space="preserve">4.5. Cálculo de rotas </w:t>
+      </w:r>
+      <w:proofErr w:type="gramStart"/>
+      <w:r>
+        <w:rPr>
+          <w:b/>
+        </w:rPr>
+        <w:t>multi-modal</w:t>
+      </w:r>
+      <w:bookmarkEnd w:id="17"/>
+      <w:proofErr w:type="gramEnd"/>
     </w:p>
     <w:p>
       <w:pPr>
@@ -3627,12 +5389,15 @@
       <w:pPr>
         <w:pStyle w:val="Estilo2"/>
       </w:pPr>
+      <w:bookmarkStart w:id="18" w:name="_Toc230299686"/>
       <w:r>
         <w:rPr>
           <w:b/>
         </w:rPr>
+        <w:lastRenderedPageBreak/>
         <w:t>5.1. Volumetria e cobertura geográfica</w:t>
       </w:r>
+      <w:bookmarkEnd w:id="18"/>
     </w:p>
     <w:p>
       <w:pPr>
@@ -3644,8 +5409,8 @@
     </w:p>
     <w:tbl>
       <w:tblPr>
-        <w:tblW w:type="auto" w:w="0"/>
-        <w:tblLook w:firstColumn="1" w:firstRow="1" w:lastColumn="0" w:lastRow="0" w:noHBand="0" w:noVBand="1" w:val="04A0"/>
+        <w:tblW w:w="0" w:type="auto"/>
+        <w:tblLook w:val="04A0" w:firstRow="1" w:lastRow="0" w:firstColumn="1" w:lastColumn="0" w:noHBand="0" w:noVBand="1"/>
       </w:tblPr>
       <w:tblGrid>
         <w:gridCol w:w="2929"/>
@@ -3655,7 +5420,7 @@
       <w:tr>
         <w:tc>
           <w:tcPr>
-            <w:tcW w:type="dxa" w:w="2929"/>
+            <w:tcW w:w="2929" w:type="dxa"/>
           </w:tcPr>
           <w:p>
             <w:r>
@@ -3668,7 +5433,7 @@
         </w:tc>
         <w:tc>
           <w:tcPr>
-            <w:tcW w:type="dxa" w:w="2929"/>
+            <w:tcW w:w="2929" w:type="dxa"/>
           </w:tcPr>
           <w:p>
             <w:r>
@@ -3681,7 +5446,7 @@
         </w:tc>
         <w:tc>
           <w:tcPr>
-            <w:tcW w:type="dxa" w:w="2929"/>
+            <w:tcW w:w="2929" w:type="dxa"/>
           </w:tcPr>
           <w:p>
             <w:r>
@@ -3696,7 +5461,7 @@
       <w:tr>
         <w:tc>
           <w:tcPr>
-            <w:tcW w:type="dxa" w:w="2929"/>
+            <w:tcW w:w="2929" w:type="dxa"/>
           </w:tcPr>
           <w:p>
             <w:r>
@@ -3706,7 +5471,7 @@
         </w:tc>
         <w:tc>
           <w:tcPr>
-            <w:tcW w:type="dxa" w:w="2929"/>
+            <w:tcW w:w="2929" w:type="dxa"/>
           </w:tcPr>
           <w:p>
             <w:r>
@@ -3716,7 +5481,7 @@
         </w:tc>
         <w:tc>
           <w:tcPr>
-            <w:tcW w:type="dxa" w:w="2929"/>
+            <w:tcW w:w="2929" w:type="dxa"/>
           </w:tcPr>
           <w:p>
             <w:r>
@@ -3728,7 +5493,7 @@
       <w:tr>
         <w:tc>
           <w:tcPr>
-            <w:tcW w:type="dxa" w:w="2929"/>
+            <w:tcW w:w="2929" w:type="dxa"/>
           </w:tcPr>
           <w:p>
             <w:r>
@@ -3738,7 +5503,7 @@
         </w:tc>
         <w:tc>
           <w:tcPr>
-            <w:tcW w:type="dxa" w:w="2929"/>
+            <w:tcW w:w="2929" w:type="dxa"/>
           </w:tcPr>
           <w:p>
             <w:r>
@@ -3748,7 +5513,7 @@
         </w:tc>
         <w:tc>
           <w:tcPr>
-            <w:tcW w:type="dxa" w:w="2929"/>
+            <w:tcW w:w="2929" w:type="dxa"/>
           </w:tcPr>
           <w:p>
             <w:r>
@@ -3760,7 +5525,7 @@
       <w:tr>
         <w:tc>
           <w:tcPr>
-            <w:tcW w:type="dxa" w:w="2929"/>
+            <w:tcW w:w="2929" w:type="dxa"/>
           </w:tcPr>
           <w:p>
             <w:r>
@@ -3770,7 +5535,7 @@
         </w:tc>
         <w:tc>
           <w:tcPr>
-            <w:tcW w:type="dxa" w:w="2929"/>
+            <w:tcW w:w="2929" w:type="dxa"/>
           </w:tcPr>
           <w:p>
             <w:r>
@@ -3780,7 +5545,7 @@
         </w:tc>
         <w:tc>
           <w:tcPr>
-            <w:tcW w:type="dxa" w:w="2929"/>
+            <w:tcW w:w="2929" w:type="dxa"/>
           </w:tcPr>
           <w:p>
             <w:r>
@@ -3792,7 +5557,7 @@
       <w:tr>
         <w:tc>
           <w:tcPr>
-            <w:tcW w:type="dxa" w:w="2929"/>
+            <w:tcW w:w="2929" w:type="dxa"/>
           </w:tcPr>
           <w:p>
             <w:r>
@@ -3802,7 +5567,7 @@
         </w:tc>
         <w:tc>
           <w:tcPr>
-            <w:tcW w:type="dxa" w:w="2929"/>
+            <w:tcW w:w="2929" w:type="dxa"/>
           </w:tcPr>
           <w:p>
             <w:r>
@@ -3812,7 +5577,7 @@
         </w:tc>
         <w:tc>
           <w:tcPr>
-            <w:tcW w:type="dxa" w:w="2929"/>
+            <w:tcW w:w="2929" w:type="dxa"/>
           </w:tcPr>
           <w:p>
             <w:r>
@@ -3824,7 +5589,7 @@
       <w:tr>
         <w:tc>
           <w:tcPr>
-            <w:tcW w:type="dxa" w:w="2929"/>
+            <w:tcW w:w="2929" w:type="dxa"/>
           </w:tcPr>
           <w:p>
             <w:r>
@@ -3834,7 +5599,7 @@
         </w:tc>
         <w:tc>
           <w:tcPr>
-            <w:tcW w:type="dxa" w:w="2929"/>
+            <w:tcW w:w="2929" w:type="dxa"/>
           </w:tcPr>
           <w:p>
             <w:r>
@@ -3844,7 +5609,7 @@
         </w:tc>
         <w:tc>
           <w:tcPr>
-            <w:tcW w:type="dxa" w:w="2929"/>
+            <w:tcW w:w="2929" w:type="dxa"/>
           </w:tcPr>
           <w:p>
             <w:r>
@@ -3856,7 +5621,7 @@
       <w:tr>
         <w:tc>
           <w:tcPr>
-            <w:tcW w:type="dxa" w:w="2929"/>
+            <w:tcW w:w="2929" w:type="dxa"/>
           </w:tcPr>
           <w:p>
             <w:r>
@@ -3866,7 +5631,7 @@
         </w:tc>
         <w:tc>
           <w:tcPr>
-            <w:tcW w:type="dxa" w:w="2929"/>
+            <w:tcW w:w="2929" w:type="dxa"/>
           </w:tcPr>
           <w:p>
             <w:r>
@@ -3876,7 +5641,7 @@
         </w:tc>
         <w:tc>
           <w:tcPr>
-            <w:tcW w:type="dxa" w:w="2929"/>
+            <w:tcW w:w="2929" w:type="dxa"/>
           </w:tcPr>
           <w:p>
             <w:r>
@@ -3888,7 +5653,7 @@
       <w:tr>
         <w:tc>
           <w:tcPr>
-            <w:tcW w:type="dxa" w:w="2929"/>
+            <w:tcW w:w="2929" w:type="dxa"/>
           </w:tcPr>
           <w:p>
             <w:r>
@@ -3898,7 +5663,7 @@
         </w:tc>
         <w:tc>
           <w:tcPr>
-            <w:tcW w:type="dxa" w:w="2929"/>
+            <w:tcW w:w="2929" w:type="dxa"/>
           </w:tcPr>
           <w:p>
             <w:r>
@@ -3908,7 +5673,7 @@
         </w:tc>
         <w:tc>
           <w:tcPr>
-            <w:tcW w:type="dxa" w:w="2929"/>
+            <w:tcW w:w="2929" w:type="dxa"/>
           </w:tcPr>
           <w:p>
             <w:r>
@@ -3920,7 +5685,7 @@
       <w:tr>
         <w:tc>
           <w:tcPr>
-            <w:tcW w:type="dxa" w:w="2929"/>
+            <w:tcW w:w="2929" w:type="dxa"/>
           </w:tcPr>
           <w:p>
             <w:r>
@@ -3930,7 +5695,7 @@
         </w:tc>
         <w:tc>
           <w:tcPr>
-            <w:tcW w:type="dxa" w:w="2929"/>
+            <w:tcW w:w="2929" w:type="dxa"/>
           </w:tcPr>
           <w:p>
             <w:r>
@@ -3940,7 +5705,7 @@
         </w:tc>
         <w:tc>
           <w:tcPr>
-            <w:tcW w:type="dxa" w:w="2929"/>
+            <w:tcW w:w="2929" w:type="dxa"/>
           </w:tcPr>
           <w:p>
             <w:r>
@@ -3952,7 +5717,7 @@
       <w:tr>
         <w:tc>
           <w:tcPr>
-            <w:tcW w:type="dxa" w:w="2929"/>
+            <w:tcW w:w="2929" w:type="dxa"/>
           </w:tcPr>
           <w:p>
             <w:r>
@@ -3962,7 +5727,7 @@
         </w:tc>
         <w:tc>
           <w:tcPr>
-            <w:tcW w:type="dxa" w:w="2929"/>
+            <w:tcW w:w="2929" w:type="dxa"/>
           </w:tcPr>
           <w:p>
             <w:r>
@@ -3972,7 +5737,7 @@
         </w:tc>
         <w:tc>
           <w:tcPr>
-            <w:tcW w:type="dxa" w:w="2929"/>
+            <w:tcW w:w="2929" w:type="dxa"/>
           </w:tcPr>
           <w:p>
             <w:r>
@@ -3994,12 +5759,14 @@
       <w:pPr>
         <w:pStyle w:val="Estilo2"/>
       </w:pPr>
+      <w:bookmarkStart w:id="19" w:name="_Toc230299687"/>
       <w:r>
         <w:rPr>
           <w:b/>
         </w:rPr>
         <w:t>5.2. Casos de uso ilustrados</w:t>
       </w:r>
+      <w:bookmarkEnd w:id="19"/>
     </w:p>
     <w:p>
       <w:pPr>
@@ -4028,6 +5795,7 @@
         <w:jc w:val="both"/>
       </w:pPr>
       <w:r>
+        <w:lastRenderedPageBreak/>
         <w:t>•  O utilizador acede a http://localhost:8000, seleciona “Piscina” no dropdown “Categoria” da landing e clica em “Usar a minha localização”, autorizando o acesso ao GPS pelo navegador.</w:t>
       </w:r>
     </w:p>
@@ -4037,12 +5805,16 @@
         <w:jc w:val="center"/>
       </w:pPr>
       <w:r>
+        <w:rPr>
+          <w:noProof/>
+        </w:rPr>
         <w:drawing>
-          <wp:inline distT="0" distB="0" distL="0" distR="0">
+          <wp:inline distT="0" distB="0" distL="0" distR="0" wp14:anchorId="306C5315" wp14:editId="46BC0739">
             <wp:extent cx="5040000" cy="2835000"/>
+            <wp:effectExtent l="0" t="0" r="0" b="0"/>
             <wp:docPr id="7771" name="01_landing"/>
             <wp:cNvGraphicFramePr>
-              <a:graphicFrameLocks xmlns:a="http://schemas.openxmlformats.org/drawingml/2006/main" a:noChangeAspect="1"/>
+              <a:graphicFrameLocks xmlns:a="http://schemas.openxmlformats.org/drawingml/2006/main"/>
             </wp:cNvGraphicFramePr>
             <a:graphic xmlns:a="http://schemas.openxmlformats.org/drawingml/2006/main">
               <a:graphicData uri="http://schemas.openxmlformats.org/drawingml/2006/picture">
@@ -4052,7 +5824,7 @@
                     <pic:cNvPicPr/>
                   </pic:nvPicPr>
                   <pic:blipFill>
-                    <a:blip r:embed="rId22"/>
+                    <a:blip r:embed="rId13"/>
                     <a:stretch>
                       <a:fillRect/>
                     </a:stretch>
@@ -4075,8 +5847,8 @@
     </w:p>
     <w:p>
       <w:pPr>
+        <w:spacing w:after="160"/>
         <w:jc w:val="center"/>
-        <w:spacing w:after="160"/>
       </w:pPr>
       <w:r>
         <w:rPr>
@@ -4103,12 +5875,16 @@
         <w:jc w:val="center"/>
       </w:pPr>
       <w:r>
+        <w:rPr>
+          <w:noProof/>
+        </w:rPr>
         <w:drawing>
-          <wp:inline distT="0" distB="0" distL="0" distR="0">
+          <wp:inline distT="0" distB="0" distL="0" distR="0" wp14:anchorId="366DF132" wp14:editId="32CADCB0">
             <wp:extent cx="5040000" cy="2835000"/>
+            <wp:effectExtent l="0" t="0" r="0" b="0"/>
             <wp:docPr id="8811" name="04_geonear_raio"/>
             <wp:cNvGraphicFramePr>
-              <a:graphicFrameLocks xmlns:a="http://schemas.openxmlformats.org/drawingml/2006/main" a:noChangeAspect="1"/>
+              <a:graphicFrameLocks xmlns:a="http://schemas.openxmlformats.org/drawingml/2006/main"/>
             </wp:cNvGraphicFramePr>
             <a:graphic xmlns:a="http://schemas.openxmlformats.org/drawingml/2006/main">
               <a:graphicData uri="http://schemas.openxmlformats.org/drawingml/2006/picture">
@@ -4118,7 +5894,7 @@
                     <pic:cNvPicPr/>
                   </pic:nvPicPr>
                   <pic:blipFill>
-                    <a:blip r:embed="rId23"/>
+                    <a:blip r:embed="rId14"/>
                     <a:stretch>
                       <a:fillRect/>
                     </a:stretch>
@@ -4141,14 +5917,15 @@
     </w:p>
     <w:p>
       <w:pPr>
+        <w:spacing w:after="160"/>
         <w:jc w:val="center"/>
-        <w:spacing w:after="160"/>
       </w:pPr>
       <w:r>
         <w:rPr>
           <w:i/>
           <w:sz w:val="18"/>
         </w:rPr>
+        <w:lastRenderedPageBreak/>
         <w:t>Figura 2 - Pesquisa por raio ($geoNear): instalacoes ordenadas por distancia, com auto-expansao 3-&gt;10 km</w:t>
       </w:r>
     </w:p>
@@ -4160,7 +5937,15 @@
         <w:jc w:val="both"/>
       </w:pPr>
       <w:r>
-        <w:t>•  Se nenhum resultado for encontrado, o cliente repete a chamada automaticamente com raios crescentes (5, 10, 25, 50, 100 km) até obter pelo menos um resultado, notificando o utilizador com um toast com a mensagem “Sem resultados em 3 km — alargado para X km”.</w:t>
+        <w:t xml:space="preserve">•  Se nenhum resultado for encontrado, o cliente repete a chamada automaticamente com raios crescentes (5, 10, 25, 50, 100 km) até obter pelo menos um resultado, notificando o utilizador com </w:t>
+      </w:r>
+      <w:proofErr w:type="gramStart"/>
+      <w:r>
+        <w:t>um toast</w:t>
+      </w:r>
+      <w:proofErr w:type="gramEnd"/>
+      <w:r>
+        <w:t xml:space="preserve"> com a mensagem “Sem resultados em 3 km — alargado para X km”.</w:t>
       </w:r>
     </w:p>
     <w:p>
@@ -4191,12 +5976,16 @@
         <w:jc w:val="center"/>
       </w:pPr>
       <w:r>
+        <w:rPr>
+          <w:noProof/>
+        </w:rPr>
         <w:drawing>
-          <wp:inline distT="0" distB="0" distL="0" distR="0">
+          <wp:inline distT="0" distB="0" distL="0" distR="0" wp14:anchorId="2B811764" wp14:editId="126B2DCC">
             <wp:extent cx="5040000" cy="2835000"/>
+            <wp:effectExtent l="0" t="0" r="0" b="0"/>
             <wp:docPr id="2666" name="03_lisboa_ginasios"/>
             <wp:cNvGraphicFramePr>
-              <a:graphicFrameLocks xmlns:a="http://schemas.openxmlformats.org/drawingml/2006/main" a:noChangeAspect="1"/>
+              <a:graphicFrameLocks xmlns:a="http://schemas.openxmlformats.org/drawingml/2006/main"/>
             </wp:cNvGraphicFramePr>
             <a:graphic xmlns:a="http://schemas.openxmlformats.org/drawingml/2006/main">
               <a:graphicData uri="http://schemas.openxmlformats.org/drawingml/2006/picture">
@@ -4206,7 +5995,7 @@
                     <pic:cNvPicPr/>
                   </pic:nvPicPr>
                   <pic:blipFill>
-                    <a:blip r:embed="rId24"/>
+                    <a:blip r:embed="rId15"/>
                     <a:stretch>
                       <a:fillRect/>
                     </a:stretch>
@@ -4229,8 +6018,8 @@
     </w:p>
     <w:p>
       <w:pPr>
+        <w:spacing w:after="160"/>
         <w:jc w:val="center"/>
-        <w:spacing w:after="160"/>
       </w:pPr>
       <w:r>
         <w:rPr>
@@ -4257,12 +6046,17 @@
         <w:jc w:val="center"/>
       </w:pPr>
       <w:r>
+        <w:rPr>
+          <w:noProof/>
+        </w:rPr>
+        <w:lastRenderedPageBreak/>
         <w:drawing>
-          <wp:inline distT="0" distB="0" distL="0" distR="0">
+          <wp:inline distT="0" distB="0" distL="0" distR="0" wp14:anchorId="34C8B61D" wp14:editId="12FF498F">
             <wp:extent cx="5040000" cy="2835000"/>
+            <wp:effectExtent l="0" t="0" r="0" b="0"/>
             <wp:docPr id="9315" name="02_mapa_portugal"/>
             <wp:cNvGraphicFramePr>
-              <a:graphicFrameLocks xmlns:a="http://schemas.openxmlformats.org/drawingml/2006/main" a:noChangeAspect="1"/>
+              <a:graphicFrameLocks xmlns:a="http://schemas.openxmlformats.org/drawingml/2006/main"/>
             </wp:cNvGraphicFramePr>
             <a:graphic xmlns:a="http://schemas.openxmlformats.org/drawingml/2006/main">
               <a:graphicData uri="http://schemas.openxmlformats.org/drawingml/2006/picture">
@@ -4272,7 +6066,7 @@
                     <pic:cNvPicPr/>
                   </pic:nvPicPr>
                   <pic:blipFill>
-                    <a:blip r:embed="rId24"/>
+                    <a:blip r:embed="rId15"/>
                     <a:stretch>
                       <a:fillRect/>
                     </a:stretch>
@@ -4295,8 +6089,8 @@
     </w:p>
     <w:p>
       <w:pPr>
+        <w:spacing w:after="160"/>
         <w:jc w:val="center"/>
-        <w:spacing w:after="160"/>
       </w:pPr>
       <w:r>
         <w:rPr>
@@ -4314,7 +6108,15 @@
         <w:jc w:val="both"/>
       </w:pPr>
       <w:r>
-        <w:t>•  O utilizador filtra adicionalmente pelo pill “Ginásio” da sidebar (implementado pelo parâmetro ?category=...) e os resultados são atualizados sem nova consulta espacial.</w:t>
+        <w:t xml:space="preserve">•  O utilizador filtra adicionalmente pelo pill “Ginásio” da sidebar (implementado pelo </w:t>
+      </w:r>
+      <w:proofErr w:type="gramStart"/>
+      <w:r>
+        <w:t>parâmetro ?category</w:t>
+      </w:r>
+      <w:proofErr w:type="gramEnd"/>
+      <w:r>
+        <w:t>=...) e os resultados são atualizados sem nova consulta espacial.</w:t>
       </w:r>
     </w:p>
     <w:p>
@@ -4345,12 +6147,17 @@
         <w:jc w:val="center"/>
       </w:pPr>
       <w:r>
+        <w:rPr>
+          <w:noProof/>
+        </w:rPr>
+        <w:lastRenderedPageBreak/>
         <w:drawing>
-          <wp:inline distT="0" distB="0" distL="0" distR="0">
+          <wp:inline distT="0" distB="0" distL="0" distR="0" wp14:anchorId="66B5B050" wp14:editId="6339E432">
             <wp:extent cx="5040000" cy="2835000"/>
+            <wp:effectExtent l="0" t="0" r="0" b="0"/>
             <wp:docPr id="1238" name="06_detalhe_instalacao"/>
             <wp:cNvGraphicFramePr>
-              <a:graphicFrameLocks xmlns:a="http://schemas.openxmlformats.org/drawingml/2006/main" a:noChangeAspect="1"/>
+              <a:graphicFrameLocks xmlns:a="http://schemas.openxmlformats.org/drawingml/2006/main"/>
             </wp:cNvGraphicFramePr>
             <a:graphic xmlns:a="http://schemas.openxmlformats.org/drawingml/2006/main">
               <a:graphicData uri="http://schemas.openxmlformats.org/drawingml/2006/picture">
@@ -4360,7 +6167,7 @@
                     <pic:cNvPicPr/>
                   </pic:nvPicPr>
                   <pic:blipFill>
-                    <a:blip r:embed="rId25"/>
+                    <a:blip r:embed="rId16"/>
                     <a:stretch>
                       <a:fillRect/>
                     </a:stretch>
@@ -4383,8 +6190,8 @@
     </w:p>
     <w:p>
       <w:pPr>
+        <w:spacing w:after="160"/>
         <w:jc w:val="center"/>
-        <w:spacing w:after="160"/>
       </w:pPr>
       <w:r>
         <w:rPr>
@@ -4422,12 +6229,16 @@
         <w:jc w:val="center"/>
       </w:pPr>
       <w:r>
+        <w:rPr>
+          <w:noProof/>
+        </w:rPr>
         <w:drawing>
-          <wp:inline distT="0" distB="0" distL="0" distR="0">
+          <wp:inline distT="0" distB="0" distL="0" distR="0" wp14:anchorId="3EF44B06" wp14:editId="3CEEFE7F">
             <wp:extent cx="5040000" cy="2835000"/>
+            <wp:effectExtent l="0" t="0" r="0" b="0"/>
             <wp:docPr id="6201" name="05_rota_eventos"/>
             <wp:cNvGraphicFramePr>
-              <a:graphicFrameLocks xmlns:a="http://schemas.openxmlformats.org/drawingml/2006/main" a:noChangeAspect="1"/>
+              <a:graphicFrameLocks xmlns:a="http://schemas.openxmlformats.org/drawingml/2006/main"/>
             </wp:cNvGraphicFramePr>
             <a:graphic xmlns:a="http://schemas.openxmlformats.org/drawingml/2006/main">
               <a:graphicData uri="http://schemas.openxmlformats.org/drawingml/2006/picture">
@@ -4437,7 +6248,7 @@
                     <pic:cNvPicPr/>
                   </pic:nvPicPr>
                   <pic:blipFill>
-                    <a:blip r:embed="rId26"/>
+                    <a:blip r:embed="rId17"/>
                     <a:stretch>
                       <a:fillRect/>
                     </a:stretch>
@@ -4460,8 +6271,8 @@
     </w:p>
     <w:p>
       <w:pPr>
+        <w:spacing w:after="160"/>
         <w:jc w:val="center"/>
-        <w:spacing w:after="160"/>
       </w:pPr>
       <w:r>
         <w:rPr>
@@ -4475,12 +6286,15 @@
       <w:pPr>
         <w:pStyle w:val="Estilo2"/>
       </w:pPr>
+      <w:bookmarkStart w:id="20" w:name="_Toc230299688"/>
       <w:r>
         <w:rPr>
           <w:b/>
         </w:rPr>
+        <w:lastRenderedPageBreak/>
         <w:t>5.3. Análise de performance</w:t>
       </w:r>
+      <w:bookmarkEnd w:id="20"/>
     </w:p>
     <w:p>
       <w:pPr>
@@ -4492,8 +6306,8 @@
     </w:p>
     <w:tbl>
       <w:tblPr>
-        <w:tblW w:type="auto" w:w="0"/>
-        <w:tblLook w:firstColumn="1" w:firstRow="1" w:lastColumn="0" w:lastRow="0" w:noHBand="0" w:noVBand="1" w:val="04A0"/>
+        <w:tblW w:w="0" w:type="auto"/>
+        <w:tblLook w:val="04A0" w:firstRow="1" w:lastRow="0" w:firstColumn="1" w:lastColumn="0" w:noHBand="0" w:noVBand="1"/>
       </w:tblPr>
       <w:tblGrid>
         <w:gridCol w:w="2929"/>
@@ -4503,7 +6317,7 @@
       <w:tr>
         <w:tc>
           <w:tcPr>
-            <w:tcW w:type="dxa" w:w="2929"/>
+            <w:tcW w:w="2929" w:type="dxa"/>
           </w:tcPr>
           <w:p>
             <w:r>
@@ -4516,7 +6330,7 @@
         </w:tc>
         <w:tc>
           <w:tcPr>
-            <w:tcW w:type="dxa" w:w="2929"/>
+            <w:tcW w:w="2929" w:type="dxa"/>
           </w:tcPr>
           <w:p>
             <w:r>
@@ -4529,7 +6343,7 @@
         </w:tc>
         <w:tc>
           <w:tcPr>
-            <w:tcW w:type="dxa" w:w="2929"/>
+            <w:tcW w:w="2929" w:type="dxa"/>
           </w:tcPr>
           <w:p>
             <w:r>
@@ -4544,7 +6358,7 @@
       <w:tr>
         <w:tc>
           <w:tcPr>
-            <w:tcW w:type="dxa" w:w="2929"/>
+            <w:tcW w:w="2929" w:type="dxa"/>
           </w:tcPr>
           <w:p>
             <w:r>
@@ -4554,7 +6368,7 @@
         </w:tc>
         <w:tc>
           <w:tcPr>
-            <w:tcW w:type="dxa" w:w="2929"/>
+            <w:tcW w:w="2929" w:type="dxa"/>
           </w:tcPr>
           <w:p>
             <w:r>
@@ -4564,7 +6378,7 @@
         </w:tc>
         <w:tc>
           <w:tcPr>
-            <w:tcW w:type="dxa" w:w="2929"/>
+            <w:tcW w:w="2929" w:type="dxa"/>
           </w:tcPr>
           <w:p>
             <w:r>
@@ -4576,7 +6390,7 @@
       <w:tr>
         <w:tc>
           <w:tcPr>
-            <w:tcW w:type="dxa" w:w="2929"/>
+            <w:tcW w:w="2929" w:type="dxa"/>
           </w:tcPr>
           <w:p>
             <w:r>
@@ -4586,7 +6400,7 @@
         </w:tc>
         <w:tc>
           <w:tcPr>
-            <w:tcW w:type="dxa" w:w="2929"/>
+            <w:tcW w:w="2929" w:type="dxa"/>
           </w:tcPr>
           <w:p>
             <w:r>
@@ -4596,7 +6410,7 @@
         </w:tc>
         <w:tc>
           <w:tcPr>
-            <w:tcW w:type="dxa" w:w="2929"/>
+            <w:tcW w:w="2929" w:type="dxa"/>
           </w:tcPr>
           <w:p>
             <w:r>
@@ -4608,7 +6422,7 @@
       <w:tr>
         <w:tc>
           <w:tcPr>
-            <w:tcW w:type="dxa" w:w="2929"/>
+            <w:tcW w:w="2929" w:type="dxa"/>
           </w:tcPr>
           <w:p>
             <w:r>
@@ -4618,7 +6432,7 @@
         </w:tc>
         <w:tc>
           <w:tcPr>
-            <w:tcW w:type="dxa" w:w="2929"/>
+            <w:tcW w:w="2929" w:type="dxa"/>
           </w:tcPr>
           <w:p>
             <w:r>
@@ -4628,7 +6442,7 @@
         </w:tc>
         <w:tc>
           <w:tcPr>
-            <w:tcW w:type="dxa" w:w="2929"/>
+            <w:tcW w:w="2929" w:type="dxa"/>
           </w:tcPr>
           <w:p>
             <w:r>
@@ -4640,7 +6454,7 @@
       <w:tr>
         <w:tc>
           <w:tcPr>
-            <w:tcW w:type="dxa" w:w="2929"/>
+            <w:tcW w:w="2929" w:type="dxa"/>
           </w:tcPr>
           <w:p>
             <w:r>
@@ -4650,7 +6464,7 @@
         </w:tc>
         <w:tc>
           <w:tcPr>
-            <w:tcW w:type="dxa" w:w="2929"/>
+            <w:tcW w:w="2929" w:type="dxa"/>
           </w:tcPr>
           <w:p>
             <w:r>
@@ -4660,7 +6474,7 @@
         </w:tc>
         <w:tc>
           <w:tcPr>
-            <w:tcW w:type="dxa" w:w="2929"/>
+            <w:tcW w:w="2929" w:type="dxa"/>
           </w:tcPr>
           <w:p>
             <w:r>
@@ -4672,7 +6486,7 @@
       <w:tr>
         <w:tc>
           <w:tcPr>
-            <w:tcW w:type="dxa" w:w="2929"/>
+            <w:tcW w:w="2929" w:type="dxa"/>
           </w:tcPr>
           <w:p>
             <w:r>
@@ -4682,7 +6496,7 @@
         </w:tc>
         <w:tc>
           <w:tcPr>
-            <w:tcW w:type="dxa" w:w="2929"/>
+            <w:tcW w:w="2929" w:type="dxa"/>
           </w:tcPr>
           <w:p>
             <w:r>
@@ -4692,7 +6506,7 @@
         </w:tc>
         <w:tc>
           <w:tcPr>
-            <w:tcW w:type="dxa" w:w="2929"/>
+            <w:tcW w:w="2929" w:type="dxa"/>
           </w:tcPr>
           <w:p>
             <w:r>
@@ -4704,7 +6518,7 @@
       <w:tr>
         <w:tc>
           <w:tcPr>
-            <w:tcW w:type="dxa" w:w="2929"/>
+            <w:tcW w:w="2929" w:type="dxa"/>
           </w:tcPr>
           <w:p>
             <w:r>
@@ -4714,7 +6528,7 @@
         </w:tc>
         <w:tc>
           <w:tcPr>
-            <w:tcW w:type="dxa" w:w="2929"/>
+            <w:tcW w:w="2929" w:type="dxa"/>
           </w:tcPr>
           <w:p>
             <w:r>
@@ -4724,7 +6538,7 @@
         </w:tc>
         <w:tc>
           <w:tcPr>
-            <w:tcW w:type="dxa" w:w="2929"/>
+            <w:tcW w:w="2929" w:type="dxa"/>
           </w:tcPr>
           <w:p>
             <w:r>
@@ -4736,7 +6550,7 @@
       <w:tr>
         <w:tc>
           <w:tcPr>
-            <w:tcW w:type="dxa" w:w="2929"/>
+            <w:tcW w:w="2929" w:type="dxa"/>
           </w:tcPr>
           <w:p>
             <w:r>
@@ -4746,7 +6560,7 @@
         </w:tc>
         <w:tc>
           <w:tcPr>
-            <w:tcW w:type="dxa" w:w="2929"/>
+            <w:tcW w:w="2929" w:type="dxa"/>
           </w:tcPr>
           <w:p>
             <w:r>
@@ -4756,7 +6570,7 @@
         </w:tc>
         <w:tc>
           <w:tcPr>
-            <w:tcW w:type="dxa" w:w="2929"/>
+            <w:tcW w:w="2929" w:type="dxa"/>
           </w:tcPr>
           <w:p>
             <w:r>
@@ -4778,12 +6592,14 @@
       <w:pPr>
         <w:pStyle w:val="Estilo2"/>
       </w:pPr>
+      <w:bookmarkStart w:id="21" w:name="_Toc230299689"/>
       <w:r>
         <w:rPr>
           <w:b/>
         </w:rPr>
         <w:t>5.4. Cumprimento dos requisitos do brief</w:t>
       </w:r>
+      <w:bookmarkEnd w:id="21"/>
     </w:p>
     <w:p>
       <w:pPr>
@@ -4795,8 +6611,8 @@
     </w:p>
     <w:tbl>
       <w:tblPr>
-        <w:tblW w:type="auto" w:w="0"/>
-        <w:tblLook w:firstColumn="1" w:firstRow="1" w:lastColumn="0" w:lastRow="0" w:noHBand="0" w:noVBand="1" w:val="04A0"/>
+        <w:tblW w:w="0" w:type="auto"/>
+        <w:tblLook w:val="04A0" w:firstRow="1" w:lastRow="0" w:firstColumn="1" w:lastColumn="0" w:noHBand="0" w:noVBand="1"/>
       </w:tblPr>
       <w:tblGrid>
         <w:gridCol w:w="2929"/>
@@ -4806,7 +6622,7 @@
       <w:tr>
         <w:tc>
           <w:tcPr>
-            <w:tcW w:type="dxa" w:w="2929"/>
+            <w:tcW w:w="2929" w:type="dxa"/>
           </w:tcPr>
           <w:p>
             <w:r>
@@ -4819,7 +6635,7 @@
         </w:tc>
         <w:tc>
           <w:tcPr>
-            <w:tcW w:type="dxa" w:w="2929"/>
+            <w:tcW w:w="2929" w:type="dxa"/>
           </w:tcPr>
           <w:p>
             <w:r>
@@ -4832,7 +6648,7 @@
         </w:tc>
         <w:tc>
           <w:tcPr>
-            <w:tcW w:type="dxa" w:w="2929"/>
+            <w:tcW w:w="2929" w:type="dxa"/>
           </w:tcPr>
           <w:p>
             <w:r>
@@ -4847,7 +6663,7 @@
       <w:tr>
         <w:tc>
           <w:tcPr>
-            <w:tcW w:type="dxa" w:w="2929"/>
+            <w:tcW w:w="2929" w:type="dxa"/>
           </w:tcPr>
           <w:p>
             <w:r>
@@ -4857,7 +6673,7 @@
         </w:tc>
         <w:tc>
           <w:tcPr>
-            <w:tcW w:type="dxa" w:w="2929"/>
+            <w:tcW w:w="2929" w:type="dxa"/>
           </w:tcPr>
           <w:p>
             <w:r>
@@ -4867,7 +6683,7 @@
         </w:tc>
         <w:tc>
           <w:tcPr>
-            <w:tcW w:type="dxa" w:w="2929"/>
+            <w:tcW w:w="2929" w:type="dxa"/>
           </w:tcPr>
           <w:p>
             <w:r>
@@ -4879,7 +6695,7 @@
       <w:tr>
         <w:tc>
           <w:tcPr>
-            <w:tcW w:type="dxa" w:w="2929"/>
+            <w:tcW w:w="2929" w:type="dxa"/>
           </w:tcPr>
           <w:p>
             <w:r>
@@ -4889,7 +6705,7 @@
         </w:tc>
         <w:tc>
           <w:tcPr>
-            <w:tcW w:type="dxa" w:w="2929"/>
+            <w:tcW w:w="2929" w:type="dxa"/>
           </w:tcPr>
           <w:p>
             <w:r>
@@ -4899,7 +6715,7 @@
         </w:tc>
         <w:tc>
           <w:tcPr>
-            <w:tcW w:type="dxa" w:w="2929"/>
+            <w:tcW w:w="2929" w:type="dxa"/>
           </w:tcPr>
           <w:p>
             <w:r>
@@ -4911,17 +6727,18 @@
       <w:tr>
         <w:tc>
           <w:tcPr>
-            <w:tcW w:type="dxa" w:w="2929"/>
-          </w:tcPr>
-          <w:p>
-            <w:r>
+            <w:tcW w:w="2929" w:type="dxa"/>
+          </w:tcPr>
+          <w:p>
+            <w:r>
+              <w:lastRenderedPageBreak/>
               <w:t>Aplicação de tecnologias Web</w:t>
             </w:r>
           </w:p>
         </w:tc>
         <w:tc>
           <w:tcPr>
-            <w:tcW w:type="dxa" w:w="2929"/>
+            <w:tcW w:w="2929" w:type="dxa"/>
           </w:tcPr>
           <w:p>
             <w:r>
@@ -4931,7 +6748,7 @@
         </w:tc>
         <w:tc>
           <w:tcPr>
-            <w:tcW w:type="dxa" w:w="2929"/>
+            <w:tcW w:w="2929" w:type="dxa"/>
           </w:tcPr>
           <w:p>
             <w:r>
@@ -4943,7 +6760,7 @@
       <w:tr>
         <w:tc>
           <w:tcPr>
-            <w:tcW w:type="dxa" w:w="2929"/>
+            <w:tcW w:w="2929" w:type="dxa"/>
           </w:tcPr>
           <w:p>
             <w:r>
@@ -4953,7 +6770,7 @@
         </w:tc>
         <w:tc>
           <w:tcPr>
-            <w:tcW w:type="dxa" w:w="2929"/>
+            <w:tcW w:w="2929" w:type="dxa"/>
           </w:tcPr>
           <w:p>
             <w:r>
@@ -4963,7 +6780,7 @@
         </w:tc>
         <w:tc>
           <w:tcPr>
-            <w:tcW w:type="dxa" w:w="2929"/>
+            <w:tcW w:w="2929" w:type="dxa"/>
           </w:tcPr>
           <w:p>
             <w:r>
@@ -4975,7 +6792,7 @@
       <w:tr>
         <w:tc>
           <w:tcPr>
-            <w:tcW w:type="dxa" w:w="2929"/>
+            <w:tcW w:w="2929" w:type="dxa"/>
           </w:tcPr>
           <w:p>
             <w:r>
@@ -4985,7 +6802,7 @@
         </w:tc>
         <w:tc>
           <w:tcPr>
-            <w:tcW w:type="dxa" w:w="2929"/>
+            <w:tcW w:w="2929" w:type="dxa"/>
           </w:tcPr>
           <w:p>
             <w:r>
@@ -4995,11 +6812,19 @@
         </w:tc>
         <w:tc>
           <w:tcPr>
-            <w:tcW w:type="dxa" w:w="2929"/>
-          </w:tcPr>
-          <w:p>
-            <w:r>
-              <w:t>Routing OSRM multi-modal (car, foot, bike)</w:t>
+            <w:tcW w:w="2929" w:type="dxa"/>
+          </w:tcPr>
+          <w:p>
+            <w:r>
+              <w:t xml:space="preserve">Routing OSRM </w:t>
+            </w:r>
+            <w:proofErr w:type="gramStart"/>
+            <w:r>
+              <w:t>multi-modal</w:t>
+            </w:r>
+            <w:proofErr w:type="gramEnd"/>
+            <w:r>
+              <w:t xml:space="preserve"> (car, foot, bike)</w:t>
             </w:r>
           </w:p>
         </w:tc>
@@ -5007,7 +6832,7 @@
       <w:tr>
         <w:tc>
           <w:tcPr>
-            <w:tcW w:type="dxa" w:w="2929"/>
+            <w:tcW w:w="2929" w:type="dxa"/>
           </w:tcPr>
           <w:p>
             <w:r>
@@ -5017,7 +6842,7 @@
         </w:tc>
         <w:tc>
           <w:tcPr>
-            <w:tcW w:type="dxa" w:w="2929"/>
+            <w:tcW w:w="2929" w:type="dxa"/>
           </w:tcPr>
           <w:p>
             <w:r>
@@ -5027,7 +6852,7 @@
         </w:tc>
         <w:tc>
           <w:tcPr>
-            <w:tcW w:type="dxa" w:w="2929"/>
+            <w:tcW w:w="2929" w:type="dxa"/>
           </w:tcPr>
           <w:p>
             <w:r>
@@ -5039,7 +6864,7 @@
       <w:tr>
         <w:tc>
           <w:tcPr>
-            <w:tcW w:type="dxa" w:w="2929"/>
+            <w:tcW w:w="2929" w:type="dxa"/>
           </w:tcPr>
           <w:p>
             <w:r>
@@ -5049,7 +6874,7 @@
         </w:tc>
         <w:tc>
           <w:tcPr>
-            <w:tcW w:type="dxa" w:w="2929"/>
+            <w:tcW w:w="2929" w:type="dxa"/>
           </w:tcPr>
           <w:p>
             <w:r>
@@ -5059,7 +6884,7 @@
         </w:tc>
         <w:tc>
           <w:tcPr>
-            <w:tcW w:type="dxa" w:w="2929"/>
+            <w:tcW w:w="2929" w:type="dxa"/>
           </w:tcPr>
           <w:p>
             <w:r>
@@ -5071,7 +6896,7 @@
       <w:tr>
         <w:tc>
           <w:tcPr>
-            <w:tcW w:type="dxa" w:w="2929"/>
+            <w:tcW w:w="2929" w:type="dxa"/>
           </w:tcPr>
           <w:p>
             <w:r>
@@ -5081,7 +6906,7 @@
         </w:tc>
         <w:tc>
           <w:tcPr>
-            <w:tcW w:type="dxa" w:w="2929"/>
+            <w:tcW w:w="2929" w:type="dxa"/>
           </w:tcPr>
           <w:p>
             <w:r>
@@ -5091,7 +6916,7 @@
         </w:tc>
         <w:tc>
           <w:tcPr>
-            <w:tcW w:type="dxa" w:w="2929"/>
+            <w:tcW w:w="2929" w:type="dxa"/>
           </w:tcPr>
           <w:p>
             <w:r>
@@ -5113,12 +6938,14 @@
       <w:pPr>
         <w:pStyle w:val="Estilo2"/>
       </w:pPr>
+      <w:bookmarkStart w:id="22" w:name="_Toc230299690"/>
       <w:r>
         <w:rPr>
           <w:b/>
         </w:rPr>
         <w:t>6.1. Reflexão crítica</w:t>
       </w:r>
+      <w:bookmarkEnd w:id="22"/>
     </w:p>
     <w:p>
       <w:pPr>
@@ -5140,12 +6967,15 @@
       <w:pPr>
         <w:pStyle w:val="Estilo2"/>
       </w:pPr>
+      <w:bookmarkStart w:id="23" w:name="_Toc230299691"/>
       <w:r>
         <w:rPr>
           <w:b/>
         </w:rPr>
+        <w:lastRenderedPageBreak/>
         <w:t>6.2. Limitações identificadas</w:t>
       </w:r>
+      <w:bookmarkEnd w:id="23"/>
     </w:p>
     <w:p/>
     <w:p>
@@ -5195,12 +7025,14 @@
       <w:pPr>
         <w:pStyle w:val="Estilo2"/>
       </w:pPr>
+      <w:bookmarkStart w:id="24" w:name="_Toc230299692"/>
       <w:r>
         <w:rPr>
           <w:b/>
         </w:rPr>
         <w:t>6.3. Trabalho futuro</w:t>
       </w:r>
+      <w:bookmarkEnd w:id="24"/>
     </w:p>
     <w:p>
       <w:pPr>
@@ -5218,7 +7050,15 @@
         <w:jc w:val="both"/>
       </w:pPr>
       <w:r>
-        <w:t>•  Camada de transportes públicos. Uma nova coleção bus_stops poderia ser populada a partir das tags highway=bus_stop do OSM, indexada 2dsphere, e cruzada com a coleção facilities via $geoNear inter-coleção. Esta extensão respondia diretamente à pergunta “tenho autocarro?” colocada no enunciado.</w:t>
+        <w:t xml:space="preserve">•  Camada de transportes públicos. Uma </w:t>
+      </w:r>
+      <w:proofErr w:type="gramStart"/>
+      <w:r>
+        <w:t>nova coleção bus</w:t>
+      </w:r>
+      <w:proofErr w:type="gramEnd"/>
+      <w:r>
+        <w:t>_stops poderia ser populada a partir das tags highway=bus_stop do OSM, indexada 2dsphere, e cruzada com a coleção facilities via $geoNear inter-coleção. Esta extensão respondia diretamente à pergunta “tenho autocarro?” colocada no enunciado.</w:t>
       </w:r>
     </w:p>
     <w:p/>
@@ -5280,19 +7120,29 @@
       <w:pPr>
         <w:pStyle w:val="Estilo2"/>
       </w:pPr>
+      <w:bookmarkStart w:id="25" w:name="_Toc230299693"/>
       <w:r>
         <w:rPr>
           <w:b/>
         </w:rPr>
         <w:t>6.4. Considerações finais</w:t>
       </w:r>
-    </w:p>
-    <w:p>
-      <w:pPr>
-        <w:jc w:val="both"/>
-      </w:pPr>
-      <w:r>
-        <w:t>O exercício mostrou que, com uma stack open-source bem escolhida e compreendida, é possível construir em duração letiva uma aplicação WebSIG de complexidade não trivial sobre dados reais, demonstrando todos os conceitos centrais da unidade curricular. A documentação explícita das pipelines de agregação, dos índices e das suas motivações pretende-se útil não só como avaliação pedagógica mas também como referência para futuros trabalhos que tomem este como ponto de partida.</w:t>
+      <w:bookmarkEnd w:id="25"/>
+    </w:p>
+    <w:p>
+      <w:pPr>
+        <w:jc w:val="both"/>
+      </w:pPr>
+      <w:r>
+        <w:t xml:space="preserve">O exercício mostrou que, com uma stack open-source bem escolhida e compreendida, é possível construir em duração letiva uma aplicação WebSIG de complexidade não trivial sobre dados reais, demonstrando todos os conceitos centrais da unidade curricular. A documentação explícita das pipelines de agregação, dos índices e das suas motivações pretende-se útil não só como avaliação </w:t>
+      </w:r>
+      <w:proofErr w:type="gramStart"/>
+      <w:r>
+        <w:t>pedagógica</w:t>
+      </w:r>
+      <w:proofErr w:type="gramEnd"/>
+      <w:r>
+        <w:t xml:space="preserve"> mas também como referência para futuros trabalhos que tomem este como ponto de partida.</w:t>
       </w:r>
     </w:p>
     <w:p>
@@ -5308,71 +7158,144 @@
         <w:jc w:val="both"/>
       </w:pPr>
       <w:r>
-        <w:t>[1]  OpenStreetMap Foundation, “OpenStreetMap.” [Online]. Disponível em: https://www.openstreetmap.org. [Acedido: 21-mai-2026].</w:t>
-      </w:r>
-    </w:p>
-    <w:p>
-      <w:pPr>
-        <w:jc w:val="both"/>
-      </w:pPr>
-      <w:r>
-        <w:t>[2]  OpenStreetMap Wiki, “Overpass API.” [Online]. Disponível em: https://wiki.openstreetmap.org/wiki/Overpass_API. [Acedido: 21-mai-2026].</w:t>
-      </w:r>
-    </w:p>
-    <w:p>
-      <w:pPr>
-        <w:jc w:val="both"/>
-      </w:pPr>
-      <w:r>
-        <w:t>[3]  MongoDB Inc., “MongoDB Manual: Geospatial Queries.” [Online]. Disponível em: https://www.mongodb.com/docs/manual/geospatial-queries/. [Acedido: 21-mai-2026].</w:t>
-      </w:r>
-    </w:p>
-    <w:p>
-      <w:pPr>
-        <w:jc w:val="both"/>
-      </w:pPr>
-      <w:r>
-        <w:t>[4]  MongoDB Inc., “2dsphere Indexes.” [Online]. Disponível em: https://www.mongodb.com/docs/manual/core/2dsphere/. [Acedido: 21-mai-2026].</w:t>
-      </w:r>
-    </w:p>
-    <w:p>
-      <w:pPr>
-        <w:jc w:val="both"/>
-      </w:pPr>
-      <w:r>
-        <w:t>[5]  MongoDB Inc., “Aggregation Framework Reference.” [Online]. Disponível em: https://www.mongodb.com/docs/manual/reference/operator/aggregation/. [Acedido: 21-mai-2026].</w:t>
-      </w:r>
-    </w:p>
-    <w:p>
-      <w:pPr>
-        <w:jc w:val="both"/>
-      </w:pPr>
-      <w:r>
-        <w:t>[6]  S. Ramírez et al., “FastAPI Documentation.” [Online]. Disponível em: https://fastapi.tiangolo.com/. [Acedido: 21-mai-2026].</w:t>
-      </w:r>
-    </w:p>
-    <w:p>
-      <w:pPr>
-        <w:jc w:val="both"/>
-      </w:pPr>
-      <w:r>
-        <w:t>[7]  V. Agafonkin et al., “Leaflet — an open-source JavaScript library for mobile-friendly interactive maps.” [Online]. Disponível em: https://leafletjs.com/. [Acedido: 21-mai-2026].</w:t>
-      </w:r>
-    </w:p>
-    <w:p>
-      <w:pPr>
-        <w:jc w:val="both"/>
-      </w:pPr>
-      <w:r>
-        <w:t>[8]  Per Liedman, “Leaflet Routing Machine.” [Online]. Disponível em: https://www.liedman.net/leaflet-routing-machine/. [Acedido: 21-mai-2026].</w:t>
-      </w:r>
-    </w:p>
-    <w:p>
-      <w:pPr>
-        <w:jc w:val="both"/>
-      </w:pPr>
-      <w:r>
-        <w:t>[9]  D. Luxen and C. Vetter, “Real-time routing with OpenStreetMap data,” in Proceedings of the 19th ACM SIGSPATIAL International Conference on Advances in Geographic Information Systems, 2011, pp. 513–516.</w:t>
+        <w:t>[1</w:t>
+      </w:r>
+      <w:proofErr w:type="gramStart"/>
+      <w:r>
+        <w:t>]  OpenStreetMap</w:t>
+      </w:r>
+      <w:proofErr w:type="gramEnd"/>
+      <w:r>
+        <w:t xml:space="preserve"> Foundation, “OpenStreetMap.” [Online]. Disponível em: https://www.openstreetmap.org. [Acedido: 21-mai-2026].</w:t>
+      </w:r>
+    </w:p>
+    <w:p>
+      <w:pPr>
+        <w:jc w:val="both"/>
+      </w:pPr>
+      <w:r>
+        <w:t>[2</w:t>
+      </w:r>
+      <w:proofErr w:type="gramStart"/>
+      <w:r>
+        <w:t>]  OpenStreetMap</w:t>
+      </w:r>
+      <w:proofErr w:type="gramEnd"/>
+      <w:r>
+        <w:t xml:space="preserve"> Wiki, “Overpass API.” [Online]. Disponível em: https://wiki.openstreetmap.org/wiki/Overpass_API. [Acedido: 21-mai-2026].</w:t>
+      </w:r>
+    </w:p>
+    <w:p>
+      <w:pPr>
+        <w:jc w:val="both"/>
+      </w:pPr>
+      <w:r>
+        <w:t>[3</w:t>
+      </w:r>
+      <w:proofErr w:type="gramStart"/>
+      <w:r>
+        <w:t>]  MongoDB</w:t>
+      </w:r>
+      <w:proofErr w:type="gramEnd"/>
+      <w:r>
+        <w:t xml:space="preserve"> Inc., “MongoDB Manual: Geospatial Queries.” [Online]. Disponível em: https://www.mongodb.com/docs/manual/geospatial-queries/. [Acedido: 21-mai-2026].</w:t>
+      </w:r>
+    </w:p>
+    <w:p>
+      <w:pPr>
+        <w:jc w:val="both"/>
+      </w:pPr>
+      <w:r>
+        <w:lastRenderedPageBreak/>
+        <w:t>[4</w:t>
+      </w:r>
+      <w:proofErr w:type="gramStart"/>
+      <w:r>
+        <w:t>]  MongoDB</w:t>
+      </w:r>
+      <w:proofErr w:type="gramEnd"/>
+      <w:r>
+        <w:t xml:space="preserve"> Inc., “2dsphere Indexes.” [Online]. Disponível em: https://www.mongodb.com/docs/manual/core/2dsphere/. [Acedido: 21-mai-2026].</w:t>
+      </w:r>
+    </w:p>
+    <w:p>
+      <w:pPr>
+        <w:jc w:val="both"/>
+      </w:pPr>
+      <w:r>
+        <w:t>[5</w:t>
+      </w:r>
+      <w:proofErr w:type="gramStart"/>
+      <w:r>
+        <w:t>]  MongoDB</w:t>
+      </w:r>
+      <w:proofErr w:type="gramEnd"/>
+      <w:r>
+        <w:t xml:space="preserve"> Inc., “Aggregation Framework Reference.” [Online]. Disponível em: https://www.mongodb.com/docs/manual/reference/operator/aggregation/. [Acedido: 21-mai-2026].</w:t>
+      </w:r>
+    </w:p>
+    <w:p>
+      <w:pPr>
+        <w:jc w:val="both"/>
+      </w:pPr>
+      <w:r>
+        <w:t>[6</w:t>
+      </w:r>
+      <w:proofErr w:type="gramStart"/>
+      <w:r>
+        <w:t>]  S.</w:t>
+      </w:r>
+      <w:proofErr w:type="gramEnd"/>
+      <w:r>
+        <w:t xml:space="preserve"> Ramírez et al., “FastAPI Documentation.” [Online]. Disponível em: https://fastapi.tiangolo.com/. [Acedido: 21-mai-2026].</w:t>
+      </w:r>
+    </w:p>
+    <w:p>
+      <w:pPr>
+        <w:jc w:val="both"/>
+      </w:pPr>
+      <w:r>
+        <w:t>[7</w:t>
+      </w:r>
+      <w:proofErr w:type="gramStart"/>
+      <w:r>
+        <w:t>]  V.</w:t>
+      </w:r>
+      <w:proofErr w:type="gramEnd"/>
+      <w:r>
+        <w:t xml:space="preserve"> Agafonkin et al., “Leaflet — an open-source JavaScript library for mobile-friendly interactive maps.” [Online]. Disponível em: https://leafletjs.com/. [Acedido: 21-mai-2026].</w:t>
+      </w:r>
+    </w:p>
+    <w:p>
+      <w:pPr>
+        <w:jc w:val="both"/>
+      </w:pPr>
+      <w:r>
+        <w:t>[8</w:t>
+      </w:r>
+      <w:proofErr w:type="gramStart"/>
+      <w:r>
+        <w:t>]  Per</w:t>
+      </w:r>
+      <w:proofErr w:type="gramEnd"/>
+      <w:r>
+        <w:t xml:space="preserve"> Liedman, “Leaflet Routing Machine.” [Online]. Disponível em: https://www.liedman.net/leaflet-routing-machine/. [Acedido: 21-mai-2026].</w:t>
+      </w:r>
+    </w:p>
+    <w:p>
+      <w:pPr>
+        <w:jc w:val="both"/>
+      </w:pPr>
+      <w:r>
+        <w:t>[9</w:t>
+      </w:r>
+      <w:proofErr w:type="gramStart"/>
+      <w:r>
+        <w:t>]  D.</w:t>
+      </w:r>
+      <w:proofErr w:type="gramEnd"/>
+      <w:r>
+        <w:t xml:space="preserve"> Luxen and C. Vetter, “Real-time routing with OpenStreetMap data,” in Proceedings of the 19th ACM SIGSPATIAL International Conference on Advances in Geographic Information Systems, 2011, pp. 513–516.</w:t>
       </w:r>
     </w:p>
     <w:p>
@@ -5436,6 +7359,7 @@
         <w:pStyle w:val="Estilo1"/>
       </w:pPr>
       <w:r>
+        <w:lastRenderedPageBreak/>
         <w:t>Apêndice A. Schema completo da coleção facilities</w:t>
       </w:r>
     </w:p>
@@ -5451,7 +7375,6 @@
       <w:pPr>
         <w:spacing w:before="80" w:after="80"/>
         <w:ind w:left="280"/>
-        <w:jc w:val="left"/>
       </w:pPr>
       <w:r>
         <w:rPr>
@@ -5459,56 +7382,212 @@
           <w:sz w:val="18"/>
         </w:rPr>
         <w:t>{</w:t>
+      </w:r>
+      <w:r>
+        <w:rPr>
+          <w:rFonts w:ascii="Consolas" w:hAnsi="Consolas"/>
+          <w:sz w:val="18"/>
+        </w:rPr>
         <w:br/>
         <w:t xml:space="preserve">  "osm_id":        &lt;int&gt;,        // identificador OSM (chave natural)</w:t>
+      </w:r>
+      <w:r>
+        <w:rPr>
+          <w:rFonts w:ascii="Consolas" w:hAnsi="Consolas"/>
+          <w:sz w:val="18"/>
+        </w:rPr>
         <w:br/>
         <w:t xml:space="preserve">  "osm_type":      &lt;string&gt;,     // "node" | "way" | "relation"</w:t>
+      </w:r>
+      <w:r>
+        <w:rPr>
+          <w:rFonts w:ascii="Consolas" w:hAnsi="Consolas"/>
+          <w:sz w:val="18"/>
+        </w:rPr>
         <w:br/>
         <w:t xml:space="preserve">  "name":          &lt;string&gt;,     // obrigatório (entradas anónimas são filtradas)</w:t>
+      </w:r>
+      <w:r>
+        <w:rPr>
+          <w:rFonts w:ascii="Consolas" w:hAnsi="Consolas"/>
+          <w:sz w:val="18"/>
+        </w:rPr>
         <w:br/>
         <w:t xml:space="preserve">  "category":      &lt;string&gt;,     // 1 de 9 categorias normalizadas</w:t>
+      </w:r>
+      <w:r>
+        <w:rPr>
+          <w:rFonts w:ascii="Consolas" w:hAnsi="Consolas"/>
+          <w:sz w:val="18"/>
+        </w:rPr>
         <w:br/>
         <w:t xml:space="preserve">  "sports":        &lt;[string]&gt;,   // 0..n modalidades</w:t>
+      </w:r>
+      <w:r>
+        <w:rPr>
+          <w:rFonts w:ascii="Consolas" w:hAnsi="Consolas"/>
+          <w:sz w:val="18"/>
+        </w:rPr>
         <w:br/>
         <w:t xml:space="preserve">  "location": {</w:t>
+      </w:r>
+      <w:r>
+        <w:rPr>
+          <w:rFonts w:ascii="Consolas" w:hAnsi="Consolas"/>
+          <w:sz w:val="18"/>
+        </w:rPr>
         <w:br/>
         <w:t xml:space="preserve">    "type":        "Point",</w:t>
+      </w:r>
+      <w:r>
+        <w:rPr>
+          <w:rFonts w:ascii="Consolas" w:hAnsi="Consolas"/>
+          <w:sz w:val="18"/>
+        </w:rPr>
         <w:br/>
         <w:t xml:space="preserve">    "coordinates": [&lt;lon&gt;, &lt;lat&gt;]</w:t>
+      </w:r>
+      <w:r>
+        <w:rPr>
+          <w:rFonts w:ascii="Consolas" w:hAnsi="Consolas"/>
+          <w:sz w:val="18"/>
+        </w:rPr>
         <w:br/>
         <w:t xml:space="preserve">  },</w:t>
+      </w:r>
+      <w:r>
+        <w:rPr>
+          <w:rFonts w:ascii="Consolas" w:hAnsi="Consolas"/>
+          <w:sz w:val="18"/>
+        </w:rPr>
         <w:br/>
         <w:t xml:space="preserve">  "address": {</w:t>
+      </w:r>
+      <w:r>
+        <w:rPr>
+          <w:rFonts w:ascii="Consolas" w:hAnsi="Consolas"/>
+          <w:sz w:val="18"/>
+        </w:rPr>
         <w:br/>
         <w:t xml:space="preserve">    "street": &lt;string&gt;, "housenumber": &lt;string&gt;,</w:t>
+      </w:r>
+      <w:r>
+        <w:rPr>
+          <w:rFonts w:ascii="Consolas" w:hAnsi="Consolas"/>
+          <w:sz w:val="18"/>
+        </w:rPr>
         <w:br/>
         <w:t xml:space="preserve">    "city":   &lt;string&gt;, "postcode":    &lt;string&gt;</w:t>
+      </w:r>
+      <w:r>
+        <w:rPr>
+          <w:rFonts w:ascii="Consolas" w:hAnsi="Consolas"/>
+          <w:sz w:val="18"/>
+        </w:rPr>
         <w:br/>
         <w:t xml:space="preserve">  },</w:t>
+      </w:r>
+      <w:r>
+        <w:rPr>
+          <w:rFonts w:ascii="Consolas" w:hAnsi="Consolas"/>
+          <w:sz w:val="18"/>
+        </w:rPr>
         <w:br/>
         <w:t xml:space="preserve">  "contact":  {"phone": &lt;string&gt;, "website": &lt;string&gt;, "email": &lt;string&gt;},</w:t>
+      </w:r>
+      <w:r>
+        <w:rPr>
+          <w:rFonts w:ascii="Consolas" w:hAnsi="Consolas"/>
+          <w:sz w:val="18"/>
+        </w:rPr>
         <w:br/>
         <w:t xml:space="preserve">  "opening_hours": &lt;string&gt;,     // formato OSM ("Mo-Fr 06:00-22:00; ...")</w:t>
+      </w:r>
+      <w:r>
+        <w:rPr>
+          <w:rFonts w:ascii="Consolas" w:hAnsi="Consolas"/>
+          <w:sz w:val="18"/>
+        </w:rPr>
         <w:br/>
         <w:t xml:space="preserve">  "amenities": {</w:t>
+      </w:r>
+      <w:r>
+        <w:rPr>
+          <w:rFonts w:ascii="Consolas" w:hAnsi="Consolas"/>
+          <w:sz w:val="18"/>
+        </w:rPr>
         <w:br/>
         <w:t xml:space="preserve">    "wheelchair": "yes"|"no"|"",</w:t>
+      </w:r>
+      <w:r>
+        <w:rPr>
+          <w:rFonts w:ascii="Consolas" w:hAnsi="Consolas"/>
+          <w:sz w:val="18"/>
+        </w:rPr>
         <w:br/>
         <w:t xml:space="preserve">    "parking":    "yes"|"no"|"",</w:t>
+      </w:r>
+      <w:r>
+        <w:rPr>
+          <w:rFonts w:ascii="Consolas" w:hAnsi="Consolas"/>
+          <w:sz w:val="18"/>
+        </w:rPr>
         <w:br/>
         <w:t xml:space="preserve">    "shower":     "yes"|"no"|"",</w:t>
+      </w:r>
+      <w:r>
+        <w:rPr>
+          <w:rFonts w:ascii="Consolas" w:hAnsi="Consolas"/>
+          <w:sz w:val="18"/>
+        </w:rPr>
         <w:br/>
         <w:t xml:space="preserve">    "indoor":     "yes"|"no"|"",</w:t>
+      </w:r>
+      <w:r>
+        <w:rPr>
+          <w:rFonts w:ascii="Consolas" w:hAnsi="Consolas"/>
+          <w:sz w:val="18"/>
+        </w:rPr>
         <w:br/>
         <w:t xml:space="preserve">    "covered":    "yes"|"no"|"",</w:t>
+      </w:r>
+      <w:r>
+        <w:rPr>
+          <w:rFonts w:ascii="Consolas" w:hAnsi="Consolas"/>
+          <w:sz w:val="18"/>
+        </w:rPr>
         <w:br/>
         <w:t xml:space="preserve">    "access":     &lt;string&gt;</w:t>
+      </w:r>
+      <w:r>
+        <w:rPr>
+          <w:rFonts w:ascii="Consolas" w:hAnsi="Consolas"/>
+          <w:sz w:val="18"/>
+        </w:rPr>
         <w:br/>
         <w:t xml:space="preserve">  },</w:t>
+      </w:r>
+      <w:r>
+        <w:rPr>
+          <w:rFonts w:ascii="Consolas" w:hAnsi="Consolas"/>
+          <w:sz w:val="18"/>
+        </w:rPr>
         <w:br/>
         <w:t xml:space="preserve">  "fee":      &lt;string&gt;,</w:t>
+      </w:r>
+      <w:r>
+        <w:rPr>
+          <w:rFonts w:ascii="Consolas" w:hAnsi="Consolas"/>
+          <w:sz w:val="18"/>
+        </w:rPr>
         <w:br/>
         <w:t xml:space="preserve">  "operator": &lt;string&gt;</w:t>
+      </w:r>
+      <w:r>
+        <w:rPr>
+          <w:rFonts w:ascii="Consolas" w:hAnsi="Consolas"/>
+          <w:sz w:val="18"/>
+        </w:rPr>
         <w:br/>
         <w:t>}</w:t>
       </w:r>
@@ -5525,7 +7604,6 @@
       <w:pPr>
         <w:spacing w:before="80" w:after="80"/>
         <w:ind w:left="280"/>
-        <w:jc w:val="left"/>
       </w:pPr>
       <w:r>
         <w:rPr>
@@ -5533,38 +7611,147 @@
           <w:sz w:val="18"/>
         </w:rPr>
         <w:t>TABD/</w:t>
+      </w:r>
+      <w:r>
+        <w:rPr>
+          <w:rFonts w:ascii="Consolas" w:hAnsi="Consolas"/>
+          <w:sz w:val="18"/>
+        </w:rPr>
         <w:br/>
         <w:t>├── 03_Implementacao/</w:t>
+      </w:r>
+      <w:r>
+        <w:rPr>
+          <w:rFonts w:ascii="Consolas" w:hAnsi="Consolas"/>
+          <w:sz w:val="18"/>
+        </w:rPr>
         <w:br/>
         <w:t>│   ├── seed_osm.py            # Pipeline ETL Overpass → MongoDB</w:t>
+      </w:r>
+      <w:r>
+        <w:rPr>
+          <w:rFonts w:ascii="Consolas" w:hAnsi="Consolas"/>
+          <w:sz w:val="18"/>
+        </w:rPr>
         <w:br/>
         <w:t>│   ├── osm_cache.json         # Cache da resposta Overpass</w:t>
+      </w:r>
+      <w:r>
+        <w:rPr>
+          <w:rFonts w:ascii="Consolas" w:hAnsi="Consolas"/>
+          <w:sz w:val="18"/>
+        </w:rPr>
         <w:br/>
         <w:t>│   └── geocode_cache.json     # Cache do Nominatim</w:t>
+      </w:r>
+      <w:r>
+        <w:rPr>
+          <w:rFonts w:ascii="Consolas" w:hAnsi="Consolas"/>
+          <w:sz w:val="18"/>
+        </w:rPr>
         <w:br/>
         <w:t>├── web/</w:t>
+      </w:r>
+      <w:r>
+        <w:rPr>
+          <w:rFonts w:ascii="Consolas" w:hAnsi="Consolas"/>
+          <w:sz w:val="18"/>
+        </w:rPr>
         <w:br/>
         <w:t>│   ├── Dockerfile</w:t>
+      </w:r>
+      <w:r>
+        <w:rPr>
+          <w:rFonts w:ascii="Consolas" w:hAnsi="Consolas"/>
+          <w:sz w:val="18"/>
+        </w:rPr>
         <w:br/>
         <w:t>│   ├── requirements.txt</w:t>
+      </w:r>
+      <w:r>
+        <w:rPr>
+          <w:rFonts w:ascii="Consolas" w:hAnsi="Consolas"/>
+          <w:sz w:val="18"/>
+        </w:rPr>
         <w:br/>
         <w:t>│   ├── server.py              # Backend FastAPI (12 endpoints)</w:t>
-        <w:br/>
+      </w:r>
+      <w:r>
+        <w:rPr>
+          <w:rFonts w:ascii="Consolas" w:hAnsi="Consolas"/>
+          <w:sz w:val="18"/>
+        </w:rPr>
+        <w:br/>
+      </w:r>
+      <w:r>
+        <w:rPr>
+          <w:rFonts w:ascii="Consolas" w:hAnsi="Consolas"/>
+          <w:sz w:val="18"/>
+        </w:rPr>
+        <w:lastRenderedPageBreak/>
         <w:t>│   └── static/</w:t>
+      </w:r>
+      <w:r>
+        <w:rPr>
+          <w:rFonts w:ascii="Consolas" w:hAnsi="Consolas"/>
+          <w:sz w:val="18"/>
+        </w:rPr>
         <w:br/>
         <w:t>│       ├── index.html</w:t>
+      </w:r>
+      <w:r>
+        <w:rPr>
+          <w:rFonts w:ascii="Consolas" w:hAnsi="Consolas"/>
+          <w:sz w:val="18"/>
+        </w:rPr>
         <w:br/>
         <w:t>│       ├── css/main.css</w:t>
+      </w:r>
+      <w:r>
+        <w:rPr>
+          <w:rFonts w:ascii="Consolas" w:hAnsi="Consolas"/>
+          <w:sz w:val="18"/>
+        </w:rPr>
         <w:br/>
         <w:t>│       └── js/app.js          # Lógica do cliente (~700 linhas)</w:t>
+      </w:r>
+      <w:r>
+        <w:rPr>
+          <w:rFonts w:ascii="Consolas" w:hAnsi="Consolas"/>
+          <w:sz w:val="18"/>
+        </w:rPr>
         <w:br/>
         <w:t>├── docker-compose.yml         # Orquestração (mongodb + seed + web)</w:t>
+      </w:r>
+      <w:r>
+        <w:rPr>
+          <w:rFonts w:ascii="Consolas" w:hAnsi="Consolas"/>
+          <w:sz w:val="18"/>
+        </w:rPr>
         <w:br/>
         <w:t>├── Dockerfile                 # Imagem base do seed</w:t>
+      </w:r>
+      <w:r>
+        <w:rPr>
+          <w:rFonts w:ascii="Consolas" w:hAnsi="Consolas"/>
+          <w:sz w:val="18"/>
+        </w:rPr>
         <w:br/>
         <w:t>├── requirements.txt           # Dependências Python globais</w:t>
+      </w:r>
+      <w:r>
+        <w:rPr>
+          <w:rFonts w:ascii="Consolas" w:hAnsi="Consolas"/>
+          <w:sz w:val="18"/>
+        </w:rPr>
         <w:br/>
         <w:t>└── docs/</w:t>
+      </w:r>
+      <w:r>
+        <w:rPr>
+          <w:rFonts w:ascii="Consolas" w:hAnsi="Consolas"/>
+          <w:sz w:val="18"/>
+        </w:rPr>
         <w:br/>
         <w:t xml:space="preserve">    └── Relatorio_FitMap.docx  # (este documento)</w:t>
       </w:r>
@@ -5589,7 +7776,6 @@
       <w:pPr>
         <w:spacing w:before="80" w:after="80"/>
         <w:ind w:left="280"/>
-        <w:jc w:val="left"/>
       </w:pPr>
       <w:r>
         <w:rPr>
@@ -5597,37 +7783,151 @@
           <w:sz w:val="18"/>
         </w:rPr>
         <w:t># 1) Clonar o repositório</w:t>
+      </w:r>
+      <w:r>
+        <w:rPr>
+          <w:rFonts w:ascii="Consolas" w:hAnsi="Consolas"/>
+          <w:sz w:val="18"/>
+        </w:rPr>
         <w:br/>
         <w:t>git clone &lt;url-do-repo&gt;</w:t>
+      </w:r>
+      <w:r>
+        <w:rPr>
+          <w:rFonts w:ascii="Consolas" w:hAnsi="Consolas"/>
+          <w:sz w:val="18"/>
+        </w:rPr>
         <w:br/>
         <w:t>cd TABD</w:t>
-        <w:br/>
+      </w:r>
+      <w:r>
+        <w:rPr>
+          <w:rFonts w:ascii="Consolas" w:hAnsi="Consolas"/>
+          <w:sz w:val="18"/>
+        </w:rPr>
+        <w:br/>
+      </w:r>
+      <w:r>
+        <w:rPr>
+          <w:rFonts w:ascii="Consolas" w:hAnsi="Consolas"/>
+          <w:sz w:val="18"/>
+        </w:rPr>
         <w:br/>
         <w:t># 2) Construir e iniciar os três serviços</w:t>
+      </w:r>
+      <w:r>
+        <w:rPr>
+          <w:rFonts w:ascii="Consolas" w:hAnsi="Consolas"/>
+          <w:sz w:val="18"/>
+        </w:rPr>
         <w:br/>
         <w:t>docker compose up -d --build</w:t>
-        <w:br/>
+      </w:r>
+      <w:r>
+        <w:rPr>
+          <w:rFonts w:ascii="Consolas" w:hAnsi="Consolas"/>
+          <w:sz w:val="18"/>
+        </w:rPr>
+        <w:br/>
+      </w:r>
+      <w:r>
+        <w:rPr>
+          <w:rFonts w:ascii="Consolas" w:hAnsi="Consolas"/>
+          <w:sz w:val="18"/>
+        </w:rPr>
         <w:br/>
         <w:t># 3) Aguardar 1 a 2 min pela ingestão de dados (seed)</w:t>
+      </w:r>
+      <w:r>
+        <w:rPr>
+          <w:rFonts w:ascii="Consolas" w:hAnsi="Consolas"/>
+          <w:sz w:val="18"/>
+        </w:rPr>
         <w:br/>
         <w:t>docker compose logs seed --follow</w:t>
-        <w:br/>
+      </w:r>
+      <w:r>
+        <w:rPr>
+          <w:rFonts w:ascii="Consolas" w:hAnsi="Consolas"/>
+          <w:sz w:val="18"/>
+        </w:rPr>
+        <w:br/>
+      </w:r>
+      <w:r>
+        <w:rPr>
+          <w:rFonts w:ascii="Consolas" w:hAnsi="Consolas"/>
+          <w:sz w:val="18"/>
+        </w:rPr>
         <w:br/>
         <w:t># 4) Abrir a aplicação</w:t>
+      </w:r>
+      <w:r>
+        <w:rPr>
+          <w:rFonts w:ascii="Consolas" w:hAnsi="Consolas"/>
+          <w:sz w:val="18"/>
+        </w:rPr>
         <w:br/>
         <w:t>#    Browser → http://localhost:8000</w:t>
-        <w:br/>
+      </w:r>
+      <w:r>
+        <w:rPr>
+          <w:rFonts w:ascii="Consolas" w:hAnsi="Consolas"/>
+          <w:sz w:val="18"/>
+        </w:rPr>
+        <w:br/>
+      </w:r>
+      <w:r>
+        <w:rPr>
+          <w:rFonts w:ascii="Consolas" w:hAnsi="Consolas"/>
+          <w:sz w:val="18"/>
+        </w:rPr>
         <w:br/>
         <w:t># 5) (opcional) inspecionar a coleção via mongosh</w:t>
+      </w:r>
+      <w:r>
+        <w:rPr>
+          <w:rFonts w:ascii="Consolas" w:hAnsi="Consolas"/>
+          <w:sz w:val="18"/>
+        </w:rPr>
         <w:br/>
         <w:t>docker exec -it fitmap-mongodb mongosh FitMap</w:t>
+      </w:r>
+      <w:r>
+        <w:rPr>
+          <w:rFonts w:ascii="Consolas" w:hAnsi="Consolas"/>
+          <w:sz w:val="18"/>
+        </w:rPr>
         <w:br/>
         <w:t>&gt; db.facilities.countDocuments({})       // → 3390</w:t>
+      </w:r>
+      <w:r>
+        <w:rPr>
+          <w:rFonts w:ascii="Consolas" w:hAnsi="Consolas"/>
+          <w:sz w:val="18"/>
+        </w:rPr>
         <w:br/>
         <w:t>&gt; db.facilities.findOne({"category": "Piscina"})</w:t>
-        <w:br/>
+      </w:r>
+      <w:r>
+        <w:rPr>
+          <w:rFonts w:ascii="Consolas" w:hAnsi="Consolas"/>
+          <w:sz w:val="18"/>
+        </w:rPr>
+        <w:br/>
+      </w:r>
+      <w:r>
+        <w:rPr>
+          <w:rFonts w:ascii="Consolas" w:hAnsi="Consolas"/>
+          <w:sz w:val="18"/>
+        </w:rPr>
         <w:br/>
         <w:t># 6) (opcional) abrir um mongo-express na porta 8081</w:t>
+      </w:r>
+      <w:r>
+        <w:rPr>
+          <w:rFonts w:ascii="Consolas" w:hAnsi="Consolas"/>
+          <w:sz w:val="18"/>
+        </w:rPr>
         <w:br/>
         <w:t>docker compose --profile tools up -d mongo-express</w:t>
       </w:r>
@@ -5642,18 +7942,18 @@
     </w:p>
     <w:tbl>
       <w:tblPr>
-        <w:tblW w:type="auto" w:w="0"/>
-        <w:tblLook w:firstColumn="1" w:firstRow="1" w:lastColumn="0" w:lastRow="0" w:noHBand="0" w:noVBand="1" w:val="04A0"/>
+        <w:tblW w:w="0" w:type="auto"/>
+        <w:tblLook w:val="04A0" w:firstRow="1" w:lastRow="0" w:firstColumn="1" w:lastColumn="0" w:noHBand="0" w:noVBand="1"/>
       </w:tblPr>
       <w:tblGrid>
-        <w:gridCol w:w="2929"/>
-        <w:gridCol w:w="2929"/>
-        <w:gridCol w:w="2929"/>
+        <w:gridCol w:w="2278"/>
+        <w:gridCol w:w="4075"/>
+        <w:gridCol w:w="2434"/>
       </w:tblGrid>
       <w:tr>
         <w:tc>
           <w:tcPr>
-            <w:tcW w:type="dxa" w:w="2929"/>
+            <w:tcW w:w="2929" w:type="dxa"/>
           </w:tcPr>
           <w:p>
             <w:r>
@@ -5666,7 +7966,7 @@
         </w:tc>
         <w:tc>
           <w:tcPr>
-            <w:tcW w:type="dxa" w:w="2929"/>
+            <w:tcW w:w="2929" w:type="dxa"/>
           </w:tcPr>
           <w:p>
             <w:r>
@@ -5679,7 +7979,7 @@
         </w:tc>
         <w:tc>
           <w:tcPr>
-            <w:tcW w:type="dxa" w:w="2929"/>
+            <w:tcW w:w="2929" w:type="dxa"/>
           </w:tcPr>
           <w:p>
             <w:r>
@@ -5694,7 +7994,7 @@
       <w:tr>
         <w:tc>
           <w:tcPr>
-            <w:tcW w:type="dxa" w:w="2929"/>
+            <w:tcW w:w="2929" w:type="dxa"/>
           </w:tcPr>
           <w:p>
             <w:r>
@@ -5704,7 +8004,7 @@
         </w:tc>
         <w:tc>
           <w:tcPr>
-            <w:tcW w:type="dxa" w:w="2929"/>
+            <w:tcW w:w="2929" w:type="dxa"/>
           </w:tcPr>
           <w:p>
             <w:r>
@@ -5714,7 +8014,7 @@
         </w:tc>
         <w:tc>
           <w:tcPr>
-            <w:tcW w:type="dxa" w:w="2929"/>
+            <w:tcW w:w="2929" w:type="dxa"/>
           </w:tcPr>
           <w:p>
             <w:r>
@@ -5726,17 +8026,18 @@
       <w:tr>
         <w:tc>
           <w:tcPr>
-            <w:tcW w:type="dxa" w:w="2929"/>
-          </w:tcPr>
-          <w:p>
-            <w:r>
+            <w:tcW w:w="2929" w:type="dxa"/>
+          </w:tcPr>
+          <w:p>
+            <w:r>
+              <w:lastRenderedPageBreak/>
               <w:t>GET</w:t>
             </w:r>
           </w:p>
         </w:tc>
         <w:tc>
           <w:tcPr>
-            <w:tcW w:type="dxa" w:w="2929"/>
+            <w:tcW w:w="2929" w:type="dxa"/>
           </w:tcPr>
           <w:p>
             <w:r>
@@ -5746,11 +8047,19 @@
         </w:tc>
         <w:tc>
           <w:tcPr>
-            <w:tcW w:type="dxa" w:w="2929"/>
-          </w:tcPr>
-          <w:p>
-            <w:r>
-              <w:t>KPIs globais via $facet</w:t>
+            <w:tcW w:w="2929" w:type="dxa"/>
+          </w:tcPr>
+          <w:p>
+            <w:r>
+              <w:t xml:space="preserve">KPIs </w:t>
+            </w:r>
+            <w:proofErr w:type="gramStart"/>
+            <w:r>
+              <w:t>globais via</w:t>
+            </w:r>
+            <w:proofErr w:type="gramEnd"/>
+            <w:r>
+              <w:t xml:space="preserve"> $facet</w:t>
             </w:r>
           </w:p>
         </w:tc>
@@ -5758,7 +8067,7 @@
       <w:tr>
         <w:tc>
           <w:tcPr>
-            <w:tcW w:type="dxa" w:w="2929"/>
+            <w:tcW w:w="2929" w:type="dxa"/>
           </w:tcPr>
           <w:p>
             <w:r>
@@ -5768,7 +8077,7 @@
         </w:tc>
         <w:tc>
           <w:tcPr>
-            <w:tcW w:type="dxa" w:w="2929"/>
+            <w:tcW w:w="2929" w:type="dxa"/>
           </w:tcPr>
           <w:p>
             <w:r>
@@ -5778,7 +8087,7 @@
         </w:tc>
         <w:tc>
           <w:tcPr>
-            <w:tcW w:type="dxa" w:w="2929"/>
+            <w:tcW w:w="2929" w:type="dxa"/>
           </w:tcPr>
           <w:p>
             <w:r>
@@ -5790,7 +8099,7 @@
       <w:tr>
         <w:tc>
           <w:tcPr>
-            <w:tcW w:type="dxa" w:w="2929"/>
+            <w:tcW w:w="2929" w:type="dxa"/>
           </w:tcPr>
           <w:p>
             <w:r>
@@ -5800,7 +8109,7 @@
         </w:tc>
         <w:tc>
           <w:tcPr>
-            <w:tcW w:type="dxa" w:w="2929"/>
+            <w:tcW w:w="2929" w:type="dxa"/>
           </w:tcPr>
           <w:p>
             <w:r>
@@ -5810,7 +8119,7 @@
         </w:tc>
         <w:tc>
           <w:tcPr>
-            <w:tcW w:type="dxa" w:w="2929"/>
+            <w:tcW w:w="2929" w:type="dxa"/>
           </w:tcPr>
           <w:p>
             <w:r>
@@ -5822,7 +8131,7 @@
       <w:tr>
         <w:tc>
           <w:tcPr>
-            <w:tcW w:type="dxa" w:w="2929"/>
+            <w:tcW w:w="2929" w:type="dxa"/>
           </w:tcPr>
           <w:p>
             <w:r>
@@ -5832,7 +8141,7 @@
         </w:tc>
         <w:tc>
           <w:tcPr>
-            <w:tcW w:type="dxa" w:w="2929"/>
+            <w:tcW w:w="2929" w:type="dxa"/>
           </w:tcPr>
           <w:p>
             <w:r>
@@ -5842,7 +8151,7 @@
         </w:tc>
         <w:tc>
           <w:tcPr>
-            <w:tcW w:type="dxa" w:w="2929"/>
+            <w:tcW w:w="2929" w:type="dxa"/>
           </w:tcPr>
           <w:p>
             <w:r>
@@ -5854,7 +8163,7 @@
       <w:tr>
         <w:tc>
           <w:tcPr>
-            <w:tcW w:type="dxa" w:w="2929"/>
+            <w:tcW w:w="2929" w:type="dxa"/>
           </w:tcPr>
           <w:p>
             <w:r>
@@ -5864,7 +8173,7 @@
         </w:tc>
         <w:tc>
           <w:tcPr>
-            <w:tcW w:type="dxa" w:w="2929"/>
+            <w:tcW w:w="2929" w:type="dxa"/>
           </w:tcPr>
           <w:p>
             <w:r>
@@ -5874,7 +8183,7 @@
         </w:tc>
         <w:tc>
           <w:tcPr>
-            <w:tcW w:type="dxa" w:w="2929"/>
+            <w:tcW w:w="2929" w:type="dxa"/>
           </w:tcPr>
           <w:p>
             <w:r>
@@ -5886,7 +8195,7 @@
       <w:tr>
         <w:tc>
           <w:tcPr>
-            <w:tcW w:type="dxa" w:w="2929"/>
+            <w:tcW w:w="2929" w:type="dxa"/>
           </w:tcPr>
           <w:p>
             <w:r>
@@ -5896,7 +8205,7 @@
         </w:tc>
         <w:tc>
           <w:tcPr>
-            <w:tcW w:type="dxa" w:w="2929"/>
+            <w:tcW w:w="2929" w:type="dxa"/>
           </w:tcPr>
           <w:p>
             <w:r>
@@ -5906,7 +8215,7 @@
         </w:tc>
         <w:tc>
           <w:tcPr>
-            <w:tcW w:type="dxa" w:w="2929"/>
+            <w:tcW w:w="2929" w:type="dxa"/>
           </w:tcPr>
           <w:p>
             <w:r>
@@ -5918,7 +8227,7 @@
       <w:tr>
         <w:tc>
           <w:tcPr>
-            <w:tcW w:type="dxa" w:w="2929"/>
+            <w:tcW w:w="2929" w:type="dxa"/>
           </w:tcPr>
           <w:p>
             <w:r>
@@ -5928,7 +8237,7 @@
         </w:tc>
         <w:tc>
           <w:tcPr>
-            <w:tcW w:type="dxa" w:w="2929"/>
+            <w:tcW w:w="2929" w:type="dxa"/>
           </w:tcPr>
           <w:p>
             <w:r>
@@ -5938,7 +8247,7 @@
         </w:tc>
         <w:tc>
           <w:tcPr>
-            <w:tcW w:type="dxa" w:w="2929"/>
+            <w:tcW w:w="2929" w:type="dxa"/>
           </w:tcPr>
           <w:p>
             <w:r>
@@ -5950,7 +8259,7 @@
       <w:tr>
         <w:tc>
           <w:tcPr>
-            <w:tcW w:type="dxa" w:w="2929"/>
+            <w:tcW w:w="2929" w:type="dxa"/>
           </w:tcPr>
           <w:p>
             <w:r>
@@ -5960,7 +8269,7 @@
         </w:tc>
         <w:tc>
           <w:tcPr>
-            <w:tcW w:type="dxa" w:w="2929"/>
+            <w:tcW w:w="2929" w:type="dxa"/>
           </w:tcPr>
           <w:p>
             <w:r>
@@ -5970,7 +8279,7 @@
         </w:tc>
         <w:tc>
           <w:tcPr>
-            <w:tcW w:type="dxa" w:w="2929"/>
+            <w:tcW w:w="2929" w:type="dxa"/>
           </w:tcPr>
           <w:p>
             <w:r>
@@ -5980,6 +8289,7 @@
         </w:tc>
       </w:tr>
     </w:tbl>
+    <w:p/>
     <w:sectPr>
       <w:pgSz w:w="11906" w:h="16838" w:code="9"/>
       <w:pgMar w:top="1418" w:right="1418" w:bottom="1418" w:left="1701" w:header="709" w:footer="709" w:gutter="0"/>
@@ -5991,7 +8301,7 @@
 </file>
 
 <file path=word/endnotes.xml><?xml version="1.0" encoding="utf-8"?>
-<w:endnotes xmlns:wpc="http://schemas.microsoft.com/office/word/2010/wordprocessingCanvas" xmlns:cx="http://schemas.microsoft.com/office/drawing/2014/chartex" xmlns:cx1="http://schemas.microsoft.com/office/drawing/2015/9/8/chartex" xmlns:cx2="http://schemas.microsoft.com/office/drawing/2015/10/21/chartex" xmlns:cx3="http://schemas.microsoft.com/office/drawing/2016/5/9/chartex" xmlns:cx4="http://schemas.microsoft.com/office/drawing/2016/5/10/chartex" xmlns:cx5="http://schemas.microsoft.com/office/drawing/2016/5/11/chartex" xmlns:cx6="http://schemas.microsoft.com/office/drawing/2016/5/12/chartex" xmlns:cx7="http://schemas.microsoft.com/office/drawing/2016/5/13/chartex" xmlns:cx8="http://schemas.microsoft.com/office/drawing/2016/5/14/chartex" xmlns:mc="http://schemas.openxmlformats.org/markup-compatibility/2006" xmlns:aink="http://schemas.microsoft.com/office/drawing/2016/ink" xmlns:am3d="http://schemas.microsoft.com/office/drawing/2017/model3d" xmlns:o="urn:schemas-microsoft-com:office:office" xmlns:oel="http://schemas.microsoft.com/office/2019/extlst" xmlns:r="http://schemas.openxmlformats.org/officeDocument/2006/relationships" xmlns:m="http://schemas.openxmlformats.org/officeDocument/2006/math" xmlns:v="urn:schemas-microsoft-com:vml" xmlns:wp14="http://schemas.microsoft.com/office/word/2010/wordprocessingDrawing" xmlns:wp="http://schemas.openxmlformats.org/drawingml/2006/wordprocessingDrawing" xmlns:w10="urn:schemas-microsoft-com:office:word" xmlns:w="http://schemas.openxmlformats.org/wordprocessingml/2006/main" xmlns:w14="http://schemas.microsoft.com/office/word/2010/wordml" xmlns:w15="http://schemas.microsoft.com/office/word/2012/wordml" xmlns:w16cex="http://schemas.microsoft.com/office/word/2018/wordml/cex" xmlns:w16cid="http://schemas.microsoft.com/office/word/2016/wordml/cid" xmlns:w16="http://schemas.microsoft.com/office/word/2018/wordml" xmlns:w16sdtdh="http://schemas.microsoft.com/office/word/2020/wordml/sdtdatahash" xmlns:w16se="http://schemas.microsoft.com/office/word/2015/wordml/symex" xmlns:wpg="http://schemas.microsoft.com/office/word/2010/wordprocessingGroup" xmlns:wpi="http://schemas.microsoft.com/office/word/2010/wordprocessingInk" xmlns:wne="http://schemas.microsoft.com/office/word/2006/wordml" xmlns:wps="http://schemas.microsoft.com/office/word/2010/wordprocessingShape" mc:Ignorable="w14 w15 w16se w16cid w16 w16cex w16sdtdh wp14">
+<w:endnotes xmlns:wpc="http://schemas.microsoft.com/office/word/2010/wordprocessingCanvas" xmlns:cx="http://schemas.microsoft.com/office/drawing/2014/chartex" xmlns:cx1="http://schemas.microsoft.com/office/drawing/2015/9/8/chartex" xmlns:cx2="http://schemas.microsoft.com/office/drawing/2015/10/21/chartex" xmlns:cx3="http://schemas.microsoft.com/office/drawing/2016/5/9/chartex" xmlns:cx4="http://schemas.microsoft.com/office/drawing/2016/5/10/chartex" xmlns:cx5="http://schemas.microsoft.com/office/drawing/2016/5/11/chartex" xmlns:cx6="http://schemas.microsoft.com/office/drawing/2016/5/12/chartex" xmlns:cx7="http://schemas.microsoft.com/office/drawing/2016/5/13/chartex" xmlns:cx8="http://schemas.microsoft.com/office/drawing/2016/5/14/chartex" xmlns:mc="http://schemas.openxmlformats.org/markup-compatibility/2006" xmlns:aink="http://schemas.microsoft.com/office/drawing/2016/ink" xmlns:am3d="http://schemas.microsoft.com/office/drawing/2017/model3d" xmlns:o="urn:schemas-microsoft-com:office:office" xmlns:oel="http://schemas.microsoft.com/office/2019/extlst" xmlns:r="http://schemas.openxmlformats.org/officeDocument/2006/relationships" xmlns:m="http://schemas.openxmlformats.org/officeDocument/2006/math" xmlns:v="urn:schemas-microsoft-com:vml" xmlns:wp14="http://schemas.microsoft.com/office/word/2010/wordprocessingDrawing" xmlns:wp="http://schemas.openxmlformats.org/drawingml/2006/wordprocessingDrawing" xmlns:w10="urn:schemas-microsoft-com:office:word" xmlns:w="http://schemas.openxmlformats.org/wordprocessingml/2006/main" xmlns:w14="http://schemas.microsoft.com/office/word/2010/wordml" xmlns:w15="http://schemas.microsoft.com/office/word/2012/wordml" xmlns:w16cex="http://schemas.microsoft.com/office/word/2018/wordml/cex" xmlns:w16cid="http://schemas.microsoft.com/office/word/2016/wordml/cid" xmlns:w16="http://schemas.microsoft.com/office/word/2018/wordml" xmlns:w16du="http://schemas.microsoft.com/office/word/2023/wordml/word16du" xmlns:w16sdtdh="http://schemas.microsoft.com/office/word/2020/wordml/sdtdatahash" xmlns:w16sdtfl="http://schemas.microsoft.com/office/word/2024/wordml/sdtformatlock" xmlns:w16se="http://schemas.microsoft.com/office/word/2015/wordml/symex" xmlns:wpg="http://schemas.microsoft.com/office/word/2010/wordprocessingGroup" xmlns:wpi="http://schemas.microsoft.com/office/word/2010/wordprocessingInk" xmlns:wne="http://schemas.microsoft.com/office/word/2006/wordml" xmlns:wps="http://schemas.microsoft.com/office/word/2010/wordprocessingShape" mc:Ignorable="w14 w15 w16se w16cid w16 w16cex w16sdtdh w16sdtfl w16du wp14">
   <w:endnote w:type="separator" w:id="-1">
     <w:p>
       <w:pPr>
@@ -6023,7 +8333,7 @@
 </file>
 
 <file path=word/footer1.xml><?xml version="1.0" encoding="utf-8"?>
-<w:ftr xmlns:wpc="http://schemas.microsoft.com/office/word/2010/wordprocessingCanvas" xmlns:cx="http://schemas.microsoft.com/office/drawing/2014/chartex" xmlns:cx1="http://schemas.microsoft.com/office/drawing/2015/9/8/chartex" xmlns:cx2="http://schemas.microsoft.com/office/drawing/2015/10/21/chartex" xmlns:cx3="http://schemas.microsoft.com/office/drawing/2016/5/9/chartex" xmlns:cx4="http://schemas.microsoft.com/office/drawing/2016/5/10/chartex" xmlns:cx5="http://schemas.microsoft.com/office/drawing/2016/5/11/chartex" xmlns:cx6="http://schemas.microsoft.com/office/drawing/2016/5/12/chartex" xmlns:cx7="http://schemas.microsoft.com/office/drawing/2016/5/13/chartex" xmlns:cx8="http://schemas.microsoft.com/office/drawing/2016/5/14/chartex" xmlns:mc="http://schemas.openxmlformats.org/markup-compatibility/2006" xmlns:aink="http://schemas.microsoft.com/office/drawing/2016/ink" xmlns:am3d="http://schemas.microsoft.com/office/drawing/2017/model3d" xmlns:o="urn:schemas-microsoft-com:office:office" xmlns:oel="http://schemas.microsoft.com/office/2019/extlst" xmlns:r="http://schemas.openxmlformats.org/officeDocument/2006/relationships" xmlns:m="http://schemas.openxmlformats.org/officeDocument/2006/math" xmlns:v="urn:schemas-microsoft-com:vml" xmlns:wp14="http://schemas.microsoft.com/office/word/2010/wordprocessingDrawing" xmlns:wp="http://schemas.openxmlformats.org/drawingml/2006/wordprocessingDrawing" xmlns:w10="urn:schemas-microsoft-com:office:word" xmlns:w="http://schemas.openxmlformats.org/wordprocessingml/2006/main" xmlns:w14="http://schemas.microsoft.com/office/word/2010/wordml" xmlns:w15="http://schemas.microsoft.com/office/word/2012/wordml" xmlns:w16cex="http://schemas.microsoft.com/office/word/2018/wordml/cex" xmlns:w16cid="http://schemas.microsoft.com/office/word/2016/wordml/cid" xmlns:w16="http://schemas.microsoft.com/office/word/2018/wordml" xmlns:w16sdtdh="http://schemas.microsoft.com/office/word/2020/wordml/sdtdatahash" xmlns:w16se="http://schemas.microsoft.com/office/word/2015/wordml/symex" xmlns:wpg="http://schemas.microsoft.com/office/word/2010/wordprocessingGroup" xmlns:wpi="http://schemas.microsoft.com/office/word/2010/wordprocessingInk" xmlns:wne="http://schemas.microsoft.com/office/word/2006/wordml" xmlns:wps="http://schemas.microsoft.com/office/word/2010/wordprocessingShape" mc:Ignorable="w14 w15 w16se w16cid w16 w16cex w16sdtdh wp14">
+<w:ftr xmlns:wpc="http://schemas.microsoft.com/office/word/2010/wordprocessingCanvas" xmlns:cx="http://schemas.microsoft.com/office/drawing/2014/chartex" xmlns:cx1="http://schemas.microsoft.com/office/drawing/2015/9/8/chartex" xmlns:cx2="http://schemas.microsoft.com/office/drawing/2015/10/21/chartex" xmlns:cx3="http://schemas.microsoft.com/office/drawing/2016/5/9/chartex" xmlns:cx4="http://schemas.microsoft.com/office/drawing/2016/5/10/chartex" xmlns:cx5="http://schemas.microsoft.com/office/drawing/2016/5/11/chartex" xmlns:cx6="http://schemas.microsoft.com/office/drawing/2016/5/12/chartex" xmlns:cx7="http://schemas.microsoft.com/office/drawing/2016/5/13/chartex" xmlns:cx8="http://schemas.microsoft.com/office/drawing/2016/5/14/chartex" xmlns:mc="http://schemas.openxmlformats.org/markup-compatibility/2006" xmlns:aink="http://schemas.microsoft.com/office/drawing/2016/ink" xmlns:am3d="http://schemas.microsoft.com/office/drawing/2017/model3d" xmlns:o="urn:schemas-microsoft-com:office:office" xmlns:oel="http://schemas.microsoft.com/office/2019/extlst" xmlns:r="http://schemas.openxmlformats.org/officeDocument/2006/relationships" xmlns:m="http://schemas.openxmlformats.org/officeDocument/2006/math" xmlns:v="urn:schemas-microsoft-com:vml" xmlns:wp14="http://schemas.microsoft.com/office/word/2010/wordprocessingDrawing" xmlns:wp="http://schemas.openxmlformats.org/drawingml/2006/wordprocessingDrawing" xmlns:w10="urn:schemas-microsoft-com:office:word" xmlns:w="http://schemas.openxmlformats.org/wordprocessingml/2006/main" xmlns:w14="http://schemas.microsoft.com/office/word/2010/wordml" xmlns:w15="http://schemas.microsoft.com/office/word/2012/wordml" xmlns:w16cex="http://schemas.microsoft.com/office/word/2018/wordml/cex" xmlns:w16cid="http://schemas.microsoft.com/office/word/2016/wordml/cid" xmlns:w16="http://schemas.microsoft.com/office/word/2018/wordml" xmlns:w16du="http://schemas.microsoft.com/office/word/2023/wordml/word16du" xmlns:w16sdtdh="http://schemas.microsoft.com/office/word/2020/wordml/sdtdatahash" xmlns:w16sdtfl="http://schemas.microsoft.com/office/word/2024/wordml/sdtformatlock" xmlns:w16se="http://schemas.microsoft.com/office/word/2015/wordml/symex" xmlns:wpg="http://schemas.microsoft.com/office/word/2010/wordprocessingGroup" xmlns:wpi="http://schemas.microsoft.com/office/word/2010/wordprocessingInk" xmlns:wne="http://schemas.microsoft.com/office/word/2006/wordml" xmlns:wps="http://schemas.microsoft.com/office/word/2010/wordprocessingShape" mc:Ignorable="w14 w15 w16se w16cid w16 w16cex w16sdtdh w16sdtfl w16du wp14">
   <w:sdt>
     <w:sdtPr>
       <w:id w:val="-351105453"/>
@@ -6035,7 +8345,7 @@
     <w:sdtContent>
       <w:p>
         <w:pPr>
-          <w:pStyle w:val="Footer"/>
+          <w:pStyle w:val="Rodap"/>
           <w:jc w:val="right"/>
         </w:pPr>
         <w:r>
@@ -6063,7 +8373,7 @@
 </file>
 
 <file path=word/footer2.xml><?xml version="1.0" encoding="utf-8"?>
-<w:ftr xmlns:wpc="http://schemas.microsoft.com/office/word/2010/wordprocessingCanvas" xmlns:cx="http://schemas.microsoft.com/office/drawing/2014/chartex" xmlns:cx1="http://schemas.microsoft.com/office/drawing/2015/9/8/chartex" xmlns:cx2="http://schemas.microsoft.com/office/drawing/2015/10/21/chartex" xmlns:cx3="http://schemas.microsoft.com/office/drawing/2016/5/9/chartex" xmlns:cx4="http://schemas.microsoft.com/office/drawing/2016/5/10/chartex" xmlns:cx5="http://schemas.microsoft.com/office/drawing/2016/5/11/chartex" xmlns:cx6="http://schemas.microsoft.com/office/drawing/2016/5/12/chartex" xmlns:cx7="http://schemas.microsoft.com/office/drawing/2016/5/13/chartex" xmlns:cx8="http://schemas.microsoft.com/office/drawing/2016/5/14/chartex" xmlns:mc="http://schemas.openxmlformats.org/markup-compatibility/2006" xmlns:aink="http://schemas.microsoft.com/office/drawing/2016/ink" xmlns:am3d="http://schemas.microsoft.com/office/drawing/2017/model3d" xmlns:o="urn:schemas-microsoft-com:office:office" xmlns:oel="http://schemas.microsoft.com/office/2019/extlst" xmlns:r="http://schemas.openxmlformats.org/officeDocument/2006/relationships" xmlns:m="http://schemas.openxmlformats.org/officeDocument/2006/math" xmlns:v="urn:schemas-microsoft-com:vml" xmlns:wp14="http://schemas.microsoft.com/office/word/2010/wordprocessingDrawing" xmlns:wp="http://schemas.openxmlformats.org/drawingml/2006/wordprocessingDrawing" xmlns:w10="urn:schemas-microsoft-com:office:word" xmlns:w="http://schemas.openxmlformats.org/wordprocessingml/2006/main" xmlns:w14="http://schemas.microsoft.com/office/word/2010/wordml" xmlns:w15="http://schemas.microsoft.com/office/word/2012/wordml" xmlns:w16cex="http://schemas.microsoft.com/office/word/2018/wordml/cex" xmlns:w16cid="http://schemas.microsoft.com/office/word/2016/wordml/cid" xmlns:w16="http://schemas.microsoft.com/office/word/2018/wordml" xmlns:w16sdtdh="http://schemas.microsoft.com/office/word/2020/wordml/sdtdatahash" xmlns:w16se="http://schemas.microsoft.com/office/word/2015/wordml/symex" xmlns:wpg="http://schemas.microsoft.com/office/word/2010/wordprocessingGroup" xmlns:wpi="http://schemas.microsoft.com/office/word/2010/wordprocessingInk" xmlns:wne="http://schemas.microsoft.com/office/word/2006/wordml" xmlns:wps="http://schemas.microsoft.com/office/word/2010/wordprocessingShape" mc:Ignorable="w14 w15 w16se w16cid w16 w16cex w16sdtdh wp14">
+<w:ftr xmlns:wpc="http://schemas.microsoft.com/office/word/2010/wordprocessingCanvas" xmlns:cx="http://schemas.microsoft.com/office/drawing/2014/chartex" xmlns:cx1="http://schemas.microsoft.com/office/drawing/2015/9/8/chartex" xmlns:cx2="http://schemas.microsoft.com/office/drawing/2015/10/21/chartex" xmlns:cx3="http://schemas.microsoft.com/office/drawing/2016/5/9/chartex" xmlns:cx4="http://schemas.microsoft.com/office/drawing/2016/5/10/chartex" xmlns:cx5="http://schemas.microsoft.com/office/drawing/2016/5/11/chartex" xmlns:cx6="http://schemas.microsoft.com/office/drawing/2016/5/12/chartex" xmlns:cx7="http://schemas.microsoft.com/office/drawing/2016/5/13/chartex" xmlns:cx8="http://schemas.microsoft.com/office/drawing/2016/5/14/chartex" xmlns:mc="http://schemas.openxmlformats.org/markup-compatibility/2006" xmlns:aink="http://schemas.microsoft.com/office/drawing/2016/ink" xmlns:am3d="http://schemas.microsoft.com/office/drawing/2017/model3d" xmlns:o="urn:schemas-microsoft-com:office:office" xmlns:oel="http://schemas.microsoft.com/office/2019/extlst" xmlns:r="http://schemas.openxmlformats.org/officeDocument/2006/relationships" xmlns:m="http://schemas.openxmlformats.org/officeDocument/2006/math" xmlns:v="urn:schemas-microsoft-com:vml" xmlns:wp14="http://schemas.microsoft.com/office/word/2010/wordprocessingDrawing" xmlns:wp="http://schemas.openxmlformats.org/drawingml/2006/wordprocessingDrawing" xmlns:w10="urn:schemas-microsoft-com:office:word" xmlns:w="http://schemas.openxmlformats.org/wordprocessingml/2006/main" xmlns:w14="http://schemas.microsoft.com/office/word/2010/wordml" xmlns:w15="http://schemas.microsoft.com/office/word/2012/wordml" xmlns:w16cex="http://schemas.microsoft.com/office/word/2018/wordml/cex" xmlns:w16cid="http://schemas.microsoft.com/office/word/2016/wordml/cid" xmlns:w16="http://schemas.microsoft.com/office/word/2018/wordml" xmlns:w16du="http://schemas.microsoft.com/office/word/2023/wordml/word16du" xmlns:w16sdtdh="http://schemas.microsoft.com/office/word/2020/wordml/sdtdatahash" xmlns:w16sdtfl="http://schemas.microsoft.com/office/word/2024/wordml/sdtformatlock" xmlns:w16se="http://schemas.microsoft.com/office/word/2015/wordml/symex" xmlns:wpg="http://schemas.microsoft.com/office/word/2010/wordprocessingGroup" xmlns:wpi="http://schemas.microsoft.com/office/word/2010/wordprocessingInk" xmlns:wne="http://schemas.microsoft.com/office/word/2006/wordml" xmlns:wps="http://schemas.microsoft.com/office/word/2010/wordprocessingShape" mc:Ignorable="w14 w15 w16se w16cid w16 w16cex w16sdtdh w16sdtfl w16du wp14">
   <w:sdt>
     <w:sdtPr>
       <w:id w:val="1818231318"/>
@@ -6075,7 +8385,7 @@
     <w:sdtContent>
       <w:p>
         <w:pPr>
-          <w:pStyle w:val="Footer"/>
+          <w:pStyle w:val="Rodap"/>
           <w:jc w:val="right"/>
         </w:pPr>
         <w:r>
@@ -6101,59 +8411,14 @@
   </w:sdt>
   <w:p>
     <w:pPr>
-      <w:pStyle w:val="Footer"/>
-    </w:pPr>
-  </w:p>
-</w:ftr>
-</file>
-
-<file path=word/footer3.xml><?xml version="1.0" encoding="utf-8"?>
-<w:ftr xmlns:wpc="http://schemas.microsoft.com/office/word/2010/wordprocessingCanvas" xmlns:cx="http://schemas.microsoft.com/office/drawing/2014/chartex" xmlns:cx1="http://schemas.microsoft.com/office/drawing/2015/9/8/chartex" xmlns:cx2="http://schemas.microsoft.com/office/drawing/2015/10/21/chartex" xmlns:cx3="http://schemas.microsoft.com/office/drawing/2016/5/9/chartex" xmlns:cx4="http://schemas.microsoft.com/office/drawing/2016/5/10/chartex" xmlns:cx5="http://schemas.microsoft.com/office/drawing/2016/5/11/chartex" xmlns:cx6="http://schemas.microsoft.com/office/drawing/2016/5/12/chartex" xmlns:cx7="http://schemas.microsoft.com/office/drawing/2016/5/13/chartex" xmlns:cx8="http://schemas.microsoft.com/office/drawing/2016/5/14/chartex" xmlns:mc="http://schemas.openxmlformats.org/markup-compatibility/2006" xmlns:aink="http://schemas.microsoft.com/office/drawing/2016/ink" xmlns:am3d="http://schemas.microsoft.com/office/drawing/2017/model3d" xmlns:o="urn:schemas-microsoft-com:office:office" xmlns:oel="http://schemas.microsoft.com/office/2019/extlst" xmlns:r="http://schemas.openxmlformats.org/officeDocument/2006/relationships" xmlns:m="http://schemas.openxmlformats.org/officeDocument/2006/math" xmlns:v="urn:schemas-microsoft-com:vml" xmlns:wp14="http://schemas.microsoft.com/office/word/2010/wordprocessingDrawing" xmlns:wp="http://schemas.openxmlformats.org/drawingml/2006/wordprocessingDrawing" xmlns:w10="urn:schemas-microsoft-com:office:word" xmlns:w="http://schemas.openxmlformats.org/wordprocessingml/2006/main" xmlns:w14="http://schemas.microsoft.com/office/word/2010/wordml" xmlns:w15="http://schemas.microsoft.com/office/word/2012/wordml" xmlns:w16cex="http://schemas.microsoft.com/office/word/2018/wordml/cex" xmlns:w16cid="http://schemas.microsoft.com/office/word/2016/wordml/cid" xmlns:w16="http://schemas.microsoft.com/office/word/2018/wordml" xmlns:w16sdtdh="http://schemas.microsoft.com/office/word/2020/wordml/sdtdatahash" xmlns:w16se="http://schemas.microsoft.com/office/word/2015/wordml/symex" xmlns:wpg="http://schemas.microsoft.com/office/word/2010/wordprocessingGroup" xmlns:wpi="http://schemas.microsoft.com/office/word/2010/wordprocessingInk" xmlns:wne="http://schemas.microsoft.com/office/word/2006/wordml" xmlns:wps="http://schemas.microsoft.com/office/word/2010/wordprocessingShape" mc:Ignorable="w14 w15 w16se w16cid w16 w16cex w16sdtdh wp14">
-  <w:sdt>
-    <w:sdtPr>
-      <w:id w:val="-1912305187"/>
-      <w:docPartObj>
-        <w:docPartGallery w:val="Page Numbers (Bottom of Page)"/>
-        <w:docPartUnique/>
-      </w:docPartObj>
-    </w:sdtPr>
-    <w:sdtContent>
-      <w:p>
-        <w:pPr>
-          <w:pStyle w:val="Footer"/>
-          <w:jc w:val="right"/>
-        </w:pPr>
-        <w:r>
-          <w:fldChar w:fldCharType="begin"/>
-        </w:r>
-        <w:r>
-          <w:instrText>PAGE   \* MERGEFORMAT</w:instrText>
-        </w:r>
-        <w:r>
-          <w:fldChar w:fldCharType="separate"/>
-        </w:r>
-        <w:r>
-          <w:rPr>
-            <w:noProof/>
-          </w:rPr>
-          <w:t>1</w:t>
-        </w:r>
-        <w:r>
-          <w:fldChar w:fldCharType="end"/>
-        </w:r>
-      </w:p>
-    </w:sdtContent>
-  </w:sdt>
-  <w:p>
-    <w:pPr>
-      <w:pStyle w:val="Footer"/>
+      <w:pStyle w:val="Rodap"/>
     </w:pPr>
   </w:p>
 </w:ftr>
 </file>
 
 <file path=word/footnotes.xml><?xml version="1.0" encoding="utf-8"?>
-<w:footnotes xmlns:wpc="http://schemas.microsoft.com/office/word/2010/wordprocessingCanvas" xmlns:cx="http://schemas.microsoft.com/office/drawing/2014/chartex" xmlns:cx1="http://schemas.microsoft.com/office/drawing/2015/9/8/chartex" xmlns:cx2="http://schemas.microsoft.com/office/drawing/2015/10/21/chartex" xmlns:cx3="http://schemas.microsoft.com/office/drawing/2016/5/9/chartex" xmlns:cx4="http://schemas.microsoft.com/office/drawing/2016/5/10/chartex" xmlns:cx5="http://schemas.microsoft.com/office/drawing/2016/5/11/chartex" xmlns:cx6="http://schemas.microsoft.com/office/drawing/2016/5/12/chartex" xmlns:cx7="http://schemas.microsoft.com/office/drawing/2016/5/13/chartex" xmlns:cx8="http://schemas.microsoft.com/office/drawing/2016/5/14/chartex" xmlns:mc="http://schemas.openxmlformats.org/markup-compatibility/2006" xmlns:aink="http://schemas.microsoft.com/office/drawing/2016/ink" xmlns:am3d="http://schemas.microsoft.com/office/drawing/2017/model3d" xmlns:o="urn:schemas-microsoft-com:office:office" xmlns:oel="http://schemas.microsoft.com/office/2019/extlst" xmlns:r="http://schemas.openxmlformats.org/officeDocument/2006/relationships" xmlns:m="http://schemas.openxmlformats.org/officeDocument/2006/math" xmlns:v="urn:schemas-microsoft-com:vml" xmlns:wp14="http://schemas.microsoft.com/office/word/2010/wordprocessingDrawing" xmlns:wp="http://schemas.openxmlformats.org/drawingml/2006/wordprocessingDrawing" xmlns:w10="urn:schemas-microsoft-com:office:word" xmlns:w="http://schemas.openxmlformats.org/wordprocessingml/2006/main" xmlns:w14="http://schemas.microsoft.com/office/word/2010/wordml" xmlns:w15="http://schemas.microsoft.com/office/word/2012/wordml" xmlns:w16cex="http://schemas.microsoft.com/office/word/2018/wordml/cex" xmlns:w16cid="http://schemas.microsoft.com/office/word/2016/wordml/cid" xmlns:w16="http://schemas.microsoft.com/office/word/2018/wordml" xmlns:w16sdtdh="http://schemas.microsoft.com/office/word/2020/wordml/sdtdatahash" xmlns:w16se="http://schemas.microsoft.com/office/word/2015/wordml/symex" xmlns:wpg="http://schemas.microsoft.com/office/word/2010/wordprocessingGroup" xmlns:wpi="http://schemas.microsoft.com/office/word/2010/wordprocessingInk" xmlns:wne="http://schemas.microsoft.com/office/word/2006/wordml" xmlns:wps="http://schemas.microsoft.com/office/word/2010/wordprocessingShape" mc:Ignorable="w14 w15 w16se w16cid w16 w16cex w16sdtdh wp14">
+<w:footnotes xmlns:wpc="http://schemas.microsoft.com/office/word/2010/wordprocessingCanvas" xmlns:cx="http://schemas.microsoft.com/office/drawing/2014/chartex" xmlns:cx1="http://schemas.microsoft.com/office/drawing/2015/9/8/chartex" xmlns:cx2="http://schemas.microsoft.com/office/drawing/2015/10/21/chartex" xmlns:cx3="http://schemas.microsoft.com/office/drawing/2016/5/9/chartex" xmlns:cx4="http://schemas.microsoft.com/office/drawing/2016/5/10/chartex" xmlns:cx5="http://schemas.microsoft.com/office/drawing/2016/5/11/chartex" xmlns:cx6="http://schemas.microsoft.com/office/drawing/2016/5/12/chartex" xmlns:cx7="http://schemas.microsoft.com/office/drawing/2016/5/13/chartex" xmlns:cx8="http://schemas.microsoft.com/office/drawing/2016/5/14/chartex" xmlns:mc="http://schemas.openxmlformats.org/markup-compatibility/2006" xmlns:aink="http://schemas.microsoft.com/office/drawing/2016/ink" xmlns:am3d="http://schemas.microsoft.com/office/drawing/2017/model3d" xmlns:o="urn:schemas-microsoft-com:office:office" xmlns:oel="http://schemas.microsoft.com/office/2019/extlst" xmlns:r="http://schemas.openxmlformats.org/officeDocument/2006/relationships" xmlns:m="http://schemas.openxmlformats.org/officeDocument/2006/math" xmlns:v="urn:schemas-microsoft-com:vml" xmlns:wp14="http://schemas.microsoft.com/office/word/2010/wordprocessingDrawing" xmlns:wp="http://schemas.openxmlformats.org/drawingml/2006/wordprocessingDrawing" xmlns:w10="urn:schemas-microsoft-com:office:word" xmlns:w="http://schemas.openxmlformats.org/wordprocessingml/2006/main" xmlns:w14="http://schemas.microsoft.com/office/word/2010/wordml" xmlns:w15="http://schemas.microsoft.com/office/word/2012/wordml" xmlns:w16cex="http://schemas.microsoft.com/office/word/2018/wordml/cex" xmlns:w16cid="http://schemas.microsoft.com/office/word/2016/wordml/cid" xmlns:w16="http://schemas.microsoft.com/office/word/2018/wordml" xmlns:w16du="http://schemas.microsoft.com/office/word/2023/wordml/word16du" xmlns:w16sdtdh="http://schemas.microsoft.com/office/word/2020/wordml/sdtdatahash" xmlns:w16sdtfl="http://schemas.microsoft.com/office/word/2024/wordml/sdtformatlock" xmlns:w16se="http://schemas.microsoft.com/office/word/2015/wordml/symex" xmlns:wpg="http://schemas.microsoft.com/office/word/2010/wordprocessingGroup" xmlns:wpi="http://schemas.microsoft.com/office/word/2010/wordprocessingInk" xmlns:wne="http://schemas.microsoft.com/office/word/2006/wordml" xmlns:wps="http://schemas.microsoft.com/office/word/2010/wordprocessingShape" mc:Ignorable="w14 w15 w16se w16cid w16 w16cex w16sdtdh w16sdtfl w16du wp14">
   <w:footnote w:type="separator" w:id="-1">
     <w:p>
       <w:pPr>
@@ -6185,10 +8450,10 @@
 </file>
 
 <file path=word/header1.xml><?xml version="1.0" encoding="utf-8"?>
-<w:hdr xmlns:wpc="http://schemas.microsoft.com/office/word/2010/wordprocessingCanvas" xmlns:cx="http://schemas.microsoft.com/office/drawing/2014/chartex" xmlns:cx1="http://schemas.microsoft.com/office/drawing/2015/9/8/chartex" xmlns:cx2="http://schemas.microsoft.com/office/drawing/2015/10/21/chartex" xmlns:cx3="http://schemas.microsoft.com/office/drawing/2016/5/9/chartex" xmlns:cx4="http://schemas.microsoft.com/office/drawing/2016/5/10/chartex" xmlns:cx5="http://schemas.microsoft.com/office/drawing/2016/5/11/chartex" xmlns:cx6="http://schemas.microsoft.com/office/drawing/2016/5/12/chartex" xmlns:cx7="http://schemas.microsoft.com/office/drawing/2016/5/13/chartex" xmlns:cx8="http://schemas.microsoft.com/office/drawing/2016/5/14/chartex" xmlns:mc="http://schemas.openxmlformats.org/markup-compatibility/2006" xmlns:aink="http://schemas.microsoft.com/office/drawing/2016/ink" xmlns:am3d="http://schemas.microsoft.com/office/drawing/2017/model3d" xmlns:o="urn:schemas-microsoft-com:office:office" xmlns:oel="http://schemas.microsoft.com/office/2019/extlst" xmlns:r="http://schemas.openxmlformats.org/officeDocument/2006/relationships" xmlns:m="http://schemas.openxmlformats.org/officeDocument/2006/math" xmlns:v="urn:schemas-microsoft-com:vml" xmlns:wp14="http://schemas.microsoft.com/office/word/2010/wordprocessingDrawing" xmlns:wp="http://schemas.openxmlformats.org/drawingml/2006/wordprocessingDrawing" xmlns:w10="urn:schemas-microsoft-com:office:word" xmlns:w="http://schemas.openxmlformats.org/wordprocessingml/2006/main" xmlns:w14="http://schemas.microsoft.com/office/word/2010/wordml" xmlns:w15="http://schemas.microsoft.com/office/word/2012/wordml" xmlns:w16cex="http://schemas.microsoft.com/office/word/2018/wordml/cex" xmlns:w16cid="http://schemas.microsoft.com/office/word/2016/wordml/cid" xmlns:w16="http://schemas.microsoft.com/office/word/2018/wordml" xmlns:w16sdtdh="http://schemas.microsoft.com/office/word/2020/wordml/sdtdatahash" xmlns:w16se="http://schemas.microsoft.com/office/word/2015/wordml/symex" xmlns:wpg="http://schemas.microsoft.com/office/word/2010/wordprocessingGroup" xmlns:wpi="http://schemas.microsoft.com/office/word/2010/wordprocessingInk" xmlns:wne="http://schemas.microsoft.com/office/word/2006/wordml" xmlns:wps="http://schemas.microsoft.com/office/word/2010/wordprocessingShape" mc:Ignorable="w14 w15 w16se w16cid w16 w16cex w16sdtdh wp14">
+<w:hdr xmlns:wpc="http://schemas.microsoft.com/office/word/2010/wordprocessingCanvas" xmlns:cx="http://schemas.microsoft.com/office/drawing/2014/chartex" xmlns:cx1="http://schemas.microsoft.com/office/drawing/2015/9/8/chartex" xmlns:cx2="http://schemas.microsoft.com/office/drawing/2015/10/21/chartex" xmlns:cx3="http://schemas.microsoft.com/office/drawing/2016/5/9/chartex" xmlns:cx4="http://schemas.microsoft.com/office/drawing/2016/5/10/chartex" xmlns:cx5="http://schemas.microsoft.com/office/drawing/2016/5/11/chartex" xmlns:cx6="http://schemas.microsoft.com/office/drawing/2016/5/12/chartex" xmlns:cx7="http://schemas.microsoft.com/office/drawing/2016/5/13/chartex" xmlns:cx8="http://schemas.microsoft.com/office/drawing/2016/5/14/chartex" xmlns:mc="http://schemas.openxmlformats.org/markup-compatibility/2006" xmlns:aink="http://schemas.microsoft.com/office/drawing/2016/ink" xmlns:am3d="http://schemas.microsoft.com/office/drawing/2017/model3d" xmlns:o="urn:schemas-microsoft-com:office:office" xmlns:oel="http://schemas.microsoft.com/office/2019/extlst" xmlns:r="http://schemas.openxmlformats.org/officeDocument/2006/relationships" xmlns:m="http://schemas.openxmlformats.org/officeDocument/2006/math" xmlns:v="urn:schemas-microsoft-com:vml" xmlns:wp14="http://schemas.microsoft.com/office/word/2010/wordprocessingDrawing" xmlns:wp="http://schemas.openxmlformats.org/drawingml/2006/wordprocessingDrawing" xmlns:w10="urn:schemas-microsoft-com:office:word" xmlns:w="http://schemas.openxmlformats.org/wordprocessingml/2006/main" xmlns:w14="http://schemas.microsoft.com/office/word/2010/wordml" xmlns:w15="http://schemas.microsoft.com/office/word/2012/wordml" xmlns:w16cex="http://schemas.microsoft.com/office/word/2018/wordml/cex" xmlns:w16cid="http://schemas.microsoft.com/office/word/2016/wordml/cid" xmlns:w16="http://schemas.microsoft.com/office/word/2018/wordml" xmlns:w16du="http://schemas.microsoft.com/office/word/2023/wordml/word16du" xmlns:w16sdtdh="http://schemas.microsoft.com/office/word/2020/wordml/sdtdatahash" xmlns:w16sdtfl="http://schemas.microsoft.com/office/word/2024/wordml/sdtformatlock" xmlns:w16se="http://schemas.microsoft.com/office/word/2015/wordml/symex" xmlns:wpg="http://schemas.microsoft.com/office/word/2010/wordprocessingGroup" xmlns:wpi="http://schemas.microsoft.com/office/word/2010/wordprocessingInk" xmlns:wne="http://schemas.microsoft.com/office/word/2006/wordml" xmlns:wps="http://schemas.microsoft.com/office/word/2010/wordprocessingShape" mc:Ignorable="w14 w15 w16se w16cid w16 w16cex w16sdtdh w16sdtfl w16du wp14">
   <w:p>
     <w:pPr>
-      <w:pStyle w:val="Header"/>
+      <w:pStyle w:val="Cabealho"/>
       <w:jc w:val="right"/>
       <w:rPr>
         <w:rFonts w:cs="Arial"/>
@@ -6201,10 +8466,10 @@
 </file>
 
 <file path=word/header2.xml><?xml version="1.0" encoding="utf-8"?>
-<w:hdr xmlns:wpc="http://schemas.microsoft.com/office/word/2010/wordprocessingCanvas" xmlns:cx="http://schemas.microsoft.com/office/drawing/2014/chartex" xmlns:cx1="http://schemas.microsoft.com/office/drawing/2015/9/8/chartex" xmlns:cx2="http://schemas.microsoft.com/office/drawing/2015/10/21/chartex" xmlns:cx3="http://schemas.microsoft.com/office/drawing/2016/5/9/chartex" xmlns:cx4="http://schemas.microsoft.com/office/drawing/2016/5/10/chartex" xmlns:cx5="http://schemas.microsoft.com/office/drawing/2016/5/11/chartex" xmlns:cx6="http://schemas.microsoft.com/office/drawing/2016/5/12/chartex" xmlns:cx7="http://schemas.microsoft.com/office/drawing/2016/5/13/chartex" xmlns:cx8="http://schemas.microsoft.com/office/drawing/2016/5/14/chartex" xmlns:mc="http://schemas.openxmlformats.org/markup-compatibility/2006" xmlns:aink="http://schemas.microsoft.com/office/drawing/2016/ink" xmlns:am3d="http://schemas.microsoft.com/office/drawing/2017/model3d" xmlns:o="urn:schemas-microsoft-com:office:office" xmlns:oel="http://schemas.microsoft.com/office/2019/extlst" xmlns:r="http://schemas.openxmlformats.org/officeDocument/2006/relationships" xmlns:m="http://schemas.openxmlformats.org/officeDocument/2006/math" xmlns:v="urn:schemas-microsoft-com:vml" xmlns:wp14="http://schemas.microsoft.com/office/word/2010/wordprocessingDrawing" xmlns:wp="http://schemas.openxmlformats.org/drawingml/2006/wordprocessingDrawing" xmlns:w10="urn:schemas-microsoft-com:office:word" xmlns:w="http://schemas.openxmlformats.org/wordprocessingml/2006/main" xmlns:w14="http://schemas.microsoft.com/office/word/2010/wordml" xmlns:w15="http://schemas.microsoft.com/office/word/2012/wordml" xmlns:w16cex="http://schemas.microsoft.com/office/word/2018/wordml/cex" xmlns:w16cid="http://schemas.microsoft.com/office/word/2016/wordml/cid" xmlns:w16="http://schemas.microsoft.com/office/word/2018/wordml" xmlns:w16sdtdh="http://schemas.microsoft.com/office/word/2020/wordml/sdtdatahash" xmlns:w16se="http://schemas.microsoft.com/office/word/2015/wordml/symex" xmlns:wpg="http://schemas.microsoft.com/office/word/2010/wordprocessingGroup" xmlns:wpi="http://schemas.microsoft.com/office/word/2010/wordprocessingInk" xmlns:wne="http://schemas.microsoft.com/office/word/2006/wordml" xmlns:wps="http://schemas.microsoft.com/office/word/2010/wordprocessingShape" mc:Ignorable="w14 w15 w16se w16cid w16 w16cex w16sdtdh wp14">
+<w:hdr xmlns:wpc="http://schemas.microsoft.com/office/word/2010/wordprocessingCanvas" xmlns:cx="http://schemas.microsoft.com/office/drawing/2014/chartex" xmlns:cx1="http://schemas.microsoft.com/office/drawing/2015/9/8/chartex" xmlns:cx2="http://schemas.microsoft.com/office/drawing/2015/10/21/chartex" xmlns:cx3="http://schemas.microsoft.com/office/drawing/2016/5/9/chartex" xmlns:cx4="http://schemas.microsoft.com/office/drawing/2016/5/10/chartex" xmlns:cx5="http://schemas.microsoft.com/office/drawing/2016/5/11/chartex" xmlns:cx6="http://schemas.microsoft.com/office/drawing/2016/5/12/chartex" xmlns:cx7="http://schemas.microsoft.com/office/drawing/2016/5/13/chartex" xmlns:cx8="http://schemas.microsoft.com/office/drawing/2016/5/14/chartex" xmlns:mc="http://schemas.openxmlformats.org/markup-compatibility/2006" xmlns:aink="http://schemas.microsoft.com/office/drawing/2016/ink" xmlns:am3d="http://schemas.microsoft.com/office/drawing/2017/model3d" xmlns:o="urn:schemas-microsoft-com:office:office" xmlns:oel="http://schemas.microsoft.com/office/2019/extlst" xmlns:r="http://schemas.openxmlformats.org/officeDocument/2006/relationships" xmlns:m="http://schemas.openxmlformats.org/officeDocument/2006/math" xmlns:v="urn:schemas-microsoft-com:vml" xmlns:wp14="http://schemas.microsoft.com/office/word/2010/wordprocessingDrawing" xmlns:wp="http://schemas.openxmlformats.org/drawingml/2006/wordprocessingDrawing" xmlns:w10="urn:schemas-microsoft-com:office:word" xmlns:w="http://schemas.openxmlformats.org/wordprocessingml/2006/main" xmlns:w14="http://schemas.microsoft.com/office/word/2010/wordml" xmlns:w15="http://schemas.microsoft.com/office/word/2012/wordml" xmlns:w16cex="http://schemas.microsoft.com/office/word/2018/wordml/cex" xmlns:w16cid="http://schemas.microsoft.com/office/word/2016/wordml/cid" xmlns:w16="http://schemas.microsoft.com/office/word/2018/wordml" xmlns:w16du="http://schemas.microsoft.com/office/word/2023/wordml/word16du" xmlns:w16sdtdh="http://schemas.microsoft.com/office/word/2020/wordml/sdtdatahash" xmlns:w16sdtfl="http://schemas.microsoft.com/office/word/2024/wordml/sdtformatlock" xmlns:w16se="http://schemas.microsoft.com/office/word/2015/wordml/symex" xmlns:wpg="http://schemas.microsoft.com/office/word/2010/wordprocessingGroup" xmlns:wpi="http://schemas.microsoft.com/office/word/2010/wordprocessingInk" xmlns:wne="http://schemas.microsoft.com/office/word/2006/wordml" xmlns:wps="http://schemas.microsoft.com/office/word/2010/wordprocessingShape" mc:Ignorable="w14 w15 w16se w16cid w16 w16cex w16sdtdh w16sdtfl w16du wp14">
   <w:p>
     <w:pPr>
-      <w:pStyle w:val="Header"/>
+      <w:pStyle w:val="Cabealho"/>
       <w:jc w:val="right"/>
       <w:rPr>
         <w:sz w:val="18"/>
@@ -6221,7 +8486,7 @@
   </w:p>
   <w:p>
     <w:pPr>
-      <w:pStyle w:val="Header"/>
+      <w:pStyle w:val="Cabealho"/>
       <w:jc w:val="right"/>
       <w:rPr>
         <w:sz w:val="18"/>
@@ -6239,24 +8504,8 @@
 </w:hdr>
 </file>
 
-<file path=word/header3.xml><?xml version="1.0" encoding="utf-8"?>
-<w:hdr xmlns:wpc="http://schemas.microsoft.com/office/word/2010/wordprocessingCanvas" xmlns:cx="http://schemas.microsoft.com/office/drawing/2014/chartex" xmlns:cx1="http://schemas.microsoft.com/office/drawing/2015/9/8/chartex" xmlns:cx2="http://schemas.microsoft.com/office/drawing/2015/10/21/chartex" xmlns:cx3="http://schemas.microsoft.com/office/drawing/2016/5/9/chartex" xmlns:cx4="http://schemas.microsoft.com/office/drawing/2016/5/10/chartex" xmlns:cx5="http://schemas.microsoft.com/office/drawing/2016/5/11/chartex" xmlns:cx6="http://schemas.microsoft.com/office/drawing/2016/5/12/chartex" xmlns:cx7="http://schemas.microsoft.com/office/drawing/2016/5/13/chartex" xmlns:cx8="http://schemas.microsoft.com/office/drawing/2016/5/14/chartex" xmlns:mc="http://schemas.openxmlformats.org/markup-compatibility/2006" xmlns:aink="http://schemas.microsoft.com/office/drawing/2016/ink" xmlns:am3d="http://schemas.microsoft.com/office/drawing/2017/model3d" xmlns:o="urn:schemas-microsoft-com:office:office" xmlns:oel="http://schemas.microsoft.com/office/2019/extlst" xmlns:r="http://schemas.openxmlformats.org/officeDocument/2006/relationships" xmlns:m="http://schemas.openxmlformats.org/officeDocument/2006/math" xmlns:v="urn:schemas-microsoft-com:vml" xmlns:wp14="http://schemas.microsoft.com/office/word/2010/wordprocessingDrawing" xmlns:wp="http://schemas.openxmlformats.org/drawingml/2006/wordprocessingDrawing" xmlns:w10="urn:schemas-microsoft-com:office:word" xmlns:w="http://schemas.openxmlformats.org/wordprocessingml/2006/main" xmlns:w14="http://schemas.microsoft.com/office/word/2010/wordml" xmlns:w15="http://schemas.microsoft.com/office/word/2012/wordml" xmlns:w16cex="http://schemas.microsoft.com/office/word/2018/wordml/cex" xmlns:w16cid="http://schemas.microsoft.com/office/word/2016/wordml/cid" xmlns:w16="http://schemas.microsoft.com/office/word/2018/wordml" xmlns:w16sdtdh="http://schemas.microsoft.com/office/word/2020/wordml/sdtdatahash" xmlns:w16se="http://schemas.microsoft.com/office/word/2015/wordml/symex" xmlns:wpg="http://schemas.microsoft.com/office/word/2010/wordprocessingGroup" xmlns:wpi="http://schemas.microsoft.com/office/word/2010/wordprocessingInk" xmlns:wne="http://schemas.microsoft.com/office/word/2006/wordml" xmlns:wps="http://schemas.microsoft.com/office/word/2010/wordprocessingShape" mc:Ignorable="w14 w15 w16se w16cid w16 w16cex w16sdtdh wp14">
-  <w:p>
-    <w:pPr>
-      <w:pStyle w:val="Header"/>
-      <w:jc w:val="right"/>
-      <w:rPr>
-        <w:rFonts w:cs="Arial"/>
-        <w:sz w:val="18"/>
-        <w:szCs w:val="18"/>
-      </w:rPr>
-    </w:pPr>
-  </w:p>
-</w:hdr>
-</file>
-
 <file path=word/numbering.xml><?xml version="1.0" encoding="utf-8"?>
-<w:numbering xmlns:wpc="http://schemas.microsoft.com/office/word/2010/wordprocessingCanvas" xmlns:cx="http://schemas.microsoft.com/office/drawing/2014/chartex" xmlns:cx1="http://schemas.microsoft.com/office/drawing/2015/9/8/chartex" xmlns:cx2="http://schemas.microsoft.com/office/drawing/2015/10/21/chartex" xmlns:cx3="http://schemas.microsoft.com/office/drawing/2016/5/9/chartex" xmlns:cx4="http://schemas.microsoft.com/office/drawing/2016/5/10/chartex" xmlns:cx5="http://schemas.microsoft.com/office/drawing/2016/5/11/chartex" xmlns:cx6="http://schemas.microsoft.com/office/drawing/2016/5/12/chartex" xmlns:cx7="http://schemas.microsoft.com/office/drawing/2016/5/13/chartex" xmlns:cx8="http://schemas.microsoft.com/office/drawing/2016/5/14/chartex" xmlns:mc="http://schemas.openxmlformats.org/markup-compatibility/2006" xmlns:aink="http://schemas.microsoft.com/office/drawing/2016/ink" xmlns:am3d="http://schemas.microsoft.com/office/drawing/2017/model3d" xmlns:o="urn:schemas-microsoft-com:office:office" xmlns:oel="http://schemas.microsoft.com/office/2019/extlst" xmlns:r="http://schemas.openxmlformats.org/officeDocument/2006/relationships" xmlns:m="http://schemas.openxmlformats.org/officeDocument/2006/math" xmlns:v="urn:schemas-microsoft-com:vml" xmlns:wp14="http://schemas.microsoft.com/office/word/2010/wordprocessingDrawing" xmlns:wp="http://schemas.openxmlformats.org/drawingml/2006/wordprocessingDrawing" xmlns:w10="urn:schemas-microsoft-com:office:word" xmlns:w="http://schemas.openxmlformats.org/wordprocessingml/2006/main" xmlns:w14="http://schemas.microsoft.com/office/word/2010/wordml" xmlns:w15="http://schemas.microsoft.com/office/word/2012/wordml" xmlns:w16cex="http://schemas.microsoft.com/office/word/2018/wordml/cex" xmlns:w16cid="http://schemas.microsoft.com/office/word/2016/wordml/cid" xmlns:w16="http://schemas.microsoft.com/office/word/2018/wordml" xmlns:w16sdtdh="http://schemas.microsoft.com/office/word/2020/wordml/sdtdatahash" xmlns:w16se="http://schemas.microsoft.com/office/word/2015/wordml/symex" xmlns:wpg="http://schemas.microsoft.com/office/word/2010/wordprocessingGroup" xmlns:wpi="http://schemas.microsoft.com/office/word/2010/wordprocessingInk" xmlns:wne="http://schemas.microsoft.com/office/word/2006/wordml" xmlns:wps="http://schemas.microsoft.com/office/word/2010/wordprocessingShape" mc:Ignorable="w14 w15 w16se w16cid w16 w16cex w16sdtdh wp14">
+<w:numbering xmlns:wpc="http://schemas.microsoft.com/office/word/2010/wordprocessingCanvas" xmlns:cx="http://schemas.microsoft.com/office/drawing/2014/chartex" xmlns:cx1="http://schemas.microsoft.com/office/drawing/2015/9/8/chartex" xmlns:cx2="http://schemas.microsoft.com/office/drawing/2015/10/21/chartex" xmlns:cx3="http://schemas.microsoft.com/office/drawing/2016/5/9/chartex" xmlns:cx4="http://schemas.microsoft.com/office/drawing/2016/5/10/chartex" xmlns:cx5="http://schemas.microsoft.com/office/drawing/2016/5/11/chartex" xmlns:cx6="http://schemas.microsoft.com/office/drawing/2016/5/12/chartex" xmlns:cx7="http://schemas.microsoft.com/office/drawing/2016/5/13/chartex" xmlns:cx8="http://schemas.microsoft.com/office/drawing/2016/5/14/chartex" xmlns:mc="http://schemas.openxmlformats.org/markup-compatibility/2006" xmlns:aink="http://schemas.microsoft.com/office/drawing/2016/ink" xmlns:am3d="http://schemas.microsoft.com/office/drawing/2017/model3d" xmlns:o="urn:schemas-microsoft-com:office:office" xmlns:oel="http://schemas.microsoft.com/office/2019/extlst" xmlns:r="http://schemas.openxmlformats.org/officeDocument/2006/relationships" xmlns:m="http://schemas.openxmlformats.org/officeDocument/2006/math" xmlns:v="urn:schemas-microsoft-com:vml" xmlns:wp14="http://schemas.microsoft.com/office/word/2010/wordprocessingDrawing" xmlns:wp="http://schemas.openxmlformats.org/drawingml/2006/wordprocessingDrawing" xmlns:w10="urn:schemas-microsoft-com:office:word" xmlns:w="http://schemas.openxmlformats.org/wordprocessingml/2006/main" xmlns:w14="http://schemas.microsoft.com/office/word/2010/wordml" xmlns:w15="http://schemas.microsoft.com/office/word/2012/wordml" xmlns:w16cex="http://schemas.microsoft.com/office/word/2018/wordml/cex" xmlns:w16cid="http://schemas.microsoft.com/office/word/2016/wordml/cid" xmlns:w16="http://schemas.microsoft.com/office/word/2018/wordml" xmlns:w16du="http://schemas.microsoft.com/office/word/2023/wordml/word16du" xmlns:w16sdtdh="http://schemas.microsoft.com/office/word/2020/wordml/sdtdatahash" xmlns:w16sdtfl="http://schemas.microsoft.com/office/word/2024/wordml/sdtformatlock" xmlns:w16se="http://schemas.microsoft.com/office/word/2015/wordml/symex" xmlns:wpg="http://schemas.microsoft.com/office/word/2010/wordprocessingGroup" xmlns:wpi="http://schemas.microsoft.com/office/word/2010/wordprocessingInk" xmlns:wne="http://schemas.microsoft.com/office/word/2006/wordml" xmlns:wps="http://schemas.microsoft.com/office/word/2010/wordprocessingShape" mc:Ignorable="w14 w15 w16se w16cid w16 w16cex w16sdtdh w16sdtfl w16du wp14">
   <w:abstractNum w:abstractNumId="0" w15:restartNumberingAfterBreak="0">
     <w:nsid w:val="133B69DB"/>
     <w:multiLevelType w:val="hybridMultilevel"/>
@@ -6268,7 +8517,7 @@
       <w:lvlText w:val="%1."/>
       <w:lvlJc w:val="left"/>
       <w:pPr>
-        <w:ind w:left="1080" w:hanging="720"/>
+        <w:ind w:left="720" w:hanging="720"/>
       </w:pPr>
       <w:rPr>
         <w:rFonts w:hint="default"/>
@@ -6280,7 +8529,7 @@
       <w:lvlText w:val="%2."/>
       <w:lvlJc w:val="left"/>
       <w:pPr>
-        <w:ind w:left="1440" w:hanging="360"/>
+        <w:ind w:left="1080" w:hanging="360"/>
       </w:pPr>
     </w:lvl>
     <w:lvl w:ilvl="2" w:tplc="0816001B" w:tentative="1">
@@ -6289,7 +8538,7 @@
       <w:lvlText w:val="%3."/>
       <w:lvlJc w:val="right"/>
       <w:pPr>
-        <w:ind w:left="2160" w:hanging="180"/>
+        <w:ind w:left="1800" w:hanging="180"/>
       </w:pPr>
     </w:lvl>
     <w:lvl w:ilvl="3" w:tplc="0816000F" w:tentative="1">
@@ -6298,7 +8547,7 @@
       <w:lvlText w:val="%4."/>
       <w:lvlJc w:val="left"/>
       <w:pPr>
-        <w:ind w:left="2880" w:hanging="360"/>
+        <w:ind w:left="2520" w:hanging="360"/>
       </w:pPr>
     </w:lvl>
     <w:lvl w:ilvl="4" w:tplc="08160019" w:tentative="1">
@@ -6307,7 +8556,7 @@
       <w:lvlText w:val="%5."/>
       <w:lvlJc w:val="left"/>
       <w:pPr>
-        <w:ind w:left="3600" w:hanging="360"/>
+        <w:ind w:left="3240" w:hanging="360"/>
       </w:pPr>
     </w:lvl>
     <w:lvl w:ilvl="5" w:tplc="0816001B" w:tentative="1">
@@ -6316,7 +8565,7 @@
       <w:lvlText w:val="%6."/>
       <w:lvlJc w:val="right"/>
       <w:pPr>
-        <w:ind w:left="4320" w:hanging="180"/>
+        <w:ind w:left="3960" w:hanging="180"/>
       </w:pPr>
     </w:lvl>
     <w:lvl w:ilvl="6" w:tplc="0816000F" w:tentative="1">
@@ -6325,7 +8574,7 @@
       <w:lvlText w:val="%7."/>
       <w:lvlJc w:val="left"/>
       <w:pPr>
-        <w:ind w:left="5040" w:hanging="360"/>
+        <w:ind w:left="4680" w:hanging="360"/>
       </w:pPr>
     </w:lvl>
     <w:lvl w:ilvl="7" w:tplc="08160019" w:tentative="1">
@@ -6334,7 +8583,7 @@
       <w:lvlText w:val="%8."/>
       <w:lvlJc w:val="left"/>
       <w:pPr>
-        <w:ind w:left="5760" w:hanging="360"/>
+        <w:ind w:left="5400" w:hanging="360"/>
       </w:pPr>
     </w:lvl>
     <w:lvl w:ilvl="8" w:tplc="0816001B" w:tentative="1">
@@ -6343,7 +8592,7 @@
       <w:lvlText w:val="%9."/>
       <w:lvlJc w:val="right"/>
       <w:pPr>
-        <w:ind w:left="6480" w:hanging="180"/>
+        <w:ind w:left="6120" w:hanging="180"/>
       </w:pPr>
     </w:lvl>
   </w:abstractNum>
@@ -7425,7 +9674,7 @@
 </file>
 
 <file path=word/styles.xml><?xml version="1.0" encoding="utf-8"?>
-<w:styles xmlns:mc="http://schemas.openxmlformats.org/markup-compatibility/2006" xmlns:r="http://schemas.openxmlformats.org/officeDocument/2006/relationships" xmlns:w="http://schemas.openxmlformats.org/wordprocessingml/2006/main" xmlns:w14="http://schemas.microsoft.com/office/word/2010/wordml" xmlns:w15="http://schemas.microsoft.com/office/word/2012/wordml" xmlns:w16cex="http://schemas.microsoft.com/office/word/2018/wordml/cex" xmlns:w16cid="http://schemas.microsoft.com/office/word/2016/wordml/cid" xmlns:w16="http://schemas.microsoft.com/office/word/2018/wordml" xmlns:w16sdtdh="http://schemas.microsoft.com/office/word/2020/wordml/sdtdatahash" xmlns:w16se="http://schemas.microsoft.com/office/word/2015/wordml/symex" mc:Ignorable="w14 w15 w16se w16cid w16 w16cex w16sdtdh">
+<w:styles xmlns:mc="http://schemas.openxmlformats.org/markup-compatibility/2006" xmlns:r="http://schemas.openxmlformats.org/officeDocument/2006/relationships" xmlns:w="http://schemas.openxmlformats.org/wordprocessingml/2006/main" xmlns:w14="http://schemas.microsoft.com/office/word/2010/wordml" xmlns:w15="http://schemas.microsoft.com/office/word/2012/wordml" xmlns:w16cex="http://schemas.microsoft.com/office/word/2018/wordml/cex" xmlns:w16cid="http://schemas.microsoft.com/office/word/2016/wordml/cid" xmlns:w16="http://schemas.microsoft.com/office/word/2018/wordml" xmlns:w16du="http://schemas.microsoft.com/office/word/2023/wordml/word16du" xmlns:w16sdtdh="http://schemas.microsoft.com/office/word/2020/wordml/sdtdatahash" xmlns:w16sdtfl="http://schemas.microsoft.com/office/word/2024/wordml/sdtformatlock" xmlns:w16se="http://schemas.microsoft.com/office/word/2015/wordml/symex" mc:Ignorable="w14 w15 w16se w16cid w16 w16cex w16sdtdh w16sdtfl w16du">
   <w:docDefaults>
     <w:rPrDefault>
       <w:rPr>
@@ -7825,33 +10074,31 @@
       <w:szCs w:val="22"/>
     </w:rPr>
   </w:style>
-  <w:style w:type="paragraph" w:styleId="Heading1">
+  <w:style w:type="paragraph" w:styleId="Ttulo1">
     <w:name w:val="heading 1"/>
-    <w:basedOn w:val="Normal"/>
+    <w:basedOn w:val="Estilo1"/>
     <w:next w:val="Normal"/>
-    <w:link w:val="Heading1Char"/>
+    <w:link w:val="Ttulo1Carter"/>
     <w:qFormat/>
-    <w:rsid w:val="000F43F2"/>
+    <w:rsid w:val="007967BE"/>
     <w:pPr>
       <w:keepNext/>
       <w:keepLines/>
-      <w:spacing w:before="480" w:after="0"/>
+      <w:spacing w:before="480"/>
       <w:outlineLvl w:val="0"/>
     </w:pPr>
     <w:rPr>
       <w:rFonts w:ascii="Cambria" w:hAnsi="Cambria"/>
       <w:b/>
       <w:bCs/>
-      <w:color w:val="365F91"/>
-      <w:sz w:val="28"/>
       <w:szCs w:val="28"/>
     </w:rPr>
   </w:style>
-  <w:style w:type="paragraph" w:styleId="Heading2">
+  <w:style w:type="paragraph" w:styleId="Ttulo2">
     <w:name w:val="heading 2"/>
     <w:basedOn w:val="Normal"/>
     <w:next w:val="Normal"/>
-    <w:link w:val="Heading2Char"/>
+    <w:link w:val="Ttulo2Carter"/>
     <w:qFormat/>
     <w:rsid w:val="000F43F2"/>
     <w:pPr>
@@ -7867,11 +10114,11 @@
       <w:szCs w:val="24"/>
     </w:rPr>
   </w:style>
-  <w:style w:type="paragraph" w:styleId="Heading3">
+  <w:style w:type="paragraph" w:styleId="Ttulo3">
     <w:name w:val="heading 3"/>
     <w:basedOn w:val="Normal"/>
     <w:next w:val="Normal"/>
-    <w:link w:val="Heading3Char"/>
+    <w:link w:val="Ttulo3Carter"/>
     <w:uiPriority w:val="9"/>
     <w:semiHidden/>
     <w:unhideWhenUsed/>
@@ -7890,13 +10137,13 @@
       <w:szCs w:val="24"/>
     </w:rPr>
   </w:style>
-  <w:style w:type="character" w:default="1" w:styleId="DefaultParagraphFont">
+  <w:style w:type="character" w:default="1" w:styleId="Tipodeletrapredefinidodopargrafo">
     <w:name w:val="Default Paragraph Font"/>
     <w:uiPriority w:val="1"/>
     <w:semiHidden/>
     <w:unhideWhenUsed/>
   </w:style>
-  <w:style w:type="table" w:default="1" w:styleId="TableNormal">
+  <w:style w:type="table" w:default="1" w:styleId="Tabelanormal">
     <w:name w:val="Normal Table"/>
     <w:uiPriority w:val="99"/>
     <w:semiHidden/>
@@ -7911,15 +10158,15 @@
       </w:tblCellMar>
     </w:tblPr>
   </w:style>
-  <w:style w:type="numbering" w:default="1" w:styleId="NoList">
+  <w:style w:type="numbering" w:default="1" w:styleId="Semlista">
     <w:name w:val="No List"/>
     <w:uiPriority w:val="99"/>
     <w:semiHidden/>
     <w:unhideWhenUsed/>
   </w:style>
-  <w:style w:type="character" w:styleId="PlaceholderText">
+  <w:style w:type="character" w:styleId="TextodoMarcadordePosio">
     <w:name w:val="Placeholder Text"/>
-    <w:basedOn w:val="DefaultParagraphFont"/>
+    <w:basedOn w:val="Tipodeletrapredefinidodopargrafo"/>
     <w:uiPriority w:val="99"/>
     <w:semiHidden/>
     <w:rsid w:val="00E074AB"/>
@@ -7927,10 +10174,10 @@
       <w:color w:val="808080"/>
     </w:rPr>
   </w:style>
-  <w:style w:type="paragraph" w:styleId="BalloonText">
+  <w:style w:type="paragraph" w:styleId="Textodebalo">
     <w:name w:val="Balloon Text"/>
     <w:basedOn w:val="Normal"/>
-    <w:link w:val="BalloonTextChar"/>
+    <w:link w:val="TextodebaloCarter"/>
     <w:uiPriority w:val="99"/>
     <w:semiHidden/>
     <w:unhideWhenUsed/>
@@ -7944,10 +10191,10 @@
       <w:szCs w:val="16"/>
     </w:rPr>
   </w:style>
-  <w:style w:type="character" w:customStyle="1" w:styleId="BalloonTextChar">
-    <w:name w:val="Balloon Text Char"/>
-    <w:basedOn w:val="DefaultParagraphFont"/>
-    <w:link w:val="BalloonText"/>
+  <w:style w:type="character" w:customStyle="1" w:styleId="TextodebaloCarter">
+    <w:name w:val="Texto de balão Caráter"/>
+    <w:basedOn w:val="Tipodeletrapredefinidodopargrafo"/>
+    <w:link w:val="Textodebalo"/>
     <w:uiPriority w:val="99"/>
     <w:semiHidden/>
     <w:rsid w:val="00E074AB"/>
@@ -7957,10 +10204,10 @@
       <w:szCs w:val="16"/>
     </w:rPr>
   </w:style>
-  <w:style w:type="paragraph" w:styleId="Header">
+  <w:style w:type="paragraph" w:styleId="Cabealho">
     <w:name w:val="header"/>
     <w:basedOn w:val="Normal"/>
-    <w:link w:val="HeaderChar"/>
+    <w:link w:val="CabealhoCarter"/>
     <w:uiPriority w:val="99"/>
     <w:unhideWhenUsed/>
     <w:rsid w:val="004D2E51"/>
@@ -7972,17 +10219,17 @@
       <w:spacing w:after="0" w:line="240" w:lineRule="auto"/>
     </w:pPr>
   </w:style>
-  <w:style w:type="character" w:customStyle="1" w:styleId="HeaderChar">
-    <w:name w:val="Header Char"/>
-    <w:basedOn w:val="DefaultParagraphFont"/>
-    <w:link w:val="Header"/>
+  <w:style w:type="character" w:customStyle="1" w:styleId="CabealhoCarter">
+    <w:name w:val="Cabeçalho Caráter"/>
+    <w:basedOn w:val="Tipodeletrapredefinidodopargrafo"/>
+    <w:link w:val="Cabealho"/>
     <w:uiPriority w:val="99"/>
     <w:rsid w:val="004D2E51"/>
   </w:style>
-  <w:style w:type="paragraph" w:styleId="Footer">
+  <w:style w:type="paragraph" w:styleId="Rodap">
     <w:name w:val="footer"/>
     <w:basedOn w:val="Normal"/>
-    <w:link w:val="FooterChar"/>
+    <w:link w:val="RodapCarter"/>
     <w:uiPriority w:val="99"/>
     <w:unhideWhenUsed/>
     <w:rsid w:val="004D2E51"/>
@@ -7994,10 +10241,10 @@
       <w:spacing w:after="0" w:line="240" w:lineRule="auto"/>
     </w:pPr>
   </w:style>
-  <w:style w:type="character" w:customStyle="1" w:styleId="FooterChar">
-    <w:name w:val="Footer Char"/>
-    <w:basedOn w:val="DefaultParagraphFont"/>
-    <w:link w:val="Footer"/>
+  <w:style w:type="character" w:customStyle="1" w:styleId="RodapCarter">
+    <w:name w:val="Rodapé Caráter"/>
+    <w:basedOn w:val="Tipodeletrapredefinidodopargrafo"/>
+    <w:link w:val="Rodap"/>
     <w:uiPriority w:val="99"/>
     <w:rsid w:val="004D2E51"/>
   </w:style>
@@ -8017,24 +10264,24 @@
       <w:szCs w:val="24"/>
     </w:rPr>
   </w:style>
-  <w:style w:type="character" w:customStyle="1" w:styleId="Heading1Char">
-    <w:name w:val="Heading 1 Char"/>
-    <w:basedOn w:val="DefaultParagraphFont"/>
-    <w:link w:val="Heading1"/>
-    <w:uiPriority w:val="9"/>
-    <w:rsid w:val="000F43F2"/>
+  <w:style w:type="character" w:customStyle="1" w:styleId="Ttulo1Carter">
+    <w:name w:val="Título 1 Caráter"/>
+    <w:basedOn w:val="Tipodeletrapredefinidodopargrafo"/>
+    <w:link w:val="Ttulo1"/>
+    <w:rsid w:val="007967BE"/>
     <w:rPr>
-      <w:rFonts w:ascii="Cambria" w:eastAsia="Times New Roman" w:hAnsi="Cambria" w:cs="Times New Roman"/>
+      <w:rFonts w:ascii="Cambria" w:eastAsiaTheme="majorEastAsia" w:hAnsi="Cambria" w:cstheme="majorBidi"/>
       <w:b/>
       <w:bCs/>
-      <w:color w:val="365F91"/>
-      <w:sz w:val="28"/>
+      <w:spacing w:val="-10"/>
+      <w:kern w:val="28"/>
+      <w:sz w:val="48"/>
       <w:szCs w:val="28"/>
     </w:rPr>
   </w:style>
-  <w:style w:type="paragraph" w:styleId="TOCHeading">
+  <w:style w:type="paragraph" w:styleId="Cabealhodondice">
     <w:name w:val="TOC Heading"/>
-    <w:basedOn w:val="Heading1"/>
+    <w:basedOn w:val="Ttulo1"/>
     <w:next w:val="Normal"/>
     <w:uiPriority w:val="39"/>
     <w:unhideWhenUsed/>
@@ -8047,10 +10294,10 @@
       <w:lang w:eastAsia="en-US"/>
     </w:rPr>
   </w:style>
-  <w:style w:type="character" w:customStyle="1" w:styleId="Heading2Char">
-    <w:name w:val="Heading 2 Char"/>
-    <w:basedOn w:val="DefaultParagraphFont"/>
-    <w:link w:val="Heading2"/>
+  <w:style w:type="character" w:customStyle="1" w:styleId="Ttulo2Carter">
+    <w:name w:val="Título 2 Caráter"/>
+    <w:basedOn w:val="Tipodeletrapredefinidodopargrafo"/>
+    <w:link w:val="Ttulo2"/>
     <w:rsid w:val="000F43F2"/>
     <w:rPr>
       <w:rFonts w:ascii="Arial" w:eastAsia="Times New Roman" w:hAnsi="Arial" w:cs="Times New Roman"/>
@@ -8060,10 +10307,10 @@
       <w:szCs w:val="24"/>
     </w:rPr>
   </w:style>
-  <w:style w:type="paragraph" w:styleId="BodyText">
+  <w:style w:type="paragraph" w:styleId="Corpodetexto">
     <w:name w:val="Body Text"/>
     <w:basedOn w:val="Normal"/>
-    <w:link w:val="BodyTextChar"/>
+    <w:link w:val="CorpodetextoCarter"/>
     <w:rsid w:val="000F43F2"/>
     <w:pPr>
       <w:spacing w:after="0"/>
@@ -8077,10 +10324,10 @@
       <w:szCs w:val="24"/>
     </w:rPr>
   </w:style>
-  <w:style w:type="character" w:customStyle="1" w:styleId="BodyTextChar">
-    <w:name w:val="Body Text Char"/>
-    <w:basedOn w:val="DefaultParagraphFont"/>
-    <w:link w:val="BodyText"/>
+  <w:style w:type="character" w:customStyle="1" w:styleId="CorpodetextoCarter">
+    <w:name w:val="Corpo de texto Caráter"/>
+    <w:basedOn w:val="Tipodeletrapredefinidodopargrafo"/>
+    <w:link w:val="Corpodetexto"/>
     <w:rsid w:val="000F43F2"/>
     <w:rPr>
       <w:rFonts w:ascii="Arial" w:eastAsia="Times New Roman" w:hAnsi="Arial" w:cs="Arial"/>
@@ -8090,10 +10337,10 @@
       <w:szCs w:val="24"/>
     </w:rPr>
   </w:style>
-  <w:style w:type="paragraph" w:styleId="BodyTextIndent">
+  <w:style w:type="paragraph" w:styleId="Avanodecorpodetexto">
     <w:name w:val="Body Text Indent"/>
     <w:basedOn w:val="Normal"/>
-    <w:link w:val="BodyTextIndentChar"/>
+    <w:link w:val="AvanodecorpodetextoCarter"/>
     <w:rsid w:val="000F43F2"/>
     <w:pPr>
       <w:spacing w:after="0"/>
@@ -8108,10 +10355,10 @@
       <w:szCs w:val="24"/>
     </w:rPr>
   </w:style>
-  <w:style w:type="character" w:customStyle="1" w:styleId="BodyTextIndentChar">
-    <w:name w:val="Body Text Indent Char"/>
-    <w:basedOn w:val="DefaultParagraphFont"/>
-    <w:link w:val="BodyTextIndent"/>
+  <w:style w:type="character" w:customStyle="1" w:styleId="AvanodecorpodetextoCarter">
+    <w:name w:val="Avanço de corpo de texto Caráter"/>
+    <w:basedOn w:val="Tipodeletrapredefinidodopargrafo"/>
+    <w:link w:val="Avanodecorpodetexto"/>
     <w:rsid w:val="000F43F2"/>
     <w:rPr>
       <w:rFonts w:ascii="Arial" w:eastAsia="Times New Roman" w:hAnsi="Arial" w:cs="Arial"/>
@@ -8121,9 +10368,9 @@
       <w:szCs w:val="24"/>
     </w:rPr>
   </w:style>
-  <w:style w:type="character" w:styleId="Hyperlink">
+  <w:style w:type="character" w:styleId="Hiperligao">
     <w:name w:val="Hyperlink"/>
-    <w:basedOn w:val="DefaultParagraphFont"/>
+    <w:basedOn w:val="Tipodeletrapredefinidodopargrafo"/>
     <w:uiPriority w:val="99"/>
     <w:unhideWhenUsed/>
     <w:rsid w:val="00D65C31"/>
@@ -8132,9 +10379,9 @@
       <w:u w:val="single"/>
     </w:rPr>
   </w:style>
-  <w:style w:type="character" w:styleId="CommentReference">
+  <w:style w:type="character" w:styleId="Refdecomentrio">
     <w:name w:val="annotation reference"/>
-    <w:basedOn w:val="DefaultParagraphFont"/>
+    <w:basedOn w:val="Tipodeletrapredefinidodopargrafo"/>
     <w:uiPriority w:val="99"/>
     <w:semiHidden/>
     <w:unhideWhenUsed/>
@@ -8144,10 +10391,10 @@
       <w:szCs w:val="16"/>
     </w:rPr>
   </w:style>
-  <w:style w:type="paragraph" w:styleId="CommentText">
+  <w:style w:type="paragraph" w:styleId="Textodecomentrio">
     <w:name w:val="annotation text"/>
     <w:basedOn w:val="Normal"/>
-    <w:link w:val="CommentTextChar"/>
+    <w:link w:val="TextodecomentrioCarter"/>
     <w:uiPriority w:val="99"/>
     <w:semiHidden/>
     <w:unhideWhenUsed/>
@@ -8160,19 +10407,19 @@
       <w:szCs w:val="20"/>
     </w:rPr>
   </w:style>
-  <w:style w:type="character" w:customStyle="1" w:styleId="CommentTextChar">
-    <w:name w:val="Comment Text Char"/>
-    <w:basedOn w:val="DefaultParagraphFont"/>
-    <w:link w:val="CommentText"/>
+  <w:style w:type="character" w:customStyle="1" w:styleId="TextodecomentrioCarter">
+    <w:name w:val="Texto de comentário Caráter"/>
+    <w:basedOn w:val="Tipodeletrapredefinidodopargrafo"/>
+    <w:link w:val="Textodecomentrio"/>
     <w:uiPriority w:val="99"/>
     <w:semiHidden/>
     <w:rsid w:val="00F6056A"/>
   </w:style>
-  <w:style w:type="paragraph" w:styleId="CommentSubject">
+  <w:style w:type="paragraph" w:styleId="Assuntodecomentrio">
     <w:name w:val="annotation subject"/>
-    <w:basedOn w:val="CommentText"/>
-    <w:next w:val="CommentText"/>
-    <w:link w:val="CommentSubjectChar"/>
+    <w:basedOn w:val="Textodecomentrio"/>
+    <w:next w:val="Textodecomentrio"/>
+    <w:link w:val="AssuntodecomentrioCarter"/>
     <w:uiPriority w:val="99"/>
     <w:semiHidden/>
     <w:unhideWhenUsed/>
@@ -8182,10 +10429,10 @@
       <w:bCs/>
     </w:rPr>
   </w:style>
-  <w:style w:type="character" w:customStyle="1" w:styleId="CommentSubjectChar">
-    <w:name w:val="Comment Subject Char"/>
-    <w:basedOn w:val="CommentTextChar"/>
-    <w:link w:val="CommentSubject"/>
+  <w:style w:type="character" w:customStyle="1" w:styleId="AssuntodecomentrioCarter">
+    <w:name w:val="Assunto de comentário Caráter"/>
+    <w:basedOn w:val="TextodecomentrioCarter"/>
+    <w:link w:val="Assuntodecomentrio"/>
     <w:uiPriority w:val="99"/>
     <w:semiHidden/>
     <w:rsid w:val="00F6056A"/>
@@ -8194,11 +10441,11 @@
       <w:bCs/>
     </w:rPr>
   </w:style>
-  <w:style w:type="paragraph" w:styleId="Title">
+  <w:style w:type="paragraph" w:styleId="Ttulo">
     <w:name w:val="Title"/>
     <w:basedOn w:val="Normal"/>
     <w:next w:val="Normal"/>
-    <w:link w:val="TitleChar"/>
+    <w:link w:val="TtuloCarter"/>
     <w:uiPriority w:val="10"/>
     <w:qFormat/>
     <w:rsid w:val="00431150"/>
@@ -8214,10 +10461,10 @@
       <w:szCs w:val="56"/>
     </w:rPr>
   </w:style>
-  <w:style w:type="character" w:customStyle="1" w:styleId="TitleChar">
-    <w:name w:val="Title Char"/>
-    <w:basedOn w:val="DefaultParagraphFont"/>
-    <w:link w:val="Title"/>
+  <w:style w:type="character" w:customStyle="1" w:styleId="TtuloCarter">
+    <w:name w:val="Título Caráter"/>
+    <w:basedOn w:val="Tipodeletrapredefinidodopargrafo"/>
+    <w:link w:val="Ttulo"/>
     <w:uiPriority w:val="10"/>
     <w:rsid w:val="00431150"/>
     <w:rPr>
@@ -8230,7 +10477,7 @@
   </w:style>
   <w:style w:type="paragraph" w:customStyle="1" w:styleId="Estilo1">
     <w:name w:val="Estilo1"/>
-    <w:basedOn w:val="Title"/>
+    <w:basedOn w:val="Ttulo"/>
     <w:qFormat/>
     <w:rsid w:val="00431150"/>
     <w:pPr>
@@ -8246,11 +10493,11 @@
       <w:sz w:val="48"/>
     </w:rPr>
   </w:style>
-  <w:style w:type="paragraph" w:styleId="Subtitle">
+  <w:style w:type="paragraph" w:styleId="Subttulo">
     <w:name w:val="Subtitle"/>
     <w:basedOn w:val="Normal"/>
     <w:next w:val="Normal"/>
-    <w:link w:val="SubtitleChar"/>
+    <w:link w:val="SubttuloCarter"/>
     <w:uiPriority w:val="11"/>
     <w:qFormat/>
     <w:rsid w:val="009F4188"/>
@@ -8266,10 +10513,10 @@
       <w:spacing w:val="15"/>
     </w:rPr>
   </w:style>
-  <w:style w:type="character" w:customStyle="1" w:styleId="SubtitleChar">
-    <w:name w:val="Subtitle Char"/>
-    <w:basedOn w:val="DefaultParagraphFont"/>
-    <w:link w:val="Subtitle"/>
+  <w:style w:type="character" w:customStyle="1" w:styleId="SubttuloCarter">
+    <w:name w:val="Subtítulo Caráter"/>
+    <w:basedOn w:val="Tipodeletrapredefinidodopargrafo"/>
+    <w:link w:val="Subttulo"/>
     <w:uiPriority w:val="11"/>
     <w:rsid w:val="009F4188"/>
     <w:rPr>
@@ -8282,7 +10529,7 @@
   </w:style>
   <w:style w:type="paragraph" w:customStyle="1" w:styleId="Estilo2">
     <w:name w:val="Estilo2"/>
-    <w:basedOn w:val="Heading3"/>
+    <w:basedOn w:val="Ttulo3"/>
     <w:qFormat/>
     <w:rsid w:val="009F4188"/>
     <w:rPr>
@@ -8290,7 +10537,7 @@
       <w:sz w:val="32"/>
     </w:rPr>
   </w:style>
-  <w:style w:type="paragraph" w:styleId="ListParagraph">
+  <w:style w:type="paragraph" w:styleId="PargrafodaLista">
     <w:name w:val="List Paragraph"/>
     <w:basedOn w:val="Normal"/>
     <w:uiPriority w:val="34"/>
@@ -8301,10 +10548,10 @@
       <w:contextualSpacing/>
     </w:pPr>
   </w:style>
-  <w:style w:type="character" w:customStyle="1" w:styleId="Heading3Char">
-    <w:name w:val="Heading 3 Char"/>
-    <w:basedOn w:val="DefaultParagraphFont"/>
-    <w:link w:val="Heading3"/>
+  <w:style w:type="character" w:customStyle="1" w:styleId="Ttulo3Carter">
+    <w:name w:val="Título 3 Caráter"/>
+    <w:basedOn w:val="Tipodeletrapredefinidodopargrafo"/>
+    <w:link w:val="Ttulo3"/>
     <w:uiPriority w:val="9"/>
     <w:semiHidden/>
     <w:rsid w:val="009F4188"/>
@@ -8315,9 +10562,9 @@
       <w:szCs w:val="24"/>
     </w:rPr>
   </w:style>
-  <w:style w:type="character" w:styleId="HTMLCode">
+  <w:style w:type="character" w:styleId="CdigoHTML">
     <w:name w:val="HTML Code"/>
-    <w:basedOn w:val="DefaultParagraphFont"/>
+    <w:basedOn w:val="Tipodeletrapredefinidodopargrafo"/>
     <w:uiPriority w:val="99"/>
     <w:semiHidden/>
     <w:unhideWhenUsed/>
@@ -8328,9 +10575,9 @@
       <w:szCs w:val="20"/>
     </w:rPr>
   </w:style>
-  <w:style w:type="character" w:styleId="Emphasis">
+  <w:style w:type="character" w:styleId="nfase">
     <w:name w:val="Emphasis"/>
-    <w:basedOn w:val="DefaultParagraphFont"/>
+    <w:basedOn w:val="Tipodeletrapredefinidodopargrafo"/>
     <w:uiPriority w:val="20"/>
     <w:qFormat/>
     <w:rsid w:val="00385CB0"/>
@@ -8339,10 +10586,10 @@
       <w:iCs/>
     </w:rPr>
   </w:style>
-  <w:style w:type="paragraph" w:styleId="FootnoteText">
+  <w:style w:type="paragraph" w:styleId="Textodenotaderodap">
     <w:name w:val="footnote text"/>
     <w:basedOn w:val="Normal"/>
-    <w:link w:val="FootnoteTextChar"/>
+    <w:link w:val="TextodenotaderodapCarter"/>
     <w:uiPriority w:val="99"/>
     <w:semiHidden/>
     <w:unhideWhenUsed/>
@@ -8355,17 +10602,17 @@
       <w:szCs w:val="20"/>
     </w:rPr>
   </w:style>
-  <w:style w:type="character" w:customStyle="1" w:styleId="FootnoteTextChar">
-    <w:name w:val="Footnote Text Char"/>
-    <w:basedOn w:val="DefaultParagraphFont"/>
-    <w:link w:val="FootnoteText"/>
+  <w:style w:type="character" w:customStyle="1" w:styleId="TextodenotaderodapCarter">
+    <w:name w:val="Texto de nota de rodapé Caráter"/>
+    <w:basedOn w:val="Tipodeletrapredefinidodopargrafo"/>
+    <w:link w:val="Textodenotaderodap"/>
     <w:uiPriority w:val="99"/>
     <w:semiHidden/>
     <w:rsid w:val="00061F9D"/>
   </w:style>
-  <w:style w:type="character" w:styleId="FootnoteReference">
+  <w:style w:type="character" w:styleId="Refdenotaderodap">
     <w:name w:val="footnote reference"/>
-    <w:basedOn w:val="DefaultParagraphFont"/>
+    <w:basedOn w:val="Tipodeletrapredefinidodopargrafo"/>
     <w:uiPriority w:val="99"/>
     <w:semiHidden/>
     <w:unhideWhenUsed/>
@@ -8374,7 +10621,7 @@
       <w:vertAlign w:val="superscript"/>
     </w:rPr>
   </w:style>
-  <w:style w:type="paragraph" w:styleId="TOC1">
+  <w:style w:type="paragraph" w:styleId="ndice1">
     <w:name w:val="toc 1"/>
     <w:basedOn w:val="Normal"/>
     <w:next w:val="Normal"/>
@@ -8391,7 +10638,7 @@
       <w:ind w:right="38"/>
     </w:pPr>
   </w:style>
-  <w:style w:type="paragraph" w:styleId="TOC2">
+  <w:style w:type="paragraph" w:styleId="ndice2">
     <w:name w:val="toc 2"/>
     <w:basedOn w:val="Normal"/>
     <w:next w:val="Normal"/>
@@ -8433,7 +10680,7 @@
   </w:style>
   <w:style w:type="character" w:customStyle="1" w:styleId="Estilo4Carter">
     <w:name w:val="Estilo4 Caráter"/>
-    <w:basedOn w:val="DefaultParagraphFont"/>
+    <w:basedOn w:val="Tipodeletrapredefinidodopargrafo"/>
     <w:link w:val="Estilo4"/>
     <w:rsid w:val="00745157"/>
     <w:rPr>
@@ -8471,9 +10718,9 @@
       <w:bCs/>
     </w:rPr>
   </w:style>
-  <w:style w:type="character" w:styleId="Mention">
+  <w:style w:type="character" w:styleId="Mencionar">
     <w:name w:val="Mention"/>
-    <w:basedOn w:val="DefaultParagraphFont"/>
+    <w:basedOn w:val="Tipodeletrapredefinidodopargrafo"/>
     <w:uiPriority w:val="99"/>
     <w:semiHidden/>
     <w:unhideWhenUsed/>
@@ -8483,9 +10730,9 @@
       <w:shd w:val="clear" w:color="auto" w:fill="E6E6E6"/>
     </w:rPr>
   </w:style>
-  <w:style w:type="character" w:styleId="UnresolvedMention">
+  <w:style w:type="character" w:styleId="MenoNoResolvida">
     <w:name w:val="Unresolved Mention"/>
-    <w:basedOn w:val="DefaultParagraphFont"/>
+    <w:basedOn w:val="Tipodeletrapredefinidodopargrafo"/>
     <w:uiPriority w:val="99"/>
     <w:semiHidden/>
     <w:unhideWhenUsed/>
@@ -8495,7 +10742,7 @@
       <w:shd w:val="clear" w:color="auto" w:fill="E6E6E6"/>
     </w:rPr>
   </w:style>
-  <w:style w:type="paragraph" w:styleId="TOC3">
+  <w:style w:type="paragraph" w:styleId="ndice3">
     <w:name w:val="toc 3"/>
     <w:basedOn w:val="Normal"/>
     <w:next w:val="Normal"/>
@@ -8508,7 +10755,7 @@
       <w:ind w:left="440"/>
     </w:pPr>
   </w:style>
-  <w:style w:type="paragraph" w:styleId="Caption">
+  <w:style w:type="paragraph" w:styleId="Legenda">
     <w:name w:val="caption"/>
     <w:basedOn w:val="Normal"/>
     <w:next w:val="Normal"/>

--- a/Relatorio_FitMap.docx
+++ b/Relatorio_FitMap.docx
@@ -168,7 +168,7 @@
           <w:sz w:val="28"/>
           <w:szCs w:val="28"/>
         </w:rPr>
-        <w:t>[Licenciatura / Mestrado em ...]</w:t>
+        <w:t>Engenharia Informática Aplicada</w:t>
       </w:r>
     </w:p>
     <w:p>
@@ -186,8 +186,8 @@
         <w:jc w:val="center"/>
         <w:rPr>
           <w:rFonts w:cs="Arial"/>
-          <w:sz w:val="28"/>
-          <w:szCs w:val="28"/>
+          <w:sz w:val="20"/>
+          <w:szCs w:val="20"/>
         </w:rPr>
       </w:pPr>
       <w:r>
@@ -196,25 +196,7 @@
           <w:sz w:val="28"/>
           <w:szCs w:val="28"/>
         </w:rPr>
-        <w:t>[Nome do(s) Autor(es</w:t>
-      </w:r>
-      <w:proofErr w:type="gramStart"/>
-      <w:r>
-        <w:rPr>
-          <w:rFonts w:cs="Arial"/>
-          <w:sz w:val="28"/>
-          <w:szCs w:val="28"/>
-        </w:rPr>
-        <w:t>)]  [</w:t>
-      </w:r>
-      <w:proofErr w:type="gramEnd"/>
-      <w:r>
-        <w:rPr>
-          <w:rFonts w:cs="Arial"/>
-          <w:sz w:val="28"/>
-          <w:szCs w:val="28"/>
-        </w:rPr>
-        <w:t>Nº Mecanográfico]</w:t>
+        <w:t>Elicarlos Dias Ferreira 114723</w:t>
       </w:r>
     </w:p>
     <w:p>
@@ -289,6 +271,25 @@
     </w:p>
     <w:p>
       <w:pPr>
+        <w:jc w:val="center"/>
+        <w:rPr>
+          <w:rFonts w:cs="Arial"/>
+          <w:sz w:val="24"/>
+          <w:szCs w:val="20"/>
+        </w:rPr>
+      </w:pPr>
+      <w:r>
+        <w:rPr>
+          <w:rFonts w:cs="Arial"/>
+          <w:sz w:val="24"/>
+          <w:szCs w:val="20"/>
+        </w:rPr>
+        <w:t>Águeda | maio de 2026</w:t>
+      </w:r>
+    </w:p>
+    <w:p>
+      <w:pPr>
+        <w:spacing w:after="240"/>
         <w:jc w:val="both"/>
         <w:rPr>
           <w:rFonts w:cs="Arial"/>
@@ -303,35 +304,6 @@
         <w:rPr>
           <w:rFonts w:cs="Arial"/>
           <w:sz w:val="24"/>
-          <w:szCs w:val="20"/>
-        </w:rPr>
-      </w:pPr>
-      <w:r>
-        <w:rPr>
-          <w:rFonts w:cs="Arial"/>
-          <w:sz w:val="24"/>
-          <w:szCs w:val="20"/>
-        </w:rPr>
-        <w:t>Águeda | maio de 2026</w:t>
-      </w:r>
-    </w:p>
-    <w:p>
-      <w:pPr>
-        <w:spacing w:after="240"/>
-        <w:jc w:val="both"/>
-        <w:rPr>
-          <w:rFonts w:cs="Arial"/>
-          <w:sz w:val="20"/>
-          <w:szCs w:val="20"/>
-        </w:rPr>
-      </w:pPr>
-    </w:p>
-    <w:p>
-      <w:pPr>
-        <w:jc w:val="center"/>
-        <w:rPr>
-          <w:rFonts w:cs="Arial"/>
-          <w:sz w:val="24"/>
           <w:szCs w:val="24"/>
         </w:rPr>
       </w:pPr>
@@ -339,6 +311,7 @@
         <w:rPr>
           <w:noProof/>
         </w:rPr>
+        <w:lastRenderedPageBreak/>
         <w:drawing>
           <wp:inline distT="0" distB="0" distL="0" distR="0" wp14:anchorId="399962BA" wp14:editId="744F1853">
             <wp:extent cx="5579745" cy="1126490"/>
@@ -471,7 +444,7 @@
           <w:sz w:val="28"/>
           <w:szCs w:val="28"/>
         </w:rPr>
-        <w:t>[Licenciatura / Mestrado em ...]</w:t>
+        <w:t>Engenharia Informática Aplicada</w:t>
       </w:r>
     </w:p>
     <w:p>
@@ -489,8 +462,8 @@
         <w:jc w:val="center"/>
         <w:rPr>
           <w:rFonts w:cs="Arial"/>
-          <w:sz w:val="28"/>
-          <w:szCs w:val="28"/>
+          <w:sz w:val="20"/>
+          <w:szCs w:val="20"/>
         </w:rPr>
       </w:pPr>
       <w:r>
@@ -499,53 +472,53 @@
           <w:sz w:val="28"/>
           <w:szCs w:val="28"/>
         </w:rPr>
-        <w:t>[Nome do(s) Autor(es</w:t>
-      </w:r>
-      <w:proofErr w:type="gramStart"/>
-      <w:r>
+        <w:t>Elicarlos Dias Ferreira 114723</w:t>
+      </w:r>
+    </w:p>
+    <w:p>
+      <w:pPr>
+        <w:jc w:val="both"/>
+        <w:rPr>
+          <w:rFonts w:cs="Arial"/>
+          <w:sz w:val="20"/>
+          <w:szCs w:val="20"/>
+        </w:rPr>
+      </w:pPr>
+    </w:p>
+    <w:p>
+      <w:pPr>
+        <w:jc w:val="center"/>
         <w:rPr>
           <w:rFonts w:cs="Arial"/>
           <w:sz w:val="28"/>
           <w:szCs w:val="28"/>
         </w:rPr>
-        <w:t>)]  [</w:t>
-      </w:r>
-      <w:proofErr w:type="gramEnd"/>
+      </w:pPr>
       <w:r>
         <w:rPr>
           <w:rFonts w:cs="Arial"/>
           <w:sz w:val="28"/>
           <w:szCs w:val="28"/>
         </w:rPr>
-        <w:t>Nº Mecanográfico]</w:t>
-      </w:r>
-    </w:p>
-    <w:p>
-      <w:pPr>
-        <w:jc w:val="both"/>
-        <w:rPr>
-          <w:rFonts w:cs="Arial"/>
-          <w:sz w:val="20"/>
-          <w:szCs w:val="20"/>
-        </w:rPr>
-      </w:pPr>
-    </w:p>
-    <w:p>
-      <w:pPr>
-        <w:jc w:val="center"/>
+        <w:t xml:space="preserve">Docente responsável: </w:t>
+      </w:r>
+      <w:proofErr w:type="spellStart"/>
+      <w:r>
         <w:rPr>
           <w:rFonts w:cs="Arial"/>
           <w:sz w:val="28"/>
           <w:szCs w:val="28"/>
         </w:rPr>
-      </w:pPr>
+        <w:t>Luis</w:t>
+      </w:r>
+      <w:proofErr w:type="spellEnd"/>
       <w:r>
         <w:rPr>
           <w:rFonts w:cs="Arial"/>
           <w:sz w:val="28"/>
           <w:szCs w:val="28"/>
         </w:rPr>
-        <w:t>Docente responsável: [Docente Responsável]</w:t>
+        <w:t xml:space="preserve"> Jorge dos Santos Gouveia Marques Gonçalves</w:t>
       </w:r>
     </w:p>
     <w:p>
@@ -723,7 +696,21 @@
           <w:rFonts w:eastAsia="Calibri" w:cs="Arial"/>
         </w:rPr>
         <w:br/>
-        <w:t>Palavras-chave: WebSIG, MongoDB, índice 2dsphere, $</w:t>
+        <w:t xml:space="preserve">Palavras-chave: WebSIG, </w:t>
+      </w:r>
+      <w:proofErr w:type="spellStart"/>
+      <w:r>
+        <w:rPr>
+          <w:rFonts w:eastAsia="Calibri" w:cs="Arial"/>
+        </w:rPr>
+        <w:t>MongoDB</w:t>
+      </w:r>
+      <w:proofErr w:type="spellEnd"/>
+      <w:r>
+        <w:rPr>
+          <w:rFonts w:eastAsia="Calibri" w:cs="Arial"/>
+        </w:rPr>
+        <w:t>, índice 2dsphere, $</w:t>
       </w:r>
       <w:proofErr w:type="spellStart"/>
       <w:r>
@@ -880,7 +867,7 @@
           <w:r>
             <w:fldChar w:fldCharType="separate"/>
           </w:r>
-          <w:hyperlink w:anchor="_Toc230299668" w:history="1">
+          <w:hyperlink w:anchor="_Toc230301757" w:history="1">
             <w:r>
               <w:rPr>
                 <w:rStyle w:val="Hiperligao"/>
@@ -925,7 +912,7 @@
                 <w:noProof/>
                 <w:webHidden/>
               </w:rPr>
-              <w:instrText xml:space="preserve"> PAGEREF _Toc230299668 \h </w:instrText>
+              <w:instrText xml:space="preserve"> PAGEREF _Toc230301757 \h </w:instrText>
             </w:r>
             <w:r>
               <w:rPr>
@@ -971,7 +958,7 @@
               <w14:ligatures w14:val="standardContextual"/>
             </w:rPr>
           </w:pPr>
-          <w:hyperlink w:anchor="_Toc230299669" w:history="1">
+          <w:hyperlink w:anchor="_Toc230301758" w:history="1">
             <w:r>
               <w:rPr>
                 <w:rStyle w:val="Hiperligao"/>
@@ -999,7 +986,7 @@
                 <w:noProof/>
                 <w:webHidden/>
               </w:rPr>
-              <w:instrText xml:space="preserve"> PAGEREF _Toc230299669 \h </w:instrText>
+              <w:instrText xml:space="preserve"> PAGEREF _Toc230301758 \h </w:instrText>
             </w:r>
             <w:r>
               <w:rPr>
@@ -1045,7 +1032,7 @@
               <w14:ligatures w14:val="standardContextual"/>
             </w:rPr>
           </w:pPr>
-          <w:hyperlink w:anchor="_Toc230299670" w:history="1">
+          <w:hyperlink w:anchor="_Toc230301759" w:history="1">
             <w:r>
               <w:rPr>
                 <w:rStyle w:val="Hiperligao"/>
@@ -1073,7 +1060,7 @@
                 <w:noProof/>
                 <w:webHidden/>
               </w:rPr>
-              <w:instrText xml:space="preserve"> PAGEREF _Toc230299670 \h </w:instrText>
+              <w:instrText xml:space="preserve"> PAGEREF _Toc230301759 \h </w:instrText>
             </w:r>
             <w:r>
               <w:rPr>
@@ -1093,7 +1080,7 @@
                 <w:noProof/>
                 <w:webHidden/>
               </w:rPr>
-              <w:t>4</w:t>
+              <w:t>5</w:t>
             </w:r>
             <w:r>
               <w:rPr>
@@ -1119,7 +1106,7 @@
               <w14:ligatures w14:val="standardContextual"/>
             </w:rPr>
           </w:pPr>
-          <w:hyperlink w:anchor="_Toc230299671" w:history="1">
+          <w:hyperlink w:anchor="_Toc230301760" w:history="1">
             <w:r>
               <w:rPr>
                 <w:rStyle w:val="Hiperligao"/>
@@ -1147,7 +1134,7 @@
                 <w:noProof/>
                 <w:webHidden/>
               </w:rPr>
-              <w:instrText xml:space="preserve"> PAGEREF _Toc230299671 \h </w:instrText>
+              <w:instrText xml:space="preserve"> PAGEREF _Toc230301760 \h </w:instrText>
             </w:r>
             <w:r>
               <w:rPr>
@@ -1168,6 +1155,94 @@
                 <w:webHidden/>
               </w:rPr>
               <w:t>5</w:t>
+            </w:r>
+            <w:r>
+              <w:rPr>
+                <w:noProof/>
+                <w:webHidden/>
+              </w:rPr>
+              <w:fldChar w:fldCharType="end"/>
+            </w:r>
+          </w:hyperlink>
+        </w:p>
+        <w:p>
+          <w:pPr>
+            <w:pStyle w:val="ndice1"/>
+            <w:rPr>
+              <w:rFonts w:asciiTheme="minorHAnsi" w:eastAsiaTheme="minorEastAsia" w:hAnsiTheme="minorHAnsi" w:cstheme="minorBidi"/>
+              <w:noProof/>
+              <w:kern w:val="2"/>
+              <w:sz w:val="24"/>
+              <w:szCs w:val="24"/>
+              <w14:ligatures w14:val="standardContextual"/>
+            </w:rPr>
+          </w:pPr>
+          <w:hyperlink w:anchor="_Toc230301761" w:history="1">
+            <w:r>
+              <w:rPr>
+                <w:rStyle w:val="Hiperligao"/>
+                <w:noProof/>
+              </w:rPr>
+              <w:t>2.</w:t>
+            </w:r>
+            <w:r>
+              <w:rPr>
+                <w:rFonts w:asciiTheme="minorHAnsi" w:eastAsiaTheme="minorEastAsia" w:hAnsiTheme="minorHAnsi" w:cstheme="minorBidi"/>
+                <w:noProof/>
+                <w:kern w:val="2"/>
+                <w:sz w:val="24"/>
+                <w:szCs w:val="24"/>
+                <w14:ligatures w14:val="standardContextual"/>
+              </w:rPr>
+              <w:tab/>
+            </w:r>
+            <w:r>
+              <w:rPr>
+                <w:rStyle w:val="Hiperligao"/>
+                <w:noProof/>
+              </w:rPr>
+              <w:t>Estado da arte e enquadramento tecnológico</w:t>
+            </w:r>
+            <w:r>
+              <w:rPr>
+                <w:noProof/>
+                <w:webHidden/>
+              </w:rPr>
+              <w:tab/>
+            </w:r>
+            <w:r>
+              <w:rPr>
+                <w:noProof/>
+                <w:webHidden/>
+              </w:rPr>
+              <w:fldChar w:fldCharType="begin"/>
+            </w:r>
+            <w:r>
+              <w:rPr>
+                <w:noProof/>
+                <w:webHidden/>
+              </w:rPr>
+              <w:instrText xml:space="preserve"> PAGEREF _Toc230301761 \h </w:instrText>
+            </w:r>
+            <w:r>
+              <w:rPr>
+                <w:noProof/>
+                <w:webHidden/>
+              </w:rPr>
+            </w:r>
+            <w:r>
+              <w:rPr>
+                <w:noProof/>
+                <w:webHidden/>
+              </w:rPr>
+              <w:fldChar w:fldCharType="separate"/>
+            </w:r>
+            <w:r>
+              <w:rPr>
+                <w:noProof/>
+                <w:webHidden/>
+              </w:rPr>
+              <w:t>6</w:t>
             </w:r>
             <w:r>
               <w:rPr>
@@ -1193,7 +1268,7 @@
               <w14:ligatures w14:val="standardContextual"/>
             </w:rPr>
           </w:pPr>
-          <w:hyperlink w:anchor="_Toc230299672" w:history="1">
+          <w:hyperlink w:anchor="_Toc230301762" w:history="1">
             <w:r>
               <w:rPr>
                 <w:rStyle w:val="Hiperligao"/>
@@ -1221,7 +1296,7 @@
                 <w:noProof/>
                 <w:webHidden/>
               </w:rPr>
-              <w:instrText xml:space="preserve"> PAGEREF _Toc230299672 \h </w:instrText>
+              <w:instrText xml:space="preserve"> PAGEREF _Toc230301762 \h </w:instrText>
             </w:r>
             <w:r>
               <w:rPr>
@@ -1241,7 +1316,7 @@
                 <w:noProof/>
                 <w:webHidden/>
               </w:rPr>
-              <w:t>5</w:t>
+              <w:t>6</w:t>
             </w:r>
             <w:r>
               <w:rPr>
@@ -1267,7 +1342,7 @@
               <w14:ligatures w14:val="standardContextual"/>
             </w:rPr>
           </w:pPr>
-          <w:hyperlink w:anchor="_Toc230299673" w:history="1">
+          <w:hyperlink w:anchor="_Toc230301763" w:history="1">
             <w:r>
               <w:rPr>
                 <w:rStyle w:val="Hiperligao"/>
@@ -1295,7 +1370,7 @@
                 <w:noProof/>
                 <w:webHidden/>
               </w:rPr>
-              <w:instrText xml:space="preserve"> PAGEREF _Toc230299673 \h </w:instrText>
+              <w:instrText xml:space="preserve"> PAGEREF _Toc230301763 \h </w:instrText>
             </w:r>
             <w:r>
               <w:rPr>
@@ -1341,7 +1416,7 @@
               <w14:ligatures w14:val="standardContextual"/>
             </w:rPr>
           </w:pPr>
-          <w:hyperlink w:anchor="_Toc230299674" w:history="1">
+          <w:hyperlink w:anchor="_Toc230301764" w:history="1">
             <w:r>
               <w:rPr>
                 <w:rStyle w:val="Hiperligao"/>
@@ -1369,7 +1444,7 @@
                 <w:noProof/>
                 <w:webHidden/>
               </w:rPr>
-              <w:instrText xml:space="preserve"> PAGEREF _Toc230299674 \h </w:instrText>
+              <w:instrText xml:space="preserve"> PAGEREF _Toc230301764 \h </w:instrText>
             </w:r>
             <w:r>
               <w:rPr>
@@ -1389,7 +1464,7 @@
                 <w:noProof/>
                 <w:webHidden/>
               </w:rPr>
-              <w:t>7</w:t>
+              <w:t>8</w:t>
             </w:r>
             <w:r>
               <w:rPr>
@@ -1415,7 +1490,7 @@
               <w14:ligatures w14:val="standardContextual"/>
             </w:rPr>
           </w:pPr>
-          <w:hyperlink w:anchor="_Toc230299675" w:history="1">
+          <w:hyperlink w:anchor="_Toc230301765" w:history="1">
             <w:r>
               <w:rPr>
                 <w:rStyle w:val="Hiperligao"/>
@@ -1443,7 +1518,7 @@
                 <w:noProof/>
                 <w:webHidden/>
               </w:rPr>
-              <w:instrText xml:space="preserve"> PAGEREF _Toc230299675 \h </w:instrText>
+              <w:instrText xml:space="preserve"> PAGEREF _Toc230301765 \h </w:instrText>
             </w:r>
             <w:r>
               <w:rPr>
@@ -1489,7 +1564,7 @@
               <w14:ligatures w14:val="standardContextual"/>
             </w:rPr>
           </w:pPr>
-          <w:hyperlink w:anchor="_Toc230299676" w:history="1">
+          <w:hyperlink w:anchor="_Toc230301766" w:history="1">
             <w:r>
               <w:rPr>
                 <w:rStyle w:val="Hiperligao"/>
@@ -1517,7 +1592,7 @@
                 <w:noProof/>
                 <w:webHidden/>
               </w:rPr>
-              <w:instrText xml:space="preserve"> PAGEREF _Toc230299676 \h </w:instrText>
+              <w:instrText xml:space="preserve"> PAGEREF _Toc230301766 \h </w:instrText>
             </w:r>
             <w:r>
               <w:rPr>
@@ -1537,7 +1612,95 @@
                 <w:noProof/>
                 <w:webHidden/>
               </w:rPr>
-              <w:t>8</w:t>
+              <w:t>9</w:t>
+            </w:r>
+            <w:r>
+              <w:rPr>
+                <w:noProof/>
+                <w:webHidden/>
+              </w:rPr>
+              <w:fldChar w:fldCharType="end"/>
+            </w:r>
+          </w:hyperlink>
+        </w:p>
+        <w:p>
+          <w:pPr>
+            <w:pStyle w:val="ndice1"/>
+            <w:rPr>
+              <w:rFonts w:asciiTheme="minorHAnsi" w:eastAsiaTheme="minorEastAsia" w:hAnsiTheme="minorHAnsi" w:cstheme="minorBidi"/>
+              <w:noProof/>
+              <w:kern w:val="2"/>
+              <w:sz w:val="24"/>
+              <w:szCs w:val="24"/>
+              <w14:ligatures w14:val="standardContextual"/>
+            </w:rPr>
+          </w:pPr>
+          <w:hyperlink w:anchor="_Toc230301767" w:history="1">
+            <w:r>
+              <w:rPr>
+                <w:rStyle w:val="Hiperligao"/>
+                <w:noProof/>
+              </w:rPr>
+              <w:t>3.</w:t>
+            </w:r>
+            <w:r>
+              <w:rPr>
+                <w:rFonts w:asciiTheme="minorHAnsi" w:eastAsiaTheme="minorEastAsia" w:hAnsiTheme="minorHAnsi" w:cstheme="minorBidi"/>
+                <w:noProof/>
+                <w:kern w:val="2"/>
+                <w:sz w:val="24"/>
+                <w:szCs w:val="24"/>
+                <w14:ligatures w14:val="standardContextual"/>
+              </w:rPr>
+              <w:tab/>
+            </w:r>
+            <w:r>
+              <w:rPr>
+                <w:rStyle w:val="Hiperligao"/>
+                <w:noProof/>
+              </w:rPr>
+              <w:t>Arquitetura do sistema e modelo de dados</w:t>
+            </w:r>
+            <w:r>
+              <w:rPr>
+                <w:noProof/>
+                <w:webHidden/>
+              </w:rPr>
+              <w:tab/>
+            </w:r>
+            <w:r>
+              <w:rPr>
+                <w:noProof/>
+                <w:webHidden/>
+              </w:rPr>
+              <w:fldChar w:fldCharType="begin"/>
+            </w:r>
+            <w:r>
+              <w:rPr>
+                <w:noProof/>
+                <w:webHidden/>
+              </w:rPr>
+              <w:instrText xml:space="preserve"> PAGEREF _Toc230301767 \h </w:instrText>
+            </w:r>
+            <w:r>
+              <w:rPr>
+                <w:noProof/>
+                <w:webHidden/>
+              </w:rPr>
+            </w:r>
+            <w:r>
+              <w:rPr>
+                <w:noProof/>
+                <w:webHidden/>
+              </w:rPr>
+              <w:fldChar w:fldCharType="separate"/>
+            </w:r>
+            <w:r>
+              <w:rPr>
+                <w:noProof/>
+                <w:webHidden/>
+              </w:rPr>
+              <w:t>10</w:t>
             </w:r>
             <w:r>
               <w:rPr>
@@ -1563,7 +1726,7 @@
               <w14:ligatures w14:val="standardContextual"/>
             </w:rPr>
           </w:pPr>
-          <w:hyperlink w:anchor="_Toc230299677" w:history="1">
+          <w:hyperlink w:anchor="_Toc230301768" w:history="1">
             <w:r>
               <w:rPr>
                 <w:rStyle w:val="Hiperligao"/>
@@ -1591,7 +1754,7 @@
                 <w:noProof/>
                 <w:webHidden/>
               </w:rPr>
-              <w:instrText xml:space="preserve"> PAGEREF _Toc230299677 \h </w:instrText>
+              <w:instrText xml:space="preserve"> PAGEREF _Toc230301768 \h </w:instrText>
             </w:r>
             <w:r>
               <w:rPr>
@@ -1611,7 +1774,7 @@
                 <w:noProof/>
                 <w:webHidden/>
               </w:rPr>
-              <w:t>9</w:t>
+              <w:t>10</w:t>
             </w:r>
             <w:r>
               <w:rPr>
@@ -1637,7 +1800,7 @@
               <w14:ligatures w14:val="standardContextual"/>
             </w:rPr>
           </w:pPr>
-          <w:hyperlink w:anchor="_Toc230299678" w:history="1">
+          <w:hyperlink w:anchor="_Toc230301769" w:history="1">
             <w:r>
               <w:rPr>
                 <w:rStyle w:val="Hiperligao"/>
@@ -1665,7 +1828,7 @@
                 <w:noProof/>
                 <w:webHidden/>
               </w:rPr>
-              <w:instrText xml:space="preserve"> PAGEREF _Toc230299678 \h </w:instrText>
+              <w:instrText xml:space="preserve"> PAGEREF _Toc230301769 \h </w:instrText>
             </w:r>
             <w:r>
               <w:rPr>
@@ -1685,7 +1848,7 @@
                 <w:noProof/>
                 <w:webHidden/>
               </w:rPr>
-              <w:t>9</w:t>
+              <w:t>11</w:t>
             </w:r>
             <w:r>
               <w:rPr>
@@ -1711,7 +1874,7 @@
               <w14:ligatures w14:val="standardContextual"/>
             </w:rPr>
           </w:pPr>
-          <w:hyperlink w:anchor="_Toc230299679" w:history="1">
+          <w:hyperlink w:anchor="_Toc230301770" w:history="1">
             <w:r>
               <w:rPr>
                 <w:rStyle w:val="Hiperligao"/>
@@ -1739,7 +1902,7 @@
                 <w:noProof/>
                 <w:webHidden/>
               </w:rPr>
-              <w:instrText xml:space="preserve"> PAGEREF _Toc230299679 \h </w:instrText>
+              <w:instrText xml:space="preserve"> PAGEREF _Toc230301770 \h </w:instrText>
             </w:r>
             <w:r>
               <w:rPr>
@@ -1759,7 +1922,7 @@
                 <w:noProof/>
                 <w:webHidden/>
               </w:rPr>
-              <w:t>10</w:t>
+              <w:t>12</w:t>
             </w:r>
             <w:r>
               <w:rPr>
@@ -1785,7 +1948,7 @@
               <w14:ligatures w14:val="standardContextual"/>
             </w:rPr>
           </w:pPr>
-          <w:hyperlink w:anchor="_Toc230299680" w:history="1">
+          <w:hyperlink w:anchor="_Toc230301771" w:history="1">
             <w:r>
               <w:rPr>
                 <w:rStyle w:val="Hiperligao"/>
@@ -1813,7 +1976,7 @@
                 <w:noProof/>
                 <w:webHidden/>
               </w:rPr>
-              <w:instrText xml:space="preserve"> PAGEREF _Toc230299680 \h </w:instrText>
+              <w:instrText xml:space="preserve"> PAGEREF _Toc230301771 \h </w:instrText>
             </w:r>
             <w:r>
               <w:rPr>
@@ -1833,7 +1996,95 @@
                 <w:noProof/>
                 <w:webHidden/>
               </w:rPr>
-              <w:t>11</w:t>
+              <w:t>13</w:t>
+            </w:r>
+            <w:r>
+              <w:rPr>
+                <w:noProof/>
+                <w:webHidden/>
+              </w:rPr>
+              <w:fldChar w:fldCharType="end"/>
+            </w:r>
+          </w:hyperlink>
+        </w:p>
+        <w:p>
+          <w:pPr>
+            <w:pStyle w:val="ndice1"/>
+            <w:rPr>
+              <w:rFonts w:asciiTheme="minorHAnsi" w:eastAsiaTheme="minorEastAsia" w:hAnsiTheme="minorHAnsi" w:cstheme="minorBidi"/>
+              <w:noProof/>
+              <w:kern w:val="2"/>
+              <w:sz w:val="24"/>
+              <w:szCs w:val="24"/>
+              <w14:ligatures w14:val="standardContextual"/>
+            </w:rPr>
+          </w:pPr>
+          <w:hyperlink w:anchor="_Toc230301772" w:history="1">
+            <w:r>
+              <w:rPr>
+                <w:rStyle w:val="Hiperligao"/>
+                <w:noProof/>
+              </w:rPr>
+              <w:t>4.</w:t>
+            </w:r>
+            <w:r>
+              <w:rPr>
+                <w:rFonts w:asciiTheme="minorHAnsi" w:eastAsiaTheme="minorEastAsia" w:hAnsiTheme="minorHAnsi" w:cstheme="minorBidi"/>
+                <w:noProof/>
+                <w:kern w:val="2"/>
+                <w:sz w:val="24"/>
+                <w:szCs w:val="24"/>
+                <w14:ligatures w14:val="standardContextual"/>
+              </w:rPr>
+              <w:tab/>
+            </w:r>
+            <w:r>
+              <w:rPr>
+                <w:rStyle w:val="Hiperligao"/>
+                <w:noProof/>
+              </w:rPr>
+              <w:t>Implementação</w:t>
+            </w:r>
+            <w:r>
+              <w:rPr>
+                <w:noProof/>
+                <w:webHidden/>
+              </w:rPr>
+              <w:tab/>
+            </w:r>
+            <w:r>
+              <w:rPr>
+                <w:noProof/>
+                <w:webHidden/>
+              </w:rPr>
+              <w:fldChar w:fldCharType="begin"/>
+            </w:r>
+            <w:r>
+              <w:rPr>
+                <w:noProof/>
+                <w:webHidden/>
+              </w:rPr>
+              <w:instrText xml:space="preserve"> PAGEREF _Toc230301772 \h </w:instrText>
+            </w:r>
+            <w:r>
+              <w:rPr>
+                <w:noProof/>
+                <w:webHidden/>
+              </w:rPr>
+            </w:r>
+            <w:r>
+              <w:rPr>
+                <w:noProof/>
+                <w:webHidden/>
+              </w:rPr>
+              <w:fldChar w:fldCharType="separate"/>
+            </w:r>
+            <w:r>
+              <w:rPr>
+                <w:noProof/>
+                <w:webHidden/>
+              </w:rPr>
+              <w:t>14</w:t>
             </w:r>
             <w:r>
               <w:rPr>
@@ -1859,7 +2110,7 @@
               <w14:ligatures w14:val="standardContextual"/>
             </w:rPr>
           </w:pPr>
-          <w:hyperlink w:anchor="_Toc230299681" w:history="1">
+          <w:hyperlink w:anchor="_Toc230301773" w:history="1">
             <w:r>
               <w:rPr>
                 <w:rStyle w:val="Hiperligao"/>
@@ -1887,7 +2138,7 @@
                 <w:noProof/>
                 <w:webHidden/>
               </w:rPr>
-              <w:instrText xml:space="preserve"> PAGEREF _Toc230299681 \h </w:instrText>
+              <w:instrText xml:space="preserve"> PAGEREF _Toc230301773 \h </w:instrText>
             </w:r>
             <w:r>
               <w:rPr>
@@ -1907,7 +2158,7 @@
                 <w:noProof/>
                 <w:webHidden/>
               </w:rPr>
-              <w:t>12</w:t>
+              <w:t>14</w:t>
             </w:r>
             <w:r>
               <w:rPr>
@@ -1933,7 +2184,7 @@
               <w14:ligatures w14:val="standardContextual"/>
             </w:rPr>
           </w:pPr>
-          <w:hyperlink w:anchor="_Toc230299682" w:history="1">
+          <w:hyperlink w:anchor="_Toc230301774" w:history="1">
             <w:r>
               <w:rPr>
                 <w:rStyle w:val="Hiperligao"/>
@@ -1961,7 +2212,7 @@
                 <w:noProof/>
                 <w:webHidden/>
               </w:rPr>
-              <w:instrText xml:space="preserve"> PAGEREF _Toc230299682 \h </w:instrText>
+              <w:instrText xml:space="preserve"> PAGEREF _Toc230301774 \h </w:instrText>
             </w:r>
             <w:r>
               <w:rPr>
@@ -1981,7 +2232,7 @@
                 <w:noProof/>
                 <w:webHidden/>
               </w:rPr>
-              <w:t>12</w:t>
+              <w:t>15</w:t>
             </w:r>
             <w:r>
               <w:rPr>
@@ -2007,7 +2258,7 @@
               <w14:ligatures w14:val="standardContextual"/>
             </w:rPr>
           </w:pPr>
-          <w:hyperlink w:anchor="_Toc230299683" w:history="1">
+          <w:hyperlink w:anchor="_Toc230301775" w:history="1">
             <w:r>
               <w:rPr>
                 <w:rStyle w:val="Hiperligao"/>
@@ -2035,7 +2286,7 @@
                 <w:noProof/>
                 <w:webHidden/>
               </w:rPr>
-              <w:instrText xml:space="preserve"> PAGEREF _Toc230299683 \h </w:instrText>
+              <w:instrText xml:space="preserve"> PAGEREF _Toc230301775 \h </w:instrText>
             </w:r>
             <w:r>
               <w:rPr>
@@ -2055,7 +2306,7 @@
                 <w:noProof/>
                 <w:webHidden/>
               </w:rPr>
-              <w:t>13</w:t>
+              <w:t>16</w:t>
             </w:r>
             <w:r>
               <w:rPr>
@@ -2081,7 +2332,7 @@
               <w14:ligatures w14:val="standardContextual"/>
             </w:rPr>
           </w:pPr>
-          <w:hyperlink w:anchor="_Toc230299684" w:history="1">
+          <w:hyperlink w:anchor="_Toc230301776" w:history="1">
             <w:r>
               <w:rPr>
                 <w:rStyle w:val="Hiperligao"/>
@@ -2109,7 +2360,7 @@
                 <w:noProof/>
                 <w:webHidden/>
               </w:rPr>
-              <w:instrText xml:space="preserve"> PAGEREF _Toc230299684 \h </w:instrText>
+              <w:instrText xml:space="preserve"> PAGEREF _Toc230301776 \h </w:instrText>
             </w:r>
             <w:r>
               <w:rPr>
@@ -2129,7 +2380,7 @@
                 <w:noProof/>
                 <w:webHidden/>
               </w:rPr>
-              <w:t>16</w:t>
+              <w:t>19</w:t>
             </w:r>
             <w:r>
               <w:rPr>
@@ -2155,7 +2406,7 @@
               <w14:ligatures w14:val="standardContextual"/>
             </w:rPr>
           </w:pPr>
-          <w:hyperlink w:anchor="_Toc230299685" w:history="1">
+          <w:hyperlink w:anchor="_Toc230301777" w:history="1">
             <w:r>
               <w:rPr>
                 <w:rStyle w:val="Hiperligao"/>
@@ -2183,7 +2434,7 @@
                 <w:noProof/>
                 <w:webHidden/>
               </w:rPr>
-              <w:instrText xml:space="preserve"> PAGEREF _Toc230299685 \h </w:instrText>
+              <w:instrText xml:space="preserve"> PAGEREF _Toc230301777 \h </w:instrText>
             </w:r>
             <w:r>
               <w:rPr>
@@ -2203,7 +2454,95 @@
                 <w:noProof/>
                 <w:webHidden/>
               </w:rPr>
-              <w:t>16</w:t>
+              <w:t>20</w:t>
+            </w:r>
+            <w:r>
+              <w:rPr>
+                <w:noProof/>
+                <w:webHidden/>
+              </w:rPr>
+              <w:fldChar w:fldCharType="end"/>
+            </w:r>
+          </w:hyperlink>
+        </w:p>
+        <w:p>
+          <w:pPr>
+            <w:pStyle w:val="ndice1"/>
+            <w:rPr>
+              <w:rFonts w:asciiTheme="minorHAnsi" w:eastAsiaTheme="minorEastAsia" w:hAnsiTheme="minorHAnsi" w:cstheme="minorBidi"/>
+              <w:noProof/>
+              <w:kern w:val="2"/>
+              <w:sz w:val="24"/>
+              <w:szCs w:val="24"/>
+              <w14:ligatures w14:val="standardContextual"/>
+            </w:rPr>
+          </w:pPr>
+          <w:hyperlink w:anchor="_Toc230301778" w:history="1">
+            <w:r>
+              <w:rPr>
+                <w:rStyle w:val="Hiperligao"/>
+                <w:noProof/>
+              </w:rPr>
+              <w:t>5.</w:t>
+            </w:r>
+            <w:r>
+              <w:rPr>
+                <w:rFonts w:asciiTheme="minorHAnsi" w:eastAsiaTheme="minorEastAsia" w:hAnsiTheme="minorHAnsi" w:cstheme="minorBidi"/>
+                <w:noProof/>
+                <w:kern w:val="2"/>
+                <w:sz w:val="24"/>
+                <w:szCs w:val="24"/>
+                <w14:ligatures w14:val="standardContextual"/>
+              </w:rPr>
+              <w:tab/>
+            </w:r>
+            <w:r>
+              <w:rPr>
+                <w:rStyle w:val="Hiperligao"/>
+                <w:noProof/>
+              </w:rPr>
+              <w:t>Apresentação e análise dos resultados</w:t>
+            </w:r>
+            <w:r>
+              <w:rPr>
+                <w:noProof/>
+                <w:webHidden/>
+              </w:rPr>
+              <w:tab/>
+            </w:r>
+            <w:r>
+              <w:rPr>
+                <w:noProof/>
+                <w:webHidden/>
+              </w:rPr>
+              <w:fldChar w:fldCharType="begin"/>
+            </w:r>
+            <w:r>
+              <w:rPr>
+                <w:noProof/>
+                <w:webHidden/>
+              </w:rPr>
+              <w:instrText xml:space="preserve"> PAGEREF _Toc230301778 \h </w:instrText>
+            </w:r>
+            <w:r>
+              <w:rPr>
+                <w:noProof/>
+                <w:webHidden/>
+              </w:rPr>
+            </w:r>
+            <w:r>
+              <w:rPr>
+                <w:noProof/>
+                <w:webHidden/>
+              </w:rPr>
+              <w:fldChar w:fldCharType="separate"/>
+            </w:r>
+            <w:r>
+              <w:rPr>
+                <w:noProof/>
+                <w:webHidden/>
+              </w:rPr>
+              <w:t>21</w:t>
             </w:r>
             <w:r>
               <w:rPr>
@@ -2229,7 +2568,7 @@
               <w14:ligatures w14:val="standardContextual"/>
             </w:rPr>
           </w:pPr>
-          <w:hyperlink w:anchor="_Toc230299686" w:history="1">
+          <w:hyperlink w:anchor="_Toc230301779" w:history="1">
             <w:r>
               <w:rPr>
                 <w:rStyle w:val="Hiperligao"/>
@@ -2257,7 +2596,7 @@
                 <w:noProof/>
                 <w:webHidden/>
               </w:rPr>
-              <w:instrText xml:space="preserve"> PAGEREF _Toc230299686 \h </w:instrText>
+              <w:instrText xml:space="preserve"> PAGEREF _Toc230301779 \h </w:instrText>
             </w:r>
             <w:r>
               <w:rPr>
@@ -2277,7 +2616,7 @@
                 <w:noProof/>
                 <w:webHidden/>
               </w:rPr>
-              <w:t>17</w:t>
+              <w:t>21</w:t>
             </w:r>
             <w:r>
               <w:rPr>
@@ -2303,7 +2642,7 @@
               <w14:ligatures w14:val="standardContextual"/>
             </w:rPr>
           </w:pPr>
-          <w:hyperlink w:anchor="_Toc230299687" w:history="1">
+          <w:hyperlink w:anchor="_Toc230301780" w:history="1">
             <w:r>
               <w:rPr>
                 <w:rStyle w:val="Hiperligao"/>
@@ -2331,7 +2670,7 @@
                 <w:noProof/>
                 <w:webHidden/>
               </w:rPr>
-              <w:instrText xml:space="preserve"> PAGEREF _Toc230299687 \h </w:instrText>
+              <w:instrText xml:space="preserve"> PAGEREF _Toc230301780 \h </w:instrText>
             </w:r>
             <w:r>
               <w:rPr>
@@ -2351,7 +2690,7 @@
                 <w:noProof/>
                 <w:webHidden/>
               </w:rPr>
-              <w:t>17</w:t>
+              <w:t>22</w:t>
             </w:r>
             <w:r>
               <w:rPr>
@@ -2377,7 +2716,7 @@
               <w14:ligatures w14:val="standardContextual"/>
             </w:rPr>
           </w:pPr>
-          <w:hyperlink w:anchor="_Toc230299688" w:history="1">
+          <w:hyperlink w:anchor="_Toc230301781" w:history="1">
             <w:r>
               <w:rPr>
                 <w:rStyle w:val="Hiperligao"/>
@@ -2405,7 +2744,7 @@
                 <w:noProof/>
                 <w:webHidden/>
               </w:rPr>
-              <w:instrText xml:space="preserve"> PAGEREF _Toc230299688 \h </w:instrText>
+              <w:instrText xml:space="preserve"> PAGEREF _Toc230301781 \h </w:instrText>
             </w:r>
             <w:r>
               <w:rPr>
@@ -2425,7 +2764,7 @@
                 <w:noProof/>
                 <w:webHidden/>
               </w:rPr>
-              <w:t>22</w:t>
+              <w:t>27</w:t>
             </w:r>
             <w:r>
               <w:rPr>
@@ -2451,7 +2790,7 @@
               <w14:ligatures w14:val="standardContextual"/>
             </w:rPr>
           </w:pPr>
-          <w:hyperlink w:anchor="_Toc230299689" w:history="1">
+          <w:hyperlink w:anchor="_Toc230301782" w:history="1">
             <w:r>
               <w:rPr>
                 <w:rStyle w:val="Hiperligao"/>
@@ -2479,7 +2818,7 @@
                 <w:noProof/>
                 <w:webHidden/>
               </w:rPr>
-              <w:instrText xml:space="preserve"> PAGEREF _Toc230299689 \h </w:instrText>
+              <w:instrText xml:space="preserve"> PAGEREF _Toc230301782 \h </w:instrText>
             </w:r>
             <w:r>
               <w:rPr>
@@ -2499,7 +2838,95 @@
                 <w:noProof/>
                 <w:webHidden/>
               </w:rPr>
-              <w:t>22</w:t>
+              <w:t>28</w:t>
+            </w:r>
+            <w:r>
+              <w:rPr>
+                <w:noProof/>
+                <w:webHidden/>
+              </w:rPr>
+              <w:fldChar w:fldCharType="end"/>
+            </w:r>
+          </w:hyperlink>
+        </w:p>
+        <w:p>
+          <w:pPr>
+            <w:pStyle w:val="ndice1"/>
+            <w:rPr>
+              <w:rFonts w:asciiTheme="minorHAnsi" w:eastAsiaTheme="minorEastAsia" w:hAnsiTheme="minorHAnsi" w:cstheme="minorBidi"/>
+              <w:noProof/>
+              <w:kern w:val="2"/>
+              <w:sz w:val="24"/>
+              <w:szCs w:val="24"/>
+              <w14:ligatures w14:val="standardContextual"/>
+            </w:rPr>
+          </w:pPr>
+          <w:hyperlink w:anchor="_Toc230301783" w:history="1">
+            <w:r>
+              <w:rPr>
+                <w:rStyle w:val="Hiperligao"/>
+                <w:noProof/>
+              </w:rPr>
+              <w:t>6.</w:t>
+            </w:r>
+            <w:r>
+              <w:rPr>
+                <w:rFonts w:asciiTheme="minorHAnsi" w:eastAsiaTheme="minorEastAsia" w:hAnsiTheme="minorHAnsi" w:cstheme="minorBidi"/>
+                <w:noProof/>
+                <w:kern w:val="2"/>
+                <w:sz w:val="24"/>
+                <w:szCs w:val="24"/>
+                <w14:ligatures w14:val="standardContextual"/>
+              </w:rPr>
+              <w:tab/>
+            </w:r>
+            <w:r>
+              <w:rPr>
+                <w:rStyle w:val="Hiperligao"/>
+                <w:noProof/>
+              </w:rPr>
+              <w:t>Conclusões e trabalho futuro</w:t>
+            </w:r>
+            <w:r>
+              <w:rPr>
+                <w:noProof/>
+                <w:webHidden/>
+              </w:rPr>
+              <w:tab/>
+            </w:r>
+            <w:r>
+              <w:rPr>
+                <w:noProof/>
+                <w:webHidden/>
+              </w:rPr>
+              <w:fldChar w:fldCharType="begin"/>
+            </w:r>
+            <w:r>
+              <w:rPr>
+                <w:noProof/>
+                <w:webHidden/>
+              </w:rPr>
+              <w:instrText xml:space="preserve"> PAGEREF _Toc230301783 \h </w:instrText>
+            </w:r>
+            <w:r>
+              <w:rPr>
+                <w:noProof/>
+                <w:webHidden/>
+              </w:rPr>
+            </w:r>
+            <w:r>
+              <w:rPr>
+                <w:noProof/>
+                <w:webHidden/>
+              </w:rPr>
+              <w:fldChar w:fldCharType="separate"/>
+            </w:r>
+            <w:r>
+              <w:rPr>
+                <w:noProof/>
+                <w:webHidden/>
+              </w:rPr>
+              <w:t>29</w:t>
             </w:r>
             <w:r>
               <w:rPr>
@@ -2525,7 +2952,7 @@
               <w14:ligatures w14:val="standardContextual"/>
             </w:rPr>
           </w:pPr>
-          <w:hyperlink w:anchor="_Toc230299690" w:history="1">
+          <w:hyperlink w:anchor="_Toc230301784" w:history="1">
             <w:r>
               <w:rPr>
                 <w:rStyle w:val="Hiperligao"/>
@@ -2553,7 +2980,7 @@
                 <w:noProof/>
                 <w:webHidden/>
               </w:rPr>
-              <w:instrText xml:space="preserve"> PAGEREF _Toc230299690 \h </w:instrText>
+              <w:instrText xml:space="preserve"> PAGEREF _Toc230301784 \h </w:instrText>
             </w:r>
             <w:r>
               <w:rPr>
@@ -2573,7 +3000,7 @@
                 <w:noProof/>
                 <w:webHidden/>
               </w:rPr>
-              <w:t>23</w:t>
+              <w:t>29</w:t>
             </w:r>
             <w:r>
               <w:rPr>
@@ -2599,7 +3026,7 @@
               <w14:ligatures w14:val="standardContextual"/>
             </w:rPr>
           </w:pPr>
-          <w:hyperlink w:anchor="_Toc230299691" w:history="1">
+          <w:hyperlink w:anchor="_Toc230301785" w:history="1">
             <w:r>
               <w:rPr>
                 <w:rStyle w:val="Hiperligao"/>
@@ -2627,7 +3054,7 @@
                 <w:noProof/>
                 <w:webHidden/>
               </w:rPr>
-              <w:instrText xml:space="preserve"> PAGEREF _Toc230299691 \h </w:instrText>
+              <w:instrText xml:space="preserve"> PAGEREF _Toc230301785 \h </w:instrText>
             </w:r>
             <w:r>
               <w:rPr>
@@ -2647,7 +3074,7 @@
                 <w:noProof/>
                 <w:webHidden/>
               </w:rPr>
-              <w:t>24</w:t>
+              <w:t>30</w:t>
             </w:r>
             <w:r>
               <w:rPr>
@@ -2673,7 +3100,7 @@
               <w14:ligatures w14:val="standardContextual"/>
             </w:rPr>
           </w:pPr>
-          <w:hyperlink w:anchor="_Toc230299692" w:history="1">
+          <w:hyperlink w:anchor="_Toc230301786" w:history="1">
             <w:r>
               <w:rPr>
                 <w:rStyle w:val="Hiperligao"/>
@@ -2701,7 +3128,7 @@
                 <w:noProof/>
                 <w:webHidden/>
               </w:rPr>
-              <w:instrText xml:space="preserve"> PAGEREF _Toc230299692 \h </w:instrText>
+              <w:instrText xml:space="preserve"> PAGEREF _Toc230301786 \h </w:instrText>
             </w:r>
             <w:r>
               <w:rPr>
@@ -2721,7 +3148,7 @@
                 <w:noProof/>
                 <w:webHidden/>
               </w:rPr>
-              <w:t>24</w:t>
+              <w:t>30</w:t>
             </w:r>
             <w:r>
               <w:rPr>
@@ -2747,7 +3174,7 @@
               <w14:ligatures w14:val="standardContextual"/>
             </w:rPr>
           </w:pPr>
-          <w:hyperlink w:anchor="_Toc230299693" w:history="1">
+          <w:hyperlink w:anchor="_Toc230301787" w:history="1">
             <w:r>
               <w:rPr>
                 <w:rStyle w:val="Hiperligao"/>
@@ -2775,7 +3202,7 @@
                 <w:noProof/>
                 <w:webHidden/>
               </w:rPr>
-              <w:instrText xml:space="preserve"> PAGEREF _Toc230299693 \h </w:instrText>
+              <w:instrText xml:space="preserve"> PAGEREF _Toc230301787 \h </w:instrText>
             </w:r>
             <w:r>
               <w:rPr>
@@ -2795,7 +3222,447 @@
                 <w:noProof/>
                 <w:webHidden/>
               </w:rPr>
-              <w:t>25</w:t>
+              <w:t>31</w:t>
+            </w:r>
+            <w:r>
+              <w:rPr>
+                <w:noProof/>
+                <w:webHidden/>
+              </w:rPr>
+              <w:fldChar w:fldCharType="end"/>
+            </w:r>
+          </w:hyperlink>
+        </w:p>
+        <w:p>
+          <w:pPr>
+            <w:pStyle w:val="ndice1"/>
+            <w:rPr>
+              <w:rFonts w:asciiTheme="minorHAnsi" w:eastAsiaTheme="minorEastAsia" w:hAnsiTheme="minorHAnsi" w:cstheme="minorBidi"/>
+              <w:noProof/>
+              <w:kern w:val="2"/>
+              <w:sz w:val="24"/>
+              <w:szCs w:val="24"/>
+              <w14:ligatures w14:val="standardContextual"/>
+            </w:rPr>
+          </w:pPr>
+          <w:hyperlink w:anchor="_Toc230301788" w:history="1">
+            <w:r>
+              <w:rPr>
+                <w:rStyle w:val="Hiperligao"/>
+                <w:noProof/>
+              </w:rPr>
+              <w:t>7.</w:t>
+            </w:r>
+            <w:r>
+              <w:rPr>
+                <w:rFonts w:asciiTheme="minorHAnsi" w:eastAsiaTheme="minorEastAsia" w:hAnsiTheme="minorHAnsi" w:cstheme="minorBidi"/>
+                <w:noProof/>
+                <w:kern w:val="2"/>
+                <w:sz w:val="24"/>
+                <w:szCs w:val="24"/>
+                <w14:ligatures w14:val="standardContextual"/>
+              </w:rPr>
+              <w:tab/>
+            </w:r>
+            <w:r>
+              <w:rPr>
+                <w:rStyle w:val="Hiperligao"/>
+                <w:noProof/>
+              </w:rPr>
+              <w:t>Referências Bibliográficas</w:t>
+            </w:r>
+            <w:r>
+              <w:rPr>
+                <w:noProof/>
+                <w:webHidden/>
+              </w:rPr>
+              <w:tab/>
+            </w:r>
+            <w:r>
+              <w:rPr>
+                <w:noProof/>
+                <w:webHidden/>
+              </w:rPr>
+              <w:fldChar w:fldCharType="begin"/>
+            </w:r>
+            <w:r>
+              <w:rPr>
+                <w:noProof/>
+                <w:webHidden/>
+              </w:rPr>
+              <w:instrText xml:space="preserve"> PAGEREF _Toc230301788 \h </w:instrText>
+            </w:r>
+            <w:r>
+              <w:rPr>
+                <w:noProof/>
+                <w:webHidden/>
+              </w:rPr>
+            </w:r>
+            <w:r>
+              <w:rPr>
+                <w:noProof/>
+                <w:webHidden/>
+              </w:rPr>
+              <w:fldChar w:fldCharType="separate"/>
+            </w:r>
+            <w:r>
+              <w:rPr>
+                <w:noProof/>
+                <w:webHidden/>
+              </w:rPr>
+              <w:t>32</w:t>
+            </w:r>
+            <w:r>
+              <w:rPr>
+                <w:noProof/>
+                <w:webHidden/>
+              </w:rPr>
+              <w:fldChar w:fldCharType="end"/>
+            </w:r>
+          </w:hyperlink>
+        </w:p>
+        <w:p>
+          <w:pPr>
+            <w:pStyle w:val="ndice1"/>
+            <w:rPr>
+              <w:rFonts w:asciiTheme="minorHAnsi" w:eastAsiaTheme="minorEastAsia" w:hAnsiTheme="minorHAnsi" w:cstheme="minorBidi"/>
+              <w:noProof/>
+              <w:kern w:val="2"/>
+              <w:sz w:val="24"/>
+              <w:szCs w:val="24"/>
+              <w14:ligatures w14:val="standardContextual"/>
+            </w:rPr>
+          </w:pPr>
+          <w:hyperlink w:anchor="_Toc230301789" w:history="1">
+            <w:r>
+              <w:rPr>
+                <w:rStyle w:val="Hiperligao"/>
+                <w:noProof/>
+              </w:rPr>
+              <w:t>8.</w:t>
+            </w:r>
+            <w:r>
+              <w:rPr>
+                <w:rFonts w:asciiTheme="minorHAnsi" w:eastAsiaTheme="minorEastAsia" w:hAnsiTheme="minorHAnsi" w:cstheme="minorBidi"/>
+                <w:noProof/>
+                <w:kern w:val="2"/>
+                <w:sz w:val="24"/>
+                <w:szCs w:val="24"/>
+                <w14:ligatures w14:val="standardContextual"/>
+              </w:rPr>
+              <w:tab/>
+            </w:r>
+            <w:r>
+              <w:rPr>
+                <w:rStyle w:val="Hiperligao"/>
+                <w:noProof/>
+              </w:rPr>
+              <w:t>Apêndice A. Schema completo da coleção facilities</w:t>
+            </w:r>
+            <w:r>
+              <w:rPr>
+                <w:noProof/>
+                <w:webHidden/>
+              </w:rPr>
+              <w:tab/>
+            </w:r>
+            <w:r>
+              <w:rPr>
+                <w:noProof/>
+                <w:webHidden/>
+              </w:rPr>
+              <w:fldChar w:fldCharType="begin"/>
+            </w:r>
+            <w:r>
+              <w:rPr>
+                <w:noProof/>
+                <w:webHidden/>
+              </w:rPr>
+              <w:instrText xml:space="preserve"> PAGEREF _Toc230301789 \h </w:instrText>
+            </w:r>
+            <w:r>
+              <w:rPr>
+                <w:noProof/>
+                <w:webHidden/>
+              </w:rPr>
+            </w:r>
+            <w:r>
+              <w:rPr>
+                <w:noProof/>
+                <w:webHidden/>
+              </w:rPr>
+              <w:fldChar w:fldCharType="separate"/>
+            </w:r>
+            <w:r>
+              <w:rPr>
+                <w:noProof/>
+                <w:webHidden/>
+              </w:rPr>
+              <w:t>34</w:t>
+            </w:r>
+            <w:r>
+              <w:rPr>
+                <w:noProof/>
+                <w:webHidden/>
+              </w:rPr>
+              <w:fldChar w:fldCharType="end"/>
+            </w:r>
+          </w:hyperlink>
+        </w:p>
+        <w:p>
+          <w:pPr>
+            <w:pStyle w:val="ndice1"/>
+            <w:rPr>
+              <w:rFonts w:asciiTheme="minorHAnsi" w:eastAsiaTheme="minorEastAsia" w:hAnsiTheme="minorHAnsi" w:cstheme="minorBidi"/>
+              <w:noProof/>
+              <w:kern w:val="2"/>
+              <w:sz w:val="24"/>
+              <w:szCs w:val="24"/>
+              <w14:ligatures w14:val="standardContextual"/>
+            </w:rPr>
+          </w:pPr>
+          <w:hyperlink w:anchor="_Toc230301790" w:history="1">
+            <w:r>
+              <w:rPr>
+                <w:rStyle w:val="Hiperligao"/>
+                <w:noProof/>
+              </w:rPr>
+              <w:t>9.</w:t>
+            </w:r>
+            <w:r>
+              <w:rPr>
+                <w:rFonts w:asciiTheme="minorHAnsi" w:eastAsiaTheme="minorEastAsia" w:hAnsiTheme="minorHAnsi" w:cstheme="minorBidi"/>
+                <w:noProof/>
+                <w:kern w:val="2"/>
+                <w:sz w:val="24"/>
+                <w:szCs w:val="24"/>
+                <w14:ligatures w14:val="standardContextual"/>
+              </w:rPr>
+              <w:tab/>
+            </w:r>
+            <w:r>
+              <w:rPr>
+                <w:rStyle w:val="Hiperligao"/>
+                <w:noProof/>
+              </w:rPr>
+              <w:t>Apêndice B. Estrutura do repositório</w:t>
+            </w:r>
+            <w:r>
+              <w:rPr>
+                <w:noProof/>
+                <w:webHidden/>
+              </w:rPr>
+              <w:tab/>
+            </w:r>
+            <w:r>
+              <w:rPr>
+                <w:noProof/>
+                <w:webHidden/>
+              </w:rPr>
+              <w:fldChar w:fldCharType="begin"/>
+            </w:r>
+            <w:r>
+              <w:rPr>
+                <w:noProof/>
+                <w:webHidden/>
+              </w:rPr>
+              <w:instrText xml:space="preserve"> PAGEREF _Toc230301790 \h </w:instrText>
+            </w:r>
+            <w:r>
+              <w:rPr>
+                <w:noProof/>
+                <w:webHidden/>
+              </w:rPr>
+            </w:r>
+            <w:r>
+              <w:rPr>
+                <w:noProof/>
+                <w:webHidden/>
+              </w:rPr>
+              <w:fldChar w:fldCharType="separate"/>
+            </w:r>
+            <w:r>
+              <w:rPr>
+                <w:noProof/>
+                <w:webHidden/>
+              </w:rPr>
+              <w:t>35</w:t>
+            </w:r>
+            <w:r>
+              <w:rPr>
+                <w:noProof/>
+                <w:webHidden/>
+              </w:rPr>
+              <w:fldChar w:fldCharType="end"/>
+            </w:r>
+          </w:hyperlink>
+        </w:p>
+        <w:p>
+          <w:pPr>
+            <w:pStyle w:val="ndice1"/>
+            <w:rPr>
+              <w:rFonts w:asciiTheme="minorHAnsi" w:eastAsiaTheme="minorEastAsia" w:hAnsiTheme="minorHAnsi" w:cstheme="minorBidi"/>
+              <w:noProof/>
+              <w:kern w:val="2"/>
+              <w:sz w:val="24"/>
+              <w:szCs w:val="24"/>
+              <w14:ligatures w14:val="standardContextual"/>
+            </w:rPr>
+          </w:pPr>
+          <w:hyperlink w:anchor="_Toc230301791" w:history="1">
+            <w:r>
+              <w:rPr>
+                <w:rStyle w:val="Hiperligao"/>
+                <w:noProof/>
+              </w:rPr>
+              <w:t>10.</w:t>
+            </w:r>
+            <w:r>
+              <w:rPr>
+                <w:rFonts w:asciiTheme="minorHAnsi" w:eastAsiaTheme="minorEastAsia" w:hAnsiTheme="minorHAnsi" w:cstheme="minorBidi"/>
+                <w:noProof/>
+                <w:kern w:val="2"/>
+                <w:sz w:val="24"/>
+                <w:szCs w:val="24"/>
+                <w14:ligatures w14:val="standardContextual"/>
+              </w:rPr>
+              <w:tab/>
+            </w:r>
+            <w:r>
+              <w:rPr>
+                <w:rStyle w:val="Hiperligao"/>
+                <w:noProof/>
+              </w:rPr>
+              <w:t>Apêndice C. Comandos para executar o projecto</w:t>
+            </w:r>
+            <w:r>
+              <w:rPr>
+                <w:noProof/>
+                <w:webHidden/>
+              </w:rPr>
+              <w:tab/>
+            </w:r>
+            <w:r>
+              <w:rPr>
+                <w:noProof/>
+                <w:webHidden/>
+              </w:rPr>
+              <w:fldChar w:fldCharType="begin"/>
+            </w:r>
+            <w:r>
+              <w:rPr>
+                <w:noProof/>
+                <w:webHidden/>
+              </w:rPr>
+              <w:instrText xml:space="preserve"> PAGEREF _Toc230301791 \h </w:instrText>
+            </w:r>
+            <w:r>
+              <w:rPr>
+                <w:noProof/>
+                <w:webHidden/>
+              </w:rPr>
+            </w:r>
+            <w:r>
+              <w:rPr>
+                <w:noProof/>
+                <w:webHidden/>
+              </w:rPr>
+              <w:fldChar w:fldCharType="separate"/>
+            </w:r>
+            <w:r>
+              <w:rPr>
+                <w:noProof/>
+                <w:webHidden/>
+              </w:rPr>
+              <w:t>36</w:t>
+            </w:r>
+            <w:r>
+              <w:rPr>
+                <w:noProof/>
+                <w:webHidden/>
+              </w:rPr>
+              <w:fldChar w:fldCharType="end"/>
+            </w:r>
+          </w:hyperlink>
+        </w:p>
+        <w:p>
+          <w:pPr>
+            <w:pStyle w:val="ndice1"/>
+            <w:rPr>
+              <w:rFonts w:asciiTheme="minorHAnsi" w:eastAsiaTheme="minorEastAsia" w:hAnsiTheme="minorHAnsi" w:cstheme="minorBidi"/>
+              <w:noProof/>
+              <w:kern w:val="2"/>
+              <w:sz w:val="24"/>
+              <w:szCs w:val="24"/>
+              <w14:ligatures w14:val="standardContextual"/>
+            </w:rPr>
+          </w:pPr>
+          <w:hyperlink w:anchor="_Toc230301792" w:history="1">
+            <w:r>
+              <w:rPr>
+                <w:rStyle w:val="Hiperligao"/>
+                <w:noProof/>
+              </w:rPr>
+              <w:t>11.</w:t>
+            </w:r>
+            <w:r>
+              <w:rPr>
+                <w:rFonts w:asciiTheme="minorHAnsi" w:eastAsiaTheme="minorEastAsia" w:hAnsiTheme="minorHAnsi" w:cstheme="minorBidi"/>
+                <w:noProof/>
+                <w:kern w:val="2"/>
+                <w:sz w:val="24"/>
+                <w:szCs w:val="24"/>
+                <w14:ligatures w14:val="standardContextual"/>
+              </w:rPr>
+              <w:tab/>
+            </w:r>
+            <w:r>
+              <w:rPr>
+                <w:rStyle w:val="Hiperligao"/>
+                <w:noProof/>
+              </w:rPr>
+              <w:t>Apêndice D. Lista de endpoints REST</w:t>
+            </w:r>
+            <w:r>
+              <w:rPr>
+                <w:noProof/>
+                <w:webHidden/>
+              </w:rPr>
+              <w:tab/>
+            </w:r>
+            <w:r>
+              <w:rPr>
+                <w:noProof/>
+                <w:webHidden/>
+              </w:rPr>
+              <w:fldChar w:fldCharType="begin"/>
+            </w:r>
+            <w:r>
+              <w:rPr>
+                <w:noProof/>
+                <w:webHidden/>
+              </w:rPr>
+              <w:instrText xml:space="preserve"> PAGEREF _Toc230301792 \h </w:instrText>
+            </w:r>
+            <w:r>
+              <w:rPr>
+                <w:noProof/>
+                <w:webHidden/>
+              </w:rPr>
+            </w:r>
+            <w:r>
+              <w:rPr>
+                <w:noProof/>
+                <w:webHidden/>
+              </w:rPr>
+              <w:fldChar w:fldCharType="separate"/>
+            </w:r>
+            <w:r>
+              <w:rPr>
+                <w:noProof/>
+                <w:webHidden/>
+              </w:rPr>
+              <w:t>37</w:t>
             </w:r>
             <w:r>
               <w:rPr>
@@ -2819,41 +3686,161 @@
     </w:sdt>
     <w:p>
       <w:pPr>
-        <w:spacing w:after="0" w:line="240" w:lineRule="auto"/>
-        <w:rPr>
-          <w:rFonts w:cs="Arial"/>
-          <w:sz w:val="36"/>
-          <w:szCs w:val="36"/>
-        </w:rPr>
-      </w:pPr>
-    </w:p>
-    <w:p>
-      <w:pPr>
-        <w:rPr>
-          <w:rFonts w:cs="Arial"/>
-          <w:sz w:val="20"/>
-          <w:szCs w:val="20"/>
-        </w:rPr>
-      </w:pPr>
-    </w:p>
-    <w:p>
-      <w:pPr>
-        <w:pStyle w:val="Estilo1"/>
-        <w:spacing w:after="0"/>
-        <w:jc w:val="both"/>
-        <w:rPr>
-          <w:rFonts w:cs="Arial"/>
-          <w:sz w:val="36"/>
-          <w:szCs w:val="36"/>
-        </w:rPr>
-      </w:pPr>
-      <w:r>
-        <w:rPr>
-          <w:rFonts w:cs="Arial"/>
-          <w:sz w:val="36"/>
-          <w:szCs w:val="36"/>
-        </w:rPr>
-        <w:t>Indice de Figuras</w:t>
+        <w:rPr>
+          <w:b/>
+          <w:bCs/>
+          <w:sz w:val="32"/>
+          <w:szCs w:val="32"/>
+        </w:rPr>
+      </w:pPr>
+    </w:p>
+    <w:p>
+      <w:pPr>
+        <w:rPr>
+          <w:b/>
+          <w:bCs/>
+          <w:sz w:val="32"/>
+          <w:szCs w:val="32"/>
+        </w:rPr>
+      </w:pPr>
+    </w:p>
+    <w:p>
+      <w:pPr>
+        <w:rPr>
+          <w:b/>
+          <w:bCs/>
+          <w:sz w:val="32"/>
+          <w:szCs w:val="32"/>
+        </w:rPr>
+      </w:pPr>
+    </w:p>
+    <w:p>
+      <w:pPr>
+        <w:rPr>
+          <w:b/>
+          <w:bCs/>
+          <w:sz w:val="32"/>
+          <w:szCs w:val="32"/>
+        </w:rPr>
+      </w:pPr>
+    </w:p>
+    <w:p>
+      <w:pPr>
+        <w:rPr>
+          <w:b/>
+          <w:bCs/>
+          <w:sz w:val="32"/>
+          <w:szCs w:val="32"/>
+        </w:rPr>
+      </w:pPr>
+    </w:p>
+    <w:p>
+      <w:pPr>
+        <w:rPr>
+          <w:b/>
+          <w:bCs/>
+          <w:sz w:val="32"/>
+          <w:szCs w:val="32"/>
+        </w:rPr>
+      </w:pPr>
+    </w:p>
+    <w:p>
+      <w:pPr>
+        <w:rPr>
+          <w:b/>
+          <w:bCs/>
+          <w:sz w:val="32"/>
+          <w:szCs w:val="32"/>
+        </w:rPr>
+      </w:pPr>
+    </w:p>
+    <w:p>
+      <w:pPr>
+        <w:rPr>
+          <w:b/>
+          <w:bCs/>
+          <w:sz w:val="32"/>
+          <w:szCs w:val="32"/>
+        </w:rPr>
+      </w:pPr>
+    </w:p>
+    <w:p>
+      <w:pPr>
+        <w:rPr>
+          <w:b/>
+          <w:bCs/>
+          <w:sz w:val="32"/>
+          <w:szCs w:val="32"/>
+        </w:rPr>
+      </w:pPr>
+    </w:p>
+    <w:p>
+      <w:pPr>
+        <w:rPr>
+          <w:b/>
+          <w:bCs/>
+          <w:sz w:val="32"/>
+          <w:szCs w:val="32"/>
+        </w:rPr>
+      </w:pPr>
+    </w:p>
+    <w:p>
+      <w:pPr>
+        <w:rPr>
+          <w:b/>
+          <w:bCs/>
+          <w:sz w:val="32"/>
+          <w:szCs w:val="32"/>
+        </w:rPr>
+      </w:pPr>
+    </w:p>
+    <w:p>
+      <w:pPr>
+        <w:rPr>
+          <w:b/>
+          <w:bCs/>
+          <w:sz w:val="32"/>
+          <w:szCs w:val="32"/>
+        </w:rPr>
+      </w:pPr>
+    </w:p>
+    <w:p>
+      <w:pPr>
+        <w:rPr>
+          <w:b/>
+          <w:bCs/>
+          <w:sz w:val="32"/>
+          <w:szCs w:val="32"/>
+        </w:rPr>
+      </w:pPr>
+    </w:p>
+    <w:p>
+      <w:pPr>
+        <w:rPr>
+          <w:b/>
+          <w:bCs/>
+          <w:sz w:val="32"/>
+          <w:szCs w:val="32"/>
+        </w:rPr>
+      </w:pPr>
+      <w:r>
+        <w:rPr>
+          <w:b/>
+          <w:bCs/>
+          <w:sz w:val="32"/>
+          <w:szCs w:val="32"/>
+        </w:rPr>
+        <w:lastRenderedPageBreak/>
+        <w:t>Índice</w:t>
+      </w:r>
+      <w:r>
+        <w:rPr>
+          <w:b/>
+          <w:bCs/>
+          <w:sz w:val="32"/>
+          <w:szCs w:val="32"/>
+        </w:rPr>
+        <w:t xml:space="preserve"> de Figuras</w:t>
       </w:r>
     </w:p>
     <w:p>
@@ -2866,7 +3853,61 @@
           <w:color w:val="888888"/>
           <w:sz w:val="16"/>
         </w:rPr>
-        <w:t>Para actualizar os numeros de pagina: abra no Word, Ctrl+A e depois F9.</w:t>
+        <w:t xml:space="preserve">Para </w:t>
+      </w:r>
+      <w:proofErr w:type="spellStart"/>
+      <w:r>
+        <w:rPr>
+          <w:i/>
+          <w:color w:val="888888"/>
+          <w:sz w:val="16"/>
+        </w:rPr>
+        <w:t>actualizar</w:t>
+      </w:r>
+      <w:proofErr w:type="spellEnd"/>
+      <w:r>
+        <w:rPr>
+          <w:i/>
+          <w:color w:val="888888"/>
+          <w:sz w:val="16"/>
+        </w:rPr>
+        <w:t xml:space="preserve"> os </w:t>
+      </w:r>
+      <w:proofErr w:type="spellStart"/>
+      <w:r>
+        <w:rPr>
+          <w:i/>
+          <w:color w:val="888888"/>
+          <w:sz w:val="16"/>
+        </w:rPr>
+        <w:t>numeros</w:t>
+      </w:r>
+      <w:proofErr w:type="spellEnd"/>
+      <w:r>
+        <w:rPr>
+          <w:i/>
+          <w:color w:val="888888"/>
+          <w:sz w:val="16"/>
+        </w:rPr>
+        <w:t xml:space="preserve"> de </w:t>
+      </w:r>
+      <w:proofErr w:type="gramStart"/>
+      <w:r>
+        <w:rPr>
+          <w:i/>
+          <w:color w:val="888888"/>
+          <w:sz w:val="16"/>
+        </w:rPr>
+        <w:t>pagina</w:t>
+      </w:r>
+      <w:proofErr w:type="gramEnd"/>
+      <w:r>
+        <w:rPr>
+          <w:i/>
+          <w:color w:val="888888"/>
+          <w:sz w:val="16"/>
+        </w:rPr>
+        <w:t>: abra no Word, Ctrl+A e depois F9.</w:t>
       </w:r>
     </w:p>
     <w:p>
@@ -2880,12 +3921,18 @@
         <w:rPr>
           <w:sz w:val="20"/>
         </w:rPr>
-        <w:t xml:space="preserve">Figura 1  	</w:t>
+        <w:t xml:space="preserve">Figura 1  </w:t>
       </w:r>
       <w:r>
         <w:rPr>
           <w:sz w:val="20"/>
+        </w:rPr>
+        <w:tab/>
+      </w:r>
+      <w:r>
+        <w:rPr>
           <w:color w:val="444444"/>
+          <w:sz w:val="20"/>
         </w:rPr>
         <w:t>Landing page do FitMap: 3390 instalacoes, 9 categorias, 12+ cidades</w:t>
       </w:r>
@@ -2901,12 +3948,18 @@
         <w:rPr>
           <w:sz w:val="20"/>
         </w:rPr>
-        <w:t xml:space="preserve">Figura 2  	</w:t>
+        <w:t xml:space="preserve">Figura 2  </w:t>
       </w:r>
       <w:r>
         <w:rPr>
           <w:sz w:val="20"/>
+        </w:rPr>
+        <w:tab/>
+      </w:r>
+      <w:r>
+        <w:rPr>
           <w:color w:val="444444"/>
+          <w:sz w:val="20"/>
         </w:rPr>
         <w:t>Pesquisa por raio ($geoNear): instalacoes ordenadas por distancia, com auto-expansao 3-&gt;10 km</w:t>
       </w:r>
@@ -2922,12 +3975,18 @@
         <w:rPr>
           <w:sz w:val="20"/>
         </w:rPr>
-        <w:t xml:space="preserve">Figura 3  	</w:t>
+        <w:t xml:space="preserve">Figura 3  </w:t>
       </w:r>
       <w:r>
         <w:rPr>
           <w:sz w:val="20"/>
+        </w:rPr>
+        <w:tab/>
+      </w:r>
+      <w:r>
+        <w:rPr>
           <w:color w:val="444444"/>
+          <w:sz w:val="20"/>
         </w:rPr>
         <w:t>Mapa de Lisboa filtrado por Ginasios (69 instalacoes visiveis na cidade)</w:t>
       </w:r>
@@ -2943,12 +4002,18 @@
         <w:rPr>
           <w:sz w:val="20"/>
         </w:rPr>
-        <w:t xml:space="preserve">Figura 4  	</w:t>
+        <w:t xml:space="preserve">Figura 4  </w:t>
       </w:r>
       <w:r>
         <w:rPr>
           <w:sz w:val="20"/>
+        </w:rPr>
+        <w:tab/>
+      </w:r>
+      <w:r>
+        <w:rPr>
           <w:color w:val="444444"/>
+          <w:sz w:val="20"/>
         </w:rPr>
         <w:t>Vista nacional: mais de 3000 instalacoes georreferenciadas em todo o territorio</w:t>
       </w:r>
@@ -2964,12 +4029,18 @@
         <w:rPr>
           <w:sz w:val="20"/>
         </w:rPr>
-        <w:t xml:space="preserve">Figura 5  	</w:t>
+        <w:t xml:space="preserve">Figura 5  </w:t>
       </w:r>
       <w:r>
         <w:rPr>
           <w:sz w:val="20"/>
+        </w:rPr>
+        <w:tab/>
+      </w:r>
+      <w:r>
+        <w:rPr>
           <w:color w:val="444444"/>
+          <w:sz w:val="20"/>
         </w:rPr>
         <w:t>Painel de detalhe: modalidades, acessibilidade e eventos proximos</w:t>
       </w:r>
@@ -2985,33 +4056,38 @@
         <w:rPr>
           <w:sz w:val="20"/>
         </w:rPr>
-        <w:t xml:space="preserve">Figura 6  	</w:t>
-      </w:r>
+        <w:t xml:space="preserve">Figura </w:t>
+      </w:r>
+      <w:proofErr w:type="gramStart"/>
       <w:r>
         <w:rPr>
           <w:sz w:val="20"/>
+        </w:rPr>
+        <w:t xml:space="preserve">6  </w:t>
+      </w:r>
+      <w:r>
+        <w:rPr>
+          <w:sz w:val="20"/>
+        </w:rPr>
+        <w:tab/>
+      </w:r>
+      <w:proofErr w:type="gramEnd"/>
+      <w:r>
+        <w:rPr>
           <w:color w:val="444444"/>
-        </w:rPr>
-        <w:t>Rota calculada via OSRM e painel de eventos desportivos proximos</w:t>
-      </w:r>
-    </w:p>
-    <w:p>
-      <w:pPr>
-        <w:jc w:val="both"/>
-        <w:rPr>
-          <w:rFonts w:cs="Arial"/>
           <w:sz w:val="20"/>
-          <w:szCs w:val="20"/>
-        </w:rPr>
-      </w:pPr>
-    </w:p>
-    <w:p>
-      <w:pPr>
-        <w:spacing w:after="0" w:line="240" w:lineRule="auto"/>
-        <w:rPr>
-          <w:rFonts w:cs="Arial"/>
-        </w:rPr>
-      </w:pPr>
+        </w:rPr>
+        <w:t xml:space="preserve">Rota calculada via OSRM e painel de eventos desportivos </w:t>
+      </w:r>
+      <w:proofErr w:type="spellStart"/>
+      <w:r>
+        <w:rPr>
+          <w:color w:val="444444"/>
+          <w:sz w:val="20"/>
+        </w:rPr>
+        <w:t>proximos</w:t>
+      </w:r>
+      <w:proofErr w:type="spellEnd"/>
       <w:r>
         <w:rPr>
           <w:rFonts w:cs="Arial"/>
@@ -3041,20 +4117,20 @@
     <w:p>
       <w:pPr>
         <w:pStyle w:val="Ttulo1"/>
-        <w:jc w:val="left"/>
-      </w:pPr>
-      <w:bookmarkStart w:id="0" w:name="_Toc230299668"/>
+      </w:pPr>
+      <w:bookmarkStart w:id="0" w:name="_Toc230301757"/>
       <w:r>
         <w:lastRenderedPageBreak/>
         <w:t>Introdução</w:t>
       </w:r>
       <w:bookmarkEnd w:id="0"/>
     </w:p>
+    <w:p/>
     <w:p>
       <w:pPr>
         <w:pStyle w:val="Estilo2"/>
       </w:pPr>
-      <w:bookmarkStart w:id="1" w:name="_Toc230299669"/>
+      <w:bookmarkStart w:id="1" w:name="_Toc230301758"/>
       <w:r>
         <w:rPr>
           <w:b/>
@@ -3097,13 +4173,29 @@
     </w:p>
     <w:p>
       <w:pPr>
+        <w:jc w:val="both"/>
+      </w:pPr>
+    </w:p>
+    <w:p>
+      <w:pPr>
+        <w:jc w:val="both"/>
+      </w:pPr>
+    </w:p>
+    <w:p>
+      <w:pPr>
+        <w:jc w:val="both"/>
+      </w:pPr>
+    </w:p>
+    <w:p>
+      <w:pPr>
         <w:pStyle w:val="Estilo2"/>
       </w:pPr>
-      <w:bookmarkStart w:id="2" w:name="_Toc230299670"/>
+      <w:bookmarkStart w:id="2" w:name="_Toc230301759"/>
       <w:r>
         <w:rPr>
           <w:b/>
         </w:rPr>
+        <w:lastRenderedPageBreak/>
         <w:t>1.2. Objetivos</w:t>
       </w:r>
       <w:bookmarkEnd w:id="2"/>
@@ -3175,7 +4267,7 @@
       <w:pPr>
         <w:pStyle w:val="Estilo2"/>
       </w:pPr>
-      <w:bookmarkStart w:id="3" w:name="_Toc230299671"/>
+      <w:bookmarkStart w:id="3" w:name="_Toc230301760"/>
       <w:r>
         <w:rPr>
           <w:b/>
@@ -3194,80 +4286,97 @@
     </w:p>
     <w:p>
       <w:pPr>
-        <w:pStyle w:val="Estilo1"/>
-      </w:pPr>
-      <w:r>
+        <w:pStyle w:val="Ttulo1"/>
+      </w:pPr>
+      <w:bookmarkStart w:id="4" w:name="_Toc230301761"/>
+      <w:r>
+        <w:lastRenderedPageBreak/>
         <w:t>Estado da arte e enquadramento tecnológico</w:t>
       </w:r>
-    </w:p>
+      <w:bookmarkEnd w:id="4"/>
+    </w:p>
+    <w:p/>
     <w:p>
       <w:pPr>
         <w:pStyle w:val="Estilo2"/>
       </w:pPr>
-      <w:bookmarkStart w:id="4" w:name="_Toc230299672"/>
+      <w:bookmarkStart w:id="5" w:name="_Toc230301762"/>
       <w:r>
         <w:rPr>
           <w:b/>
         </w:rPr>
         <w:t>2.1. Sistemas de Informação Geográfica e WebSIG</w:t>
       </w:r>
-      <w:bookmarkEnd w:id="4"/>
-    </w:p>
-    <w:p>
-      <w:pPr>
-        <w:jc w:val="both"/>
-      </w:pPr>
-      <w:r>
-        <w:t xml:space="preserve">Um Sistema de Informação Geográfica é, no essencial, um sistema de informação cuja propriedade distintiva é a capacidade de capturar, armazenar, manipular, analisar e visualizar informação georreferenciada. Historicamente, os SIG eram instalações pesadas, monolíticas, instaladas em ambiente desktop (Esri ArcGIS, QGIS, MapInfo) e operadas por </w:t>
+      <w:bookmarkEnd w:id="5"/>
+    </w:p>
+    <w:p>
+      <w:pPr>
+        <w:jc w:val="both"/>
+      </w:pPr>
+      <w:r>
+        <w:t>Um Sistema de Informação Geográfica é, no essencial, um sistema de informação cuja propriedade distintiva é a capacidade de capturar, armazenar, manipular, analisar e visualizar informação georreferenciada. Historicamente, os SIG eram instalações pesadas, monolíticas, instaladas em ambiente desktop (Esri ArcGIS, QGIS, MapInfo) e operadas por especialistas. Esta condição mudou radicalmente com a maturação das tecnologias Web a partir da segunda metade da década de 2000.</w:t>
+      </w:r>
+    </w:p>
+    <w:p>
+      <w:pPr>
+        <w:jc w:val="both"/>
+      </w:pPr>
+      <w:r>
+        <w:t>Designa-se por WebSIG (ou Web GIS) a classe de aplicações que distribui as funcionalidades clássicas de um SIG através de uma arquitetura cliente-servidor baseada na Web. Tipicamente, um WebSIG envolve: (i) uma camada de persistência espacial (PostGIS, MongoDB com 2dsphere, Elasticsearch geo, etc.); (ii) uma API HTTP que serve dados em formatos geográficos padronizados (GeoJSON, WMS, WFS); (iii) uma biblioteca de mapas no cliente (Leaflet, Mapbox GL JS, OpenLayers) que renderiza tiles raster ou vectoriais e dispõe sobre eles camadas de dados; (iv) opcionalmente, serviços auxiliares de geocoding (Nominatim, Photon) e routing (OSRM, GraphHopper, Valhalla).</w:t>
+      </w:r>
+    </w:p>
+    <w:p>
+      <w:pPr>
+        <w:jc w:val="both"/>
+      </w:pPr>
+      <w:r>
+        <w:t xml:space="preserve">A presente solução adota integralmente esta arquitetura, com a particularidade de prescindir de SGBD relacional com extensão espacial, demonstrando que um SGBD NoSQL documental moderno é uma alternativa viável para volumes da ordem dos milhares de pontos e </w:t>
+      </w:r>
+      <w:proofErr w:type="spellStart"/>
+      <w:r>
+        <w:t>workloads</w:t>
+      </w:r>
+      <w:proofErr w:type="spellEnd"/>
+      <w:r>
+        <w:t xml:space="preserve"> predominantemente de leitura.</w:t>
+      </w:r>
+    </w:p>
+    <w:p>
+      <w:pPr>
+        <w:jc w:val="both"/>
+      </w:pPr>
+    </w:p>
+    <w:p>
+      <w:pPr>
+        <w:pStyle w:val="Estilo2"/>
+      </w:pPr>
+      <w:bookmarkStart w:id="6" w:name="_Toc230301763"/>
+      <w:r>
+        <w:rPr>
+          <w:b/>
+        </w:rPr>
+        <w:t>2.2. Bases de dados espaciais: relacional versus NoSQL</w:t>
+      </w:r>
+      <w:bookmarkEnd w:id="6"/>
+    </w:p>
+    <w:p>
+      <w:pPr>
+        <w:jc w:val="both"/>
+      </w:pPr>
+      <w:r>
+        <w:t>O paradigma dominante para persistência geoespacial continua a ser o binómio PostgreSQL + PostGIS, uma extensão que adiciona ao SGBD tipos espaciais (geometry, geography), índices GiST/SP-GiST e centenas de funções espaciais conformes com o padrão OGC Simple Features. PostGIS é, ainda hoje, a referência de robustez funcional em SIG livres.</w:t>
+      </w:r>
+    </w:p>
+    <w:p>
+      <w:pPr>
+        <w:jc w:val="both"/>
+      </w:pPr>
+      <w:r>
+        <w:t xml:space="preserve">Em contraposição, as bases de dados NoSQL documentais — de que o MongoDB é o expoente — propõem um modelo radicalmente diferente: documentos JSON/BSON sem schema fixo, agregação como linguagem de consulta, e índices especiais (incluindo o </w:t>
       </w:r>
       <w:r>
         <w:lastRenderedPageBreak/>
-        <w:t>especialistas. Esta condição mudou radicalmente com a maturação das tecnologias Web a partir da segunda metade da década de 2000.</w:t>
-      </w:r>
-    </w:p>
-    <w:p>
-      <w:pPr>
-        <w:jc w:val="both"/>
-      </w:pPr>
-      <w:r>
-        <w:t>Designa-se por WebSIG (ou Web GIS) a classe de aplicações que distribui as funcionalidades clássicas de um SIG através de uma arquitetura cliente-servidor baseada na Web. Tipicamente, um WebSIG envolve: (i) uma camada de persistência espacial (PostGIS, MongoDB com 2dsphere, Elasticsearch geo, etc.); (ii) uma API HTTP que serve dados em formatos geográficos padronizados (GeoJSON, WMS, WFS); (iii) uma biblioteca de mapas no cliente (Leaflet, Mapbox GL JS, OpenLayers) que renderiza tiles raster ou vectoriais e dispõe sobre eles camadas de dados; (iv) opcionalmente, serviços auxiliares de geocoding (Nominatim, Photon) e routing (OSRM, GraphHopper, Valhalla).</w:t>
-      </w:r>
-    </w:p>
-    <w:p>
-      <w:pPr>
-        <w:jc w:val="both"/>
-      </w:pPr>
-      <w:r>
-        <w:t>A presente solução adota integralmente esta arquitetura, com a particularidade de prescindir de SGBD relacional com extensão espacial, demonstrando que um SGBD NoSQL documental moderno é uma alternativa viável para volumes da ordem dos milhares de pontos e workloads predominantemente de leitura.</w:t>
-      </w:r>
-    </w:p>
-    <w:p>
-      <w:pPr>
-        <w:pStyle w:val="Estilo2"/>
-      </w:pPr>
-      <w:bookmarkStart w:id="5" w:name="_Toc230299673"/>
-      <w:r>
-        <w:rPr>
-          <w:b/>
-        </w:rPr>
-        <w:t>2.2. Bases de dados espaciais: relacional versus NoSQL</w:t>
-      </w:r>
-      <w:bookmarkEnd w:id="5"/>
-    </w:p>
-    <w:p>
-      <w:pPr>
-        <w:jc w:val="both"/>
-      </w:pPr>
-      <w:r>
-        <w:t>O paradigma dominante para persistência geoespacial continua a ser o binómio PostgreSQL + PostGIS, uma extensão que adiciona ao SGBD tipos espaciais (geometry, geography), índices GiST/SP-GiST e centenas de funções espaciais conformes com o padrão OGC Simple Features. PostGIS é, ainda hoje, a referência de robustez funcional em SIG livres.</w:t>
-      </w:r>
-    </w:p>
-    <w:p>
-      <w:pPr>
-        <w:jc w:val="both"/>
-      </w:pPr>
-      <w:r>
-        <w:t>Em contraposição, as bases de dados NoSQL documentais — de que o MongoDB é o expoente — propõem um modelo radicalmente diferente: documentos JSON/BSON sem schema fixo, agregação como linguagem de consulta, e índices especiais (incluindo o 2dsphere) integrados na própria engine sem necessidade de extensão. A escolha entre estes dois paradigmas para um projecto WebSIG depende de fatores como:</w:t>
+        <w:t>2dsphere) integrados na própria engine sem necessidade de extensão. A escolha entre estes dois paradigmas para um projecto WebSIG depende de fatores como:</w:t>
       </w:r>
     </w:p>
     <w:p/>
@@ -3289,11 +4398,7 @@
         <w:jc w:val="both"/>
       </w:pPr>
       <w:r>
-        <w:t xml:space="preserve">•  Heterogeneidade dos dados de origem. Quando os documentos têm campos opcionais frequentes e estrutura imbricada (como é o caso dos POIs do OSM, cada </w:t>
-      </w:r>
-      <w:r>
-        <w:lastRenderedPageBreak/>
-        <w:t>um com um conjunto distinto de tags), o modelo documental elimina o overhead de schema migrations.</w:t>
+        <w:t>•  Heterogeneidade dos dados de origem. Quando os documentos têm campos opcionais frequentes e estrutura imbricada (como é o caso dos POIs do OSM, cada um com um conjunto distinto de tags), o modelo documental elimina o overhead de schema migrations.</w:t>
       </w:r>
     </w:p>
     <w:p/>
@@ -3323,21 +4428,50 @@
         <w:jc w:val="both"/>
       </w:pPr>
       <w:r>
-        <w:t>Para o caso concreto do FitMap, em que os dados são heterogéneos (campos como horário, telefone, modalidades, acessibilidade são opcionais e variam entre instalações), o workload é dominantemente de leitura, e as operações espaciais necessárias são limitadas a $geoNear e $geoWithin sobre pontos, optou-se pelo MongoDB. Esta opção tem ainda a virtude didática de explorar um SGBD diferente do já familiar PostgreSQL.</w:t>
-      </w:r>
+        <w:t xml:space="preserve">Para o caso concreto do FitMap, em que os dados são heterogéneos (campos como horário, telefone, modalidades, acessibilidade são opcionais e variam entre instalações), o workload é dominantemente de leitura, e as operações espaciais necessárias são limitadas a $geoNear e $geoWithin sobre pontos, optou-se pelo MongoDB. Esta opção tem ainda a virtude didática de explorar um SGBD diferente do já familiar </w:t>
+      </w:r>
+      <w:proofErr w:type="spellStart"/>
+      <w:r>
+        <w:t>PostgreSQL</w:t>
+      </w:r>
+      <w:proofErr w:type="spellEnd"/>
+      <w:r>
+        <w:t>.</w:t>
+      </w:r>
+    </w:p>
+    <w:p>
+      <w:pPr>
+        <w:jc w:val="both"/>
+      </w:pPr>
+    </w:p>
+    <w:p>
+      <w:pPr>
+        <w:jc w:val="both"/>
+      </w:pPr>
+    </w:p>
+    <w:p>
+      <w:pPr>
+        <w:jc w:val="both"/>
+      </w:pPr>
+    </w:p>
+    <w:p>
+      <w:pPr>
+        <w:jc w:val="both"/>
+      </w:pPr>
     </w:p>
     <w:p>
       <w:pPr>
         <w:pStyle w:val="Estilo2"/>
       </w:pPr>
-      <w:bookmarkStart w:id="6" w:name="_Toc230299674"/>
+      <w:bookmarkStart w:id="7" w:name="_Toc230301764"/>
       <w:r>
         <w:rPr>
           <w:b/>
         </w:rPr>
+        <w:lastRenderedPageBreak/>
         <w:t>2.3. O índice 2dsphere e os operadores geoespaciais do MongoDB</w:t>
       </w:r>
-      <w:bookmarkEnd w:id="6"/>
+      <w:bookmarkEnd w:id="7"/>
     </w:p>
     <w:p>
       <w:pPr>
@@ -3396,58 +4530,82 @@
         <w:jc w:val="both"/>
       </w:pPr>
       <w:r>
+        <w:t xml:space="preserve">•  $geoIntersects — interseção entre geometrias. Não utilizado no presente projecto, pois os dados são exclusivamente </w:t>
+      </w:r>
+      <w:proofErr w:type="spellStart"/>
+      <w:r>
+        <w:t>Point</w:t>
+      </w:r>
+      <w:proofErr w:type="spellEnd"/>
+      <w:r>
+        <w:t>.</w:t>
+      </w:r>
+    </w:p>
+    <w:p>
+      <w:pPr>
+        <w:spacing w:after="40"/>
+        <w:ind w:left="400"/>
+        <w:jc w:val="both"/>
+      </w:pPr>
+    </w:p>
+    <w:p>
+      <w:pPr>
+        <w:pStyle w:val="Estilo2"/>
+      </w:pPr>
+      <w:bookmarkStart w:id="8" w:name="_Toc230301765"/>
+      <w:r>
+        <w:rPr>
+          <w:b/>
+        </w:rPr>
+        <w:t>2.4. OpenStreetMap e a Overpass API como fonte de dados</w:t>
+      </w:r>
+      <w:bookmarkEnd w:id="8"/>
+    </w:p>
+    <w:p>
+      <w:pPr>
+        <w:jc w:val="both"/>
+      </w:pPr>
+      <w:r>
+        <w:t>O projecto OpenStreetMap (OSM) é uma base de dados geográfica colaborativa, mantida desde 2004 por uma comunidade de mais de oito milhões de contribuidores, e disponibilizada sob a licença Open Database License. Os seus dados são particularmente ricos em pontos de interesse (POI) classificados por um sistema de tags. As instalações desportivas são captadas através de tags como leisure=fitness_centre, leisure=swimming_pool, leisure=sports_centre, sport=climbing, club=martial_arts, entre outras.</w:t>
+      </w:r>
+    </w:p>
+    <w:p>
+      <w:pPr>
+        <w:jc w:val="both"/>
+      </w:pPr>
+      <w:r>
+        <w:t xml:space="preserve">Para extração programática, o OSM disponibiliza a Overpass API, um serviço público que aceita queries numa linguagem dedicada (Overpass QL) e devolve subconjuntos da base de dados em formato JSON. A query utilizada neste projeto extrai todos os nodes, ways e relations classificados como instalações desportivas dentro da área administrativa de </w:t>
+      </w:r>
+      <w:r>
         <w:lastRenderedPageBreak/>
-        <w:t>•  $geoIntersects — interseção entre geometrias. Não utilizado no presente projecto, pois os dados são exclusivamente Point.</w:t>
+        <w:t>Portugal, devolvendo aproximadamente 45 mil elementos brutos. Após normalização e filtragem (eliminação de elementos sem nome ou sem coordenadas), permanecem cerca de 3 400 documentos úteis na coleção.</w:t>
       </w:r>
     </w:p>
     <w:p>
       <w:pPr>
         <w:pStyle w:val="Estilo2"/>
       </w:pPr>
-      <w:bookmarkStart w:id="7" w:name="_Toc230299675"/>
+      <w:bookmarkStart w:id="9" w:name="_Toc230301766"/>
       <w:r>
         <w:rPr>
           <w:b/>
         </w:rPr>
-        <w:t>2.4. OpenStreetMap e a Overpass API como fonte de dados</w:t>
-      </w:r>
-      <w:bookmarkEnd w:id="7"/>
-    </w:p>
-    <w:p>
-      <w:pPr>
-        <w:jc w:val="both"/>
-      </w:pPr>
-      <w:r>
-        <w:t>O projecto OpenStreetMap (OSM) é uma base de dados geográfica colaborativa, mantida desde 2004 por uma comunidade de mais de oito milhões de contribuidores, e disponibilizada sob a licença Open Database License. Os seus dados são particularmente ricos em pontos de interesse (POI) classificados por um sistema de tags. As instalações desportivas são captadas através de tags como leisure=fitness_centre, leisure=swimming_pool, leisure=sports_centre, sport=climbing, club=martial_arts, entre outras.</w:t>
-      </w:r>
-    </w:p>
-    <w:p>
-      <w:pPr>
-        <w:jc w:val="both"/>
-      </w:pPr>
-      <w:r>
-        <w:t>Para extração programática, o OSM disponibiliza a Overpass API, um serviço público que aceita queries numa linguagem dedicada (Overpass QL) e devolve subconjuntos da base de dados em formato JSON. A query utilizada neste projeto extrai todos os nodes, ways e relations classificados como instalações desportivas dentro da área administrativa de Portugal, devolvendo aproximadamente 45 mil elementos brutos. Após normalização e filtragem (eliminação de elementos sem nome ou sem coordenadas), permanecem cerca de 3 400 documentos úteis na coleção.</w:t>
-      </w:r>
-    </w:p>
-    <w:p>
-      <w:pPr>
-        <w:pStyle w:val="Estilo2"/>
-      </w:pPr>
-      <w:bookmarkStart w:id="8" w:name="_Toc230299676"/>
-      <w:r>
-        <w:rPr>
-          <w:b/>
-        </w:rPr>
         <w:t>2.5. Routing open-source: o caso da OSRM</w:t>
       </w:r>
-      <w:bookmarkEnd w:id="8"/>
-    </w:p>
-    <w:p>
-      <w:pPr>
-        <w:jc w:val="both"/>
-      </w:pPr>
-      <w:r>
-        <w:t>A Open Source Routing Machine (OSRM) é uma engine de cálculo de trajetórias em redes rodoviárias OSM, escrita em C++, com tempos de resposta tipicamente inferiores a 100 ms para rotas continentais e suporte a múltiplos perfis (car, foot, bike). Existem instâncias públicas mantidas pela comunidade — routing.openstreetmap.de oferece endpoints distintos para os três perfis principais — que dispensam o registo de chaves de API e permitem prototipagem rápida.</w:t>
+      <w:bookmarkEnd w:id="9"/>
+    </w:p>
+    <w:p>
+      <w:pPr>
+        <w:jc w:val="both"/>
+      </w:pPr>
+      <w:r>
+        <w:t>A Open Source Routing Machine (OSRM) é uma engine de cálculo de trajetórias em redes rodoviárias OSM, escrita em C++, com tempos de resposta tipicamente inferiores a 100 ms para rotas continentais e suporte a múltiplos perfis (car, foot, bike). Existem instâncias públicas mantidas pela comunidade routing.openstreetmap.de oferece endpoints distintos para os três perfis principais</w:t>
+      </w:r>
+      <w:r>
+        <w:t xml:space="preserve"> </w:t>
+      </w:r>
+      <w:r>
+        <w:t>que dispensam o registo de chaves de API e permitem prototipagem rápida.</w:t>
       </w:r>
     </w:p>
     <w:p>
@@ -3475,25 +4633,68 @@
     </w:p>
     <w:p>
       <w:pPr>
-        <w:pStyle w:val="Estilo1"/>
-      </w:pPr>
+        <w:jc w:val="both"/>
+      </w:pPr>
+    </w:p>
+    <w:p>
+      <w:pPr>
+        <w:jc w:val="both"/>
+      </w:pPr>
+    </w:p>
+    <w:p>
+      <w:pPr>
+        <w:jc w:val="both"/>
+      </w:pPr>
+    </w:p>
+    <w:p>
+      <w:pPr>
+        <w:jc w:val="both"/>
+      </w:pPr>
+    </w:p>
+    <w:p>
+      <w:pPr>
+        <w:jc w:val="both"/>
+      </w:pPr>
+    </w:p>
+    <w:p>
+      <w:pPr>
+        <w:jc w:val="both"/>
+      </w:pPr>
+    </w:p>
+    <w:p>
+      <w:pPr>
+        <w:jc w:val="both"/>
+      </w:pPr>
+    </w:p>
+    <w:p>
+      <w:pPr>
+        <w:jc w:val="both"/>
+      </w:pPr>
+    </w:p>
+    <w:p>
+      <w:pPr>
+        <w:pStyle w:val="Ttulo1"/>
+      </w:pPr>
+      <w:bookmarkStart w:id="10" w:name="_Toc230301767"/>
       <w:r>
         <w:lastRenderedPageBreak/>
         <w:t>Arquitetura do sistema e modelo de dados</w:t>
       </w:r>
-    </w:p>
+      <w:bookmarkEnd w:id="10"/>
+    </w:p>
+    <w:p/>
     <w:p>
       <w:pPr>
         <w:pStyle w:val="Estilo2"/>
       </w:pPr>
-      <w:bookmarkStart w:id="9" w:name="_Toc230299677"/>
+      <w:bookmarkStart w:id="11" w:name="_Toc230301768"/>
       <w:r>
         <w:rPr>
           <w:b/>
         </w:rPr>
         <w:t>3.1. Visão geral da arquitetura</w:t>
       </w:r>
-      <w:bookmarkEnd w:id="9"/>
+      <w:bookmarkEnd w:id="11"/>
     </w:p>
     <w:p>
       <w:pPr>
@@ -3557,56 +4758,145 @@
     </w:p>
     <w:p>
       <w:pPr>
+        <w:jc w:val="both"/>
+      </w:pPr>
+    </w:p>
+    <w:p>
+      <w:pPr>
+        <w:jc w:val="both"/>
+      </w:pPr>
+    </w:p>
+    <w:p>
+      <w:pPr>
         <w:pStyle w:val="Estilo2"/>
       </w:pPr>
-      <w:bookmarkStart w:id="10" w:name="_Toc230299678"/>
+      <w:bookmarkStart w:id="12" w:name="_Toc230301769"/>
       <w:r>
         <w:rPr>
           <w:b/>
         </w:rPr>
+        <w:lastRenderedPageBreak/>
         <w:t>3.2. Fluxo de dados</w:t>
       </w:r>
-      <w:bookmarkEnd w:id="10"/>
-    </w:p>
-    <w:p>
-      <w:pPr>
-        <w:jc w:val="both"/>
-      </w:pPr>
-      <w:r>
-        <w:t xml:space="preserve">O ciclo de vida de um dado no FitMap pode ser descrito em três etapas. Primeiro, na ingestão (seed), o script seed_osm.py emite uma query Overpass QL ao endpoint público overpass-api.de, recebe um payload JSON com aproximadamente 45 mil elementos, normaliza cada um (derivação da categoria a partir das tags leisure/sport/club, extração de </w:t>
-      </w:r>
-      <w:r>
+      <w:bookmarkEnd w:id="12"/>
+    </w:p>
+    <w:p>
+      <w:pPr>
+        <w:jc w:val="both"/>
+      </w:pPr>
+    </w:p>
+    <w:p>
+      <w:pPr>
+        <w:jc w:val="both"/>
+      </w:pPr>
+      <w:r>
+        <w:t>O ciclo de vida de um dado no FitMap pode ser descrito em três etapas. Primeiro, na ingestão (seed), o script seed_osm.py emite uma query Overpass QL ao endpoint público overpass-api.de, recebe um payload JSON com aproximadamente 45 mil elementos, normaliza cada um (derivação da categoria a partir das tags leisure/sport/club, extração de coordenadas a partir do node ou do center de ways/relations, parsing das modalidades a partir do campo sport e dos campos de contacto e morada), filtra entradas sem nome e insere o resultado na coleção facilities. Em seguida cria os índices.</w:t>
+      </w:r>
+    </w:p>
+    <w:p>
+      <w:pPr>
+        <w:jc w:val="both"/>
+      </w:pPr>
+      <w:r>
+        <w:t>Segundo, em tempo de consulta, o cliente Web emite requisições à API REST (e.g. GET /api/geo/nearby?lat=...&amp;lon=...&amp;radius_km=3). O backend FastAPI traduz a requisição numa pipeline Aggregation e devolve a resposta em JSON, tipicamente em menos de 100 ms para queries geoespaciais e em menos de 50 ms para queries de listagem com filtros. Terceiro, o cliente desenha os resultados como marcadores Leaflet e pode encadear uma chamada ao OSRM para obter a rota até um destino selecionado.</w:t>
+      </w:r>
+    </w:p>
+    <w:p>
+      <w:pPr>
+        <w:jc w:val="both"/>
+      </w:pPr>
+    </w:p>
+    <w:p>
+      <w:pPr>
+        <w:jc w:val="both"/>
+      </w:pPr>
+    </w:p>
+    <w:p>
+      <w:pPr>
+        <w:jc w:val="both"/>
+      </w:pPr>
+    </w:p>
+    <w:p>
+      <w:pPr>
+        <w:jc w:val="both"/>
+      </w:pPr>
+    </w:p>
+    <w:p>
+      <w:pPr>
+        <w:jc w:val="both"/>
+      </w:pPr>
+    </w:p>
+    <w:p>
+      <w:pPr>
+        <w:jc w:val="both"/>
+      </w:pPr>
+    </w:p>
+    <w:p>
+      <w:pPr>
+        <w:jc w:val="both"/>
+      </w:pPr>
+    </w:p>
+    <w:p>
+      <w:pPr>
+        <w:jc w:val="both"/>
+      </w:pPr>
+    </w:p>
+    <w:p>
+      <w:pPr>
+        <w:jc w:val="both"/>
+      </w:pPr>
+    </w:p>
+    <w:p>
+      <w:pPr>
+        <w:jc w:val="both"/>
+      </w:pPr>
+    </w:p>
+    <w:p>
+      <w:pPr>
+        <w:jc w:val="both"/>
+      </w:pPr>
+    </w:p>
+    <w:p>
+      <w:pPr>
+        <w:jc w:val="both"/>
+      </w:pPr>
+    </w:p>
+    <w:p>
+      <w:pPr>
+        <w:pStyle w:val="Estilo2"/>
+      </w:pPr>
+      <w:bookmarkStart w:id="13" w:name="_Toc230301770"/>
+      <w:r>
+        <w:rPr>
+          <w:b/>
+        </w:rPr>
         <w:lastRenderedPageBreak/>
-        <w:t>coordenadas a partir do node ou do center de ways/relations, parsing das modalidades a partir do campo sport e dos campos de contacto e morada), filtra entradas sem nome e insere o resultado na coleção facilities. Em seguida cria os índices.</w:t>
-      </w:r>
-    </w:p>
-    <w:p>
-      <w:pPr>
-        <w:jc w:val="both"/>
-      </w:pPr>
-      <w:r>
-        <w:t>Segundo, em tempo de consulta, o cliente Web emite requisições à API REST (e.g. GET /api/geo/nearby?lat=...&amp;lon=...&amp;radius_km=3). O backend FastAPI traduz a requisição numa pipeline Aggregation e devolve a resposta em JSON, tipicamente em menos de 100 ms para queries geoespaciais e em menos de 50 ms para queries de listagem com filtros. Terceiro, o cliente desenha os resultados como marcadores Leaflet e pode encadear uma chamada ao OSRM para obter a rota até um destino selecionado.</w:t>
-      </w:r>
-    </w:p>
-    <w:p>
-      <w:pPr>
-        <w:pStyle w:val="Estilo2"/>
-      </w:pPr>
-      <w:bookmarkStart w:id="11" w:name="_Toc230299679"/>
+        <w:t xml:space="preserve">3.3. Modelo de dados — a coleção </w:t>
+      </w:r>
+      <w:proofErr w:type="spellStart"/>
       <w:r>
         <w:rPr>
           <w:b/>
         </w:rPr>
-        <w:t>3.3. Modelo de dados — a coleção facilities</w:t>
-      </w:r>
-      <w:bookmarkEnd w:id="11"/>
-    </w:p>
-    <w:p>
-      <w:pPr>
-        <w:jc w:val="both"/>
-      </w:pPr>
-      <w:r>
-        <w:t>A coleção facilities armazena um documento por instalação desportiva. O schema adotado, embora flexível por natureza do MongoDB, é rigorosamente consistente para todos os documentos: campos de texto ausentes na fonte são representados como string vazia em vez de null, o que simplifica o tratamento no frontend. A localização é codificada como um objeto GeoJSON Point (com a ordem convencional [longitude, latitude]), pré-requisito para a indexação 2dsphere.</w:t>
+        <w:t>facilities</w:t>
+      </w:r>
+      <w:bookmarkEnd w:id="13"/>
+      <w:proofErr w:type="spellEnd"/>
+    </w:p>
+    <w:p>
+      <w:pPr>
+        <w:jc w:val="both"/>
+      </w:pPr>
+      <w:r>
+        <w:t xml:space="preserve">A coleção </w:t>
+      </w:r>
+      <w:proofErr w:type="spellStart"/>
+      <w:r>
+        <w:t>facilities</w:t>
+      </w:r>
+      <w:proofErr w:type="spellEnd"/>
+      <w:r>
+        <w:t xml:space="preserve"> armazena um documento por instalação desportiva. O schema adotado, embora flexível por natureza do MongoDB, é rigorosamente consistente para todos os documentos: campos de texto ausentes na fonte são representados como string vazia em vez de null, o que simplifica o tratamento no frontend. A localização é codificada como um objeto GeoJSON Point (com a ordem convencional [longitude, latitude]), pré-requisito para a indexação 2dsphere.</w:t>
       </w:r>
     </w:p>
     <w:p>
@@ -3795,116 +5085,110 @@
           <w:sz w:val="18"/>
         </w:rPr>
         <w:br/>
-      </w:r>
-      <w:r>
-        <w:rPr>
-          <w:rFonts w:ascii="Consolas" w:hAnsi="Consolas"/>
-          <w:sz w:val="18"/>
+        <w:t xml:space="preserve">  "opening_hours": "Mo-Su 09:00-13:00; 14:00-18:00",</w:t>
+      </w:r>
+      <w:r>
+        <w:rPr>
+          <w:rFonts w:ascii="Consolas" w:hAnsi="Consolas"/>
+          <w:sz w:val="18"/>
+        </w:rPr>
+        <w:br/>
+        <w:t xml:space="preserve">  "amenities": {</w:t>
+      </w:r>
+      <w:r>
+        <w:rPr>
+          <w:rFonts w:ascii="Consolas" w:hAnsi="Consolas"/>
+          <w:sz w:val="18"/>
+        </w:rPr>
+        <w:br/>
+        <w:t xml:space="preserve">    "wheelchair": "yes",</w:t>
+      </w:r>
+      <w:r>
+        <w:rPr>
+          <w:rFonts w:ascii="Consolas" w:hAnsi="Consolas"/>
+          <w:sz w:val="18"/>
+        </w:rPr>
+        <w:br/>
+        <w:t xml:space="preserve">    "parking":    "yes",</w:t>
+      </w:r>
+      <w:r>
+        <w:rPr>
+          <w:rFonts w:ascii="Consolas" w:hAnsi="Consolas"/>
+          <w:sz w:val="18"/>
+        </w:rPr>
+        <w:br/>
+        <w:t xml:space="preserve">    "shower":     "yes",</w:t>
+      </w:r>
+      <w:r>
+        <w:rPr>
+          <w:rFonts w:ascii="Consolas" w:hAnsi="Consolas"/>
+          <w:sz w:val="18"/>
+        </w:rPr>
+        <w:br/>
+        <w:t xml:space="preserve">    "indoor":     "no",</w:t>
+      </w:r>
+      <w:r>
+        <w:rPr>
+          <w:rFonts w:ascii="Consolas" w:hAnsi="Consolas"/>
+          <w:sz w:val="18"/>
+        </w:rPr>
+        <w:br/>
+        <w:t xml:space="preserve">    "covered":    "no",</w:t>
+      </w:r>
+      <w:r>
+        <w:rPr>
+          <w:rFonts w:ascii="Consolas" w:hAnsi="Consolas"/>
+          <w:sz w:val="18"/>
+        </w:rPr>
+        <w:br/>
+        <w:t xml:space="preserve">    "access":     "public"</w:t>
+      </w:r>
+      <w:r>
+        <w:rPr>
+          <w:rFonts w:ascii="Consolas" w:hAnsi="Consolas"/>
+          <w:sz w:val="18"/>
+        </w:rPr>
+        <w:br/>
+        <w:t xml:space="preserve">  },</w:t>
+      </w:r>
+      <w:r>
+        <w:rPr>
+          <w:rFonts w:ascii="Consolas" w:hAnsi="Consolas"/>
+          <w:sz w:val="18"/>
+        </w:rPr>
+        <w:br/>
+        <w:t xml:space="preserve">  "fee":      "yes",</w:t>
+      </w:r>
+      <w:r>
+        <w:rPr>
+          <w:rFonts w:ascii="Consolas" w:hAnsi="Consolas"/>
+          <w:sz w:val="18"/>
+        </w:rPr>
+        <w:br/>
+        <w:t xml:space="preserve">  "operator": "Parkalgar"</w:t>
+      </w:r>
+      <w:r>
+        <w:rPr>
+          <w:rFonts w:ascii="Consolas" w:hAnsi="Consolas"/>
+          <w:sz w:val="18"/>
+        </w:rPr>
+        <w:br/>
+        <w:t>}</w:t>
+      </w:r>
+    </w:p>
+    <w:p>
+      <w:pPr>
+        <w:pStyle w:val="Estilo2"/>
+      </w:pPr>
+      <w:bookmarkStart w:id="14" w:name="_Toc230301771"/>
+      <w:r>
+        <w:rPr>
+          <w:b/>
         </w:rPr>
         <w:lastRenderedPageBreak/>
-        <w:t xml:space="preserve">  "opening_hours": "Mo-Su 09:00-13:00; 14:00-18:00",</w:t>
-      </w:r>
-      <w:r>
-        <w:rPr>
-          <w:rFonts w:ascii="Consolas" w:hAnsi="Consolas"/>
-          <w:sz w:val="18"/>
-        </w:rPr>
-        <w:br/>
-        <w:t xml:space="preserve">  "amenities": {</w:t>
-      </w:r>
-      <w:r>
-        <w:rPr>
-          <w:rFonts w:ascii="Consolas" w:hAnsi="Consolas"/>
-          <w:sz w:val="18"/>
-        </w:rPr>
-        <w:br/>
-        <w:t xml:space="preserve">    "wheelchair": "yes",</w:t>
-      </w:r>
-      <w:r>
-        <w:rPr>
-          <w:rFonts w:ascii="Consolas" w:hAnsi="Consolas"/>
-          <w:sz w:val="18"/>
-        </w:rPr>
-        <w:br/>
-        <w:t xml:space="preserve">    "parking":    "yes",</w:t>
-      </w:r>
-      <w:r>
-        <w:rPr>
-          <w:rFonts w:ascii="Consolas" w:hAnsi="Consolas"/>
-          <w:sz w:val="18"/>
-        </w:rPr>
-        <w:br/>
-        <w:t xml:space="preserve">    "shower":     "yes",</w:t>
-      </w:r>
-      <w:r>
-        <w:rPr>
-          <w:rFonts w:ascii="Consolas" w:hAnsi="Consolas"/>
-          <w:sz w:val="18"/>
-        </w:rPr>
-        <w:br/>
-        <w:t xml:space="preserve">    "indoor":     "no",</w:t>
-      </w:r>
-      <w:r>
-        <w:rPr>
-          <w:rFonts w:ascii="Consolas" w:hAnsi="Consolas"/>
-          <w:sz w:val="18"/>
-        </w:rPr>
-        <w:br/>
-        <w:t xml:space="preserve">    "covered":    "no",</w:t>
-      </w:r>
-      <w:r>
-        <w:rPr>
-          <w:rFonts w:ascii="Consolas" w:hAnsi="Consolas"/>
-          <w:sz w:val="18"/>
-        </w:rPr>
-        <w:br/>
-        <w:t xml:space="preserve">    "access":     "public"</w:t>
-      </w:r>
-      <w:r>
-        <w:rPr>
-          <w:rFonts w:ascii="Consolas" w:hAnsi="Consolas"/>
-          <w:sz w:val="18"/>
-        </w:rPr>
-        <w:br/>
-        <w:t xml:space="preserve">  },</w:t>
-      </w:r>
-      <w:r>
-        <w:rPr>
-          <w:rFonts w:ascii="Consolas" w:hAnsi="Consolas"/>
-          <w:sz w:val="18"/>
-        </w:rPr>
-        <w:br/>
-        <w:t xml:space="preserve">  "fee":      "yes",</w:t>
-      </w:r>
-      <w:r>
-        <w:rPr>
-          <w:rFonts w:ascii="Consolas" w:hAnsi="Consolas"/>
-          <w:sz w:val="18"/>
-        </w:rPr>
-        <w:br/>
-        <w:t xml:space="preserve">  "operator": "Parkalgar"</w:t>
-      </w:r>
-      <w:r>
-        <w:rPr>
-          <w:rFonts w:ascii="Consolas" w:hAnsi="Consolas"/>
-          <w:sz w:val="18"/>
-        </w:rPr>
-        <w:br/>
-        <w:t>}</w:t>
-      </w:r>
-    </w:p>
-    <w:p>
-      <w:pPr>
-        <w:pStyle w:val="Estilo2"/>
-      </w:pPr>
-      <w:bookmarkStart w:id="12" w:name="_Toc230299680"/>
-      <w:r>
-        <w:rPr>
-          <w:b/>
-        </w:rPr>
         <w:t>3.4. Índices criados e racional</w:t>
       </w:r>
-      <w:bookmarkEnd w:id="12"/>
+      <w:bookmarkEnd w:id="14"/>
     </w:p>
     <w:p>
       <w:pPr>
@@ -4160,25 +5444,63 @@
     </w:p>
     <w:p>
       <w:pPr>
-        <w:pStyle w:val="Estilo1"/>
-      </w:pPr>
+        <w:jc w:val="both"/>
+      </w:pPr>
+    </w:p>
+    <w:p>
+      <w:pPr>
+        <w:jc w:val="both"/>
+      </w:pPr>
+    </w:p>
+    <w:p>
+      <w:pPr>
+        <w:jc w:val="both"/>
+      </w:pPr>
+    </w:p>
+    <w:p>
+      <w:pPr>
+        <w:jc w:val="both"/>
+      </w:pPr>
+    </w:p>
+    <w:p>
+      <w:pPr>
+        <w:jc w:val="both"/>
+      </w:pPr>
+    </w:p>
+    <w:p>
+      <w:pPr>
+        <w:jc w:val="both"/>
+      </w:pPr>
+    </w:p>
+    <w:p>
+      <w:pPr>
+        <w:pStyle w:val="Ttulo1"/>
+      </w:pPr>
+      <w:bookmarkStart w:id="15" w:name="_Toc230301772"/>
       <w:r>
         <w:lastRenderedPageBreak/>
         <w:t>Implementação</w:t>
       </w:r>
-    </w:p>
+      <w:bookmarkEnd w:id="15"/>
+    </w:p>
+    <w:p/>
     <w:p>
       <w:pPr>
         <w:pStyle w:val="Estilo2"/>
       </w:pPr>
-      <w:bookmarkStart w:id="13" w:name="_Toc230299681"/>
+      <w:bookmarkStart w:id="16" w:name="_Toc230301773"/>
       <w:r>
         <w:rPr>
           <w:b/>
         </w:rPr>
         <w:t>4.1. Pipeline de ingestão (seed_osm.py)</w:t>
       </w:r>
-      <w:bookmarkEnd w:id="13"/>
+      <w:bookmarkEnd w:id="16"/>
+    </w:p>
+    <w:p>
+      <w:pPr>
+        <w:jc w:val="both"/>
+      </w:pPr>
     </w:p>
     <w:p>
       <w:pPr>
@@ -4339,23 +5661,57 @@
     </w:p>
     <w:p>
       <w:pPr>
+        <w:jc w:val="both"/>
+      </w:pPr>
+    </w:p>
+    <w:p>
+      <w:pPr>
+        <w:jc w:val="both"/>
+      </w:pPr>
+    </w:p>
+    <w:p>
+      <w:pPr>
+        <w:jc w:val="both"/>
+      </w:pPr>
+    </w:p>
+    <w:p>
+      <w:pPr>
+        <w:jc w:val="both"/>
+      </w:pPr>
+    </w:p>
+    <w:p>
+      <w:pPr>
         <w:pStyle w:val="Estilo2"/>
       </w:pPr>
-      <w:bookmarkStart w:id="14" w:name="_Toc230299682"/>
+      <w:bookmarkStart w:id="17" w:name="_Toc230301774"/>
       <w:r>
         <w:rPr>
           <w:b/>
         </w:rPr>
+        <w:lastRenderedPageBreak/>
         <w:t>4.2. Camada Web e API REST</w:t>
       </w:r>
-      <w:bookmarkEnd w:id="14"/>
-    </w:p>
-    <w:p>
-      <w:pPr>
-        <w:jc w:val="both"/>
-      </w:pPr>
-      <w:r>
-        <w:t>O backend é construído sobre FastAPI, uma framework Python ASGI que combina desempenho competitivo (uvicorn como servidor) com a expressão declarativa das rotas e validação automática dos parâmetros via anotações de tipo. A API expõe doze endpoints, dos quais os principais estão descritos na tabela seguinte.</w:t>
+      <w:bookmarkEnd w:id="17"/>
+    </w:p>
+    <w:p>
+      <w:pPr>
+        <w:jc w:val="both"/>
+      </w:pPr>
+    </w:p>
+    <w:p>
+      <w:pPr>
+        <w:jc w:val="both"/>
+      </w:pPr>
+      <w:r>
+        <w:t xml:space="preserve">O </w:t>
+      </w:r>
+      <w:proofErr w:type="spellStart"/>
+      <w:r>
+        <w:t>backend</w:t>
+      </w:r>
+      <w:proofErr w:type="spellEnd"/>
+      <w:r>
+        <w:t xml:space="preserve"> é construído sobre FastAPI, uma framework Python ASGI que combina desempenho competitivo (uvicorn como servidor) com a expressão declarativa das rotas e validação automática dos parâmetros via anotações de tipo. A API expõe doze endpoints, dos quais os principais estão descritos na tabela seguinte.</w:t>
       </w:r>
     </w:p>
     <w:tbl>
@@ -4416,7 +5772,6 @@
           </w:tcPr>
           <w:p>
             <w:r>
-              <w:lastRenderedPageBreak/>
               <w:t>/api/overview</w:t>
             </w:r>
           </w:p>
@@ -4671,19 +6026,44 @@
           </w:p>
         </w:tc>
       </w:tr>
+      <w:tr>
+        <w:tc>
+          <w:tcPr>
+            <w:tcW w:w="2929" w:type="dxa"/>
+          </w:tcPr>
+          <w:p/>
+          <w:p/>
+          <w:p/>
+          <w:p/>
+          <w:p/>
+        </w:tc>
+        <w:tc>
+          <w:tcPr>
+            <w:tcW w:w="2929" w:type="dxa"/>
+          </w:tcPr>
+          <w:p/>
+        </w:tc>
+        <w:tc>
+          <w:tcPr>
+            <w:tcW w:w="2929" w:type="dxa"/>
+          </w:tcPr>
+          <w:p/>
+        </w:tc>
+      </w:tr>
     </w:tbl>
     <w:p>
       <w:pPr>
         <w:pStyle w:val="Estilo2"/>
       </w:pPr>
-      <w:bookmarkStart w:id="15" w:name="_Toc230299683"/>
+      <w:bookmarkStart w:id="18" w:name="_Toc230301775"/>
       <w:r>
         <w:rPr>
           <w:b/>
         </w:rPr>
+        <w:lastRenderedPageBreak/>
         <w:t>4.3. Queries geoespaciais explicadas</w:t>
       </w:r>
-      <w:bookmarkEnd w:id="15"/>
+      <w:bookmarkEnd w:id="18"/>
     </w:p>
     <w:p>
       <w:pPr>
@@ -4818,56 +6198,60 @@
           <w:sz w:val="18"/>
         </w:rPr>
         <w:br/>
-      </w:r>
-      <w:r>
-        <w:rPr>
-          <w:rFonts w:ascii="Consolas" w:hAnsi="Consolas"/>
-          <w:sz w:val="18"/>
+        <w:t xml:space="preserve">      "lon":     {"$arrayElemAt": ["$location.coordinates", 0]},</w:t>
+      </w:r>
+      <w:r>
+        <w:rPr>
+          <w:rFonts w:ascii="Consolas" w:hAnsi="Consolas"/>
+          <w:sz w:val="18"/>
+        </w:rPr>
+        <w:br/>
+        <w:t xml:space="preserve">      "distKm":  {"$round": [{"$divide": ["$distancia_m", 1000]}, 2]}</w:t>
+      </w:r>
+      <w:r>
+        <w:rPr>
+          <w:rFonts w:ascii="Consolas" w:hAnsi="Consolas"/>
+          <w:sz w:val="18"/>
+        </w:rPr>
+        <w:br/>
+        <w:t xml:space="preserve">  }}</w:t>
+      </w:r>
+      <w:r>
+        <w:rPr>
+          <w:rFonts w:ascii="Consolas" w:hAnsi="Consolas"/>
+          <w:sz w:val="18"/>
+        </w:rPr>
+        <w:br/>
+        <w:t>]</w:t>
+      </w:r>
+    </w:p>
+    <w:p>
+      <w:pPr>
+        <w:jc w:val="both"/>
+      </w:pPr>
+      <w:r>
+        <w:t>Comentário linha a linha: o objecto near em GeoJSON especifica o ponto-foco em coordenadas longitude/latitude (atenção à ordem, contrária à convenção lat/lon habitual); distanceField solicita ao MongoDB que anexe a cada documento devolvido a distância calculada, em metros; maxDistance limita o resultado ao raio pedido (convertido de quilómetros para metros); spherical:true ativa o cálculo esférico (distância em geodésica, indispensável para coordenadas geográficas); key indica explicitamente qual o índice 2dsphere a usar; query permite encadear um filtro adicional, suportando assim a combinação “mais próximas, mas apenas piscinas”. O $project final faz dois cálculos úteis: extrai as componentes latitude e longitude do array de coordenadas, e converte a distância em quilómetros com duas casas decimais.</w:t>
+      </w:r>
+    </w:p>
+    <w:p>
+      <w:pPr>
+        <w:jc w:val="both"/>
+      </w:pPr>
+    </w:p>
+    <w:p>
+      <w:pPr>
+        <w:jc w:val="both"/>
+      </w:pPr>
+    </w:p>
+    <w:p>
+      <w:pPr>
+        <w:jc w:val="both"/>
+      </w:pPr>
+      <w:r>
+        <w:rPr>
+          <w:b/>
         </w:rPr>
         <w:lastRenderedPageBreak/>
-        <w:t xml:space="preserve">      "lon":     {"$arrayElemAt": ["$location.coordinates", 0]},</w:t>
-      </w:r>
-      <w:r>
-        <w:rPr>
-          <w:rFonts w:ascii="Consolas" w:hAnsi="Consolas"/>
-          <w:sz w:val="18"/>
-        </w:rPr>
-        <w:br/>
-        <w:t xml:space="preserve">      "distKm":  {"$round": [{"$divide": ["$distancia_m", 1000]}, 2]}</w:t>
-      </w:r>
-      <w:r>
-        <w:rPr>
-          <w:rFonts w:ascii="Consolas" w:hAnsi="Consolas"/>
-          <w:sz w:val="18"/>
-        </w:rPr>
-        <w:br/>
-        <w:t xml:space="preserve">  }}</w:t>
-      </w:r>
-      <w:r>
-        <w:rPr>
-          <w:rFonts w:ascii="Consolas" w:hAnsi="Consolas"/>
-          <w:sz w:val="18"/>
-        </w:rPr>
-        <w:br/>
-        <w:t>]</w:t>
-      </w:r>
-    </w:p>
-    <w:p>
-      <w:pPr>
-        <w:jc w:val="both"/>
-      </w:pPr>
-      <w:r>
-        <w:t>Comentário linha a linha: o objecto near em GeoJSON especifica o ponto-foco em coordenadas longitude/latitude (atenção à ordem, contrária à convenção lat/lon habitual); distanceField solicita ao MongoDB que anexe a cada documento devolvido a distância calculada, em metros; maxDistance limita o resultado ao raio pedido (convertido de quilómetros para metros); spherical:true ativa o cálculo esférico (distância em geodésica, indispensável para coordenadas geográficas); key indica explicitamente qual o índice 2dsphere a usar; query permite encadear um filtro adicional, suportando assim a combinação “mais próximas, mas apenas piscinas”. O $project final faz dois cálculos úteis: extrai as componentes latitude e longitude do array de coordenadas, e converte a distância em quilómetros com duas casas decimais.</w:t>
-      </w:r>
-    </w:p>
-    <w:p>
-      <w:pPr>
-        <w:jc w:val="both"/>
-      </w:pPr>
-      <w:r>
-        <w:rPr>
-          <w:b/>
-        </w:rPr>
         <w:t>4.3.2.  $geoWithin — seleção de áreas por polígono</w:t>
       </w:r>
     </w:p>
@@ -5025,18 +6409,48 @@
         <w:jc w:val="both"/>
       </w:pPr>
       <w:r>
+        <w:t>Observe-se que o anel exterior do polígono deve ser fechado, repetindo-se o primeiro ponto no fim. Esta é a convenção GeoJSON e o MongoDB rejeita polígonos não fechados. O estágio $facet é particularmente elegante neste caso: numa única passagem sobre os resultados filtrados, calcula três visões diferentes (lista, contagem por categoria e contagem total) que servem para alimentar a UI sem necessitar de chamadas adicionais à base de dados.</w:t>
+      </w:r>
+    </w:p>
+    <w:p>
+      <w:pPr>
+        <w:jc w:val="both"/>
+      </w:pPr>
+    </w:p>
+    <w:p>
+      <w:pPr>
+        <w:jc w:val="both"/>
+      </w:pPr>
+    </w:p>
+    <w:p>
+      <w:pPr>
+        <w:jc w:val="both"/>
+      </w:pPr>
+    </w:p>
+    <w:p>
+      <w:pPr>
+        <w:jc w:val="both"/>
+      </w:pPr>
+    </w:p>
+    <w:p>
+      <w:pPr>
+        <w:jc w:val="both"/>
+      </w:pPr>
+    </w:p>
+    <w:p>
+      <w:pPr>
+        <w:jc w:val="both"/>
+      </w:pPr>
+    </w:p>
+    <w:p>
+      <w:pPr>
+        <w:jc w:val="both"/>
+      </w:pPr>
+      <w:r>
+        <w:rPr>
+          <w:b/>
+        </w:rPr>
         <w:lastRenderedPageBreak/>
-        <w:t>Observe-se que o anel exterior do polígono deve ser fechado, repetindo-se o primeiro ponto no fim. Esta é a convenção GeoJSON e o MongoDB rejeita polígonos não fechados. O estágio $facet é particularmente elegante neste caso: numa única passagem sobre os resultados filtrados, calcula três visões diferentes (lista, contagem por categoria e contagem total) que servem para alimentar a UI sem necessitar de chamadas adicionais à base de dados.</w:t>
-      </w:r>
-    </w:p>
-    <w:p>
-      <w:pPr>
-        <w:jc w:val="both"/>
-      </w:pPr>
-      <w:r>
-        <w:rPr>
-          <w:b/>
-        </w:rPr>
         <w:t>4.3.3.  $facet e $unwind — KPIs globais paralelos</w:t>
       </w:r>
     </w:p>
@@ -5225,15 +6639,59 @@
       <w:pPr>
         <w:jc w:val="both"/>
       </w:pPr>
-      <w:r>
-        <w:t>O sub-pipeline topSports merece destaque pelo uso de $unwind. Como o campo sports é um array, $unwind virtualiza cada elemento numa cópia do documento, permitindo aplicar $group por modalidade individual. Sem este estágio, a agregação contaria arrays inteiros como entidades distintas, distorcendo o resultado. Esta combinação $unwind → $group é o padrão canónico do MongoDB para tratar campos multivalorados.</w:t>
-      </w:r>
+    </w:p>
+    <w:p>
+      <w:pPr>
+        <w:jc w:val="both"/>
+      </w:pPr>
+      <w:r>
+        <w:t xml:space="preserve">O </w:t>
+      </w:r>
+      <w:proofErr w:type="spellStart"/>
+      <w:r>
+        <w:t>sub-pipeline</w:t>
+      </w:r>
+      <w:proofErr w:type="spellEnd"/>
+      <w:r>
+        <w:t xml:space="preserve"> </w:t>
+      </w:r>
+      <w:proofErr w:type="spellStart"/>
+      <w:r>
+        <w:t>topSports</w:t>
+      </w:r>
+      <w:proofErr w:type="spellEnd"/>
+      <w:r>
+        <w:t xml:space="preserve"> merece destaque pelo uso de $unwind. Como o campo sports é um array, $unwind virtualiza cada elemento numa cópia do documento, permitindo aplicar $group por modalidade individual. Sem este estágio, a agregação contaria arrays inteiros como entidades distintas, distorcendo o resultado. Esta combinação $unwind → $group é o padrão canónico do MongoDB para tratar campos </w:t>
+      </w:r>
+      <w:proofErr w:type="spellStart"/>
+      <w:r>
+        <w:t>multivalorados</w:t>
+      </w:r>
+      <w:proofErr w:type="spellEnd"/>
+      <w:r>
+        <w:t>.</w:t>
+      </w:r>
+    </w:p>
+    <w:p>
+      <w:pPr>
+        <w:jc w:val="both"/>
+      </w:pPr>
+    </w:p>
+    <w:p>
+      <w:pPr>
+        <w:jc w:val="both"/>
+      </w:pPr>
+    </w:p>
+    <w:p>
+      <w:pPr>
+        <w:jc w:val="both"/>
+      </w:pPr>
     </w:p>
     <w:p>
       <w:pPr>
         <w:pStyle w:val="Estilo2"/>
       </w:pPr>
-      <w:bookmarkStart w:id="16" w:name="_Toc230299684"/>
+      <w:bookmarkStart w:id="19" w:name="_Toc230301776"/>
       <w:r>
         <w:rPr>
           <w:b/>
@@ -5241,7 +6699,7 @@
         <w:lastRenderedPageBreak/>
         <w:t>4.4. Frontend Leaflet</w:t>
       </w:r>
-      <w:bookmarkEnd w:id="16"/>
+      <w:bookmarkEnd w:id="19"/>
     </w:p>
     <w:p>
       <w:pPr>
@@ -5304,18 +6762,95 @@
       </w:r>
       <w:proofErr w:type="gramEnd"/>
       <w:r>
-        <w:t xml:space="preserve"> (click em marker, click em filtro, clique direito para pesquisa por raio) registam handlers que atualizam o estado global e re-disparam as queries necessárias.</w:t>
-      </w:r>
+        <w:t xml:space="preserve"> (click em marker, click em filtro, clique direito para pesquisa por raio) registam handlers que atualizam o estado global e </w:t>
+      </w:r>
+      <w:proofErr w:type="spellStart"/>
+      <w:r>
+        <w:t>re-disparam</w:t>
+      </w:r>
+      <w:proofErr w:type="spellEnd"/>
+      <w:r>
+        <w:t xml:space="preserve"> as </w:t>
+      </w:r>
+      <w:proofErr w:type="spellStart"/>
+      <w:r>
+        <w:t>queries</w:t>
+      </w:r>
+      <w:proofErr w:type="spellEnd"/>
+      <w:r>
+        <w:t xml:space="preserve"> necessárias.</w:t>
+      </w:r>
+    </w:p>
+    <w:p>
+      <w:pPr>
+        <w:jc w:val="both"/>
+      </w:pPr>
+    </w:p>
+    <w:p>
+      <w:pPr>
+        <w:jc w:val="both"/>
+      </w:pPr>
+    </w:p>
+    <w:p>
+      <w:pPr>
+        <w:jc w:val="both"/>
+      </w:pPr>
+    </w:p>
+    <w:p>
+      <w:pPr>
+        <w:jc w:val="both"/>
+      </w:pPr>
+    </w:p>
+    <w:p>
+      <w:pPr>
+        <w:jc w:val="both"/>
+      </w:pPr>
+    </w:p>
+    <w:p>
+      <w:pPr>
+        <w:jc w:val="both"/>
+      </w:pPr>
+    </w:p>
+    <w:p>
+      <w:pPr>
+        <w:jc w:val="both"/>
+      </w:pPr>
+    </w:p>
+    <w:p>
+      <w:pPr>
+        <w:jc w:val="both"/>
+      </w:pPr>
+    </w:p>
+    <w:p>
+      <w:pPr>
+        <w:jc w:val="both"/>
+      </w:pPr>
+    </w:p>
+    <w:p>
+      <w:pPr>
+        <w:jc w:val="both"/>
+      </w:pPr>
+    </w:p>
+    <w:p>
+      <w:pPr>
+        <w:jc w:val="both"/>
+      </w:pPr>
+    </w:p>
+    <w:p>
+      <w:pPr>
+        <w:jc w:val="both"/>
+      </w:pPr>
     </w:p>
     <w:p>
       <w:pPr>
         <w:pStyle w:val="Estilo2"/>
       </w:pPr>
-      <w:bookmarkStart w:id="17" w:name="_Toc230299685"/>
+      <w:bookmarkStart w:id="20" w:name="_Toc230301777"/>
       <w:r>
         <w:rPr>
           <w:b/>
         </w:rPr>
+        <w:lastRenderedPageBreak/>
         <w:t xml:space="preserve">4.5. Cálculo de rotas </w:t>
       </w:r>
       <w:proofErr w:type="gramStart"/>
@@ -5325,7 +6860,7 @@
         </w:rPr>
         <w:t>multi-modal</w:t>
       </w:r>
-      <w:bookmarkEnd w:id="17"/>
+      <w:bookmarkEnd w:id="20"/>
       <w:proofErr w:type="gramEnd"/>
     </w:p>
     <w:p>
@@ -5379,25 +6914,88 @@
     </w:p>
     <w:p>
       <w:pPr>
-        <w:pStyle w:val="Estilo1"/>
-      </w:pPr>
-      <w:r>
+        <w:jc w:val="both"/>
+      </w:pPr>
+    </w:p>
+    <w:p>
+      <w:pPr>
+        <w:jc w:val="both"/>
+      </w:pPr>
+    </w:p>
+    <w:p>
+      <w:pPr>
+        <w:jc w:val="both"/>
+      </w:pPr>
+    </w:p>
+    <w:p>
+      <w:pPr>
+        <w:jc w:val="both"/>
+      </w:pPr>
+    </w:p>
+    <w:p>
+      <w:pPr>
+        <w:jc w:val="both"/>
+      </w:pPr>
+    </w:p>
+    <w:p>
+      <w:pPr>
+        <w:jc w:val="both"/>
+      </w:pPr>
+    </w:p>
+    <w:p>
+      <w:pPr>
+        <w:jc w:val="both"/>
+      </w:pPr>
+    </w:p>
+    <w:p>
+      <w:pPr>
+        <w:jc w:val="both"/>
+      </w:pPr>
+    </w:p>
+    <w:p>
+      <w:pPr>
+        <w:jc w:val="both"/>
+      </w:pPr>
+    </w:p>
+    <w:p>
+      <w:pPr>
+        <w:jc w:val="both"/>
+      </w:pPr>
+    </w:p>
+    <w:p>
+      <w:pPr>
+        <w:jc w:val="both"/>
+      </w:pPr>
+    </w:p>
+    <w:p>
+      <w:pPr>
+        <w:jc w:val="both"/>
+      </w:pPr>
+    </w:p>
+    <w:p>
+      <w:pPr>
+        <w:pStyle w:val="Ttulo1"/>
+      </w:pPr>
+      <w:bookmarkStart w:id="21" w:name="_Toc230301778"/>
+      <w:r>
+        <w:lastRenderedPageBreak/>
         <w:t>Apresentação e análise dos resultados</w:t>
       </w:r>
-    </w:p>
+      <w:bookmarkEnd w:id="21"/>
+    </w:p>
+    <w:p/>
     <w:p>
       <w:pPr>
         <w:pStyle w:val="Estilo2"/>
       </w:pPr>
-      <w:bookmarkStart w:id="18" w:name="_Toc230299686"/>
+      <w:bookmarkStart w:id="22" w:name="_Toc230301779"/>
       <w:r>
         <w:rPr>
           <w:b/>
         </w:rPr>
-        <w:lastRenderedPageBreak/>
         <w:t>5.1. Volumetria e cobertura geográfica</w:t>
       </w:r>
-      <w:bookmarkEnd w:id="18"/>
+      <w:bookmarkEnd w:id="22"/>
     </w:p>
     <w:p>
       <w:pPr>
@@ -5757,16 +7355,27 @@
     </w:p>
     <w:p>
       <w:pPr>
+        <w:jc w:val="both"/>
+      </w:pPr>
+    </w:p>
+    <w:p>
+      <w:pPr>
+        <w:jc w:val="both"/>
+      </w:pPr>
+    </w:p>
+    <w:p>
+      <w:pPr>
         <w:pStyle w:val="Estilo2"/>
       </w:pPr>
-      <w:bookmarkStart w:id="19" w:name="_Toc230299687"/>
+      <w:bookmarkStart w:id="23" w:name="_Toc230301780"/>
       <w:r>
         <w:rPr>
           <w:b/>
         </w:rPr>
+        <w:lastRenderedPageBreak/>
         <w:t>5.2. Casos de uso ilustrados</w:t>
       </w:r>
-      <w:bookmarkEnd w:id="19"/>
+      <w:bookmarkEnd w:id="23"/>
     </w:p>
     <w:p>
       <w:pPr>
@@ -5775,6 +7384,11 @@
       <w:r>
         <w:t>Esta secção apresenta três cenários típicos da utilização do FitMap, documentando a sequência de interações e as queries MongoDB associadas. As capturas referenciadas devem ser inseridas nos marcadores indicados durante a edição final do documento.</w:t>
       </w:r>
+    </w:p>
+    <w:p>
+      <w:pPr>
+        <w:jc w:val="both"/>
+      </w:pPr>
     </w:p>
     <w:p>
       <w:pPr>
@@ -5795,7 +7409,6 @@
         <w:jc w:val="both"/>
       </w:pPr>
       <w:r>
-        <w:lastRenderedPageBreak/>
         <w:t>•  O utilizador acede a http://localhost:8000, seleciona “Piscina” no dropdown “Categoria” da landing e clica em “Usar a minha localização”, autorizando o acesso ao GPS pelo navegador.</w:t>
       </w:r>
     </w:p>
@@ -5878,6 +7491,7 @@
         <w:rPr>
           <w:noProof/>
         </w:rPr>
+        <w:lastRenderedPageBreak/>
         <w:drawing>
           <wp:inline distT="0" distB="0" distL="0" distR="0" wp14:anchorId="366DF132" wp14:editId="32CADCB0">
             <wp:extent cx="5040000" cy="2835000"/>
@@ -5925,7 +7539,6 @@
           <w:i/>
           <w:sz w:val="18"/>
         </w:rPr>
-        <w:lastRenderedPageBreak/>
         <w:t>Figura 2 - Pesquisa por raio ($geoNear): instalacoes ordenadas por distancia, com auto-expansao 3-&gt;10 km</w:t>
       </w:r>
     </w:p>
@@ -5950,12 +7563,125 @@
     </w:p>
     <w:p>
       <w:pPr>
+        <w:spacing w:after="40"/>
+        <w:ind w:left="400"/>
+        <w:jc w:val="both"/>
+      </w:pPr>
+    </w:p>
+    <w:p>
+      <w:pPr>
+        <w:spacing w:after="40"/>
+        <w:ind w:left="400"/>
+        <w:jc w:val="both"/>
+      </w:pPr>
+    </w:p>
+    <w:p>
+      <w:pPr>
+        <w:spacing w:after="40"/>
+        <w:ind w:left="400"/>
+        <w:jc w:val="both"/>
+      </w:pPr>
+    </w:p>
+    <w:p>
+      <w:pPr>
+        <w:spacing w:after="40"/>
+        <w:ind w:left="400"/>
+        <w:jc w:val="both"/>
+      </w:pPr>
+    </w:p>
+    <w:p>
+      <w:pPr>
+        <w:spacing w:after="40"/>
+        <w:ind w:left="400"/>
+        <w:jc w:val="both"/>
+      </w:pPr>
+    </w:p>
+    <w:p>
+      <w:pPr>
+        <w:spacing w:after="40"/>
+        <w:ind w:left="400"/>
+        <w:jc w:val="both"/>
+      </w:pPr>
+    </w:p>
+    <w:p>
+      <w:pPr>
+        <w:spacing w:after="40"/>
+        <w:ind w:left="400"/>
+        <w:jc w:val="both"/>
+      </w:pPr>
+    </w:p>
+    <w:p>
+      <w:pPr>
+        <w:spacing w:after="40"/>
+        <w:ind w:left="400"/>
+        <w:jc w:val="both"/>
+      </w:pPr>
+    </w:p>
+    <w:p>
+      <w:pPr>
+        <w:spacing w:after="40"/>
+        <w:ind w:left="400"/>
+        <w:jc w:val="both"/>
+      </w:pPr>
+    </w:p>
+    <w:p>
+      <w:pPr>
+        <w:spacing w:after="40"/>
+        <w:ind w:left="400"/>
+        <w:jc w:val="both"/>
+      </w:pPr>
+    </w:p>
+    <w:p>
+      <w:pPr>
+        <w:spacing w:after="40"/>
+        <w:ind w:left="400"/>
+        <w:jc w:val="both"/>
+      </w:pPr>
+    </w:p>
+    <w:p>
+      <w:pPr>
+        <w:spacing w:after="40"/>
+        <w:ind w:left="400"/>
+        <w:jc w:val="both"/>
+      </w:pPr>
+    </w:p>
+    <w:p>
+      <w:pPr>
+        <w:spacing w:after="40"/>
+        <w:ind w:left="400"/>
+        <w:jc w:val="both"/>
+      </w:pPr>
+    </w:p>
+    <w:p>
+      <w:pPr>
+        <w:spacing w:after="40"/>
+        <w:ind w:left="400"/>
+        <w:jc w:val="both"/>
+      </w:pPr>
+    </w:p>
+    <w:p>
+      <w:pPr>
+        <w:spacing w:after="40"/>
+        <w:ind w:left="400"/>
+        <w:jc w:val="both"/>
+      </w:pPr>
+    </w:p>
+    <w:p>
+      <w:pPr>
+        <w:spacing w:after="40"/>
+        <w:ind w:left="400"/>
+        <w:jc w:val="both"/>
+      </w:pPr>
+    </w:p>
+    <w:p>
+      <w:pPr>
         <w:jc w:val="both"/>
       </w:pPr>
       <w:r>
         <w:rPr>
           <w:b/>
         </w:rPr>
+        <w:lastRenderedPageBreak/>
         <w:t>5.2.2.  Cenário: “quais os ginásios na zona oriental de Lisboa?”</w:t>
       </w:r>
     </w:p>
@@ -6121,22 +7847,141 @@
     </w:p>
     <w:p>
       <w:pPr>
-        <w:jc w:val="both"/>
-      </w:pPr>
-      <w:r>
-        <w:rPr>
-          <w:b/>
-        </w:rPr>
-        <w:t>5.2.3.  Cenário: “como vou de bicicleta a este ginásio?”</w:t>
-      </w:r>
-    </w:p>
-    <w:p/>
-    <w:p>
-      <w:pPr>
         <w:spacing w:after="40"/>
         <w:ind w:left="400"/>
         <w:jc w:val="both"/>
       </w:pPr>
+    </w:p>
+    <w:p>
+      <w:pPr>
+        <w:spacing w:after="40"/>
+        <w:ind w:left="400"/>
+        <w:jc w:val="both"/>
+      </w:pPr>
+    </w:p>
+    <w:p>
+      <w:pPr>
+        <w:spacing w:after="40"/>
+        <w:ind w:left="400"/>
+        <w:jc w:val="both"/>
+      </w:pPr>
+    </w:p>
+    <w:p>
+      <w:pPr>
+        <w:spacing w:after="40"/>
+        <w:ind w:left="400"/>
+        <w:jc w:val="both"/>
+      </w:pPr>
+    </w:p>
+    <w:p>
+      <w:pPr>
+        <w:spacing w:after="40"/>
+        <w:ind w:left="400"/>
+        <w:jc w:val="both"/>
+      </w:pPr>
+    </w:p>
+    <w:p>
+      <w:pPr>
+        <w:spacing w:after="40"/>
+        <w:ind w:left="400"/>
+        <w:jc w:val="both"/>
+      </w:pPr>
+    </w:p>
+    <w:p>
+      <w:pPr>
+        <w:spacing w:after="40"/>
+        <w:ind w:left="400"/>
+        <w:jc w:val="both"/>
+      </w:pPr>
+    </w:p>
+    <w:p>
+      <w:pPr>
+        <w:spacing w:after="40"/>
+        <w:ind w:left="400"/>
+        <w:jc w:val="both"/>
+      </w:pPr>
+    </w:p>
+    <w:p>
+      <w:pPr>
+        <w:spacing w:after="40"/>
+        <w:ind w:left="400"/>
+        <w:jc w:val="both"/>
+      </w:pPr>
+    </w:p>
+    <w:p>
+      <w:pPr>
+        <w:spacing w:after="40"/>
+        <w:ind w:left="400"/>
+        <w:jc w:val="both"/>
+      </w:pPr>
+    </w:p>
+    <w:p>
+      <w:pPr>
+        <w:spacing w:after="40"/>
+        <w:ind w:left="400"/>
+        <w:jc w:val="both"/>
+      </w:pPr>
+    </w:p>
+    <w:p>
+      <w:pPr>
+        <w:spacing w:after="40"/>
+        <w:ind w:left="400"/>
+        <w:jc w:val="both"/>
+      </w:pPr>
+    </w:p>
+    <w:p>
+      <w:pPr>
+        <w:spacing w:after="40"/>
+        <w:ind w:left="400"/>
+        <w:jc w:val="both"/>
+      </w:pPr>
+    </w:p>
+    <w:p>
+      <w:pPr>
+        <w:spacing w:after="40"/>
+        <w:ind w:left="400"/>
+        <w:jc w:val="both"/>
+      </w:pPr>
+    </w:p>
+    <w:p>
+      <w:pPr>
+        <w:spacing w:after="40"/>
+        <w:ind w:left="400"/>
+        <w:jc w:val="both"/>
+      </w:pPr>
+    </w:p>
+    <w:p>
+      <w:pPr>
+        <w:spacing w:after="40"/>
+        <w:ind w:left="400"/>
+        <w:jc w:val="both"/>
+      </w:pPr>
+    </w:p>
+    <w:p>
+      <w:pPr>
+        <w:spacing w:after="40"/>
+        <w:ind w:left="400"/>
+        <w:jc w:val="both"/>
+      </w:pPr>
+    </w:p>
+    <w:p>
+      <w:pPr>
+        <w:jc w:val="both"/>
+      </w:pPr>
+      <w:r>
+        <w:rPr>
+          <w:b/>
+        </w:rPr>
+        <w:lastRenderedPageBreak/>
+        <w:t>5.2.3.  Cenário: “como vou de bicicleta a este ginásio?”</w:t>
+      </w:r>
+    </w:p>
+    <w:p>
+      <w:pPr>
+        <w:spacing w:after="40"/>
+        <w:ind w:left="400"/>
+        <w:jc w:val="both"/>
+      </w:pPr>
       <w:r>
         <w:t>•  Com um marcador selecionado e o seu painel de detalhe aberto à direita, o utilizador clica em “Calcular rota”. Não tendo definido previamente uma origem, o sistema usa a localização GPS já registada na sessão.</w:t>
       </w:r>
@@ -6150,7 +7995,6 @@
         <w:rPr>
           <w:noProof/>
         </w:rPr>
-        <w:lastRenderedPageBreak/>
         <w:drawing>
           <wp:inline distT="0" distB="0" distL="0" distR="0" wp14:anchorId="66B5B050" wp14:editId="6339E432">
             <wp:extent cx="5040000" cy="2835000"/>
@@ -6232,6 +8076,7 @@
         <w:rPr>
           <w:noProof/>
         </w:rPr>
+        <w:lastRenderedPageBreak/>
         <w:drawing>
           <wp:inline distT="0" distB="0" distL="0" distR="0" wp14:anchorId="3EF44B06" wp14:editId="3CEEFE7F">
             <wp:extent cx="5040000" cy="2835000"/>
@@ -6273,28 +8118,44 @@
       <w:pPr>
         <w:spacing w:after="160"/>
         <w:jc w:val="center"/>
-      </w:pPr>
-      <w:r>
         <w:rPr>
           <w:i/>
           <w:sz w:val="18"/>
         </w:rPr>
-        <w:t>Figura 6 - Rota calculada via OSRM e painel de eventos desportivos proximos</w:t>
-      </w:r>
+      </w:pPr>
+      <w:r>
+        <w:rPr>
+          <w:i/>
+          <w:sz w:val="18"/>
+        </w:rPr>
+        <w:t xml:space="preserve">Figura 6 - Rota calculada via OSRM e painel de eventos desportivos </w:t>
+      </w:r>
+      <w:r>
+        <w:rPr>
+          <w:i/>
+          <w:sz w:val="18"/>
+        </w:rPr>
+        <w:t>próximos</w:t>
+      </w:r>
+    </w:p>
+    <w:p>
+      <w:pPr>
+        <w:spacing w:after="160"/>
+        <w:jc w:val="center"/>
+      </w:pPr>
     </w:p>
     <w:p>
       <w:pPr>
         <w:pStyle w:val="Estilo2"/>
       </w:pPr>
-      <w:bookmarkStart w:id="20" w:name="_Toc230299688"/>
+      <w:bookmarkStart w:id="24" w:name="_Toc230301781"/>
       <w:r>
         <w:rPr>
           <w:b/>
         </w:rPr>
-        <w:lastRenderedPageBreak/>
         <w:t>5.3. Análise de performance</w:t>
       </w:r>
-      <w:bookmarkEnd w:id="20"/>
+      <w:bookmarkEnd w:id="24"/>
     </w:p>
     <w:p>
       <w:pPr>
@@ -6585,21 +8446,30 @@
         <w:jc w:val="both"/>
       </w:pPr>
       <w:r>
-        <w:t>Os tempos confirmam que o índice 2dsphere cumpre o seu papel: a latência cresce sub-linearmente com o aumento do raio do $geoNear, porque o índice limita rapidamente o conjunto de candidatos. Em termos comparativos, queries equivalentes sobre a coleção sem índice apresentam tempos uma a duas ordens de magnitude superiores (no rendering de uma scan completa de 3 400 documentos).</w:t>
-      </w:r>
+        <w:t xml:space="preserve">Os tempos confirmam que o índice 2dsphere cumpre o seu papel: a latência cresce sub-linearmente com o aumento do raio do $geoNear, porque o índice limita rapidamente o </w:t>
+      </w:r>
+      <w:r>
+        <w:lastRenderedPageBreak/>
+        <w:t>conjunto de candidatos. Em termos comparativos, queries equivalentes sobre a coleção sem índice apresentam tempos uma a duas ordens de magnitude superiores (no rendering de uma scan completa de 3 400 documentos).</w:t>
+      </w:r>
+    </w:p>
+    <w:p>
+      <w:pPr>
+        <w:jc w:val="both"/>
+      </w:pPr>
     </w:p>
     <w:p>
       <w:pPr>
         <w:pStyle w:val="Estilo2"/>
       </w:pPr>
-      <w:bookmarkStart w:id="21" w:name="_Toc230299689"/>
+      <w:bookmarkStart w:id="25" w:name="_Toc230301782"/>
       <w:r>
         <w:rPr>
           <w:b/>
         </w:rPr>
         <w:t>5.4. Cumprimento dos requisitos do brief</w:t>
       </w:r>
-      <w:bookmarkEnd w:id="21"/>
+      <w:bookmarkEnd w:id="25"/>
     </w:p>
     <w:p>
       <w:pPr>
@@ -6731,7 +8601,6 @@
           </w:tcPr>
           <w:p>
             <w:r>
-              <w:lastRenderedPageBreak/>
               <w:t>Aplicação de tecnologias Web</w:t>
             </w:r>
           </w:p>
@@ -6925,27 +8794,71 @@
           </w:p>
         </w:tc>
       </w:tr>
+      <w:tr>
+        <w:tc>
+          <w:tcPr>
+            <w:tcW w:w="2929" w:type="dxa"/>
+          </w:tcPr>
+          <w:p/>
+        </w:tc>
+        <w:tc>
+          <w:tcPr>
+            <w:tcW w:w="2929" w:type="dxa"/>
+          </w:tcPr>
+          <w:p/>
+        </w:tc>
+        <w:tc>
+          <w:tcPr>
+            <w:tcW w:w="2929" w:type="dxa"/>
+          </w:tcPr>
+          <w:p/>
+        </w:tc>
+      </w:tr>
+      <w:tr>
+        <w:tc>
+          <w:tcPr>
+            <w:tcW w:w="2929" w:type="dxa"/>
+          </w:tcPr>
+          <w:p/>
+        </w:tc>
+        <w:tc>
+          <w:tcPr>
+            <w:tcW w:w="2929" w:type="dxa"/>
+          </w:tcPr>
+          <w:p/>
+        </w:tc>
+        <w:tc>
+          <w:tcPr>
+            <w:tcW w:w="2929" w:type="dxa"/>
+          </w:tcPr>
+          <w:p/>
+        </w:tc>
+      </w:tr>
     </w:tbl>
     <w:p>
       <w:pPr>
-        <w:pStyle w:val="Estilo1"/>
-      </w:pPr>
-      <w:r>
+        <w:pStyle w:val="Ttulo1"/>
+      </w:pPr>
+      <w:bookmarkStart w:id="26" w:name="_Toc230301783"/>
+      <w:r>
+        <w:lastRenderedPageBreak/>
         <w:t>Conclusões e trabalho futuro</w:t>
       </w:r>
-    </w:p>
+      <w:bookmarkEnd w:id="26"/>
+    </w:p>
+    <w:p/>
     <w:p>
       <w:pPr>
         <w:pStyle w:val="Estilo2"/>
       </w:pPr>
-      <w:bookmarkStart w:id="22" w:name="_Toc230299690"/>
+      <w:bookmarkStart w:id="27" w:name="_Toc230301784"/>
       <w:r>
         <w:rPr>
           <w:b/>
         </w:rPr>
         <w:t>6.1. Reflexão crítica</w:t>
       </w:r>
-      <w:bookmarkEnd w:id="22"/>
+      <w:bookmarkEnd w:id="27"/>
     </w:p>
     <w:p>
       <w:pPr>
@@ -6965,9 +8878,54 @@
     </w:p>
     <w:p>
       <w:pPr>
+        <w:jc w:val="both"/>
+      </w:pPr>
+    </w:p>
+    <w:p>
+      <w:pPr>
+        <w:jc w:val="both"/>
+      </w:pPr>
+    </w:p>
+    <w:p>
+      <w:pPr>
+        <w:jc w:val="both"/>
+      </w:pPr>
+    </w:p>
+    <w:p>
+      <w:pPr>
+        <w:jc w:val="both"/>
+      </w:pPr>
+    </w:p>
+    <w:p>
+      <w:pPr>
+        <w:jc w:val="both"/>
+      </w:pPr>
+    </w:p>
+    <w:p>
+      <w:pPr>
+        <w:jc w:val="both"/>
+      </w:pPr>
+    </w:p>
+    <w:p>
+      <w:pPr>
+        <w:jc w:val="both"/>
+      </w:pPr>
+    </w:p>
+    <w:p>
+      <w:pPr>
+        <w:jc w:val="both"/>
+      </w:pPr>
+    </w:p>
+    <w:p>
+      <w:pPr>
+        <w:jc w:val="both"/>
+      </w:pPr>
+    </w:p>
+    <w:p>
+      <w:pPr>
         <w:pStyle w:val="Estilo2"/>
       </w:pPr>
-      <w:bookmarkStart w:id="23" w:name="_Toc230299691"/>
+      <w:bookmarkStart w:id="28" w:name="_Toc230301785"/>
       <w:r>
         <w:rPr>
           <w:b/>
@@ -6975,7 +8933,7 @@
         <w:lastRenderedPageBreak/>
         <w:t>6.2. Limitações identificadas</w:t>
       </w:r>
-      <w:bookmarkEnd w:id="23"/>
+      <w:bookmarkEnd w:id="28"/>
     </w:p>
     <w:p/>
     <w:p>
@@ -7018,50 +8976,45 @@
         <w:jc w:val="both"/>
       </w:pPr>
       <w:r>
-        <w:t>•  A engine de routing OSRM pública tem rate limits não documentados; para um deploy de produção seria recomendável instanciar uma cópia local em contentor, alimentada por um snapshot OSM de Portugal.</w:t>
-      </w:r>
-    </w:p>
-    <w:p>
-      <w:pPr>
-        <w:pStyle w:val="Estilo2"/>
-      </w:pPr>
-      <w:bookmarkStart w:id="24" w:name="_Toc230299692"/>
-      <w:r>
-        <w:rPr>
-          <w:b/>
-        </w:rPr>
-        <w:t>6.3. Trabalho futuro</w:t>
-      </w:r>
-      <w:bookmarkEnd w:id="24"/>
-    </w:p>
-    <w:p>
-      <w:pPr>
-        <w:jc w:val="both"/>
-      </w:pPr>
-      <w:r>
-        <w:t>Diversas extensões naturais foram identificadas durante a implementação e ficam aqui registadas como propostas concretas:</w:t>
-      </w:r>
-    </w:p>
-    <w:p/>
+        <w:t xml:space="preserve">•  A engine de routing OSRM pública tem rate limits não documentados; para um deploy de produção seria recomendável instanciar uma cópia local em contentor, alimentada por um </w:t>
+      </w:r>
+      <w:proofErr w:type="spellStart"/>
+      <w:r>
+        <w:t>snapshot</w:t>
+      </w:r>
+      <w:proofErr w:type="spellEnd"/>
+      <w:r>
+        <w:t xml:space="preserve"> OSM de Portugal.</w:t>
+      </w:r>
+    </w:p>
     <w:p>
       <w:pPr>
         <w:spacing w:after="40"/>
         <w:ind w:left="400"/>
         <w:jc w:val="both"/>
       </w:pPr>
-      <w:r>
-        <w:t xml:space="preserve">•  Camada de transportes públicos. Uma </w:t>
-      </w:r>
-      <w:proofErr w:type="gramStart"/>
-      <w:r>
-        <w:t>nova coleção bus</w:t>
-      </w:r>
-      <w:proofErr w:type="gramEnd"/>
-      <w:r>
-        <w:t>_stops poderia ser populada a partir das tags highway=bus_stop do OSM, indexada 2dsphere, e cruzada com a coleção facilities via $geoNear inter-coleção. Esta extensão respondia diretamente à pergunta “tenho autocarro?” colocada no enunciado.</w:t>
-      </w:r>
-    </w:p>
-    <w:p/>
+    </w:p>
+    <w:p>
+      <w:pPr>
+        <w:pStyle w:val="Estilo2"/>
+      </w:pPr>
+      <w:bookmarkStart w:id="29" w:name="_Toc230301786"/>
+      <w:r>
+        <w:rPr>
+          <w:b/>
+        </w:rPr>
+        <w:t>6.3. Trabalho futuro</w:t>
+      </w:r>
+      <w:bookmarkEnd w:id="29"/>
+    </w:p>
+    <w:p>
+      <w:pPr>
+        <w:jc w:val="both"/>
+      </w:pPr>
+      <w:r>
+        <w:t>Diversas extensões naturais foram identificadas durante a implementação e ficam aqui registadas como propostas concretas:</w:t>
+      </w:r>
+    </w:p>
     <w:p>
       <w:pPr>
         <w:spacing w:after="40"/>
@@ -7069,21 +9022,24 @@
         <w:jc w:val="both"/>
       </w:pPr>
       <w:r>
-        <w:t>•  Heatmap de densidade. Recorrendo ao plugin Leaflet.heat e a uma agregação geoespacial pré-computada (bucketing geográfico em grelha regular), poderia ser produzida uma visualização imediata das zonas do país mais e menos servidas por instalações desportivas.</w:t>
-      </w:r>
-    </w:p>
-    <w:p/>
+        <w:t xml:space="preserve">•  Camada de transportes públicos. Uma </w:t>
+      </w:r>
+      <w:proofErr w:type="gramStart"/>
+      <w:r>
+        <w:t>nova coleção bus</w:t>
+      </w:r>
+      <w:proofErr w:type="gramEnd"/>
+      <w:r>
+        <w:t>_stops poderia ser populada a partir das tags highway=bus_stop do OSM, indexada 2dsphere, e cruzada com a coleção facilities via $geoNear inter-coleção. Esta extensão respondia diretamente à pergunta “tenho autocarro?” colocada no enunciado.</w:t>
+      </w:r>
+    </w:p>
     <w:p>
       <w:pPr>
         <w:spacing w:after="40"/>
         <w:ind w:left="400"/>
         <w:jc w:val="both"/>
       </w:pPr>
-      <w:r>
-        <w:t>•  Clustering em zoom baixo. A biblioteca Leaflet.markercluster agrupa automaticamente marcadores próximos em círculos numerados, melhorando drasticamente a leitura do mapa nacional sem alterar a base de dados.</w:t>
-      </w:r>
-    </w:p>
-    <w:p/>
+    </w:p>
     <w:p>
       <w:pPr>
         <w:spacing w:after="40"/>
@@ -7091,7 +9047,7 @@
         <w:jc w:val="both"/>
       </w:pPr>
       <w:r>
-        <w:t>•  Filtro “aberto agora”. Recorrendo à biblioteca opening_hours.js, seria possível avaliar em tempo real, a partir do campo opening_hours OSM, se uma instalação está aberta no momento da consulta.</w:t>
+        <w:t>•  Heatmap de densidade. Recorrendo ao plugin Leaflet.heat e a uma agregação geoespacial pré-computada (bucketing geográfico em grelha regular), poderia ser produzida uma visualização imediata das zonas do país mais e menos servidas por instalações desportivas.</w:t>
       </w:r>
     </w:p>
     <w:p/>
@@ -7102,7 +9058,8 @@
         <w:jc w:val="both"/>
       </w:pPr>
       <w:r>
-        <w:t>•  Componente de comunidade. Sistema de reviews e ratings persistido numa nova coleção, demonstrando padrões de schema design para relações um-para-muitos no MongoDB e introduzindo writes para além das leituras dominantes do estado atual.</w:t>
+        <w:lastRenderedPageBreak/>
+        <w:t>•  Clustering em zoom baixo. A biblioteca Leaflet.markercluster agrupa automaticamente marcadores próximos em círculos numerados, melhorando drasticamente a leitura do mapa nacional sem alterar a base de dados.</w:t>
       </w:r>
     </w:p>
     <w:p/>
@@ -7113,21 +9070,50 @@
         <w:jc w:val="both"/>
       </w:pPr>
       <w:r>
+        <w:t>•  Filtro “aberto agora”. Recorrendo à biblioteca opening_hours.js, seria possível avaliar em tempo real, a partir do campo opening_hours OSM, se uma instalação está aberta no momento da consulta.</w:t>
+      </w:r>
+    </w:p>
+    <w:p/>
+    <w:p>
+      <w:pPr>
+        <w:spacing w:after="40"/>
+        <w:ind w:left="400"/>
+        <w:jc w:val="both"/>
+      </w:pPr>
+      <w:r>
+        <w:t>•  Componente de comunidade. Sistema de reviews e ratings persistido numa nova coleção, demonstrando padrões de schema design para relações um-para-muitos no MongoDB e introduzindo writes para além das leituras dominantes do estado atual.</w:t>
+      </w:r>
+    </w:p>
+    <w:p/>
+    <w:p>
+      <w:pPr>
+        <w:spacing w:after="40"/>
+        <w:ind w:left="400"/>
+        <w:jc w:val="both"/>
+      </w:pPr>
+      <w:r>
         <w:t>•  Cobertura de eventos. Reintroduzir a recolha de eventos desportivos exclusivamente a partir de fontes verificáveis (Wikidata SPARQL, Smoothcomp para BJJ/grappling), com etiqueta clara de fonte e link para validação.</w:t>
       </w:r>
     </w:p>
     <w:p>
       <w:pPr>
+        <w:spacing w:after="40"/>
+        <w:ind w:left="400"/>
+        <w:jc w:val="both"/>
+      </w:pPr>
+    </w:p>
+    <w:p>
+      <w:pPr>
         <w:pStyle w:val="Estilo2"/>
       </w:pPr>
-      <w:bookmarkStart w:id="25" w:name="_Toc230299693"/>
+      <w:bookmarkStart w:id="30" w:name="_Toc230301787"/>
       <w:r>
         <w:rPr>
           <w:b/>
         </w:rPr>
         <w:t>6.4. Considerações finais</w:t>
       </w:r>
-      <w:bookmarkEnd w:id="25"/>
+      <w:bookmarkEnd w:id="30"/>
     </w:p>
     <w:p>
       <w:pPr>
@@ -7136,29 +9122,81 @@
       <w:r>
         <w:t xml:space="preserve">O exercício mostrou que, com uma stack open-source bem escolhida e compreendida, é possível construir em duração letiva uma aplicação WebSIG de complexidade não trivial sobre dados reais, demonstrando todos os conceitos centrais da unidade curricular. A documentação explícita das pipelines de agregação, dos índices e das suas motivações pretende-se útil não só como avaliação </w:t>
       </w:r>
+      <w:r>
+        <w:t>pedagógica,</w:t>
+      </w:r>
+      <w:r>
+        <w:t xml:space="preserve"> mas também como referência para futuros trabalhos que tomem este como ponto de partida.</w:t>
+      </w:r>
+    </w:p>
+    <w:p>
+      <w:pPr>
+        <w:jc w:val="both"/>
+      </w:pPr>
+    </w:p>
+    <w:p>
+      <w:pPr>
+        <w:jc w:val="both"/>
+      </w:pPr>
+    </w:p>
+    <w:p>
+      <w:pPr>
+        <w:jc w:val="both"/>
+      </w:pPr>
+    </w:p>
+    <w:p>
+      <w:pPr>
+        <w:jc w:val="both"/>
+      </w:pPr>
+    </w:p>
+    <w:p>
+      <w:pPr>
+        <w:jc w:val="both"/>
+      </w:pPr>
+    </w:p>
+    <w:p>
+      <w:pPr>
+        <w:jc w:val="both"/>
+      </w:pPr>
+    </w:p>
+    <w:p>
+      <w:pPr>
+        <w:jc w:val="both"/>
+      </w:pPr>
+    </w:p>
+    <w:p>
+      <w:pPr>
+        <w:pStyle w:val="Ttulo1"/>
+      </w:pPr>
+      <w:bookmarkStart w:id="31" w:name="_Toc230301788"/>
+      <w:r>
+        <w:lastRenderedPageBreak/>
+        <w:t>Referências Bibliográficas</w:t>
+      </w:r>
+      <w:bookmarkEnd w:id="31"/>
+    </w:p>
+    <w:p>
+      <w:pPr>
+        <w:jc w:val="both"/>
+      </w:pPr>
+      <w:r>
+        <w:t>[1</w:t>
+      </w:r>
       <w:proofErr w:type="gramStart"/>
       <w:r>
-        <w:t>pedagógica</w:t>
+        <w:t>]  OpenStreetMap</w:t>
       </w:r>
       <w:proofErr w:type="gramEnd"/>
       <w:r>
-        <w:t xml:space="preserve"> mas também como referência para futuros trabalhos que tomem este como ponto de partida.</w:t>
-      </w:r>
-    </w:p>
-    <w:p>
-      <w:pPr>
-        <w:pStyle w:val="Estilo1"/>
-      </w:pPr>
-      <w:r>
-        <w:t>Referências Bibliográficas</w:t>
-      </w:r>
-    </w:p>
-    <w:p>
-      <w:pPr>
-        <w:jc w:val="both"/>
-      </w:pPr>
-      <w:r>
-        <w:t>[1</w:t>
+        <w:t xml:space="preserve"> Foundation, “OpenStreetMap.” [Online]. Disponível em: https://www.openstreetmap.org. [Acedido: 21-mai-2026].</w:t>
+      </w:r>
+    </w:p>
+    <w:p>
+      <w:pPr>
+        <w:jc w:val="both"/>
+      </w:pPr>
+      <w:r>
+        <w:t>[2</w:t>
       </w:r>
       <w:proofErr w:type="gramStart"/>
       <w:r>
@@ -7166,31 +9204,31 @@
       </w:r>
       <w:proofErr w:type="gramEnd"/>
       <w:r>
-        <w:t xml:space="preserve"> Foundation, “OpenStreetMap.” [Online]. Disponível em: https://www.openstreetmap.org. [Acedido: 21-mai-2026].</w:t>
-      </w:r>
-    </w:p>
-    <w:p>
-      <w:pPr>
-        <w:jc w:val="both"/>
-      </w:pPr>
-      <w:r>
-        <w:t>[2</w:t>
+        <w:t xml:space="preserve"> Wiki, “Overpass API.” [Online]. Disponível em: https://wiki.openstreetmap.org/wiki/Overpass_API. [Acedido: 21-mai-2026].</w:t>
+      </w:r>
+    </w:p>
+    <w:p>
+      <w:pPr>
+        <w:jc w:val="both"/>
+      </w:pPr>
+      <w:r>
+        <w:t>[3</w:t>
       </w:r>
       <w:proofErr w:type="gramStart"/>
       <w:r>
-        <w:t>]  OpenStreetMap</w:t>
+        <w:t>]  MongoDB</w:t>
       </w:r>
       <w:proofErr w:type="gramEnd"/>
       <w:r>
-        <w:t xml:space="preserve"> Wiki, “Overpass API.” [Online]. Disponível em: https://wiki.openstreetmap.org/wiki/Overpass_API. [Acedido: 21-mai-2026].</w:t>
-      </w:r>
-    </w:p>
-    <w:p>
-      <w:pPr>
-        <w:jc w:val="both"/>
-      </w:pPr>
-      <w:r>
-        <w:t>[3</w:t>
+        <w:t xml:space="preserve"> Inc., “MongoDB Manual: Geospatial Queries.” [Online]. Disponível em: https://www.mongodb.com/docs/manual/geospatial-queries/. [Acedido: 21-mai-2026].</w:t>
+      </w:r>
+    </w:p>
+    <w:p>
+      <w:pPr>
+        <w:jc w:val="both"/>
+      </w:pPr>
+      <w:r>
+        <w:t>[4</w:t>
       </w:r>
       <w:proofErr w:type="gramStart"/>
       <w:r>
@@ -7198,7 +9236,119 @@
       </w:r>
       <w:proofErr w:type="gramEnd"/>
       <w:r>
-        <w:t xml:space="preserve"> Inc., “MongoDB Manual: Geospatial Queries.” [Online]. Disponível em: https://www.mongodb.com/docs/manual/geospatial-queries/. [Acedido: 21-mai-2026].</w:t>
+        <w:t xml:space="preserve"> Inc., “2dsphere Indexes.” [Online]. Disponível em: https://www.mongodb.com/docs/manual/core/2dsphere/. [Acedido: 21-mai-2026].</w:t>
+      </w:r>
+    </w:p>
+    <w:p>
+      <w:pPr>
+        <w:jc w:val="both"/>
+      </w:pPr>
+      <w:r>
+        <w:t>[5</w:t>
+      </w:r>
+      <w:proofErr w:type="gramStart"/>
+      <w:r>
+        <w:t>]  MongoDB</w:t>
+      </w:r>
+      <w:proofErr w:type="gramEnd"/>
+      <w:r>
+        <w:t xml:space="preserve"> Inc., “Aggregation Framework Reference.” [Online]. Disponível em: https://www.mongodb.com/docs/manual/reference/operator/aggregation/. [Acedido: 21-mai-2026].</w:t>
+      </w:r>
+    </w:p>
+    <w:p>
+      <w:pPr>
+        <w:jc w:val="both"/>
+      </w:pPr>
+      <w:r>
+        <w:t>[6</w:t>
+      </w:r>
+      <w:proofErr w:type="gramStart"/>
+      <w:r>
+        <w:t>]  S.</w:t>
+      </w:r>
+      <w:proofErr w:type="gramEnd"/>
+      <w:r>
+        <w:t xml:space="preserve"> Ramírez et al., “FastAPI Documentation.” [Online]. Disponível em: https://fastapi.tiangolo.com/. [Acedido: 21-mai-2026].</w:t>
+      </w:r>
+    </w:p>
+    <w:p>
+      <w:pPr>
+        <w:jc w:val="both"/>
+      </w:pPr>
+      <w:r>
+        <w:t>[7</w:t>
+      </w:r>
+      <w:proofErr w:type="gramStart"/>
+      <w:r>
+        <w:t>]  V.</w:t>
+      </w:r>
+      <w:proofErr w:type="gramEnd"/>
+      <w:r>
+        <w:t xml:space="preserve"> Agafonkin et al., “Leaflet — an open-source JavaScript library for mobile-friendly interactive maps.” [Online]. Disponível em: https://leafletjs.com/. [Acedido: 21-mai-2026].</w:t>
+      </w:r>
+    </w:p>
+    <w:p>
+      <w:pPr>
+        <w:jc w:val="both"/>
+      </w:pPr>
+      <w:r>
+        <w:t>[8</w:t>
+      </w:r>
+      <w:proofErr w:type="gramStart"/>
+      <w:r>
+        <w:t>]  Per</w:t>
+      </w:r>
+      <w:proofErr w:type="gramEnd"/>
+      <w:r>
+        <w:t xml:space="preserve"> Liedman, “Leaflet Routing Machine.” [Online]. Disponível em: https://www.liedman.net/leaflet-routing-machine/. [Acedido: 21-mai-2026].</w:t>
+      </w:r>
+    </w:p>
+    <w:p>
+      <w:pPr>
+        <w:jc w:val="both"/>
+      </w:pPr>
+      <w:r>
+        <w:t>[9</w:t>
+      </w:r>
+      <w:proofErr w:type="gramStart"/>
+      <w:r>
+        <w:t>]  D.</w:t>
+      </w:r>
+      <w:proofErr w:type="gramEnd"/>
+      <w:r>
+        <w:t xml:space="preserve"> Luxen and C. Vetter, “Real-time routing with OpenStreetMap data,” in Proceedings of the 19th ACM SIGSPATIAL International Conference on Advances in Geographic Information Systems, 2011, pp. 513–516.</w:t>
+      </w:r>
+    </w:p>
+    <w:p>
+      <w:pPr>
+        <w:jc w:val="both"/>
+      </w:pPr>
+      <w:r>
+        <w:t>[10] OpenStreetMap Foundation, “Nominatim — geocoding service.” [Online]. Disponível em: https://nominatim.openstreetmap.org/. [Acedido: 21-mai-2026].</w:t>
+      </w:r>
+    </w:p>
+    <w:p>
+      <w:pPr>
+        <w:jc w:val="both"/>
+      </w:pPr>
+      <w:r>
+        <w:t>[11] H. Butler et al., “The GeoJSON Format,” RFC 7946, IETF, ago. 2016. [Online]. Disponível em: https://datatracker.ietf.org/doc/html/rfc7946.</w:t>
+      </w:r>
+    </w:p>
+    <w:p>
+      <w:pPr>
+        <w:jc w:val="both"/>
+      </w:pPr>
+      <w:r>
+        <w:t>[12] R. T. Fielding, “Architectural Styles and the Design of Network-based Software Architectures,” Ph.D. dissertation, University of California, Irvine, 2000.</w:t>
+      </w:r>
+    </w:p>
+    <w:p>
+      <w:pPr>
+        <w:jc w:val="both"/>
+      </w:pPr>
+      <w:r>
+        <w:t>[13] Open Geospatial Consortium, “OpenGIS Simple Features Specification For SQL.” [Online]. Disponível em: https://www.ogc.org/standards/sfs.</w:t>
       </w:r>
     </w:p>
     <w:p>
@@ -7207,134 +9357,6 @@
       </w:pPr>
       <w:r>
         <w:lastRenderedPageBreak/>
-        <w:t>[4</w:t>
-      </w:r>
-      <w:proofErr w:type="gramStart"/>
-      <w:r>
-        <w:t>]  MongoDB</w:t>
-      </w:r>
-      <w:proofErr w:type="gramEnd"/>
-      <w:r>
-        <w:t xml:space="preserve"> Inc., “2dsphere Indexes.” [Online]. Disponível em: https://www.mongodb.com/docs/manual/core/2dsphere/. [Acedido: 21-mai-2026].</w:t>
-      </w:r>
-    </w:p>
-    <w:p>
-      <w:pPr>
-        <w:jc w:val="both"/>
-      </w:pPr>
-      <w:r>
-        <w:t>[5</w:t>
-      </w:r>
-      <w:proofErr w:type="gramStart"/>
-      <w:r>
-        <w:t>]  MongoDB</w:t>
-      </w:r>
-      <w:proofErr w:type="gramEnd"/>
-      <w:r>
-        <w:t xml:space="preserve"> Inc., “Aggregation Framework Reference.” [Online]. Disponível em: https://www.mongodb.com/docs/manual/reference/operator/aggregation/. [Acedido: 21-mai-2026].</w:t>
-      </w:r>
-    </w:p>
-    <w:p>
-      <w:pPr>
-        <w:jc w:val="both"/>
-      </w:pPr>
-      <w:r>
-        <w:t>[6</w:t>
-      </w:r>
-      <w:proofErr w:type="gramStart"/>
-      <w:r>
-        <w:t>]  S.</w:t>
-      </w:r>
-      <w:proofErr w:type="gramEnd"/>
-      <w:r>
-        <w:t xml:space="preserve"> Ramírez et al., “FastAPI Documentation.” [Online]. Disponível em: https://fastapi.tiangolo.com/. [Acedido: 21-mai-2026].</w:t>
-      </w:r>
-    </w:p>
-    <w:p>
-      <w:pPr>
-        <w:jc w:val="both"/>
-      </w:pPr>
-      <w:r>
-        <w:t>[7</w:t>
-      </w:r>
-      <w:proofErr w:type="gramStart"/>
-      <w:r>
-        <w:t>]  V.</w:t>
-      </w:r>
-      <w:proofErr w:type="gramEnd"/>
-      <w:r>
-        <w:t xml:space="preserve"> Agafonkin et al., “Leaflet — an open-source JavaScript library for mobile-friendly interactive maps.” [Online]. Disponível em: https://leafletjs.com/. [Acedido: 21-mai-2026].</w:t>
-      </w:r>
-    </w:p>
-    <w:p>
-      <w:pPr>
-        <w:jc w:val="both"/>
-      </w:pPr>
-      <w:r>
-        <w:t>[8</w:t>
-      </w:r>
-      <w:proofErr w:type="gramStart"/>
-      <w:r>
-        <w:t>]  Per</w:t>
-      </w:r>
-      <w:proofErr w:type="gramEnd"/>
-      <w:r>
-        <w:t xml:space="preserve"> Liedman, “Leaflet Routing Machine.” [Online]. Disponível em: https://www.liedman.net/leaflet-routing-machine/. [Acedido: 21-mai-2026].</w:t>
-      </w:r>
-    </w:p>
-    <w:p>
-      <w:pPr>
-        <w:jc w:val="both"/>
-      </w:pPr>
-      <w:r>
-        <w:t>[9</w:t>
-      </w:r>
-      <w:proofErr w:type="gramStart"/>
-      <w:r>
-        <w:t>]  D.</w:t>
-      </w:r>
-      <w:proofErr w:type="gramEnd"/>
-      <w:r>
-        <w:t xml:space="preserve"> Luxen and C. Vetter, “Real-time routing with OpenStreetMap data,” in Proceedings of the 19th ACM SIGSPATIAL International Conference on Advances in Geographic Information Systems, 2011, pp. 513–516.</w:t>
-      </w:r>
-    </w:p>
-    <w:p>
-      <w:pPr>
-        <w:jc w:val="both"/>
-      </w:pPr>
-      <w:r>
-        <w:t>[10] OpenStreetMap Foundation, “Nominatim — geocoding service.” [Online]. Disponível em: https://nominatim.openstreetmap.org/. [Acedido: 21-mai-2026].</w:t>
-      </w:r>
-    </w:p>
-    <w:p>
-      <w:pPr>
-        <w:jc w:val="both"/>
-      </w:pPr>
-      <w:r>
-        <w:t>[11] H. Butler et al., “The GeoJSON Format,” RFC 7946, IETF, ago. 2016. [Online]. Disponível em: https://datatracker.ietf.org/doc/html/rfc7946.</w:t>
-      </w:r>
-    </w:p>
-    <w:p>
-      <w:pPr>
-        <w:jc w:val="both"/>
-      </w:pPr>
-      <w:r>
-        <w:t>[12] R. T. Fielding, “Architectural Styles and the Design of Network-based Software Architectures,” Ph.D. dissertation, University of California, Irvine, 2000.</w:t>
-      </w:r>
-    </w:p>
-    <w:p>
-      <w:pPr>
-        <w:jc w:val="both"/>
-      </w:pPr>
-      <w:r>
-        <w:t>[13] Open Geospatial Consortium, “OpenGIS Simple Features Specification For SQL.” [Online]. Disponível em: https://www.ogc.org/standards/sfs.</w:t>
-      </w:r>
-    </w:p>
-    <w:p>
-      <w:pPr>
-        <w:jc w:val="both"/>
-      </w:pPr>
-      <w:r>
         <w:t>[14] Wikimedia Foundation, “Wikidata Query Service.” [Online]. Disponível em: https://query.wikidata.org/. [Acedido: 21-mai-2026].</w:t>
       </w:r>
     </w:p>
@@ -7350,31 +9372,105 @@
       <w:pPr>
         <w:pStyle w:val="Estilo4"/>
       </w:pPr>
-      <w:r>
+    </w:p>
+    <w:p>
+      <w:pPr>
+        <w:pStyle w:val="Estilo4"/>
+      </w:pPr>
+    </w:p>
+    <w:p>
+      <w:pPr>
+        <w:pStyle w:val="Estilo4"/>
+      </w:pPr>
+    </w:p>
+    <w:p>
+      <w:pPr>
+        <w:pStyle w:val="Estilo4"/>
+      </w:pPr>
+    </w:p>
+    <w:p>
+      <w:pPr>
+        <w:pStyle w:val="Estilo4"/>
+      </w:pPr>
+    </w:p>
+    <w:p>
+      <w:pPr>
+        <w:pStyle w:val="Estilo4"/>
+      </w:pPr>
+    </w:p>
+    <w:p>
+      <w:pPr>
+        <w:pStyle w:val="Estilo4"/>
+      </w:pPr>
+    </w:p>
+    <w:p>
+      <w:pPr>
+        <w:pStyle w:val="Estilo4"/>
+      </w:pPr>
+    </w:p>
+    <w:p>
+      <w:pPr>
+        <w:pStyle w:val="Estilo4"/>
+      </w:pPr>
+    </w:p>
+    <w:p>
+      <w:pPr>
+        <w:pStyle w:val="Estilo4"/>
+      </w:pPr>
+    </w:p>
+    <w:p>
+      <w:pPr>
+        <w:pStyle w:val="Estilo4"/>
+      </w:pPr>
+    </w:p>
+    <w:p>
+      <w:pPr>
+        <w:pStyle w:val="Estilo4"/>
+      </w:pPr>
+      <w:r>
+        <w:lastRenderedPageBreak/>
         <w:t>Apêndices</w:t>
       </w:r>
     </w:p>
     <w:p>
       <w:pPr>
-        <w:pStyle w:val="Estilo1"/>
-      </w:pPr>
-      <w:r>
-        <w:lastRenderedPageBreak/>
+        <w:pStyle w:val="Ttulo1"/>
+      </w:pPr>
+      <w:bookmarkStart w:id="32" w:name="_Toc230301789"/>
+      <w:r>
         <w:t>Apêndice A. Schema completo da coleção facilities</w:t>
       </w:r>
-    </w:p>
-    <w:p>
-      <w:pPr>
-        <w:jc w:val="both"/>
-      </w:pPr>
-      <w:r>
-        <w:t>O JSON Schema simplificado da coleção (apresentado em sintaxe informal) é dado por:</w:t>
+      <w:bookmarkEnd w:id="32"/>
+    </w:p>
+    <w:p>
+      <w:pPr>
+        <w:jc w:val="both"/>
+      </w:pPr>
+    </w:p>
+    <w:p>
+      <w:pPr>
+        <w:jc w:val="both"/>
+      </w:pPr>
+      <w:r>
+        <w:t xml:space="preserve">O JSON </w:t>
+      </w:r>
+      <w:proofErr w:type="spellStart"/>
+      <w:r>
+        <w:t>Schema</w:t>
+      </w:r>
+      <w:proofErr w:type="spellEnd"/>
+      <w:r>
+        <w:t xml:space="preserve"> simplificado da coleção (apresentado em sintaxe informal) é dado por:</w:t>
       </w:r>
     </w:p>
     <w:p>
       <w:pPr>
         <w:spacing w:before="80" w:after="80"/>
         <w:ind w:left="280"/>
+        <w:rPr>
+          <w:rFonts w:ascii="Consolas" w:hAnsi="Consolas"/>
+          <w:sz w:val="18"/>
+        </w:rPr>
       </w:pPr>
       <w:r>
         <w:rPr>
@@ -7590,192 +9686,396 @@
         </w:rPr>
         <w:br/>
         <w:t>}</w:t>
-      </w:r>
-    </w:p>
-    <w:p>
-      <w:pPr>
-        <w:pStyle w:val="Estilo1"/>
-      </w:pPr>
-      <w:r>
-        <w:t>Apêndice B. Estrutura do repositório</w:t>
       </w:r>
     </w:p>
     <w:p>
       <w:pPr>
         <w:spacing w:before="80" w:after="80"/>
         <w:ind w:left="280"/>
-      </w:pPr>
-      <w:r>
-        <w:rPr>
-          <w:rFonts w:ascii="Consolas" w:hAnsi="Consolas"/>
-          <w:sz w:val="18"/>
-        </w:rPr>
-        <w:t>TABD/</w:t>
-      </w:r>
-      <w:r>
-        <w:rPr>
-          <w:rFonts w:ascii="Consolas" w:hAnsi="Consolas"/>
-          <w:sz w:val="18"/>
-        </w:rPr>
-        <w:br/>
-        <w:t>├── 03_Implementacao/</w:t>
-      </w:r>
-      <w:r>
-        <w:rPr>
-          <w:rFonts w:ascii="Consolas" w:hAnsi="Consolas"/>
-          <w:sz w:val="18"/>
-        </w:rPr>
-        <w:br/>
-        <w:t>│   ├── seed_osm.py            # Pipeline ETL Overpass → MongoDB</w:t>
-      </w:r>
-      <w:r>
-        <w:rPr>
-          <w:rFonts w:ascii="Consolas" w:hAnsi="Consolas"/>
-          <w:sz w:val="18"/>
-        </w:rPr>
-        <w:br/>
-        <w:t>│   ├── osm_cache.json         # Cache da resposta Overpass</w:t>
-      </w:r>
-      <w:r>
-        <w:rPr>
-          <w:rFonts w:ascii="Consolas" w:hAnsi="Consolas"/>
-          <w:sz w:val="18"/>
-        </w:rPr>
-        <w:br/>
-        <w:t>│   └── geocode_cache.json     # Cache do Nominatim</w:t>
-      </w:r>
-      <w:r>
-        <w:rPr>
-          <w:rFonts w:ascii="Consolas" w:hAnsi="Consolas"/>
-          <w:sz w:val="18"/>
-        </w:rPr>
-        <w:br/>
-        <w:t>├── web/</w:t>
-      </w:r>
-      <w:r>
-        <w:rPr>
-          <w:rFonts w:ascii="Consolas" w:hAnsi="Consolas"/>
-          <w:sz w:val="18"/>
-        </w:rPr>
-        <w:br/>
-        <w:t>│   ├── Dockerfile</w:t>
-      </w:r>
-      <w:r>
-        <w:rPr>
-          <w:rFonts w:ascii="Consolas" w:hAnsi="Consolas"/>
-          <w:sz w:val="18"/>
-        </w:rPr>
-        <w:br/>
-        <w:t>│   ├── requirements.txt</w:t>
-      </w:r>
-      <w:r>
-        <w:rPr>
-          <w:rFonts w:ascii="Consolas" w:hAnsi="Consolas"/>
-          <w:sz w:val="18"/>
-        </w:rPr>
-        <w:br/>
-        <w:t>│   ├── server.py              # Backend FastAPI (12 endpoints)</w:t>
-      </w:r>
-      <w:r>
-        <w:rPr>
-          <w:rFonts w:ascii="Consolas" w:hAnsi="Consolas"/>
-          <w:sz w:val="18"/>
-        </w:rPr>
-        <w:br/>
-      </w:r>
-      <w:r>
-        <w:rPr>
-          <w:rFonts w:ascii="Consolas" w:hAnsi="Consolas"/>
-          <w:sz w:val="18"/>
-        </w:rPr>
-        <w:lastRenderedPageBreak/>
-        <w:t>│   └── static/</w:t>
-      </w:r>
-      <w:r>
-        <w:rPr>
-          <w:rFonts w:ascii="Consolas" w:hAnsi="Consolas"/>
-          <w:sz w:val="18"/>
-        </w:rPr>
-        <w:br/>
-        <w:t>│       ├── index.html</w:t>
-      </w:r>
-      <w:r>
-        <w:rPr>
-          <w:rFonts w:ascii="Consolas" w:hAnsi="Consolas"/>
-          <w:sz w:val="18"/>
-        </w:rPr>
-        <w:br/>
-        <w:t>│       ├── css/main.css</w:t>
-      </w:r>
-      <w:r>
-        <w:rPr>
-          <w:rFonts w:ascii="Consolas" w:hAnsi="Consolas"/>
-          <w:sz w:val="18"/>
-        </w:rPr>
-        <w:br/>
-        <w:t>│       └── js/app.js          # Lógica do cliente (~700 linhas)</w:t>
-      </w:r>
-      <w:r>
-        <w:rPr>
-          <w:rFonts w:ascii="Consolas" w:hAnsi="Consolas"/>
-          <w:sz w:val="18"/>
-        </w:rPr>
-        <w:br/>
-        <w:t>├── docker-compose.yml         # Orquestração (mongodb + seed + web)</w:t>
-      </w:r>
-      <w:r>
-        <w:rPr>
-          <w:rFonts w:ascii="Consolas" w:hAnsi="Consolas"/>
-          <w:sz w:val="18"/>
-        </w:rPr>
-        <w:br/>
-        <w:t>├── Dockerfile                 # Imagem base do seed</w:t>
-      </w:r>
-      <w:r>
-        <w:rPr>
-          <w:rFonts w:ascii="Consolas" w:hAnsi="Consolas"/>
-          <w:sz w:val="18"/>
-        </w:rPr>
-        <w:br/>
-        <w:t>├── requirements.txt           # Dependências Python globais</w:t>
-      </w:r>
-      <w:r>
-        <w:rPr>
-          <w:rFonts w:ascii="Consolas" w:hAnsi="Consolas"/>
-          <w:sz w:val="18"/>
-        </w:rPr>
-        <w:br/>
-        <w:t>└── docs/</w:t>
-      </w:r>
-      <w:r>
-        <w:rPr>
-          <w:rFonts w:ascii="Consolas" w:hAnsi="Consolas"/>
-          <w:sz w:val="18"/>
-        </w:rPr>
-        <w:br/>
-        <w:t xml:space="preserve">    └── Relatorio_FitMap.docx  # (este documento)</w:t>
-      </w:r>
-    </w:p>
-    <w:p>
-      <w:pPr>
-        <w:pStyle w:val="Estilo1"/>
-      </w:pPr>
-      <w:r>
-        <w:t>Apêndice C. Comandos para executar o projecto</w:t>
-      </w:r>
-    </w:p>
-    <w:p>
-      <w:pPr>
-        <w:jc w:val="both"/>
-      </w:pPr>
-      <w:r>
-        <w:t>Assumindo Docker Desktop instalado e a correr no sistema operativo do leitor, a sequência mínima para reproduzir o ambiente completo é a seguinte:</w:t>
-      </w:r>
+        <w:rPr>
+          <w:rFonts w:ascii="Consolas" w:hAnsi="Consolas"/>
+          <w:sz w:val="18"/>
+        </w:rPr>
+      </w:pPr>
     </w:p>
     <w:p>
       <w:pPr>
         <w:spacing w:before="80" w:after="80"/>
         <w:ind w:left="280"/>
+        <w:rPr>
+          <w:rFonts w:ascii="Consolas" w:hAnsi="Consolas"/>
+          <w:sz w:val="18"/>
+        </w:rPr>
+      </w:pPr>
+    </w:p>
+    <w:p>
+      <w:pPr>
+        <w:spacing w:before="80" w:after="80"/>
+        <w:ind w:left="280"/>
+      </w:pPr>
+    </w:p>
+    <w:p>
+      <w:pPr>
+        <w:pStyle w:val="Ttulo1"/>
+      </w:pPr>
+      <w:bookmarkStart w:id="33" w:name="_Toc230301790"/>
+      <w:r>
+        <w:lastRenderedPageBreak/>
+        <w:t>Apêndice B. Estrutura do repositório</w:t>
+      </w:r>
+      <w:bookmarkEnd w:id="33"/>
+    </w:p>
+    <w:p>
+      <w:pPr>
+        <w:spacing w:before="80" w:after="80"/>
+        <w:ind w:left="280"/>
+        <w:rPr>
+          <w:rFonts w:ascii="Consolas" w:hAnsi="Consolas"/>
+          <w:sz w:val="18"/>
+        </w:rPr>
+      </w:pPr>
+      <w:r>
+        <w:rPr>
+          <w:rFonts w:ascii="Consolas" w:hAnsi="Consolas"/>
+          <w:sz w:val="18"/>
+        </w:rPr>
+        <w:t>TABD/</w:t>
+      </w:r>
+      <w:r>
+        <w:rPr>
+          <w:rFonts w:ascii="Consolas" w:hAnsi="Consolas"/>
+          <w:sz w:val="18"/>
+        </w:rPr>
+        <w:br/>
+        <w:t>├── 03_Implementacao/</w:t>
+      </w:r>
+      <w:r>
+        <w:rPr>
+          <w:rFonts w:ascii="Consolas" w:hAnsi="Consolas"/>
+          <w:sz w:val="18"/>
+        </w:rPr>
+        <w:br/>
+        <w:t>│   ├── seed_osm.py            # Pipeline ETL Overpass → MongoDB</w:t>
+      </w:r>
+      <w:r>
+        <w:rPr>
+          <w:rFonts w:ascii="Consolas" w:hAnsi="Consolas"/>
+          <w:sz w:val="18"/>
+        </w:rPr>
+        <w:br/>
+        <w:t>│   ├── osm_cache.json         # Cache da resposta Overpass</w:t>
+      </w:r>
+      <w:r>
+        <w:rPr>
+          <w:rFonts w:ascii="Consolas" w:hAnsi="Consolas"/>
+          <w:sz w:val="18"/>
+        </w:rPr>
+        <w:br/>
+        <w:t>│   └── geocode_cache.json     # Cache do Nominatim</w:t>
+      </w:r>
+      <w:r>
+        <w:rPr>
+          <w:rFonts w:ascii="Consolas" w:hAnsi="Consolas"/>
+          <w:sz w:val="18"/>
+        </w:rPr>
+        <w:br/>
+        <w:t>├── web/</w:t>
+      </w:r>
+      <w:r>
+        <w:rPr>
+          <w:rFonts w:ascii="Consolas" w:hAnsi="Consolas"/>
+          <w:sz w:val="18"/>
+        </w:rPr>
+        <w:br/>
+        <w:t>│   ├── Dockerfile</w:t>
+      </w:r>
+      <w:r>
+        <w:rPr>
+          <w:rFonts w:ascii="Consolas" w:hAnsi="Consolas"/>
+          <w:sz w:val="18"/>
+        </w:rPr>
+        <w:br/>
+        <w:t>│   ├── requirements.txt</w:t>
+      </w:r>
+      <w:r>
+        <w:rPr>
+          <w:rFonts w:ascii="Consolas" w:hAnsi="Consolas"/>
+          <w:sz w:val="18"/>
+        </w:rPr>
+        <w:br/>
+        <w:t>│   ├── server.py              # Backend FastAPI (12 endpoints)</w:t>
+      </w:r>
+      <w:r>
+        <w:rPr>
+          <w:rFonts w:ascii="Consolas" w:hAnsi="Consolas"/>
+          <w:sz w:val="18"/>
+        </w:rPr>
+        <w:br/>
+        <w:t>│   └── static/</w:t>
+      </w:r>
+      <w:r>
+        <w:rPr>
+          <w:rFonts w:ascii="Consolas" w:hAnsi="Consolas"/>
+          <w:sz w:val="18"/>
+        </w:rPr>
+        <w:br/>
+        <w:t>│       ├── index.html</w:t>
+      </w:r>
+      <w:r>
+        <w:rPr>
+          <w:rFonts w:ascii="Consolas" w:hAnsi="Consolas"/>
+          <w:sz w:val="18"/>
+        </w:rPr>
+        <w:br/>
+        <w:t>│       ├── css/main.css</w:t>
+      </w:r>
+      <w:r>
+        <w:rPr>
+          <w:rFonts w:ascii="Consolas" w:hAnsi="Consolas"/>
+          <w:sz w:val="18"/>
+        </w:rPr>
+        <w:br/>
+        <w:t>│       └── js/app.js          # Lógica do cliente (~700 linhas)</w:t>
+      </w:r>
+      <w:r>
+        <w:rPr>
+          <w:rFonts w:ascii="Consolas" w:hAnsi="Consolas"/>
+          <w:sz w:val="18"/>
+        </w:rPr>
+        <w:br/>
+        <w:t>├── docker-compose.yml         # Orquestração (mongodb + seed + web)</w:t>
+      </w:r>
+      <w:r>
+        <w:rPr>
+          <w:rFonts w:ascii="Consolas" w:hAnsi="Consolas"/>
+          <w:sz w:val="18"/>
+        </w:rPr>
+        <w:br/>
+        <w:t>├── Dockerfile                 # Imagem base do seed</w:t>
+      </w:r>
+      <w:r>
+        <w:rPr>
+          <w:rFonts w:ascii="Consolas" w:hAnsi="Consolas"/>
+          <w:sz w:val="18"/>
+        </w:rPr>
+        <w:br/>
+        <w:t>├── requirements.txt           # Dependências Python globais</w:t>
+      </w:r>
+      <w:r>
+        <w:rPr>
+          <w:rFonts w:ascii="Consolas" w:hAnsi="Consolas"/>
+          <w:sz w:val="18"/>
+        </w:rPr>
+        <w:br/>
+        <w:t>└── docs/</w:t>
+      </w:r>
+      <w:r>
+        <w:rPr>
+          <w:rFonts w:ascii="Consolas" w:hAnsi="Consolas"/>
+          <w:sz w:val="18"/>
+        </w:rPr>
+        <w:br/>
+        <w:t xml:space="preserve">    └── Relatorio_FitMap.docx  # (este documento)</w:t>
+      </w:r>
+    </w:p>
+    <w:p>
+      <w:pPr>
+        <w:spacing w:before="80" w:after="80"/>
+        <w:ind w:left="280"/>
+        <w:rPr>
+          <w:rFonts w:ascii="Consolas" w:hAnsi="Consolas"/>
+          <w:sz w:val="18"/>
+        </w:rPr>
+      </w:pPr>
+    </w:p>
+    <w:p>
+      <w:pPr>
+        <w:spacing w:before="80" w:after="80"/>
+        <w:ind w:left="280"/>
+        <w:rPr>
+          <w:rFonts w:ascii="Consolas" w:hAnsi="Consolas"/>
+          <w:sz w:val="18"/>
+        </w:rPr>
+      </w:pPr>
+    </w:p>
+    <w:p>
+      <w:pPr>
+        <w:spacing w:before="80" w:after="80"/>
+        <w:ind w:left="280"/>
+        <w:rPr>
+          <w:rFonts w:ascii="Consolas" w:hAnsi="Consolas"/>
+          <w:sz w:val="18"/>
+        </w:rPr>
+      </w:pPr>
+    </w:p>
+    <w:p>
+      <w:pPr>
+        <w:spacing w:before="80" w:after="80"/>
+        <w:ind w:left="280"/>
+        <w:rPr>
+          <w:rFonts w:ascii="Consolas" w:hAnsi="Consolas"/>
+          <w:sz w:val="18"/>
+        </w:rPr>
+      </w:pPr>
+    </w:p>
+    <w:p>
+      <w:pPr>
+        <w:spacing w:before="80" w:after="80"/>
+        <w:ind w:left="280"/>
+        <w:rPr>
+          <w:rFonts w:ascii="Consolas" w:hAnsi="Consolas"/>
+          <w:sz w:val="18"/>
+        </w:rPr>
+      </w:pPr>
+    </w:p>
+    <w:p>
+      <w:pPr>
+        <w:spacing w:before="80" w:after="80"/>
+        <w:ind w:left="280"/>
+        <w:rPr>
+          <w:rFonts w:ascii="Consolas" w:hAnsi="Consolas"/>
+          <w:sz w:val="18"/>
+        </w:rPr>
+      </w:pPr>
+    </w:p>
+    <w:p>
+      <w:pPr>
+        <w:spacing w:before="80" w:after="80"/>
+        <w:ind w:left="280"/>
+        <w:rPr>
+          <w:rFonts w:ascii="Consolas" w:hAnsi="Consolas"/>
+          <w:sz w:val="18"/>
+        </w:rPr>
+      </w:pPr>
+    </w:p>
+    <w:p>
+      <w:pPr>
+        <w:spacing w:before="80" w:after="80"/>
+        <w:ind w:left="280"/>
+        <w:rPr>
+          <w:rFonts w:ascii="Consolas" w:hAnsi="Consolas"/>
+          <w:sz w:val="18"/>
+        </w:rPr>
+      </w:pPr>
+    </w:p>
+    <w:p>
+      <w:pPr>
+        <w:spacing w:before="80" w:after="80"/>
+        <w:ind w:left="280"/>
+        <w:rPr>
+          <w:rFonts w:ascii="Consolas" w:hAnsi="Consolas"/>
+          <w:sz w:val="18"/>
+        </w:rPr>
+      </w:pPr>
+    </w:p>
+    <w:p>
+      <w:pPr>
+        <w:spacing w:before="80" w:after="80"/>
+        <w:ind w:left="280"/>
+        <w:rPr>
+          <w:rFonts w:ascii="Consolas" w:hAnsi="Consolas"/>
+          <w:sz w:val="18"/>
+        </w:rPr>
+      </w:pPr>
+    </w:p>
+    <w:p>
+      <w:pPr>
+        <w:spacing w:before="80" w:after="80"/>
+        <w:ind w:left="280"/>
+        <w:rPr>
+          <w:rFonts w:ascii="Consolas" w:hAnsi="Consolas"/>
+          <w:sz w:val="18"/>
+        </w:rPr>
+      </w:pPr>
+    </w:p>
+    <w:p>
+      <w:pPr>
+        <w:spacing w:before="80" w:after="80"/>
+        <w:ind w:left="280"/>
+        <w:rPr>
+          <w:rFonts w:ascii="Consolas" w:hAnsi="Consolas"/>
+          <w:sz w:val="18"/>
+        </w:rPr>
+      </w:pPr>
+    </w:p>
+    <w:p>
+      <w:pPr>
+        <w:spacing w:before="80" w:after="80"/>
+        <w:ind w:left="280"/>
+        <w:rPr>
+          <w:rFonts w:ascii="Consolas" w:hAnsi="Consolas"/>
+          <w:sz w:val="18"/>
+        </w:rPr>
+      </w:pPr>
+    </w:p>
+    <w:p>
+      <w:pPr>
+        <w:spacing w:before="80" w:after="80"/>
+        <w:ind w:left="280"/>
+        <w:rPr>
+          <w:rFonts w:ascii="Consolas" w:hAnsi="Consolas"/>
+          <w:sz w:val="18"/>
+        </w:rPr>
+      </w:pPr>
+    </w:p>
+    <w:p>
+      <w:pPr>
+        <w:spacing w:before="80" w:after="80"/>
+        <w:ind w:left="280"/>
+        <w:rPr>
+          <w:rFonts w:ascii="Consolas" w:hAnsi="Consolas"/>
+          <w:sz w:val="18"/>
+        </w:rPr>
+      </w:pPr>
+    </w:p>
+    <w:p>
+      <w:pPr>
+        <w:spacing w:before="80" w:after="80"/>
+        <w:ind w:left="280"/>
+        <w:rPr>
+          <w:rFonts w:ascii="Consolas" w:hAnsi="Consolas"/>
+          <w:sz w:val="18"/>
+        </w:rPr>
+      </w:pPr>
+    </w:p>
+    <w:p>
+      <w:pPr>
+        <w:spacing w:before="80" w:after="80"/>
+        <w:ind w:left="280"/>
+      </w:pPr>
+    </w:p>
+    <w:p>
+      <w:pPr>
+        <w:pStyle w:val="Ttulo1"/>
+      </w:pPr>
+      <w:bookmarkStart w:id="34" w:name="_Toc230301791"/>
+      <w:r>
+        <w:lastRenderedPageBreak/>
+        <w:t>Apêndice C. Comandos para executar o projecto</w:t>
+      </w:r>
+      <w:bookmarkEnd w:id="34"/>
+    </w:p>
+    <w:p>
+      <w:pPr>
+        <w:jc w:val="both"/>
+      </w:pPr>
+    </w:p>
+    <w:p>
+      <w:pPr>
+        <w:jc w:val="both"/>
+      </w:pPr>
+      <w:r>
+        <w:t>Assumindo Docker Desktop instalado e a correr no sistema operativo do leitor, a sequência mínima para reproduzir o ambiente completo é a seguinte:</w:t>
+      </w:r>
+    </w:p>
+    <w:p>
+      <w:pPr>
+        <w:spacing w:before="80" w:after="80"/>
+        <w:ind w:left="280"/>
+        <w:rPr>
+          <w:rFonts w:ascii="Consolas" w:hAnsi="Consolas"/>
+          <w:sz w:val="18"/>
+        </w:rPr>
       </w:pPr>
       <w:r>
         <w:rPr>
@@ -7929,17 +10229,176 @@
           <w:sz w:val="18"/>
         </w:rPr>
         <w:br/>
-        <w:t>docker compose --profile tools up -d mongo-express</w:t>
-      </w:r>
-    </w:p>
-    <w:p>
-      <w:pPr>
-        <w:pStyle w:val="Estilo1"/>
-      </w:pPr>
-      <w:r>
-        <w:t>Apêndice D. Lista de endpoints REST</w:t>
-      </w:r>
-    </w:p>
+        <w:t xml:space="preserve">docker compose --profile </w:t>
+      </w:r>
+      <w:proofErr w:type="spellStart"/>
+      <w:r>
+        <w:rPr>
+          <w:rFonts w:ascii="Consolas" w:hAnsi="Consolas"/>
+          <w:sz w:val="18"/>
+        </w:rPr>
+        <w:t>tools</w:t>
+      </w:r>
+      <w:proofErr w:type="spellEnd"/>
+      <w:r>
+        <w:rPr>
+          <w:rFonts w:ascii="Consolas" w:hAnsi="Consolas"/>
+          <w:sz w:val="18"/>
+        </w:rPr>
+        <w:t xml:space="preserve"> </w:t>
+      </w:r>
+      <w:proofErr w:type="spellStart"/>
+      <w:r>
+        <w:rPr>
+          <w:rFonts w:ascii="Consolas" w:hAnsi="Consolas"/>
+          <w:sz w:val="18"/>
+        </w:rPr>
+        <w:t>up</w:t>
+      </w:r>
+      <w:proofErr w:type="spellEnd"/>
+      <w:r>
+        <w:rPr>
+          <w:rFonts w:ascii="Consolas" w:hAnsi="Consolas"/>
+          <w:sz w:val="18"/>
+        </w:rPr>
+        <w:t xml:space="preserve"> -d mongo-</w:t>
+      </w:r>
+      <w:proofErr w:type="spellStart"/>
+      <w:r>
+        <w:rPr>
+          <w:rFonts w:ascii="Consolas" w:hAnsi="Consolas"/>
+          <w:sz w:val="18"/>
+        </w:rPr>
+        <w:t>express</w:t>
+      </w:r>
+      <w:proofErr w:type="spellEnd"/>
+    </w:p>
+    <w:p>
+      <w:pPr>
+        <w:spacing w:before="80" w:after="80"/>
+        <w:ind w:left="280"/>
+        <w:rPr>
+          <w:rFonts w:ascii="Consolas" w:hAnsi="Consolas"/>
+          <w:sz w:val="18"/>
+        </w:rPr>
+      </w:pPr>
+    </w:p>
+    <w:p>
+      <w:pPr>
+        <w:spacing w:before="80" w:after="80"/>
+        <w:ind w:left="280"/>
+        <w:rPr>
+          <w:rFonts w:ascii="Consolas" w:hAnsi="Consolas"/>
+          <w:sz w:val="18"/>
+        </w:rPr>
+      </w:pPr>
+    </w:p>
+    <w:p>
+      <w:pPr>
+        <w:spacing w:before="80" w:after="80"/>
+        <w:ind w:left="280"/>
+        <w:rPr>
+          <w:rFonts w:ascii="Consolas" w:hAnsi="Consolas"/>
+          <w:sz w:val="18"/>
+        </w:rPr>
+      </w:pPr>
+    </w:p>
+    <w:p>
+      <w:pPr>
+        <w:spacing w:before="80" w:after="80"/>
+        <w:ind w:left="280"/>
+        <w:rPr>
+          <w:rFonts w:ascii="Consolas" w:hAnsi="Consolas"/>
+          <w:sz w:val="18"/>
+        </w:rPr>
+      </w:pPr>
+    </w:p>
+    <w:p>
+      <w:pPr>
+        <w:spacing w:before="80" w:after="80"/>
+        <w:ind w:left="280"/>
+        <w:rPr>
+          <w:rFonts w:ascii="Consolas" w:hAnsi="Consolas"/>
+          <w:sz w:val="18"/>
+        </w:rPr>
+      </w:pPr>
+    </w:p>
+    <w:p>
+      <w:pPr>
+        <w:spacing w:before="80" w:after="80"/>
+        <w:ind w:left="280"/>
+        <w:rPr>
+          <w:rFonts w:ascii="Consolas" w:hAnsi="Consolas"/>
+          <w:sz w:val="18"/>
+        </w:rPr>
+      </w:pPr>
+    </w:p>
+    <w:p>
+      <w:pPr>
+        <w:spacing w:before="80" w:after="80"/>
+        <w:ind w:left="280"/>
+        <w:rPr>
+          <w:rFonts w:ascii="Consolas" w:hAnsi="Consolas"/>
+          <w:sz w:val="18"/>
+        </w:rPr>
+      </w:pPr>
+    </w:p>
+    <w:p>
+      <w:pPr>
+        <w:spacing w:before="80" w:after="80"/>
+        <w:ind w:left="280"/>
+        <w:rPr>
+          <w:rFonts w:ascii="Consolas" w:hAnsi="Consolas"/>
+          <w:sz w:val="18"/>
+        </w:rPr>
+      </w:pPr>
+    </w:p>
+    <w:p>
+      <w:pPr>
+        <w:spacing w:before="80" w:after="80"/>
+        <w:ind w:left="280"/>
+        <w:rPr>
+          <w:rFonts w:ascii="Consolas" w:hAnsi="Consolas"/>
+          <w:sz w:val="18"/>
+        </w:rPr>
+      </w:pPr>
+    </w:p>
+    <w:p>
+      <w:pPr>
+        <w:spacing w:before="80" w:after="80"/>
+        <w:ind w:left="280"/>
+        <w:rPr>
+          <w:rFonts w:ascii="Consolas" w:hAnsi="Consolas"/>
+          <w:sz w:val="18"/>
+        </w:rPr>
+      </w:pPr>
+    </w:p>
+    <w:p>
+      <w:pPr>
+        <w:spacing w:before="80" w:after="80"/>
+        <w:ind w:left="280"/>
+      </w:pPr>
+    </w:p>
+    <w:p>
+      <w:pPr>
+        <w:pStyle w:val="Ttulo1"/>
+      </w:pPr>
+      <w:bookmarkStart w:id="35" w:name="_Toc230301792"/>
+      <w:r>
+        <w:lastRenderedPageBreak/>
+        <w:t xml:space="preserve">Apêndice D. Lista de </w:t>
+      </w:r>
+      <w:proofErr w:type="spellStart"/>
+      <w:r>
+        <w:t>endpoints</w:t>
+      </w:r>
+      <w:proofErr w:type="spellEnd"/>
+      <w:r>
+        <w:t xml:space="preserve"> REST</w:t>
+      </w:r>
+      <w:bookmarkEnd w:id="35"/>
+    </w:p>
+    <w:p/>
     <w:tbl>
       <w:tblPr>
         <w:tblW w:w="0" w:type="auto"/>
@@ -8030,7 +10489,6 @@
           </w:tcPr>
           <w:p>
             <w:r>
-              <w:lastRenderedPageBreak/>
               <w:t>GET</w:t>
             </w:r>
           </w:p>
@@ -10064,7 +12522,7 @@
   <w:style w:type="paragraph" w:default="1" w:styleId="Normal">
     <w:name w:val="Normal"/>
     <w:qFormat/>
-    <w:rsid w:val="005D2BDF"/>
+    <w:rsid w:val="00792EEB"/>
     <w:pPr>
       <w:spacing w:after="200" w:line="360" w:lineRule="auto"/>
     </w:pPr>
@@ -10140,7 +12598,6 @@
   <w:style w:type="character" w:default="1" w:styleId="Tipodeletrapredefinidodopargrafo">
     <w:name w:val="Default Paragraph Font"/>
     <w:uiPriority w:val="1"/>
-    <w:semiHidden/>
     <w:unhideWhenUsed/>
   </w:style>
   <w:style w:type="table" w:default="1" w:styleId="Tabelanormal">

--- a/Relatorio_FitMap.docx
+++ b/Relatorio_FitMap.docx
@@ -6974,6 +6974,15 @@
     </w:p>
     <w:p>
       <w:pPr>
+        <w:pStyle w:val="Estilo2"/>
+      </w:pPr>
+      <w:r>
+        <w:rPr/>
+        <w:t xml:space="preserve">4.6. Localização contínua e recálculo de distâncias no cliente</w:t>
+      </w:r>
+    </w:p>
+    <w:p>
+      <w:pPr>
         <w:pStyle w:val="Ttulo1"/>
       </w:pPr>
       <w:bookmarkStart w:id="21" w:name="_Toc230301778"/>
@@ -6983,9 +6992,27 @@
       </w:r>
       <w:bookmarkEnd w:id="21"/>
     </w:p>
+    <w:p>
+      <w:pPr>
+        <w:pStyle w:val="Normal"/>
+      </w:pPr>
+      <w:r>
+        <w:rPr/>
+        <w:t xml:space="preserve">A funcionalidade de geolocalização GPS foi refinada para suportar tracking contínuo da posição do utilizador. Em vez da abordagem inicial baseada em navigator.geolocation.getCurrentPosition() — que captura a posição uma única vez —, a implementação final recorre a watchPosition(), que regista um listener que é invocado automaticamente sempre que o dispositivo reporta uma nova coordenada.</w:t>
+      </w:r>
+    </w:p>
     <w:p/>
     <w:p>
       <w:pPr>
+        <w:pStyle w:val="Normal"/>
+      </w:pPr>
+      <w:r>
+        <w:rPr/>
+        <w:t xml:space="preserve">Quando a posição é actualizada, o sistema executa dois passos sem emitir nova query à base de dados:</w:t>
+      </w:r>
+    </w:p>
+    <w:p>
+      <w:pPr>
         <w:pStyle w:val="Estilo2"/>
       </w:pPr>
       <w:bookmarkStart w:id="22" w:name="_Toc230301779"/>
@@ -6999,10 +7026,34 @@
     </w:p>
     <w:p>
       <w:pPr>
+        <w:pStyle w:val="ListParagraph"/>
+        <w:numPr>
+          <w:ilvl w:val="0"/>
+          <w:numId w:val="1"/>
+        </w:numPr>
+      </w:pPr>
+      <w:r>
+        <w:t xml:space="preserve">Move o marcador e o círculo de raio no mapa através de setLatLng(), sem re-renderização completa.</w:t>
+      </w:r>
+    </w:p>
+    <w:p>
+      <w:pPr>
         <w:jc w:val="both"/>
       </w:pPr>
       <w:r>
         <w:t>Após a execução completa da pipeline de ingestão sobre o snapshot do OpenStreetMap, a coleção facilities contém 3 390 documentos, distribuídos pelas categorias resumidas na tabela seguinte. Os valores foram obtidos diretamente do pipeline $facet do endpoint /api/overview e refletem a cobertura real da OSM em Portugal continental e ilhas.</w:t>
+      </w:r>
+    </w:p>
+    <w:p>
+      <w:pPr>
+        <w:pStyle w:val="ListParagraph"/>
+        <w:numPr>
+          <w:ilvl w:val="0"/>
+          <w:numId w:val="1"/>
+        </w:numPr>
+      </w:pPr>
+      <w:r>
+        <w:t xml:space="preserve">Recalcula as distâncias de todas as instalações já presentes no painel lateral usando a fórmula de Haversine implementada em JavaScript no cliente:</w:t>
       </w:r>
     </w:p>
     <w:tbl>
@@ -7352,16 +7403,48 @@
       <w:r>
         <w:t>Foram registadas 234 cidades distintas com pelo menos uma instalação georreferenciada e endereço minimamente populado. A distribuição é esperadamente enviesada para as áreas metropolitanas de Lisboa e Porto, mas inclui também concelhos do interior como Castelo Branco, Bragança ou Évora, sublinhando a vantagem de usar dados OSM em vez de fontes comerciais geralmente concentradas em grandes centros urbanos.</w:t>
       </w:r>
-    </w:p>
-    <w:p>
-      <w:pPr>
-        <w:jc w:val="both"/>
-      </w:pPr>
-    </w:p>
-    <w:p>
-      <w:pPr>
-        <w:jc w:val="both"/>
-      </w:pPr>
+      <w:r>
+        <w:t xml:space="preserve"> A totalidade destas 234 cidades está acessível na barra lateral da aplicação, com scroll e pesquisa incremental, permitindo ao utilizador filtrar instalações por qualquer município sem necessidade de efectuar pesquisa no mapa.</w:t>
+      </w:r>
+    </w:p>
+    <w:p>
+      <w:pPr>
+        <w:pStyle w:val="Normal"/>
+      </w:pPr>
+      <w:r>
+        <w:rPr>
+          <w:i/>
+        </w:rPr>
+        <w:t xml:space="preserve">d = 2R · arctan2(√a, √(1−a))    onde    a = sin²(Δφ/2) + cos φ₁ · cos φ₂ · sin²(Δλ/2)</w:t>
+      </w:r>
+    </w:p>
+    <w:p>
+      <w:pPr>
+        <w:jc w:val="both"/>
+      </w:pPr>
+    </w:p>
+    <w:p>
+      <w:pPr>
+        <w:pStyle w:val="Normal"/>
+      </w:pPr>
+      <w:r>
+        <w:rPr/>
+        <w:t xml:space="preserve">Este design divide explicitamente as responsabilidades: o MongoDB (via $geoNear) calcula as distâncias iniciais no momento da query geoespacial; o JavaScript mantém-nas actualizadas em tempo real sem overhead de rede. A lista de instalações é reordenada por distância crescente a cada actualização de posição.</w:t>
+      </w:r>
+    </w:p>
+    <w:p>
+      <w:pPr>
+        <w:jc w:val="both"/>
+      </w:pPr>
+    </w:p>
+    <w:p>
+      <w:pPr>
+        <w:pStyle w:val="Normal"/>
+      </w:pPr>
+      <w:r>
+        <w:rPr/>
+        <w:t xml:space="preserve">O watch é cancelado (clearWatch) quando o utilizador limpa a selecção, evitando consumo desnecessário de bateria e eventos de rede.</w:t>
+      </w:r>
     </w:p>
     <w:p>
       <w:pPr>
@@ -8146,6 +8229,15 @@
     </w:p>
     <w:p>
       <w:pPr>
+        <w:pStyle w:val="Normal"/>
+      </w:pPr>
+      <w:r>
+        <w:rPr/>
+        <w:t xml:space="preserve">5.2.4.  Cenário: «filtrar ginásios e ver apenas os marcadores relevantes»</w:t>
+      </w:r>
+    </w:p>
+    <w:p>
+      <w:pPr>
         <w:pStyle w:val="Estilo2"/>
       </w:pPr>
       <w:bookmarkStart w:id="24" w:name="_Toc230301781"/>
@@ -8159,10 +8251,27 @@
     </w:p>
     <w:p>
       <w:pPr>
+        <w:pStyle w:val="Normal"/>
+      </w:pPr>
+    </w:p>
+    <w:p>
+      <w:pPr>
         <w:jc w:val="both"/>
       </w:pPr>
       <w:r>
         <w:t>As queries foram caracterizadas empiricamente, medindo o tempo de resposta total (do cliente até à API e de volta) com a ferramenta curl e a coleção populada. As medições foram conduzidas em ambiente local (Docker Desktop sobre Windows, sem load), com máquina equipada com processador moderno de 4 núcleos.</w:t>
+      </w:r>
+    </w:p>
+    <w:p>
+      <w:pPr>
+        <w:pStyle w:val="ListParagraph"/>
+        <w:numPr>
+          <w:ilvl w:val="0"/>
+          <w:numId w:val="1"/>
+        </w:numPr>
+      </w:pPr>
+      <w:r>
+        <w:t xml:space="preserve">O utilizador seleciona o pill «Ginásio» na secção CATEGORIA da barra lateral. O cliente emite GET /api/facilities?category=Ginásio&amp;limit=3000 ao backend.</w:t>
       </w:r>
     </w:p>
     <w:tbl>
@@ -8455,8 +8564,32 @@
     </w:p>
     <w:p>
       <w:pPr>
-        <w:jc w:val="both"/>
-      </w:pPr>
+        <w:pStyle w:val="ListParagraph"/>
+        <w:numPr>
+          <w:ilvl w:val="0"/>
+          <w:numId w:val="1"/>
+        </w:numPr>
+      </w:pPr>
+      <w:r>
+        <w:t xml:space="preserve">O servidor aplica {$match: {category: "Ginásio"}} antes do $project e do $limit, devolvendo apenas os 708 ginásios registados.</w:t>
+      </w:r>
+    </w:p>
+    <w:p>
+      <w:pPr>
+        <w:jc w:val="both"/>
+      </w:pPr>
+    </w:p>
+    <w:p>
+      <w:pPr>
+        <w:pStyle w:val="ListParagraph"/>
+        <w:numPr>
+          <w:ilvl w:val="0"/>
+          <w:numId w:val="1"/>
+        </w:numPr>
+      </w:pPr>
+      <w:r>
+        <w:t xml:space="preserve">O mapa remove todos os marcadores anteriores e redesenha apenas os 708 marcadores de ginásio, com cor característica (#ff5b3a). O viewport faz fitBounds automático sobre o conjunto filtrado, tornando a filtragem visualmente evidente.</w:t>
+      </w:r>
     </w:p>
     <w:p>
       <w:pPr>
@@ -8473,10 +8606,34 @@
     </w:p>
     <w:p>
       <w:pPr>
+        <w:pStyle w:val="ListParagraph"/>
+        <w:numPr>
+          <w:ilvl w:val="0"/>
+          <w:numId w:val="1"/>
+        </w:numPr>
+      </w:pPr>
+      <w:r>
+        <w:t xml:space="preserve">Um toast de confirmação apresenta «708 instalações · Ginásio». O contador VIS. no cabeçalho da aplicação actualiza em tempo real.</w:t>
+      </w:r>
+    </w:p>
+    <w:p>
+      <w:pPr>
         <w:jc w:val="both"/>
       </w:pPr>
       <w:r>
         <w:t>A tabela seguinte mapeia explicitamente os requisitos do brief da unidade curricular contra as funcionalidades implementadas.</w:t>
+      </w:r>
+    </w:p>
+    <w:p>
+      <w:pPr>
+        <w:pStyle w:val="ListParagraph"/>
+        <w:numPr>
+          <w:ilvl w:val="0"/>
+          <w:numId w:val="1"/>
+        </w:numPr>
+      </w:pPr>
+      <w:r>
+        <w:t xml:space="preserve">O utilizador pode combinar o filtro de categoria com um filtro de modalidade (e.g., «fitness») e/ou uma cidade da sidebar, sendo cada combinação resolvida por uma única query MongoDB com múltiplos predicados no $match.</w:t>
       </w:r>
     </w:p>
     <w:tbl>
@@ -8845,6 +9002,11 @@
         <w:t>Conclusões e trabalho futuro</w:t>
       </w:r>
       <w:bookmarkEnd w:id="26"/>
+    </w:p>
+    <w:p>
+      <w:pPr>
+        <w:pStyle w:val="Normal"/>
+      </w:pPr>
     </w:p>
     <w:p/>
     <w:p>

--- a/Relatorio_FitMap.docx
+++ b/Relatorio_FitMap.docx
@@ -6983,25 +6983,13 @@
     </w:p>
     <w:p>
       <w:pPr>
-        <w:pStyle w:val="Ttulo1"/>
-      </w:pPr>
-      <w:bookmarkStart w:id="21" w:name="_Toc230301778"/>
-      <w:r>
-        <w:lastRenderedPageBreak/>
-        <w:t>Apresentação e análise dos resultados</w:t>
-      </w:r>
-      <w:bookmarkEnd w:id="21"/>
-    </w:p>
-    <w:p>
-      <w:pPr>
         <w:pStyle w:val="Normal"/>
       </w:pPr>
       <w:r>
         <w:rPr/>
-        <w:t xml:space="preserve">A funcionalidade de geolocalização GPS foi refinada para suportar tracking contínuo da posição do utilizador. Em vez da abordagem inicial baseada em navigator.geolocation.getCurrentPosition() — que captura a posição uma única vez —, a implementação final recorre a watchPosition(), que regista um listener que é invocado automaticamente sempre que o dispositivo reporta uma nova coordenada.</w:t>
-      </w:r>
-    </w:p>
-    <w:p/>
+        <w:t xml:space="preserve">A funcionalidade de geolocalização GPS foi refinada para suportar tracking contínuo da posição do utilizador. Em vez da abordagem inicial baseada em navigator.geolocation.getCurrentPosition() — que captura a posição uma única vez —, a implementação final recorre a watchPosition(), que regista um listener invocado automaticamente sempre que o dispositivo reporta uma nova coordenada.</w:t>
+      </w:r>
+    </w:p>
     <w:p>
       <w:pPr>
         <w:pStyle w:val="Normal"/>
@@ -7010,19 +6998,6 @@
         <w:rPr/>
         <w:t xml:space="preserve">Quando a posição é actualizada, o sistema executa dois passos sem emitir nova query à base de dados:</w:t>
       </w:r>
-    </w:p>
-    <w:p>
-      <w:pPr>
-        <w:pStyle w:val="Estilo2"/>
-      </w:pPr>
-      <w:bookmarkStart w:id="22" w:name="_Toc230301779"/>
-      <w:r>
-        <w:rPr>
-          <w:b/>
-        </w:rPr>
-        <w:t>5.1. Volumetria e cobertura geográfica</w:t>
-      </w:r>
-      <w:bookmarkEnd w:id="22"/>
     </w:p>
     <w:p>
       <w:pPr>
@@ -7033,15 +7008,7 @@
         </w:numPr>
       </w:pPr>
       <w:r>
-        <w:t xml:space="preserve">Move o marcador e o círculo de raio no mapa através de setLatLng(), sem re-renderização completa.</w:t>
-      </w:r>
-    </w:p>
-    <w:p>
-      <w:pPr>
-        <w:jc w:val="both"/>
-      </w:pPr>
-      <w:r>
-        <w:t>Após a execução completa da pipeline de ingestão sobre o snapshot do OpenStreetMap, a coleção facilities contém 3 390 documentos, distribuídos pelas categorias resumidas na tabela seguinte. Os valores foram obtidos diretamente do pipeline $facet do endpoint /api/overview e refletem a cobertura real da OSM em Portugal continental e ilhas.</w:t>
+        <w:t xml:space="preserve">Move o marcador e o círculo de raio no mapa através de setLatLng(), sem re-renderização completa da camada de marcadores.</w:t>
       </w:r>
     </w:p>
     <w:p>
@@ -7053,7 +7020,70 @@
         </w:numPr>
       </w:pPr>
       <w:r>
-        <w:t xml:space="preserve">Recalcula as distâncias de todas as instalações já presentes no painel lateral usando a fórmula de Haversine implementada em JavaScript no cliente:</w:t>
+        <w:t xml:space="preserve">Recalcula as distâncias de todas as instalações já presentes no painel lateral usando a fórmula de Haversine implementada em JavaScript:</w:t>
+      </w:r>
+    </w:p>
+    <w:p>
+      <w:pPr>
+        <w:pStyle w:val="Normal"/>
+      </w:pPr>
+      <w:r>
+        <w:rPr>
+          <w:i/>
+          <w:iCs/>
+        </w:rPr>
+        <w:t xml:space="preserve">d = 2R · arctan2(√a, √(1−a))     onde     a = sin²(Δφ/2) + cos φ1 · cos φ2 · sin²(Δλ/2)</w:t>
+      </w:r>
+    </w:p>
+    <w:p>
+      <w:pPr>
+        <w:pStyle w:val="Normal"/>
+      </w:pPr>
+      <w:r>
+        <w:rPr/>
+        <w:t xml:space="preserve">Este design divide explicitamente as responsabilidades: o MongoDB (via $geoNear) calcula as distâncias iniciais no momento da query geoespacial; o JavaScript mantém-nas actualizadas em tempo real sem overhead de rede. A lista de instalações é reordenada por distância crescente a cada actualização de posição.</w:t>
+      </w:r>
+    </w:p>
+    <w:p>
+      <w:pPr>
+        <w:pStyle w:val="Normal"/>
+      </w:pPr>
+      <w:r>
+        <w:rPr/>
+        <w:t xml:space="preserve">O watch é cancelado (clearWatch) quando o utilizador limpa a seleção, evitando consumo desnecessário de bateria e eventos de rede.</w:t>
+      </w:r>
+    </w:p>
+    <w:p>
+      <w:pPr>
+        <w:pStyle w:val="Ttulo1"/>
+      </w:pPr>
+      <w:bookmarkStart w:id="21" w:name="_Toc230301778"/>
+      <w:r>
+        <w:lastRenderedPageBreak/>
+        <w:t>Apresentação e análise dos resultados</w:t>
+      </w:r>
+      <w:bookmarkEnd w:id="21"/>
+    </w:p>
+    <w:p/>
+    <w:p>
+      <w:pPr>
+        <w:pStyle w:val="Estilo2"/>
+      </w:pPr>
+      <w:bookmarkStart w:id="22" w:name="_Toc230301779"/>
+      <w:r>
+        <w:rPr>
+          <w:b/>
+        </w:rPr>
+        <w:t>5.1. Volumetria e cobertura geográfica</w:t>
+      </w:r>
+      <w:bookmarkEnd w:id="22"/>
+    </w:p>
+    <w:p>
+      <w:pPr>
+        <w:jc w:val="both"/>
+      </w:pPr>
+      <w:r>
+        <w:t>Após a execução completa da pipeline de ingestão sobre o snapshot do OpenStreetMap, a coleção facilities contém 3 390 documentos, distribuídos pelas categorias resumidas na tabela seguinte. Os valores foram obtidos diretamente do pipeline $facet do endpoint /api/overview e refletem a cobertura real da OSM em Portugal continental e ilhas.</w:t>
       </w:r>
     </w:p>
     <w:tbl>
@@ -7409,42 +7439,13 @@
     </w:p>
     <w:p>
       <w:pPr>
-        <w:pStyle w:val="Normal"/>
-      </w:pPr>
-      <w:r>
-        <w:rPr>
-          <w:i/>
-        </w:rPr>
-        <w:t xml:space="preserve">d = 2R · arctan2(√a, √(1−a))    onde    a = sin²(Δφ/2) + cos φ₁ · cos φ₂ · sin²(Δλ/2)</w:t>
-      </w:r>
-    </w:p>
-    <w:p>
-      <w:pPr>
-        <w:jc w:val="both"/>
-      </w:pPr>
-    </w:p>
-    <w:p>
-      <w:pPr>
-        <w:pStyle w:val="Normal"/>
-      </w:pPr>
-      <w:r>
-        <w:rPr/>
-        <w:t xml:space="preserve">Este design divide explicitamente as responsabilidades: o MongoDB (via $geoNear) calcula as distâncias iniciais no momento da query geoespacial; o JavaScript mantém-nas actualizadas em tempo real sem overhead de rede. A lista de instalações é reordenada por distância crescente a cada actualização de posição.</w:t>
-      </w:r>
-    </w:p>
-    <w:p>
-      <w:pPr>
-        <w:jc w:val="both"/>
-      </w:pPr>
-    </w:p>
-    <w:p>
-      <w:pPr>
-        <w:pStyle w:val="Normal"/>
-      </w:pPr>
-      <w:r>
-        <w:rPr/>
-        <w:t xml:space="preserve">O watch é cancelado (clearWatch) quando o utilizador limpa a selecção, evitando consumo desnecessário de bateria e eventos de rede.</w:t>
-      </w:r>
+        <w:jc w:val="both"/>
+      </w:pPr>
+    </w:p>
+    <w:p>
+      <w:pPr>
+        <w:jc w:val="both"/>
+      </w:pPr>
     </w:p>
     <w:p>
       <w:pPr>

--- a/Relatorio_FitMap.docx
+++ b/Relatorio_FitMap.docx
@@ -696,7 +696,21 @@
           <w:rFonts w:eastAsia="Calibri" w:cs="Arial"/>
         </w:rPr>
         <w:br/>
-        <w:t xml:space="preserve">Palavras-chave: WebSIG, </w:t>
+        <w:t xml:space="preserve">Palavras-chave: </w:t>
+      </w:r>
+      <w:proofErr w:type="spellStart"/>
+      <w:r>
+        <w:rPr>
+          <w:rFonts w:eastAsia="Calibri" w:cs="Arial"/>
+        </w:rPr>
+        <w:t>WebSIG</w:t>
+      </w:r>
+      <w:proofErr w:type="spellEnd"/>
+      <w:r>
+        <w:rPr>
+          <w:rFonts w:eastAsia="Calibri" w:cs="Arial"/>
+        </w:rPr>
+        <w:t xml:space="preserve">, </w:t>
       </w:r>
       <w:proofErr w:type="spellStart"/>
       <w:r>
@@ -4128,13 +4142,10 @@
     <w:p/>
     <w:p>
       <w:pPr>
-        <w:pStyle w:val="Estilo2"/>
+        <w:pStyle w:val="Ttulo2"/>
       </w:pPr>
       <w:bookmarkStart w:id="1" w:name="_Toc230301758"/>
       <w:r>
-        <w:rPr>
-          <w:b/>
-        </w:rPr>
         <w:t>1.1. Contexto e motivação</w:t>
       </w:r>
       <w:bookmarkEnd w:id="1"/>
@@ -4143,6 +4154,11 @@
       <w:pPr>
         <w:jc w:val="both"/>
       </w:pPr>
+    </w:p>
+    <w:p>
+      <w:pPr>
+        <w:jc w:val="both"/>
+      </w:pPr>
       <w:r>
         <w:t xml:space="preserve">Os Sistemas de Informação Geográfica (SIG) consolidaram-se nas últimas duas décadas como uma das áreas mais transversais dos Sistemas de Informação, </w:t>
       </w:r>
@@ -4188,13 +4204,15 @@
     </w:p>
     <w:p>
       <w:pPr>
-        <w:pStyle w:val="Estilo2"/>
+        <w:jc w:val="both"/>
+      </w:pPr>
+    </w:p>
+    <w:p>
+      <w:pPr>
+        <w:pStyle w:val="Ttulo2"/>
       </w:pPr>
       <w:bookmarkStart w:id="2" w:name="_Toc230301759"/>
       <w:r>
-        <w:rPr>
-          <w:b/>
-        </w:rPr>
         <w:lastRenderedPageBreak/>
         <w:t>1.2. Objetivos</w:t>
       </w:r>
@@ -4204,6 +4222,11 @@
       <w:pPr>
         <w:jc w:val="both"/>
       </w:pPr>
+    </w:p>
+    <w:p>
+      <w:pPr>
+        <w:jc w:val="both"/>
+      </w:pPr>
       <w:r>
         <w:t>O trabalho persegue um conjunto de objetivos didáticos e funcionais que se complementam:</w:t>
       </w:r>
@@ -4265,13 +4288,67 @@
     </w:p>
     <w:p>
       <w:pPr>
-        <w:pStyle w:val="Estilo2"/>
+        <w:spacing w:after="40"/>
+        <w:ind w:left="400"/>
+        <w:jc w:val="both"/>
+      </w:pPr>
+    </w:p>
+    <w:p>
+      <w:pPr>
+        <w:spacing w:after="40"/>
+        <w:ind w:left="400"/>
+        <w:jc w:val="both"/>
+      </w:pPr>
+    </w:p>
+    <w:p>
+      <w:pPr>
+        <w:spacing w:after="40"/>
+        <w:ind w:left="400"/>
+        <w:jc w:val="both"/>
+      </w:pPr>
+    </w:p>
+    <w:p>
+      <w:pPr>
+        <w:spacing w:after="40"/>
+        <w:ind w:left="400"/>
+        <w:jc w:val="both"/>
+      </w:pPr>
+    </w:p>
+    <w:p>
+      <w:pPr>
+        <w:spacing w:after="40"/>
+        <w:ind w:left="400"/>
+        <w:jc w:val="both"/>
+      </w:pPr>
+    </w:p>
+    <w:p>
+      <w:pPr>
+        <w:spacing w:after="40"/>
+        <w:ind w:left="400"/>
+        <w:jc w:val="both"/>
+      </w:pPr>
+    </w:p>
+    <w:p>
+      <w:pPr>
+        <w:spacing w:after="40"/>
+        <w:ind w:left="400"/>
+        <w:jc w:val="both"/>
+      </w:pPr>
+    </w:p>
+    <w:p>
+      <w:pPr>
+        <w:spacing w:after="40"/>
+        <w:ind w:left="400"/>
+        <w:jc w:val="both"/>
+      </w:pPr>
+    </w:p>
+    <w:p>
+      <w:pPr>
+        <w:pStyle w:val="Ttulo2"/>
       </w:pPr>
       <w:bookmarkStart w:id="3" w:name="_Toc230301760"/>
       <w:r>
-        <w:rPr>
-          <w:b/>
-        </w:rPr>
+        <w:lastRenderedPageBreak/>
         <w:t>1.3. Estrutura do documento</w:t>
       </w:r>
       <w:bookmarkEnd w:id="3"/>
@@ -4280,9 +4357,89 @@
       <w:pPr>
         <w:jc w:val="both"/>
       </w:pPr>
+    </w:p>
+    <w:p>
+      <w:pPr>
+        <w:jc w:val="both"/>
+      </w:pPr>
       <w:r>
         <w:t>Para além desta introdução, o documento organiza-se em quatro capítulos principais. O capítulo 2 discute o estado da arte das tecnologias geoespaciais, da utilização de bases de dados NoSQL para dados espaciais e do papel do OpenStreetMap como fonte. O capítulo 3 detalha a arquitetura do sistema, o modelo de dados adotado e a justificação das principais escolhas tecnológicas. O capítulo 4 apresenta a implementação, com ênfase nos pipelines de agregação MongoDB e na integração com serviços externos. O capítulo 5 expõe os resultados, casos de uso ilustrados e análise de cumprimento dos requisitos, terminando o capítulo 6 com conclusões e propostas de trabalho futuro.</w:t>
       </w:r>
+    </w:p>
+    <w:p>
+      <w:pPr>
+        <w:jc w:val="both"/>
+      </w:pPr>
+    </w:p>
+    <w:p>
+      <w:pPr>
+        <w:jc w:val="both"/>
+      </w:pPr>
+    </w:p>
+    <w:p>
+      <w:pPr>
+        <w:jc w:val="both"/>
+      </w:pPr>
+    </w:p>
+    <w:p>
+      <w:pPr>
+        <w:jc w:val="both"/>
+      </w:pPr>
+    </w:p>
+    <w:p>
+      <w:pPr>
+        <w:jc w:val="both"/>
+      </w:pPr>
+    </w:p>
+    <w:p>
+      <w:pPr>
+        <w:jc w:val="both"/>
+      </w:pPr>
+    </w:p>
+    <w:p>
+      <w:pPr>
+        <w:jc w:val="both"/>
+      </w:pPr>
+    </w:p>
+    <w:p>
+      <w:pPr>
+        <w:jc w:val="both"/>
+      </w:pPr>
+    </w:p>
+    <w:p>
+      <w:pPr>
+        <w:jc w:val="both"/>
+      </w:pPr>
+    </w:p>
+    <w:p>
+      <w:pPr>
+        <w:jc w:val="both"/>
+      </w:pPr>
+    </w:p>
+    <w:p>
+      <w:pPr>
+        <w:jc w:val="both"/>
+      </w:pPr>
+    </w:p>
+    <w:p>
+      <w:pPr>
+        <w:jc w:val="both"/>
+      </w:pPr>
+    </w:p>
+    <w:p>
+      <w:pPr>
+        <w:jc w:val="both"/>
+      </w:pPr>
+    </w:p>
+    <w:p>
+      <w:pPr>
+        <w:jc w:val="both"/>
+      </w:pPr>
+    </w:p>
+    <w:p>
+      <w:pPr>
+        <w:jc w:val="both"/>
+      </w:pPr>
     </w:p>
     <w:p>
       <w:pPr>
@@ -4298,13 +4455,10 @@
     <w:p/>
     <w:p>
       <w:pPr>
-        <w:pStyle w:val="Estilo2"/>
+        <w:pStyle w:val="Ttulo2"/>
       </w:pPr>
       <w:bookmarkStart w:id="5" w:name="_Toc230301762"/>
       <w:r>
-        <w:rPr>
-          <w:b/>
-        </w:rPr>
         <w:t>2.1. Sistemas de Informação Geográfica e WebSIG</w:t>
       </w:r>
       <w:bookmarkEnd w:id="5"/>
@@ -4313,6 +4467,11 @@
       <w:pPr>
         <w:jc w:val="both"/>
       </w:pPr>
+    </w:p>
+    <w:p>
+      <w:pPr>
+        <w:jc w:val="both"/>
+      </w:pPr>
       <w:r>
         <w:t>Um Sistema de Informação Geográfica é, no essencial, um sistema de informação cuja propriedade distintiva é a capacidade de capturar, armazenar, manipular, analisar e visualizar informação georreferenciada. Historicamente, os SIG eram instalações pesadas, monolíticas, instaladas em ambiente desktop (Esri ArcGIS, QGIS, MapInfo) e operadas por especialistas. Esta condição mudou radicalmente com a maturação das tecnologias Web a partir da segunda metade da década de 2000.</w:t>
       </w:r>
@@ -4348,13 +4507,41 @@
     </w:p>
     <w:p>
       <w:pPr>
-        <w:pStyle w:val="Estilo2"/>
+        <w:jc w:val="both"/>
+      </w:pPr>
+    </w:p>
+    <w:p>
+      <w:pPr>
+        <w:jc w:val="both"/>
+      </w:pPr>
+    </w:p>
+    <w:p>
+      <w:pPr>
+        <w:jc w:val="both"/>
+      </w:pPr>
+    </w:p>
+    <w:p>
+      <w:pPr>
+        <w:jc w:val="both"/>
+      </w:pPr>
+    </w:p>
+    <w:p>
+      <w:pPr>
+        <w:jc w:val="both"/>
+      </w:pPr>
+    </w:p>
+    <w:p>
+      <w:pPr>
+        <w:jc w:val="both"/>
+      </w:pPr>
+    </w:p>
+    <w:p>
+      <w:pPr>
+        <w:pStyle w:val="Ttulo2"/>
       </w:pPr>
       <w:bookmarkStart w:id="6" w:name="_Toc230301763"/>
       <w:r>
-        <w:rPr>
-          <w:b/>
-        </w:rPr>
+        <w:lastRenderedPageBreak/>
         <w:t>2.2. Bases de dados espaciais: relacional versus NoSQL</w:t>
       </w:r>
       <w:bookmarkEnd w:id="6"/>
@@ -4363,6 +4550,11 @@
       <w:pPr>
         <w:jc w:val="both"/>
       </w:pPr>
+    </w:p>
+    <w:p>
+      <w:pPr>
+        <w:jc w:val="both"/>
+      </w:pPr>
       <w:r>
         <w:t>O paradigma dominante para persistência geoespacial continua a ser o binómio PostgreSQL + PostGIS, uma extensão que adiciona ao SGBD tipos espaciais (geometry, geography), índices GiST/SP-GiST e centenas de funções espaciais conformes com o padrão OGC Simple Features. PostGIS é, ainda hoje, a referência de robustez funcional em SIG livres.</w:t>
       </w:r>
@@ -4372,11 +4564,7 @@
         <w:jc w:val="both"/>
       </w:pPr>
       <w:r>
-        <w:t xml:space="preserve">Em contraposição, as bases de dados NoSQL documentais — de que o MongoDB é o expoente — propõem um modelo radicalmente diferente: documentos JSON/BSON sem schema fixo, agregação como linguagem de consulta, e índices especiais (incluindo o </w:t>
-      </w:r>
-      <w:r>
-        <w:lastRenderedPageBreak/>
-        <w:t>2dsphere) integrados na própria engine sem necessidade de extensão. A escolha entre estes dois paradigmas para um projecto WebSIG depende de fatores como:</w:t>
+        <w:t>Em contraposição, as bases de dados NoSQL documentais — de que o MongoDB é o expoente — propõem um modelo radicalmente diferente: documentos JSON/BSON sem schema fixo, agregação como linguagem de consulta, e índices especiais (incluindo o 2dsphere) integrados na própria engine sem necessidade de extensão. A escolha entre estes dois paradigmas para um projecto WebSIG depende de fatores como:</w:t>
       </w:r>
     </w:p>
     <w:p/>
@@ -4441,33 +4629,10 @@
     </w:p>
     <w:p>
       <w:pPr>
-        <w:jc w:val="both"/>
-      </w:pPr>
-    </w:p>
-    <w:p>
-      <w:pPr>
-        <w:jc w:val="both"/>
-      </w:pPr>
-    </w:p>
-    <w:p>
-      <w:pPr>
-        <w:jc w:val="both"/>
-      </w:pPr>
-    </w:p>
-    <w:p>
-      <w:pPr>
-        <w:jc w:val="both"/>
-      </w:pPr>
-    </w:p>
-    <w:p>
-      <w:pPr>
-        <w:pStyle w:val="Estilo2"/>
+        <w:pStyle w:val="Ttulo2"/>
       </w:pPr>
       <w:bookmarkStart w:id="7" w:name="_Toc230301764"/>
       <w:r>
-        <w:rPr>
-          <w:b/>
-        </w:rPr>
         <w:lastRenderedPageBreak/>
         <w:t>2.3. O índice 2dsphere e os operadores geoespaciais do MongoDB</w:t>
       </w:r>
@@ -4477,6 +4642,11 @@
       <w:pPr>
         <w:jc w:val="both"/>
       </w:pPr>
+    </w:p>
+    <w:p>
+      <w:pPr>
+        <w:jc w:val="both"/>
+      </w:pPr>
       <w:r>
         <w:t>Desde a versão 2.4, o MongoDB suporta o índice 2dsphere, que indexa geometrias representadas em GeoJSON sobre uma superfície esférica (considerando, portanto, a curvatura da Terra). Este índice habilita os seguintes operadores principais:</w:t>
       </w:r>
@@ -4550,13 +4720,81 @@
     </w:p>
     <w:p>
       <w:pPr>
-        <w:pStyle w:val="Estilo2"/>
+        <w:spacing w:after="40"/>
+        <w:ind w:left="400"/>
+        <w:jc w:val="both"/>
+      </w:pPr>
+    </w:p>
+    <w:p>
+      <w:pPr>
+        <w:spacing w:after="40"/>
+        <w:ind w:left="400"/>
+        <w:jc w:val="both"/>
+      </w:pPr>
+    </w:p>
+    <w:p>
+      <w:pPr>
+        <w:spacing w:after="40"/>
+        <w:ind w:left="400"/>
+        <w:jc w:val="both"/>
+      </w:pPr>
+    </w:p>
+    <w:p>
+      <w:pPr>
+        <w:spacing w:after="40"/>
+        <w:ind w:left="400"/>
+        <w:jc w:val="both"/>
+      </w:pPr>
+    </w:p>
+    <w:p>
+      <w:pPr>
+        <w:spacing w:after="40"/>
+        <w:ind w:left="400"/>
+        <w:jc w:val="both"/>
+      </w:pPr>
+    </w:p>
+    <w:p>
+      <w:pPr>
+        <w:spacing w:after="40"/>
+        <w:ind w:left="400"/>
+        <w:jc w:val="both"/>
+      </w:pPr>
+    </w:p>
+    <w:p>
+      <w:pPr>
+        <w:spacing w:after="40"/>
+        <w:ind w:left="400"/>
+        <w:jc w:val="both"/>
+      </w:pPr>
+    </w:p>
+    <w:p>
+      <w:pPr>
+        <w:spacing w:after="40"/>
+        <w:ind w:left="400"/>
+        <w:jc w:val="both"/>
+      </w:pPr>
+    </w:p>
+    <w:p>
+      <w:pPr>
+        <w:spacing w:after="40"/>
+        <w:ind w:left="400"/>
+        <w:jc w:val="both"/>
+      </w:pPr>
+    </w:p>
+    <w:p>
+      <w:pPr>
+        <w:spacing w:after="40"/>
+        <w:ind w:left="400"/>
+        <w:jc w:val="both"/>
+      </w:pPr>
+    </w:p>
+    <w:p>
+      <w:pPr>
+        <w:pStyle w:val="Ttulo2"/>
       </w:pPr>
       <w:bookmarkStart w:id="8" w:name="_Toc230301765"/>
       <w:r>
-        <w:rPr>
-          <w:b/>
-        </w:rPr>
+        <w:lastRenderedPageBreak/>
         <w:t>2.4. OpenStreetMap e a Overpass API como fonte de dados</w:t>
       </w:r>
       <w:bookmarkEnd w:id="8"/>
@@ -4565,35 +4803,50 @@
       <w:pPr>
         <w:jc w:val="both"/>
       </w:pPr>
-      <w:r>
-        <w:t>O projecto OpenStreetMap (OSM) é uma base de dados geográfica colaborativa, mantida desde 2004 por uma comunidade de mais de oito milhões de contribuidores, e disponibilizada sob a licença Open Database License. Os seus dados são particularmente ricos em pontos de interesse (POI) classificados por um sistema de tags. As instalações desportivas são captadas através de tags como leisure=fitness_centre, leisure=swimming_pool, leisure=sports_centre, sport=climbing, club=martial_arts, entre outras.</w:t>
-      </w:r>
-    </w:p>
-    <w:p>
-      <w:pPr>
-        <w:jc w:val="both"/>
-      </w:pPr>
-      <w:r>
-        <w:t xml:space="preserve">Para extração programática, o OSM disponibiliza a Overpass API, um serviço público que aceita queries numa linguagem dedicada (Overpass QL) e devolve subconjuntos da base de dados em formato JSON. A query utilizada neste projeto extrai todos os nodes, ways e relations classificados como instalações desportivas dentro da área administrativa de </w:t>
-      </w:r>
-      <w:r>
-        <w:lastRenderedPageBreak/>
-        <w:t>Portugal, devolvendo aproximadamente 45 mil elementos brutos. Após normalização e filtragem (eliminação de elementos sem nome ou sem coordenadas), permanecem cerca de 3 400 documentos úteis na coleção.</w:t>
-      </w:r>
-    </w:p>
-    <w:p>
-      <w:pPr>
-        <w:pStyle w:val="Estilo2"/>
+    </w:p>
+    <w:p>
+      <w:pPr>
+        <w:jc w:val="both"/>
+      </w:pPr>
+      <w:r>
+        <w:t xml:space="preserve">O </w:t>
+      </w:r>
+      <w:proofErr w:type="spellStart"/>
+      <w:r>
+        <w:t>projecto</w:t>
+      </w:r>
+      <w:proofErr w:type="spellEnd"/>
+      <w:r>
+        <w:t xml:space="preserve"> </w:t>
+      </w:r>
+      <w:proofErr w:type="spellStart"/>
+      <w:r>
+        <w:t>OpenStreetMap</w:t>
+      </w:r>
+      <w:proofErr w:type="spellEnd"/>
+      <w:r>
+        <w:t xml:space="preserve"> (OSM) é uma base de dados geográfica colaborativa, mantida desde 2004 por uma comunidade de mais de oito milhões de contribuidores, e disponibilizada sob a licença Open Database License. Os seus dados são particularmente ricos em pontos de interesse (POI) classificados por um sistema de tags. As instalações desportivas são captadas através de tags como leisure=fitness_centre, leisure=swimming_pool, leisure=sports_centre, sport=climbing, club=martial_arts, entre outras.</w:t>
+      </w:r>
+    </w:p>
+    <w:p>
+      <w:pPr>
+        <w:jc w:val="both"/>
+      </w:pPr>
+      <w:r>
+        <w:t>Para extração programática, o OSM disponibiliza a Overpass API, um serviço público que aceita queries numa linguagem dedicada (Overpass QL) e devolve subconjuntos da base de dados em formato JSON. A query utilizada neste projeto extrai todos os nodes, ways e relations classificados como instalações desportivas dentro da área administrativa de Portugal, devolvendo aproximadamente 45 mil elementos brutos. Após normalização e filtragem (eliminação de elementos sem nome ou sem coordenadas), permanecem cerca de 3 400 documentos úteis na coleção.</w:t>
+      </w:r>
+    </w:p>
+    <w:p>
+      <w:pPr>
+        <w:pStyle w:val="Ttulo2"/>
       </w:pPr>
       <w:bookmarkStart w:id="9" w:name="_Toc230301766"/>
       <w:r>
-        <w:rPr>
-          <w:b/>
-        </w:rPr>
         <w:t>2.5. Routing open-source: o caso da OSRM</w:t>
       </w:r>
       <w:bookmarkEnd w:id="9"/>
     </w:p>
+    <w:p/>
     <w:p>
       <w:pPr>
         <w:jc w:val="both"/>
@@ -4615,46 +4868,6 @@
       <w:r>
         <w:t>O cliente JavaScript Leaflet Routing Machine encapsula o protocolo OSRM v1 e integra-se de forma transparente com a camada Leaflet. No FitMap, o controlo gráfico próprio do Leaflet Routing Machine é ocultado por CSS e substituído por uma interface customizada que respeita a paleta visual do produto. O cliente recebe duração e distância via eventos e renderiza a polyline da rota sobre o mapa.</w:t>
       </w:r>
-    </w:p>
-    <w:p>
-      <w:pPr>
-        <w:jc w:val="both"/>
-      </w:pPr>
-    </w:p>
-    <w:p>
-      <w:pPr>
-        <w:jc w:val="both"/>
-      </w:pPr>
-    </w:p>
-    <w:p>
-      <w:pPr>
-        <w:jc w:val="both"/>
-      </w:pPr>
-    </w:p>
-    <w:p>
-      <w:pPr>
-        <w:jc w:val="both"/>
-      </w:pPr>
-    </w:p>
-    <w:p>
-      <w:pPr>
-        <w:jc w:val="both"/>
-      </w:pPr>
-    </w:p>
-    <w:p>
-      <w:pPr>
-        <w:jc w:val="both"/>
-      </w:pPr>
-    </w:p>
-    <w:p>
-      <w:pPr>
-        <w:jc w:val="both"/>
-      </w:pPr>
-    </w:p>
-    <w:p>
-      <w:pPr>
-        <w:jc w:val="both"/>
-      </w:pPr>
     </w:p>
     <w:p>
       <w:pPr>
@@ -4685,13 +4898,10 @@
     <w:p/>
     <w:p>
       <w:pPr>
-        <w:pStyle w:val="Estilo2"/>
+        <w:pStyle w:val="Ttulo2"/>
       </w:pPr>
       <w:bookmarkStart w:id="11" w:name="_Toc230301768"/>
       <w:r>
-        <w:rPr>
-          <w:b/>
-        </w:rPr>
         <w:t>3.1. Visão geral da arquitetura</w:t>
       </w:r>
       <w:bookmarkEnd w:id="11"/>
@@ -4700,8 +4910,21 @@
       <w:pPr>
         <w:jc w:val="both"/>
       </w:pPr>
-      <w:r>
-        <w:t>A arquitetura do FitMap é organizada segundo o padrão clássico de uma aplicação web monolítica modular, com a particularidade de toda a orquestração ser declarada via Docker Compose. Há quatro componentes principais:</w:t>
+    </w:p>
+    <w:p>
+      <w:pPr>
+        <w:jc w:val="both"/>
+      </w:pPr>
+      <w:r>
+        <w:t xml:space="preserve">A arquitetura do </w:t>
+      </w:r>
+      <w:proofErr w:type="spellStart"/>
+      <w:r>
+        <w:t>FitMap</w:t>
+      </w:r>
+      <w:proofErr w:type="spellEnd"/>
+      <w:r>
+        <w:t xml:space="preserve"> é organizada segundo o padrão clássico de uma aplicação web monolítica modular, com a particularidade de toda a orquestração ser declarada via Docker Compose. Há quatro componentes principais:</w:t>
       </w:r>
     </w:p>
     <w:p/>
@@ -4750,6 +4973,13 @@
     </w:p>
     <w:p>
       <w:pPr>
+        <w:spacing w:after="40"/>
+        <w:ind w:left="400"/>
+        <w:jc w:val="both"/>
+      </w:pPr>
+    </w:p>
+    <w:p>
+      <w:pPr>
         <w:jc w:val="both"/>
       </w:pPr>
       <w:r>
@@ -4763,18 +4993,10 @@
     </w:p>
     <w:p>
       <w:pPr>
-        <w:jc w:val="both"/>
-      </w:pPr>
-    </w:p>
-    <w:p>
-      <w:pPr>
-        <w:pStyle w:val="Estilo2"/>
+        <w:pStyle w:val="Ttulo2"/>
       </w:pPr>
       <w:bookmarkStart w:id="12" w:name="_Toc230301769"/>
       <w:r>
-        <w:rPr>
-          <w:b/>
-        </w:rPr>
         <w:lastRenderedPageBreak/>
         <w:t>3.2. Fluxo de dados</w:t>
       </w:r>
@@ -4863,21 +5085,20 @@
     </w:p>
     <w:p>
       <w:pPr>
-        <w:pStyle w:val="Estilo2"/>
+        <w:jc w:val="both"/>
+      </w:pPr>
+    </w:p>
+    <w:p>
+      <w:pPr>
+        <w:pStyle w:val="Ttulo2"/>
       </w:pPr>
       <w:bookmarkStart w:id="13" w:name="_Toc230301770"/>
       <w:r>
-        <w:rPr>
-          <w:b/>
-        </w:rPr>
         <w:lastRenderedPageBreak/>
         <w:t xml:space="preserve">3.3. Modelo de dados — a coleção </w:t>
       </w:r>
       <w:proofErr w:type="spellStart"/>
       <w:r>
-        <w:rPr>
-          <w:b/>
-        </w:rPr>
         <w:t>facilities</w:t>
       </w:r>
       <w:bookmarkEnd w:id="13"/>
@@ -5178,17 +5399,19 @@
     </w:p>
     <w:p>
       <w:pPr>
-        <w:pStyle w:val="Estilo2"/>
+        <w:pStyle w:val="Ttulo2"/>
       </w:pPr>
       <w:bookmarkStart w:id="14" w:name="_Toc230301771"/>
       <w:r>
-        <w:rPr>
-          <w:b/>
-        </w:rPr>
         <w:lastRenderedPageBreak/>
         <w:t>3.4. Índices criados e racional</w:t>
       </w:r>
       <w:bookmarkEnd w:id="14"/>
+    </w:p>
+    <w:p>
+      <w:pPr>
+        <w:jc w:val="both"/>
+      </w:pPr>
     </w:p>
     <w:p>
       <w:pPr>
@@ -5438,14 +5661,22 @@
       <w:pPr>
         <w:jc w:val="both"/>
       </w:pPr>
-      <w:r>
-        <w:t>O índice multikey sobre sports merece um comentário particular. Como o campo é um array (uma instalação pode oferecer várias modalidades), o MongoDB indexa cada elemento individualmente. Isto permite responder eficientemente a queries como {"sports": "climbing"} mesmo quando climbing é apenas uma de várias modalidades oferecidas.</w:t>
-      </w:r>
-    </w:p>
-    <w:p>
-      <w:pPr>
-        <w:jc w:val="both"/>
-      </w:pPr>
+    </w:p>
+    <w:p>
+      <w:pPr>
+        <w:jc w:val="both"/>
+      </w:pPr>
+      <w:r>
+        <w:t xml:space="preserve">O índice </w:t>
+      </w:r>
+      <w:proofErr w:type="spellStart"/>
+      <w:r>
+        <w:t>multikey</w:t>
+      </w:r>
+      <w:proofErr w:type="spellEnd"/>
+      <w:r>
+        <w:t xml:space="preserve"> sobre sports merece um comentário particular. Como o campo é um array (uma instalação pode oferecer várias modalidades), o MongoDB indexa cada elemento individualmente. Isto permite responder eficientemente a queries como {"sports": "climbing"} mesmo quando climbing é apenas uma de várias modalidades oferecidas.</w:t>
+      </w:r>
     </w:p>
     <w:p>
       <w:pPr>
@@ -5486,13 +5717,10 @@
     <w:p/>
     <w:p>
       <w:pPr>
-        <w:pStyle w:val="Estilo2"/>
+        <w:pStyle w:val="Ttulo2"/>
       </w:pPr>
       <w:bookmarkStart w:id="16" w:name="_Toc230301773"/>
       <w:r>
-        <w:rPr>
-          <w:b/>
-        </w:rPr>
         <w:t>4.1. Pipeline de ingestão (seed_osm.py)</w:t>
       </w:r>
       <w:bookmarkEnd w:id="16"/>
@@ -5681,13 +5909,10 @@
     </w:p>
     <w:p>
       <w:pPr>
-        <w:pStyle w:val="Estilo2"/>
+        <w:pStyle w:val="Ttulo2"/>
       </w:pPr>
       <w:bookmarkStart w:id="17" w:name="_Toc230301774"/>
       <w:r>
-        <w:rPr>
-          <w:b/>
-        </w:rPr>
         <w:lastRenderedPageBreak/>
         <w:t>4.2. Camada Web e API REST</w:t>
       </w:r>
@@ -6032,10 +6257,6 @@
             <w:tcW w:w="2929" w:type="dxa"/>
           </w:tcPr>
           <w:p/>
-          <w:p/>
-          <w:p/>
-          <w:p/>
-          <w:p/>
         </w:tc>
         <w:tc>
           <w:tcPr>
@@ -6053,18 +6274,41 @@
     </w:tbl>
     <w:p>
       <w:pPr>
-        <w:pStyle w:val="Estilo2"/>
+        <w:pStyle w:val="Ttulo2"/>
       </w:pPr>
       <w:bookmarkStart w:id="18" w:name="_Toc230301775"/>
-      <w:r>
-        <w:rPr>
-          <w:b/>
-        </w:rPr>
+    </w:p>
+    <w:p/>
+    <w:p/>
+    <w:p/>
+    <w:p/>
+    <w:p>
+      <w:pPr>
+        <w:pStyle w:val="Ttulo2"/>
+      </w:pPr>
+      <w:r>
         <w:lastRenderedPageBreak/>
-        <w:t>4.3. Queries geoespaciais explicadas</w:t>
+        <w:t xml:space="preserve">4.3. </w:t>
+      </w:r>
+      <w:proofErr w:type="spellStart"/>
+      <w:r>
+        <w:t>Queries</w:t>
+      </w:r>
+      <w:proofErr w:type="spellEnd"/>
+      <w:r>
+        <w:t xml:space="preserve"> </w:t>
+      </w:r>
+      <w:proofErr w:type="spellStart"/>
+      <w:r>
+        <w:t>geoespaciais</w:t>
+      </w:r>
+      <w:proofErr w:type="spellEnd"/>
+      <w:r>
+        <w:t xml:space="preserve"> explicadas</w:t>
       </w:r>
       <w:bookmarkEnd w:id="18"/>
     </w:p>
+    <w:p/>
     <w:p>
       <w:pPr>
         <w:jc w:val="both"/>
@@ -6229,14 +6473,14 @@
       <w:pPr>
         <w:jc w:val="both"/>
       </w:pPr>
+    </w:p>
+    <w:p>
+      <w:pPr>
+        <w:jc w:val="both"/>
+      </w:pPr>
       <w:r>
         <w:t>Comentário linha a linha: o objecto near em GeoJSON especifica o ponto-foco em coordenadas longitude/latitude (atenção à ordem, contrária à convenção lat/lon habitual); distanceField solicita ao MongoDB que anexe a cada documento devolvido a distância calculada, em metros; maxDistance limita o resultado ao raio pedido (convertido de quilómetros para metros); spherical:true ativa o cálculo esférico (distância em geodésica, indispensável para coordenadas geográficas); key indica explicitamente qual o índice 2dsphere a usar; query permite encadear um filtro adicional, suportando assim a combinação “mais próximas, mas apenas piscinas”. O $project final faz dois cálculos úteis: extrai as componentes latitude e longitude do array de coordenadas, e converte a distância em quilómetros com duas casas decimais.</w:t>
       </w:r>
-    </w:p>
-    <w:p>
-      <w:pPr>
-        <w:jc w:val="both"/>
-      </w:pPr>
     </w:p>
     <w:p>
       <w:pPr>
@@ -6408,14 +6652,14 @@
       <w:pPr>
         <w:jc w:val="both"/>
       </w:pPr>
+    </w:p>
+    <w:p>
+      <w:pPr>
+        <w:jc w:val="both"/>
+      </w:pPr>
       <w:r>
         <w:t>Observe-se que o anel exterior do polígono deve ser fechado, repetindo-se o primeiro ponto no fim. Esta é a convenção GeoJSON e o MongoDB rejeita polígonos não fechados. O estágio $facet é particularmente elegante neste caso: numa única passagem sobre os resultados filtrados, calcula três visões diferentes (lista, contagem por categoria e contagem total) que servem para alimentar a UI sem necessitar de chamadas adicionais à base de dados.</w:t>
       </w:r>
-    </w:p>
-    <w:p>
-      <w:pPr>
-        <w:jc w:val="both"/>
-      </w:pPr>
     </w:p>
     <w:p>
       <w:pPr>
@@ -6689,13 +6933,15 @@
     </w:p>
     <w:p>
       <w:pPr>
-        <w:pStyle w:val="Estilo2"/>
+        <w:jc w:val="both"/>
+      </w:pPr>
+    </w:p>
+    <w:p>
+      <w:pPr>
+        <w:pStyle w:val="Ttulo2"/>
       </w:pPr>
       <w:bookmarkStart w:id="19" w:name="_Toc230301776"/>
       <w:r>
-        <w:rPr>
-          <w:b/>
-        </w:rPr>
         <w:lastRenderedPageBreak/>
         <w:t>4.4. Frontend Leaflet</w:t>
       </w:r>
@@ -6705,6 +6951,11 @@
       <w:pPr>
         <w:jc w:val="both"/>
       </w:pPr>
+    </w:p>
+    <w:p>
+      <w:pPr>
+        <w:jc w:val="both"/>
+      </w:pPr>
       <w:r>
         <w:t>A camada cliente recorre ao Leaflet 1.9 para o mapa, com tiles vetoriais escuros do CartoDB para um aspeto profissional. Sobre o mapa são desenhadas três classes de elementos: marcadores de instalação (</w:t>
       </w:r>
@@ -6843,21 +7094,20 @@
     </w:p>
     <w:p>
       <w:pPr>
-        <w:pStyle w:val="Estilo2"/>
+        <w:jc w:val="both"/>
+      </w:pPr>
+    </w:p>
+    <w:p>
+      <w:pPr>
+        <w:pStyle w:val="Ttulo2"/>
       </w:pPr>
       <w:bookmarkStart w:id="20" w:name="_Toc230301777"/>
       <w:r>
-        <w:rPr>
-          <w:b/>
-        </w:rPr>
         <w:lastRenderedPageBreak/>
         <w:t xml:space="preserve">4.5. Cálculo de rotas </w:t>
       </w:r>
       <w:proofErr w:type="gramStart"/>
       <w:r>
-        <w:rPr>
-          <w:b/>
-        </w:rPr>
         <w:t>multi-modal</w:t>
       </w:r>
       <w:bookmarkEnd w:id="20"/>
@@ -6867,6 +7117,11 @@
       <w:pPr>
         <w:jc w:val="both"/>
       </w:pPr>
+    </w:p>
+    <w:p>
+      <w:pPr>
+        <w:jc w:val="both"/>
+      </w:pPr>
       <w:r>
         <w:t>Quando o utilizador seleciona uma instalação e ativa o botão “Calcular rota”, o cliente determina a origem da rota: por defeito, a localização GPS obtida pela API Geolocation do navegador; alternativamente, prompt para o utilizador definir o ponto. A biblioteca Leaflet Routing Machine é instanciada com três endpoints OSRM distintos, um por perfil:</w:t>
       </w:r>
@@ -6969,90 +7224,108 @@
     </w:p>
     <w:p>
       <w:pPr>
-        <w:jc w:val="both"/>
-      </w:pPr>
-    </w:p>
-    <w:p>
-      <w:pPr>
-        <w:pStyle w:val="Estilo2"/>
-      </w:pPr>
-      <w:r>
-        <w:rPr/>
-        <w:t xml:space="preserve">4.6. Localização contínua e recálculo de distâncias no cliente</w:t>
-      </w:r>
-    </w:p>
-    <w:p>
-      <w:pPr>
-        <w:pStyle w:val="Normal"/>
-      </w:pPr>
-      <w:r>
-        <w:rPr/>
-        <w:t xml:space="preserve">A funcionalidade de geolocalização GPS foi refinada para suportar tracking contínuo da posição do utilizador. Em vez da abordagem inicial baseada em navigator.geolocation.getCurrentPosition() — que captura a posição uma única vez —, a implementação final recorre a watchPosition(), que regista um listener invocado automaticamente sempre que o dispositivo reporta uma nova coordenada.</w:t>
-      </w:r>
-    </w:p>
-    <w:p>
-      <w:pPr>
-        <w:pStyle w:val="Normal"/>
-      </w:pPr>
-      <w:r>
-        <w:rPr/>
-        <w:t xml:space="preserve">Quando a posição é actualizada, o sistema executa dois passos sem emitir nova query à base de dados:</w:t>
-      </w:r>
-    </w:p>
-    <w:p>
-      <w:pPr>
-        <w:pStyle w:val="ListParagraph"/>
-        <w:numPr>
-          <w:ilvl w:val="0"/>
-          <w:numId w:val="1"/>
-        </w:numPr>
-      </w:pPr>
-      <w:r>
-        <w:t xml:space="preserve">Move o marcador e o círculo de raio no mapa através de setLatLng(), sem re-renderização completa da camada de marcadores.</w:t>
-      </w:r>
-    </w:p>
-    <w:p>
-      <w:pPr>
-        <w:pStyle w:val="ListParagraph"/>
-        <w:numPr>
-          <w:ilvl w:val="0"/>
-          <w:numId w:val="1"/>
-        </w:numPr>
-      </w:pPr>
-      <w:r>
-        <w:t xml:space="preserve">Recalcula as distâncias de todas as instalações já presentes no painel lateral usando a fórmula de Haversine implementada em JavaScript:</w:t>
-      </w:r>
-    </w:p>
-    <w:p>
-      <w:pPr>
-        <w:pStyle w:val="Normal"/>
-      </w:pPr>
+        <w:pStyle w:val="Ttulo2"/>
+      </w:pPr>
+      <w:r>
+        <w:lastRenderedPageBreak/>
+        <w:t>4.6. Localização contínua e recálculo de distâncias no cliente</w:t>
+      </w:r>
+    </w:p>
+    <w:p/>
+    <w:p>
+      <w:r>
+        <w:t xml:space="preserve">A funcionalidade de geolocalização GPS foi refinada para suportar tracking contínuo da posição do utilizador. Em vez da abordagem inicial baseada em </w:t>
+      </w:r>
+      <w:proofErr w:type="gramStart"/>
+      <w:r>
+        <w:t>navigator.geolocation</w:t>
+      </w:r>
+      <w:proofErr w:type="gramEnd"/>
+      <w:r>
+        <w:t>.</w:t>
+      </w:r>
+      <w:proofErr w:type="gramStart"/>
+      <w:r>
+        <w:t>getCurrentPosition(</w:t>
+      </w:r>
+      <w:proofErr w:type="gramEnd"/>
+      <w:r>
+        <w:t xml:space="preserve">) — que captura a posição uma única vez —, a implementação final recorre a </w:t>
+      </w:r>
+      <w:proofErr w:type="gramStart"/>
+      <w:r>
+        <w:t>watchPosition(</w:t>
+      </w:r>
+      <w:proofErr w:type="gramEnd"/>
+      <w:r>
+        <w:t>), que regista um listener invocado automaticamente sempre que o dispositivo reporta uma nova coordenada.</w:t>
+      </w:r>
+    </w:p>
+    <w:p>
+      <w:r>
+        <w:t>Quando a posição é actualizada, o sistema executa dois passos sem emitir nova query à base de dados:</w:t>
+      </w:r>
+    </w:p>
+    <w:p>
+      <w:r>
+        <w:t xml:space="preserve">Move o marcador e o círculo de raio no mapa através de </w:t>
+      </w:r>
+      <w:proofErr w:type="gramStart"/>
+      <w:r>
+        <w:t>setLatLng(</w:t>
+      </w:r>
+      <w:proofErr w:type="gramEnd"/>
+      <w:r>
+        <w:t>), sem re-renderização completa da camada de marcadores.</w:t>
+      </w:r>
+    </w:p>
+    <w:p>
+      <w:r>
+        <w:t>Recalcula as distâncias de todas as instalações já presentes no painel lateral usando a fórmula de Haversine implementada em JavaScript:</w:t>
+      </w:r>
+    </w:p>
+    <w:p>
       <w:r>
         <w:rPr>
           <w:i/>
           <w:iCs/>
         </w:rPr>
-        <w:t xml:space="preserve">d = 2R · arctan2(√a, √(1−a))     onde     a = sin²(Δφ/2) + cos φ1 · cos φ2 · sin²(Δλ/2)</w:t>
-      </w:r>
-    </w:p>
-    <w:p>
-      <w:pPr>
-        <w:pStyle w:val="Normal"/>
-      </w:pPr>
-      <w:r>
-        <w:rPr/>
-        <w:t xml:space="preserve">Este design divide explicitamente as responsabilidades: o MongoDB (via $geoNear) calcula as distâncias iniciais no momento da query geoespacial; o JavaScript mantém-nas actualizadas em tempo real sem overhead de rede. A lista de instalações é reordenada por distância crescente a cada actualização de posição.</w:t>
-      </w:r>
-    </w:p>
-    <w:p>
-      <w:pPr>
-        <w:pStyle w:val="Normal"/>
-      </w:pPr>
-      <w:r>
-        <w:rPr/>
-        <w:t xml:space="preserve">O watch é cancelado (clearWatch) quando o utilizador limpa a seleção, evitando consumo desnecessário de bateria e eventos de rede.</w:t>
-      </w:r>
-    </w:p>
+        <w:t>d = 2R · arctan2(√a, √(1−a</w:t>
+      </w:r>
+      <w:proofErr w:type="gramStart"/>
+      <w:r>
+        <w:rPr>
+          <w:i/>
+          <w:iCs/>
+        </w:rPr>
+        <w:t xml:space="preserve">))   </w:t>
+      </w:r>
+      <w:proofErr w:type="gramEnd"/>
+      <w:r>
+        <w:rPr>
+          <w:i/>
+          <w:iCs/>
+        </w:rPr>
+        <w:t xml:space="preserve">  onde     a = sin²(Δφ/2) + cos φ1 · cos φ2 · sin²(Δλ/2)</w:t>
+      </w:r>
+    </w:p>
+    <w:p>
+      <w:r>
+        <w:t>Este design divide explicitamente as responsabilidades: o MongoDB (via $geoNear) calcula as distâncias iniciais no momento da query geoespacial; o JavaScript mantém-nas actualizadas em tempo real sem overhead de rede. A lista de instalações é reordenada por distância crescente a cada actualização de posição.</w:t>
+      </w:r>
+    </w:p>
+    <w:p>
+      <w:r>
+        <w:t>O watch é cancelado (clearWatch) quando o utilizador limpa a seleção, evitando consumo desnecessário de bateria e eventos de rede.</w:t>
+      </w:r>
+    </w:p>
+    <w:p/>
+    <w:p/>
+    <w:p/>
+    <w:p/>
+    <w:p/>
+    <w:p/>
+    <w:p/>
     <w:p>
       <w:pPr>
         <w:pStyle w:val="Ttulo1"/>
@@ -7060,23 +7333,28 @@
       <w:bookmarkStart w:id="21" w:name="_Toc230301778"/>
       <w:r>
         <w:lastRenderedPageBreak/>
-        <w:t>Apresentação e análise dos resultados</w:t>
+        <w:t>Apresentação</w:t>
+      </w:r>
+      <w:r>
+        <w:t xml:space="preserve"> e análise dos resultados</w:t>
       </w:r>
       <w:bookmarkEnd w:id="21"/>
     </w:p>
     <w:p/>
     <w:p>
       <w:pPr>
-        <w:pStyle w:val="Estilo2"/>
+        <w:pStyle w:val="Ttulo2"/>
       </w:pPr>
       <w:bookmarkStart w:id="22" w:name="_Toc230301779"/>
       <w:r>
-        <w:rPr>
-          <w:b/>
-        </w:rPr>
         <w:t>5.1. Volumetria e cobertura geográfica</w:t>
       </w:r>
       <w:bookmarkEnd w:id="22"/>
+    </w:p>
+    <w:p>
+      <w:pPr>
+        <w:jc w:val="both"/>
+      </w:pPr>
     </w:p>
     <w:p>
       <w:pPr>
@@ -7431,35 +7709,34 @@
         <w:jc w:val="both"/>
       </w:pPr>
       <w:r>
-        <w:t>Foram registadas 234 cidades distintas com pelo menos uma instalação georreferenciada e endereço minimamente populado. A distribuição é esperadamente enviesada para as áreas metropolitanas de Lisboa e Porto, mas inclui também concelhos do interior como Castelo Branco, Bragança ou Évora, sublinhando a vantagem de usar dados OSM em vez de fontes comerciais geralmente concentradas em grandes centros urbanos.</w:t>
-      </w:r>
-      <w:r>
-        <w:t xml:space="preserve"> A totalidade destas 234 cidades está acessível na barra lateral da aplicação, com scroll e pesquisa incremental, permitindo ao utilizador filtrar instalações por qualquer município sem necessidade de efectuar pesquisa no mapa.</w:t>
-      </w:r>
-    </w:p>
-    <w:p>
-      <w:pPr>
-        <w:jc w:val="both"/>
-      </w:pPr>
-    </w:p>
-    <w:p>
-      <w:pPr>
-        <w:jc w:val="both"/>
-      </w:pPr>
-    </w:p>
-    <w:p>
-      <w:pPr>
-        <w:pStyle w:val="Estilo2"/>
+        <w:t>Foram registadas 234 cidades distintas com pelo menos uma instalação georreferenciada e endereço minimamente populado. A distribuição é esperadamente enviesada para as áreas metropolitanas de Lisboa e Porto, mas inclui também concelhos do interior como Castelo Branco, Bragança ou Évora, sublinhando a vantagem de usar dados OSM em vez de fontes comerciais geralmente concentradas em grandes centros urbanos. A totalidade destas 234 cidades está acessível na barra lateral da aplicação, com scroll e pesquisa incremental, permitindo ao utilizador filtrar instalações por qualquer município sem necessidade de efectuar pesquisa no mapa.</w:t>
+      </w:r>
+    </w:p>
+    <w:p>
+      <w:pPr>
+        <w:jc w:val="both"/>
+      </w:pPr>
+    </w:p>
+    <w:p>
+      <w:pPr>
+        <w:jc w:val="both"/>
+      </w:pPr>
+    </w:p>
+    <w:p>
+      <w:pPr>
+        <w:pStyle w:val="Ttulo2"/>
       </w:pPr>
       <w:bookmarkStart w:id="23" w:name="_Toc230301780"/>
       <w:r>
-        <w:rPr>
-          <w:b/>
-        </w:rPr>
         <w:lastRenderedPageBreak/>
         <w:t>5.2. Casos de uso ilustrados</w:t>
       </w:r>
       <w:bookmarkEnd w:id="23"/>
+    </w:p>
+    <w:p>
+      <w:pPr>
+        <w:jc w:val="both"/>
+      </w:pPr>
     </w:p>
     <w:p>
       <w:pPr>
@@ -8229,32 +8506,21 @@
       </w:pPr>
     </w:p>
     <w:p>
-      <w:pPr>
-        <w:pStyle w:val="Normal"/>
-      </w:pPr>
-      <w:r>
-        <w:rPr/>
-        <w:t xml:space="preserve">5.2.4.  Cenário: «filtrar ginásios e ver apenas os marcadores relevantes»</w:t>
-      </w:r>
-    </w:p>
-    <w:p>
-      <w:pPr>
-        <w:pStyle w:val="Estilo2"/>
+      <w:r>
+        <w:t>5.2.4.  Cenário: «filtrar ginásios e ver apenas os marcadores relevantes»</w:t>
+      </w:r>
+    </w:p>
+    <w:p>
+      <w:pPr>
+        <w:pStyle w:val="Ttulo2"/>
       </w:pPr>
       <w:bookmarkStart w:id="24" w:name="_Toc230301781"/>
       <w:r>
-        <w:rPr>
-          <w:b/>
-        </w:rPr>
         <w:t>5.3. Análise de performance</w:t>
       </w:r>
       <w:bookmarkEnd w:id="24"/>
     </w:p>
-    <w:p>
-      <w:pPr>
-        <w:pStyle w:val="Normal"/>
-      </w:pPr>
-    </w:p>
+    <w:p/>
     <w:p>
       <w:pPr>
         <w:jc w:val="both"/>
@@ -8264,15 +8530,8 @@
       </w:r>
     </w:p>
     <w:p>
-      <w:pPr>
-        <w:pStyle w:val="ListParagraph"/>
-        <w:numPr>
-          <w:ilvl w:val="0"/>
-          <w:numId w:val="1"/>
-        </w:numPr>
-      </w:pPr>
-      <w:r>
-        <w:t xml:space="preserve">O utilizador seleciona o pill «Ginásio» na secção CATEGORIA da barra lateral. O cliente emite GET /api/facilities?category=Ginásio&amp;limit=3000 ao backend.</w:t>
+      <w:r>
+        <w:t>O utilizador seleciona o pill «Ginásio» na secção CATEGORIA da barra lateral. O cliente emite GET /api/facilities?category=Ginásio&amp;limit=3000 ao backend.</w:t>
       </w:r>
     </w:p>
     <w:tbl>
@@ -8493,6 +8752,7 @@
           </w:tcPr>
           <w:p>
             <w:r>
+              <w:lastRenderedPageBreak/>
               <w:t>/api/geo/nearby</w:t>
             </w:r>
           </w:p>
@@ -8556,65 +8816,56 @@
         <w:jc w:val="both"/>
       </w:pPr>
       <w:r>
-        <w:t xml:space="preserve">Os tempos confirmam que o índice 2dsphere cumpre o seu papel: a latência cresce sub-linearmente com o aumento do raio do $geoNear, porque o índice limita rapidamente o </w:t>
-      </w:r>
+        <w:t>Os tempos confirmam que o índice 2dsphere cumpre o seu papel: a latência cresce sub-linearmente com o aumento do raio do $geoNear, porque o índice limita rapidamente o conjunto de candidatos. Em termos comparativos, queries equivalentes sobre a coleção sem índice apresentam tempos uma a duas ordens de magnitude superiores (no rendering de uma scan completa de 3 400 documentos).</w:t>
+      </w:r>
+    </w:p>
+    <w:p>
+      <w:r>
+        <w:t>O servidor aplica {$match: {category: "Ginásio"}} antes do $project e do $limit, devolvendo apenas os 708 ginásios registados.</w:t>
+      </w:r>
+    </w:p>
+    <w:p>
+      <w:r>
+        <w:t>O mapa remove todos os marcadores anteriores e redesenha apenas os 708 marcadores de ginásio, com cor característica (#ff5b3a). O viewport faz fitBounds automático sobre o conjunto filtrado, tornando a filtragem visualmente evidente.</w:t>
+      </w:r>
+    </w:p>
+    <w:p/>
+    <w:p/>
+    <w:p/>
+    <w:p/>
+    <w:p/>
+    <w:p/>
+    <w:p/>
+    <w:p/>
+    <w:p/>
+    <w:p/>
+    <w:p/>
+    <w:p/>
+    <w:p/>
+    <w:p>
+      <w:pPr>
+        <w:pStyle w:val="Ttulo2"/>
+      </w:pPr>
+      <w:bookmarkStart w:id="25" w:name="_Toc230301782"/>
       <w:r>
         <w:lastRenderedPageBreak/>
-        <w:t>conjunto de candidatos. Em termos comparativos, queries equivalentes sobre a coleção sem índice apresentam tempos uma a duas ordens de magnitude superiores (no rendering de uma scan completa de 3 400 documentos).</w:t>
-      </w:r>
-    </w:p>
-    <w:p>
-      <w:pPr>
-        <w:pStyle w:val="ListParagraph"/>
-        <w:numPr>
-          <w:ilvl w:val="0"/>
-          <w:numId w:val="1"/>
-        </w:numPr>
-      </w:pPr>
-      <w:r>
-        <w:t xml:space="preserve">O servidor aplica {$match: {category: "Ginásio"}} antes do $project e do $limit, devolvendo apenas os 708 ginásios registados.</w:t>
-      </w:r>
-    </w:p>
-    <w:p>
-      <w:pPr>
-        <w:jc w:val="both"/>
-      </w:pPr>
-    </w:p>
-    <w:p>
-      <w:pPr>
-        <w:pStyle w:val="ListParagraph"/>
-        <w:numPr>
-          <w:ilvl w:val="0"/>
-          <w:numId w:val="1"/>
-        </w:numPr>
-      </w:pPr>
-      <w:r>
-        <w:t xml:space="preserve">O mapa remove todos os marcadores anteriores e redesenha apenas os 708 marcadores de ginásio, com cor característica (#ff5b3a). O viewport faz fitBounds automático sobre o conjunto filtrado, tornando a filtragem visualmente evidente.</w:t>
-      </w:r>
-    </w:p>
-    <w:p>
-      <w:pPr>
-        <w:pStyle w:val="Estilo2"/>
-      </w:pPr>
-      <w:bookmarkStart w:id="25" w:name="_Toc230301782"/>
-      <w:r>
-        <w:rPr>
-          <w:b/>
-        </w:rPr>
-        <w:t>5.4. Cumprimento dos requisitos do brief</w:t>
+        <w:t xml:space="preserve">5.4. Cumprimento dos requisitos do </w:t>
+      </w:r>
+      <w:proofErr w:type="spellStart"/>
+      <w:r>
+        <w:t>brief</w:t>
       </w:r>
       <w:bookmarkEnd w:id="25"/>
-    </w:p>
-    <w:p>
-      <w:pPr>
-        <w:pStyle w:val="ListParagraph"/>
-        <w:numPr>
-          <w:ilvl w:val="0"/>
-          <w:numId w:val="1"/>
-        </w:numPr>
-      </w:pPr>
-      <w:r>
-        <w:t xml:space="preserve">Um toast de confirmação apresenta «708 instalações · Ginásio». O contador VIS. no cabeçalho da aplicação actualiza em tempo real.</w:t>
+      <w:proofErr w:type="spellEnd"/>
+    </w:p>
+    <w:p>
+      <w:proofErr w:type="gramStart"/>
+      <w:r>
+        <w:t>Um toast</w:t>
+      </w:r>
+      <w:proofErr w:type="gramEnd"/>
+      <w:r>
+        <w:t xml:space="preserve"> de confirmação apresenta «708 instalações · Ginásio». O contador VIS. no cabeçalho da aplicação actualiza em tempo real.</w:t>
       </w:r>
     </w:p>
     <w:p>
@@ -8626,31 +8877,27 @@
       </w:r>
     </w:p>
     <w:p>
-      <w:pPr>
-        <w:pStyle w:val="ListParagraph"/>
-        <w:numPr>
-          <w:ilvl w:val="0"/>
-          <w:numId w:val="1"/>
-        </w:numPr>
-      </w:pPr>
-      <w:r>
-        <w:t xml:space="preserve">O utilizador pode combinar o filtro de categoria com um filtro de modalidade (e.g., «fitness») e/ou uma cidade da sidebar, sendo cada combinação resolvida por uma única query MongoDB com múltiplos predicados no $match.</w:t>
+      <w:r>
+        <w:t>O utilizador pode combinar o filtro de categoria com um filtro de modalidade (e.g., «fitness») e/ou uma cidade da sidebar, sendo cada combinação resolvida por uma única query MongoDB com múltiplos predicados no $match.</w:t>
       </w:r>
     </w:p>
     <w:tbl>
       <w:tblPr>
-        <w:tblW w:w="0" w:type="auto"/>
+        <w:tblW w:w="9183" w:type="dxa"/>
         <w:tblLook w:val="04A0" w:firstRow="1" w:lastRow="0" w:firstColumn="1" w:lastColumn="0" w:noHBand="0" w:noVBand="1"/>
       </w:tblPr>
       <w:tblGrid>
-        <w:gridCol w:w="2929"/>
-        <w:gridCol w:w="2929"/>
-        <w:gridCol w:w="2929"/>
+        <w:gridCol w:w="3061"/>
+        <w:gridCol w:w="3061"/>
+        <w:gridCol w:w="3061"/>
       </w:tblGrid>
       <w:tr>
-        <w:tc>
-          <w:tcPr>
-            <w:tcW w:w="2929" w:type="dxa"/>
+        <w:trPr>
+          <w:trHeight w:val="365"/>
+        </w:trPr>
+        <w:tc>
+          <w:tcPr>
+            <w:tcW w:w="3061" w:type="dxa"/>
           </w:tcPr>
           <w:p>
             <w:r>
@@ -8663,7 +8910,7 @@
         </w:tc>
         <w:tc>
           <w:tcPr>
-            <w:tcW w:w="2929" w:type="dxa"/>
+            <w:tcW w:w="3061" w:type="dxa"/>
           </w:tcPr>
           <w:p>
             <w:r>
@@ -8676,7 +8923,7 @@
         </w:tc>
         <w:tc>
           <w:tcPr>
-            <w:tcW w:w="2929" w:type="dxa"/>
+            <w:tcW w:w="3061" w:type="dxa"/>
           </w:tcPr>
           <w:p>
             <w:r>
@@ -8689,9 +8936,12 @@
         </w:tc>
       </w:tr>
       <w:tr>
-        <w:tc>
-          <w:tcPr>
-            <w:tcW w:w="2929" w:type="dxa"/>
+        <w:trPr>
+          <w:trHeight w:val="606"/>
+        </w:trPr>
+        <w:tc>
+          <w:tcPr>
+            <w:tcW w:w="3061" w:type="dxa"/>
           </w:tcPr>
           <w:p>
             <w:r>
@@ -8701,7 +8951,7 @@
         </w:tc>
         <w:tc>
           <w:tcPr>
-            <w:tcW w:w="2929" w:type="dxa"/>
+            <w:tcW w:w="3061" w:type="dxa"/>
           </w:tcPr>
           <w:p>
             <w:r>
@@ -8711,7 +8961,7 @@
         </w:tc>
         <w:tc>
           <w:tcPr>
-            <w:tcW w:w="2929" w:type="dxa"/>
+            <w:tcW w:w="3061" w:type="dxa"/>
           </w:tcPr>
           <w:p>
             <w:r>
@@ -8721,9 +8971,12 @@
         </w:tc>
       </w:tr>
       <w:tr>
-        <w:tc>
-          <w:tcPr>
-            <w:tcW w:w="2929" w:type="dxa"/>
+        <w:trPr>
+          <w:trHeight w:val="847"/>
+        </w:trPr>
+        <w:tc>
+          <w:tcPr>
+            <w:tcW w:w="3061" w:type="dxa"/>
           </w:tcPr>
           <w:p>
             <w:r>
@@ -8733,7 +8986,7 @@
         </w:tc>
         <w:tc>
           <w:tcPr>
-            <w:tcW w:w="2929" w:type="dxa"/>
+            <w:tcW w:w="3061" w:type="dxa"/>
           </w:tcPr>
           <w:p>
             <w:r>
@@ -8743,7 +8996,7 @@
         </w:tc>
         <w:tc>
           <w:tcPr>
-            <w:tcW w:w="2929" w:type="dxa"/>
+            <w:tcW w:w="3061" w:type="dxa"/>
           </w:tcPr>
           <w:p>
             <w:r>
@@ -8753,9 +9006,12 @@
         </w:tc>
       </w:tr>
       <w:tr>
-        <w:tc>
-          <w:tcPr>
-            <w:tcW w:w="2929" w:type="dxa"/>
+        <w:trPr>
+          <w:trHeight w:val="606"/>
+        </w:trPr>
+        <w:tc>
+          <w:tcPr>
+            <w:tcW w:w="3061" w:type="dxa"/>
           </w:tcPr>
           <w:p>
             <w:r>
@@ -8765,7 +9021,7 @@
         </w:tc>
         <w:tc>
           <w:tcPr>
-            <w:tcW w:w="2929" w:type="dxa"/>
+            <w:tcW w:w="3061" w:type="dxa"/>
           </w:tcPr>
           <w:p>
             <w:r>
@@ -8775,7 +9031,7 @@
         </w:tc>
         <w:tc>
           <w:tcPr>
-            <w:tcW w:w="2929" w:type="dxa"/>
+            <w:tcW w:w="3061" w:type="dxa"/>
           </w:tcPr>
           <w:p>
             <w:r>
@@ -8785,9 +9041,12 @@
         </w:tc>
       </w:tr>
       <w:tr>
-        <w:tc>
-          <w:tcPr>
-            <w:tcW w:w="2929" w:type="dxa"/>
+        <w:trPr>
+          <w:trHeight w:val="606"/>
+        </w:trPr>
+        <w:tc>
+          <w:tcPr>
+            <w:tcW w:w="3061" w:type="dxa"/>
           </w:tcPr>
           <w:p>
             <w:r>
@@ -8797,7 +9056,7 @@
         </w:tc>
         <w:tc>
           <w:tcPr>
-            <w:tcW w:w="2929" w:type="dxa"/>
+            <w:tcW w:w="3061" w:type="dxa"/>
           </w:tcPr>
           <w:p>
             <w:r>
@@ -8807,7 +9066,7 @@
         </w:tc>
         <w:tc>
           <w:tcPr>
-            <w:tcW w:w="2929" w:type="dxa"/>
+            <w:tcW w:w="3061" w:type="dxa"/>
           </w:tcPr>
           <w:p>
             <w:r>
@@ -8817,9 +9076,12 @@
         </w:tc>
       </w:tr>
       <w:tr>
-        <w:tc>
-          <w:tcPr>
-            <w:tcW w:w="2929" w:type="dxa"/>
+        <w:trPr>
+          <w:trHeight w:val="598"/>
+        </w:trPr>
+        <w:tc>
+          <w:tcPr>
+            <w:tcW w:w="3061" w:type="dxa"/>
           </w:tcPr>
           <w:p>
             <w:r>
@@ -8829,7 +9091,7 @@
         </w:tc>
         <w:tc>
           <w:tcPr>
-            <w:tcW w:w="2929" w:type="dxa"/>
+            <w:tcW w:w="3061" w:type="dxa"/>
           </w:tcPr>
           <w:p>
             <w:r>
@@ -8839,7 +9101,7 @@
         </w:tc>
         <w:tc>
           <w:tcPr>
-            <w:tcW w:w="2929" w:type="dxa"/>
+            <w:tcW w:w="3061" w:type="dxa"/>
           </w:tcPr>
           <w:p>
             <w:r>
@@ -8857,9 +9119,12 @@
         </w:tc>
       </w:tr>
       <w:tr>
-        <w:tc>
-          <w:tcPr>
-            <w:tcW w:w="2929" w:type="dxa"/>
+        <w:trPr>
+          <w:trHeight w:val="606"/>
+        </w:trPr>
+        <w:tc>
+          <w:tcPr>
+            <w:tcW w:w="3061" w:type="dxa"/>
           </w:tcPr>
           <w:p>
             <w:r>
@@ -8869,7 +9134,7 @@
         </w:tc>
         <w:tc>
           <w:tcPr>
-            <w:tcW w:w="2929" w:type="dxa"/>
+            <w:tcW w:w="3061" w:type="dxa"/>
           </w:tcPr>
           <w:p>
             <w:r>
@@ -8879,7 +9144,7 @@
         </w:tc>
         <w:tc>
           <w:tcPr>
-            <w:tcW w:w="2929" w:type="dxa"/>
+            <w:tcW w:w="3061" w:type="dxa"/>
           </w:tcPr>
           <w:p>
             <w:r>
@@ -8889,9 +9154,12 @@
         </w:tc>
       </w:tr>
       <w:tr>
-        <w:tc>
-          <w:tcPr>
-            <w:tcW w:w="2929" w:type="dxa"/>
+        <w:trPr>
+          <w:trHeight w:val="847"/>
+        </w:trPr>
+        <w:tc>
+          <w:tcPr>
+            <w:tcW w:w="3061" w:type="dxa"/>
           </w:tcPr>
           <w:p>
             <w:r>
@@ -8901,7 +9169,7 @@
         </w:tc>
         <w:tc>
           <w:tcPr>
-            <w:tcW w:w="2929" w:type="dxa"/>
+            <w:tcW w:w="3061" w:type="dxa"/>
           </w:tcPr>
           <w:p>
             <w:r>
@@ -8911,7 +9179,7 @@
         </w:tc>
         <w:tc>
           <w:tcPr>
-            <w:tcW w:w="2929" w:type="dxa"/>
+            <w:tcW w:w="3061" w:type="dxa"/>
           </w:tcPr>
           <w:p>
             <w:r>
@@ -8921,9 +9189,12 @@
         </w:tc>
       </w:tr>
       <w:tr>
-        <w:tc>
-          <w:tcPr>
-            <w:tcW w:w="2929" w:type="dxa"/>
+        <w:trPr>
+          <w:trHeight w:val="606"/>
+        </w:trPr>
+        <w:tc>
+          <w:tcPr>
+            <w:tcW w:w="3061" w:type="dxa"/>
           </w:tcPr>
           <w:p>
             <w:r>
@@ -8933,7 +9204,7 @@
         </w:tc>
         <w:tc>
           <w:tcPr>
-            <w:tcW w:w="2929" w:type="dxa"/>
+            <w:tcW w:w="3061" w:type="dxa"/>
           </w:tcPr>
           <w:p>
             <w:r>
@@ -8943,7 +9214,7 @@
         </w:tc>
         <w:tc>
           <w:tcPr>
-            <w:tcW w:w="2929" w:type="dxa"/>
+            <w:tcW w:w="3061" w:type="dxa"/>
           </w:tcPr>
           <w:p>
             <w:r>
@@ -8953,41 +9224,47 @@
         </w:tc>
       </w:tr>
       <w:tr>
-        <w:tc>
-          <w:tcPr>
-            <w:tcW w:w="2929" w:type="dxa"/>
+        <w:trPr>
+          <w:trHeight w:val="365"/>
+        </w:trPr>
+        <w:tc>
+          <w:tcPr>
+            <w:tcW w:w="3061" w:type="dxa"/>
           </w:tcPr>
           <w:p/>
         </w:tc>
         <w:tc>
           <w:tcPr>
-            <w:tcW w:w="2929" w:type="dxa"/>
+            <w:tcW w:w="3061" w:type="dxa"/>
           </w:tcPr>
           <w:p/>
         </w:tc>
         <w:tc>
           <w:tcPr>
-            <w:tcW w:w="2929" w:type="dxa"/>
+            <w:tcW w:w="3061" w:type="dxa"/>
           </w:tcPr>
           <w:p/>
         </w:tc>
       </w:tr>
       <w:tr>
-        <w:tc>
-          <w:tcPr>
-            <w:tcW w:w="2929" w:type="dxa"/>
+        <w:trPr>
+          <w:trHeight w:val="365"/>
+        </w:trPr>
+        <w:tc>
+          <w:tcPr>
+            <w:tcW w:w="3061" w:type="dxa"/>
           </w:tcPr>
           <w:p/>
         </w:tc>
         <w:tc>
           <w:tcPr>
-            <w:tcW w:w="2929" w:type="dxa"/>
+            <w:tcW w:w="3061" w:type="dxa"/>
           </w:tcPr>
           <w:p/>
         </w:tc>
         <w:tc>
           <w:tcPr>
-            <w:tcW w:w="2929" w:type="dxa"/>
+            <w:tcW w:w="3061" w:type="dxa"/>
           </w:tcPr>
           <w:p/>
         </w:tc>
@@ -9000,25 +9277,23 @@
       <w:bookmarkStart w:id="26" w:name="_Toc230301783"/>
       <w:r>
         <w:lastRenderedPageBreak/>
-        <w:t>Conclusões e trabalho futuro</w:t>
+        <w:t>Conclusõe</w:t>
+      </w:r>
+      <w:r>
+        <w:t>s</w:t>
+      </w:r>
+      <w:r>
+        <w:t xml:space="preserve"> e trabalho futuro</w:t>
       </w:r>
       <w:bookmarkEnd w:id="26"/>
     </w:p>
-    <w:p>
-      <w:pPr>
-        <w:pStyle w:val="Normal"/>
-      </w:pPr>
-    </w:p>
     <w:p/>
     <w:p>
       <w:pPr>
-        <w:pStyle w:val="Estilo2"/>
+        <w:pStyle w:val="Ttulo2"/>
       </w:pPr>
       <w:bookmarkStart w:id="27" w:name="_Toc230301784"/>
       <w:r>
-        <w:rPr>
-          <w:b/>
-        </w:rPr>
         <w:t>6.1. Reflexão crítica</w:t>
       </w:r>
       <w:bookmarkEnd w:id="27"/>
@@ -9028,7 +9303,15 @@
         <w:jc w:val="both"/>
       </w:pPr>
       <w:r>
-        <w:t>O FitMap demonstrou ser um exercício produtivo de integração das três tecnologias-pilar da unidade curricular, validando a hipótese de que uma base de dados NoSQL documental, devidamente equipada com índices espaciais, pode substituir um SGBD relacional com extensão espacial em aplicações WebSIG de complexidade média. A escolha do MongoDB revelou-se particularmente acertada num projecto onde a heterogeneidade dos dados de origem (OSM) penalizaria seriamente uma modelação relacional rigorosa: a obrigação de aplicar ALTER TABLE a cada nova tag observada no terreno é substituída pela inserção direta do novo campo no documento.</w:t>
+        <w:t xml:space="preserve">O </w:t>
+      </w:r>
+      <w:proofErr w:type="spellStart"/>
+      <w:r>
+        <w:t>FitMap</w:t>
+      </w:r>
+      <w:proofErr w:type="spellEnd"/>
+      <w:r>
+        <w:t xml:space="preserve"> demonstrou ser um exercício produtivo de integração das três tecnologias-pilar da unidade curricular, validando a hipótese de que uma base de dados NoSQL documental, devidamente equipada com índices espaciais, pode substituir um SGBD relacional com extensão espacial em aplicações WebSIG de complexidade média. A escolha do MongoDB revelou-se particularmente acertada num projecto onde a heterogeneidade dos dados de origem (OSM) penalizaria seriamente uma modelação relacional rigorosa: a obrigação de aplicar ALTER TABLE a cada nova tag observada no terreno é substituída pela inserção direta do novo campo no documento.</w:t>
       </w:r>
     </w:p>
     <w:p>
@@ -9086,13 +9369,15 @@
     </w:p>
     <w:p>
       <w:pPr>
-        <w:pStyle w:val="Estilo2"/>
+        <w:jc w:val="both"/>
+      </w:pPr>
+    </w:p>
+    <w:p>
+      <w:pPr>
+        <w:pStyle w:val="Ttulo2"/>
       </w:pPr>
       <w:bookmarkStart w:id="28" w:name="_Toc230301785"/>
       <w:r>
-        <w:rPr>
-          <w:b/>
-        </w:rPr>
         <w:lastRenderedPageBreak/>
         <w:t>6.2. Limitações identificadas</w:t>
       </w:r>
@@ -9159,42 +9444,10 @@
     </w:p>
     <w:p>
       <w:pPr>
-        <w:pStyle w:val="Estilo2"/>
-      </w:pPr>
-      <w:bookmarkStart w:id="29" w:name="_Toc230301786"/>
-      <w:r>
-        <w:rPr>
-          <w:b/>
-        </w:rPr>
-        <w:t>6.3. Trabalho futuro</w:t>
-      </w:r>
-      <w:bookmarkEnd w:id="29"/>
-    </w:p>
-    <w:p>
-      <w:pPr>
-        <w:jc w:val="both"/>
-      </w:pPr>
-      <w:r>
-        <w:t>Diversas extensões naturais foram identificadas durante a implementação e ficam aqui registadas como propostas concretas:</w:t>
-      </w:r>
-    </w:p>
-    <w:p>
-      <w:pPr>
         <w:spacing w:after="40"/>
         <w:ind w:left="400"/>
         <w:jc w:val="both"/>
       </w:pPr>
-      <w:r>
-        <w:t xml:space="preserve">•  Camada de transportes públicos. Uma </w:t>
-      </w:r>
-      <w:proofErr w:type="gramStart"/>
-      <w:r>
-        <w:t>nova coleção bus</w:t>
-      </w:r>
-      <w:proofErr w:type="gramEnd"/>
-      <w:r>
-        <w:t>_stops poderia ser populada a partir das tags highway=bus_stop do OSM, indexada 2dsphere, e cruzada com a coleção facilities via $geoNear inter-coleção. Esta extensão respondia diretamente à pergunta “tenho autocarro?” colocada no enunciado.</w:t>
-      </w:r>
     </w:p>
     <w:p>
       <w:pPr>
@@ -9209,54 +9462,34 @@
         <w:ind w:left="400"/>
         <w:jc w:val="both"/>
       </w:pPr>
-      <w:r>
-        <w:t>•  Heatmap de densidade. Recorrendo ao plugin Leaflet.heat e a uma agregação geoespacial pré-computada (bucketing geográfico em grelha regular), poderia ser produzida uma visualização imediata das zonas do país mais e menos servidas por instalações desportivas.</w:t>
-      </w:r>
-    </w:p>
-    <w:p/>
+    </w:p>
     <w:p>
       <w:pPr>
         <w:spacing w:after="40"/>
         <w:ind w:left="400"/>
         <w:jc w:val="both"/>
       </w:pPr>
-      <w:r>
-        <w:lastRenderedPageBreak/>
-        <w:t>•  Clustering em zoom baixo. A biblioteca Leaflet.markercluster agrupa automaticamente marcadores próximos em círculos numerados, melhorando drasticamente a leitura do mapa nacional sem alterar a base de dados.</w:t>
-      </w:r>
-    </w:p>
-    <w:p/>
+    </w:p>
     <w:p>
       <w:pPr>
         <w:spacing w:after="40"/>
         <w:ind w:left="400"/>
         <w:jc w:val="both"/>
       </w:pPr>
-      <w:r>
-        <w:t>•  Filtro “aberto agora”. Recorrendo à biblioteca opening_hours.js, seria possível avaliar em tempo real, a partir do campo opening_hours OSM, se uma instalação está aberta no momento da consulta.</w:t>
-      </w:r>
-    </w:p>
-    <w:p/>
+    </w:p>
     <w:p>
       <w:pPr>
         <w:spacing w:after="40"/>
         <w:ind w:left="400"/>
         <w:jc w:val="both"/>
       </w:pPr>
-      <w:r>
-        <w:t>•  Componente de comunidade. Sistema de reviews e ratings persistido numa nova coleção, demonstrando padrões de schema design para relações um-para-muitos no MongoDB e introduzindo writes para além das leituras dominantes do estado atual.</w:t>
-      </w:r>
-    </w:p>
-    <w:p/>
+    </w:p>
     <w:p>
       <w:pPr>
         <w:spacing w:after="40"/>
         <w:ind w:left="400"/>
         <w:jc w:val="both"/>
       </w:pPr>
-      <w:r>
-        <w:t>•  Cobertura de eventos. Reintroduzir a recolha de eventos desportivos exclusivamente a partir de fontes verificáveis (Wikidata SPARQL, Smoothcomp para BJJ/grappling), com etiqueta clara de fonte e link para validação.</w:t>
-      </w:r>
     </w:p>
     <w:p>
       <w:pPr>
@@ -9267,13 +9500,152 @@
     </w:p>
     <w:p>
       <w:pPr>
-        <w:pStyle w:val="Estilo2"/>
-      </w:pPr>
+        <w:spacing w:after="40"/>
+        <w:ind w:left="400"/>
+        <w:jc w:val="both"/>
+      </w:pPr>
+    </w:p>
+    <w:p>
+      <w:pPr>
+        <w:spacing w:after="40"/>
+        <w:ind w:left="400"/>
+        <w:jc w:val="both"/>
+      </w:pPr>
+    </w:p>
+    <w:p>
+      <w:pPr>
+        <w:spacing w:after="40"/>
+        <w:ind w:left="400"/>
+        <w:jc w:val="both"/>
+      </w:pPr>
+    </w:p>
+    <w:p>
+      <w:pPr>
+        <w:spacing w:after="40"/>
+        <w:ind w:left="400"/>
+        <w:jc w:val="both"/>
+      </w:pPr>
+    </w:p>
+    <w:p>
+      <w:pPr>
+        <w:spacing w:after="40"/>
+        <w:ind w:left="400"/>
+        <w:jc w:val="both"/>
+      </w:pPr>
+    </w:p>
+    <w:p>
+      <w:pPr>
+        <w:pStyle w:val="Ttulo2"/>
+      </w:pPr>
+      <w:bookmarkStart w:id="29" w:name="_Toc230301786"/>
+      <w:r>
+        <w:lastRenderedPageBreak/>
+        <w:t>6.3. Trabalho futuro</w:t>
+      </w:r>
+      <w:bookmarkEnd w:id="29"/>
+    </w:p>
+    <w:p>
+      <w:pPr>
+        <w:jc w:val="both"/>
+      </w:pPr>
+    </w:p>
+    <w:p>
+      <w:pPr>
+        <w:jc w:val="both"/>
+      </w:pPr>
+      <w:r>
+        <w:t>Diversas extensões naturais foram identificadas durante a implementação e ficam aqui registadas como propostas concretas:</w:t>
+      </w:r>
+    </w:p>
+    <w:p>
+      <w:pPr>
+        <w:spacing w:after="40"/>
+        <w:ind w:left="400"/>
+        <w:jc w:val="both"/>
+      </w:pPr>
+      <w:r>
+        <w:t xml:space="preserve">•  Camada de transportes públicos. Uma </w:t>
+      </w:r>
+      <w:proofErr w:type="gramStart"/>
+      <w:r>
+        <w:t>nova coleção bus</w:t>
+      </w:r>
+      <w:proofErr w:type="gramEnd"/>
+      <w:r>
+        <w:t>_stops poderia ser populada a partir das tags highway=bus_stop do OSM, indexada 2dsphere, e cruzada com a coleção facilities via $geoNear inter-coleção. Esta extensão respondia diretamente à pergunta “tenho autocarro?” colocada no enunciado.</w:t>
+      </w:r>
+    </w:p>
+    <w:p>
+      <w:pPr>
+        <w:spacing w:after="40"/>
+        <w:ind w:left="400"/>
+        <w:jc w:val="both"/>
+      </w:pPr>
+    </w:p>
+    <w:p>
+      <w:pPr>
+        <w:spacing w:after="40"/>
+        <w:ind w:left="400"/>
+        <w:jc w:val="both"/>
+      </w:pPr>
+      <w:r>
+        <w:t>•  Heatmap de densidade. Recorrendo ao plugin Leaflet.heat e a uma agregação geoespacial pré-computada (bucketing geográfico em grelha regular), poderia ser produzida uma visualização imediata das zonas do país mais e menos servidas por instalações desportivas.</w:t>
+      </w:r>
+    </w:p>
+    <w:p/>
+    <w:p>
+      <w:pPr>
+        <w:spacing w:after="40"/>
+        <w:ind w:left="400"/>
+        <w:jc w:val="both"/>
+      </w:pPr>
+      <w:r>
+        <w:t>•  Clustering em zoom baixo. A biblioteca Leaflet.markercluster agrupa automaticamente marcadores próximos em círculos numerados, melhorando drasticamente a leitura do mapa nacional sem alterar a base de dados.</w:t>
+      </w:r>
+    </w:p>
+    <w:p/>
+    <w:p>
+      <w:pPr>
+        <w:spacing w:after="40"/>
+        <w:ind w:left="400"/>
+        <w:jc w:val="both"/>
+      </w:pPr>
+      <w:r>
+        <w:t>•  Filtro “aberto agora”. Recorrendo à biblioteca opening_hours.js, seria possível avaliar em tempo real, a partir do campo opening_hours OSM, se uma instalação está aberta no momento da consulta.</w:t>
+      </w:r>
+    </w:p>
+    <w:p/>
+    <w:p>
+      <w:pPr>
+        <w:spacing w:after="40"/>
+        <w:ind w:left="400"/>
+        <w:jc w:val="both"/>
+      </w:pPr>
+      <w:r>
+        <w:t>•  Componente de comunidade. Sistema de reviews e ratings persistido numa nova coleção, demonstrando padrões de schema design para relações um-para-muitos no MongoDB e introduzindo writes para além das leituras dominantes do estado atual.</w:t>
+      </w:r>
+    </w:p>
+    <w:p/>
+    <w:p>
+      <w:pPr>
+        <w:spacing w:after="40"/>
+        <w:ind w:left="400"/>
+        <w:jc w:val="both"/>
+      </w:pPr>
+      <w:r>
+        <w:t>•  Cobertura de eventos. Reintroduzir a recolha de eventos desportivos exclusivamente a partir de fontes verificáveis (Wikidata SPARQL, Smoothcomp para BJJ/grappling), com etiqueta clara de fonte e link para validação.</w:t>
+      </w:r>
+    </w:p>
+    <w:p>
       <w:bookmarkStart w:id="30" w:name="_Toc230301787"/>
-      <w:r>
-        <w:rPr>
-          <w:b/>
-        </w:rPr>
+    </w:p>
+    <w:p/>
+    <w:p>
+      <w:pPr>
+        <w:pStyle w:val="Ttulo2"/>
+      </w:pPr>
+      <w:r>
+        <w:lastRenderedPageBreak/>
         <w:t>6.4. Considerações finais</w:t>
       </w:r>
       <w:bookmarkEnd w:id="30"/>
@@ -9282,6 +9654,11 @@
       <w:pPr>
         <w:jc w:val="both"/>
       </w:pPr>
+    </w:p>
+    <w:p>
+      <w:pPr>
+        <w:jc w:val="both"/>
+      </w:pPr>
       <w:r>
         <w:t xml:space="preserve">O exercício mostrou que, com uma stack open-source bem escolhida e compreendida, é possível construir em duração letiva uma aplicação WebSIG de complexidade não trivial sobre dados reais, demonstrando todos os conceitos centrais da unidade curricular. A documentação explícita das pipelines de agregação, dos índices e das suas motivações pretende-se útil não só como avaliação </w:t>
       </w:r>
@@ -9291,6 +9668,51 @@
       <w:r>
         <w:t xml:space="preserve"> mas também como referência para futuros trabalhos que tomem este como ponto de partida.</w:t>
       </w:r>
+    </w:p>
+    <w:p>
+      <w:pPr>
+        <w:jc w:val="both"/>
+      </w:pPr>
+    </w:p>
+    <w:p>
+      <w:pPr>
+        <w:jc w:val="both"/>
+      </w:pPr>
+    </w:p>
+    <w:p>
+      <w:pPr>
+        <w:jc w:val="both"/>
+      </w:pPr>
+    </w:p>
+    <w:p>
+      <w:pPr>
+        <w:jc w:val="both"/>
+      </w:pPr>
+    </w:p>
+    <w:p>
+      <w:pPr>
+        <w:jc w:val="both"/>
+      </w:pPr>
+    </w:p>
+    <w:p>
+      <w:pPr>
+        <w:jc w:val="both"/>
+      </w:pPr>
+    </w:p>
+    <w:p>
+      <w:pPr>
+        <w:jc w:val="both"/>
+      </w:pPr>
+    </w:p>
+    <w:p>
+      <w:pPr>
+        <w:jc w:val="both"/>
+      </w:pPr>
+    </w:p>
+    <w:p>
+      <w:pPr>
+        <w:jc w:val="both"/>
+      </w:pPr>
     </w:p>
     <w:p>
       <w:pPr>
@@ -10392,7 +10814,7 @@
           <w:sz w:val="18"/>
         </w:rPr>
         <w:br/>
-        <w:t xml:space="preserve">docker compose --profile </w:t>
+        <w:t>docker compose --</w:t>
       </w:r>
       <w:proofErr w:type="spellStart"/>
       <w:r>
@@ -10400,6 +10822,22 @@
           <w:rFonts w:ascii="Consolas" w:hAnsi="Consolas"/>
           <w:sz w:val="18"/>
         </w:rPr>
+        <w:t>profile</w:t>
+      </w:r>
+      <w:proofErr w:type="spellEnd"/>
+      <w:r>
+        <w:rPr>
+          <w:rFonts w:ascii="Consolas" w:hAnsi="Consolas"/>
+          <w:sz w:val="18"/>
+        </w:rPr>
+        <w:t xml:space="preserve"> </w:t>
+      </w:r>
+      <w:proofErr w:type="spellStart"/>
+      <w:r>
+        <w:rPr>
+          <w:rFonts w:ascii="Consolas" w:hAnsi="Consolas"/>
+          <w:sz w:val="18"/>
+        </w:rPr>
         <w:t>tools</w:t>
       </w:r>
       <w:proofErr w:type="spellEnd"/>
@@ -10408,23 +10846,7 @@
           <w:rFonts w:ascii="Consolas" w:hAnsi="Consolas"/>
           <w:sz w:val="18"/>
         </w:rPr>
-        <w:t xml:space="preserve"> </w:t>
-      </w:r>
-      <w:proofErr w:type="spellStart"/>
-      <w:r>
-        <w:rPr>
-          <w:rFonts w:ascii="Consolas" w:hAnsi="Consolas"/>
-          <w:sz w:val="18"/>
-        </w:rPr>
-        <w:t>up</w:t>
-      </w:r>
-      <w:proofErr w:type="spellEnd"/>
-      <w:r>
-        <w:rPr>
-          <w:rFonts w:ascii="Consolas" w:hAnsi="Consolas"/>
-          <w:sz w:val="18"/>
-        </w:rPr>
-        <w:t xml:space="preserve"> -d mongo-</w:t>
+        <w:t xml:space="preserve"> up -d mongo-</w:t>
       </w:r>
       <w:proofErr w:type="spellStart"/>
       <w:r>
@@ -11130,7 +11552,7 @@
   <w:abstractNum w:abstractNumId="0" w15:restartNumberingAfterBreak="0">
     <w:nsid w:val="133B69DB"/>
     <w:multiLevelType w:val="hybridMultilevel"/>
-    <w:tmpl w:val="5F98E0A4"/>
+    <w:tmpl w:val="17E642E4"/>
     <w:lvl w:ilvl="0" w:tplc="8E528368">
       <w:start w:val="1"/>
       <w:numFmt w:val="decimal"/>
@@ -12290,6 +12712,12 @@
   </w:num>
   <w:num w:numId="18" w16cid:durableId="123427145">
     <w:abstractNumId w:val="0"/>
+  </w:num>
+  <w:num w:numId="19" w16cid:durableId="1164903724">
+    <w:abstractNumId w:val="0"/>
+    <w:lvlOverride w:ilvl="0">
+      <w:startOverride w:val="5"/>
+    </w:lvlOverride>
   </w:num>
 </w:numbering>
 </file>
@@ -12700,6 +13128,7 @@
     <w:basedOn w:val="Estilo1"/>
     <w:next w:val="Normal"/>
     <w:link w:val="Ttulo1Carter"/>
+    <w:autoRedefine/>
     <w:qFormat/>
     <w:rsid w:val="007967BE"/>
     <w:pPr>
@@ -12721,17 +13150,16 @@
     <w:next w:val="Normal"/>
     <w:link w:val="Ttulo2Carter"/>
     <w:qFormat/>
-    <w:rsid w:val="000F43F2"/>
+    <w:rsid w:val="00F24E81"/>
     <w:pPr>
       <w:keepNext/>
       <w:spacing w:after="0" w:line="240" w:lineRule="auto"/>
-      <w:jc w:val="center"/>
       <w:outlineLvl w:val="1"/>
     </w:pPr>
     <w:rPr>
       <w:b/>
       <w:bCs/>
-      <w:sz w:val="16"/>
+      <w:sz w:val="32"/>
       <w:szCs w:val="24"/>
     </w:rPr>
   </w:style>
@@ -12761,6 +13189,7 @@
   <w:style w:type="character" w:default="1" w:styleId="Tipodeletrapredefinidodopargrafo">
     <w:name w:val="Default Paragraph Font"/>
     <w:uiPriority w:val="1"/>
+    <w:semiHidden/>
     <w:unhideWhenUsed/>
   </w:style>
   <w:style w:type="table" w:default="1" w:styleId="Tabelanormal">
@@ -12918,12 +13347,12 @@
     <w:name w:val="Título 2 Caráter"/>
     <w:basedOn w:val="Tipodeletrapredefinidodopargrafo"/>
     <w:link w:val="Ttulo2"/>
-    <w:rsid w:val="000F43F2"/>
+    <w:rsid w:val="00F24E81"/>
     <w:rPr>
-      <w:rFonts w:ascii="Arial" w:eastAsia="Times New Roman" w:hAnsi="Arial" w:cs="Times New Roman"/>
+      <w:rFonts w:ascii="Arial" w:hAnsi="Arial"/>
       <w:b/>
       <w:bCs/>
-      <w:sz w:val="16"/>
+      <w:sz w:val="32"/>
       <w:szCs w:val="24"/>
     </w:rPr>
   </w:style>

--- a/Relatorio_FitMap.docx
+++ b/Relatorio_FitMap.docx
@@ -201,17 +201,33 @@
     </w:p>
     <w:p>
       <w:pPr>
-        <w:jc w:val="both"/>
+        <w:jc w:val="center"/>
         <w:rPr>
           <w:rFonts w:cs="Arial"/>
           <w:sz w:val="20"/>
           <w:szCs w:val="20"/>
         </w:rPr>
       </w:pPr>
-    </w:p>
-    <w:p>
-      <w:pPr>
-        <w:jc w:val="both"/>
+      <w:r>
+        <w:rPr>
+          <w:rFonts w:cs="Arial"/>
+          <w:sz w:val="28"/>
+          <w:szCs w:val="28"/>
+        </w:rPr>
+        <w:t xml:space="preserve">Pedro Peyroteo </w:t>
+      </w:r>
+      <w:r>
+        <w:rPr>
+          <w:rFonts w:cs="Arial"/>
+          <w:sz w:val="28"/>
+          <w:szCs w:val="28"/>
+        </w:rPr>
+        <w:t>114868</w:t>
+      </w:r>
+    </w:p>
+    <w:p>
+      <w:pPr>
+        <w:jc w:val="center"/>
         <w:rPr>
           <w:rFonts w:cs="Arial"/>
           <w:sz w:val="20"/>
@@ -271,6 +287,16 @@
     </w:p>
     <w:p>
       <w:pPr>
+        <w:jc w:val="both"/>
+        <w:rPr>
+          <w:rFonts w:cs="Arial"/>
+          <w:sz w:val="20"/>
+          <w:szCs w:val="20"/>
+        </w:rPr>
+      </w:pPr>
+    </w:p>
+    <w:p>
+      <w:pPr>
         <w:jc w:val="center"/>
         <w:rPr>
           <w:rFonts w:cs="Arial"/>
@@ -311,7 +337,6 @@
         <w:rPr>
           <w:noProof/>
         </w:rPr>
-        <w:lastRenderedPageBreak/>
         <w:drawing>
           <wp:inline distT="0" distB="0" distL="0" distR="0" wp14:anchorId="399962BA" wp14:editId="744F1853">
             <wp:extent cx="5579745" cy="1126490"/>
@@ -462,8 +487,8 @@
         <w:jc w:val="center"/>
         <w:rPr>
           <w:rFonts w:cs="Arial"/>
-          <w:sz w:val="20"/>
-          <w:szCs w:val="20"/>
+          <w:sz w:val="28"/>
+          <w:szCs w:val="28"/>
         </w:rPr>
       </w:pPr>
       <w:r>
@@ -477,58 +502,84 @@
     </w:p>
     <w:p>
       <w:pPr>
-        <w:jc w:val="both"/>
+        <w:jc w:val="center"/>
         <w:rPr>
           <w:rFonts w:cs="Arial"/>
           <w:sz w:val="20"/>
           <w:szCs w:val="20"/>
         </w:rPr>
       </w:pPr>
-    </w:p>
-    <w:p>
-      <w:pPr>
-        <w:jc w:val="center"/>
+      <w:r>
         <w:rPr>
           <w:rFonts w:cs="Arial"/>
           <w:sz w:val="28"/>
           <w:szCs w:val="28"/>
         </w:rPr>
-      </w:pPr>
+        <w:t xml:space="preserve">Pedro Peyroteo </w:t>
+      </w:r>
       <w:r>
         <w:rPr>
           <w:rFonts w:cs="Arial"/>
           <w:sz w:val="28"/>
           <w:szCs w:val="28"/>
         </w:rPr>
-        <w:t xml:space="preserve">Docente responsável: </w:t>
-      </w:r>
-      <w:proofErr w:type="spellStart"/>
-      <w:r>
+        <w:t>114868</w:t>
+      </w:r>
+    </w:p>
+    <w:p>
+      <w:pPr>
+        <w:jc w:val="both"/>
+        <w:rPr>
+          <w:rFonts w:cs="Arial"/>
+          <w:sz w:val="20"/>
+          <w:szCs w:val="20"/>
+        </w:rPr>
+      </w:pPr>
+    </w:p>
+    <w:p>
+      <w:pPr>
+        <w:jc w:val="center"/>
         <w:rPr>
           <w:rFonts w:cs="Arial"/>
           <w:sz w:val="28"/>
           <w:szCs w:val="28"/>
         </w:rPr>
-        <w:t>Luis</w:t>
-      </w:r>
-      <w:proofErr w:type="spellEnd"/>
+      </w:pPr>
       <w:r>
         <w:rPr>
           <w:rFonts w:cs="Arial"/>
           <w:sz w:val="28"/>
           <w:szCs w:val="28"/>
         </w:rPr>
-        <w:t xml:space="preserve"> Jorge dos Santos Gouveia Marques Gonçalves</w:t>
-      </w:r>
-    </w:p>
-    <w:p>
-      <w:pPr>
-        <w:jc w:val="both"/>
+        <w:t xml:space="preserve">Docente responsável: </w:t>
+      </w:r>
+      <w:proofErr w:type="spellStart"/>
+      <w:r>
         <w:rPr>
           <w:rFonts w:cs="Arial"/>
           <w:sz w:val="28"/>
           <w:szCs w:val="28"/>
         </w:rPr>
+        <w:t>Luis</w:t>
+      </w:r>
+      <w:proofErr w:type="spellEnd"/>
+      <w:r>
+        <w:rPr>
+          <w:rFonts w:cs="Arial"/>
+          <w:sz w:val="28"/>
+          <w:szCs w:val="28"/>
+        </w:rPr>
+        <w:t xml:space="preserve"> Jorge dos Santos Gouveia Marques Gonçalves</w:t>
+      </w:r>
+    </w:p>
+    <w:p>
+      <w:pPr>
+        <w:jc w:val="both"/>
+        <w:rPr>
+          <w:rFonts w:cs="Arial"/>
+          <w:sz w:val="28"/>
+          <w:szCs w:val="28"/>
+        </w:rPr>
       </w:pPr>
     </w:p>
     <w:p>
@@ -586,6 +637,7 @@
           <w:sz w:val="24"/>
           <w:szCs w:val="20"/>
         </w:rPr>
+        <w:lastRenderedPageBreak/>
         <w:t>Águeda | maio de 2026</w:t>
       </w:r>
     </w:p>
@@ -3903,25 +3955,7 @@
           <w:color w:val="888888"/>
           <w:sz w:val="16"/>
         </w:rPr>
-        <w:t xml:space="preserve"> de </w:t>
-      </w:r>
-      <w:proofErr w:type="gramStart"/>
-      <w:r>
-        <w:rPr>
-          <w:i/>
-          <w:color w:val="888888"/>
-          <w:sz w:val="16"/>
-        </w:rPr>
-        <w:t>pagina</w:t>
-      </w:r>
-      <w:proofErr w:type="gramEnd"/>
-      <w:r>
-        <w:rPr>
-          <w:i/>
-          <w:color w:val="888888"/>
-          <w:sz w:val="16"/>
-        </w:rPr>
-        <w:t>: abra no Word, Ctrl+A e depois F9.</w:t>
+        <w:t xml:space="preserve"> de pagina: abra no Word, Ctrl+A e depois F9.</w:t>
       </w:r>
     </w:p>
     <w:p>
@@ -4070,22 +4104,14 @@
         <w:rPr>
           <w:sz w:val="20"/>
         </w:rPr>
-        <w:t xml:space="preserve">Figura </w:t>
-      </w:r>
-      <w:proofErr w:type="gramStart"/>
+        <w:t xml:space="preserve">Figura 6  </w:t>
+      </w:r>
       <w:r>
         <w:rPr>
           <w:sz w:val="20"/>
         </w:rPr>
-        <w:t xml:space="preserve">6  </w:t>
-      </w:r>
-      <w:r>
-        <w:rPr>
-          <w:sz w:val="20"/>
-        </w:rPr>
         <w:tab/>
       </w:r>
-      <w:proofErr w:type="gramEnd"/>
       <w:r>
         <w:rPr>
           <w:color w:val="444444"/>
@@ -4160,15 +4186,7 @@
         <w:jc w:val="both"/>
       </w:pPr>
       <w:r>
-        <w:t xml:space="preserve">Os Sistemas de Informação Geográfica (SIG) consolidaram-se nas últimas duas décadas como uma das áreas mais transversais dos Sistemas de Informação, </w:t>
-      </w:r>
-      <w:proofErr w:type="gramStart"/>
-      <w:r>
-        <w:t>alimentando aplicações</w:t>
-      </w:r>
-      <w:proofErr w:type="gramEnd"/>
-      <w:r>
-        <w:t xml:space="preserve"> que vão da logística urbana ao turismo, passando pela saúde pública e pelo planeamento desportivo. A democratização das tecnologias Web, dos dispositivos com GPS integrado e das fontes de dados abertos — em particular o projeto OpenStreetMap — abriu espaço para a construção de aplicações WebSIG funcionais, sem o investimento outrora indissociável das soluções SIG comerciais.</w:t>
+        <w:t>Os Sistemas de Informação Geográfica (SIG) consolidaram-se nas últimas duas décadas como uma das áreas mais transversais dos Sistemas de Informação, alimentando aplicações que vão da logística urbana ao turismo, passando pela saúde pública e pelo planeamento desportivo. A democratização das tecnologias Web, dos dispositivos com GPS integrado e das fontes de dados abertos — em particular o projeto OpenStreetMap — abriu espaço para a construção de aplicações WebSIG funcionais, sem o investimento outrora indissociável das soluções SIG comerciais.</w:t>
       </w:r>
     </w:p>
     <w:p>
@@ -4681,15 +4699,7 @@
         <w:jc w:val="both"/>
       </w:pPr>
       <w:r>
-        <w:t xml:space="preserve">•  $nearSphere — alternativa ao $geoNear para queries </w:t>
-      </w:r>
-      <w:proofErr w:type="gramStart"/>
-      <w:r>
-        <w:t>find(</w:t>
-      </w:r>
-      <w:proofErr w:type="gramEnd"/>
-      <w:r>
-        <w:t>) simples, sem pipeline. Útil em endpoints com lógica menos elaborada.</w:t>
+        <w:t>•  $nearSphere — alternativa ao $geoNear para queries find() simples, sem pipeline. Útil em endpoints com lógica menos elaborada.</w:t>
       </w:r>
     </w:p>
     <w:p/>
@@ -5618,11 +5628,9 @@
             <w:tcW w:w="2197" w:type="dxa"/>
           </w:tcPr>
           <w:p>
-            <w:proofErr w:type="gramStart"/>
             <w:r>
               <w:t>address.city</w:t>
             </w:r>
-            <w:proofErr w:type="gramEnd"/>
           </w:p>
         </w:tc>
         <w:tc>
@@ -5860,31 +5868,7 @@
         <w:jc w:val="both"/>
       </w:pPr>
       <w:r>
-        <w:t>A resposta é cacheada localmente em osm_</w:t>
-      </w:r>
-      <w:proofErr w:type="gramStart"/>
-      <w:r>
-        <w:t>cache.json</w:t>
-      </w:r>
-      <w:proofErr w:type="gramEnd"/>
-      <w:r>
-        <w:t xml:space="preserve"> para evitar consultas repetidas ao endpoint público durante o desenvolvimento. A normalização aplica regras determinísticas para derivar o campo category a partir das tags (por exemplo, leisure=fitness_centre → “Ginásio”), parsing de modalidades multivaloradas (campo sport com valores separados </w:t>
-      </w:r>
-      <w:proofErr w:type="gramStart"/>
-      <w:r>
-        <w:t>por ;</w:t>
-      </w:r>
-      <w:proofErr w:type="gramEnd"/>
-      <w:r>
-        <w:t xml:space="preserve"> </w:t>
-      </w:r>
-      <w:proofErr w:type="gramStart"/>
-      <w:r>
-        <w:t>ou ,</w:t>
-      </w:r>
-      <w:proofErr w:type="gramEnd"/>
-      <w:r>
-        <w:t>), e construção do objeto GeoJSON Point a partir das coordenadas. A inserção é em batch (insert_many), tipicamente concluída em menos de dois segundos para 3 400 documentos.</w:t>
+        <w:t>A resposta é cacheada localmente em osm_cache.json para evitar consultas repetidas ao endpoint público durante o desenvolvimento. A normalização aplica regras determinísticas para derivar o campo category a partir das tags (por exemplo, leisure=fitness_centre → “Ginásio”), parsing de modalidades multivaloradas (campo sport com valores separados por ; ou ,), e construção do objeto GeoJSON Point a partir das coordenadas. A inserção é em batch (insert_many), tipicamente concluída em menos de dois segundos para 3 400 documentos.</w:t>
       </w:r>
     </w:p>
     <w:p>
@@ -6241,13 +6225,8 @@
           </w:tcPr>
           <w:p>
             <w:r>
-              <w:t xml:space="preserve">$group por </w:t>
-            </w:r>
-            <w:proofErr w:type="gramStart"/>
-            <w:r>
-              <w:t>address.city</w:t>
-            </w:r>
-            <w:proofErr w:type="gramEnd"/>
+              <w:t>$group por address.city</w:t>
+            </w:r>
           </w:p>
         </w:tc>
       </w:tr>
@@ -6957,63 +6936,15 @@
         <w:jc w:val="both"/>
       </w:pPr>
       <w:r>
-        <w:t>A camada cliente recorre ao Leaflet 1.9 para o mapa, com tiles vetoriais escuros do CartoDB para um aspeto profissional. Sobre o mapa são desenhadas três classes de elementos: marcadores de instalação (</w:t>
-      </w:r>
-      <w:proofErr w:type="gramStart"/>
-      <w:r>
-        <w:t>L.divIcon</w:t>
-      </w:r>
-      <w:proofErr w:type="gramEnd"/>
-      <w:r>
-        <w:t xml:space="preserve"> customizados, com cor por categoria, implementados como círculos de 14 px com aro de cor); o polígono desenhado pelo utilizador, gerido pelo plugin Leaflet.draw 1.0.4; e a polyline da rota, renderizada pelo Leaflet Routing Machine com duas tonalidades (sombra preta </w:t>
-      </w:r>
-      <w:proofErr w:type="gramStart"/>
-      <w:r>
-        <w:t>semi-transparente</w:t>
-      </w:r>
-      <w:proofErr w:type="gramEnd"/>
-      <w:r>
-        <w:t xml:space="preserve"> sob a linha principal em cor de acento) para legibilidade sobre tiles escuros.</w:t>
-      </w:r>
-    </w:p>
-    <w:p>
-      <w:pPr>
-        <w:jc w:val="both"/>
-      </w:pPr>
-      <w:r>
-        <w:t xml:space="preserve">A lógica do cliente é organizada em torno de um pequeno conjunto de funções de boot: </w:t>
-      </w:r>
-      <w:proofErr w:type="gramStart"/>
-      <w:r>
-        <w:t>bootLanding(</w:t>
-      </w:r>
-      <w:proofErr w:type="gramEnd"/>
-      <w:r>
-        <w:t xml:space="preserve">) povoa a landing com dropdowns e estatísticas globais; </w:t>
-      </w:r>
-      <w:proofErr w:type="gramStart"/>
-      <w:r>
-        <w:t>launchMap(</w:t>
-      </w:r>
-      <w:proofErr w:type="gramEnd"/>
-      <w:r>
-        <w:t xml:space="preserve">) inicializa o mapa e carrega as primeiras instalações; </w:t>
-      </w:r>
-      <w:proofErr w:type="gramStart"/>
-      <w:r>
-        <w:t>loadFacilities(</w:t>
-      </w:r>
-      <w:proofErr w:type="gramEnd"/>
-      <w:r>
-        <w:t xml:space="preserve">) é o handler central que recolhe os filtros ativos, faz a chamada à API e desenha os marcadores. As </w:t>
-      </w:r>
-      <w:proofErr w:type="gramStart"/>
-      <w:r>
-        <w:t>interações utilizador</w:t>
-      </w:r>
-      <w:proofErr w:type="gramEnd"/>
-      <w:r>
-        <w:t xml:space="preserve"> (click em marker, click em filtro, clique direito para pesquisa por raio) registam handlers que atualizam o estado global e </w:t>
+        <w:t>A camada cliente recorre ao Leaflet 1.9 para o mapa, com tiles vetoriais escuros do CartoDB para um aspeto profissional. Sobre o mapa são desenhadas três classes de elementos: marcadores de instalação (L.divIcon customizados, com cor por categoria, implementados como círculos de 14 px com aro de cor); o polígono desenhado pelo utilizador, gerido pelo plugin Leaflet.draw 1.0.4; e a polyline da rota, renderizada pelo Leaflet Routing Machine com duas tonalidades (sombra preta semi-transparente sob a linha principal em cor de acento) para legibilidade sobre tiles escuros.</w:t>
+      </w:r>
+    </w:p>
+    <w:p>
+      <w:pPr>
+        <w:jc w:val="both"/>
+      </w:pPr>
+      <w:r>
+        <w:t xml:space="preserve">A lógica do cliente é organizada em torno de um pequeno conjunto de funções de boot: bootLanding() povoa a landing com dropdowns e estatísticas globais; launchMap() inicializa o mapa e carrega as primeiras instalações; loadFacilities() é o handler central que recolhe os filtros ativos, faz a chamada à API e desenha os marcadores. As interações utilizador (click em marker, click em filtro, clique direito para pesquisa por raio) registam handlers que atualizam o estado global e </w:t>
       </w:r>
       <w:proofErr w:type="spellStart"/>
       <w:r>
@@ -7104,14 +7035,9 @@
       <w:bookmarkStart w:id="20" w:name="_Toc230301777"/>
       <w:r>
         <w:lastRenderedPageBreak/>
-        <w:t xml:space="preserve">4.5. Cálculo de rotas </w:t>
-      </w:r>
-      <w:proofErr w:type="gramStart"/>
-      <w:r>
-        <w:t>multi-modal</w:t>
+        <w:t>4.5. Cálculo de rotas multi-modal</w:t>
       </w:r>
       <w:bookmarkEnd w:id="20"/>
-      <w:proofErr w:type="gramEnd"/>
     </w:p>
     <w:p>
       <w:pPr>
@@ -7234,31 +7160,7 @@
     <w:p/>
     <w:p>
       <w:r>
-        <w:t xml:space="preserve">A funcionalidade de geolocalização GPS foi refinada para suportar tracking contínuo da posição do utilizador. Em vez da abordagem inicial baseada em </w:t>
-      </w:r>
-      <w:proofErr w:type="gramStart"/>
-      <w:r>
-        <w:t>navigator.geolocation</w:t>
-      </w:r>
-      <w:proofErr w:type="gramEnd"/>
-      <w:r>
-        <w:t>.</w:t>
-      </w:r>
-      <w:proofErr w:type="gramStart"/>
-      <w:r>
-        <w:t>getCurrentPosition(</w:t>
-      </w:r>
-      <w:proofErr w:type="gramEnd"/>
-      <w:r>
-        <w:t xml:space="preserve">) — que captura a posição uma única vez —, a implementação final recorre a </w:t>
-      </w:r>
-      <w:proofErr w:type="gramStart"/>
-      <w:r>
-        <w:t>watchPosition(</w:t>
-      </w:r>
-      <w:proofErr w:type="gramEnd"/>
-      <w:r>
-        <w:t>), que regista um listener invocado automaticamente sempre que o dispositivo reporta uma nova coordenada.</w:t>
+        <w:t>A funcionalidade de geolocalização GPS foi refinada para suportar tracking contínuo da posição do utilizador. Em vez da abordagem inicial baseada em navigator.geolocation.getCurrentPosition() — que captura a posição uma única vez —, a implementação final recorre a watchPosition(), que regista um listener invocado automaticamente sempre que o dispositivo reporta uma nova coordenada.</w:t>
       </w:r>
     </w:p>
     <w:p>
@@ -7268,15 +7170,7 @@
     </w:p>
     <w:p>
       <w:r>
-        <w:t xml:space="preserve">Move o marcador e o círculo de raio no mapa através de </w:t>
-      </w:r>
-      <w:proofErr w:type="gramStart"/>
-      <w:r>
-        <w:t>setLatLng(</w:t>
-      </w:r>
-      <w:proofErr w:type="gramEnd"/>
-      <w:r>
-        <w:t>), sem re-renderização completa da camada de marcadores.</w:t>
+        <w:t>Move o marcador e o círculo de raio no mapa através de setLatLng(), sem re-renderização completa da camada de marcadores.</w:t>
       </w:r>
     </w:p>
     <w:p>
@@ -7290,23 +7184,7 @@
           <w:i/>
           <w:iCs/>
         </w:rPr>
-        <w:t>d = 2R · arctan2(√a, √(1−a</w:t>
-      </w:r>
-      <w:proofErr w:type="gramStart"/>
-      <w:r>
-        <w:rPr>
-          <w:i/>
-          <w:iCs/>
-        </w:rPr>
-        <w:t xml:space="preserve">))   </w:t>
-      </w:r>
-      <w:proofErr w:type="gramEnd"/>
-      <w:r>
-        <w:rPr>
-          <w:i/>
-          <w:iCs/>
-        </w:rPr>
-        <w:t xml:space="preserve">  onde     a = sin²(Δφ/2) + cos φ1 · cos φ2 · sin²(Δλ/2)</w:t>
+        <w:t>d = 2R · arctan2(√a, √(1−a))     onde     a = sin²(Δφ/2) + cos φ1 · cos φ2 · sin²(Δλ/2)</w:t>
       </w:r>
     </w:p>
     <w:p>
@@ -7911,15 +7789,7 @@
         <w:jc w:val="both"/>
       </w:pPr>
       <w:r>
-        <w:t xml:space="preserve">•  Se nenhum resultado for encontrado, o cliente repete a chamada automaticamente com raios crescentes (5, 10, 25, 50, 100 km) até obter pelo menos um resultado, notificando o utilizador com </w:t>
-      </w:r>
-      <w:proofErr w:type="gramStart"/>
-      <w:r>
-        <w:t>um toast</w:t>
-      </w:r>
-      <w:proofErr w:type="gramEnd"/>
-      <w:r>
-        <w:t xml:space="preserve"> com a mensagem “Sem resultados em 3 km — alargado para X km”.</w:t>
+        <w:t>•  Se nenhum resultado for encontrado, o cliente repete a chamada automaticamente com raios crescentes (5, 10, 25, 50, 100 km) até obter pelo menos um resultado, notificando o utilizador com um toast com a mensagem “Sem resultados em 3 km — alargado para X km”.</w:t>
       </w:r>
     </w:p>
     <w:p>
@@ -8195,15 +8065,7 @@
         <w:jc w:val="both"/>
       </w:pPr>
       <w:r>
-        <w:t xml:space="preserve">•  O utilizador filtra adicionalmente pelo pill “Ginásio” da sidebar (implementado pelo </w:t>
-      </w:r>
-      <w:proofErr w:type="gramStart"/>
-      <w:r>
-        <w:t>parâmetro ?category</w:t>
-      </w:r>
-      <w:proofErr w:type="gramEnd"/>
-      <w:r>
-        <w:t>=...) e os resultados são atualizados sem nova consulta espacial.</w:t>
+        <w:t>•  O utilizador filtra adicionalmente pelo pill “Ginásio” da sidebar (implementado pelo parâmetro ?category=...) e os resultados são atualizados sem nova consulta espacial.</w:t>
       </w:r>
     </w:p>
     <w:p>
@@ -8859,13 +8721,8 @@
       <w:proofErr w:type="spellEnd"/>
     </w:p>
     <w:p>
-      <w:proofErr w:type="gramStart"/>
-      <w:r>
-        <w:t>Um toast</w:t>
-      </w:r>
-      <w:proofErr w:type="gramEnd"/>
-      <w:r>
-        <w:t xml:space="preserve"> de confirmação apresenta «708 instalações · Ginásio». O contador VIS. no cabeçalho da aplicação actualiza em tempo real.</w:t>
+      <w:r>
+        <w:t>Um toast de confirmação apresenta «708 instalações · Ginásio». O contador VIS. no cabeçalho da aplicação actualiza em tempo real.</w:t>
       </w:r>
     </w:p>
     <w:p>
@@ -9105,15 +8962,7 @@
           </w:tcPr>
           <w:p>
             <w:r>
-              <w:t xml:space="preserve">Routing OSRM </w:t>
-            </w:r>
-            <w:proofErr w:type="gramStart"/>
-            <w:r>
-              <w:t>multi-modal</w:t>
-            </w:r>
-            <w:proofErr w:type="gramEnd"/>
-            <w:r>
-              <w:t xml:space="preserve"> (car, foot, bike)</w:t>
+              <w:t>Routing OSRM multi-modal (car, foot, bike)</w:t>
             </w:r>
           </w:p>
         </w:tc>
@@ -9564,15 +9413,7 @@
         <w:jc w:val="both"/>
       </w:pPr>
       <w:r>
-        <w:t xml:space="preserve">•  Camada de transportes públicos. Uma </w:t>
-      </w:r>
-      <w:proofErr w:type="gramStart"/>
-      <w:r>
-        <w:t>nova coleção bus</w:t>
-      </w:r>
-      <w:proofErr w:type="gramEnd"/>
-      <w:r>
-        <w:t>_stops poderia ser populada a partir das tags highway=bus_stop do OSM, indexada 2dsphere, e cruzada com a coleção facilities via $geoNear inter-coleção. Esta extensão respondia diretamente à pergunta “tenho autocarro?” colocada no enunciado.</w:t>
+        <w:t>•  Camada de transportes públicos. Uma nova coleção bus_stops poderia ser populada a partir das tags highway=bus_stop do OSM, indexada 2dsphere, e cruzada com a coleção facilities via $geoNear inter-coleção. Esta extensão respondia diretamente à pergunta “tenho autocarro?” colocada no enunciado.</w:t>
       </w:r>
     </w:p>
     <w:p>
@@ -9765,143 +9606,71 @@
         <w:jc w:val="both"/>
       </w:pPr>
       <w:r>
-        <w:t>[1</w:t>
-      </w:r>
-      <w:proofErr w:type="gramStart"/>
-      <w:r>
-        <w:t>]  OpenStreetMap</w:t>
-      </w:r>
-      <w:proofErr w:type="gramEnd"/>
-      <w:r>
-        <w:t xml:space="preserve"> Foundation, “OpenStreetMap.” [Online]. Disponível em: https://www.openstreetmap.org. [Acedido: 21-mai-2026].</w:t>
-      </w:r>
-    </w:p>
-    <w:p>
-      <w:pPr>
-        <w:jc w:val="both"/>
-      </w:pPr>
-      <w:r>
-        <w:t>[2</w:t>
-      </w:r>
-      <w:proofErr w:type="gramStart"/>
-      <w:r>
-        <w:t>]  OpenStreetMap</w:t>
-      </w:r>
-      <w:proofErr w:type="gramEnd"/>
-      <w:r>
-        <w:t xml:space="preserve"> Wiki, “Overpass API.” [Online]. Disponível em: https://wiki.openstreetmap.org/wiki/Overpass_API. [Acedido: 21-mai-2026].</w:t>
-      </w:r>
-    </w:p>
-    <w:p>
-      <w:pPr>
-        <w:jc w:val="both"/>
-      </w:pPr>
-      <w:r>
-        <w:t>[3</w:t>
-      </w:r>
-      <w:proofErr w:type="gramStart"/>
-      <w:r>
-        <w:t>]  MongoDB</w:t>
-      </w:r>
-      <w:proofErr w:type="gramEnd"/>
-      <w:r>
-        <w:t xml:space="preserve"> Inc., “MongoDB Manual: Geospatial Queries.” [Online]. Disponível em: https://www.mongodb.com/docs/manual/geospatial-queries/. [Acedido: 21-mai-2026].</w:t>
-      </w:r>
-    </w:p>
-    <w:p>
-      <w:pPr>
-        <w:jc w:val="both"/>
-      </w:pPr>
-      <w:r>
-        <w:t>[4</w:t>
-      </w:r>
-      <w:proofErr w:type="gramStart"/>
-      <w:r>
-        <w:t>]  MongoDB</w:t>
-      </w:r>
-      <w:proofErr w:type="gramEnd"/>
-      <w:r>
-        <w:t xml:space="preserve"> Inc., “2dsphere Indexes.” [Online]. Disponível em: https://www.mongodb.com/docs/manual/core/2dsphere/. [Acedido: 21-mai-2026].</w:t>
-      </w:r>
-    </w:p>
-    <w:p>
-      <w:pPr>
-        <w:jc w:val="both"/>
-      </w:pPr>
-      <w:r>
-        <w:t>[5</w:t>
-      </w:r>
-      <w:proofErr w:type="gramStart"/>
-      <w:r>
-        <w:t>]  MongoDB</w:t>
-      </w:r>
-      <w:proofErr w:type="gramEnd"/>
-      <w:r>
-        <w:t xml:space="preserve"> Inc., “Aggregation Framework Reference.” [Online]. Disponível em: https://www.mongodb.com/docs/manual/reference/operator/aggregation/. [Acedido: 21-mai-2026].</w:t>
-      </w:r>
-    </w:p>
-    <w:p>
-      <w:pPr>
-        <w:jc w:val="both"/>
-      </w:pPr>
-      <w:r>
-        <w:t>[6</w:t>
-      </w:r>
-      <w:proofErr w:type="gramStart"/>
-      <w:r>
-        <w:t>]  S.</w:t>
-      </w:r>
-      <w:proofErr w:type="gramEnd"/>
-      <w:r>
-        <w:t xml:space="preserve"> Ramírez et al., “FastAPI Documentation.” [Online]. Disponível em: https://fastapi.tiangolo.com/. [Acedido: 21-mai-2026].</w:t>
-      </w:r>
-    </w:p>
-    <w:p>
-      <w:pPr>
-        <w:jc w:val="both"/>
-      </w:pPr>
-      <w:r>
-        <w:t>[7</w:t>
-      </w:r>
-      <w:proofErr w:type="gramStart"/>
-      <w:r>
-        <w:t>]  V.</w:t>
-      </w:r>
-      <w:proofErr w:type="gramEnd"/>
-      <w:r>
-        <w:t xml:space="preserve"> Agafonkin et al., “Leaflet — an open-source JavaScript library for mobile-friendly interactive maps.” [Online]. Disponível em: https://leafletjs.com/. [Acedido: 21-mai-2026].</w:t>
-      </w:r>
-    </w:p>
-    <w:p>
-      <w:pPr>
-        <w:jc w:val="both"/>
-      </w:pPr>
-      <w:r>
-        <w:t>[8</w:t>
-      </w:r>
-      <w:proofErr w:type="gramStart"/>
-      <w:r>
-        <w:t>]  Per</w:t>
-      </w:r>
-      <w:proofErr w:type="gramEnd"/>
-      <w:r>
-        <w:t xml:space="preserve"> Liedman, “Leaflet Routing Machine.” [Online]. Disponível em: https://www.liedman.net/leaflet-routing-machine/. [Acedido: 21-mai-2026].</w:t>
-      </w:r>
-    </w:p>
-    <w:p>
-      <w:pPr>
-        <w:jc w:val="both"/>
-      </w:pPr>
-      <w:r>
-        <w:t>[9</w:t>
-      </w:r>
-      <w:proofErr w:type="gramStart"/>
-      <w:r>
-        <w:t>]  D.</w:t>
-      </w:r>
-      <w:proofErr w:type="gramEnd"/>
-      <w:r>
-        <w:t xml:space="preserve"> Luxen and C. Vetter, “Real-time routing with OpenStreetMap data,” in Proceedings of the 19th ACM SIGSPATIAL International Conference on Advances in Geographic Information Systems, 2011, pp. 513–516.</w:t>
+        <w:t>[1]  OpenStreetMap Foundation, “OpenStreetMap.” [Online]. Disponível em: https://www.openstreetmap.org. [Acedido: 21-mai-2026].</w:t>
+      </w:r>
+    </w:p>
+    <w:p>
+      <w:pPr>
+        <w:jc w:val="both"/>
+      </w:pPr>
+      <w:r>
+        <w:t>[2]  OpenStreetMap Wiki, “Overpass API.” [Online]. Disponível em: https://wiki.openstreetmap.org/wiki/Overpass_API. [Acedido: 21-mai-2026].</w:t>
+      </w:r>
+    </w:p>
+    <w:p>
+      <w:pPr>
+        <w:jc w:val="both"/>
+      </w:pPr>
+      <w:r>
+        <w:t>[3]  MongoDB Inc., “MongoDB Manual: Geospatial Queries.” [Online]. Disponível em: https://www.mongodb.com/docs/manual/geospatial-queries/. [Acedido: 21-mai-2026].</w:t>
+      </w:r>
+    </w:p>
+    <w:p>
+      <w:pPr>
+        <w:jc w:val="both"/>
+      </w:pPr>
+      <w:r>
+        <w:t>[4]  MongoDB Inc., “2dsphere Indexes.” [Online]. Disponível em: https://www.mongodb.com/docs/manual/core/2dsphere/. [Acedido: 21-mai-2026].</w:t>
+      </w:r>
+    </w:p>
+    <w:p>
+      <w:pPr>
+        <w:jc w:val="both"/>
+      </w:pPr>
+      <w:r>
+        <w:t>[5]  MongoDB Inc., “Aggregation Framework Reference.” [Online]. Disponível em: https://www.mongodb.com/docs/manual/reference/operator/aggregation/. [Acedido: 21-mai-2026].</w:t>
+      </w:r>
+    </w:p>
+    <w:p>
+      <w:pPr>
+        <w:jc w:val="both"/>
+      </w:pPr>
+      <w:r>
+        <w:t>[6]  S. Ramírez et al., “FastAPI Documentation.” [Online]. Disponível em: https://fastapi.tiangolo.com/. [Acedido: 21-mai-2026].</w:t>
+      </w:r>
+    </w:p>
+    <w:p>
+      <w:pPr>
+        <w:jc w:val="both"/>
+      </w:pPr>
+      <w:r>
+        <w:t>[7]  V. Agafonkin et al., “Leaflet — an open-source JavaScript library for mobile-friendly interactive maps.” [Online]. Disponível em: https://leafletjs.com/. [Acedido: 21-mai-2026].</w:t>
+      </w:r>
+    </w:p>
+    <w:p>
+      <w:pPr>
+        <w:jc w:val="both"/>
+      </w:pPr>
+      <w:r>
+        <w:t>[8]  Per Liedman, “Leaflet Routing Machine.” [Online]. Disponível em: https://www.liedman.net/leaflet-routing-machine/. [Acedido: 21-mai-2026].</w:t>
+      </w:r>
+    </w:p>
+    <w:p>
+      <w:pPr>
+        <w:jc w:val="both"/>
+      </w:pPr>
+      <w:r>
+        <w:t>[9]  D. Luxen and C. Vetter, “Real-time routing with OpenStreetMap data,” in Proceedings of the 19th ACM SIGSPATIAL International Conference on Advances in Geographic Information Systems, 2011, pp. 513–516.</w:t>
       </w:r>
     </w:p>
     <w:p>
@@ -11094,15 +10863,7 @@
           </w:tcPr>
           <w:p>
             <w:r>
-              <w:t xml:space="preserve">KPIs </w:t>
-            </w:r>
-            <w:proofErr w:type="gramStart"/>
-            <w:r>
-              <w:t>globais via</w:t>
-            </w:r>
-            <w:proofErr w:type="gramEnd"/>
-            <w:r>
-              <w:t xml:space="preserve"> $facet</w:t>
+              <w:t>KPIs globais via $facet</w:t>
             </w:r>
           </w:p>
         </w:tc>
@@ -13113,7 +12874,7 @@
   <w:style w:type="paragraph" w:default="1" w:styleId="Normal">
     <w:name w:val="Normal"/>
     <w:qFormat/>
-    <w:rsid w:val="00792EEB"/>
+    <w:rsid w:val="00EA2CD1"/>
     <w:pPr>
       <w:spacing w:after="200" w:line="360" w:lineRule="auto"/>
     </w:pPr>
@@ -13189,7 +12950,6 @@
   <w:style w:type="character" w:default="1" w:styleId="Tipodeletrapredefinidodopargrafo">
     <w:name w:val="Default Paragraph Font"/>
     <w:uiPriority w:val="1"/>
-    <w:semiHidden/>
     <w:unhideWhenUsed/>
   </w:style>
   <w:style w:type="table" w:default="1" w:styleId="Tabelanormal">
